--- a/data/outputs/v2/General_Science/SS2.2_Chemical_Families/General_Science_Chemical_Families_CBE_LessonSequence.docx
+++ b/data/outputs/v2/General_Science/SS2.2_Chemical_Families/General_Science_Chemical_Families_CBE_LessonSequence.docx
@@ -3437,7 +3437,7 @@
             <w:pPr>
               <w:spacing w:after="20" w:before="0"/>
             </w:pPr>
-            <w:hyperlink w:history="1" r:id="rId5mvz39vkqe2yahcmopdk8">
+            <w:hyperlink w:history="1" r:id="rIdmf3_v2s2apmmgt4bi2e_z">
               <w:r>
                 <w:rPr>
                   <w:rFonts w:ascii="Arial" w:cs="Arial" w:eastAsia="Arial" w:hAnsi="Arial"/>
@@ -3446,7 +3446,7 @@
                   <w:szCs w:val="16"/>
                   <w:u w:val="single" w:color="2E75B6"/>
                 </w:rPr>
-                <w:t xml:space="preserve">Video: Atomic Interactions</w:t>
+                <w:t xml:space="preserve">The periodic table - classification of elements</w:t>
               </w:r>
             </w:hyperlink>
           </w:p>
@@ -3462,7 +3462,7 @@
                 <w:sz w:val="14"/>
                 <w:szCs w:val="14"/>
               </w:rPr>
-              <w:t xml:space="preserve">Source: PhET Interactive Simulations (English)</w:t>
+              <w:t xml:space="preserve">Source: Khan Academy (English - US curriculum)</w:t>
             </w:r>
           </w:p>
           <w:p>
@@ -3470,7 +3470,7 @@
               <w:spacing w:after="10" w:before="0"/>
               <w:ind w:left="120"/>
             </w:pPr>
-            <w:hyperlink w:history="1" r:id="rId0jmbwadzltuqj0vdpicl-">
+            <w:hyperlink w:history="1" r:id="rId2zy6mx4jwc1fmm88snk26">
               <w:r>
                 <w:rPr>
                   <w:rFonts w:ascii="Arial" w:cs="Arial" w:eastAsia="Arial" w:hAnsi="Arial"/>
@@ -3508,14 +3508,14 @@
                 <w:sz w:val="16"/>
                 <w:szCs w:val="16"/>
               </w:rPr>
-              <w:t xml:space="preserve">📖 HTML:</w:t>
+              <w:t xml:space="preserve">📖 EXERCISE:</w:t>
             </w:r>
           </w:p>
           <w:p>
             <w:pPr>
               <w:spacing w:after="20" w:before="0"/>
             </w:pPr>
-            <w:hyperlink w:history="1" r:id="rId1rl5nfv7mqfzpomufjonf">
+            <w:hyperlink w:history="1" r:id="rIdjqs4pwk3orzrkpuce5lop">
               <w:r>
                 <w:rPr>
                   <w:rFonts w:ascii="Arial" w:cs="Arial" w:eastAsia="Arial" w:hAnsi="Arial"/>
@@ -3524,7 +3524,7 @@
                   <w:szCs w:val="16"/>
                   <w:u w:val="single" w:color="2E75B6"/>
                 </w:rPr>
-                <w:t xml:space="preserve">Chemical Bonding (Flexbook)</w:t>
+                <w:t xml:space="preserve">Predict the charge on monatomic ions</w:t>
               </w:r>
             </w:hyperlink>
           </w:p>
@@ -3540,7 +3540,7 @@
                 <w:sz w:val="14"/>
                 <w:szCs w:val="14"/>
               </w:rPr>
-              <w:t xml:space="preserve">Source: CK-12</w:t>
+              <w:t xml:space="preserve">Source: Khan Academy (English - US curriculum)</w:t>
             </w:r>
           </w:p>
           <w:p>
@@ -3548,7 +3548,7 @@
               <w:spacing w:after="10" w:before="0"/>
               <w:ind w:left="120"/>
             </w:pPr>
-            <w:hyperlink w:history="1" r:id="rIdm98jfhxyhknvjmz2kg5wc">
+            <w:hyperlink w:history="1" r:id="rIdopjxnwawna9pnx4qmcjm7">
               <w:r>
                 <w:rPr>
                   <w:rFonts w:ascii="Arial" w:cs="Arial" w:eastAsia="Arial" w:hAnsi="Arial"/>
@@ -3743,7 +3743,7 @@
             <w:pPr>
               <w:spacing w:after="20" w:before="0"/>
             </w:pPr>
-            <w:hyperlink w:history="1" r:id="rIdumxb69n361douxbsorpd4">
+            <w:hyperlink w:history="1" r:id="rIdwscto6p7gbvt1zknlyyoh">
               <w:r>
                 <w:rPr>
                   <w:rFonts w:ascii="Arial" w:cs="Arial" w:eastAsia="Arial" w:hAnsi="Arial"/>
@@ -3752,7 +3752,7 @@
                   <w:szCs w:val="16"/>
                   <w:u w:val="single" w:color="2E75B6"/>
                 </w:rPr>
-                <w:t xml:space="preserve">Video: Atomic Interactions</w:t>
+                <w:t xml:space="preserve">The periodic table - classification of elements</w:t>
               </w:r>
             </w:hyperlink>
           </w:p>
@@ -3768,7 +3768,7 @@
                 <w:sz w:val="14"/>
                 <w:szCs w:val="14"/>
               </w:rPr>
-              <w:t xml:space="preserve">Source: PhET Interactive Simulations (English)</w:t>
+              <w:t xml:space="preserve">Source: Khan Academy (English - US curriculum)</w:t>
             </w:r>
           </w:p>
           <w:p>
@@ -3776,7 +3776,7 @@
               <w:spacing w:after="10" w:before="0"/>
               <w:ind w:left="120"/>
             </w:pPr>
-            <w:hyperlink w:history="1" r:id="rId_ydesrhvbw7_yzgkbbxxf">
+            <w:hyperlink w:history="1" r:id="rIdc0mebahpy6fxb19f9oqsk">
               <w:r>
                 <w:rPr>
                   <w:rFonts w:ascii="Arial" w:cs="Arial" w:eastAsia="Arial" w:hAnsi="Arial"/>
@@ -3821,7 +3821,7 @@
             <w:pPr>
               <w:spacing w:after="20" w:before="0"/>
             </w:pPr>
-            <w:hyperlink w:history="1" r:id="rIdr4-woryy8lhou-dqgy9t8">
+            <w:hyperlink w:history="1" r:id="rId4ptn9qjkvzd3msiy0s6hl">
               <w:r>
                 <w:rPr>
                   <w:rFonts w:ascii="Arial" w:cs="Arial" w:eastAsia="Arial" w:hAnsi="Arial"/>
@@ -3830,7 +3830,7 @@
                   <w:szCs w:val="16"/>
                   <w:u w:val="single" w:color="2E75B6"/>
                 </w:rPr>
-                <w:t xml:space="preserve">Chemical Bonding (Flexbook)</w:t>
+                <w:t xml:space="preserve">Modern Periodic Table (Flexbook)</w:t>
               </w:r>
             </w:hyperlink>
           </w:p>
@@ -3854,7 +3854,7 @@
               <w:spacing w:after="10" w:before="0"/>
               <w:ind w:left="120"/>
             </w:pPr>
-            <w:hyperlink w:history="1" r:id="rId63gekf52idmvctjwekooy">
+            <w:hyperlink w:history="1" r:id="rId1uxasbuydafwqoqsmssow">
               <w:r>
                 <w:rPr>
                   <w:rFonts w:ascii="Arial" w:cs="Arial" w:eastAsia="Arial" w:hAnsi="Arial"/>
@@ -4049,7 +4049,7 @@
             <w:pPr>
               <w:spacing w:after="20" w:before="0"/>
             </w:pPr>
-            <w:hyperlink w:history="1" r:id="rIdaggtdtsj-gvxosir_7yg0">
+            <w:hyperlink w:history="1" r:id="rIdx7ewos6w6tqihmw4krafm">
               <w:r>
                 <w:rPr>
                   <w:rFonts w:ascii="Arial" w:cs="Arial" w:eastAsia="Arial" w:hAnsi="Arial"/>
@@ -4058,7 +4058,7 @@
                   <w:szCs w:val="16"/>
                   <w:u w:val="single" w:color="2E75B6"/>
                 </w:rPr>
-                <w:t xml:space="preserve">Video: Atomic Interactions</w:t>
+                <w:t xml:space="preserve">The periodic table - classification of elements</w:t>
               </w:r>
             </w:hyperlink>
           </w:p>
@@ -4074,7 +4074,7 @@
                 <w:sz w:val="14"/>
                 <w:szCs w:val="14"/>
               </w:rPr>
-              <w:t xml:space="preserve">Source: PhET Interactive Simulations (English)</w:t>
+              <w:t xml:space="preserve">Source: Khan Academy (English - US curriculum)</w:t>
             </w:r>
           </w:p>
           <w:p>
@@ -4082,7 +4082,7 @@
               <w:spacing w:after="10" w:before="0"/>
               <w:ind w:left="120"/>
             </w:pPr>
-            <w:hyperlink w:history="1" r:id="rIdccvg9yo1xh2kvk_hrklfn">
+            <w:hyperlink w:history="1" r:id="rIdparscagl9xtbchzp5kofo">
               <w:r>
                 <w:rPr>
                   <w:rFonts w:ascii="Arial" w:cs="Arial" w:eastAsia="Arial" w:hAnsi="Arial"/>
@@ -4120,14 +4120,14 @@
                 <w:sz w:val="16"/>
                 <w:szCs w:val="16"/>
               </w:rPr>
-              <w:t xml:space="preserve">📖 HTML:</w:t>
+              <w:t xml:space="preserve">📖 EXERCISE:</w:t>
             </w:r>
           </w:p>
           <w:p>
             <w:pPr>
               <w:spacing w:after="20" w:before="0"/>
             </w:pPr>
-            <w:hyperlink w:history="1" r:id="rId3vddx4u5ybwawax_kgtvy">
+            <w:hyperlink w:history="1" r:id="rIdqgal9ns2jkngtfa-w4aci">
               <w:r>
                 <w:rPr>
                   <w:rFonts w:ascii="Arial" w:cs="Arial" w:eastAsia="Arial" w:hAnsi="Arial"/>
@@ -4136,7 +4136,7 @@
                   <w:szCs w:val="16"/>
                   <w:u w:val="single" w:color="2E75B6"/>
                 </w:rPr>
-                <w:t xml:space="preserve">Chemical Bonding (Flexbook)</w:t>
+                <w:t xml:space="preserve">Modern Periodic Table Practice</w:t>
               </w:r>
             </w:hyperlink>
           </w:p>
@@ -4160,7 +4160,7 @@
               <w:spacing w:after="10" w:before="0"/>
               <w:ind w:left="120"/>
             </w:pPr>
-            <w:hyperlink w:history="1" r:id="rIda5tcyq1mir_f87hb4qvpu">
+            <w:hyperlink w:history="1" r:id="rIdyqmqq1jckkmupgpxkqapg">
               <w:r>
                 <w:rPr>
                   <w:rFonts w:ascii="Arial" w:cs="Arial" w:eastAsia="Arial" w:hAnsi="Arial"/>
@@ -4355,7 +4355,7 @@
             <w:pPr>
               <w:spacing w:after="20" w:before="0"/>
             </w:pPr>
-            <w:hyperlink w:history="1" r:id="rIdfi1kyag9grujxqje1ltou">
+            <w:hyperlink w:history="1" r:id="rIdazfm0zswb3ufizvxlsxsi">
               <w:r>
                 <w:rPr>
                   <w:rFonts w:ascii="Arial" w:cs="Arial" w:eastAsia="Arial" w:hAnsi="Arial"/>
@@ -4364,7 +4364,7 @@
                   <w:szCs w:val="16"/>
                   <w:u w:val="single" w:color="2E75B6"/>
                 </w:rPr>
-                <w:t xml:space="preserve">Video: Atomic Interactions</w:t>
+                <w:t xml:space="preserve">The periodic table - classification of elements</w:t>
               </w:r>
             </w:hyperlink>
           </w:p>
@@ -4380,7 +4380,7 @@
                 <w:sz w:val="14"/>
                 <w:szCs w:val="14"/>
               </w:rPr>
-              <w:t xml:space="preserve">Source: PhET Interactive Simulations (English)</w:t>
+              <w:t xml:space="preserve">Source: Khan Academy (English - US curriculum)</w:t>
             </w:r>
           </w:p>
           <w:p>
@@ -4388,7 +4388,7 @@
               <w:spacing w:after="10" w:before="0"/>
               <w:ind w:left="120"/>
             </w:pPr>
-            <w:hyperlink w:history="1" r:id="rIduhuhpc8tbbpvyu5lcsuqw">
+            <w:hyperlink w:history="1" r:id="rIdchedh9vgbvzpx2z4ujucd">
               <w:r>
                 <w:rPr>
                   <w:rFonts w:ascii="Arial" w:cs="Arial" w:eastAsia="Arial" w:hAnsi="Arial"/>
@@ -4433,7 +4433,7 @@
             <w:pPr>
               <w:spacing w:after="20" w:before="0"/>
             </w:pPr>
-            <w:hyperlink w:history="1" r:id="rIdel4ytbyleswusgurchio7">
+            <w:hyperlink w:history="1" r:id="rIdcomhejo5lcwuzrltmjdhy">
               <w:r>
                 <w:rPr>
                   <w:rFonts w:ascii="Arial" w:cs="Arial" w:eastAsia="Arial" w:hAnsi="Arial"/>
@@ -4442,7 +4442,7 @@
                   <w:szCs w:val="16"/>
                   <w:u w:val="single" w:color="2E75B6"/>
                 </w:rPr>
-                <w:t xml:space="preserve">Chemical Bonding (Flexbook)</w:t>
+                <w:t xml:space="preserve">Writing the Periodic Table (PLIX)</w:t>
               </w:r>
             </w:hyperlink>
           </w:p>
@@ -4466,7 +4466,7 @@
               <w:spacing w:after="10" w:before="0"/>
               <w:ind w:left="120"/>
             </w:pPr>
-            <w:hyperlink w:history="1" r:id="rIdzsdiwjteqcfgdotjqaohx">
+            <w:hyperlink w:history="1" r:id="rId1dja_sowiadkjowj7btta">
               <w:r>
                 <w:rPr>
                   <w:rFonts w:ascii="Arial" w:cs="Arial" w:eastAsia="Arial" w:hAnsi="Arial"/>
@@ -4661,7 +4661,7 @@
             <w:pPr>
               <w:spacing w:after="20" w:before="0"/>
             </w:pPr>
-            <w:hyperlink w:history="1" r:id="rIdgcyogd6gjuota_olxmu8i">
+            <w:hyperlink w:history="1" r:id="rId7a1cpgoafskl8akcrhsvd">
               <w:r>
                 <w:rPr>
                   <w:rFonts w:ascii="Arial" w:cs="Arial" w:eastAsia="Arial" w:hAnsi="Arial"/>
@@ -4670,7 +4670,7 @@
                   <w:szCs w:val="16"/>
                   <w:u w:val="single" w:color="2E75B6"/>
                 </w:rPr>
-                <w:t xml:space="preserve">Video: Atomic Interactions</w:t>
+                <w:t xml:space="preserve">The periodic table - classification of elements</w:t>
               </w:r>
             </w:hyperlink>
           </w:p>
@@ -4686,7 +4686,7 @@
                 <w:sz w:val="14"/>
                 <w:szCs w:val="14"/>
               </w:rPr>
-              <w:t xml:space="preserve">Source: PhET Interactive Simulations (English)</w:t>
+              <w:t xml:space="preserve">Source: Khan Academy (English - US curriculum)</w:t>
             </w:r>
           </w:p>
           <w:p>
@@ -4694,7 +4694,7 @@
               <w:spacing w:after="10" w:before="0"/>
               <w:ind w:left="120"/>
             </w:pPr>
-            <w:hyperlink w:history="1" r:id="rIdrowe3tiq-d91gtb9tayln">
+            <w:hyperlink w:history="1" r:id="rIdpbf1ydamzayd0rayifk5g">
               <w:r>
                 <w:rPr>
                   <w:rFonts w:ascii="Arial" w:cs="Arial" w:eastAsia="Arial" w:hAnsi="Arial"/>
@@ -4732,14 +4732,14 @@
                 <w:sz w:val="16"/>
                 <w:szCs w:val="16"/>
               </w:rPr>
-              <w:t xml:space="preserve">📖 HTML:</w:t>
+              <w:t xml:space="preserve">📖 PDF:</w:t>
             </w:r>
           </w:p>
           <w:p>
             <w:pPr>
               <w:spacing w:after="20" w:before="0"/>
             </w:pPr>
-            <w:hyperlink w:history="1" r:id="rIdnw9d53ctweq2pmwtlfqka">
+            <w:hyperlink w:history="1" r:id="rIdbwf_jvwkibxonft8ydgju">
               <w:r>
                 <w:rPr>
                   <w:rFonts w:ascii="Arial" w:cs="Arial" w:eastAsia="Arial" w:hAnsi="Arial"/>
@@ -4748,7 +4748,7 @@
                   <w:szCs w:val="16"/>
                   <w:u w:val="single" w:color="2E75B6"/>
                 </w:rPr>
-                <w:t xml:space="preserve">Chemical Bonding (Flexbook)</w:t>
+                <w:t xml:space="preserve">Atomic structure and Periodic Table</w:t>
               </w:r>
             </w:hyperlink>
           </w:p>
@@ -4764,7 +4764,7 @@
                 <w:sz w:val="14"/>
                 <w:szCs w:val="14"/>
               </w:rPr>
-              <w:t xml:space="preserve">Source: CK-12</w:t>
+              <w:t xml:space="preserve">Source: ARES Local Curriculum  - Digital Literacy Content</w:t>
             </w:r>
           </w:p>
           <w:p>
@@ -4772,7 +4772,7 @@
               <w:spacing w:after="10" w:before="0"/>
               <w:ind w:left="120"/>
             </w:pPr>
-            <w:hyperlink w:history="1" r:id="rId7molnu_gasztyope5urbi">
+            <w:hyperlink w:history="1" r:id="rIdirubdy9apcahe_8efivri">
               <w:r>
                 <w:rPr>
                   <w:rFonts w:ascii="Arial" w:cs="Arial" w:eastAsia="Arial" w:hAnsi="Arial"/>
@@ -6259,7 +6259,7 @@
             <w:pPr>
               <w:spacing w:after="20" w:before="0"/>
             </w:pPr>
-            <w:hyperlink w:history="1" r:id="rIdnor1av9fciylkb_zimtpn">
+            <w:hyperlink w:history="1" r:id="rIdgg3cmbsx0aazp4l58si09">
               <w:r>
                 <w:rPr>
                   <w:rFonts w:ascii="Arial" w:cs="Arial" w:eastAsia="Arial" w:hAnsi="Arial"/>
@@ -6268,7 +6268,7 @@
                   <w:szCs w:val="16"/>
                   <w:u w:val="single" w:color="2E75B6"/>
                 </w:rPr>
-                <w:t xml:space="preserve">Naming ions and ionic compounds</w:t>
+                <w:t xml:space="preserve">The periodic table - classification of elements</w:t>
               </w:r>
             </w:hyperlink>
           </w:p>
@@ -6292,7 +6292,7 @@
               <w:spacing w:after="10" w:before="0"/>
               <w:ind w:left="120"/>
             </w:pPr>
-            <w:hyperlink w:history="1" r:id="rIdvyihtdl5p_7nckehpcwhe">
+            <w:hyperlink w:history="1" r:id="rIdibygc6qko_sqd503jxd-2">
               <w:r>
                 <w:rPr>
                   <w:rFonts w:ascii="Arial" w:cs="Arial" w:eastAsia="Arial" w:hAnsi="Arial"/>
@@ -6330,14 +6330,14 @@
                 <w:sz w:val="16"/>
                 <w:szCs w:val="16"/>
               </w:rPr>
-              <w:t xml:space="preserve">📖 HTML:</w:t>
+              <w:t xml:space="preserve">📖 EXERCISE:</w:t>
             </w:r>
           </w:p>
           <w:p>
             <w:pPr>
               <w:spacing w:after="20" w:before="0"/>
             </w:pPr>
-            <w:hyperlink w:history="1" r:id="rId22vpg8epwwmovpc17drho">
+            <w:hyperlink w:history="1" r:id="rIdhns7vhm9k2gjl1tu8hd2a">
               <w:r>
                 <w:rPr>
                   <w:rFonts w:ascii="Arial" w:cs="Arial" w:eastAsia="Arial" w:hAnsi="Arial"/>
@@ -6346,7 +6346,7 @@
                   <w:szCs w:val="16"/>
                   <w:u w:val="single" w:color="2E75B6"/>
                 </w:rPr>
-                <w:t xml:space="preserve">Chemical Bonding (Flexbook)</w:t>
+                <w:t xml:space="preserve">Alkaline Earth Metals Practice</w:t>
               </w:r>
             </w:hyperlink>
           </w:p>
@@ -6370,7 +6370,7 @@
               <w:spacing w:after="10" w:before="0"/>
               <w:ind w:left="120"/>
             </w:pPr>
-            <w:hyperlink w:history="1" r:id="rIdaohe1caad6cnfd7_l9rjp">
+            <w:hyperlink w:history="1" r:id="rIdnlykoirxry0g-zqhcuoyd">
               <w:r>
                 <w:rPr>
                   <w:rFonts w:ascii="Arial" w:cs="Arial" w:eastAsia="Arial" w:hAnsi="Arial"/>
@@ -6565,7 +6565,7 @@
             <w:pPr>
               <w:spacing w:after="20" w:before="0"/>
             </w:pPr>
-            <w:hyperlink w:history="1" r:id="rIdmnt0h6pknt0m6-zjq77bl">
+            <w:hyperlink w:history="1" r:id="rIdxmnkvjkh7yl-le1fvjmby">
               <w:r>
                 <w:rPr>
                   <w:rFonts w:ascii="Arial" w:cs="Arial" w:eastAsia="Arial" w:hAnsi="Arial"/>
@@ -6574,7 +6574,7 @@
                   <w:szCs w:val="16"/>
                   <w:u w:val="single" w:color="2E75B6"/>
                 </w:rPr>
-                <w:t xml:space="preserve">Naming ions and ionic compounds</w:t>
+                <w:t xml:space="preserve">The periodic table - classification of elements</w:t>
               </w:r>
             </w:hyperlink>
           </w:p>
@@ -6598,7 +6598,7 @@
               <w:spacing w:after="10" w:before="0"/>
               <w:ind w:left="120"/>
             </w:pPr>
-            <w:hyperlink w:history="1" r:id="rIds8k__6k6dmsg8o8izxwh_">
+            <w:hyperlink w:history="1" r:id="rIdtvavu5ulwvh7pcvwyihfx">
               <w:r>
                 <w:rPr>
                   <w:rFonts w:ascii="Arial" w:cs="Arial" w:eastAsia="Arial" w:hAnsi="Arial"/>
@@ -6643,7 +6643,7 @@
             <w:pPr>
               <w:spacing w:after="20" w:before="0"/>
             </w:pPr>
-            <w:hyperlink w:history="1" r:id="rIdhu6-hqmfbjagfy9pk-lij">
+            <w:hyperlink w:history="1" r:id="rIdiscda8zi32yw_puwdftu2">
               <w:r>
                 <w:rPr>
                   <w:rFonts w:ascii="Arial" w:cs="Arial" w:eastAsia="Arial" w:hAnsi="Arial"/>
@@ -6652,7 +6652,7 @@
                   <w:szCs w:val="16"/>
                   <w:u w:val="single" w:color="2E75B6"/>
                 </w:rPr>
-                <w:t xml:space="preserve">Chemical Bonding (Flexbook)</w:t>
+                <w:t xml:space="preserve">Alkaline Earth Metals (Flexbook)</w:t>
               </w:r>
             </w:hyperlink>
           </w:p>
@@ -6676,7 +6676,7 @@
               <w:spacing w:after="10" w:before="0"/>
               <w:ind w:left="120"/>
             </w:pPr>
-            <w:hyperlink w:history="1" r:id="rId3pwrfb_jeoogcbmwohwua">
+            <w:hyperlink w:history="1" r:id="rIdf5dvmvm0e8s__ago2_boa">
               <w:r>
                 <w:rPr>
                   <w:rFonts w:ascii="Arial" w:cs="Arial" w:eastAsia="Arial" w:hAnsi="Arial"/>
@@ -6871,7 +6871,7 @@
             <w:pPr>
               <w:spacing w:after="20" w:before="0"/>
             </w:pPr>
-            <w:hyperlink w:history="1" r:id="rIdnfdb-rznamkovzc4-abkx">
+            <w:hyperlink w:history="1" r:id="rIdeygvoclkuwhhm8dzm6jax">
               <w:r>
                 <w:rPr>
                   <w:rFonts w:ascii="Arial" w:cs="Arial" w:eastAsia="Arial" w:hAnsi="Arial"/>
@@ -6880,7 +6880,7 @@
                   <w:szCs w:val="16"/>
                   <w:u w:val="single" w:color="2E75B6"/>
                 </w:rPr>
-                <w:t xml:space="preserve">Naming ions and ionic compounds</w:t>
+                <w:t xml:space="preserve">The periodic table - classification of elements</w:t>
               </w:r>
             </w:hyperlink>
           </w:p>
@@ -6904,7 +6904,7 @@
               <w:spacing w:after="10" w:before="0"/>
               <w:ind w:left="120"/>
             </w:pPr>
-            <w:hyperlink w:history="1" r:id="rIdxzhhsexfpkll_gwanxpur">
+            <w:hyperlink w:history="1" r:id="rIdk4o4kswvnhuvtrkrbnxkl">
               <w:r>
                 <w:rPr>
                   <w:rFonts w:ascii="Arial" w:cs="Arial" w:eastAsia="Arial" w:hAnsi="Arial"/>
@@ -6949,7 +6949,7 @@
             <w:pPr>
               <w:spacing w:after="20" w:before="0"/>
             </w:pPr>
-            <w:hyperlink w:history="1" r:id="rIduq_rhtvackfinupsslnw2">
+            <w:hyperlink w:history="1" r:id="rIdaze-yqzdykeok41dhupda">
               <w:r>
                 <w:rPr>
                   <w:rFonts w:ascii="Arial" w:cs="Arial" w:eastAsia="Arial" w:hAnsi="Arial"/>
@@ -6958,7 +6958,7 @@
                   <w:szCs w:val="16"/>
                   <w:u w:val="single" w:color="2E75B6"/>
                 </w:rPr>
-                <w:t xml:space="preserve">Chemical Bonding (Flexbook)</w:t>
+                <w:t xml:space="preserve">Modern Periodic Table: Periods and Groups (Flexbook)</w:t>
               </w:r>
             </w:hyperlink>
           </w:p>
@@ -6982,7 +6982,7 @@
               <w:spacing w:after="10" w:before="0"/>
               <w:ind w:left="120"/>
             </w:pPr>
-            <w:hyperlink w:history="1" r:id="rIdzxnzpvtnnwfuyrcl2dvbx">
+            <w:hyperlink w:history="1" r:id="rIdxfimmxidn-bybdeexrfqw">
               <w:r>
                 <w:rPr>
                   <w:rFonts w:ascii="Arial" w:cs="Arial" w:eastAsia="Arial" w:hAnsi="Arial"/>
@@ -7177,7 +7177,7 @@
             <w:pPr>
               <w:spacing w:after="20" w:before="0"/>
             </w:pPr>
-            <w:hyperlink w:history="1" r:id="rIdnsj2hcpcqusam1qw9laru">
+            <w:hyperlink w:history="1" r:id="rIdhlcvxdpu64uzfbp1rjm4g">
               <w:r>
                 <w:rPr>
                   <w:rFonts w:ascii="Arial" w:cs="Arial" w:eastAsia="Arial" w:hAnsi="Arial"/>
@@ -7186,7 +7186,7 @@
                   <w:szCs w:val="16"/>
                   <w:u w:val="single" w:color="2E75B6"/>
                 </w:rPr>
-                <w:t xml:space="preserve">Naming ions and ionic compounds</w:t>
+                <w:t xml:space="preserve">The periodic table - classification of elements</w:t>
               </w:r>
             </w:hyperlink>
           </w:p>
@@ -7210,7 +7210,7 @@
               <w:spacing w:after="10" w:before="0"/>
               <w:ind w:left="120"/>
             </w:pPr>
-            <w:hyperlink w:history="1" r:id="rIdirzjfpssq226mjt9o3u1c">
+            <w:hyperlink w:history="1" r:id="rIdz6bwfzs_b6vjhxegn0blj">
               <w:r>
                 <w:rPr>
                   <w:rFonts w:ascii="Arial" w:cs="Arial" w:eastAsia="Arial" w:hAnsi="Arial"/>
@@ -7255,7 +7255,7 @@
             <w:pPr>
               <w:spacing w:after="20" w:before="0"/>
             </w:pPr>
-            <w:hyperlink w:history="1" r:id="rIdzhmwc_c8xegocmd2buu-c">
+            <w:hyperlink w:history="1" r:id="rIdsisttwlwpcstie9v1fuc4">
               <w:r>
                 <w:rPr>
                   <w:rFonts w:ascii="Arial" w:cs="Arial" w:eastAsia="Arial" w:hAnsi="Arial"/>
@@ -7264,7 +7264,7 @@
                   <w:szCs w:val="16"/>
                   <w:u w:val="single" w:color="2E75B6"/>
                 </w:rPr>
-                <w:t xml:space="preserve">Chemical Bonding (Flexbook)</w:t>
+                <w:t xml:space="preserve">Hydrogen and Alkali Metals (Flexbook)</w:t>
               </w:r>
             </w:hyperlink>
           </w:p>
@@ -7288,7 +7288,7 @@
               <w:spacing w:after="10" w:before="0"/>
               <w:ind w:left="120"/>
             </w:pPr>
-            <w:hyperlink w:history="1" r:id="rIdc94vnxpzkdpwuuviytc63">
+            <w:hyperlink w:history="1" r:id="rIdcjq9k2i5nxpsyg6q8ugpp">
               <w:r>
                 <w:rPr>
                   <w:rFonts w:ascii="Arial" w:cs="Arial" w:eastAsia="Arial" w:hAnsi="Arial"/>
@@ -7483,7 +7483,7 @@
             <w:pPr>
               <w:spacing w:after="20" w:before="0"/>
             </w:pPr>
-            <w:hyperlink w:history="1" r:id="rId3mjcvphac4z3pupa5qve6">
+            <w:hyperlink w:history="1" r:id="rIdj0lckowtbc-4zgelqc8fq">
               <w:r>
                 <w:rPr>
                   <w:rFonts w:ascii="Arial" w:cs="Arial" w:eastAsia="Arial" w:hAnsi="Arial"/>
@@ -7492,7 +7492,7 @@
                   <w:szCs w:val="16"/>
                   <w:u w:val="single" w:color="2E75B6"/>
                 </w:rPr>
-                <w:t xml:space="preserve">Naming ions and ionic compounds</w:t>
+                <w:t xml:space="preserve">The periodic table - classification of elements</w:t>
               </w:r>
             </w:hyperlink>
           </w:p>
@@ -7516,7 +7516,7 @@
               <w:spacing w:after="10" w:before="0"/>
               <w:ind w:left="120"/>
             </w:pPr>
-            <w:hyperlink w:history="1" r:id="rIdb65q2cm9sv68iv25uhgoe">
+            <w:hyperlink w:history="1" r:id="rIdfpfvg3q7qwzjwxrt-buuc">
               <w:r>
                 <w:rPr>
                   <w:rFonts w:ascii="Arial" w:cs="Arial" w:eastAsia="Arial" w:hAnsi="Arial"/>
@@ -7554,14 +7554,14 @@
                 <w:sz w:val="16"/>
                 <w:szCs w:val="16"/>
               </w:rPr>
-              <w:t xml:space="preserve">📖 HTML:</w:t>
+              <w:t xml:space="preserve">📖 EXERCISE:</w:t>
             </w:r>
           </w:p>
           <w:p>
             <w:pPr>
               <w:spacing w:after="20" w:before="0"/>
             </w:pPr>
-            <w:hyperlink w:history="1" r:id="rIdukm11jklzg0gvd2y9rlbv">
+            <w:hyperlink w:history="1" r:id="rId8bsbczjchl3hmdnofmxr9">
               <w:r>
                 <w:rPr>
                   <w:rFonts w:ascii="Arial" w:cs="Arial" w:eastAsia="Arial" w:hAnsi="Arial"/>
@@ -7570,7 +7570,7 @@
                   <w:szCs w:val="16"/>
                   <w:u w:val="single" w:color="2E75B6"/>
                 </w:rPr>
-                <w:t xml:space="preserve">Chemical Bonding (Flexbook)</w:t>
+                <w:t xml:space="preserve">Hydrogen and Alkali Metals Practice</w:t>
               </w:r>
             </w:hyperlink>
           </w:p>
@@ -7594,7 +7594,7 @@
               <w:spacing w:after="10" w:before="0"/>
               <w:ind w:left="120"/>
             </w:pPr>
-            <w:hyperlink w:history="1" r:id="rIdbsv3sfryyvou63q6tov2t">
+            <w:hyperlink w:history="1" r:id="rIditv2hylyjg1dbb2cpvelt">
               <w:r>
                 <w:rPr>
                   <w:rFonts w:ascii="Arial" w:cs="Arial" w:eastAsia="Arial" w:hAnsi="Arial"/>
@@ -9081,7 +9081,7 @@
             <w:pPr>
               <w:spacing w:after="20" w:before="0"/>
             </w:pPr>
-            <w:hyperlink w:history="1" r:id="rIddkyrxlfjdy8hzjncpo4ts">
+            <w:hyperlink w:history="1" r:id="rIdskrgmuascskpm3kbxflje">
               <w:r>
                 <w:rPr>
                   <w:rFonts w:ascii="Arial" w:cs="Arial" w:eastAsia="Arial" w:hAnsi="Arial"/>
@@ -9090,7 +9090,7 @@
                   <w:szCs w:val="16"/>
                   <w:u w:val="single" w:color="2E75B6"/>
                 </w:rPr>
-                <w:t xml:space="preserve">Worked example: Finding the formula of an ionic compound</w:t>
+                <w:t xml:space="preserve">The periodic table - classification of elements</w:t>
               </w:r>
             </w:hyperlink>
           </w:p>
@@ -9114,7 +9114,7 @@
               <w:spacing w:after="10" w:before="0"/>
               <w:ind w:left="120"/>
             </w:pPr>
-            <w:hyperlink w:history="1" r:id="rIdpctiz-6q5rmz7cdpmfv-u">
+            <w:hyperlink w:history="1" r:id="rIdl_aenhrbct8muj_72fyve">
               <w:r>
                 <w:rPr>
                   <w:rFonts w:ascii="Arial" w:cs="Arial" w:eastAsia="Arial" w:hAnsi="Arial"/>
@@ -9152,6 +9152,312 @@
                 <w:sz w:val="16"/>
                 <w:szCs w:val="16"/>
               </w:rPr>
+              <w:t xml:space="preserve">📖 EXERCISE:</w:t>
+            </w:r>
+          </w:p>
+          <w:p>
+            <w:pPr>
+              <w:spacing w:after="20" w:before="0"/>
+            </w:pPr>
+            <w:hyperlink w:history="1" r:id="rIdg-rs_c4jpsaomk3gunkim">
+              <w:r>
+                <w:rPr>
+                  <w:rFonts w:ascii="Arial" w:cs="Arial" w:eastAsia="Arial" w:hAnsi="Arial"/>
+                  <w:color w:val="2E75B6"/>
+                  <w:sz w:val="16"/>
+                  <w:szCs w:val="16"/>
+                  <w:u w:val="single" w:color="2E75B6"/>
+                </w:rPr>
+                <w:t xml:space="preserve">Alkaline Earth Metals Practice</w:t>
+              </w:r>
+            </w:hyperlink>
+          </w:p>
+          <w:p>
+            <w:pPr>
+              <w:spacing w:after="10" w:before="0"/>
+              <w:ind w:left="120"/>
+            </w:pPr>
+            <w:r>
+              <w:rPr>
+                <w:rFonts w:ascii="Arial" w:cs="Arial" w:eastAsia="Arial" w:hAnsi="Arial"/>
+                <w:color w:val="595959"/>
+                <w:sz w:val="14"/>
+                <w:szCs w:val="14"/>
+              </w:rPr>
+              <w:t xml:space="preserve">Source: CK-12</w:t>
+            </w:r>
+          </w:p>
+          <w:p>
+            <w:pPr>
+              <w:spacing w:after="10" w:before="0"/>
+              <w:ind w:left="120"/>
+            </w:pPr>
+            <w:hyperlink w:history="1" r:id="rIduaceh6rnkhhtueq3fd7mo">
+              <w:r>
+                <w:rPr>
+                  <w:rFonts w:ascii="Arial" w:cs="Arial" w:eastAsia="Arial" w:hAnsi="Arial"/>
+                  <w:color w:val="595959"/>
+                  <w:sz w:val="14"/>
+                  <w:szCs w:val="14"/>
+                  <w:u w:val="single" w:color="595959"/>
+                </w:rPr>
+                <w:t xml:space="preserve">🔍 Search ARES for similar readings</w:t>
+              </w:r>
+            </w:hyperlink>
+          </w:p>
+        </w:tc>
+        <w:tc>
+          <w:tcPr>
+            <w:tcW w:type="dxa" w:w="3040"/>
+            <w:shd w:fill="FFFFFF" w:color="auto" w:val="clear"/>
+            <w:tcMar>
+              <w:top w:type="dxa" w:w="60"/>
+              <w:left w:type="dxa" w:w="120"/>
+              <w:bottom w:type="dxa" w:w="60"/>
+              <w:right w:type="dxa" w:w="120"/>
+            </w:tcMar>
+            <w:vAlign w:val="top"/>
+          </w:tcPr>
+          <w:p>
+            <w:pPr>
+              <w:spacing w:after="40" w:before="0"/>
+              <w:jc w:val="left"/>
+            </w:pPr>
+            <w:r>
+              <w:rPr>
+                <w:rFonts w:ascii="Arial" w:cs="Arial" w:eastAsia="Arial" w:hAnsi="Arial"/>
+                <w:b w:val="false"/>
+                <w:bCs w:val="false"/>
+                <w:i w:val="false"/>
+                <w:iCs w:val="false"/>
+                <w:color w:val="000000"/>
+                <w:sz w:val="18"/>
+                <w:szCs w:val="18"/>
+              </w:rPr>
+              <w:t xml:space="preserve">Students (still seated in their groups from Lesson 2) are shown two images side by side on the board or printed as an A4 handout: Image A — the Thika Road sodium street lamp glowing orange (anchoring phenomenon); Image B — a 50 kg bag of CAN fertiliser (Calcium Ammonium Nitrate) leaning against the wall of an agrovet shop in Nakuru. Teacher asks: 'Both sodium in that lamp and calcium in that fertiliser bag are metals in the first two columns of the periodic table. Based on what we discovered about alkali metals in Lesson 2, predict: will calcium react with water the way sodium does — violently? Or will it be much calmer? Write your prediction in one sentence and give one reason using electron arrangement.' Students write individually for 90 seconds, then share with a partner for 60 seconds. Two or three pairs share aloud. Teacher records key prediction phrases on the board in a T-chart labelled 'Predicting Group 2 Reactivity': left column 'Will be like sodium — violent' and right column 'Will be calmer — two electrons harder to lose'. Teacher does NOT confirm which side is correct, preserving productive uncertainty. Students also retrieve their element-sorting cards from Lesson 1 and place magnesium (Mg) and calcium (Ca) cards face-up on their desks as reference points for the investigation.</w:t>
+            </w:r>
+          </w:p>
+        </w:tc>
+        <w:tc>
+          <w:tcPr>
+            <w:tcW w:type="dxa" w:w="3040"/>
+            <w:shd w:fill="F2F2F2" w:color="auto" w:val="clear"/>
+            <w:tcMar>
+              <w:top w:type="dxa" w:w="60"/>
+              <w:left w:type="dxa" w:w="120"/>
+              <w:bottom w:type="dxa" w:w="60"/>
+              <w:right w:type="dxa" w:w="120"/>
+            </w:tcMar>
+            <w:vAlign w:val="top"/>
+          </w:tcPr>
+          <w:p>
+            <w:pPr>
+              <w:spacing w:after="40" w:before="0"/>
+              <w:jc w:val="left"/>
+            </w:pPr>
+            <w:r>
+              <w:rPr>
+                <w:rFonts w:ascii="Arial" w:cs="Arial" w:eastAsia="Arial" w:hAnsi="Arial"/>
+                <w:b w:val="false"/>
+                <w:bCs w:val="false"/>
+                <w:i w:val="false"/>
+                <w:iCs w:val="false"/>
+                <w:color w:val="000000"/>
+                <w:sz w:val="18"/>
+                <w:szCs w:val="18"/>
+              </w:rPr>
+              <w:t xml:space="preserve">Teacher opens with: 'Before we touch any equipment today, I want your brains working first. Look at these two images. You have told me that sodium — Group 1 — has one outer electron and loses it easily to react violently with water. Now look at Group 2. Magnesium and calcium sit right next to Group 1 on the periodic table. What does having TWO outer electrons do to reactivity? Make your best prediction — there is no wrong answer right now, we are scientists hypothesising.' [WAIT TIME: 90 seconds silent individual writing — teacher circulates, reads predictions over shoulders, notes any misconceptions such as students thinking more electrons always means more reactivity.] Teacher then says: 'Share with your partner — do you agree or disagree? If you disagree, whose reasoning is stronger?' [WAIT TIME: 60 seconds partner discussion.] Teacher cold-calls two groups with contrasting predictions and records both on the T-chart without evaluating. Teacher closes the Predict phase with: 'We have two competing ideas on the board. Our experiment in the next few minutes will give us the evidence to decide. Scientists do not guess — they test. Let us test.'</w:t>
+            </w:r>
+          </w:p>
+        </w:tc>
+        <w:tc>
+          <w:tcPr>
+            <w:tcW w:type="dxa" w:w="3040"/>
+            <w:shd w:fill="FFFFFF" w:color="auto" w:val="clear"/>
+            <w:tcMar>
+              <w:top w:type="dxa" w:w="60"/>
+              <w:left w:type="dxa" w:w="120"/>
+              <w:bottom w:type="dxa" w:w="60"/>
+              <w:right w:type="dxa" w:w="120"/>
+            </w:tcMar>
+            <w:vAlign w:val="top"/>
+          </w:tcPr>
+          <w:p>
+            <w:pPr>
+              <w:spacing w:after="40" w:before="0"/>
+              <w:jc w:val="left"/>
+            </w:pPr>
+            <w:r>
+              <w:rPr>
+                <w:rFonts w:ascii="Arial" w:cs="Arial" w:eastAsia="Arial" w:hAnsi="Arial"/>
+                <w:b w:val="false"/>
+                <w:bCs w:val="false"/>
+                <w:i w:val="false"/>
+                <w:iCs w:val="false"/>
+                <w:color w:val="000000"/>
+                <w:sz w:val="18"/>
+                <w:szCs w:val="18"/>
+              </w:rPr>
+              <w:t xml:space="preserve">Prediction T-chart on the board anchors prior knowledge (Group 1 electron arrangement) and creates cognitive tension that motivates the experiment. Connecting to the CAN fertiliser bag — a familiar object from Rift Valley farming households — makes the chemistry personally relevant before a single reaction has been observed.</w:t>
+            </w:r>
+          </w:p>
+        </w:tc>
+        <w:tc>
+          <w:tcPr>
+            <w:tcW w:type="dxa" w:w="3040"/>
+            <w:shd w:fill="F2F2F2" w:color="auto" w:val="clear"/>
+            <w:tcMar>
+              <w:top w:type="dxa" w:w="60"/>
+              <w:left w:type="dxa" w:w="120"/>
+              <w:bottom w:type="dxa" w:w="60"/>
+              <w:right w:type="dxa" w:w="120"/>
+            </w:tcMar>
+            <w:vAlign w:val="top"/>
+          </w:tcPr>
+          <w:p>
+            <w:pPr>
+              <w:spacing w:after="40" w:before="0"/>
+              <w:jc w:val="left"/>
+            </w:pPr>
+            <w:r>
+              <w:rPr>
+                <w:rFonts w:ascii="Arial" w:cs="Arial" w:eastAsia="Arial" w:hAnsi="Arial"/>
+                <w:b w:val="false"/>
+                <w:bCs w:val="false"/>
+                <w:i w:val="false"/>
+                <w:iCs w:val="false"/>
+                <w:color w:val="000000"/>
+                <w:sz w:val="18"/>
+                <w:szCs w:val="18"/>
+              </w:rPr>
+              <w:t xml:space="preserve">Teacher reads predictions written in student books during the 90-second wait time. Key diagnostic: do students correctly invoke electron arrangement as their reasoning, or do they rely on surface features like 'calcium is heavier'? Students who invoke electron arrangement correctly are identified to be called on during the Explain phase. Misconceptions noted here are addressed explicitly in the Explain phase.</w:t>
+            </w:r>
+          </w:p>
+        </w:tc>
+      </w:tr>
+      <w:tr>
+        <w:tc>
+          <w:tcPr>
+            <w:tcW w:type="dxa" w:w="1520"/>
+            <w:shd w:fill="D9EEF1" w:color="auto" w:val="clear"/>
+            <w:tcMar>
+              <w:top w:type="dxa" w:w="60"/>
+              <w:left w:type="dxa" w:w="120"/>
+              <w:bottom w:type="dxa" w:w="60"/>
+              <w:right w:type="dxa" w:w="120"/>
+            </w:tcMar>
+            <w:vAlign w:val="top"/>
+          </w:tcPr>
+          <w:p>
+            <w:pPr>
+              <w:spacing w:after="40" w:before="0"/>
+              <w:jc w:val="left"/>
+            </w:pPr>
+            <w:r>
+              <w:rPr>
+                <w:rFonts w:ascii="Arial" w:cs="Arial" w:eastAsia="Arial" w:hAnsi="Arial"/>
+                <w:b/>
+                <w:bCs/>
+                <w:i w:val="false"/>
+                <w:iCs w:val="false"/>
+                <w:color w:val="000000"/>
+                <w:sz w:val="18"/>
+                <w:szCs w:val="18"/>
+              </w:rPr>
+              <w:t xml:space="preserve">Observe Phase</w:t>
+            </w:r>
+          </w:p>
+          <w:p>
+            <w:pPr>
+              <w:spacing w:after="20" w:before="0"/>
+            </w:pPr>
+            <w:r>
+              <w:rPr>
+                <w:rFonts w:ascii="Arial" w:cs="Arial" w:eastAsia="Arial" w:hAnsi="Arial"/>
+                <w:b/>
+                <w:bCs/>
+                <w:color w:val="1F3864"/>
+                <w:sz w:val="16"/>
+                <w:szCs w:val="16"/>
+              </w:rPr>
+              <w:t xml:space="preserve">📹 VIDEO:</w:t>
+            </w:r>
+          </w:p>
+          <w:p>
+            <w:pPr>
+              <w:spacing w:after="20" w:before="0"/>
+            </w:pPr>
+            <w:hyperlink w:history="1" r:id="rIdlfeypapuwj0nm1grgcdzi">
+              <w:r>
+                <w:rPr>
+                  <w:rFonts w:ascii="Arial" w:cs="Arial" w:eastAsia="Arial" w:hAnsi="Arial"/>
+                  <w:color w:val="2E75B6"/>
+                  <w:sz w:val="16"/>
+                  <w:szCs w:val="16"/>
+                  <w:u w:val="single" w:color="2E75B6"/>
+                </w:rPr>
+                <w:t xml:space="preserve">Groups of the periodic table</w:t>
+              </w:r>
+            </w:hyperlink>
+          </w:p>
+          <w:p>
+            <w:pPr>
+              <w:spacing w:after="10" w:before="0"/>
+              <w:ind w:left="120"/>
+            </w:pPr>
+            <w:r>
+              <w:rPr>
+                <w:rFonts w:ascii="Arial" w:cs="Arial" w:eastAsia="Arial" w:hAnsi="Arial"/>
+                <w:color w:val="595959"/>
+                <w:sz w:val="14"/>
+                <w:szCs w:val="14"/>
+              </w:rPr>
+              <w:t xml:space="preserve">Source: Khan Academy (English - US curriculum)</w:t>
+            </w:r>
+          </w:p>
+          <w:p>
+            <w:pPr>
+              <w:spacing w:after="10" w:before="0"/>
+              <w:ind w:left="120"/>
+            </w:pPr>
+            <w:hyperlink w:history="1" r:id="rIdz2n8meiwlgwyhjqqcve7l">
+              <w:r>
+                <w:rPr>
+                  <w:rFonts w:ascii="Arial" w:cs="Arial" w:eastAsia="Arial" w:hAnsi="Arial"/>
+                  <w:color w:val="595959"/>
+                  <w:sz w:val="14"/>
+                  <w:szCs w:val="14"/>
+                  <w:u w:val="single" w:color="595959"/>
+                </w:rPr>
+                <w:t xml:space="preserve">🔍 Search ARES for similar videos</w:t>
+              </w:r>
+            </w:hyperlink>
+          </w:p>
+          <w:p>
+            <w:pPr>
+              <w:spacing w:after="40" w:before="0"/>
+            </w:pPr>
+            <w:r>
+              <w:rPr>
+                <w:sz w:val="14"/>
+                <w:szCs w:val="14"/>
+              </w:rPr>
+              <w:t xml:space="preserve"/>
+            </w:r>
+          </w:p>
+          <w:p>
+            <w:pPr>
+              <w:spacing w:after="20" w:before="0"/>
+            </w:pPr>
+            <w:r>
+              <w:rPr>
+                <w:rFonts w:ascii="Arial" w:cs="Arial" w:eastAsia="Arial" w:hAnsi="Arial"/>
+                <w:b/>
+                <w:bCs/>
+                <w:color w:val="1F3864"/>
+                <w:sz w:val="16"/>
+                <w:szCs w:val="16"/>
+              </w:rPr>
               <w:t xml:space="preserve">📖 HTML:</w:t>
             </w:r>
           </w:p>
@@ -9159,7 +9465,7 @@
             <w:pPr>
               <w:spacing w:after="20" w:before="0"/>
             </w:pPr>
-            <w:hyperlink w:history="1" r:id="rIdzbskdibvcbhyuugtwxxt_">
+            <w:hyperlink w:history="1" r:id="rIdfdglncrr5cexsuufsetie">
               <w:r>
                 <w:rPr>
                   <w:rFonts w:ascii="Arial" w:cs="Arial" w:eastAsia="Arial" w:hAnsi="Arial"/>
@@ -9192,7 +9498,7 @@
               <w:spacing w:after="10" w:before="0"/>
               <w:ind w:left="120"/>
             </w:pPr>
-            <w:hyperlink w:history="1" r:id="rIdi_eqemaijes7mvvy5ztsc">
+            <w:hyperlink w:history="1" r:id="rIdvbiclvbnwy4qrsunaan8i">
               <w:r>
                 <w:rPr>
                   <w:rFonts w:ascii="Arial" w:cs="Arial" w:eastAsia="Arial" w:hAnsi="Arial"/>
@@ -9234,7 +9540,7 @@
                 <w:sz w:val="18"/>
                 <w:szCs w:val="18"/>
               </w:rPr>
-              <w:t xml:space="preserve">Students (still seated in their groups from Lesson 2) are shown two images side by side on the board or printed as an A4 handout: Image A — the Thika Road sodium street lamp glowing orange (anchoring phenomenon); Image B — a 50 kg bag of CAN fertiliser (Calcium Ammonium Nitrate) leaning against the wall of an agrovet shop in Nakuru. Teacher asks: 'Both sodium in that lamp and calcium in that fertiliser bag are metals in the first two columns of the periodic table. Based on what we discovered about alkali metals in Lesson 2, predict: will calcium react with water the way sodium does — violently? Or will it be much calmer? Write your prediction in one sentence and give one reason using electron arrangement.' Students write individually for 90 seconds, then share with a partner for 60 seconds. Two or three pairs share aloud. Teacher records key prediction phrases on the board in a T-chart labelled 'Predicting Group 2 Reactivity': left column 'Will be like sodium — violent' and right column 'Will be calmer — two electrons harder to lose'. Teacher does NOT confirm which side is correct, preserving productive uncertainty. Students also retrieve their element-sorting cards from Lesson 1 and place magnesium (Mg) and calcium (Ca) cards face-up on their desks as reference points for the investigation.</w:t>
+              <w:t xml:space="preserve">The class splits into two parallel activities running simultaneously for approximately 12 minutes. ACTIVITY A (Student experiment — all groups): Each group bench has a test-tube rack with 3 test tubes each containing 5 mL of dilute HCl (0.5 M), a small strip of magnesium ribbon (approximately 2 cm) per test tube, forceps, a wooden splint, a box of matches, and a safety goggles set per student. Students follow a printed procedure card: (1) Put on goggles and aprons. (2) Using forceps, drop one magnesium ribbon strip into test tube 1. (3) Observe immediately: record colour change, any gas production (describe the sound and rate of bubbling), any temperature change felt on the outside of the test tube. (4) After 30 seconds, bring a lit splint to the mouth of the test tube — record what happens. (5) Repeat with test tubes 2 and 3 for reproducibility. Students record observations in a structured table: Column headers — Observation (describe exactly what you see/hear/feel), Inference (what does this tell you about the reaction), Gas test result. ACTIVITY B (Teacher demonstration — students observe from benches): Teacher uses a Bunsen burner to heat water in a boiling tube to produce steam, then introduces a coiled magnesium ribbon strip into the steam stream using long tongs. Students observe from their seats (minimum 1 metre distance) and record separately: does magnesium react with steam? Describe what you see. Both activities are completed within 12 minutes. Groups then share observations verbally in a 2-minute round-robin: each group states ONE thing they observed that surprised them.</w:t>
             </w:r>
           </w:p>
         </w:tc>
@@ -9266,7 +9572,7 @@
                 <w:sz w:val="18"/>
                 <w:szCs w:val="18"/>
               </w:rPr>
-              <w:t xml:space="preserve">Teacher opens with: 'Before we touch any equipment today, I want your brains working first. Look at these two images. You have told me that sodium — Group 1 — has one outer electron and loses it easily to react violently with water. Now look at Group 2. Magnesium and calcium sit right next to Group 1 on the periodic table. What does having TWO outer electrons do to reactivity? Make your best prediction — there is no wrong answer right now, we are scientists hypothesising.' [WAIT TIME: 90 seconds silent individual writing — teacher circulates, reads predictions over shoulders, notes any misconceptions such as students thinking more electrons always means more reactivity.] Teacher then says: 'Share with your partner — do you agree or disagree? If you disagree, whose reasoning is stronger?' [WAIT TIME: 60 seconds partner discussion.] Teacher cold-calls two groups with contrasting predictions and records both on the T-chart without evaluating. Teacher closes the Predict phase with: 'We have two competing ideas on the board. Our experiment in the next few minutes will give us the evidence to decide. Scientists do not guess — they test. Let us test.'</w:t>
+              <w:t xml:space="preserve">Teacher distributes equipment and says: 'Before you begin, read the procedure card completely — all four steps. Do not add anything to any test tube until every person in your group has their goggles on. I am watching.' [WAIT TIME: 30 seconds for groups to read and equip goggles.] Teacher circulates actively during the experiment, asking probing questions at each bench: 'What do you see happening to the ribbon itself — is it disappearing, staying the same, changing colour?' and 'You tested the gas with the splint — what does a squeaky pop tell you about which gas was produced?' Teacher does NOT provide answers — only directs attention. For the steam demonstration teacher narrates quietly: 'I am keeping this ribbon away from the flame itself — I want it to meet only the steam. Watch the ribbon carefully.' After the demonstration: 'Did magnesium react with steam the same way it reacted with cold dilute acid? Faster? Slower? Different products? Write it down.' [WAIT TIME: 60 seconds for student recording after the demonstration.] During the 2-minute round-robin teacher listens for the key observation — 'bubbles formed and the splint gave a squeaky pop indicating hydrogen gas' — to confirm the reaction occurred. If no group mentions the splint test result, teacher asks: 'Did anyone get a result from the lit splint test? What does that result tell us about the gas produced?'</w:t>
             </w:r>
           </w:p>
         </w:tc>
@@ -9298,7 +9604,7 @@
                 <w:sz w:val="18"/>
                 <w:szCs w:val="18"/>
               </w:rPr>
-              <w:t xml:space="preserve">Prediction T-chart on the board anchors prior knowledge (Group 1 electron arrangement) and creates cognitive tension that motivates the experiment. Connecting to the CAN fertiliser bag — a familiar object from Rift Valley farming households — makes the chemistry personally relevant before a single reaction has been observed.</w:t>
+              <w:t xml:space="preserve">Parallel activities maximise student time on task within the 40-minute lesson. The structured observation table (describe — infer — gas test) scaffolds scientific recording skills without doing the thinking for students. The teacher demonstration of the steam reaction creates a visual contrast that students will need in the Explain phase: magnesium reacts with steam but much less readily than sodium reacts with cold water — direct comparative evidence for the reactivity difference between Groups 1 and 2.</w:t>
             </w:r>
           </w:p>
         </w:tc>
@@ -9330,7 +9636,7 @@
                 <w:sz w:val="18"/>
                 <w:szCs w:val="18"/>
               </w:rPr>
-              <w:t xml:space="preserve">Teacher reads predictions written in student books during the 90-second wait time. Key diagnostic: do students correctly invoke electron arrangement as their reasoning, or do they rely on surface features like 'calcium is heavier'? Students who invoke electron arrangement correctly are identified to be called on during the Explain phase. Misconceptions noted here are addressed explicitly in the Explain phase.</w:t>
+              <w:t xml:space="preserve">Teacher circulates and checks observation tables for precision: are students writing qualitative descriptions ('vigorous effervescence, ribbon dissolved completely in 45 seconds') or vague entries ('it reacted')? Teacher prompts for more precise language where needed. The round-robin at the end of the Observe phase gives teacher a whole-class snapshot of what was noticed. Red flag: if multiple groups report no bubbles, teacher checks acid concentration and ribbon cleanliness (oxide layer on Mg can slow reaction — teacher models scraping ribbon with sandpaper if needed).</w:t>
             </w:r>
           </w:p>
         </w:tc>
@@ -9339,32 +9645,32 @@
         <w:tc>
           <w:tcPr>
             <w:tcW w:type="dxa" w:w="1520"/>
-            <w:shd w:fill="D9EEF1" w:color="auto" w:val="clear"/>
-            <w:tcMar>
-              <w:top w:type="dxa" w:w="60"/>
-              <w:left w:type="dxa" w:w="120"/>
-              <w:bottom w:type="dxa" w:w="60"/>
-              <w:right w:type="dxa" w:w="120"/>
-            </w:tcMar>
-            <w:vAlign w:val="top"/>
-          </w:tcPr>
-          <w:p>
-            <w:pPr>
-              <w:spacing w:after="40" w:before="0"/>
-              <w:jc w:val="left"/>
-            </w:pPr>
-            <w:r>
-              <w:rPr>
-                <w:rFonts w:ascii="Arial" w:cs="Arial" w:eastAsia="Arial" w:hAnsi="Arial"/>
-                <w:b/>
-                <w:bCs/>
-                <w:i w:val="false"/>
-                <w:iCs w:val="false"/>
-                <w:color w:val="000000"/>
-                <w:sz w:val="18"/>
-                <w:szCs w:val="18"/>
-              </w:rPr>
-              <w:t xml:space="preserve">Observe Phase</w:t>
+            <w:shd w:fill="E2EFDA" w:color="auto" w:val="clear"/>
+            <w:tcMar>
+              <w:top w:type="dxa" w:w="60"/>
+              <w:left w:type="dxa" w:w="120"/>
+              <w:bottom w:type="dxa" w:w="60"/>
+              <w:right w:type="dxa" w:w="120"/>
+            </w:tcMar>
+            <w:vAlign w:val="top"/>
+          </w:tcPr>
+          <w:p>
+            <w:pPr>
+              <w:spacing w:after="40" w:before="0"/>
+              <w:jc w:val="left"/>
+            </w:pPr>
+            <w:r>
+              <w:rPr>
+                <w:rFonts w:ascii="Arial" w:cs="Arial" w:eastAsia="Arial" w:hAnsi="Arial"/>
+                <w:b/>
+                <w:bCs/>
+                <w:i w:val="false"/>
+                <w:iCs w:val="false"/>
+                <w:color w:val="000000"/>
+                <w:sz w:val="18"/>
+                <w:szCs w:val="18"/>
+              </w:rPr>
+              <w:t xml:space="preserve">Explain Phase</w:t>
             </w:r>
           </w:p>
           <w:p>
@@ -9387,7 +9693,7 @@
             <w:pPr>
               <w:spacing w:after="20" w:before="0"/>
             </w:pPr>
-            <w:hyperlink w:history="1" r:id="rIdcfz_mmfdycumqdfdlvwbm">
+            <w:hyperlink w:history="1" r:id="rIdbcd9l-4pe-rspqt0zii4d">
               <w:r>
                 <w:rPr>
                   <w:rFonts w:ascii="Arial" w:cs="Arial" w:eastAsia="Arial" w:hAnsi="Arial"/>
@@ -9396,7 +9702,7 @@
                   <w:szCs w:val="16"/>
                   <w:u w:val="single" w:color="2E75B6"/>
                 </w:rPr>
-                <w:t xml:space="preserve">Worked example: Finding the formula of an ionic compound</w:t>
+                <w:t xml:space="preserve">Counting valence electrons for main group elements</w:t>
               </w:r>
             </w:hyperlink>
           </w:p>
@@ -9420,7 +9726,7 @@
               <w:spacing w:after="10" w:before="0"/>
               <w:ind w:left="120"/>
             </w:pPr>
-            <w:hyperlink w:history="1" r:id="rId_psojjiqdonqml3xad42i">
+            <w:hyperlink w:history="1" r:id="rIdwwnir6dewcxqa1l3cf60d">
               <w:r>
                 <w:rPr>
                   <w:rFonts w:ascii="Arial" w:cs="Arial" w:eastAsia="Arial" w:hAnsi="Arial"/>
@@ -9458,14 +9764,14 @@
                 <w:sz w:val="16"/>
                 <w:szCs w:val="16"/>
               </w:rPr>
-              <w:t xml:space="preserve">📖 HTML:</w:t>
+              <w:t xml:space="preserve">📖 EXERCISE:</w:t>
             </w:r>
           </w:p>
           <w:p>
             <w:pPr>
               <w:spacing w:after="20" w:before="0"/>
             </w:pPr>
-            <w:hyperlink w:history="1" r:id="rIdckf5e7x8nenkpbm4uy16s">
+            <w:hyperlink w:history="1" r:id="rIdhlvdxte2rv1-dz9i_fkbj">
               <w:r>
                 <w:rPr>
                   <w:rFonts w:ascii="Arial" w:cs="Arial" w:eastAsia="Arial" w:hAnsi="Arial"/>
@@ -9474,7 +9780,7 @@
                   <w:szCs w:val="16"/>
                   <w:u w:val="single" w:color="2E75B6"/>
                 </w:rPr>
-                <w:t xml:space="preserve">Alkaline Earth Metals (Flexbook)</w:t>
+                <w:t xml:space="preserve">Valence electrons and ionic compounds</w:t>
               </w:r>
             </w:hyperlink>
           </w:p>
@@ -9490,7 +9796,7 @@
                 <w:sz w:val="14"/>
                 <w:szCs w:val="14"/>
               </w:rPr>
-              <w:t xml:space="preserve">Source: CK-12</w:t>
+              <w:t xml:space="preserve">Source: Khan Academy (English - US curriculum)</w:t>
             </w:r>
           </w:p>
           <w:p>
@@ -9498,7 +9804,7 @@
               <w:spacing w:after="10" w:before="0"/>
               <w:ind w:left="120"/>
             </w:pPr>
-            <w:hyperlink w:history="1" r:id="rIdk81ryrt2gq8b12owvgvrm">
+            <w:hyperlink w:history="1" r:id="rIdkq3yf_8taiziln5achszq">
               <w:r>
                 <w:rPr>
                   <w:rFonts w:ascii="Arial" w:cs="Arial" w:eastAsia="Arial" w:hAnsi="Arial"/>
@@ -9540,7 +9846,7 @@
                 <w:sz w:val="18"/>
                 <w:szCs w:val="18"/>
               </w:rPr>
-              <w:t xml:space="preserve">The class splits into two parallel activities running simultaneously for approximately 12 minutes. ACTIVITY A (Student experiment — all groups): Each group bench has a test-tube rack with 3 test tubes each containing 5 mL of dilute HCl (0.5 M), a small strip of magnesium ribbon (approximately 2 cm) per test tube, forceps, a wooden splint, a box of matches, and a safety goggles set per student. Students follow a printed procedure card: (1) Put on goggles and aprons. (2) Using forceps, drop one magnesium ribbon strip into test tube 1. (3) Observe immediately: record colour change, any gas production (describe the sound and rate of bubbling), any temperature change felt on the outside of the test tube. (4) After 30 seconds, bring a lit splint to the mouth of the test tube — record what happens. (5) Repeat with test tubes 2 and 3 for reproducibility. Students record observations in a structured table: Column headers — Observation (describe exactly what you see/hear/feel), Inference (what does this tell you about the reaction), Gas test result. ACTIVITY B (Teacher demonstration — students observe from benches): Teacher uses a Bunsen burner to heat water in a boiling tube to produce steam, then introduces a coiled magnesium ribbon strip into the steam stream using long tongs. Students observe from their seats (minimum 1 metre distance) and record separately: does magnesium react with steam? Describe what you see. Both activities are completed within 12 minutes. Groups then share observations verbally in a 2-minute round-robin: each group states ONE thing they observed that surprised them.</w:t>
+              <w:t xml:space="preserve">Students now work in groups to construct explanations for their observations, guided by three questions printed on the procedure card: (Q1) Write a word equation and then a balanced symbol equation for magnesium reacting with dilute hydrochloric acid. (Q2) Write a word equation for magnesium reacting with steam to form magnesium oxide and hydrogen gas. (Q3) Using electron arrangement diagrams (draw the shells for Mg: 2, 8, 2), explain why magnesium is less reactive than sodium (2, 8, 1) but more reactive than argon (2, 8, 8). Students attempt Q1 and Q2 independently for 3 minutes before teacher writes the skeleton equations on the board and asks groups to complete the balancing. Teacher then leads a whole-class discussion connecting electron arrangement to the reactivity comparison. Students update their notes with the following key statement (teacher dictates): 'Alkaline earth metals have two valence electrons. These two electrons are lost during chemical reactions to form 2+ ions. Losing two electrons requires more energy than losing one, so Group 2 metals are less reactive than Group 1 metals. Reactivity still increases down Group 2 as the outer electrons are held less tightly by the nucleus.' Teacher then introduces the Kenyan context: 'The calcium in CAN fertiliser — Calcium Ammonium Nitrate — used by maize farmers in the Rift Valley is a calcium compound. Why is it safe to store in sacks and spread on fields without exploding? Because calcium is reactive enough to release nutrients in soil water slowly, but not so reactive that it ignites on contact with moisture the way potassium would. The two outer electrons make Group 2 elements controllably reactive — useful, not dangerous.' Students annotate their Mg and Ca element-sorting cards with: family name, number of valence electrons, reactivity comparison to Group 1, and one Kenyan use.</w:t>
             </w:r>
           </w:p>
         </w:tc>
@@ -9572,7 +9878,7 @@
                 <w:sz w:val="18"/>
                 <w:szCs w:val="18"/>
               </w:rPr>
-              <w:t xml:space="preserve">Teacher distributes equipment and says: 'Before you begin, read the procedure card completely — all four steps. Do not add anything to any test tube until every person in your group has their goggles on. I am watching.' [WAIT TIME: 30 seconds for groups to read and equip goggles.] Teacher circulates actively during the experiment, asking probing questions at each bench: 'What do you see happening to the ribbon itself — is it disappearing, staying the same, changing colour?' and 'You tested the gas with the splint — what does a squeaky pop tell you about which gas was produced?' Teacher does NOT provide answers — only directs attention. For the steam demonstration teacher narrates quietly: 'I am keeping this ribbon away from the flame itself — I want it to meet only the steam. Watch the ribbon carefully.' After the demonstration: 'Did magnesium react with steam the same way it reacted with cold dilute acid? Faster? Slower? Different products? Write it down.' [WAIT TIME: 60 seconds for student recording after the demonstration.] During the 2-minute round-robin teacher listens for the key observation — 'bubbles formed and the splint gave a squeaky pop indicating hydrogen gas' — to confirm the reaction occurred. If no group mentions the splint test result, teacher asks: 'Did anyone get a result from the lit splint test? What does that result tell us about the gas produced?'</w:t>
+              <w:t xml:space="preserve">Teacher opens the Explain phase: 'You have observations — now we need equations. Equations are the language scientists use to record exactly what happened. Work on Q1 in your groups for 3 minutes. Do not look at your Lesson 2 notes yet — try from memory first.' [WAIT TIME: 3 minutes group work.] Teacher writes on board: 'Mg + HCl → _____ + _____' and asks: 'What were the products? Your observations of the gas and the solution after the reaction should tell you.' Cold-calls a group: 'Group 3 — what did you write for products?' After hearing the answer, teacher completes the skeleton and asks: 'Is this equation balanced? Count the atoms on each side.' [WAIT TIME: 45 seconds.] Teacher writes the balanced equation: Mg + 2HCl → MgCl₂ + H₂ and says: 'This is the balanced equation. Copy it and circle the coefficient 2 in front of HCl — that two is the balancing step. Now Q2 — the steam reaction.' Teacher repeats the process for Mg + H₂O(steam) → MgO + H₂. For Q3 teacher draws electron shells for Na (2,8,1) and Mg (2,8,2) side by side on the board and asks: 'What is the only difference between these two atoms in terms of outer electrons?' [WAIT TIME: 30 seconds.] 'If sodium loses its one outer electron easily, what does Mg have to do differently — and does that make it easier or harder?' [WAIT TIME: 45 seconds.] Teacher connects to fertiliser context using the quote above, then closes: 'Update your element cards now. In 30 seconds I want to see Mg and Ca cards with at least three pieces of information on them.'</w:t>
             </w:r>
           </w:p>
         </w:tc>
@@ -9604,7 +9910,7 @@
                 <w:sz w:val="18"/>
                 <w:szCs w:val="18"/>
               </w:rPr>
-              <w:t xml:space="preserve">Parallel activities maximise student time on task within the 40-minute lesson. The structured observation table (describe — infer — gas test) scaffolds scientific recording skills without doing the thinking for students. The teacher demonstration of the steam reaction creates a visual contrast that students will need in the Explain phase: magnesium reacts with steam but much less readily than sodium reacts with cold water — direct comparative evidence for the reactivity difference between Groups 1 and 2.</w:t>
+              <w:t xml:space="preserve">The scaffolded equation construction (skeleton first, then balancing) prevents cognitive overload while ensuring students engage with the chemistry rather than just copying. The side-by-side electron shell diagrams of Na and Mg make the abstract electron-arrangement comparison concrete and visual. The CAN fertiliser context transforms the Explain phase from abstract chemistry into a meaningful answer to the key inquiry question: elements are suited to their uses because of their family properties.</w:t>
             </w:r>
           </w:p>
         </w:tc>
@@ -9636,7 +9942,7 @@
                 <w:sz w:val="18"/>
                 <w:szCs w:val="18"/>
               </w:rPr>
-              <w:t xml:space="preserve">Teacher circulates and checks observation tables for precision: are students writing qualitative descriptions ('vigorous effervescence, ribbon dissolved completely in 45 seconds') or vague entries ('it reacted')? Teacher prompts for more precise language where needed. The round-robin at the end of the Observe phase gives teacher a whole-class snapshot of what was noticed. Red flag: if multiple groups report no bubbles, teacher checks acid concentration and ribbon cleanliness (oxide layer on Mg can slow reaction — teacher models scraping ribbon with sandpaper if needed).</w:t>
+              <w:t xml:space="preserve">Teacher checks balanced equations in student books during the 3-minute group work window — specifically looking for correct products (MgCl₂ and H₂) and correct balancing (coefficient 2 in front of HCl). Common error to watch for: students writing MgCl instead of MgCl₂, reflecting confusion about Mg forming a 2+ ion. Teacher addresses this by pointing back to the electron arrangement: 'Mg loses TWO electrons — so it needs TWO chloride ions to balance. The equation shows us the electron story.' Students annotating their element cards provides a quick visual check that key ideas have been captured in their own words.</w:t>
             </w:r>
           </w:p>
         </w:tc>
@@ -9645,32 +9951,32 @@
         <w:tc>
           <w:tcPr>
             <w:tcW w:type="dxa" w:w="1520"/>
-            <w:shd w:fill="E2EFDA" w:color="auto" w:val="clear"/>
-            <w:tcMar>
-              <w:top w:type="dxa" w:w="60"/>
-              <w:left w:type="dxa" w:w="120"/>
-              <w:bottom w:type="dxa" w:w="60"/>
-              <w:right w:type="dxa" w:w="120"/>
-            </w:tcMar>
-            <w:vAlign w:val="top"/>
-          </w:tcPr>
-          <w:p>
-            <w:pPr>
-              <w:spacing w:after="40" w:before="0"/>
-              <w:jc w:val="left"/>
-            </w:pPr>
-            <w:r>
-              <w:rPr>
-                <w:rFonts w:ascii="Arial" w:cs="Arial" w:eastAsia="Arial" w:hAnsi="Arial"/>
-                <w:b/>
-                <w:bCs/>
-                <w:i w:val="false"/>
-                <w:iCs w:val="false"/>
-                <w:color w:val="000000"/>
-                <w:sz w:val="18"/>
-                <w:szCs w:val="18"/>
-              </w:rPr>
-              <w:t xml:space="preserve">Explain Phase</w:t>
+            <w:shd w:fill="FCE4D6" w:color="auto" w:val="clear"/>
+            <w:tcMar>
+              <w:top w:type="dxa" w:w="60"/>
+              <w:left w:type="dxa" w:w="120"/>
+              <w:bottom w:type="dxa" w:w="60"/>
+              <w:right w:type="dxa" w:w="120"/>
+            </w:tcMar>
+            <w:vAlign w:val="top"/>
+          </w:tcPr>
+          <w:p>
+            <w:pPr>
+              <w:spacing w:after="40" w:before="0"/>
+              <w:jc w:val="left"/>
+            </w:pPr>
+            <w:r>
+              <w:rPr>
+                <w:rFonts w:ascii="Arial" w:cs="Arial" w:eastAsia="Arial" w:hAnsi="Arial"/>
+                <w:b/>
+                <w:bCs/>
+                <w:i w:val="false"/>
+                <w:iCs w:val="false"/>
+                <w:color w:val="000000"/>
+                <w:sz w:val="18"/>
+                <w:szCs w:val="18"/>
+              </w:rPr>
+              <w:t xml:space="preserve">Driving Question Board (DQB) Creation</w:t>
             </w:r>
           </w:p>
           <w:p>
@@ -9693,7 +9999,7 @@
             <w:pPr>
               <w:spacing w:after="20" w:before="0"/>
             </w:pPr>
-            <w:hyperlink w:history="1" r:id="rIdfts_oq4l1js2xm7ni9cfx">
+            <w:hyperlink w:history="1" r:id="rIdwxiw8z2yzkef2nywb3c4f">
               <w:r>
                 <w:rPr>
                   <w:rFonts w:ascii="Arial" w:cs="Arial" w:eastAsia="Arial" w:hAnsi="Arial"/>
@@ -9702,7 +10008,7 @@
                   <w:szCs w:val="16"/>
                   <w:u w:val="single" w:color="2E75B6"/>
                 </w:rPr>
-                <w:t xml:space="preserve">Worked example: Finding the formula of an ionic compound</w:t>
+                <w:t xml:space="preserve">The periodic table - classification of elements</w:t>
               </w:r>
             </w:hyperlink>
           </w:p>
@@ -9726,7 +10032,7 @@
               <w:spacing w:after="10" w:before="0"/>
               <w:ind w:left="120"/>
             </w:pPr>
-            <w:hyperlink w:history="1" r:id="rIdku2-kedrj33ap8fp1zscy">
+            <w:hyperlink w:history="1" r:id="rIduvwnaqbfxvqugtt6h-h6e">
               <w:r>
                 <w:rPr>
                   <w:rFonts w:ascii="Arial" w:cs="Arial" w:eastAsia="Arial" w:hAnsi="Arial"/>
@@ -9764,14 +10070,14 @@
                 <w:sz w:val="16"/>
                 <w:szCs w:val="16"/>
               </w:rPr>
-              <w:t xml:space="preserve">📖 HTML:</w:t>
+              <w:t xml:space="preserve">📖 EXERCISE:</w:t>
             </w:r>
           </w:p>
           <w:p>
             <w:pPr>
               <w:spacing w:after="20" w:before="0"/>
             </w:pPr>
-            <w:hyperlink w:history="1" r:id="rId__xw9k2ldqg6t4sdep9se">
+            <w:hyperlink w:history="1" r:id="rId3ow34yisai3r1qdwbfv8n">
               <w:r>
                 <w:rPr>
                   <w:rFonts w:ascii="Arial" w:cs="Arial" w:eastAsia="Arial" w:hAnsi="Arial"/>
@@ -9780,7 +10086,7 @@
                   <w:szCs w:val="16"/>
                   <w:u w:val="single" w:color="2E75B6"/>
                 </w:rPr>
-                <w:t xml:space="preserve">Alkaline Earth Metals (Flexbook)</w:t>
+                <w:t xml:space="preserve">Alkaline Earth Metals Practice</w:t>
               </w:r>
             </w:hyperlink>
           </w:p>
@@ -9804,7 +10110,7 @@
               <w:spacing w:after="10" w:before="0"/>
               <w:ind w:left="120"/>
             </w:pPr>
-            <w:hyperlink w:history="1" r:id="rIdltln3cbxvoj2yyogohb0a">
+            <w:hyperlink w:history="1" r:id="rId2tk0ak3tuuo7gfzq382yz">
               <w:r>
                 <w:rPr>
                   <w:rFonts w:ascii="Arial" w:cs="Arial" w:eastAsia="Arial" w:hAnsi="Arial"/>
@@ -9846,7 +10152,7 @@
                 <w:sz w:val="18"/>
                 <w:szCs w:val="18"/>
               </w:rPr>
-              <w:t xml:space="preserve">Students now work in groups to construct explanations for their observations, guided by three questions printed on the procedure card: (Q1) Write a word equation and then a balanced symbol equation for magnesium reacting with dilute hydrochloric acid. (Q2) Write a word equation for magnesium reacting with steam to form magnesium oxide and hydrogen gas. (Q3) Using electron arrangement diagrams (draw the shells for Mg: 2, 8, 2), explain why magnesium is less reactive than sodium (2, 8, 1) but more reactive than argon (2, 8, 8). Students attempt Q1 and Q2 independently for 3 minutes before teacher writes the skeleton equations on the board and asks groups to complete the balancing. Teacher then leads a whole-class discussion connecting electron arrangement to the reactivity comparison. Students update their notes with the following key statement (teacher dictates): 'Alkaline earth metals have two valence electrons. These two electrons are lost during chemical reactions to form 2+ ions. Losing two electrons requires more energy than losing one, so Group 2 metals are less reactive than Group 1 metals. Reactivity still increases down Group 2 as the outer electrons are held less tightly by the nucleus.' Teacher then introduces the Kenyan context: 'The calcium in CAN fertiliser — Calcium Ammonium Nitrate — used by maize farmers in the Rift Valley is a calcium compound. Why is it safe to store in sacks and spread on fields without exploding? Because calcium is reactive enough to release nutrients in soil water slowly, but not so reactive that it ignites on contact with moisture the way potassium would. The two outer electrons make Group 2 elements controllably reactive — useful, not dangerous.' Students annotate their Mg and Ca element-sorting cards with: family name, number of valence electrons, reactivity comparison to Group 1, and one Kenyan use.</w:t>
+              <w:t xml:space="preserve">Each group receives two sticky notes in different colours. On the FIRST sticky note (green — 'We now know') students write one statement completing: 'We can now explain why alkaline earth metals are less reactive than alkali metals because...' On the SECOND sticky note (yellow — 'We still wonder') students write one new question that the lesson has raised. Groups bring their sticky notes to the class DQB at the front of the room. Teacher reads all 'We now know' notes aloud quickly (30 seconds each) and places them in the 'Answered' column of the DQB. Teacher reads the 'We still wonder' notes and groups them visually — likely clusters will be around: 'What about elements that have even MORE outer electrons?', 'Why do some non-metals react completely differently from metals?', and 'What makes chlorine in the water-purification tablet so reactive if it is not even a metal?' Teacher points to the chlorine question cluster and says: 'Look — several groups are already wondering about chlorine and the other reactive non-metals. That is exactly where we are going in Lesson 4. Your curiosity is pointing us in the right direction.' Teacher also asks: 'Where does today's evidence push our answer to the big driving question — why do some elements explode in water while others rust on a Kenyan farm? Can we say something more precise now?' Students suggest refinements and teacher writes a revised class consensus statement on the DQB: 'Elements behave differently because of how many valence electrons they have — the number determines how easily electrons are lost or gained and therefore how reactive the element is.'</w:t>
             </w:r>
           </w:p>
         </w:tc>
@@ -9878,7 +10184,7 @@
                 <w:sz w:val="18"/>
                 <w:szCs w:val="18"/>
               </w:rPr>
-              <w:t xml:space="preserve">Teacher opens the Explain phase: 'You have observations — now we need equations. Equations are the language scientists use to record exactly what happened. Work on Q1 in your groups for 3 minutes. Do not look at your Lesson 2 notes yet — try from memory first.' [WAIT TIME: 3 minutes group work.] Teacher writes on board: 'Mg + HCl → _____ + _____' and asks: 'What were the products? Your observations of the gas and the solution after the reaction should tell you.' Cold-calls a group: 'Group 3 — what did you write for products?' After hearing the answer, teacher completes the skeleton and asks: 'Is this equation balanced? Count the atoms on each side.' [WAIT TIME: 45 seconds.] Teacher writes the balanced equation: Mg + 2HCl → MgCl₂ + H₂ and says: 'This is the balanced equation. Copy it and circle the coefficient 2 in front of HCl — that two is the balancing step. Now Q2 — the steam reaction.' Teacher repeats the process for Mg + H₂O(steam) → MgO + H₂. For Q3 teacher draws electron shells for Na (2,8,1) and Mg (2,8,2) side by side on the board and asks: 'What is the only difference between these two atoms in terms of outer electrons?' [WAIT TIME: 30 seconds.] 'If sodium loses its one outer electron easily, what does Mg have to do differently — and does that make it easier or harder?' [WAIT TIME: 45 seconds.] Teacher connects to fertiliser context using the quote above, then closes: 'Update your element cards now. In 30 seconds I want to see Mg and Ca cards with at least three pieces of information on them.'</w:t>
+              <w:t xml:space="preserve">Teacher distributes sticky notes and says: 'Two notes — two minutes. The green one is for what we can now explain that we could not explain at the start of this lesson. The yellow one is for a question that this lesson has opened up — not answered — opened up. Scientists always end an experiment with MORE questions, not fewer. Go.' [WAIT TIME: 2 minutes silent individual writing before groups compare notes and choose one of each colour to post.] As groups approach the DQB teacher says: 'Place your green note in the Answered column, your yellow note in the New Questions column.' Teacher reads notes aloud without editorial comment, then clusters yellow notes physically: 'I notice three groups are asking about reactive non-metals. I notice two groups are asking about elements in the middle of the table. These are real scientific questions — write them in your books under the heading: Questions I am carrying into Lesson 4.' Teacher closes DQB update with: 'Our driving question is about elements that explode, glow, rust, and disinfect. Today we explained one more piece — Group 2 reactivity. Next lesson the mystery deepens — we meet the halogens, the reactive non-metals responsible for that bleaching smell in the water tank.'</w:t>
             </w:r>
           </w:p>
         </w:tc>
@@ -9910,7 +10216,7 @@
                 <w:sz w:val="18"/>
                 <w:szCs w:val="18"/>
               </w:rPr>
-              <w:t xml:space="preserve">The scaffolded equation construction (skeleton first, then balancing) prevents cognitive overload while ensuring students engage with the chemistry rather than just copying. The side-by-side electron shell diagrams of Na and Mg make the abstract electron-arrangement comparison concrete and visual. The CAN fertiliser context transforms the Explain phase from abstract chemistry into a meaningful answer to the key inquiry question: elements are suited to their uses because of their family properties.</w:t>
+              <w:t xml:space="preserve">The two-colour sticky-note protocol makes the DQB update a structured thinking routine rather than an open-ended free-for-all. Clustering yellow notes publicly models how scientists identify productive research directions. Explicitly naming the upcoming halogen lesson as the destination for students current questions creates narrative momentum across the unit storyline.</w:t>
             </w:r>
           </w:p>
         </w:tc>
@@ -9942,7 +10248,7 @@
                 <w:sz w:val="18"/>
                 <w:szCs w:val="18"/>
               </w:rPr>
-              <w:t xml:space="preserve">Teacher checks balanced equations in student books during the 3-minute group work window — specifically looking for correct products (MgCl₂ and H₂) and correct balancing (coefficient 2 in front of HCl). Common error to watch for: students writing MgCl instead of MgCl₂, reflecting confusion about Mg forming a 2+ ion. Teacher addresses this by pointing back to the electron arrangement: 'Mg loses TWO electrons — so it needs TWO chloride ions to balance. The equation shows us the electron story.' Students annotating their element cards provides a quick visual check that key ideas have been captured in their own words.</w:t>
+              <w:t xml:space="preserve">Teacher reads all green notes before posting — this is a rapid whole-class formative check. Green notes that are vague ('we learned about Group 2') are gently pushed: 'Can you add the word electrons to that sentence to make it more precise?' Green notes that correctly invoke electron arrangement ('because two outer electrons require more energy to remove than one') confirm understanding. Yellow notes that reveal persistent misconceptions (e.g., 'Is calcium the same as calcium in milk?') are noted and addressed in the next lesson introduction.</w:t>
             </w:r>
           </w:p>
         </w:tc>
@@ -9951,32 +10257,32 @@
         <w:tc>
           <w:tcPr>
             <w:tcW w:type="dxa" w:w="1520"/>
-            <w:shd w:fill="FCE4D6" w:color="auto" w:val="clear"/>
-            <w:tcMar>
-              <w:top w:type="dxa" w:w="60"/>
-              <w:left w:type="dxa" w:w="120"/>
-              <w:bottom w:type="dxa" w:w="60"/>
-              <w:right w:type="dxa" w:w="120"/>
-            </w:tcMar>
-            <w:vAlign w:val="top"/>
-          </w:tcPr>
-          <w:p>
-            <w:pPr>
-              <w:spacing w:after="40" w:before="0"/>
-              <w:jc w:val="left"/>
-            </w:pPr>
-            <w:r>
-              <w:rPr>
-                <w:rFonts w:ascii="Arial" w:cs="Arial" w:eastAsia="Arial" w:hAnsi="Arial"/>
-                <w:b/>
-                <w:bCs/>
-                <w:i w:val="false"/>
-                <w:iCs w:val="false"/>
-                <w:color w:val="000000"/>
-                <w:sz w:val="18"/>
-                <w:szCs w:val="18"/>
-              </w:rPr>
-              <w:t xml:space="preserve">Driving Question Board (DQB) Creation</w:t>
+            <w:shd w:fill="D5E8F0" w:color="auto" w:val="clear"/>
+            <w:tcMar>
+              <w:top w:type="dxa" w:w="60"/>
+              <w:left w:type="dxa" w:w="120"/>
+              <w:bottom w:type="dxa" w:w="60"/>
+              <w:right w:type="dxa" w:w="120"/>
+            </w:tcMar>
+            <w:vAlign w:val="top"/>
+          </w:tcPr>
+          <w:p>
+            <w:pPr>
+              <w:spacing w:after="40" w:before="0"/>
+              <w:jc w:val="left"/>
+            </w:pPr>
+            <w:r>
+              <w:rPr>
+                <w:rFonts w:ascii="Arial" w:cs="Arial" w:eastAsia="Arial" w:hAnsi="Arial"/>
+                <w:b/>
+                <w:bCs/>
+                <w:i w:val="false"/>
+                <w:iCs w:val="false"/>
+                <w:color w:val="000000"/>
+                <w:sz w:val="18"/>
+                <w:szCs w:val="18"/>
+              </w:rPr>
+              <w:t xml:space="preserve">Model Building Phase</w:t>
             </w:r>
           </w:p>
           <w:p>
@@ -9999,7 +10305,7 @@
             <w:pPr>
               <w:spacing w:after="20" w:before="0"/>
             </w:pPr>
-            <w:hyperlink w:history="1" r:id="rIdtrxfkdzyfkjxzuuddrwap">
+            <w:hyperlink w:history="1" r:id="rIdjhczrca5muwei8m1tlibu">
               <w:r>
                 <w:rPr>
                   <w:rFonts w:ascii="Arial" w:cs="Arial" w:eastAsia="Arial" w:hAnsi="Arial"/>
@@ -10008,7 +10314,7 @@
                   <w:szCs w:val="16"/>
                   <w:u w:val="single" w:color="2E75B6"/>
                 </w:rPr>
-                <w:t xml:space="preserve">Worked example: Finding the formula of an ionic compound</w:t>
+                <w:t xml:space="preserve">The periodic table - classification of elements</w:t>
               </w:r>
             </w:hyperlink>
           </w:p>
@@ -10032,7 +10338,7 @@
               <w:spacing w:after="10" w:before="0"/>
               <w:ind w:left="120"/>
             </w:pPr>
-            <w:hyperlink w:history="1" r:id="rIdjznvjnvfwmxh48sjqlcpf">
+            <w:hyperlink w:history="1" r:id="rIdjhuyce8jfvbaxh0gc6qoy">
               <w:r>
                 <w:rPr>
                   <w:rFonts w:ascii="Arial" w:cs="Arial" w:eastAsia="Arial" w:hAnsi="Arial"/>
@@ -10070,14 +10376,14 @@
                 <w:sz w:val="16"/>
                 <w:szCs w:val="16"/>
               </w:rPr>
-              <w:t xml:space="preserve">📖 HTML:</w:t>
+              <w:t xml:space="preserve">📖 EXERCISE:</w:t>
             </w:r>
           </w:p>
           <w:p>
             <w:pPr>
               <w:spacing w:after="20" w:before="0"/>
             </w:pPr>
-            <w:hyperlink w:history="1" r:id="rIdvefeza7msazkw3rdaavtr">
+            <w:hyperlink w:history="1" r:id="rIdm3w0bguuis68t7xdiqsoy">
               <w:r>
                 <w:rPr>
                   <w:rFonts w:ascii="Arial" w:cs="Arial" w:eastAsia="Arial" w:hAnsi="Arial"/>
@@ -10086,7 +10392,7 @@
                   <w:szCs w:val="16"/>
                   <w:u w:val="single" w:color="2E75B6"/>
                 </w:rPr>
-                <w:t xml:space="preserve">Alkaline Earth Metals (Flexbook)</w:t>
+                <w:t xml:space="preserve">Alkaline Earth Metals Practice</w:t>
               </w:r>
             </w:hyperlink>
           </w:p>
@@ -10110,313 +10416,7 @@
               <w:spacing w:after="10" w:before="0"/>
               <w:ind w:left="120"/>
             </w:pPr>
-            <w:hyperlink w:history="1" r:id="rId_tegxvya_dtp9xdatjnur">
-              <w:r>
-                <w:rPr>
-                  <w:rFonts w:ascii="Arial" w:cs="Arial" w:eastAsia="Arial" w:hAnsi="Arial"/>
-                  <w:color w:val="595959"/>
-                  <w:sz w:val="14"/>
-                  <w:szCs w:val="14"/>
-                  <w:u w:val="single" w:color="595959"/>
-                </w:rPr>
-                <w:t xml:space="preserve">🔍 Search ARES for similar readings</w:t>
-              </w:r>
-            </w:hyperlink>
-          </w:p>
-        </w:tc>
-        <w:tc>
-          <w:tcPr>
-            <w:tcW w:type="dxa" w:w="3040"/>
-            <w:shd w:fill="FFFFFF" w:color="auto" w:val="clear"/>
-            <w:tcMar>
-              <w:top w:type="dxa" w:w="60"/>
-              <w:left w:type="dxa" w:w="120"/>
-              <w:bottom w:type="dxa" w:w="60"/>
-              <w:right w:type="dxa" w:w="120"/>
-            </w:tcMar>
-            <w:vAlign w:val="top"/>
-          </w:tcPr>
-          <w:p>
-            <w:pPr>
-              <w:spacing w:after="40" w:before="0"/>
-              <w:jc w:val="left"/>
-            </w:pPr>
-            <w:r>
-              <w:rPr>
-                <w:rFonts w:ascii="Arial" w:cs="Arial" w:eastAsia="Arial" w:hAnsi="Arial"/>
-                <w:b w:val="false"/>
-                <w:bCs w:val="false"/>
-                <w:i w:val="false"/>
-                <w:iCs w:val="false"/>
-                <w:color w:val="000000"/>
-                <w:sz w:val="18"/>
-                <w:szCs w:val="18"/>
-              </w:rPr>
-              <w:t xml:space="preserve">Each group receives two sticky notes in different colours. On the FIRST sticky note (green — 'We now know') students write one statement completing: 'We can now explain why alkaline earth metals are less reactive than alkali metals because...' On the SECOND sticky note (yellow — 'We still wonder') students write one new question that the lesson has raised. Groups bring their sticky notes to the class DQB at the front of the room. Teacher reads all 'We now know' notes aloud quickly (30 seconds each) and places them in the 'Answered' column of the DQB. Teacher reads the 'We still wonder' notes and groups them visually — likely clusters will be around: 'What about elements that have even MORE outer electrons?', 'Why do some non-metals react completely differently from metals?', and 'What makes chlorine in the water-purification tablet so reactive if it is not even a metal?' Teacher points to the chlorine question cluster and says: 'Look — several groups are already wondering about chlorine and the other reactive non-metals. That is exactly where we are going in Lesson 4. Your curiosity is pointing us in the right direction.' Teacher also asks: 'Where does today's evidence push our answer to the big driving question — why do some elements explode in water while others rust on a Kenyan farm? Can we say something more precise now?' Students suggest refinements and teacher writes a revised class consensus statement on the DQB: 'Elements behave differently because of how many valence electrons they have — the number determines how easily electrons are lost or gained and therefore how reactive the element is.'</w:t>
-            </w:r>
-          </w:p>
-        </w:tc>
-        <w:tc>
-          <w:tcPr>
-            <w:tcW w:type="dxa" w:w="3040"/>
-            <w:shd w:fill="F2F2F2" w:color="auto" w:val="clear"/>
-            <w:tcMar>
-              <w:top w:type="dxa" w:w="60"/>
-              <w:left w:type="dxa" w:w="120"/>
-              <w:bottom w:type="dxa" w:w="60"/>
-              <w:right w:type="dxa" w:w="120"/>
-            </w:tcMar>
-            <w:vAlign w:val="top"/>
-          </w:tcPr>
-          <w:p>
-            <w:pPr>
-              <w:spacing w:after="40" w:before="0"/>
-              <w:jc w:val="left"/>
-            </w:pPr>
-            <w:r>
-              <w:rPr>
-                <w:rFonts w:ascii="Arial" w:cs="Arial" w:eastAsia="Arial" w:hAnsi="Arial"/>
-                <w:b w:val="false"/>
-                <w:bCs w:val="false"/>
-                <w:i w:val="false"/>
-                <w:iCs w:val="false"/>
-                <w:color w:val="000000"/>
-                <w:sz w:val="18"/>
-                <w:szCs w:val="18"/>
-              </w:rPr>
-              <w:t xml:space="preserve">Teacher distributes sticky notes and says: 'Two notes — two minutes. The green one is for what we can now explain that we could not explain at the start of this lesson. The yellow one is for a question that this lesson has opened up — not answered — opened up. Scientists always end an experiment with MORE questions, not fewer. Go.' [WAIT TIME: 2 minutes silent individual writing before groups compare notes and choose one of each colour to post.] As groups approach the DQB teacher says: 'Place your green note in the Answered column, your yellow note in the New Questions column.' Teacher reads notes aloud without editorial comment, then clusters yellow notes physically: 'I notice three groups are asking about reactive non-metals. I notice two groups are asking about elements in the middle of the table. These are real scientific questions — write them in your books under the heading: Questions I am carrying into Lesson 4.' Teacher closes DQB update with: 'Our driving question is about elements that explode, glow, rust, and disinfect. Today we explained one more piece — Group 2 reactivity. Next lesson the mystery deepens — we meet the halogens, the reactive non-metals responsible for that bleaching smell in the water tank.'</w:t>
-            </w:r>
-          </w:p>
-        </w:tc>
-        <w:tc>
-          <w:tcPr>
-            <w:tcW w:type="dxa" w:w="3040"/>
-            <w:shd w:fill="FFFFFF" w:color="auto" w:val="clear"/>
-            <w:tcMar>
-              <w:top w:type="dxa" w:w="60"/>
-              <w:left w:type="dxa" w:w="120"/>
-              <w:bottom w:type="dxa" w:w="60"/>
-              <w:right w:type="dxa" w:w="120"/>
-            </w:tcMar>
-            <w:vAlign w:val="top"/>
-          </w:tcPr>
-          <w:p>
-            <w:pPr>
-              <w:spacing w:after="40" w:before="0"/>
-              <w:jc w:val="left"/>
-            </w:pPr>
-            <w:r>
-              <w:rPr>
-                <w:rFonts w:ascii="Arial" w:cs="Arial" w:eastAsia="Arial" w:hAnsi="Arial"/>
-                <w:b w:val="false"/>
-                <w:bCs w:val="false"/>
-                <w:i w:val="false"/>
-                <w:iCs w:val="false"/>
-                <w:color w:val="000000"/>
-                <w:sz w:val="18"/>
-                <w:szCs w:val="18"/>
-              </w:rPr>
-              <w:t xml:space="preserve">The two-colour sticky-note protocol makes the DQB update a structured thinking routine rather than an open-ended free-for-all. Clustering yellow notes publicly models how scientists identify productive research directions. Explicitly naming the upcoming halogen lesson as the destination for students current questions creates narrative momentum across the unit storyline.</w:t>
-            </w:r>
-          </w:p>
-        </w:tc>
-        <w:tc>
-          <w:tcPr>
-            <w:tcW w:type="dxa" w:w="3040"/>
-            <w:shd w:fill="F2F2F2" w:color="auto" w:val="clear"/>
-            <w:tcMar>
-              <w:top w:type="dxa" w:w="60"/>
-              <w:left w:type="dxa" w:w="120"/>
-              <w:bottom w:type="dxa" w:w="60"/>
-              <w:right w:type="dxa" w:w="120"/>
-            </w:tcMar>
-            <w:vAlign w:val="top"/>
-          </w:tcPr>
-          <w:p>
-            <w:pPr>
-              <w:spacing w:after="40" w:before="0"/>
-              <w:jc w:val="left"/>
-            </w:pPr>
-            <w:r>
-              <w:rPr>
-                <w:rFonts w:ascii="Arial" w:cs="Arial" w:eastAsia="Arial" w:hAnsi="Arial"/>
-                <w:b w:val="false"/>
-                <w:bCs w:val="false"/>
-                <w:i w:val="false"/>
-                <w:iCs w:val="false"/>
-                <w:color w:val="000000"/>
-                <w:sz w:val="18"/>
-                <w:szCs w:val="18"/>
-              </w:rPr>
-              <w:t xml:space="preserve">Teacher reads all green notes before posting — this is a rapid whole-class formative check. Green notes that are vague ('we learned about Group 2') are gently pushed: 'Can you add the word electrons to that sentence to make it more precise?' Green notes that correctly invoke electron arrangement ('because two outer electrons require more energy to remove than one') confirm understanding. Yellow notes that reveal persistent misconceptions (e.g., 'Is calcium the same as calcium in milk?') are noted and addressed in the next lesson introduction.</w:t>
-            </w:r>
-          </w:p>
-        </w:tc>
-      </w:tr>
-      <w:tr>
-        <w:tc>
-          <w:tcPr>
-            <w:tcW w:type="dxa" w:w="1520"/>
-            <w:shd w:fill="D5E8F0" w:color="auto" w:val="clear"/>
-            <w:tcMar>
-              <w:top w:type="dxa" w:w="60"/>
-              <w:left w:type="dxa" w:w="120"/>
-              <w:bottom w:type="dxa" w:w="60"/>
-              <w:right w:type="dxa" w:w="120"/>
-            </w:tcMar>
-            <w:vAlign w:val="top"/>
-          </w:tcPr>
-          <w:p>
-            <w:pPr>
-              <w:spacing w:after="40" w:before="0"/>
-              <w:jc w:val="left"/>
-            </w:pPr>
-            <w:r>
-              <w:rPr>
-                <w:rFonts w:ascii="Arial" w:cs="Arial" w:eastAsia="Arial" w:hAnsi="Arial"/>
-                <w:b/>
-                <w:bCs/>
-                <w:i w:val="false"/>
-                <w:iCs w:val="false"/>
-                <w:color w:val="000000"/>
-                <w:sz w:val="18"/>
-                <w:szCs w:val="18"/>
-              </w:rPr>
-              <w:t xml:space="preserve">Model Building Phase</w:t>
-            </w:r>
-          </w:p>
-          <w:p>
-            <w:pPr>
-              <w:spacing w:after="20" w:before="0"/>
-            </w:pPr>
-            <w:r>
-              <w:rPr>
-                <w:rFonts w:ascii="Arial" w:cs="Arial" w:eastAsia="Arial" w:hAnsi="Arial"/>
-                <w:b/>
-                <w:bCs/>
-                <w:color w:val="1F3864"/>
-                <w:sz w:val="16"/>
-                <w:szCs w:val="16"/>
-              </w:rPr>
-              <w:t xml:space="preserve">📹 VIDEO:</w:t>
-            </w:r>
-          </w:p>
-          <w:p>
-            <w:pPr>
-              <w:spacing w:after="20" w:before="0"/>
-            </w:pPr>
-            <w:hyperlink w:history="1" r:id="rIdi5dzduiowes3xks4m34w-">
-              <w:r>
-                <w:rPr>
-                  <w:rFonts w:ascii="Arial" w:cs="Arial" w:eastAsia="Arial" w:hAnsi="Arial"/>
-                  <w:color w:val="2E75B6"/>
-                  <w:sz w:val="16"/>
-                  <w:szCs w:val="16"/>
-                  <w:u w:val="single" w:color="2E75B6"/>
-                </w:rPr>
-                <w:t xml:space="preserve">Worked example: Finding the formula of an ionic compound</w:t>
-              </w:r>
-            </w:hyperlink>
-          </w:p>
-          <w:p>
-            <w:pPr>
-              <w:spacing w:after="10" w:before="0"/>
-              <w:ind w:left="120"/>
-            </w:pPr>
-            <w:r>
-              <w:rPr>
-                <w:rFonts w:ascii="Arial" w:cs="Arial" w:eastAsia="Arial" w:hAnsi="Arial"/>
-                <w:color w:val="595959"/>
-                <w:sz w:val="14"/>
-                <w:szCs w:val="14"/>
-              </w:rPr>
-              <w:t xml:space="preserve">Source: Khan Academy (English - US curriculum)</w:t>
-            </w:r>
-          </w:p>
-          <w:p>
-            <w:pPr>
-              <w:spacing w:after="10" w:before="0"/>
-              <w:ind w:left="120"/>
-            </w:pPr>
-            <w:hyperlink w:history="1" r:id="rIdwwcp7etop4ru2yivrypw_">
-              <w:r>
-                <w:rPr>
-                  <w:rFonts w:ascii="Arial" w:cs="Arial" w:eastAsia="Arial" w:hAnsi="Arial"/>
-                  <w:color w:val="595959"/>
-                  <w:sz w:val="14"/>
-                  <w:szCs w:val="14"/>
-                  <w:u w:val="single" w:color="595959"/>
-                </w:rPr>
-                <w:t xml:space="preserve">🔍 Search ARES for similar videos</w:t>
-              </w:r>
-            </w:hyperlink>
-          </w:p>
-          <w:p>
-            <w:pPr>
-              <w:spacing w:after="40" w:before="0"/>
-            </w:pPr>
-            <w:r>
-              <w:rPr>
-                <w:sz w:val="14"/>
-                <w:szCs w:val="14"/>
-              </w:rPr>
-              <w:t xml:space="preserve"/>
-            </w:r>
-          </w:p>
-          <w:p>
-            <w:pPr>
-              <w:spacing w:after="20" w:before="0"/>
-            </w:pPr>
-            <w:r>
-              <w:rPr>
-                <w:rFonts w:ascii="Arial" w:cs="Arial" w:eastAsia="Arial" w:hAnsi="Arial"/>
-                <w:b/>
-                <w:bCs/>
-                <w:color w:val="1F3864"/>
-                <w:sz w:val="16"/>
-                <w:szCs w:val="16"/>
-              </w:rPr>
-              <w:t xml:space="preserve">📖 HTML:</w:t>
-            </w:r>
-          </w:p>
-          <w:p>
-            <w:pPr>
-              <w:spacing w:after="20" w:before="0"/>
-            </w:pPr>
-            <w:hyperlink w:history="1" r:id="rIdrftrmz5uwxkrzsat-vnrb">
-              <w:r>
-                <w:rPr>
-                  <w:rFonts w:ascii="Arial" w:cs="Arial" w:eastAsia="Arial" w:hAnsi="Arial"/>
-                  <w:color w:val="2E75B6"/>
-                  <w:sz w:val="16"/>
-                  <w:szCs w:val="16"/>
-                  <w:u w:val="single" w:color="2E75B6"/>
-                </w:rPr>
-                <w:t xml:space="preserve">Alkaline Earth Metals (Flexbook)</w:t>
-              </w:r>
-            </w:hyperlink>
-          </w:p>
-          <w:p>
-            <w:pPr>
-              <w:spacing w:after="10" w:before="0"/>
-              <w:ind w:left="120"/>
-            </w:pPr>
-            <w:r>
-              <w:rPr>
-                <w:rFonts w:ascii="Arial" w:cs="Arial" w:eastAsia="Arial" w:hAnsi="Arial"/>
-                <w:color w:val="595959"/>
-                <w:sz w:val="14"/>
-                <w:szCs w:val="14"/>
-              </w:rPr>
-              <w:t xml:space="preserve">Source: CK-12</w:t>
-            </w:r>
-          </w:p>
-          <w:p>
-            <w:pPr>
-              <w:spacing w:after="10" w:before="0"/>
-              <w:ind w:left="120"/>
-            </w:pPr>
-            <w:hyperlink w:history="1" r:id="rId47uxpjsrupuv5ddoq9fcj">
+            <w:hyperlink w:history="1" r:id="rIds0w7iufxmhr1ggmyk2ny9">
               <w:r>
                 <w:rPr>
                   <w:rFonts w:ascii="Arial" w:cs="Arial" w:eastAsia="Arial" w:hAnsi="Arial"/>
@@ -11903,7 +11903,7 @@
             <w:pPr>
               <w:spacing w:after="20" w:before="0"/>
             </w:pPr>
-            <w:hyperlink w:history="1" r:id="rId4te04ikpjfme9brhvrqpp">
+            <w:hyperlink w:history="1" r:id="rIdkqjinh8v-rjfc_0geuynx">
               <w:r>
                 <w:rPr>
                   <w:rFonts w:ascii="Arial" w:cs="Arial" w:eastAsia="Arial" w:hAnsi="Arial"/>
@@ -11912,7 +11912,7 @@
                   <w:szCs w:val="16"/>
                   <w:u w:val="single" w:color="2E75B6"/>
                 </w:rPr>
-                <w:t xml:space="preserve">Naming ions and ionic compounds</w:t>
+                <w:t xml:space="preserve">Atomic radius trends on periodic table</w:t>
               </w:r>
             </w:hyperlink>
           </w:p>
@@ -11936,7 +11936,7 @@
               <w:spacing w:after="10" w:before="0"/>
               <w:ind w:left="120"/>
             </w:pPr>
-            <w:hyperlink w:history="1" r:id="rIdcdynxh5hm65i426anogwx">
+            <w:hyperlink w:history="1" r:id="rId313u69sfr3cac0mesmcjd">
               <w:r>
                 <w:rPr>
                   <w:rFonts w:ascii="Arial" w:cs="Arial" w:eastAsia="Arial" w:hAnsi="Arial"/>
@@ -11974,14 +11974,14 @@
                 <w:sz w:val="16"/>
                 <w:szCs w:val="16"/>
               </w:rPr>
-              <w:t xml:space="preserve">📖 PDF:</w:t>
+              <w:t xml:space="preserve">📖 HTML:</w:t>
             </w:r>
           </w:p>
           <w:p>
             <w:pPr>
               <w:spacing w:after="20" w:before="0"/>
             </w:pPr>
-            <w:hyperlink w:history="1" r:id="rIdunilflfrguqwnvzfgr4kr">
+            <w:hyperlink w:history="1" r:id="rIdamkmsxdlstmxc95bzedfx">
               <w:r>
                 <w:rPr>
                   <w:rFonts w:ascii="Arial" w:cs="Arial" w:eastAsia="Arial" w:hAnsi="Arial"/>
@@ -11990,7 +11990,7 @@
                   <w:szCs w:val="16"/>
                   <w:u w:val="single" w:color="2E75B6"/>
                 </w:rPr>
-                <w:t xml:space="preserve">Using group work in your classroom</w:t>
+                <w:t xml:space="preserve">Hydrogen and Alkali Metals (Flexbook)</w:t>
               </w:r>
             </w:hyperlink>
           </w:p>
@@ -12006,7 +12006,7 @@
                 <w:sz w:val="14"/>
                 <w:szCs w:val="14"/>
               </w:rPr>
-              <w:t xml:space="preserve">Source: TESSA - Teacher Resources</w:t>
+              <w:t xml:space="preserve">Source: CK-12</w:t>
             </w:r>
           </w:p>
           <w:p>
@@ -12014,7 +12014,7 @@
               <w:spacing w:after="10" w:before="0"/>
               <w:ind w:left="120"/>
             </w:pPr>
-            <w:hyperlink w:history="1" r:id="rIdvjez85oggpyibb7aauh4h">
+            <w:hyperlink w:history="1" r:id="rIduoenyh3krtd1ztlgy6nko">
               <w:r>
                 <w:rPr>
                   <w:rFonts w:ascii="Arial" w:cs="Arial" w:eastAsia="Arial" w:hAnsi="Arial"/>
@@ -12209,7 +12209,7 @@
             <w:pPr>
               <w:spacing w:after="20" w:before="0"/>
             </w:pPr>
-            <w:hyperlink w:history="1" r:id="rIdotkrvonqtezhtnztsl0yc">
+            <w:hyperlink w:history="1" r:id="rIdkdhhyrmbgfgqrqanovmpi">
               <w:r>
                 <w:rPr>
                   <w:rFonts w:ascii="Arial" w:cs="Arial" w:eastAsia="Arial" w:hAnsi="Arial"/>
@@ -12218,7 +12218,7 @@
                   <w:szCs w:val="16"/>
                   <w:u w:val="single" w:color="2E75B6"/>
                 </w:rPr>
-                <w:t xml:space="preserve">Naming ions and ionic compounds</w:t>
+                <w:t xml:space="preserve">The periodic table - classification of elements</w:t>
               </w:r>
             </w:hyperlink>
           </w:p>
@@ -12242,7 +12242,7 @@
               <w:spacing w:after="10" w:before="0"/>
               <w:ind w:left="120"/>
             </w:pPr>
-            <w:hyperlink w:history="1" r:id="rIdmwk70sxcgbli3lm7vfznv">
+            <w:hyperlink w:history="1" r:id="rIdi787ejzdq32ejbz9e-0gp">
               <w:r>
                 <w:rPr>
                   <w:rFonts w:ascii="Arial" w:cs="Arial" w:eastAsia="Arial" w:hAnsi="Arial"/>
@@ -12280,14 +12280,14 @@
                 <w:sz w:val="16"/>
                 <w:szCs w:val="16"/>
               </w:rPr>
-              <w:t xml:space="preserve">📖 PDF:</w:t>
+              <w:t xml:space="preserve">📖 EXERCISE:</w:t>
             </w:r>
           </w:p>
           <w:p>
             <w:pPr>
               <w:spacing w:after="20" w:before="0"/>
             </w:pPr>
-            <w:hyperlink w:history="1" r:id="rIdyspxjrn0thjbcfg_jkb8f">
+            <w:hyperlink w:history="1" r:id="rId7gymuxieuduiueqo76z7o">
               <w:r>
                 <w:rPr>
                   <w:rFonts w:ascii="Arial" w:cs="Arial" w:eastAsia="Arial" w:hAnsi="Arial"/>
@@ -12296,7 +12296,7 @@
                   <w:szCs w:val="16"/>
                   <w:u w:val="single" w:color="2E75B6"/>
                 </w:rPr>
-                <w:t xml:space="preserve">Using group work in your classroom</w:t>
+                <w:t xml:space="preserve">Hydrogen and Alkali Metals Practice</w:t>
               </w:r>
             </w:hyperlink>
           </w:p>
@@ -12312,7 +12312,7 @@
                 <w:sz w:val="14"/>
                 <w:szCs w:val="14"/>
               </w:rPr>
-              <w:t xml:space="preserve">Source: TESSA - Teacher Resources</w:t>
+              <w:t xml:space="preserve">Source: CK-12</w:t>
             </w:r>
           </w:p>
           <w:p>
@@ -12320,7 +12320,7 @@
               <w:spacing w:after="10" w:before="0"/>
               <w:ind w:left="120"/>
             </w:pPr>
-            <w:hyperlink w:history="1" r:id="rIdipx1c-fm3erfgz9uluji_">
+            <w:hyperlink w:history="1" r:id="rId8_ipry7fwnikhplizu0nn">
               <w:r>
                 <w:rPr>
                   <w:rFonts w:ascii="Arial" w:cs="Arial" w:eastAsia="Arial" w:hAnsi="Arial"/>
@@ -12515,7 +12515,7 @@
             <w:pPr>
               <w:spacing w:after="20" w:before="0"/>
             </w:pPr>
-            <w:hyperlink w:history="1" r:id="rIdphismyavngcenovmb2wym">
+            <w:hyperlink w:history="1" r:id="rIddx5tf9fdu1_7fnla97v_5">
               <w:r>
                 <w:rPr>
                   <w:rFonts w:ascii="Arial" w:cs="Arial" w:eastAsia="Arial" w:hAnsi="Arial"/>
@@ -12524,7 +12524,7 @@
                   <w:szCs w:val="16"/>
                   <w:u w:val="single" w:color="2E75B6"/>
                 </w:rPr>
-                <w:t xml:space="preserve">Naming ions and ionic compounds</w:t>
+                <w:t xml:space="preserve">Atomic and ionic radii</w:t>
               </w:r>
             </w:hyperlink>
           </w:p>
@@ -12548,7 +12548,7 @@
               <w:spacing w:after="10" w:before="0"/>
               <w:ind w:left="120"/>
             </w:pPr>
-            <w:hyperlink w:history="1" r:id="rId99joyaqlgnwu8rj_efehl">
+            <w:hyperlink w:history="1" r:id="rId45sduk7v_l4qhiob0uumc">
               <w:r>
                 <w:rPr>
                   <w:rFonts w:ascii="Arial" w:cs="Arial" w:eastAsia="Arial" w:hAnsi="Arial"/>
@@ -12586,14 +12586,14 @@
                 <w:sz w:val="16"/>
                 <w:szCs w:val="16"/>
               </w:rPr>
-              <w:t xml:space="preserve">📖 PDF:</w:t>
+              <w:t xml:space="preserve">📖 HTML:</w:t>
             </w:r>
           </w:p>
           <w:p>
             <w:pPr>
               <w:spacing w:after="20" w:before="0"/>
             </w:pPr>
-            <w:hyperlink w:history="1" r:id="rIdmn4l2vowdjoxakfujgtwy">
+            <w:hyperlink w:history="1" r:id="rIddrxvumokwknl9dxpqgb9c">
               <w:r>
                 <w:rPr>
                   <w:rFonts w:ascii="Arial" w:cs="Arial" w:eastAsia="Arial" w:hAnsi="Arial"/>
@@ -12602,7 +12602,7 @@
                   <w:szCs w:val="16"/>
                   <w:u w:val="single" w:color="2E75B6"/>
                 </w:rPr>
-                <w:t xml:space="preserve">Using group work in your classroom</w:t>
+                <w:t xml:space="preserve">Modern Periodic Table: Periods and Groups (Flexbook)</w:t>
               </w:r>
             </w:hyperlink>
           </w:p>
@@ -12618,7 +12618,7 @@
                 <w:sz w:val="14"/>
                 <w:szCs w:val="14"/>
               </w:rPr>
-              <w:t xml:space="preserve">Source: TESSA - Teacher Resources</w:t>
+              <w:t xml:space="preserve">Source: CK-12</w:t>
             </w:r>
           </w:p>
           <w:p>
@@ -12626,7 +12626,7 @@
               <w:spacing w:after="10" w:before="0"/>
               <w:ind w:left="120"/>
             </w:pPr>
-            <w:hyperlink w:history="1" r:id="rIdeu6dp59f7jwrdqko0wvfl">
+            <w:hyperlink w:history="1" r:id="rIdw2kdm8mgpj6ajtaqyblwv">
               <w:r>
                 <w:rPr>
                   <w:rFonts w:ascii="Arial" w:cs="Arial" w:eastAsia="Arial" w:hAnsi="Arial"/>
@@ -12821,7 +12821,7 @@
             <w:pPr>
               <w:spacing w:after="20" w:before="0"/>
             </w:pPr>
-            <w:hyperlink w:history="1" r:id="rIdzhthebrqtzbio3tavusky">
+            <w:hyperlink w:history="1" r:id="rIduzymiuxe-fanm_vavn51y">
               <w:r>
                 <w:rPr>
                   <w:rFonts w:ascii="Arial" w:cs="Arial" w:eastAsia="Arial" w:hAnsi="Arial"/>
@@ -12830,7 +12830,7 @@
                   <w:szCs w:val="16"/>
                   <w:u w:val="single" w:color="2E75B6"/>
                 </w:rPr>
-                <w:t xml:space="preserve">Naming ions and ionic compounds</w:t>
+                <w:t xml:space="preserve">The periodic table - transition metals</w:t>
               </w:r>
             </w:hyperlink>
           </w:p>
@@ -12854,7 +12854,7 @@
               <w:spacing w:after="10" w:before="0"/>
               <w:ind w:left="120"/>
             </w:pPr>
-            <w:hyperlink w:history="1" r:id="rId3hzpmuny7tw002o91cz5i">
+            <w:hyperlink w:history="1" r:id="rId-sw5ei11cbp8mclk-qk8s">
               <w:r>
                 <w:rPr>
                   <w:rFonts w:ascii="Arial" w:cs="Arial" w:eastAsia="Arial" w:hAnsi="Arial"/>
@@ -12892,14 +12892,14 @@
                 <w:sz w:val="16"/>
                 <w:szCs w:val="16"/>
               </w:rPr>
-              <w:t xml:space="preserve">📖 PDF:</w:t>
+              <w:t xml:space="preserve">📖 HTML:</w:t>
             </w:r>
           </w:p>
           <w:p>
             <w:pPr>
               <w:spacing w:after="20" w:before="0"/>
             </w:pPr>
-            <w:hyperlink w:history="1" r:id="rIdudxtidvxzyd1v2jxpdhrx">
+            <w:hyperlink w:history="1" r:id="rIdldzlcvkiuhgssyy4ygyez">
               <w:r>
                 <w:rPr>
                   <w:rFonts w:ascii="Arial" w:cs="Arial" w:eastAsia="Arial" w:hAnsi="Arial"/>
@@ -12908,7 +12908,7 @@
                   <w:szCs w:val="16"/>
                   <w:u w:val="single" w:color="2E75B6"/>
                 </w:rPr>
-                <w:t xml:space="preserve">Using group work in your classroom</w:t>
+                <w:t xml:space="preserve">Hydrogen and Alkali Metals (Flexbook)</w:t>
               </w:r>
             </w:hyperlink>
           </w:p>
@@ -12924,7 +12924,7 @@
                 <w:sz w:val="14"/>
                 <w:szCs w:val="14"/>
               </w:rPr>
-              <w:t xml:space="preserve">Source: TESSA - Teacher Resources</w:t>
+              <w:t xml:space="preserve">Source: CK-12</w:t>
             </w:r>
           </w:p>
           <w:p>
@@ -12932,7 +12932,7 @@
               <w:spacing w:after="10" w:before="0"/>
               <w:ind w:left="120"/>
             </w:pPr>
-            <w:hyperlink w:history="1" r:id="rIdxmfctwx8_i-q9jd6ynjph">
+            <w:hyperlink w:history="1" r:id="rIdbowo2bi-rcbvc4ffez2fo">
               <w:r>
                 <w:rPr>
                   <w:rFonts w:ascii="Arial" w:cs="Arial" w:eastAsia="Arial" w:hAnsi="Arial"/>
@@ -13127,7 +13127,7 @@
             <w:pPr>
               <w:spacing w:after="20" w:before="0"/>
             </w:pPr>
-            <w:hyperlink w:history="1" r:id="rIdv3ljryja3qsifxgsgzxbl">
+            <w:hyperlink w:history="1" r:id="rIdjwjmkrsuw7ukdkmycbr7m">
               <w:r>
                 <w:rPr>
                   <w:rFonts w:ascii="Arial" w:cs="Arial" w:eastAsia="Arial" w:hAnsi="Arial"/>
@@ -13136,7 +13136,7 @@
                   <w:szCs w:val="16"/>
                   <w:u w:val="single" w:color="2E75B6"/>
                 </w:rPr>
-                <w:t xml:space="preserve">Naming ions and ionic compounds</w:t>
+                <w:t xml:space="preserve">Atomic radius trends on periodic table</w:t>
               </w:r>
             </w:hyperlink>
           </w:p>
@@ -13160,7 +13160,7 @@
               <w:spacing w:after="10" w:before="0"/>
               <w:ind w:left="120"/>
             </w:pPr>
-            <w:hyperlink w:history="1" r:id="rIdtj5jdr-yeyz55-8wnq5ay">
+            <w:hyperlink w:history="1" r:id="rIdzomghai0b9agxvm88bjz2">
               <w:r>
                 <w:rPr>
                   <w:rFonts w:ascii="Arial" w:cs="Arial" w:eastAsia="Arial" w:hAnsi="Arial"/>
@@ -13198,14 +13198,14 @@
                 <w:sz w:val="16"/>
                 <w:szCs w:val="16"/>
               </w:rPr>
-              <w:t xml:space="preserve">📖 PDF:</w:t>
+              <w:t xml:space="preserve">📖 HTML:</w:t>
             </w:r>
           </w:p>
           <w:p>
             <w:pPr>
               <w:spacing w:after="20" w:before="0"/>
             </w:pPr>
-            <w:hyperlink w:history="1" r:id="rIdhjwpsmnl8lilwryigheq-">
+            <w:hyperlink w:history="1" r:id="rIdisxyj4fr7y10cnsqpv21x">
               <w:r>
                 <w:rPr>
                   <w:rFonts w:ascii="Arial" w:cs="Arial" w:eastAsia="Arial" w:hAnsi="Arial"/>
@@ -13214,7 +13214,7 @@
                   <w:szCs w:val="16"/>
                   <w:u w:val="single" w:color="2E75B6"/>
                 </w:rPr>
-                <w:t xml:space="preserve">Using group work in your classroom</w:t>
+                <w:t xml:space="preserve">Hydrogen and Alkali Metals (Flexbook)</w:t>
               </w:r>
             </w:hyperlink>
           </w:p>
@@ -13230,7 +13230,7 @@
                 <w:sz w:val="14"/>
                 <w:szCs w:val="14"/>
               </w:rPr>
-              <w:t xml:space="preserve">Source: TESSA - Teacher Resources</w:t>
+              <w:t xml:space="preserve">Source: CK-12</w:t>
             </w:r>
           </w:p>
           <w:p>
@@ -13238,7 +13238,7 @@
               <w:spacing w:after="10" w:before="0"/>
               <w:ind w:left="120"/>
             </w:pPr>
-            <w:hyperlink w:history="1" r:id="rIdljvvaw8xtvcd-9uuzhtbq">
+            <w:hyperlink w:history="1" r:id="rIdur71vzeqru8sdkc6ua9mu">
               <w:r>
                 <w:rPr>
                   <w:rFonts w:ascii="Arial" w:cs="Arial" w:eastAsia="Arial" w:hAnsi="Arial"/>
@@ -14953,7 +14953,7 @@
             <w:pPr>
               <w:spacing w:after="20" w:before="0"/>
             </w:pPr>
-            <w:hyperlink w:history="1" r:id="rIdhiill8bznk2tmuqn3zjdj">
+            <w:hyperlink w:history="1" r:id="rIdpqt57c-b2antrgenqiqwa">
               <w:r>
                 <w:rPr>
                   <w:rFonts w:ascii="Arial" w:cs="Arial" w:eastAsia="Arial" w:hAnsi="Arial"/>
@@ -14962,7 +14962,7 @@
                   <w:szCs w:val="16"/>
                   <w:u w:val="single" w:color="2E75B6"/>
                 </w:rPr>
-                <w:t xml:space="preserve">Kinetic molecular theory of gases</w:t>
+                <w:t xml:space="preserve">Counting valence electrons for main group elements</w:t>
               </w:r>
             </w:hyperlink>
           </w:p>
@@ -14986,7 +14986,7 @@
               <w:spacing w:after="10" w:before="0"/>
               <w:ind w:left="120"/>
             </w:pPr>
-            <w:hyperlink w:history="1" r:id="rIdplng5bq8uooroicxiqiu1">
+            <w:hyperlink w:history="1" r:id="rIdx9y7-c46oswdjmpamw9up">
               <w:r>
                 <w:rPr>
                   <w:rFonts w:ascii="Arial" w:cs="Arial" w:eastAsia="Arial" w:hAnsi="Arial"/>
@@ -15024,14 +15024,14 @@
                 <w:sz w:val="16"/>
                 <w:szCs w:val="16"/>
               </w:rPr>
-              <w:t xml:space="preserve">📖 HTML:</w:t>
+              <w:t xml:space="preserve">📖 EXERCISE:</w:t>
             </w:r>
           </w:p>
           <w:p>
             <w:pPr>
               <w:spacing w:after="20" w:before="0"/>
             </w:pPr>
-            <w:hyperlink w:history="1" r:id="rId3cyvltcbrcgw4difjvqt_">
+            <w:hyperlink w:history="1" r:id="rIdgwcbybe_xspre23cl2hhr">
               <w:r>
                 <w:rPr>
                   <w:rFonts w:ascii="Arial" w:cs="Arial" w:eastAsia="Arial" w:hAnsi="Arial"/>
@@ -15040,7 +15040,7 @@
                   <w:szCs w:val="16"/>
                   <w:u w:val="single" w:color="2E75B6"/>
                 </w:rPr>
-                <w:t xml:space="preserve">Noble Gas Configuration (Flexbook)</w:t>
+                <w:t xml:space="preserve">Noble Gases Practice</w:t>
               </w:r>
             </w:hyperlink>
           </w:p>
@@ -15064,7 +15064,7 @@
               <w:spacing w:after="10" w:before="0"/>
               <w:ind w:left="120"/>
             </w:pPr>
-            <w:hyperlink w:history="1" r:id="rIdj1hidbaj7y7om3x0mhb6l">
+            <w:hyperlink w:history="1" r:id="rIdtnnjjgywet2oihwh7dwx2">
               <w:r>
                 <w:rPr>
                   <w:rFonts w:ascii="Arial" w:cs="Arial" w:eastAsia="Arial" w:hAnsi="Arial"/>
@@ -15259,7 +15259,7 @@
             <w:pPr>
               <w:spacing w:after="20" w:before="0"/>
             </w:pPr>
-            <w:hyperlink w:history="1" r:id="rIdqvle6e0mjwsrbwhayuhi1">
+            <w:hyperlink w:history="1" r:id="rIdd5yf7e4fztamh9razrnf4">
               <w:r>
                 <w:rPr>
                   <w:rFonts w:ascii="Arial" w:cs="Arial" w:eastAsia="Arial" w:hAnsi="Arial"/>
@@ -15268,7 +15268,7 @@
                   <w:szCs w:val="16"/>
                   <w:u w:val="single" w:color="2E75B6"/>
                 </w:rPr>
-                <w:t xml:space="preserve">Kinetic molecular theory of gases</w:t>
+                <w:t xml:space="preserve">The periodic table - classification of elements</w:t>
               </w:r>
             </w:hyperlink>
           </w:p>
@@ -15292,7 +15292,7 @@
               <w:spacing w:after="10" w:before="0"/>
               <w:ind w:left="120"/>
             </w:pPr>
-            <w:hyperlink w:history="1" r:id="rIdppr8gj8jmj5kqe6atfxi-">
+            <w:hyperlink w:history="1" r:id="rIdczkwcb3ufnupdlciejmpl">
               <w:r>
                 <w:rPr>
                   <w:rFonts w:ascii="Arial" w:cs="Arial" w:eastAsia="Arial" w:hAnsi="Arial"/>
@@ -15337,7 +15337,7 @@
             <w:pPr>
               <w:spacing w:after="20" w:before="0"/>
             </w:pPr>
-            <w:hyperlink w:history="1" r:id="rIdnymqonnczzeroygo0xfso">
+            <w:hyperlink w:history="1" r:id="rId4whfo5usvtm6w7zxzqmpm">
               <w:r>
                 <w:rPr>
                   <w:rFonts w:ascii="Arial" w:cs="Arial" w:eastAsia="Arial" w:hAnsi="Arial"/>
@@ -15346,7 +15346,7 @@
                   <w:szCs w:val="16"/>
                   <w:u w:val="single" w:color="2E75B6"/>
                 </w:rPr>
-                <w:t xml:space="preserve">Noble Gas Configuration (Flexbook)</w:t>
+                <w:t xml:space="preserve">Noble Gases (Flexbook)</w:t>
               </w:r>
             </w:hyperlink>
           </w:p>
@@ -15370,7 +15370,7 @@
               <w:spacing w:after="10" w:before="0"/>
               <w:ind w:left="120"/>
             </w:pPr>
-            <w:hyperlink w:history="1" r:id="rIdqjf0igz_ahb2aa0r-t_cu">
+            <w:hyperlink w:history="1" r:id="rIdjq_e9w23aewnzsboq6sie">
               <w:r>
                 <w:rPr>
                   <w:rFonts w:ascii="Arial" w:cs="Arial" w:eastAsia="Arial" w:hAnsi="Arial"/>
@@ -15565,7 +15565,7 @@
             <w:pPr>
               <w:spacing w:after="20" w:before="0"/>
             </w:pPr>
-            <w:hyperlink w:history="1" r:id="rIdk-zjc0lzsb0llsybq1n9u">
+            <w:hyperlink w:history="1" r:id="rId1ifpxevjzydgs0kqfs1s5">
               <w:r>
                 <w:rPr>
                   <w:rFonts w:ascii="Arial" w:cs="Arial" w:eastAsia="Arial" w:hAnsi="Arial"/>
@@ -15574,7 +15574,7 @@
                   <w:szCs w:val="16"/>
                   <w:u w:val="single" w:color="2E75B6"/>
                 </w:rPr>
-                <w:t xml:space="preserve">Kinetic molecular theory of gases</w:t>
+                <w:t xml:space="preserve">Noble gas configuration</w:t>
               </w:r>
             </w:hyperlink>
           </w:p>
@@ -15598,7 +15598,7 @@
               <w:spacing w:after="10" w:before="0"/>
               <w:ind w:left="120"/>
             </w:pPr>
-            <w:hyperlink w:history="1" r:id="rIdm8xtpbmpk9xz0l12ggltr">
+            <w:hyperlink w:history="1" r:id="rIdmjnv9sfayd5xlda0kgdlc">
               <w:r>
                 <w:rPr>
                   <w:rFonts w:ascii="Arial" w:cs="Arial" w:eastAsia="Arial" w:hAnsi="Arial"/>
@@ -15636,14 +15636,14 @@
                 <w:sz w:val="16"/>
                 <w:szCs w:val="16"/>
               </w:rPr>
-              <w:t xml:space="preserve">📖 HTML:</w:t>
+              <w:t xml:space="preserve">📖 EXERCISE:</w:t>
             </w:r>
           </w:p>
           <w:p>
             <w:pPr>
               <w:spacing w:after="20" w:before="0"/>
             </w:pPr>
-            <w:hyperlink w:history="1" r:id="rIdd5wdcyycurolx1zrc1pu6">
+            <w:hyperlink w:history="1" r:id="rIdhlnff05swbofadwu6jowc">
               <w:r>
                 <w:rPr>
                   <w:rFonts w:ascii="Arial" w:cs="Arial" w:eastAsia="Arial" w:hAnsi="Arial"/>
@@ -15652,7 +15652,7 @@
                   <w:szCs w:val="16"/>
                   <w:u w:val="single" w:color="2E75B6"/>
                 </w:rPr>
-                <w:t xml:space="preserve">Noble Gas Configuration (Flexbook)</w:t>
+                <w:t xml:space="preserve">Noble Gases Practice</w:t>
               </w:r>
             </w:hyperlink>
           </w:p>
@@ -15676,7 +15676,7 @@
               <w:spacing w:after="10" w:before="0"/>
               <w:ind w:left="120"/>
             </w:pPr>
-            <w:hyperlink w:history="1" r:id="rIdxbui4ocj-zdmrqe4b9atc">
+            <w:hyperlink w:history="1" r:id="rId0pkpugfv7mhcamvk4t-2x">
               <w:r>
                 <w:rPr>
                   <w:rFonts w:ascii="Arial" w:cs="Arial" w:eastAsia="Arial" w:hAnsi="Arial"/>
@@ -15871,7 +15871,7 @@
             <w:pPr>
               <w:spacing w:after="20" w:before="0"/>
             </w:pPr>
-            <w:hyperlink w:history="1" r:id="rId7itgcokmis51s658qpvb1">
+            <w:hyperlink w:history="1" r:id="rId3yjfglaefg_l41qnpstnt">
               <w:r>
                 <w:rPr>
                   <w:rFonts w:ascii="Arial" w:cs="Arial" w:eastAsia="Arial" w:hAnsi="Arial"/>
@@ -15880,7 +15880,7 @@
                   <w:szCs w:val="16"/>
                   <w:u w:val="single" w:color="2E75B6"/>
                 </w:rPr>
-                <w:t xml:space="preserve">Kinetic molecular theory of gases</w:t>
+                <w:t xml:space="preserve">Electron configurations for the second period</w:t>
               </w:r>
             </w:hyperlink>
           </w:p>
@@ -15904,7 +15904,7 @@
               <w:spacing w:after="10" w:before="0"/>
               <w:ind w:left="120"/>
             </w:pPr>
-            <w:hyperlink w:history="1" r:id="rIdvkveuv-411fza_qyo-iqh">
+            <w:hyperlink w:history="1" r:id="rIdhlygnpdl19uivd2x_u31f">
               <w:r>
                 <w:rPr>
                   <w:rFonts w:ascii="Arial" w:cs="Arial" w:eastAsia="Arial" w:hAnsi="Arial"/>
@@ -15942,14 +15942,14 @@
                 <w:sz w:val="16"/>
                 <w:szCs w:val="16"/>
               </w:rPr>
-              <w:t xml:space="preserve">📖 HTML:</w:t>
+              <w:t xml:space="preserve">📖 EXERCISE:</w:t>
             </w:r>
           </w:p>
           <w:p>
             <w:pPr>
               <w:spacing w:after="20" w:before="0"/>
             </w:pPr>
-            <w:hyperlink w:history="1" r:id="rIdvlhbqlkwb5jfbnl_iudey">
+            <w:hyperlink w:history="1" r:id="rIdosij6aicceg8fbq5yrqha">
               <w:r>
                 <w:rPr>
                   <w:rFonts w:ascii="Arial" w:cs="Arial" w:eastAsia="Arial" w:hAnsi="Arial"/>
@@ -15958,7 +15958,7 @@
                   <w:szCs w:val="16"/>
                   <w:u w:val="single" w:color="2E75B6"/>
                 </w:rPr>
-                <w:t xml:space="preserve">Noble Gas Configuration (Flexbook)</w:t>
+                <w:t xml:space="preserve">Noble Gases Practice</w:t>
               </w:r>
             </w:hyperlink>
           </w:p>
@@ -15982,7 +15982,7 @@
               <w:spacing w:after="10" w:before="0"/>
               <w:ind w:left="120"/>
             </w:pPr>
-            <w:hyperlink w:history="1" r:id="rId7wmcb6nnctafbfi5tgrql">
+            <w:hyperlink w:history="1" r:id="rIdiet02wz7zizdvhnq1wzyd">
               <w:r>
                 <w:rPr>
                   <w:rFonts w:ascii="Arial" w:cs="Arial" w:eastAsia="Arial" w:hAnsi="Arial"/>
@@ -16177,7 +16177,7 @@
             <w:pPr>
               <w:spacing w:after="20" w:before="0"/>
             </w:pPr>
-            <w:hyperlink w:history="1" r:id="rIdmnot2ztmvrtlersnmlnlq">
+            <w:hyperlink w:history="1" r:id="rIdtzikowbvvgsqqmoxrd-nl">
               <w:r>
                 <w:rPr>
                   <w:rFonts w:ascii="Arial" w:cs="Arial" w:eastAsia="Arial" w:hAnsi="Arial"/>
@@ -16186,7 +16186,7 @@
                   <w:szCs w:val="16"/>
                   <w:u w:val="single" w:color="2E75B6"/>
                 </w:rPr>
-                <w:t xml:space="preserve">Kinetic molecular theory of gases</w:t>
+                <w:t xml:space="preserve">Electron configurations for the third and fourth periods</w:t>
               </w:r>
             </w:hyperlink>
           </w:p>
@@ -16210,7 +16210,7 @@
               <w:spacing w:after="10" w:before="0"/>
               <w:ind w:left="120"/>
             </w:pPr>
-            <w:hyperlink w:history="1" r:id="rId1xcp_roezrltum7xe-1my">
+            <w:hyperlink w:history="1" r:id="rIdrvl2d6gd_gsswbcfczm3u">
               <w:r>
                 <w:rPr>
                   <w:rFonts w:ascii="Arial" w:cs="Arial" w:eastAsia="Arial" w:hAnsi="Arial"/>
@@ -16248,14 +16248,14 @@
                 <w:sz w:val="16"/>
                 <w:szCs w:val="16"/>
               </w:rPr>
-              <w:t xml:space="preserve">📖 HTML:</w:t>
+              <w:t xml:space="preserve">📖 EXERCISE:</w:t>
             </w:r>
           </w:p>
           <w:p>
             <w:pPr>
               <w:spacing w:after="20" w:before="0"/>
             </w:pPr>
-            <w:hyperlink w:history="1" r:id="rIdg4z-iwxxyziiv5wpi1dfh">
+            <w:hyperlink w:history="1" r:id="rIdqw5vsbd9nanh_tzoyht3n">
               <w:r>
                 <w:rPr>
                   <w:rFonts w:ascii="Arial" w:cs="Arial" w:eastAsia="Arial" w:hAnsi="Arial"/>
@@ -16264,7 +16264,7 @@
                   <w:szCs w:val="16"/>
                   <w:u w:val="single" w:color="2E75B6"/>
                 </w:rPr>
-                <w:t xml:space="preserve">Noble Gas Configuration (Flexbook)</w:t>
+                <w:t xml:space="preserve">Noble Gases Practice</w:t>
               </w:r>
             </w:hyperlink>
           </w:p>
@@ -16288,7 +16288,7 @@
               <w:spacing w:after="10" w:before="0"/>
               <w:ind w:left="120"/>
             </w:pPr>
-            <w:hyperlink w:history="1" r:id="rId4sjhiirpciteoyxxwheus">
+            <w:hyperlink w:history="1" r:id="rIdt90vjrtwb25verk1fplnp">
               <w:r>
                 <w:rPr>
                   <w:rFonts w:ascii="Arial" w:cs="Arial" w:eastAsia="Arial" w:hAnsi="Arial"/>
@@ -17775,7 +17775,7 @@
             <w:pPr>
               <w:spacing w:after="20" w:before="0"/>
             </w:pPr>
-            <w:hyperlink w:history="1" r:id="rIdf7yqm9-cpfg_9ztmicqiz">
+            <w:hyperlink w:history="1" r:id="rIdlcxabvl_kc9ba7dzrfbmi">
               <w:r>
                 <w:rPr>
                   <w:rFonts w:ascii="Arial" w:cs="Arial" w:eastAsia="Arial" w:hAnsi="Arial"/>
@@ -17784,7 +17784,7 @@
                   <w:szCs w:val="16"/>
                   <w:u w:val="single" w:color="2E75B6"/>
                 </w:rPr>
-                <w:t xml:space="preserve">Worked example: Finding the formula of an ionic compound</w:t>
+                <w:t xml:space="preserve">The periodic table - classification of elements</w:t>
               </w:r>
             </w:hyperlink>
           </w:p>
@@ -17808,7 +17808,7 @@
               <w:spacing w:after="10" w:before="0"/>
               <w:ind w:left="120"/>
             </w:pPr>
-            <w:hyperlink w:history="1" r:id="rIdpv_mdb9l8yi0_4jlnd8gh">
+            <w:hyperlink w:history="1" r:id="rIdkyowddttjhetgxnjfu5jj">
               <w:r>
                 <w:rPr>
                   <w:rFonts w:ascii="Arial" w:cs="Arial" w:eastAsia="Arial" w:hAnsi="Arial"/>
@@ -17846,14 +17846,14 @@
                 <w:sz w:val="16"/>
                 <w:szCs w:val="16"/>
               </w:rPr>
-              <w:t xml:space="preserve">📖 PDF:</w:t>
+              <w:t xml:space="preserve">📖 EXERCISE:</w:t>
             </w:r>
           </w:p>
           <w:p>
             <w:pPr>
               <w:spacing w:after="20" w:before="0"/>
             </w:pPr>
-            <w:hyperlink w:history="1" r:id="rIdbplot8dpjcazy6gjuml-a">
+            <w:hyperlink w:history="1" r:id="rIdqt-byndwpaqknnftmjhw0">
               <w:r>
                 <w:rPr>
                   <w:rFonts w:ascii="Arial" w:cs="Arial" w:eastAsia="Arial" w:hAnsi="Arial"/>
@@ -17862,7 +17862,7 @@
                   <w:szCs w:val="16"/>
                   <w:u w:val="single" w:color="2E75B6"/>
                 </w:rPr>
-                <w:t xml:space="preserve">Using group work in your classroom</w:t>
+                <w:t xml:space="preserve">Alkaline Earth Metals Practice</w:t>
               </w:r>
             </w:hyperlink>
           </w:p>
@@ -17878,7 +17878,7 @@
                 <w:sz w:val="14"/>
                 <w:szCs w:val="14"/>
               </w:rPr>
-              <w:t xml:space="preserve">Source: TESSA - Teacher Resources</w:t>
+              <w:t xml:space="preserve">Source: CK-12</w:t>
             </w:r>
           </w:p>
           <w:p>
@@ -17886,7 +17886,7 @@
               <w:spacing w:after="10" w:before="0"/>
               <w:ind w:left="120"/>
             </w:pPr>
-            <w:hyperlink w:history="1" r:id="rIdzcfczfatmxou_g52qqkoi">
+            <w:hyperlink w:history="1" r:id="rIdtwqj8m96wmen9fpf6c1xe">
               <w:r>
                 <w:rPr>
                   <w:rFonts w:ascii="Arial" w:cs="Arial" w:eastAsia="Arial" w:hAnsi="Arial"/>
@@ -18081,7 +18081,7 @@
             <w:pPr>
               <w:spacing w:after="20" w:before="0"/>
             </w:pPr>
-            <w:hyperlink w:history="1" r:id="rIdnqgorebeqykletyrlsnka">
+            <w:hyperlink w:history="1" r:id="rId99cb7-wff5jxofuuderrz">
               <w:r>
                 <w:rPr>
                   <w:rFonts w:ascii="Arial" w:cs="Arial" w:eastAsia="Arial" w:hAnsi="Arial"/>
@@ -18090,7 +18090,7 @@
                   <w:szCs w:val="16"/>
                   <w:u w:val="single" w:color="2E75B6"/>
                 </w:rPr>
-                <w:t xml:space="preserve">Worked example: Finding the formula of an ionic compound</w:t>
+                <w:t xml:space="preserve">The periodic table - transition metals</w:t>
               </w:r>
             </w:hyperlink>
           </w:p>
@@ -18114,7 +18114,7 @@
               <w:spacing w:after="10" w:before="0"/>
               <w:ind w:left="120"/>
             </w:pPr>
-            <w:hyperlink w:history="1" r:id="rIdqv91pzkt9v1kwihhhmtlr">
+            <w:hyperlink w:history="1" r:id="rIds-jbnqoujnwkmvszqyrss">
               <w:r>
                 <w:rPr>
                   <w:rFonts w:ascii="Arial" w:cs="Arial" w:eastAsia="Arial" w:hAnsi="Arial"/>
@@ -18152,14 +18152,14 @@
                 <w:sz w:val="16"/>
                 <w:szCs w:val="16"/>
               </w:rPr>
-              <w:t xml:space="preserve">📖 PDF:</w:t>
+              <w:t xml:space="preserve">📖 HTML:</w:t>
             </w:r>
           </w:p>
           <w:p>
             <w:pPr>
               <w:spacing w:after="20" w:before="0"/>
             </w:pPr>
-            <w:hyperlink w:history="1" r:id="rIdu5pm6sdjoj5vk6oatm1x9">
+            <w:hyperlink w:history="1" r:id="rId0masgl9nagdg_57cxj_rq">
               <w:r>
                 <w:rPr>
                   <w:rFonts w:ascii="Arial" w:cs="Arial" w:eastAsia="Arial" w:hAnsi="Arial"/>
@@ -18168,7 +18168,7 @@
                   <w:szCs w:val="16"/>
                   <w:u w:val="single" w:color="2E75B6"/>
                 </w:rPr>
-                <w:t xml:space="preserve">Using group work in your classroom</w:t>
+                <w:t xml:space="preserve">Alkaline Earth Metals (Flexbook)</w:t>
               </w:r>
             </w:hyperlink>
           </w:p>
@@ -18184,7 +18184,7 @@
                 <w:sz w:val="14"/>
                 <w:szCs w:val="14"/>
               </w:rPr>
-              <w:t xml:space="preserve">Source: TESSA - Teacher Resources</w:t>
+              <w:t xml:space="preserve">Source: CK-12</w:t>
             </w:r>
           </w:p>
           <w:p>
@@ -18192,7 +18192,7 @@
               <w:spacing w:after="10" w:before="0"/>
               <w:ind w:left="120"/>
             </w:pPr>
-            <w:hyperlink w:history="1" r:id="rIdtmpr6gxgvifr_aqqu-exe">
+            <w:hyperlink w:history="1" r:id="rIdsie6hbko2itii5_-7tcih">
               <w:r>
                 <w:rPr>
                   <w:rFonts w:ascii="Arial" w:cs="Arial" w:eastAsia="Arial" w:hAnsi="Arial"/>
@@ -18387,7 +18387,7 @@
             <w:pPr>
               <w:spacing w:after="20" w:before="0"/>
             </w:pPr>
-            <w:hyperlink w:history="1" r:id="rIdozo6vn4wv69c6vjipur-b">
+            <w:hyperlink w:history="1" r:id="rIdkdccf26wdd-r8wzuiiuyz">
               <w:r>
                 <w:rPr>
                   <w:rFonts w:ascii="Arial" w:cs="Arial" w:eastAsia="Arial" w:hAnsi="Arial"/>
@@ -18396,7 +18396,7 @@
                   <w:szCs w:val="16"/>
                   <w:u w:val="single" w:color="2E75B6"/>
                 </w:rPr>
-                <w:t xml:space="preserve">Worked example: Finding the formula of an ionic compound</w:t>
+                <w:t xml:space="preserve">Groups of the periodic table</w:t>
               </w:r>
             </w:hyperlink>
           </w:p>
@@ -18420,7 +18420,7 @@
               <w:spacing w:after="10" w:before="0"/>
               <w:ind w:left="120"/>
             </w:pPr>
-            <w:hyperlink w:history="1" r:id="rId66ccst6_nulm5uuglr9ei">
+            <w:hyperlink w:history="1" r:id="rIdnxdcvtjff3qyve82ogxt0">
               <w:r>
                 <w:rPr>
                   <w:rFonts w:ascii="Arial" w:cs="Arial" w:eastAsia="Arial" w:hAnsi="Arial"/>
@@ -18458,14 +18458,14 @@
                 <w:sz w:val="16"/>
                 <w:szCs w:val="16"/>
               </w:rPr>
-              <w:t xml:space="preserve">📖 PDF:</w:t>
+              <w:t xml:space="preserve">📖 HTML:</w:t>
             </w:r>
           </w:p>
           <w:p>
             <w:pPr>
               <w:spacing w:after="20" w:before="0"/>
             </w:pPr>
-            <w:hyperlink w:history="1" r:id="rId8slkgglg11oueownay4pg">
+            <w:hyperlink w:history="1" r:id="rIdlu4yq984hhutvg2xyhnnf">
               <w:r>
                 <w:rPr>
                   <w:rFonts w:ascii="Arial" w:cs="Arial" w:eastAsia="Arial" w:hAnsi="Arial"/>
@@ -18474,7 +18474,7 @@
                   <w:szCs w:val="16"/>
                   <w:u w:val="single" w:color="2E75B6"/>
                 </w:rPr>
-                <w:t xml:space="preserve">Using group work in your classroom</w:t>
+                <w:t xml:space="preserve">Modern Periodic Table: Periods and Groups (Flexbook)</w:t>
               </w:r>
             </w:hyperlink>
           </w:p>
@@ -18490,7 +18490,7 @@
                 <w:sz w:val="14"/>
                 <w:szCs w:val="14"/>
               </w:rPr>
-              <w:t xml:space="preserve">Source: TESSA - Teacher Resources</w:t>
+              <w:t xml:space="preserve">Source: CK-12</w:t>
             </w:r>
           </w:p>
           <w:p>
@@ -18498,7 +18498,7 @@
               <w:spacing w:after="10" w:before="0"/>
               <w:ind w:left="120"/>
             </w:pPr>
-            <w:hyperlink w:history="1" r:id="rIdhsjsxxndifekfbjlgvlej">
+            <w:hyperlink w:history="1" r:id="rId6fl2jrbc8ime7saclzzqe">
               <w:r>
                 <w:rPr>
                   <w:rFonts w:ascii="Arial" w:cs="Arial" w:eastAsia="Arial" w:hAnsi="Arial"/>
@@ -18693,7 +18693,7 @@
             <w:pPr>
               <w:spacing w:after="20" w:before="0"/>
             </w:pPr>
-            <w:hyperlink w:history="1" r:id="rIdpd-deqbul3nywvlvjw1az">
+            <w:hyperlink w:history="1" r:id="rIdm8998s7o5fi8ze7c0nu9o">
               <w:r>
                 <w:rPr>
                   <w:rFonts w:ascii="Arial" w:cs="Arial" w:eastAsia="Arial" w:hAnsi="Arial"/>
@@ -18702,7 +18702,7 @@
                   <w:szCs w:val="16"/>
                   <w:u w:val="single" w:color="2E75B6"/>
                 </w:rPr>
-                <w:t xml:space="preserve">Worked example: Finding the formula of an ionic compound</w:t>
+                <w:t xml:space="preserve">Electron configurations for the second period</w:t>
               </w:r>
             </w:hyperlink>
           </w:p>
@@ -18726,7 +18726,7 @@
               <w:spacing w:after="10" w:before="0"/>
               <w:ind w:left="120"/>
             </w:pPr>
-            <w:hyperlink w:history="1" r:id="rIdktilgabgeq6_q9clppi2m">
+            <w:hyperlink w:history="1" r:id="rIdwfcfsxxnbck9-43dfvwv6">
               <w:r>
                 <w:rPr>
                   <w:rFonts w:ascii="Arial" w:cs="Arial" w:eastAsia="Arial" w:hAnsi="Arial"/>
@@ -18764,14 +18764,14 @@
                 <w:sz w:val="16"/>
                 <w:szCs w:val="16"/>
               </w:rPr>
-              <w:t xml:space="preserve">📖 PDF:</w:t>
+              <w:t xml:space="preserve">📖 EXERCISE:</w:t>
             </w:r>
           </w:p>
           <w:p>
             <w:pPr>
               <w:spacing w:after="20" w:before="0"/>
             </w:pPr>
-            <w:hyperlink w:history="1" r:id="rIdw-ld2g2gugwfreadkprlw">
+            <w:hyperlink w:history="1" r:id="rIdrad4fjmbupqz05xlt2g5h">
               <w:r>
                 <w:rPr>
                   <w:rFonts w:ascii="Arial" w:cs="Arial" w:eastAsia="Arial" w:hAnsi="Arial"/>
@@ -18780,7 +18780,7 @@
                   <w:szCs w:val="16"/>
                   <w:u w:val="single" w:color="2E75B6"/>
                 </w:rPr>
-                <w:t xml:space="preserve">Using group work in your classroom</w:t>
+                <w:t xml:space="preserve">Alkaline Earth Metals Practice</w:t>
               </w:r>
             </w:hyperlink>
           </w:p>
@@ -18796,7 +18796,7 @@
                 <w:sz w:val="14"/>
                 <w:szCs w:val="14"/>
               </w:rPr>
-              <w:t xml:space="preserve">Source: TESSA - Teacher Resources</w:t>
+              <w:t xml:space="preserve">Source: CK-12</w:t>
             </w:r>
           </w:p>
           <w:p>
@@ -18804,7 +18804,7 @@
               <w:spacing w:after="10" w:before="0"/>
               <w:ind w:left="120"/>
             </w:pPr>
-            <w:hyperlink w:history="1" r:id="rIdio5t-am-ioxzh96yrvgqq">
+            <w:hyperlink w:history="1" r:id="rIdujchjjakuizhuyqtvwwng">
               <w:r>
                 <w:rPr>
                   <w:rFonts w:ascii="Arial" w:cs="Arial" w:eastAsia="Arial" w:hAnsi="Arial"/>
@@ -18999,7 +18999,7 @@
             <w:pPr>
               <w:spacing w:after="20" w:before="0"/>
             </w:pPr>
-            <w:hyperlink w:history="1" r:id="rId-gx_qdimkttmetf93warl">
+            <w:hyperlink w:history="1" r:id="rIdkbibu2pb1g39jts9ne57b">
               <w:r>
                 <w:rPr>
                   <w:rFonts w:ascii="Arial" w:cs="Arial" w:eastAsia="Arial" w:hAnsi="Arial"/>
@@ -19008,7 +19008,7 @@
                   <w:szCs w:val="16"/>
                   <w:u w:val="single" w:color="2E75B6"/>
                 </w:rPr>
-                <w:t xml:space="preserve">Worked example: Finding the formula of an ionic compound</w:t>
+                <w:t xml:space="preserve">More on orbitals and electron configuration -dubbed(KY)</w:t>
               </w:r>
             </w:hyperlink>
           </w:p>
@@ -19024,7 +19024,7 @@
                 <w:sz w:val="14"/>
                 <w:szCs w:val="14"/>
               </w:rPr>
-              <w:t xml:space="preserve">Source: Khan Academy (English - US curriculum)</w:t>
+              <w:t xml:space="preserve">Source: Khan Academy (Kiswahili)</w:t>
             </w:r>
           </w:p>
           <w:p>
@@ -19032,7 +19032,7 @@
               <w:spacing w:after="10" w:before="0"/>
               <w:ind w:left="120"/>
             </w:pPr>
-            <w:hyperlink w:history="1" r:id="rIdnqjxcrzb02iccvuhusfje">
+            <w:hyperlink w:history="1" r:id="rIdtxsmhmn2vyox5yf2ofjxq">
               <w:r>
                 <w:rPr>
                   <w:rFonts w:ascii="Arial" w:cs="Arial" w:eastAsia="Arial" w:hAnsi="Arial"/>
@@ -19070,14 +19070,14 @@
                 <w:sz w:val="16"/>
                 <w:szCs w:val="16"/>
               </w:rPr>
-              <w:t xml:space="preserve">📖 PDF:</w:t>
+              <w:t xml:space="preserve">📖 EXERCISE:</w:t>
             </w:r>
           </w:p>
           <w:p>
             <w:pPr>
               <w:spacing w:after="20" w:before="0"/>
             </w:pPr>
-            <w:hyperlink w:history="1" r:id="rIderheqhp1dwkjzv-f7ddmr">
+            <w:hyperlink w:history="1" r:id="rIdc5i4ook6zqjd_lykqi3dx">
               <w:r>
                 <w:rPr>
                   <w:rFonts w:ascii="Arial" w:cs="Arial" w:eastAsia="Arial" w:hAnsi="Arial"/>
@@ -19086,7 +19086,7 @@
                   <w:szCs w:val="16"/>
                   <w:u w:val="single" w:color="2E75B6"/>
                 </w:rPr>
-                <w:t xml:space="preserve">Using group work in your classroom</w:t>
+                <w:t xml:space="preserve">Alkaline Earth Metals Practice</w:t>
               </w:r>
             </w:hyperlink>
           </w:p>
@@ -19102,7 +19102,7 @@
                 <w:sz w:val="14"/>
                 <w:szCs w:val="14"/>
               </w:rPr>
-              <w:t xml:space="preserve">Source: TESSA - Teacher Resources</w:t>
+              <w:t xml:space="preserve">Source: CK-12</w:t>
             </w:r>
           </w:p>
           <w:p>
@@ -19110,7 +19110,7 @@
               <w:spacing w:after="10" w:before="0"/>
               <w:ind w:left="120"/>
             </w:pPr>
-            <w:hyperlink w:history="1" r:id="rIdsvvk8rolfoj2t9m4wmy5z">
+            <w:hyperlink w:history="1" r:id="rIdgwxxbulxhjkrdyzvhkdhz">
               <w:r>
                 <w:rPr>
                   <w:rFonts w:ascii="Arial" w:cs="Arial" w:eastAsia="Arial" w:hAnsi="Arial"/>
@@ -20711,7 +20711,7 @@
             <w:pPr>
               <w:spacing w:after="20" w:before="0"/>
             </w:pPr>
-            <w:hyperlink w:history="1" r:id="rIdjzqpmfb5qbt4xzbh62wdw">
+            <w:hyperlink w:history="1" r:id="rIdpeoa4axvwbobxay722ruw">
               <w:r>
                 <w:rPr>
                   <w:rFonts w:ascii="Arial" w:cs="Arial" w:eastAsia="Arial" w:hAnsi="Arial"/>
@@ -20720,7 +20720,7 @@
                   <w:szCs w:val="16"/>
                   <w:u w:val="single" w:color="2E75B6"/>
                 </w:rPr>
-                <w:t xml:space="preserve">Video: pH Scale</w:t>
+                <w:t xml:space="preserve">The periodic table - transition metals</w:t>
               </w:r>
             </w:hyperlink>
           </w:p>
@@ -20736,7 +20736,7 @@
                 <w:sz w:val="14"/>
                 <w:szCs w:val="14"/>
               </w:rPr>
-              <w:t xml:space="preserve">Source: PhET Interactive Simulations (English)</w:t>
+              <w:t xml:space="preserve">Source: Khan Academy (English - US curriculum)</w:t>
             </w:r>
           </w:p>
           <w:p>
@@ -20744,7 +20744,7 @@
               <w:spacing w:after="10" w:before="0"/>
               <w:ind w:left="120"/>
             </w:pPr>
-            <w:hyperlink w:history="1" r:id="rIdiaqhmnkuvehdilk6iokyo">
+            <w:hyperlink w:history="1" r:id="rIde2bguflefoiqo6qnfxqzn">
               <w:r>
                 <w:rPr>
                   <w:rFonts w:ascii="Arial" w:cs="Arial" w:eastAsia="Arial" w:hAnsi="Arial"/>
@@ -20789,7 +20789,7 @@
             <w:pPr>
               <w:spacing w:after="20" w:before="0"/>
             </w:pPr>
-            <w:hyperlink w:history="1" r:id="rIddkohpbj6pryq1jndeo4mz">
+            <w:hyperlink w:history="1" r:id="rId0juibwol2vd18bdsidzjo">
               <w:r>
                 <w:rPr>
                   <w:rFonts w:ascii="Arial" w:cs="Arial" w:eastAsia="Arial" w:hAnsi="Arial"/>
@@ -20822,7 +20822,7 @@
               <w:spacing w:after="10" w:before="0"/>
               <w:ind w:left="120"/>
             </w:pPr>
-            <w:hyperlink w:history="1" r:id="rIdxs_aayqzwn83azgfsu3ut">
+            <w:hyperlink w:history="1" r:id="rIdvxznivt5ayohxiw0zjwga">
               <w:r>
                 <w:rPr>
                   <w:rFonts w:ascii="Arial" w:cs="Arial" w:eastAsia="Arial" w:hAnsi="Arial"/>
@@ -21017,7 +21017,7 @@
             <w:pPr>
               <w:spacing w:after="20" w:before="0"/>
             </w:pPr>
-            <w:hyperlink w:history="1" r:id="rIdgimk1mfefiochjjvz0sgk">
+            <w:hyperlink w:history="1" r:id="rIdt5t2sgql5zmmnbc-eyfpb">
               <w:r>
                 <w:rPr>
                   <w:rFonts w:ascii="Arial" w:cs="Arial" w:eastAsia="Arial" w:hAnsi="Arial"/>
@@ -21026,7 +21026,7 @@
                   <w:szCs w:val="16"/>
                   <w:u w:val="single" w:color="2E75B6"/>
                 </w:rPr>
-                <w:t xml:space="preserve">Video: pH Scale</w:t>
+                <w:t xml:space="preserve">The periodic table - transition metals</w:t>
               </w:r>
             </w:hyperlink>
           </w:p>
@@ -21042,7 +21042,7 @@
                 <w:sz w:val="14"/>
                 <w:szCs w:val="14"/>
               </w:rPr>
-              <w:t xml:space="preserve">Source: PhET Interactive Simulations (English)</w:t>
+              <w:t xml:space="preserve">Source: Khan Academy (English - US curriculum)</w:t>
             </w:r>
           </w:p>
           <w:p>
@@ -21050,7 +21050,7 @@
               <w:spacing w:after="10" w:before="0"/>
               <w:ind w:left="120"/>
             </w:pPr>
-            <w:hyperlink w:history="1" r:id="rIdbjwq98rcp8jvrjzjm5h-o">
+            <w:hyperlink w:history="1" r:id="rIdduevr5zp7gr3di8om9sqa">
               <w:r>
                 <w:rPr>
                   <w:rFonts w:ascii="Arial" w:cs="Arial" w:eastAsia="Arial" w:hAnsi="Arial"/>
@@ -21088,14 +21088,14 @@
                 <w:sz w:val="16"/>
                 <w:szCs w:val="16"/>
               </w:rPr>
-              <w:t xml:space="preserve">📖 HTML:</w:t>
+              <w:t xml:space="preserve">📖 EXERCISE:</w:t>
             </w:r>
           </w:p>
           <w:p>
             <w:pPr>
               <w:spacing w:after="20" w:before="0"/>
             </w:pPr>
-            <w:hyperlink w:history="1" r:id="rId6i-ibkcsqt8hepbfklo4e">
+            <w:hyperlink w:history="1" r:id="rIds27kauivjcaqmetcrgnud">
               <w:r>
                 <w:rPr>
                   <w:rFonts w:ascii="Arial" w:cs="Arial" w:eastAsia="Arial" w:hAnsi="Arial"/>
@@ -21104,7 +21104,7 @@
                   <w:szCs w:val="16"/>
                   <w:u w:val="single" w:color="2E75B6"/>
                 </w:rPr>
-                <w:t xml:space="preserve">Transition Metals (Flexbook)</w:t>
+                <w:t xml:space="preserve">Transition Metals Practice</w:t>
               </w:r>
             </w:hyperlink>
           </w:p>
@@ -21128,7 +21128,7 @@
               <w:spacing w:after="10" w:before="0"/>
               <w:ind w:left="120"/>
             </w:pPr>
-            <w:hyperlink w:history="1" r:id="rIdb5dsjjfsdfbzcvql0snt1">
+            <w:hyperlink w:history="1" r:id="rIdij4ipryqi8tzarrnbg7lr">
               <w:r>
                 <w:rPr>
                   <w:rFonts w:ascii="Arial" w:cs="Arial" w:eastAsia="Arial" w:hAnsi="Arial"/>
@@ -21323,7 +21323,7 @@
             <w:pPr>
               <w:spacing w:after="20" w:before="0"/>
             </w:pPr>
-            <w:hyperlink w:history="1" r:id="rIdh9u-ditloeqk-desrl1ja">
+            <w:hyperlink w:history="1" r:id="rIdsr9jl7s7iu-448cg_ihdu">
               <w:r>
                 <w:rPr>
                   <w:rFonts w:ascii="Arial" w:cs="Arial" w:eastAsia="Arial" w:hAnsi="Arial"/>
@@ -21332,7 +21332,7 @@
                   <w:szCs w:val="16"/>
                   <w:u w:val="single" w:color="2E75B6"/>
                 </w:rPr>
-                <w:t xml:space="preserve">Video: pH Scale</w:t>
+                <w:t xml:space="preserve">The periodic table - transition metals</w:t>
               </w:r>
             </w:hyperlink>
           </w:p>
@@ -21348,7 +21348,7 @@
                 <w:sz w:val="14"/>
                 <w:szCs w:val="14"/>
               </w:rPr>
-              <w:t xml:space="preserve">Source: PhET Interactive Simulations (English)</w:t>
+              <w:t xml:space="preserve">Source: Khan Academy (English - US curriculum)</w:t>
             </w:r>
           </w:p>
           <w:p>
@@ -21356,7 +21356,7 @@
               <w:spacing w:after="10" w:before="0"/>
               <w:ind w:left="120"/>
             </w:pPr>
-            <w:hyperlink w:history="1" r:id="rIdkskuc_frh9pcbrcyvgb3c">
+            <w:hyperlink w:history="1" r:id="rIdkruy635mafmd1z8dtpm8t">
               <w:r>
                 <w:rPr>
                   <w:rFonts w:ascii="Arial" w:cs="Arial" w:eastAsia="Arial" w:hAnsi="Arial"/>
@@ -21401,7 +21401,7 @@
             <w:pPr>
               <w:spacing w:after="20" w:before="0"/>
             </w:pPr>
-            <w:hyperlink w:history="1" r:id="rIdxmsg_di96y0uddsluabni">
+            <w:hyperlink w:history="1" r:id="rIdaqqjebrfs7kynupfvqojr">
               <w:r>
                 <w:rPr>
                   <w:rFonts w:ascii="Arial" w:cs="Arial" w:eastAsia="Arial" w:hAnsi="Arial"/>
@@ -21410,7 +21410,7 @@
                   <w:szCs w:val="16"/>
                   <w:u w:val="single" w:color="2E75B6"/>
                 </w:rPr>
-                <w:t xml:space="preserve">Transition Metals (Flexbook)</w:t>
+                <w:t xml:space="preserve">Transition Metal Ion Formation (Flexbook)</w:t>
               </w:r>
             </w:hyperlink>
           </w:p>
@@ -21434,7 +21434,7 @@
               <w:spacing w:after="10" w:before="0"/>
               <w:ind w:left="120"/>
             </w:pPr>
-            <w:hyperlink w:history="1" r:id="rIdytyckf10gy08wmarxgxn3">
+            <w:hyperlink w:history="1" r:id="rIdgh1qx-gtbcqtj5smz8d1r">
               <w:r>
                 <w:rPr>
                   <w:rFonts w:ascii="Arial" w:cs="Arial" w:eastAsia="Arial" w:hAnsi="Arial"/>
@@ -21629,7 +21629,7 @@
             <w:pPr>
               <w:spacing w:after="20" w:before="0"/>
             </w:pPr>
-            <w:hyperlink w:history="1" r:id="rIdgruseqtlnhejsemgvs0b_">
+            <w:hyperlink w:history="1" r:id="rIdv9d23y4yo3jqjjswn2_nr">
               <w:r>
                 <w:rPr>
                   <w:rFonts w:ascii="Arial" w:cs="Arial" w:eastAsia="Arial" w:hAnsi="Arial"/>
@@ -21638,7 +21638,7 @@
                   <w:szCs w:val="16"/>
                   <w:u w:val="single" w:color="2E75B6"/>
                 </w:rPr>
-                <w:t xml:space="preserve">Video: pH Scale</w:t>
+                <w:t xml:space="preserve">The periodic table - transition metals</w:t>
               </w:r>
             </w:hyperlink>
           </w:p>
@@ -21654,7 +21654,7 @@
                 <w:sz w:val="14"/>
                 <w:szCs w:val="14"/>
               </w:rPr>
-              <w:t xml:space="preserve">Source: PhET Interactive Simulations (English)</w:t>
+              <w:t xml:space="preserve">Source: Khan Academy (English - US curriculum)</w:t>
             </w:r>
           </w:p>
           <w:p>
@@ -21662,7 +21662,7 @@
               <w:spacing w:after="10" w:before="0"/>
               <w:ind w:left="120"/>
             </w:pPr>
-            <w:hyperlink w:history="1" r:id="rIduyulhlhfmxtccmkftpnpr">
+            <w:hyperlink w:history="1" r:id="rIdlspjzymbde9rhg0stwhio">
               <w:r>
                 <w:rPr>
                   <w:rFonts w:ascii="Arial" w:cs="Arial" w:eastAsia="Arial" w:hAnsi="Arial"/>
@@ -21707,7 +21707,7 @@
             <w:pPr>
               <w:spacing w:after="20" w:before="0"/>
             </w:pPr>
-            <w:hyperlink w:history="1" r:id="rId3llozrm23yqnhofhvpxtt">
+            <w:hyperlink w:history="1" r:id="rIdyr5fbkreliqqjyyttbykb">
               <w:r>
                 <w:rPr>
                   <w:rFonts w:ascii="Arial" w:cs="Arial" w:eastAsia="Arial" w:hAnsi="Arial"/>
@@ -21716,7 +21716,7 @@
                   <w:szCs w:val="16"/>
                   <w:u w:val="single" w:color="2E75B6"/>
                 </w:rPr>
-                <w:t xml:space="preserve">Transition Metals (Flexbook)</w:t>
+                <w:t xml:space="preserve">Blocks of the Periodic Table (Flexbook)</w:t>
               </w:r>
             </w:hyperlink>
           </w:p>
@@ -21740,7 +21740,7 @@
               <w:spacing w:after="10" w:before="0"/>
               <w:ind w:left="120"/>
             </w:pPr>
-            <w:hyperlink w:history="1" r:id="rIdzfhy_9n9lcynnyzfmmchx">
+            <w:hyperlink w:history="1" r:id="rId1raybvlhpidwjxge9hufe">
               <w:r>
                 <w:rPr>
                   <w:rFonts w:ascii="Arial" w:cs="Arial" w:eastAsia="Arial" w:hAnsi="Arial"/>
@@ -21935,7 +21935,7 @@
             <w:pPr>
               <w:spacing w:after="20" w:before="0"/>
             </w:pPr>
-            <w:hyperlink w:history="1" r:id="rIde48srumsavgoie_lqsa-x">
+            <w:hyperlink w:history="1" r:id="rIdsvxfpt58hiyqpqmri4wcb">
               <w:r>
                 <w:rPr>
                   <w:rFonts w:ascii="Arial" w:cs="Arial" w:eastAsia="Arial" w:hAnsi="Arial"/>
@@ -21944,7 +21944,7 @@
                   <w:szCs w:val="16"/>
                   <w:u w:val="single" w:color="2E75B6"/>
                 </w:rPr>
-                <w:t xml:space="preserve">Video: pH Scale</w:t>
+                <w:t xml:space="preserve">The periodic table - transition metals</w:t>
               </w:r>
             </w:hyperlink>
           </w:p>
@@ -21960,7 +21960,7 @@
                 <w:sz w:val="14"/>
                 <w:szCs w:val="14"/>
               </w:rPr>
-              <w:t xml:space="preserve">Source: PhET Interactive Simulations (English)</w:t>
+              <w:t xml:space="preserve">Source: Khan Academy (English - US curriculum)</w:t>
             </w:r>
           </w:p>
           <w:p>
@@ -21968,7 +21968,7 @@
               <w:spacing w:after="10" w:before="0"/>
               <w:ind w:left="120"/>
             </w:pPr>
-            <w:hyperlink w:history="1" r:id="rId4qjrknjluc1lxmlzz0sbh">
+            <w:hyperlink w:history="1" r:id="rIdkbxry0iopi5beuvijeco2">
               <w:r>
                 <w:rPr>
                   <w:rFonts w:ascii="Arial" w:cs="Arial" w:eastAsia="Arial" w:hAnsi="Arial"/>
@@ -22006,14 +22006,14 @@
                 <w:sz w:val="16"/>
                 <w:szCs w:val="16"/>
               </w:rPr>
-              <w:t xml:space="preserve">📖 HTML:</w:t>
+              <w:t xml:space="preserve">📖 EXERCISE:</w:t>
             </w:r>
           </w:p>
           <w:p>
             <w:pPr>
               <w:spacing w:after="20" w:before="0"/>
             </w:pPr>
-            <w:hyperlink w:history="1" r:id="rIdzqgiuoz5gip5u6os6xya1">
+            <w:hyperlink w:history="1" r:id="rId4vs7tftk1jazloxf5sfgi">
               <w:r>
                 <w:rPr>
                   <w:rFonts w:ascii="Arial" w:cs="Arial" w:eastAsia="Arial" w:hAnsi="Arial"/>
@@ -22022,7 +22022,7 @@
                   <w:szCs w:val="16"/>
                   <w:u w:val="single" w:color="2E75B6"/>
                 </w:rPr>
-                <w:t xml:space="preserve">Transition Metals (Flexbook)</w:t>
+                <w:t xml:space="preserve">Blocks of the Periodic Table Practice</w:t>
               </w:r>
             </w:hyperlink>
           </w:p>
@@ -22046,7 +22046,7 @@
               <w:spacing w:after="10" w:before="0"/>
               <w:ind w:left="120"/>
             </w:pPr>
-            <w:hyperlink w:history="1" r:id="rId6s-9dcnszyueecbozxyoj">
+            <w:hyperlink w:history="1" r:id="rIdxquzrnnmis9_sjvjlwyrb">
               <w:r>
                 <w:rPr>
                   <w:rFonts w:ascii="Arial" w:cs="Arial" w:eastAsia="Arial" w:hAnsi="Arial"/>
@@ -23647,7 +23647,7 @@
             <w:pPr>
               <w:spacing w:after="20" w:before="0"/>
             </w:pPr>
-            <w:hyperlink w:history="1" r:id="rIdvwyvenc02tbn2edhupgge">
+            <w:hyperlink w:history="1" r:id="rIddkuut15ofn111nqzibsra">
               <w:r>
                 <w:rPr>
                   <w:rFonts w:ascii="Arial" w:cs="Arial" w:eastAsia="Arial" w:hAnsi="Arial"/>
@@ -23656,7 +23656,7 @@
                   <w:szCs w:val="16"/>
                   <w:u w:val="single" w:color="2E75B6"/>
                 </w:rPr>
-                <w:t xml:space="preserve">Naming ions and ionic compounds</w:t>
+                <w:t xml:space="preserve">The periodic table - classification of elements</w:t>
               </w:r>
             </w:hyperlink>
           </w:p>
@@ -23680,7 +23680,7 @@
               <w:spacing w:after="10" w:before="0"/>
               <w:ind w:left="120"/>
             </w:pPr>
-            <w:hyperlink w:history="1" r:id="rIdey-eswcfcvw6cyp62uggs">
+            <w:hyperlink w:history="1" r:id="rId6zxtrpnndgea5gwccjxsg">
               <w:r>
                 <w:rPr>
                   <w:rFonts w:ascii="Arial" w:cs="Arial" w:eastAsia="Arial" w:hAnsi="Arial"/>
@@ -23725,7 +23725,7 @@
             <w:pPr>
               <w:spacing w:after="20" w:before="0"/>
             </w:pPr>
-            <w:hyperlink w:history="1" r:id="rIdjtnwqeilclernvx3so6vh">
+            <w:hyperlink w:history="1" r:id="rIdid91xvrix3zk6mbjm36uf">
               <w:r>
                 <w:rPr>
                   <w:rFonts w:ascii="Arial" w:cs="Arial" w:eastAsia="Arial" w:hAnsi="Arial"/>
@@ -23734,7 +23734,7 @@
                   <w:szCs w:val="16"/>
                   <w:u w:val="single" w:color="2E75B6"/>
                 </w:rPr>
-                <w:t xml:space="preserve">Chemical Bonding (Flexbook)</w:t>
+                <w:t xml:space="preserve">Modern Periodic Table: Periods and Groups (Flexbook)</w:t>
               </w:r>
             </w:hyperlink>
           </w:p>
@@ -23758,7 +23758,7 @@
               <w:spacing w:after="10" w:before="0"/>
               <w:ind w:left="120"/>
             </w:pPr>
-            <w:hyperlink w:history="1" r:id="rId0vrposj7pfamifwl6qy1w">
+            <w:hyperlink w:history="1" r:id="rIdxzxfkraof2sle7i69qmy6">
               <w:r>
                 <w:rPr>
                   <w:rFonts w:ascii="Arial" w:cs="Arial" w:eastAsia="Arial" w:hAnsi="Arial"/>
@@ -23953,7 +23953,7 @@
             <w:pPr>
               <w:spacing w:after="20" w:before="0"/>
             </w:pPr>
-            <w:hyperlink w:history="1" r:id="rIdhzdzlqbpfdxkcnjpcqo7h">
+            <w:hyperlink w:history="1" r:id="rId-ybf-njg9b2nhwm48nggk">
               <w:r>
                 <w:rPr>
                   <w:rFonts w:ascii="Arial" w:cs="Arial" w:eastAsia="Arial" w:hAnsi="Arial"/>
@@ -23962,7 +23962,7 @@
                   <w:szCs w:val="16"/>
                   <w:u w:val="single" w:color="2E75B6"/>
                 </w:rPr>
-                <w:t xml:space="preserve">Naming ions and ionic compounds</w:t>
+                <w:t xml:space="preserve">The periodic table - classification of elements</w:t>
               </w:r>
             </w:hyperlink>
           </w:p>
@@ -23986,7 +23986,7 @@
               <w:spacing w:after="10" w:before="0"/>
               <w:ind w:left="120"/>
             </w:pPr>
-            <w:hyperlink w:history="1" r:id="rIdfr6vymetruk9jfhromvo4">
+            <w:hyperlink w:history="1" r:id="rIdvd3e01ajk0eywgb8twa2y">
               <w:r>
                 <w:rPr>
                   <w:rFonts w:ascii="Arial" w:cs="Arial" w:eastAsia="Arial" w:hAnsi="Arial"/>
@@ -24024,14 +24024,14 @@
                 <w:sz w:val="16"/>
                 <w:szCs w:val="16"/>
               </w:rPr>
-              <w:t xml:space="preserve">📖 HTML:</w:t>
+              <w:t xml:space="preserve">📖 EXERCISE:</w:t>
             </w:r>
           </w:p>
           <w:p>
             <w:pPr>
               <w:spacing w:after="20" w:before="0"/>
             </w:pPr>
-            <w:hyperlink w:history="1" r:id="rId6ygmbho3ulvkcmyvoza1m">
+            <w:hyperlink w:history="1" r:id="rIdhnaoosftnn-6eqpawyv7g">
               <w:r>
                 <w:rPr>
                   <w:rFonts w:ascii="Arial" w:cs="Arial" w:eastAsia="Arial" w:hAnsi="Arial"/>
@@ -24040,7 +24040,7 @@
                   <w:szCs w:val="16"/>
                   <w:u w:val="single" w:color="2E75B6"/>
                 </w:rPr>
-                <w:t xml:space="preserve">Chemical Bonding (Flexbook)</w:t>
+                <w:t xml:space="preserve">Alkaline Earth Metals Practice</w:t>
               </w:r>
             </w:hyperlink>
           </w:p>
@@ -24064,7 +24064,7 @@
               <w:spacing w:after="10" w:before="0"/>
               <w:ind w:left="120"/>
             </w:pPr>
-            <w:hyperlink w:history="1" r:id="rId7yayj35bi5xi0tazt4g_p">
+            <w:hyperlink w:history="1" r:id="rIdpejvmayzf8iu3dtv_euj4">
               <w:r>
                 <w:rPr>
                   <w:rFonts w:ascii="Arial" w:cs="Arial" w:eastAsia="Arial" w:hAnsi="Arial"/>
@@ -24259,7 +24259,7 @@
             <w:pPr>
               <w:spacing w:after="20" w:before="0"/>
             </w:pPr>
-            <w:hyperlink w:history="1" r:id="rIdc-lfl2jlxgumob-zjvqqr">
+            <w:hyperlink w:history="1" r:id="rIdpqmj7wnvsfpiybkjwds6g">
               <w:r>
                 <w:rPr>
                   <w:rFonts w:ascii="Arial" w:cs="Arial" w:eastAsia="Arial" w:hAnsi="Arial"/>
@@ -24268,7 +24268,7 @@
                   <w:szCs w:val="16"/>
                   <w:u w:val="single" w:color="2E75B6"/>
                 </w:rPr>
-                <w:t xml:space="preserve">Naming ions and ionic compounds</w:t>
+                <w:t xml:space="preserve">The periodic table - classification of elements</w:t>
               </w:r>
             </w:hyperlink>
           </w:p>
@@ -24292,7 +24292,7 @@
               <w:spacing w:after="10" w:before="0"/>
               <w:ind w:left="120"/>
             </w:pPr>
-            <w:hyperlink w:history="1" r:id="rIdpkxpm2wn44jdovfo9rd1_">
+            <w:hyperlink w:history="1" r:id="rIdpc2j_s8j7sjoxubo7xpte">
               <w:r>
                 <w:rPr>
                   <w:rFonts w:ascii="Arial" w:cs="Arial" w:eastAsia="Arial" w:hAnsi="Arial"/>
@@ -24337,7 +24337,7 @@
             <w:pPr>
               <w:spacing w:after="20" w:before="0"/>
             </w:pPr>
-            <w:hyperlink w:history="1" r:id="rIdvcv4rqatmuvi41oxkest8">
+            <w:hyperlink w:history="1" r:id="rId5k8sxeaydqte742k-ms3z">
               <w:r>
                 <w:rPr>
                   <w:rFonts w:ascii="Arial" w:cs="Arial" w:eastAsia="Arial" w:hAnsi="Arial"/>
@@ -24346,7 +24346,7 @@
                   <w:szCs w:val="16"/>
                   <w:u w:val="single" w:color="2E75B6"/>
                 </w:rPr>
-                <w:t xml:space="preserve">Chemical Bonding (Flexbook)</w:t>
+                <w:t xml:space="preserve">Alkaline Earth Metals (Flexbook)</w:t>
               </w:r>
             </w:hyperlink>
           </w:p>
@@ -24370,7 +24370,7 @@
               <w:spacing w:after="10" w:before="0"/>
               <w:ind w:left="120"/>
             </w:pPr>
-            <w:hyperlink w:history="1" r:id="rIdvvr0ztcd5f4wuoxqchx5p">
+            <w:hyperlink w:history="1" r:id="rIdn3j3vhbc6ihvv-fgxioic">
               <w:r>
                 <w:rPr>
                   <w:rFonts w:ascii="Arial" w:cs="Arial" w:eastAsia="Arial" w:hAnsi="Arial"/>
@@ -24565,7 +24565,7 @@
             <w:pPr>
               <w:spacing w:after="20" w:before="0"/>
             </w:pPr>
-            <w:hyperlink w:history="1" r:id="rIdd-m1ryg85sassnynhbff1">
+            <w:hyperlink w:history="1" r:id="rIdtgk4q5bafodywrrf1u6yf">
               <w:r>
                 <w:rPr>
                   <w:rFonts w:ascii="Arial" w:cs="Arial" w:eastAsia="Arial" w:hAnsi="Arial"/>
@@ -24574,7 +24574,7 @@
                   <w:szCs w:val="16"/>
                   <w:u w:val="single" w:color="2E75B6"/>
                 </w:rPr>
-                <w:t xml:space="preserve">Naming ions and ionic compounds</w:t>
+                <w:t xml:space="preserve">The periodic table - classification of elements</w:t>
               </w:r>
             </w:hyperlink>
           </w:p>
@@ -24598,7 +24598,7 @@
               <w:spacing w:after="10" w:before="0"/>
               <w:ind w:left="120"/>
             </w:pPr>
-            <w:hyperlink w:history="1" r:id="rIdu2_z4lbjn-3wlkszspgni">
+            <w:hyperlink w:history="1" r:id="rIdhlym48zhtluamxg9qihri">
               <w:r>
                 <w:rPr>
                   <w:rFonts w:ascii="Arial" w:cs="Arial" w:eastAsia="Arial" w:hAnsi="Arial"/>
@@ -24643,7 +24643,7 @@
             <w:pPr>
               <w:spacing w:after="20" w:before="0"/>
             </w:pPr>
-            <w:hyperlink w:history="1" r:id="rId4vsdhevg9f0azghokgtp_">
+            <w:hyperlink w:history="1" r:id="rId6qb0pc1bvmqnty-ywvsdp">
               <w:r>
                 <w:rPr>
                   <w:rFonts w:ascii="Arial" w:cs="Arial" w:eastAsia="Arial" w:hAnsi="Arial"/>
@@ -24652,7 +24652,7 @@
                   <w:szCs w:val="16"/>
                   <w:u w:val="single" w:color="2E75B6"/>
                 </w:rPr>
-                <w:t xml:space="preserve">Chemical Bonding (Flexbook)</w:t>
+                <w:t xml:space="preserve">Hydrogen and Alkali Metals (Flexbook)</w:t>
               </w:r>
             </w:hyperlink>
           </w:p>
@@ -24676,7 +24676,7 @@
               <w:spacing w:after="10" w:before="0"/>
               <w:ind w:left="120"/>
             </w:pPr>
-            <w:hyperlink w:history="1" r:id="rIdwbgufjeup4faniuadyxoq">
+            <w:hyperlink w:history="1" r:id="rIdizljp_48q4ntriyixkb96">
               <w:r>
                 <w:rPr>
                   <w:rFonts w:ascii="Arial" w:cs="Arial" w:eastAsia="Arial" w:hAnsi="Arial"/>
@@ -24871,7 +24871,7 @@
             <w:pPr>
               <w:spacing w:after="20" w:before="0"/>
             </w:pPr>
-            <w:hyperlink w:history="1" r:id="rIdaq1tnzi0yoi0a9pubu7mv">
+            <w:hyperlink w:history="1" r:id="rIdy1wmvxcve2c4g99c0m_y_">
               <w:r>
                 <w:rPr>
                   <w:rFonts w:ascii="Arial" w:cs="Arial" w:eastAsia="Arial" w:hAnsi="Arial"/>
@@ -24880,7 +24880,7 @@
                   <w:szCs w:val="16"/>
                   <w:u w:val="single" w:color="2E75B6"/>
                 </w:rPr>
-                <w:t xml:space="preserve">Naming ions and ionic compounds</w:t>
+                <w:t xml:space="preserve">The periodic table - classification of elements</w:t>
               </w:r>
             </w:hyperlink>
           </w:p>
@@ -24904,7 +24904,7 @@
               <w:spacing w:after="10" w:before="0"/>
               <w:ind w:left="120"/>
             </w:pPr>
-            <w:hyperlink w:history="1" r:id="rIdva1ikbk_htxmqeh62v6hq">
+            <w:hyperlink w:history="1" r:id="rIdherxdveaoevmhdpog0fl1">
               <w:r>
                 <w:rPr>
                   <w:rFonts w:ascii="Arial" w:cs="Arial" w:eastAsia="Arial" w:hAnsi="Arial"/>
@@ -24942,14 +24942,14 @@
                 <w:sz w:val="16"/>
                 <w:szCs w:val="16"/>
               </w:rPr>
-              <w:t xml:space="preserve">📖 HTML:</w:t>
+              <w:t xml:space="preserve">📖 EXERCISE:</w:t>
             </w:r>
           </w:p>
           <w:p>
             <w:pPr>
               <w:spacing w:after="20" w:before="0"/>
             </w:pPr>
-            <w:hyperlink w:history="1" r:id="rId7xzspvcno1atdwrfy7x9w">
+            <w:hyperlink w:history="1" r:id="rId4kdsycqaryzwca2fpeil7">
               <w:r>
                 <w:rPr>
                   <w:rFonts w:ascii="Arial" w:cs="Arial" w:eastAsia="Arial" w:hAnsi="Arial"/>
@@ -24958,7 +24958,7 @@
                   <w:szCs w:val="16"/>
                   <w:u w:val="single" w:color="2E75B6"/>
                 </w:rPr>
-                <w:t xml:space="preserve">Chemical Bonding (Flexbook)</w:t>
+                <w:t xml:space="preserve">Hydrogen and Alkali Metals Practice</w:t>
               </w:r>
             </w:hyperlink>
           </w:p>
@@ -24982,7 +24982,7 @@
               <w:spacing w:after="10" w:before="0"/>
               <w:ind w:left="120"/>
             </w:pPr>
-            <w:hyperlink w:history="1" r:id="rIdnwfuhdiandyzr6joobomz">
+            <w:hyperlink w:history="1" r:id="rIdiq94qyijmzgtumbsth8wi">
               <w:r>
                 <w:rPr>
                   <w:rFonts w:ascii="Arial" w:cs="Arial" w:eastAsia="Arial" w:hAnsi="Arial"/>

--- a/data/outputs/v2/General_Science/SS2.2_Chemical_Families/General_Science_Chemical_Families_CBE_LessonSequence.docx
+++ b/data/outputs/v2/General_Science/SS2.2_Chemical_Families/General_Science_Chemical_Families_CBE_LessonSequence.docx
@@ -3437,7 +3437,7 @@
             <w:pPr>
               <w:spacing w:after="20" w:before="0"/>
             </w:pPr>
-            <w:hyperlink w:history="1" r:id="rIdmf3_v2s2apmmgt4bi2e_z">
+            <w:hyperlink w:history="1" r:id="rIdeppj-j8bgd12df_wxhzt6">
               <w:r>
                 <w:rPr>
                   <w:rFonts w:ascii="Arial" w:cs="Arial" w:eastAsia="Arial" w:hAnsi="Arial"/>
@@ -3470,7 +3470,7 @@
               <w:spacing w:after="10" w:before="0"/>
               <w:ind w:left="120"/>
             </w:pPr>
-            <w:hyperlink w:history="1" r:id="rId2zy6mx4jwc1fmm88snk26">
+            <w:hyperlink w:history="1" r:id="rIdwkg5-ln9wm45k2gpmxste">
               <w:r>
                 <w:rPr>
                   <w:rFonts w:ascii="Arial" w:cs="Arial" w:eastAsia="Arial" w:hAnsi="Arial"/>
@@ -3515,7 +3515,7 @@
             <w:pPr>
               <w:spacing w:after="20" w:before="0"/>
             </w:pPr>
-            <w:hyperlink w:history="1" r:id="rIdjqs4pwk3orzrkpuce5lop">
+            <w:hyperlink w:history="1" r:id="rIdye5nxz60p2w_hqhylt_hl">
               <w:r>
                 <w:rPr>
                   <w:rFonts w:ascii="Arial" w:cs="Arial" w:eastAsia="Arial" w:hAnsi="Arial"/>
@@ -3548,7 +3548,7 @@
               <w:spacing w:after="10" w:before="0"/>
               <w:ind w:left="120"/>
             </w:pPr>
-            <w:hyperlink w:history="1" r:id="rIdopjxnwawna9pnx4qmcjm7">
+            <w:hyperlink w:history="1" r:id="rIdtopczwz2s3inwn70zraej">
               <w:r>
                 <w:rPr>
                   <w:rFonts w:ascii="Arial" w:cs="Arial" w:eastAsia="Arial" w:hAnsi="Arial"/>
@@ -3743,7 +3743,7 @@
             <w:pPr>
               <w:spacing w:after="20" w:before="0"/>
             </w:pPr>
-            <w:hyperlink w:history="1" r:id="rIdwscto6p7gbvt1zknlyyoh">
+            <w:hyperlink w:history="1" r:id="rIdufqvslzvokg7sw9tihzy5">
               <w:r>
                 <w:rPr>
                   <w:rFonts w:ascii="Arial" w:cs="Arial" w:eastAsia="Arial" w:hAnsi="Arial"/>
@@ -3776,7 +3776,7 @@
               <w:spacing w:after="10" w:before="0"/>
               <w:ind w:left="120"/>
             </w:pPr>
-            <w:hyperlink w:history="1" r:id="rIdc0mebahpy6fxb19f9oqsk">
+            <w:hyperlink w:history="1" r:id="rIdwbpzqiss6i29nb7chjckp">
               <w:r>
                 <w:rPr>
                   <w:rFonts w:ascii="Arial" w:cs="Arial" w:eastAsia="Arial" w:hAnsi="Arial"/>
@@ -3821,7 +3821,7 @@
             <w:pPr>
               <w:spacing w:after="20" w:before="0"/>
             </w:pPr>
-            <w:hyperlink w:history="1" r:id="rId4ptn9qjkvzd3msiy0s6hl">
+            <w:hyperlink w:history="1" r:id="rIdkwkfamw0x_y5r0x3v_0h1">
               <w:r>
                 <w:rPr>
                   <w:rFonts w:ascii="Arial" w:cs="Arial" w:eastAsia="Arial" w:hAnsi="Arial"/>
@@ -3854,7 +3854,7 @@
               <w:spacing w:after="10" w:before="0"/>
               <w:ind w:left="120"/>
             </w:pPr>
-            <w:hyperlink w:history="1" r:id="rId1uxasbuydafwqoqsmssow">
+            <w:hyperlink w:history="1" r:id="rIdkezlxmxjnybz1j65ecwnk">
               <w:r>
                 <w:rPr>
                   <w:rFonts w:ascii="Arial" w:cs="Arial" w:eastAsia="Arial" w:hAnsi="Arial"/>
@@ -4049,7 +4049,7 @@
             <w:pPr>
               <w:spacing w:after="20" w:before="0"/>
             </w:pPr>
-            <w:hyperlink w:history="1" r:id="rIdx7ewos6w6tqihmw4krafm">
+            <w:hyperlink w:history="1" r:id="rIdccq7wqwtpo6ttjuxmmqf4">
               <w:r>
                 <w:rPr>
                   <w:rFonts w:ascii="Arial" w:cs="Arial" w:eastAsia="Arial" w:hAnsi="Arial"/>
@@ -4082,7 +4082,7 @@
               <w:spacing w:after="10" w:before="0"/>
               <w:ind w:left="120"/>
             </w:pPr>
-            <w:hyperlink w:history="1" r:id="rIdparscagl9xtbchzp5kofo">
+            <w:hyperlink w:history="1" r:id="rId4255k3av6rper5jtcsddo">
               <w:r>
                 <w:rPr>
                   <w:rFonts w:ascii="Arial" w:cs="Arial" w:eastAsia="Arial" w:hAnsi="Arial"/>
@@ -4127,7 +4127,7 @@
             <w:pPr>
               <w:spacing w:after="20" w:before="0"/>
             </w:pPr>
-            <w:hyperlink w:history="1" r:id="rIdqgal9ns2jkngtfa-w4aci">
+            <w:hyperlink w:history="1" r:id="rId1fge2ziyyw0zpxvoatyee">
               <w:r>
                 <w:rPr>
                   <w:rFonts w:ascii="Arial" w:cs="Arial" w:eastAsia="Arial" w:hAnsi="Arial"/>
@@ -4160,7 +4160,7 @@
               <w:spacing w:after="10" w:before="0"/>
               <w:ind w:left="120"/>
             </w:pPr>
-            <w:hyperlink w:history="1" r:id="rIdyqmqq1jckkmupgpxkqapg">
+            <w:hyperlink w:history="1" r:id="rIdi7dyky9e0f8zfi7heppru">
               <w:r>
                 <w:rPr>
                   <w:rFonts w:ascii="Arial" w:cs="Arial" w:eastAsia="Arial" w:hAnsi="Arial"/>
@@ -4355,7 +4355,7 @@
             <w:pPr>
               <w:spacing w:after="20" w:before="0"/>
             </w:pPr>
-            <w:hyperlink w:history="1" r:id="rIdazfm0zswb3ufizvxlsxsi">
+            <w:hyperlink w:history="1" r:id="rIdlsbpfai-dyborlp9flkzo">
               <w:r>
                 <w:rPr>
                   <w:rFonts w:ascii="Arial" w:cs="Arial" w:eastAsia="Arial" w:hAnsi="Arial"/>
@@ -4388,7 +4388,7 @@
               <w:spacing w:after="10" w:before="0"/>
               <w:ind w:left="120"/>
             </w:pPr>
-            <w:hyperlink w:history="1" r:id="rIdchedh9vgbvzpx2z4ujucd">
+            <w:hyperlink w:history="1" r:id="rIdlkgy8tzkzqgnbuesdiao_">
               <w:r>
                 <w:rPr>
                   <w:rFonts w:ascii="Arial" w:cs="Arial" w:eastAsia="Arial" w:hAnsi="Arial"/>
@@ -4433,7 +4433,7 @@
             <w:pPr>
               <w:spacing w:after="20" w:before="0"/>
             </w:pPr>
-            <w:hyperlink w:history="1" r:id="rIdcomhejo5lcwuzrltmjdhy">
+            <w:hyperlink w:history="1" r:id="rIdtqrxy6wno63pifast963f">
               <w:r>
                 <w:rPr>
                   <w:rFonts w:ascii="Arial" w:cs="Arial" w:eastAsia="Arial" w:hAnsi="Arial"/>
@@ -4466,7 +4466,7 @@
               <w:spacing w:after="10" w:before="0"/>
               <w:ind w:left="120"/>
             </w:pPr>
-            <w:hyperlink w:history="1" r:id="rId1dja_sowiadkjowj7btta">
+            <w:hyperlink w:history="1" r:id="rIdnt8v1qgtpfwshmwprceda">
               <w:r>
                 <w:rPr>
                   <w:rFonts w:ascii="Arial" w:cs="Arial" w:eastAsia="Arial" w:hAnsi="Arial"/>
@@ -4661,7 +4661,7 @@
             <w:pPr>
               <w:spacing w:after="20" w:before="0"/>
             </w:pPr>
-            <w:hyperlink w:history="1" r:id="rId7a1cpgoafskl8akcrhsvd">
+            <w:hyperlink w:history="1" r:id="rId4awzhlaxhb2dlhkvllet5">
               <w:r>
                 <w:rPr>
                   <w:rFonts w:ascii="Arial" w:cs="Arial" w:eastAsia="Arial" w:hAnsi="Arial"/>
@@ -4694,7 +4694,7 @@
               <w:spacing w:after="10" w:before="0"/>
               <w:ind w:left="120"/>
             </w:pPr>
-            <w:hyperlink w:history="1" r:id="rIdpbf1ydamzayd0rayifk5g">
+            <w:hyperlink w:history="1" r:id="rIdgo-ttriam3_jlwpjf_8te">
               <w:r>
                 <w:rPr>
                   <w:rFonts w:ascii="Arial" w:cs="Arial" w:eastAsia="Arial" w:hAnsi="Arial"/>
@@ -4739,7 +4739,7 @@
             <w:pPr>
               <w:spacing w:after="20" w:before="0"/>
             </w:pPr>
-            <w:hyperlink w:history="1" r:id="rIdbwf_jvwkibxonft8ydgju">
+            <w:hyperlink w:history="1" r:id="rIdrg8owl-_emrlz5j4zuvqa">
               <w:r>
                 <w:rPr>
                   <w:rFonts w:ascii="Arial" w:cs="Arial" w:eastAsia="Arial" w:hAnsi="Arial"/>
@@ -4772,7 +4772,7 @@
               <w:spacing w:after="10" w:before="0"/>
               <w:ind w:left="120"/>
             </w:pPr>
-            <w:hyperlink w:history="1" r:id="rIdirubdy9apcahe_8efivri">
+            <w:hyperlink w:history="1" r:id="rIdfu4v1pi9ygpvddqhmuznd">
               <w:r>
                 <w:rPr>
                   <w:rFonts w:ascii="Arial" w:cs="Arial" w:eastAsia="Arial" w:hAnsi="Arial"/>
@@ -6259,7 +6259,7 @@
             <w:pPr>
               <w:spacing w:after="20" w:before="0"/>
             </w:pPr>
-            <w:hyperlink w:history="1" r:id="rIdgg3cmbsx0aazp4l58si09">
+            <w:hyperlink w:history="1" r:id="rIdpnkfjuzbgwriau94_a0f-">
               <w:r>
                 <w:rPr>
                   <w:rFonts w:ascii="Arial" w:cs="Arial" w:eastAsia="Arial" w:hAnsi="Arial"/>
@@ -6292,7 +6292,7 @@
               <w:spacing w:after="10" w:before="0"/>
               <w:ind w:left="120"/>
             </w:pPr>
-            <w:hyperlink w:history="1" r:id="rIdibygc6qko_sqd503jxd-2">
+            <w:hyperlink w:history="1" r:id="rIddcdotjxgkj910u6tkgjd1">
               <w:r>
                 <w:rPr>
                   <w:rFonts w:ascii="Arial" w:cs="Arial" w:eastAsia="Arial" w:hAnsi="Arial"/>
@@ -6337,7 +6337,7 @@
             <w:pPr>
               <w:spacing w:after="20" w:before="0"/>
             </w:pPr>
-            <w:hyperlink w:history="1" r:id="rIdhns7vhm9k2gjl1tu8hd2a">
+            <w:hyperlink w:history="1" r:id="rIdu-dmr3tezvo4ox0zvkirg">
               <w:r>
                 <w:rPr>
                   <w:rFonts w:ascii="Arial" w:cs="Arial" w:eastAsia="Arial" w:hAnsi="Arial"/>
@@ -6370,7 +6370,7 @@
               <w:spacing w:after="10" w:before="0"/>
               <w:ind w:left="120"/>
             </w:pPr>
-            <w:hyperlink w:history="1" r:id="rIdnlykoirxry0g-zqhcuoyd">
+            <w:hyperlink w:history="1" r:id="rIdbx-jbs6fnc_w2562n8ygx">
               <w:r>
                 <w:rPr>
                   <w:rFonts w:ascii="Arial" w:cs="Arial" w:eastAsia="Arial" w:hAnsi="Arial"/>
@@ -6565,7 +6565,7 @@
             <w:pPr>
               <w:spacing w:after="20" w:before="0"/>
             </w:pPr>
-            <w:hyperlink w:history="1" r:id="rIdxmnkvjkh7yl-le1fvjmby">
+            <w:hyperlink w:history="1" r:id="rId5rzg3ujcacdwt_jul33zx">
               <w:r>
                 <w:rPr>
                   <w:rFonts w:ascii="Arial" w:cs="Arial" w:eastAsia="Arial" w:hAnsi="Arial"/>
@@ -6598,7 +6598,7 @@
               <w:spacing w:after="10" w:before="0"/>
               <w:ind w:left="120"/>
             </w:pPr>
-            <w:hyperlink w:history="1" r:id="rIdtvavu5ulwvh7pcvwyihfx">
+            <w:hyperlink w:history="1" r:id="rIdh0widk4oeimshysi0lfxn">
               <w:r>
                 <w:rPr>
                   <w:rFonts w:ascii="Arial" w:cs="Arial" w:eastAsia="Arial" w:hAnsi="Arial"/>
@@ -6643,7 +6643,7 @@
             <w:pPr>
               <w:spacing w:after="20" w:before="0"/>
             </w:pPr>
-            <w:hyperlink w:history="1" r:id="rIdiscda8zi32yw_puwdftu2">
+            <w:hyperlink w:history="1" r:id="rIdszyv7tdhch1lw0nvqkcxy">
               <w:r>
                 <w:rPr>
                   <w:rFonts w:ascii="Arial" w:cs="Arial" w:eastAsia="Arial" w:hAnsi="Arial"/>
@@ -6676,7 +6676,7 @@
               <w:spacing w:after="10" w:before="0"/>
               <w:ind w:left="120"/>
             </w:pPr>
-            <w:hyperlink w:history="1" r:id="rIdf5dvmvm0e8s__ago2_boa">
+            <w:hyperlink w:history="1" r:id="rIdym5pvom1bamwrtdx4nffz">
               <w:r>
                 <w:rPr>
                   <w:rFonts w:ascii="Arial" w:cs="Arial" w:eastAsia="Arial" w:hAnsi="Arial"/>
@@ -6871,7 +6871,7 @@
             <w:pPr>
               <w:spacing w:after="20" w:before="0"/>
             </w:pPr>
-            <w:hyperlink w:history="1" r:id="rIdeygvoclkuwhhm8dzm6jax">
+            <w:hyperlink w:history="1" r:id="rIdxeaufvbhleoe9mxkvguht">
               <w:r>
                 <w:rPr>
                   <w:rFonts w:ascii="Arial" w:cs="Arial" w:eastAsia="Arial" w:hAnsi="Arial"/>
@@ -6904,7 +6904,7 @@
               <w:spacing w:after="10" w:before="0"/>
               <w:ind w:left="120"/>
             </w:pPr>
-            <w:hyperlink w:history="1" r:id="rIdk4o4kswvnhuvtrkrbnxkl">
+            <w:hyperlink w:history="1" r:id="rId3rd_fo91zjnptiw6mnrhw">
               <w:r>
                 <w:rPr>
                   <w:rFonts w:ascii="Arial" w:cs="Arial" w:eastAsia="Arial" w:hAnsi="Arial"/>
@@ -6949,7 +6949,7 @@
             <w:pPr>
               <w:spacing w:after="20" w:before="0"/>
             </w:pPr>
-            <w:hyperlink w:history="1" r:id="rIdaze-yqzdykeok41dhupda">
+            <w:hyperlink w:history="1" r:id="rIdcym7oh0ozm3eyt6xj44nr">
               <w:r>
                 <w:rPr>
                   <w:rFonts w:ascii="Arial" w:cs="Arial" w:eastAsia="Arial" w:hAnsi="Arial"/>
@@ -6982,7 +6982,7 @@
               <w:spacing w:after="10" w:before="0"/>
               <w:ind w:left="120"/>
             </w:pPr>
-            <w:hyperlink w:history="1" r:id="rIdxfimmxidn-bybdeexrfqw">
+            <w:hyperlink w:history="1" r:id="rIdmxrcjv82qitcqsksmqabt">
               <w:r>
                 <w:rPr>
                   <w:rFonts w:ascii="Arial" w:cs="Arial" w:eastAsia="Arial" w:hAnsi="Arial"/>
@@ -7177,7 +7177,7 @@
             <w:pPr>
               <w:spacing w:after="20" w:before="0"/>
             </w:pPr>
-            <w:hyperlink w:history="1" r:id="rIdhlcvxdpu64uzfbp1rjm4g">
+            <w:hyperlink w:history="1" r:id="rIdjmesoo9av9rcnlhouj7yo">
               <w:r>
                 <w:rPr>
                   <w:rFonts w:ascii="Arial" w:cs="Arial" w:eastAsia="Arial" w:hAnsi="Arial"/>
@@ -7210,7 +7210,7 @@
               <w:spacing w:after="10" w:before="0"/>
               <w:ind w:left="120"/>
             </w:pPr>
-            <w:hyperlink w:history="1" r:id="rIdz6bwfzs_b6vjhxegn0blj">
+            <w:hyperlink w:history="1" r:id="rIdejrjte8qwn_slnhhs2boa">
               <w:r>
                 <w:rPr>
                   <w:rFonts w:ascii="Arial" w:cs="Arial" w:eastAsia="Arial" w:hAnsi="Arial"/>
@@ -7255,7 +7255,7 @@
             <w:pPr>
               <w:spacing w:after="20" w:before="0"/>
             </w:pPr>
-            <w:hyperlink w:history="1" r:id="rIdsisttwlwpcstie9v1fuc4">
+            <w:hyperlink w:history="1" r:id="rId2la1c-ropyc4rpl3g3el0">
               <w:r>
                 <w:rPr>
                   <w:rFonts w:ascii="Arial" w:cs="Arial" w:eastAsia="Arial" w:hAnsi="Arial"/>
@@ -7288,7 +7288,7 @@
               <w:spacing w:after="10" w:before="0"/>
               <w:ind w:left="120"/>
             </w:pPr>
-            <w:hyperlink w:history="1" r:id="rIdcjq9k2i5nxpsyg6q8ugpp">
+            <w:hyperlink w:history="1" r:id="rIdrepghwo3uh1dcrwuywet4">
               <w:r>
                 <w:rPr>
                   <w:rFonts w:ascii="Arial" w:cs="Arial" w:eastAsia="Arial" w:hAnsi="Arial"/>
@@ -7483,7 +7483,7 @@
             <w:pPr>
               <w:spacing w:after="20" w:before="0"/>
             </w:pPr>
-            <w:hyperlink w:history="1" r:id="rIdj0lckowtbc-4zgelqc8fq">
+            <w:hyperlink w:history="1" r:id="rIdlrya9ki951t_mkqdhokpk">
               <w:r>
                 <w:rPr>
                   <w:rFonts w:ascii="Arial" w:cs="Arial" w:eastAsia="Arial" w:hAnsi="Arial"/>
@@ -7516,7 +7516,7 @@
               <w:spacing w:after="10" w:before="0"/>
               <w:ind w:left="120"/>
             </w:pPr>
-            <w:hyperlink w:history="1" r:id="rIdfpfvg3q7qwzjwxrt-buuc">
+            <w:hyperlink w:history="1" r:id="rIdage8nhttigcsug1mwxqq-">
               <w:r>
                 <w:rPr>
                   <w:rFonts w:ascii="Arial" w:cs="Arial" w:eastAsia="Arial" w:hAnsi="Arial"/>
@@ -7561,7 +7561,7 @@
             <w:pPr>
               <w:spacing w:after="20" w:before="0"/>
             </w:pPr>
-            <w:hyperlink w:history="1" r:id="rId8bsbczjchl3hmdnofmxr9">
+            <w:hyperlink w:history="1" r:id="rIdqaetm5iejvmehjt2pcbvl">
               <w:r>
                 <w:rPr>
                   <w:rFonts w:ascii="Arial" w:cs="Arial" w:eastAsia="Arial" w:hAnsi="Arial"/>
@@ -7594,7 +7594,7 @@
               <w:spacing w:after="10" w:before="0"/>
               <w:ind w:left="120"/>
             </w:pPr>
-            <w:hyperlink w:history="1" r:id="rIditv2hylyjg1dbb2cpvelt">
+            <w:hyperlink w:history="1" r:id="rIdol9yvg2dowre7k0rmdapy">
               <w:r>
                 <w:rPr>
                   <w:rFonts w:ascii="Arial" w:cs="Arial" w:eastAsia="Arial" w:hAnsi="Arial"/>
@@ -9081,7 +9081,7 @@
             <w:pPr>
               <w:spacing w:after="20" w:before="0"/>
             </w:pPr>
-            <w:hyperlink w:history="1" r:id="rIdskrgmuascskpm3kbxflje">
+            <w:hyperlink w:history="1" r:id="rId2zyhdgjh0lndscsyr-kot">
               <w:r>
                 <w:rPr>
                   <w:rFonts w:ascii="Arial" w:cs="Arial" w:eastAsia="Arial" w:hAnsi="Arial"/>
@@ -9114,7 +9114,7 @@
               <w:spacing w:after="10" w:before="0"/>
               <w:ind w:left="120"/>
             </w:pPr>
-            <w:hyperlink w:history="1" r:id="rIdl_aenhrbct8muj_72fyve">
+            <w:hyperlink w:history="1" r:id="rIdy6f5kyedoz-l_mhdavkv5">
               <w:r>
                 <w:rPr>
                   <w:rFonts w:ascii="Arial" w:cs="Arial" w:eastAsia="Arial" w:hAnsi="Arial"/>
@@ -9159,7 +9159,7 @@
             <w:pPr>
               <w:spacing w:after="20" w:before="0"/>
             </w:pPr>
-            <w:hyperlink w:history="1" r:id="rIdg-rs_c4jpsaomk3gunkim">
+            <w:hyperlink w:history="1" r:id="rIdrlwzfqramppscwmzqgrrx">
               <w:r>
                 <w:rPr>
                   <w:rFonts w:ascii="Arial" w:cs="Arial" w:eastAsia="Arial" w:hAnsi="Arial"/>
@@ -9192,7 +9192,7 @@
               <w:spacing w:after="10" w:before="0"/>
               <w:ind w:left="120"/>
             </w:pPr>
-            <w:hyperlink w:history="1" r:id="rIduaceh6rnkhhtueq3fd7mo">
+            <w:hyperlink w:history="1" r:id="rId4nz7cr6zzgekdxwa9lvtn">
               <w:r>
                 <w:rPr>
                   <w:rFonts w:ascii="Arial" w:cs="Arial" w:eastAsia="Arial" w:hAnsi="Arial"/>
@@ -9387,7 +9387,7 @@
             <w:pPr>
               <w:spacing w:after="20" w:before="0"/>
             </w:pPr>
-            <w:hyperlink w:history="1" r:id="rIdlfeypapuwj0nm1grgcdzi">
+            <w:hyperlink w:history="1" r:id="rIdtg94x-ce-d1yoz_bfmkzp">
               <w:r>
                 <w:rPr>
                   <w:rFonts w:ascii="Arial" w:cs="Arial" w:eastAsia="Arial" w:hAnsi="Arial"/>
@@ -9420,7 +9420,7 @@
               <w:spacing w:after="10" w:before="0"/>
               <w:ind w:left="120"/>
             </w:pPr>
-            <w:hyperlink w:history="1" r:id="rIdz2n8meiwlgwyhjqqcve7l">
+            <w:hyperlink w:history="1" r:id="rIdub4ykxckmo7m0uz2j7d8x">
               <w:r>
                 <w:rPr>
                   <w:rFonts w:ascii="Arial" w:cs="Arial" w:eastAsia="Arial" w:hAnsi="Arial"/>
@@ -9465,7 +9465,7 @@
             <w:pPr>
               <w:spacing w:after="20" w:before="0"/>
             </w:pPr>
-            <w:hyperlink w:history="1" r:id="rIdfdglncrr5cexsuufsetie">
+            <w:hyperlink w:history="1" r:id="rIdqnfg-5tgl6eqljk8fkgyj">
               <w:r>
                 <w:rPr>
                   <w:rFonts w:ascii="Arial" w:cs="Arial" w:eastAsia="Arial" w:hAnsi="Arial"/>
@@ -9498,7 +9498,7 @@
               <w:spacing w:after="10" w:before="0"/>
               <w:ind w:left="120"/>
             </w:pPr>
-            <w:hyperlink w:history="1" r:id="rIdvbiclvbnwy4qrsunaan8i">
+            <w:hyperlink w:history="1" r:id="rIdcubyhg9uhsyj0aldptpgn">
               <w:r>
                 <w:rPr>
                   <w:rFonts w:ascii="Arial" w:cs="Arial" w:eastAsia="Arial" w:hAnsi="Arial"/>
@@ -9693,7 +9693,7 @@
             <w:pPr>
               <w:spacing w:after="20" w:before="0"/>
             </w:pPr>
-            <w:hyperlink w:history="1" r:id="rIdbcd9l-4pe-rspqt0zii4d">
+            <w:hyperlink w:history="1" r:id="rIdku5olhi9bpttgb3z8nuyi">
               <w:r>
                 <w:rPr>
                   <w:rFonts w:ascii="Arial" w:cs="Arial" w:eastAsia="Arial" w:hAnsi="Arial"/>
@@ -9726,7 +9726,7 @@
               <w:spacing w:after="10" w:before="0"/>
               <w:ind w:left="120"/>
             </w:pPr>
-            <w:hyperlink w:history="1" r:id="rIdwwnir6dewcxqa1l3cf60d">
+            <w:hyperlink w:history="1" r:id="rIdwakj8qt2tcht7n2h2vlaa">
               <w:r>
                 <w:rPr>
                   <w:rFonts w:ascii="Arial" w:cs="Arial" w:eastAsia="Arial" w:hAnsi="Arial"/>
@@ -9771,7 +9771,7 @@
             <w:pPr>
               <w:spacing w:after="20" w:before="0"/>
             </w:pPr>
-            <w:hyperlink w:history="1" r:id="rIdhlvdxte2rv1-dz9i_fkbj">
+            <w:hyperlink w:history="1" r:id="rIdp5chg78k1uu7at4uaimfd">
               <w:r>
                 <w:rPr>
                   <w:rFonts w:ascii="Arial" w:cs="Arial" w:eastAsia="Arial" w:hAnsi="Arial"/>
@@ -9804,7 +9804,7 @@
               <w:spacing w:after="10" w:before="0"/>
               <w:ind w:left="120"/>
             </w:pPr>
-            <w:hyperlink w:history="1" r:id="rIdkq3yf_8taiziln5achszq">
+            <w:hyperlink w:history="1" r:id="rIdblsjo84ngfvqpge0wkksw">
               <w:r>
                 <w:rPr>
                   <w:rFonts w:ascii="Arial" w:cs="Arial" w:eastAsia="Arial" w:hAnsi="Arial"/>
@@ -9999,7 +9999,7 @@
             <w:pPr>
               <w:spacing w:after="20" w:before="0"/>
             </w:pPr>
-            <w:hyperlink w:history="1" r:id="rIdwxiw8z2yzkef2nywb3c4f">
+            <w:hyperlink w:history="1" r:id="rIdzx5_ktpkkhw-fq-4wr3qv">
               <w:r>
                 <w:rPr>
                   <w:rFonts w:ascii="Arial" w:cs="Arial" w:eastAsia="Arial" w:hAnsi="Arial"/>
@@ -10032,7 +10032,7 @@
               <w:spacing w:after="10" w:before="0"/>
               <w:ind w:left="120"/>
             </w:pPr>
-            <w:hyperlink w:history="1" r:id="rIduvwnaqbfxvqugtt6h-h6e">
+            <w:hyperlink w:history="1" r:id="rId3w3w7lhwe3l_2jnh6um7n">
               <w:r>
                 <w:rPr>
                   <w:rFonts w:ascii="Arial" w:cs="Arial" w:eastAsia="Arial" w:hAnsi="Arial"/>
@@ -10077,7 +10077,7 @@
             <w:pPr>
               <w:spacing w:after="20" w:before="0"/>
             </w:pPr>
-            <w:hyperlink w:history="1" r:id="rId3ow34yisai3r1qdwbfv8n">
+            <w:hyperlink w:history="1" r:id="rIdamp8lhwrbvcpvq0ngcpv_">
               <w:r>
                 <w:rPr>
                   <w:rFonts w:ascii="Arial" w:cs="Arial" w:eastAsia="Arial" w:hAnsi="Arial"/>
@@ -10110,7 +10110,7 @@
               <w:spacing w:after="10" w:before="0"/>
               <w:ind w:left="120"/>
             </w:pPr>
-            <w:hyperlink w:history="1" r:id="rId2tk0ak3tuuo7gfzq382yz">
+            <w:hyperlink w:history="1" r:id="rId025-r5qksc20nhwrxc1sm">
               <w:r>
                 <w:rPr>
                   <w:rFonts w:ascii="Arial" w:cs="Arial" w:eastAsia="Arial" w:hAnsi="Arial"/>
@@ -10305,7 +10305,7 @@
             <w:pPr>
               <w:spacing w:after="20" w:before="0"/>
             </w:pPr>
-            <w:hyperlink w:history="1" r:id="rIdjhczrca5muwei8m1tlibu">
+            <w:hyperlink w:history="1" r:id="rIdiikcizxvhe5vu33deja_f">
               <w:r>
                 <w:rPr>
                   <w:rFonts w:ascii="Arial" w:cs="Arial" w:eastAsia="Arial" w:hAnsi="Arial"/>
@@ -10338,7 +10338,7 @@
               <w:spacing w:after="10" w:before="0"/>
               <w:ind w:left="120"/>
             </w:pPr>
-            <w:hyperlink w:history="1" r:id="rIdjhuyce8jfvbaxh0gc6qoy">
+            <w:hyperlink w:history="1" r:id="rIdzl61lprlc7nhyggytfhve">
               <w:r>
                 <w:rPr>
                   <w:rFonts w:ascii="Arial" w:cs="Arial" w:eastAsia="Arial" w:hAnsi="Arial"/>
@@ -10383,7 +10383,7 @@
             <w:pPr>
               <w:spacing w:after="20" w:before="0"/>
             </w:pPr>
-            <w:hyperlink w:history="1" r:id="rIdm3w0bguuis68t7xdiqsoy">
+            <w:hyperlink w:history="1" r:id="rIdzt1-f4w58lrnyfvmuczad">
               <w:r>
                 <w:rPr>
                   <w:rFonts w:ascii="Arial" w:cs="Arial" w:eastAsia="Arial" w:hAnsi="Arial"/>
@@ -10416,7 +10416,7 @@
               <w:spacing w:after="10" w:before="0"/>
               <w:ind w:left="120"/>
             </w:pPr>
-            <w:hyperlink w:history="1" r:id="rIds0w7iufxmhr1ggmyk2ny9">
+            <w:hyperlink w:history="1" r:id="rIdpdcbiq8np62zgidyxxb-c">
               <w:r>
                 <w:rPr>
                   <w:rFonts w:ascii="Arial" w:cs="Arial" w:eastAsia="Arial" w:hAnsi="Arial"/>
@@ -11903,7 +11903,7 @@
             <w:pPr>
               <w:spacing w:after="20" w:before="0"/>
             </w:pPr>
-            <w:hyperlink w:history="1" r:id="rIdkqjinh8v-rjfc_0geuynx">
+            <w:hyperlink w:history="1" r:id="rId93x312-wiqv8ybhsgq06s">
               <w:r>
                 <w:rPr>
                   <w:rFonts w:ascii="Arial" w:cs="Arial" w:eastAsia="Arial" w:hAnsi="Arial"/>
@@ -11936,7 +11936,7 @@
               <w:spacing w:after="10" w:before="0"/>
               <w:ind w:left="120"/>
             </w:pPr>
-            <w:hyperlink w:history="1" r:id="rId313u69sfr3cac0mesmcjd">
+            <w:hyperlink w:history="1" r:id="rIdpirqlb0j0zmc3btxwnlqb">
               <w:r>
                 <w:rPr>
                   <w:rFonts w:ascii="Arial" w:cs="Arial" w:eastAsia="Arial" w:hAnsi="Arial"/>
@@ -11981,7 +11981,7 @@
             <w:pPr>
               <w:spacing w:after="20" w:before="0"/>
             </w:pPr>
-            <w:hyperlink w:history="1" r:id="rIdamkmsxdlstmxc95bzedfx">
+            <w:hyperlink w:history="1" r:id="rIdb-v7yovjpvrtmep0i-z9_">
               <w:r>
                 <w:rPr>
                   <w:rFonts w:ascii="Arial" w:cs="Arial" w:eastAsia="Arial" w:hAnsi="Arial"/>
@@ -12014,7 +12014,7 @@
               <w:spacing w:after="10" w:before="0"/>
               <w:ind w:left="120"/>
             </w:pPr>
-            <w:hyperlink w:history="1" r:id="rIduoenyh3krtd1ztlgy6nko">
+            <w:hyperlink w:history="1" r:id="rId3_fluxlsh5sh_ypcbfxqc">
               <w:r>
                 <w:rPr>
                   <w:rFonts w:ascii="Arial" w:cs="Arial" w:eastAsia="Arial" w:hAnsi="Arial"/>
@@ -12209,7 +12209,7 @@
             <w:pPr>
               <w:spacing w:after="20" w:before="0"/>
             </w:pPr>
-            <w:hyperlink w:history="1" r:id="rIdkdhhyrmbgfgqrqanovmpi">
+            <w:hyperlink w:history="1" r:id="rIdq9gwaflbuw4018lbsb37v">
               <w:r>
                 <w:rPr>
                   <w:rFonts w:ascii="Arial" w:cs="Arial" w:eastAsia="Arial" w:hAnsi="Arial"/>
@@ -12242,7 +12242,7 @@
               <w:spacing w:after="10" w:before="0"/>
               <w:ind w:left="120"/>
             </w:pPr>
-            <w:hyperlink w:history="1" r:id="rIdi787ejzdq32ejbz9e-0gp">
+            <w:hyperlink w:history="1" r:id="rIdgbztncu4ssaum7nwnrgr0">
               <w:r>
                 <w:rPr>
                   <w:rFonts w:ascii="Arial" w:cs="Arial" w:eastAsia="Arial" w:hAnsi="Arial"/>
@@ -12287,7 +12287,7 @@
             <w:pPr>
               <w:spacing w:after="20" w:before="0"/>
             </w:pPr>
-            <w:hyperlink w:history="1" r:id="rId7gymuxieuduiueqo76z7o">
+            <w:hyperlink w:history="1" r:id="rId_1b1q94vvjzxvcw5czbh4">
               <w:r>
                 <w:rPr>
                   <w:rFonts w:ascii="Arial" w:cs="Arial" w:eastAsia="Arial" w:hAnsi="Arial"/>
@@ -12320,7 +12320,7 @@
               <w:spacing w:after="10" w:before="0"/>
               <w:ind w:left="120"/>
             </w:pPr>
-            <w:hyperlink w:history="1" r:id="rId8_ipry7fwnikhplizu0nn">
+            <w:hyperlink w:history="1" r:id="rIdhryn9djp8etocovsxenvt">
               <w:r>
                 <w:rPr>
                   <w:rFonts w:ascii="Arial" w:cs="Arial" w:eastAsia="Arial" w:hAnsi="Arial"/>
@@ -12515,7 +12515,7 @@
             <w:pPr>
               <w:spacing w:after="20" w:before="0"/>
             </w:pPr>
-            <w:hyperlink w:history="1" r:id="rIddx5tf9fdu1_7fnla97v_5">
+            <w:hyperlink w:history="1" r:id="rId5hagutmmrpdf-qce3syl2">
               <w:r>
                 <w:rPr>
                   <w:rFonts w:ascii="Arial" w:cs="Arial" w:eastAsia="Arial" w:hAnsi="Arial"/>
@@ -12548,7 +12548,7 @@
               <w:spacing w:after="10" w:before="0"/>
               <w:ind w:left="120"/>
             </w:pPr>
-            <w:hyperlink w:history="1" r:id="rId45sduk7v_l4qhiob0uumc">
+            <w:hyperlink w:history="1" r:id="rIdef_h20ws8ks53imzru7au">
               <w:r>
                 <w:rPr>
                   <w:rFonts w:ascii="Arial" w:cs="Arial" w:eastAsia="Arial" w:hAnsi="Arial"/>
@@ -12593,7 +12593,7 @@
             <w:pPr>
               <w:spacing w:after="20" w:before="0"/>
             </w:pPr>
-            <w:hyperlink w:history="1" r:id="rIddrxvumokwknl9dxpqgb9c">
+            <w:hyperlink w:history="1" r:id="rId6zshfp4g4hwsutps-hxva">
               <w:r>
                 <w:rPr>
                   <w:rFonts w:ascii="Arial" w:cs="Arial" w:eastAsia="Arial" w:hAnsi="Arial"/>
@@ -12626,7 +12626,7 @@
               <w:spacing w:after="10" w:before="0"/>
               <w:ind w:left="120"/>
             </w:pPr>
-            <w:hyperlink w:history="1" r:id="rIdw2kdm8mgpj6ajtaqyblwv">
+            <w:hyperlink w:history="1" r:id="rId5mmxnlifvwxqsoh9lkn3g">
               <w:r>
                 <w:rPr>
                   <w:rFonts w:ascii="Arial" w:cs="Arial" w:eastAsia="Arial" w:hAnsi="Arial"/>
@@ -12821,7 +12821,7 @@
             <w:pPr>
               <w:spacing w:after="20" w:before="0"/>
             </w:pPr>
-            <w:hyperlink w:history="1" r:id="rIduzymiuxe-fanm_vavn51y">
+            <w:hyperlink w:history="1" r:id="rId1wkuljzoubg71qbr5pus2">
               <w:r>
                 <w:rPr>
                   <w:rFonts w:ascii="Arial" w:cs="Arial" w:eastAsia="Arial" w:hAnsi="Arial"/>
@@ -12854,7 +12854,7 @@
               <w:spacing w:after="10" w:before="0"/>
               <w:ind w:left="120"/>
             </w:pPr>
-            <w:hyperlink w:history="1" r:id="rId-sw5ei11cbp8mclk-qk8s">
+            <w:hyperlink w:history="1" r:id="rIdvpkhtuynuktino2cqauuk">
               <w:r>
                 <w:rPr>
                   <w:rFonts w:ascii="Arial" w:cs="Arial" w:eastAsia="Arial" w:hAnsi="Arial"/>
@@ -12899,7 +12899,7 @@
             <w:pPr>
               <w:spacing w:after="20" w:before="0"/>
             </w:pPr>
-            <w:hyperlink w:history="1" r:id="rIdldzlcvkiuhgssyy4ygyez">
+            <w:hyperlink w:history="1" r:id="rIdbznbkjumqpvormrix34eu">
               <w:r>
                 <w:rPr>
                   <w:rFonts w:ascii="Arial" w:cs="Arial" w:eastAsia="Arial" w:hAnsi="Arial"/>
@@ -12932,7 +12932,7 @@
               <w:spacing w:after="10" w:before="0"/>
               <w:ind w:left="120"/>
             </w:pPr>
-            <w:hyperlink w:history="1" r:id="rIdbowo2bi-rcbvc4ffez2fo">
+            <w:hyperlink w:history="1" r:id="rIdaxyctlgozqx8kxp8va93d">
               <w:r>
                 <w:rPr>
                   <w:rFonts w:ascii="Arial" w:cs="Arial" w:eastAsia="Arial" w:hAnsi="Arial"/>
@@ -13127,7 +13127,7 @@
             <w:pPr>
               <w:spacing w:after="20" w:before="0"/>
             </w:pPr>
-            <w:hyperlink w:history="1" r:id="rIdjwjmkrsuw7ukdkmycbr7m">
+            <w:hyperlink w:history="1" r:id="rIdzwvyra1cc1a-wkhhqpvtb">
               <w:r>
                 <w:rPr>
                   <w:rFonts w:ascii="Arial" w:cs="Arial" w:eastAsia="Arial" w:hAnsi="Arial"/>
@@ -13160,7 +13160,7 @@
               <w:spacing w:after="10" w:before="0"/>
               <w:ind w:left="120"/>
             </w:pPr>
-            <w:hyperlink w:history="1" r:id="rIdzomghai0b9agxvm88bjz2">
+            <w:hyperlink w:history="1" r:id="rIdwhrduz-i9hst6ok6dkfjb">
               <w:r>
                 <w:rPr>
                   <w:rFonts w:ascii="Arial" w:cs="Arial" w:eastAsia="Arial" w:hAnsi="Arial"/>
@@ -13205,7 +13205,7 @@
             <w:pPr>
               <w:spacing w:after="20" w:before="0"/>
             </w:pPr>
-            <w:hyperlink w:history="1" r:id="rIdisxyj4fr7y10cnsqpv21x">
+            <w:hyperlink w:history="1" r:id="rIdbcwj0ji8npyr6qmt_niln">
               <w:r>
                 <w:rPr>
                   <w:rFonts w:ascii="Arial" w:cs="Arial" w:eastAsia="Arial" w:hAnsi="Arial"/>
@@ -13238,7 +13238,7 @@
               <w:spacing w:after="10" w:before="0"/>
               <w:ind w:left="120"/>
             </w:pPr>
-            <w:hyperlink w:history="1" r:id="rIdur71vzeqru8sdkc6ua9mu">
+            <w:hyperlink w:history="1" r:id="rIdlfljfv6ankowffdwhytfb">
               <w:r>
                 <w:rPr>
                   <w:rFonts w:ascii="Arial" w:cs="Arial" w:eastAsia="Arial" w:hAnsi="Arial"/>
@@ -14953,7 +14953,7 @@
             <w:pPr>
               <w:spacing w:after="20" w:before="0"/>
             </w:pPr>
-            <w:hyperlink w:history="1" r:id="rIdpqt57c-b2antrgenqiqwa">
+            <w:hyperlink w:history="1" r:id="rIdvga-bcipm3jozsk_aay-b">
               <w:r>
                 <w:rPr>
                   <w:rFonts w:ascii="Arial" w:cs="Arial" w:eastAsia="Arial" w:hAnsi="Arial"/>
@@ -14986,7 +14986,7 @@
               <w:spacing w:after="10" w:before="0"/>
               <w:ind w:left="120"/>
             </w:pPr>
-            <w:hyperlink w:history="1" r:id="rIdx9y7-c46oswdjmpamw9up">
+            <w:hyperlink w:history="1" r:id="rIdlcjrgpqi3lovxyygjzski">
               <w:r>
                 <w:rPr>
                   <w:rFonts w:ascii="Arial" w:cs="Arial" w:eastAsia="Arial" w:hAnsi="Arial"/>
@@ -15031,7 +15031,7 @@
             <w:pPr>
               <w:spacing w:after="20" w:before="0"/>
             </w:pPr>
-            <w:hyperlink w:history="1" r:id="rIdgwcbybe_xspre23cl2hhr">
+            <w:hyperlink w:history="1" r:id="rIdyeqympuckgbwk1pvxqvqw">
               <w:r>
                 <w:rPr>
                   <w:rFonts w:ascii="Arial" w:cs="Arial" w:eastAsia="Arial" w:hAnsi="Arial"/>
@@ -15064,7 +15064,7 @@
               <w:spacing w:after="10" w:before="0"/>
               <w:ind w:left="120"/>
             </w:pPr>
-            <w:hyperlink w:history="1" r:id="rIdtnnjjgywet2oihwh7dwx2">
+            <w:hyperlink w:history="1" r:id="rIdnhnql41lm6loxqx7mqi-c">
               <w:r>
                 <w:rPr>
                   <w:rFonts w:ascii="Arial" w:cs="Arial" w:eastAsia="Arial" w:hAnsi="Arial"/>
@@ -15259,7 +15259,7 @@
             <w:pPr>
               <w:spacing w:after="20" w:before="0"/>
             </w:pPr>
-            <w:hyperlink w:history="1" r:id="rIdd5yf7e4fztamh9razrnf4">
+            <w:hyperlink w:history="1" r:id="rIdgltomjugeoyj22pl_swqw">
               <w:r>
                 <w:rPr>
                   <w:rFonts w:ascii="Arial" w:cs="Arial" w:eastAsia="Arial" w:hAnsi="Arial"/>
@@ -15292,7 +15292,7 @@
               <w:spacing w:after="10" w:before="0"/>
               <w:ind w:left="120"/>
             </w:pPr>
-            <w:hyperlink w:history="1" r:id="rIdczkwcb3ufnupdlciejmpl">
+            <w:hyperlink w:history="1" r:id="rId80x6y7jd7jy9e8qcp7y6k">
               <w:r>
                 <w:rPr>
                   <w:rFonts w:ascii="Arial" w:cs="Arial" w:eastAsia="Arial" w:hAnsi="Arial"/>
@@ -15337,7 +15337,7 @@
             <w:pPr>
               <w:spacing w:after="20" w:before="0"/>
             </w:pPr>
-            <w:hyperlink w:history="1" r:id="rId4whfo5usvtm6w7zxzqmpm">
+            <w:hyperlink w:history="1" r:id="rIdvzzld9j7s1a-lhazfjd4m">
               <w:r>
                 <w:rPr>
                   <w:rFonts w:ascii="Arial" w:cs="Arial" w:eastAsia="Arial" w:hAnsi="Arial"/>
@@ -15370,7 +15370,7 @@
               <w:spacing w:after="10" w:before="0"/>
               <w:ind w:left="120"/>
             </w:pPr>
-            <w:hyperlink w:history="1" r:id="rIdjq_e9w23aewnzsboq6sie">
+            <w:hyperlink w:history="1" r:id="rIdmywwwjvzozym98onurmkm">
               <w:r>
                 <w:rPr>
                   <w:rFonts w:ascii="Arial" w:cs="Arial" w:eastAsia="Arial" w:hAnsi="Arial"/>
@@ -15565,7 +15565,7 @@
             <w:pPr>
               <w:spacing w:after="20" w:before="0"/>
             </w:pPr>
-            <w:hyperlink w:history="1" r:id="rId1ifpxevjzydgs0kqfs1s5">
+            <w:hyperlink w:history="1" r:id="rIdve89crwkkdfx_mkckwosi">
               <w:r>
                 <w:rPr>
                   <w:rFonts w:ascii="Arial" w:cs="Arial" w:eastAsia="Arial" w:hAnsi="Arial"/>
@@ -15598,7 +15598,7 @@
               <w:spacing w:after="10" w:before="0"/>
               <w:ind w:left="120"/>
             </w:pPr>
-            <w:hyperlink w:history="1" r:id="rIdmjnv9sfayd5xlda0kgdlc">
+            <w:hyperlink w:history="1" r:id="rIdcr32w_eg3bpwuj2mwuqdu">
               <w:r>
                 <w:rPr>
                   <w:rFonts w:ascii="Arial" w:cs="Arial" w:eastAsia="Arial" w:hAnsi="Arial"/>
@@ -15643,7 +15643,7 @@
             <w:pPr>
               <w:spacing w:after="20" w:before="0"/>
             </w:pPr>
-            <w:hyperlink w:history="1" r:id="rIdhlnff05swbofadwu6jowc">
+            <w:hyperlink w:history="1" r:id="rIdy_gmpuhy1thlmrsoguoec">
               <w:r>
                 <w:rPr>
                   <w:rFonts w:ascii="Arial" w:cs="Arial" w:eastAsia="Arial" w:hAnsi="Arial"/>
@@ -15676,7 +15676,7 @@
               <w:spacing w:after="10" w:before="0"/>
               <w:ind w:left="120"/>
             </w:pPr>
-            <w:hyperlink w:history="1" r:id="rId0pkpugfv7mhcamvk4t-2x">
+            <w:hyperlink w:history="1" r:id="rId83iud4lmx35pgz6ze0qgm">
               <w:r>
                 <w:rPr>
                   <w:rFonts w:ascii="Arial" w:cs="Arial" w:eastAsia="Arial" w:hAnsi="Arial"/>
@@ -15871,7 +15871,7 @@
             <w:pPr>
               <w:spacing w:after="20" w:before="0"/>
             </w:pPr>
-            <w:hyperlink w:history="1" r:id="rId3yjfglaefg_l41qnpstnt">
+            <w:hyperlink w:history="1" r:id="rIdebm2bkbjqwkswauibeiv-">
               <w:r>
                 <w:rPr>
                   <w:rFonts w:ascii="Arial" w:cs="Arial" w:eastAsia="Arial" w:hAnsi="Arial"/>
@@ -15904,7 +15904,7 @@
               <w:spacing w:after="10" w:before="0"/>
               <w:ind w:left="120"/>
             </w:pPr>
-            <w:hyperlink w:history="1" r:id="rIdhlygnpdl19uivd2x_u31f">
+            <w:hyperlink w:history="1" r:id="rIdiwluo0setxdezn2bjqsio">
               <w:r>
                 <w:rPr>
                   <w:rFonts w:ascii="Arial" w:cs="Arial" w:eastAsia="Arial" w:hAnsi="Arial"/>
@@ -15949,7 +15949,7 @@
             <w:pPr>
               <w:spacing w:after="20" w:before="0"/>
             </w:pPr>
-            <w:hyperlink w:history="1" r:id="rIdosij6aicceg8fbq5yrqha">
+            <w:hyperlink w:history="1" r:id="rIdr6wwkh_lkr1jqpijgy9iu">
               <w:r>
                 <w:rPr>
                   <w:rFonts w:ascii="Arial" w:cs="Arial" w:eastAsia="Arial" w:hAnsi="Arial"/>
@@ -15982,7 +15982,7 @@
               <w:spacing w:after="10" w:before="0"/>
               <w:ind w:left="120"/>
             </w:pPr>
-            <w:hyperlink w:history="1" r:id="rIdiet02wz7zizdvhnq1wzyd">
+            <w:hyperlink w:history="1" r:id="rIdebci49mslkkrvs6mlcwlx">
               <w:r>
                 <w:rPr>
                   <w:rFonts w:ascii="Arial" w:cs="Arial" w:eastAsia="Arial" w:hAnsi="Arial"/>
@@ -16177,7 +16177,7 @@
             <w:pPr>
               <w:spacing w:after="20" w:before="0"/>
             </w:pPr>
-            <w:hyperlink w:history="1" r:id="rIdtzikowbvvgsqqmoxrd-nl">
+            <w:hyperlink w:history="1" r:id="rIdn8jzna40_mf92spxrz4rl">
               <w:r>
                 <w:rPr>
                   <w:rFonts w:ascii="Arial" w:cs="Arial" w:eastAsia="Arial" w:hAnsi="Arial"/>
@@ -16210,7 +16210,7 @@
               <w:spacing w:after="10" w:before="0"/>
               <w:ind w:left="120"/>
             </w:pPr>
-            <w:hyperlink w:history="1" r:id="rIdrvl2d6gd_gsswbcfczm3u">
+            <w:hyperlink w:history="1" r:id="rIdty_eootvdrm6k7aqxn0mi">
               <w:r>
                 <w:rPr>
                   <w:rFonts w:ascii="Arial" w:cs="Arial" w:eastAsia="Arial" w:hAnsi="Arial"/>
@@ -16255,7 +16255,7 @@
             <w:pPr>
               <w:spacing w:after="20" w:before="0"/>
             </w:pPr>
-            <w:hyperlink w:history="1" r:id="rIdqw5vsbd9nanh_tzoyht3n">
+            <w:hyperlink w:history="1" r:id="rIdidxiey48watteohkav2wu">
               <w:r>
                 <w:rPr>
                   <w:rFonts w:ascii="Arial" w:cs="Arial" w:eastAsia="Arial" w:hAnsi="Arial"/>
@@ -16288,7 +16288,7 @@
               <w:spacing w:after="10" w:before="0"/>
               <w:ind w:left="120"/>
             </w:pPr>
-            <w:hyperlink w:history="1" r:id="rIdt90vjrtwb25verk1fplnp">
+            <w:hyperlink w:history="1" r:id="rIdzbqvsg2yeq0nbqvulmzsx">
               <w:r>
                 <w:rPr>
                   <w:rFonts w:ascii="Arial" w:cs="Arial" w:eastAsia="Arial" w:hAnsi="Arial"/>
@@ -17775,7 +17775,7 @@
             <w:pPr>
               <w:spacing w:after="20" w:before="0"/>
             </w:pPr>
-            <w:hyperlink w:history="1" r:id="rIdlcxabvl_kc9ba7dzrfbmi">
+            <w:hyperlink w:history="1" r:id="rIdqbzuaj_yetlkph2noxyms">
               <w:r>
                 <w:rPr>
                   <w:rFonts w:ascii="Arial" w:cs="Arial" w:eastAsia="Arial" w:hAnsi="Arial"/>
@@ -17808,7 +17808,7 @@
               <w:spacing w:after="10" w:before="0"/>
               <w:ind w:left="120"/>
             </w:pPr>
-            <w:hyperlink w:history="1" r:id="rIdkyowddttjhetgxnjfu5jj">
+            <w:hyperlink w:history="1" r:id="rId7aq8nnq96j_fupawb1pre">
               <w:r>
                 <w:rPr>
                   <w:rFonts w:ascii="Arial" w:cs="Arial" w:eastAsia="Arial" w:hAnsi="Arial"/>
@@ -17853,7 +17853,7 @@
             <w:pPr>
               <w:spacing w:after="20" w:before="0"/>
             </w:pPr>
-            <w:hyperlink w:history="1" r:id="rIdqt-byndwpaqknnftmjhw0">
+            <w:hyperlink w:history="1" r:id="rIdcfgsotbx7uudc3deh3xwj">
               <w:r>
                 <w:rPr>
                   <w:rFonts w:ascii="Arial" w:cs="Arial" w:eastAsia="Arial" w:hAnsi="Arial"/>
@@ -17886,7 +17886,7 @@
               <w:spacing w:after="10" w:before="0"/>
               <w:ind w:left="120"/>
             </w:pPr>
-            <w:hyperlink w:history="1" r:id="rIdtwqj8m96wmen9fpf6c1xe">
+            <w:hyperlink w:history="1" r:id="rIdbfqbrt6fjhyquhlgeqimm">
               <w:r>
                 <w:rPr>
                   <w:rFonts w:ascii="Arial" w:cs="Arial" w:eastAsia="Arial" w:hAnsi="Arial"/>
@@ -18081,7 +18081,7 @@
             <w:pPr>
               <w:spacing w:after="20" w:before="0"/>
             </w:pPr>
-            <w:hyperlink w:history="1" r:id="rId99cb7-wff5jxofuuderrz">
+            <w:hyperlink w:history="1" r:id="rIdcwa5tdy1e1nncvk5xl1xt">
               <w:r>
                 <w:rPr>
                   <w:rFonts w:ascii="Arial" w:cs="Arial" w:eastAsia="Arial" w:hAnsi="Arial"/>
@@ -18114,7 +18114,7 @@
               <w:spacing w:after="10" w:before="0"/>
               <w:ind w:left="120"/>
             </w:pPr>
-            <w:hyperlink w:history="1" r:id="rIds-jbnqoujnwkmvszqyrss">
+            <w:hyperlink w:history="1" r:id="rIdnottr7zjhzpqhthy2flsp">
               <w:r>
                 <w:rPr>
                   <w:rFonts w:ascii="Arial" w:cs="Arial" w:eastAsia="Arial" w:hAnsi="Arial"/>
@@ -18159,7 +18159,7 @@
             <w:pPr>
               <w:spacing w:after="20" w:before="0"/>
             </w:pPr>
-            <w:hyperlink w:history="1" r:id="rId0masgl9nagdg_57cxj_rq">
+            <w:hyperlink w:history="1" r:id="rIdim0tnfuhqtzlomo-v3yhm">
               <w:r>
                 <w:rPr>
                   <w:rFonts w:ascii="Arial" w:cs="Arial" w:eastAsia="Arial" w:hAnsi="Arial"/>
@@ -18192,7 +18192,7 @@
               <w:spacing w:after="10" w:before="0"/>
               <w:ind w:left="120"/>
             </w:pPr>
-            <w:hyperlink w:history="1" r:id="rIdsie6hbko2itii5_-7tcih">
+            <w:hyperlink w:history="1" r:id="rIdhxvg4g9v5g-cwkpwrzbc5">
               <w:r>
                 <w:rPr>
                   <w:rFonts w:ascii="Arial" w:cs="Arial" w:eastAsia="Arial" w:hAnsi="Arial"/>
@@ -18387,7 +18387,7 @@
             <w:pPr>
               <w:spacing w:after="20" w:before="0"/>
             </w:pPr>
-            <w:hyperlink w:history="1" r:id="rIdkdccf26wdd-r8wzuiiuyz">
+            <w:hyperlink w:history="1" r:id="rIdd5fekv07cll1q3au4wpn7">
               <w:r>
                 <w:rPr>
                   <w:rFonts w:ascii="Arial" w:cs="Arial" w:eastAsia="Arial" w:hAnsi="Arial"/>
@@ -18420,7 +18420,7 @@
               <w:spacing w:after="10" w:before="0"/>
               <w:ind w:left="120"/>
             </w:pPr>
-            <w:hyperlink w:history="1" r:id="rIdnxdcvtjff3qyve82ogxt0">
+            <w:hyperlink w:history="1" r:id="rIdalfuzew0y_6wq0fau5fma">
               <w:r>
                 <w:rPr>
                   <w:rFonts w:ascii="Arial" w:cs="Arial" w:eastAsia="Arial" w:hAnsi="Arial"/>
@@ -18465,7 +18465,7 @@
             <w:pPr>
               <w:spacing w:after="20" w:before="0"/>
             </w:pPr>
-            <w:hyperlink w:history="1" r:id="rIdlu4yq984hhutvg2xyhnnf">
+            <w:hyperlink w:history="1" r:id="rIdanwmgzaucwcubxgxdbny2">
               <w:r>
                 <w:rPr>
                   <w:rFonts w:ascii="Arial" w:cs="Arial" w:eastAsia="Arial" w:hAnsi="Arial"/>
@@ -18498,7 +18498,7 @@
               <w:spacing w:after="10" w:before="0"/>
               <w:ind w:left="120"/>
             </w:pPr>
-            <w:hyperlink w:history="1" r:id="rId6fl2jrbc8ime7saclzzqe">
+            <w:hyperlink w:history="1" r:id="rIdjeezn_it9kkttlgssv06k">
               <w:r>
                 <w:rPr>
                   <w:rFonts w:ascii="Arial" w:cs="Arial" w:eastAsia="Arial" w:hAnsi="Arial"/>
@@ -18693,7 +18693,7 @@
             <w:pPr>
               <w:spacing w:after="20" w:before="0"/>
             </w:pPr>
-            <w:hyperlink w:history="1" r:id="rIdm8998s7o5fi8ze7c0nu9o">
+            <w:hyperlink w:history="1" r:id="rIdxhrbsabphtk88rbu39qqh">
               <w:r>
                 <w:rPr>
                   <w:rFonts w:ascii="Arial" w:cs="Arial" w:eastAsia="Arial" w:hAnsi="Arial"/>
@@ -18726,7 +18726,7 @@
               <w:spacing w:after="10" w:before="0"/>
               <w:ind w:left="120"/>
             </w:pPr>
-            <w:hyperlink w:history="1" r:id="rIdwfcfsxxnbck9-43dfvwv6">
+            <w:hyperlink w:history="1" r:id="rId7qgcidejjma7x1sj8rbsl">
               <w:r>
                 <w:rPr>
                   <w:rFonts w:ascii="Arial" w:cs="Arial" w:eastAsia="Arial" w:hAnsi="Arial"/>
@@ -18771,7 +18771,7 @@
             <w:pPr>
               <w:spacing w:after="20" w:before="0"/>
             </w:pPr>
-            <w:hyperlink w:history="1" r:id="rIdrad4fjmbupqz05xlt2g5h">
+            <w:hyperlink w:history="1" r:id="rIdwwj9-9nmapvf2yz3fxwxb">
               <w:r>
                 <w:rPr>
                   <w:rFonts w:ascii="Arial" w:cs="Arial" w:eastAsia="Arial" w:hAnsi="Arial"/>
@@ -18804,7 +18804,7 @@
               <w:spacing w:after="10" w:before="0"/>
               <w:ind w:left="120"/>
             </w:pPr>
-            <w:hyperlink w:history="1" r:id="rIdujchjjakuizhuyqtvwwng">
+            <w:hyperlink w:history="1" r:id="rIdyipv9mm8krnsfmtqiglyf">
               <w:r>
                 <w:rPr>
                   <w:rFonts w:ascii="Arial" w:cs="Arial" w:eastAsia="Arial" w:hAnsi="Arial"/>
@@ -18999,7 +18999,7 @@
             <w:pPr>
               <w:spacing w:after="20" w:before="0"/>
             </w:pPr>
-            <w:hyperlink w:history="1" r:id="rIdkbibu2pb1g39jts9ne57b">
+            <w:hyperlink w:history="1" r:id="rId4wi4hb-9wcanwu3xhkdkq">
               <w:r>
                 <w:rPr>
                   <w:rFonts w:ascii="Arial" w:cs="Arial" w:eastAsia="Arial" w:hAnsi="Arial"/>
@@ -19032,7 +19032,7 @@
               <w:spacing w:after="10" w:before="0"/>
               <w:ind w:left="120"/>
             </w:pPr>
-            <w:hyperlink w:history="1" r:id="rIdtxsmhmn2vyox5yf2ofjxq">
+            <w:hyperlink w:history="1" r:id="rIdinsjmjpo3go6q--zjnilf">
               <w:r>
                 <w:rPr>
                   <w:rFonts w:ascii="Arial" w:cs="Arial" w:eastAsia="Arial" w:hAnsi="Arial"/>
@@ -19077,7 +19077,7 @@
             <w:pPr>
               <w:spacing w:after="20" w:before="0"/>
             </w:pPr>
-            <w:hyperlink w:history="1" r:id="rIdc5i4ook6zqjd_lykqi3dx">
+            <w:hyperlink w:history="1" r:id="rIdadpilvnmeg-riewxsiced">
               <w:r>
                 <w:rPr>
                   <w:rFonts w:ascii="Arial" w:cs="Arial" w:eastAsia="Arial" w:hAnsi="Arial"/>
@@ -19110,7 +19110,7 @@
               <w:spacing w:after="10" w:before="0"/>
               <w:ind w:left="120"/>
             </w:pPr>
-            <w:hyperlink w:history="1" r:id="rIdgwxxbulxhjkrdyzvhkdhz">
+            <w:hyperlink w:history="1" r:id="rId4bihypuqauwus4tz0ar0a">
               <w:r>
                 <w:rPr>
                   <w:rFonts w:ascii="Arial" w:cs="Arial" w:eastAsia="Arial" w:hAnsi="Arial"/>
@@ -20711,7 +20711,7 @@
             <w:pPr>
               <w:spacing w:after="20" w:before="0"/>
             </w:pPr>
-            <w:hyperlink w:history="1" r:id="rIdpeoa4axvwbobxay722ruw">
+            <w:hyperlink w:history="1" r:id="rIdlfuthgbprdrff_ys0wegh">
               <w:r>
                 <w:rPr>
                   <w:rFonts w:ascii="Arial" w:cs="Arial" w:eastAsia="Arial" w:hAnsi="Arial"/>
@@ -20744,7 +20744,7 @@
               <w:spacing w:after="10" w:before="0"/>
               <w:ind w:left="120"/>
             </w:pPr>
-            <w:hyperlink w:history="1" r:id="rIde2bguflefoiqo6qnfxqzn">
+            <w:hyperlink w:history="1" r:id="rIdw9fc7cnjjeyqs-9yrooww">
               <w:r>
                 <w:rPr>
                   <w:rFonts w:ascii="Arial" w:cs="Arial" w:eastAsia="Arial" w:hAnsi="Arial"/>
@@ -20789,7 +20789,7 @@
             <w:pPr>
               <w:spacing w:after="20" w:before="0"/>
             </w:pPr>
-            <w:hyperlink w:history="1" r:id="rId0juibwol2vd18bdsidzjo">
+            <w:hyperlink w:history="1" r:id="rIdw5tvzc6uhwqh3xxlkfny1">
               <w:r>
                 <w:rPr>
                   <w:rFonts w:ascii="Arial" w:cs="Arial" w:eastAsia="Arial" w:hAnsi="Arial"/>
@@ -20822,7 +20822,7 @@
               <w:spacing w:after="10" w:before="0"/>
               <w:ind w:left="120"/>
             </w:pPr>
-            <w:hyperlink w:history="1" r:id="rIdvxznivt5ayohxiw0zjwga">
+            <w:hyperlink w:history="1" r:id="rIdf8geguh4lsp8resmrw1tk">
               <w:r>
                 <w:rPr>
                   <w:rFonts w:ascii="Arial" w:cs="Arial" w:eastAsia="Arial" w:hAnsi="Arial"/>
@@ -21017,7 +21017,7 @@
             <w:pPr>
               <w:spacing w:after="20" w:before="0"/>
             </w:pPr>
-            <w:hyperlink w:history="1" r:id="rIdt5t2sgql5zmmnbc-eyfpb">
+            <w:hyperlink w:history="1" r:id="rIdh5xvsfxx_ixoz3gx7fkpn">
               <w:r>
                 <w:rPr>
                   <w:rFonts w:ascii="Arial" w:cs="Arial" w:eastAsia="Arial" w:hAnsi="Arial"/>
@@ -21050,7 +21050,7 @@
               <w:spacing w:after="10" w:before="0"/>
               <w:ind w:left="120"/>
             </w:pPr>
-            <w:hyperlink w:history="1" r:id="rIdduevr5zp7gr3di8om9sqa">
+            <w:hyperlink w:history="1" r:id="rIda2f7iofmwjty7hdhzzegp">
               <w:r>
                 <w:rPr>
                   <w:rFonts w:ascii="Arial" w:cs="Arial" w:eastAsia="Arial" w:hAnsi="Arial"/>
@@ -21095,7 +21095,7 @@
             <w:pPr>
               <w:spacing w:after="20" w:before="0"/>
             </w:pPr>
-            <w:hyperlink w:history="1" r:id="rIds27kauivjcaqmetcrgnud">
+            <w:hyperlink w:history="1" r:id="rIdefvhnvdec9mxbx70j9cca">
               <w:r>
                 <w:rPr>
                   <w:rFonts w:ascii="Arial" w:cs="Arial" w:eastAsia="Arial" w:hAnsi="Arial"/>
@@ -21128,7 +21128,7 @@
               <w:spacing w:after="10" w:before="0"/>
               <w:ind w:left="120"/>
             </w:pPr>
-            <w:hyperlink w:history="1" r:id="rIdij4ipryqi8tzarrnbg7lr">
+            <w:hyperlink w:history="1" r:id="rIdnkr-89anebijcf_xsodtx">
               <w:r>
                 <w:rPr>
                   <w:rFonts w:ascii="Arial" w:cs="Arial" w:eastAsia="Arial" w:hAnsi="Arial"/>
@@ -21323,7 +21323,7 @@
             <w:pPr>
               <w:spacing w:after="20" w:before="0"/>
             </w:pPr>
-            <w:hyperlink w:history="1" r:id="rIdsr9jl7s7iu-448cg_ihdu">
+            <w:hyperlink w:history="1" r:id="rId9escd4i9le2fj6yk97mo_">
               <w:r>
                 <w:rPr>
                   <w:rFonts w:ascii="Arial" w:cs="Arial" w:eastAsia="Arial" w:hAnsi="Arial"/>
@@ -21356,7 +21356,7 @@
               <w:spacing w:after="10" w:before="0"/>
               <w:ind w:left="120"/>
             </w:pPr>
-            <w:hyperlink w:history="1" r:id="rIdkruy635mafmd1z8dtpm8t">
+            <w:hyperlink w:history="1" r:id="rIdhvcfepb1uw5iaoptq5uok">
               <w:r>
                 <w:rPr>
                   <w:rFonts w:ascii="Arial" w:cs="Arial" w:eastAsia="Arial" w:hAnsi="Arial"/>
@@ -21401,7 +21401,7 @@
             <w:pPr>
               <w:spacing w:after="20" w:before="0"/>
             </w:pPr>
-            <w:hyperlink w:history="1" r:id="rIdaqqjebrfs7kynupfvqojr">
+            <w:hyperlink w:history="1" r:id="rIda0hrah0ifx8-xymmv5ivm">
               <w:r>
                 <w:rPr>
                   <w:rFonts w:ascii="Arial" w:cs="Arial" w:eastAsia="Arial" w:hAnsi="Arial"/>
@@ -21434,7 +21434,7 @@
               <w:spacing w:after="10" w:before="0"/>
               <w:ind w:left="120"/>
             </w:pPr>
-            <w:hyperlink w:history="1" r:id="rIdgh1qx-gtbcqtj5smz8d1r">
+            <w:hyperlink w:history="1" r:id="rIdaprs_4yingfzgfotjwqrm">
               <w:r>
                 <w:rPr>
                   <w:rFonts w:ascii="Arial" w:cs="Arial" w:eastAsia="Arial" w:hAnsi="Arial"/>
@@ -21629,7 +21629,7 @@
             <w:pPr>
               <w:spacing w:after="20" w:before="0"/>
             </w:pPr>
-            <w:hyperlink w:history="1" r:id="rIdv9d23y4yo3jqjjswn2_nr">
+            <w:hyperlink w:history="1" r:id="rIdtzplxn3q_uxknituy88ow">
               <w:r>
                 <w:rPr>
                   <w:rFonts w:ascii="Arial" w:cs="Arial" w:eastAsia="Arial" w:hAnsi="Arial"/>
@@ -21662,7 +21662,7 @@
               <w:spacing w:after="10" w:before="0"/>
               <w:ind w:left="120"/>
             </w:pPr>
-            <w:hyperlink w:history="1" r:id="rIdlspjzymbde9rhg0stwhio">
+            <w:hyperlink w:history="1" r:id="rIdmwx8xd6oeziyyv4-ub4hd">
               <w:r>
                 <w:rPr>
                   <w:rFonts w:ascii="Arial" w:cs="Arial" w:eastAsia="Arial" w:hAnsi="Arial"/>
@@ -21707,7 +21707,7 @@
             <w:pPr>
               <w:spacing w:after="20" w:before="0"/>
             </w:pPr>
-            <w:hyperlink w:history="1" r:id="rIdyr5fbkreliqqjyyttbykb">
+            <w:hyperlink w:history="1" r:id="rIduemerj-hopk8kmgsld3wc">
               <w:r>
                 <w:rPr>
                   <w:rFonts w:ascii="Arial" w:cs="Arial" w:eastAsia="Arial" w:hAnsi="Arial"/>
@@ -21740,7 +21740,7 @@
               <w:spacing w:after="10" w:before="0"/>
               <w:ind w:left="120"/>
             </w:pPr>
-            <w:hyperlink w:history="1" r:id="rId1raybvlhpidwjxge9hufe">
+            <w:hyperlink w:history="1" r:id="rIdvpbf8qrkrkqsyuuvf3hw7">
               <w:r>
                 <w:rPr>
                   <w:rFonts w:ascii="Arial" w:cs="Arial" w:eastAsia="Arial" w:hAnsi="Arial"/>
@@ -21935,7 +21935,7 @@
             <w:pPr>
               <w:spacing w:after="20" w:before="0"/>
             </w:pPr>
-            <w:hyperlink w:history="1" r:id="rIdsvxfpt58hiyqpqmri4wcb">
+            <w:hyperlink w:history="1" r:id="rIdehg-ik1a6tmt4r-26bbhv">
               <w:r>
                 <w:rPr>
                   <w:rFonts w:ascii="Arial" w:cs="Arial" w:eastAsia="Arial" w:hAnsi="Arial"/>
@@ -21968,7 +21968,7 @@
               <w:spacing w:after="10" w:before="0"/>
               <w:ind w:left="120"/>
             </w:pPr>
-            <w:hyperlink w:history="1" r:id="rIdkbxry0iopi5beuvijeco2">
+            <w:hyperlink w:history="1" r:id="rId8oerwxboyvporakgt-lzv">
               <w:r>
                 <w:rPr>
                   <w:rFonts w:ascii="Arial" w:cs="Arial" w:eastAsia="Arial" w:hAnsi="Arial"/>
@@ -22013,7 +22013,7 @@
             <w:pPr>
               <w:spacing w:after="20" w:before="0"/>
             </w:pPr>
-            <w:hyperlink w:history="1" r:id="rId4vs7tftk1jazloxf5sfgi">
+            <w:hyperlink w:history="1" r:id="rIdlj_3tziqnlakk_kvqjgzj">
               <w:r>
                 <w:rPr>
                   <w:rFonts w:ascii="Arial" w:cs="Arial" w:eastAsia="Arial" w:hAnsi="Arial"/>
@@ -22046,7 +22046,7 @@
               <w:spacing w:after="10" w:before="0"/>
               <w:ind w:left="120"/>
             </w:pPr>
-            <w:hyperlink w:history="1" r:id="rIdxquzrnnmis9_sjvjlwyrb">
+            <w:hyperlink w:history="1" r:id="rIdg9irtaqm9gc-dku-xegnd">
               <w:r>
                 <w:rPr>
                   <w:rFonts w:ascii="Arial" w:cs="Arial" w:eastAsia="Arial" w:hAnsi="Arial"/>
@@ -23647,7 +23647,7 @@
             <w:pPr>
               <w:spacing w:after="20" w:before="0"/>
             </w:pPr>
-            <w:hyperlink w:history="1" r:id="rIddkuut15ofn111nqzibsra">
+            <w:hyperlink w:history="1" r:id="rIdutdcdiy0j_oflws3zsybj">
               <w:r>
                 <w:rPr>
                   <w:rFonts w:ascii="Arial" w:cs="Arial" w:eastAsia="Arial" w:hAnsi="Arial"/>
@@ -23680,7 +23680,7 @@
               <w:spacing w:after="10" w:before="0"/>
               <w:ind w:left="120"/>
             </w:pPr>
-            <w:hyperlink w:history="1" r:id="rId6zxtrpnndgea5gwccjxsg">
+            <w:hyperlink w:history="1" r:id="rIdvu3c_tw8bgan2t_24jfpw">
               <w:r>
                 <w:rPr>
                   <w:rFonts w:ascii="Arial" w:cs="Arial" w:eastAsia="Arial" w:hAnsi="Arial"/>
@@ -23725,7 +23725,7 @@
             <w:pPr>
               <w:spacing w:after="20" w:before="0"/>
             </w:pPr>
-            <w:hyperlink w:history="1" r:id="rIdid91xvrix3zk6mbjm36uf">
+            <w:hyperlink w:history="1" r:id="rId79sphkeyzljh7pzifkqpe">
               <w:r>
                 <w:rPr>
                   <w:rFonts w:ascii="Arial" w:cs="Arial" w:eastAsia="Arial" w:hAnsi="Arial"/>
@@ -23758,7 +23758,7 @@
               <w:spacing w:after="10" w:before="0"/>
               <w:ind w:left="120"/>
             </w:pPr>
-            <w:hyperlink w:history="1" r:id="rIdxzxfkraof2sle7i69qmy6">
+            <w:hyperlink w:history="1" r:id="rIdjb89vbsrfli3_zul6vkio">
               <w:r>
                 <w:rPr>
                   <w:rFonts w:ascii="Arial" w:cs="Arial" w:eastAsia="Arial" w:hAnsi="Arial"/>
@@ -23953,7 +23953,7 @@
             <w:pPr>
               <w:spacing w:after="20" w:before="0"/>
             </w:pPr>
-            <w:hyperlink w:history="1" r:id="rId-ybf-njg9b2nhwm48nggk">
+            <w:hyperlink w:history="1" r:id="rIdm6jaop3kwtk7lsj2j3oqt">
               <w:r>
                 <w:rPr>
                   <w:rFonts w:ascii="Arial" w:cs="Arial" w:eastAsia="Arial" w:hAnsi="Arial"/>
@@ -23986,7 +23986,7 @@
               <w:spacing w:after="10" w:before="0"/>
               <w:ind w:left="120"/>
             </w:pPr>
-            <w:hyperlink w:history="1" r:id="rIdvd3e01ajk0eywgb8twa2y">
+            <w:hyperlink w:history="1" r:id="rId4rphbg-imu3nygexzawyj">
               <w:r>
                 <w:rPr>
                   <w:rFonts w:ascii="Arial" w:cs="Arial" w:eastAsia="Arial" w:hAnsi="Arial"/>
@@ -24031,7 +24031,7 @@
             <w:pPr>
               <w:spacing w:after="20" w:before="0"/>
             </w:pPr>
-            <w:hyperlink w:history="1" r:id="rIdhnaoosftnn-6eqpawyv7g">
+            <w:hyperlink w:history="1" r:id="rIdhnrdyprrdw7an1fpwe3el">
               <w:r>
                 <w:rPr>
                   <w:rFonts w:ascii="Arial" w:cs="Arial" w:eastAsia="Arial" w:hAnsi="Arial"/>
@@ -24064,7 +24064,7 @@
               <w:spacing w:after="10" w:before="0"/>
               <w:ind w:left="120"/>
             </w:pPr>
-            <w:hyperlink w:history="1" r:id="rIdpejvmayzf8iu3dtv_euj4">
+            <w:hyperlink w:history="1" r:id="rIdqtraxgs0xoqxzs7ykqdrj">
               <w:r>
                 <w:rPr>
                   <w:rFonts w:ascii="Arial" w:cs="Arial" w:eastAsia="Arial" w:hAnsi="Arial"/>
@@ -24259,7 +24259,7 @@
             <w:pPr>
               <w:spacing w:after="20" w:before="0"/>
             </w:pPr>
-            <w:hyperlink w:history="1" r:id="rIdpqmj7wnvsfpiybkjwds6g">
+            <w:hyperlink w:history="1" r:id="rIdh7gb7igtjqeb04uzubf1e">
               <w:r>
                 <w:rPr>
                   <w:rFonts w:ascii="Arial" w:cs="Arial" w:eastAsia="Arial" w:hAnsi="Arial"/>
@@ -24292,7 +24292,7 @@
               <w:spacing w:after="10" w:before="0"/>
               <w:ind w:left="120"/>
             </w:pPr>
-            <w:hyperlink w:history="1" r:id="rIdpc2j_s8j7sjoxubo7xpte">
+            <w:hyperlink w:history="1" r:id="rIdafx5z51qisyeixykdkveg">
               <w:r>
                 <w:rPr>
                   <w:rFonts w:ascii="Arial" w:cs="Arial" w:eastAsia="Arial" w:hAnsi="Arial"/>
@@ -24337,7 +24337,7 @@
             <w:pPr>
               <w:spacing w:after="20" w:before="0"/>
             </w:pPr>
-            <w:hyperlink w:history="1" r:id="rId5k8sxeaydqte742k-ms3z">
+            <w:hyperlink w:history="1" r:id="rIdrsbogwbdq3hcpavkjcr9u">
               <w:r>
                 <w:rPr>
                   <w:rFonts w:ascii="Arial" w:cs="Arial" w:eastAsia="Arial" w:hAnsi="Arial"/>
@@ -24370,7 +24370,7 @@
               <w:spacing w:after="10" w:before="0"/>
               <w:ind w:left="120"/>
             </w:pPr>
-            <w:hyperlink w:history="1" r:id="rIdn3j3vhbc6ihvv-fgxioic">
+            <w:hyperlink w:history="1" r:id="rIdxejtq0isujfv5jr7r7yks">
               <w:r>
                 <w:rPr>
                   <w:rFonts w:ascii="Arial" w:cs="Arial" w:eastAsia="Arial" w:hAnsi="Arial"/>
@@ -24565,7 +24565,7 @@
             <w:pPr>
               <w:spacing w:after="20" w:before="0"/>
             </w:pPr>
-            <w:hyperlink w:history="1" r:id="rIdtgk4q5bafodywrrf1u6yf">
+            <w:hyperlink w:history="1" r:id="rIdfkbdruakcej-o-ykpzybu">
               <w:r>
                 <w:rPr>
                   <w:rFonts w:ascii="Arial" w:cs="Arial" w:eastAsia="Arial" w:hAnsi="Arial"/>
@@ -24598,7 +24598,7 @@
               <w:spacing w:after="10" w:before="0"/>
               <w:ind w:left="120"/>
             </w:pPr>
-            <w:hyperlink w:history="1" r:id="rIdhlym48zhtluamxg9qihri">
+            <w:hyperlink w:history="1" r:id="rIdl-z5lb9tlh3wyp9rxayb3">
               <w:r>
                 <w:rPr>
                   <w:rFonts w:ascii="Arial" w:cs="Arial" w:eastAsia="Arial" w:hAnsi="Arial"/>
@@ -24643,7 +24643,7 @@
             <w:pPr>
               <w:spacing w:after="20" w:before="0"/>
             </w:pPr>
-            <w:hyperlink w:history="1" r:id="rId6qb0pc1bvmqnty-ywvsdp">
+            <w:hyperlink w:history="1" r:id="rIdkuyd_3kw3xkrfdhfiovb3">
               <w:r>
                 <w:rPr>
                   <w:rFonts w:ascii="Arial" w:cs="Arial" w:eastAsia="Arial" w:hAnsi="Arial"/>
@@ -24676,7 +24676,7 @@
               <w:spacing w:after="10" w:before="0"/>
               <w:ind w:left="120"/>
             </w:pPr>
-            <w:hyperlink w:history="1" r:id="rIdizljp_48q4ntriyixkb96">
+            <w:hyperlink w:history="1" r:id="rIduhsl1gxkum8ni9ukncr2u">
               <w:r>
                 <w:rPr>
                   <w:rFonts w:ascii="Arial" w:cs="Arial" w:eastAsia="Arial" w:hAnsi="Arial"/>
@@ -24871,7 +24871,7 @@
             <w:pPr>
               <w:spacing w:after="20" w:before="0"/>
             </w:pPr>
-            <w:hyperlink w:history="1" r:id="rIdy1wmvxcve2c4g99c0m_y_">
+            <w:hyperlink w:history="1" r:id="rIderynuebpdrhzzgptcxwna">
               <w:r>
                 <w:rPr>
                   <w:rFonts w:ascii="Arial" w:cs="Arial" w:eastAsia="Arial" w:hAnsi="Arial"/>
@@ -24904,7 +24904,7 @@
               <w:spacing w:after="10" w:before="0"/>
               <w:ind w:left="120"/>
             </w:pPr>
-            <w:hyperlink w:history="1" r:id="rIdherxdveaoevmhdpog0fl1">
+            <w:hyperlink w:history="1" r:id="rIdak20tdinikpjdzayakxyu">
               <w:r>
                 <w:rPr>
                   <w:rFonts w:ascii="Arial" w:cs="Arial" w:eastAsia="Arial" w:hAnsi="Arial"/>
@@ -24949,7 +24949,7 @@
             <w:pPr>
               <w:spacing w:after="20" w:before="0"/>
             </w:pPr>
-            <w:hyperlink w:history="1" r:id="rId4kdsycqaryzwca2fpeil7">
+            <w:hyperlink w:history="1" r:id="rIdk2hfyb67z923o-ythufg5">
               <w:r>
                 <w:rPr>
                   <w:rFonts w:ascii="Arial" w:cs="Arial" w:eastAsia="Arial" w:hAnsi="Arial"/>
@@ -24982,7 +24982,7 @@
               <w:spacing w:after="10" w:before="0"/>
               <w:ind w:left="120"/>
             </w:pPr>
-            <w:hyperlink w:history="1" r:id="rIdiq94qyijmzgtumbsth8wi">
+            <w:hyperlink w:history="1" r:id="rId7r0-rczljvzxpllxd5b_7">
               <w:r>
                 <w:rPr>
                   <w:rFonts w:ascii="Arial" w:cs="Arial" w:eastAsia="Arial" w:hAnsi="Arial"/>

--- a/data/outputs/v2/General_Science/SS2.2_Chemical_Families/General_Science_Chemical_Families_CBE_LessonSequence.docx
+++ b/data/outputs/v2/General_Science/SS2.2_Chemical_Families/General_Science_Chemical_Families_CBE_LessonSequence.docx
@@ -42,6 +42,177 @@
     </w:p>
     <w:p>
       <w:pPr>
+        <w:spacing w:after="80" w:before="120"/>
+      </w:pPr>
+      <w:r>
+        <w:rPr>
+          <w:rFonts w:ascii="Arial" w:cs="Arial" w:eastAsia="Arial" w:hAnsi="Arial"/>
+          <w:b/>
+          <w:bCs/>
+          <w:color w:val="1F3864"/>
+          <w:sz w:val="20"/>
+          <w:szCs w:val="20"/>
+        </w:rPr>
+        <w:t xml:space="preserve">ATTRIBUTION AND LICENSING</w:t>
+      </w:r>
+    </w:p>
+    <w:p>
+      <w:pPr>
+        <w:spacing w:after="60" w:before="0"/>
+      </w:pPr>
+      <w:r>
+        <w:rPr>
+          <w:rFonts w:ascii="Arial" w:cs="Arial" w:eastAsia="Arial" w:hAnsi="Arial"/>
+          <w:b/>
+          <w:bCs/>
+          <w:sz w:val="17"/>
+          <w:szCs w:val="17"/>
+        </w:rPr>
+        <w:t xml:space="preserve">Curriculum Alignment: </w:t>
+      </w:r>
+      <w:r>
+        <w:rPr>
+          <w:rFonts w:ascii="Arial" w:cs="Arial" w:eastAsia="Arial" w:hAnsi="Arial"/>
+          <w:sz w:val="17"/>
+          <w:szCs w:val="17"/>
+        </w:rPr>
+        <w:t xml:space="preserve">Structured in pedagogical alignment with the competence-based curriculum format and learning outcomes established by the Kenya Institute of Curriculum Development (KICD). This material is independently developed and is not officially endorsed or published by KICD.</w:t>
+      </w:r>
+    </w:p>
+    <w:p>
+      <w:pPr>
+        <w:spacing w:after="60" w:before="0"/>
+      </w:pPr>
+      <w:r>
+        <w:rPr>
+          <w:rFonts w:ascii="Arial" w:cs="Arial" w:eastAsia="Arial" w:hAnsi="Arial"/>
+          <w:b/>
+          <w:bCs/>
+          <w:sz w:val="17"/>
+          <w:szCs w:val="17"/>
+        </w:rPr>
+        <w:t xml:space="preserve">Content &amp; Pedagogy: </w:t>
+      </w:r>
+      <w:r>
+        <w:rPr>
+          <w:rFonts w:ascii="Arial" w:cs="Arial" w:eastAsia="Arial" w:hAnsi="Arial"/>
+          <w:sz w:val="17"/>
+          <w:szCs w:val="17"/>
+        </w:rPr>
+        <w:t xml:space="preserve">Developed and adapted by the educator team at SeaVuria (registered 501(c)(3) in the United States and registered NGO in Kenya, No. 872-850A-BF11), who designed the pedagogical framework, lesson templates and exemplar lessons on which this material is based.</w:t>
+      </w:r>
+    </w:p>
+    <w:p>
+      <w:pPr>
+        <w:spacing w:after="60" w:before="0"/>
+      </w:pPr>
+      <w:r>
+        <w:rPr>
+          <w:rFonts w:ascii="Arial" w:cs="Arial" w:eastAsia="Arial" w:hAnsi="Arial"/>
+          <w:b/>
+          <w:bCs/>
+          <w:sz w:val="17"/>
+          <w:szCs w:val="17"/>
+        </w:rPr>
+        <w:t xml:space="preserve">Production &amp; Layout: </w:t>
+      </w:r>
+      <w:r>
+        <w:rPr>
+          <w:rFonts w:ascii="Arial" w:cs="Arial" w:eastAsia="Arial" w:hAnsi="Arial"/>
+          <w:sz w:val="17"/>
+          <w:szCs w:val="17"/>
+        </w:rPr>
+        <w:t xml:space="preserve">Educational design and curriculum sequencing by SeaVuria. Technical layout, structural formatting, and digital optimization/implementation executed in partnership with ARES Education (registered 501(c)(3) in the United States and Canada (as Afretech Aid) and registered NGO in Kenya), with lesson drafting and compilation assisted by AI (Claude, Anthropic).</w:t>
+      </w:r>
+    </w:p>
+    <w:p>
+      <w:pPr>
+        <w:pBdr>
+          <w:bottom w:val="single" w:color="1F3864" w:sz="6" w:space="6"/>
+        </w:pBdr>
+        <w:spacing w:after="60" w:before="0"/>
+      </w:pPr>
+      <w:r>
+        <w:rPr>
+          <w:rFonts w:ascii="Arial" w:cs="Arial" w:eastAsia="Arial" w:hAnsi="Arial"/>
+          <w:b/>
+          <w:bCs/>
+          <w:sz w:val="17"/>
+          <w:szCs w:val="17"/>
+        </w:rPr>
+        <w:t xml:space="preserve">Licensing &amp; Copyright: </w:t>
+      </w:r>
+      <w:r>
+        <w:rPr>
+          <w:rFonts w:ascii="Arial" w:cs="Arial" w:eastAsia="Arial" w:hAnsi="Arial"/>
+          <w:sz w:val="17"/>
+          <w:szCs w:val="17"/>
+        </w:rPr>
+        <w:t xml:space="preserve">© 2026 SeaVuria and ARES. This work is licensed under a </w:t>
+      </w:r>
+      <w:hyperlink w:history="1" r:id="rIdqy7b3vvr6-hoziqjw3de6">
+        <w:r>
+          <w:rPr>
+            <w:rFonts w:ascii="Arial" w:cs="Arial" w:eastAsia="Arial" w:hAnsi="Arial"/>
+            <w:color w:val="1F6B75"/>
+            <w:sz w:val="17"/>
+            <w:szCs w:val="17"/>
+            <w:u w:val="single" w:color="1F6B75"/>
+          </w:rPr>
+          <w:t xml:space="preserve">Creative Commons Attribution-NonCommercial 4.0 International License</w:t>
+        </w:r>
+      </w:hyperlink>
+      <w:r>
+        <w:rPr>
+          <w:rFonts w:ascii="Arial" w:cs="Arial" w:eastAsia="Arial" w:hAnsi="Arial"/>
+          <w:sz w:val="17"/>
+          <w:szCs w:val="17"/>
+        </w:rPr>
+        <w:t xml:space="preserve"> (</w:t>
+      </w:r>
+      <w:hyperlink w:history="1" r:id="rIdljccwselshjfxphti1iiw">
+        <w:r>
+          <w:rPr>
+            <w:rFonts w:ascii="Arial" w:cs="Arial" w:eastAsia="Arial" w:hAnsi="Arial"/>
+            <w:color w:val="1F6B75"/>
+            <w:sz w:val="17"/>
+            <w:szCs w:val="17"/>
+            <w:u w:val="single" w:color="1F6B75"/>
+          </w:rPr>
+          <w:t xml:space="preserve">CC BY-NC 4.0</w:t>
+        </w:r>
+      </w:hyperlink>
+      <w:r>
+        <w:rPr>
+          <w:rFonts w:ascii="Arial" w:cs="Arial" w:eastAsia="Arial" w:hAnsi="Arial"/>
+          <w:sz w:val="17"/>
+          <w:szCs w:val="17"/>
+        </w:rPr>
+        <w:t xml:space="preserve">). To view a copy of this license, visit </w:t>
+      </w:r>
+      <w:hyperlink w:history="1" r:id="rIdmoi3tkij9wl0flb8exy0u">
+        <w:r>
+          <w:rPr>
+            <w:rFonts w:ascii="Arial" w:cs="Arial" w:eastAsia="Arial" w:hAnsi="Arial"/>
+            <w:color w:val="1F6B75"/>
+            <w:sz w:val="17"/>
+            <w:szCs w:val="17"/>
+            <w:u w:val="single" w:color="1F6B75"/>
+          </w:rPr>
+          <w:t xml:space="preserve">https://creativecommons.org/licenses/by-nc/4.0/</w:t>
+        </w:r>
+      </w:hyperlink>
+      <w:r>
+        <w:rPr>
+          <w:rFonts w:ascii="Arial" w:cs="Arial" w:eastAsia="Arial" w:hAnsi="Arial"/>
+          <w:sz w:val="17"/>
+          <w:szCs w:val="17"/>
+        </w:rPr>
+        <w:t xml:space="preserve">. You are free to copy, redistribute, and adapt this material in any medium or format, provided appropriate credit is given and the material is not used for commercial purposes. KICD learning outcomes and curriculum designations reproduced here for alignment purposes remain the property of KICD and are not covered by this license. Linked external resources (e.g. CK-12, Khan Academy, PhET) are subject to their own licenses.</w:t>
+      </w:r>
+    </w:p>
+    <w:p>
+      <w:pPr>
         <w:spacing w:after="120"/>
       </w:pPr>
       <w:r>
@@ -3437,7 +3608,7 @@
             <w:pPr>
               <w:spacing w:after="20" w:before="0"/>
             </w:pPr>
-            <w:hyperlink w:history="1" r:id="rIdeppj-j8bgd12df_wxhzt6">
+            <w:hyperlink w:history="1" r:id="rIdgebbk13-a40zgqpkawhew">
               <w:r>
                 <w:rPr>
                   <w:rFonts w:ascii="Arial" w:cs="Arial" w:eastAsia="Arial" w:hAnsi="Arial"/>
@@ -3470,7 +3641,7 @@
               <w:spacing w:after="10" w:before="0"/>
               <w:ind w:left="120"/>
             </w:pPr>
-            <w:hyperlink w:history="1" r:id="rIdwkg5-ln9wm45k2gpmxste">
+            <w:hyperlink w:history="1" r:id="rId9xio2zhuykbuhzj27-n-9">
               <w:r>
                 <w:rPr>
                   <w:rFonts w:ascii="Arial" w:cs="Arial" w:eastAsia="Arial" w:hAnsi="Arial"/>
@@ -3515,7 +3686,7 @@
             <w:pPr>
               <w:spacing w:after="20" w:before="0"/>
             </w:pPr>
-            <w:hyperlink w:history="1" r:id="rIdye5nxz60p2w_hqhylt_hl">
+            <w:hyperlink w:history="1" r:id="rIdskfi782wqmg0pguxvpvzl">
               <w:r>
                 <w:rPr>
                   <w:rFonts w:ascii="Arial" w:cs="Arial" w:eastAsia="Arial" w:hAnsi="Arial"/>
@@ -3548,7 +3719,7 @@
               <w:spacing w:after="10" w:before="0"/>
               <w:ind w:left="120"/>
             </w:pPr>
-            <w:hyperlink w:history="1" r:id="rIdtopczwz2s3inwn70zraej">
+            <w:hyperlink w:history="1" r:id="rIdly7c7npwwistggr9olkj0">
               <w:r>
                 <w:rPr>
                   <w:rFonts w:ascii="Arial" w:cs="Arial" w:eastAsia="Arial" w:hAnsi="Arial"/>
@@ -3743,7 +3914,7 @@
             <w:pPr>
               <w:spacing w:after="20" w:before="0"/>
             </w:pPr>
-            <w:hyperlink w:history="1" r:id="rIdufqvslzvokg7sw9tihzy5">
+            <w:hyperlink w:history="1" r:id="rIdgipv4jrmjce1onuxsdpqt">
               <w:r>
                 <w:rPr>
                   <w:rFonts w:ascii="Arial" w:cs="Arial" w:eastAsia="Arial" w:hAnsi="Arial"/>
@@ -3776,7 +3947,7 @@
               <w:spacing w:after="10" w:before="0"/>
               <w:ind w:left="120"/>
             </w:pPr>
-            <w:hyperlink w:history="1" r:id="rIdwbpzqiss6i29nb7chjckp">
+            <w:hyperlink w:history="1" r:id="rIdosckbvyuo6hej-sjjetal">
               <w:r>
                 <w:rPr>
                   <w:rFonts w:ascii="Arial" w:cs="Arial" w:eastAsia="Arial" w:hAnsi="Arial"/>
@@ -3821,7 +3992,7 @@
             <w:pPr>
               <w:spacing w:after="20" w:before="0"/>
             </w:pPr>
-            <w:hyperlink w:history="1" r:id="rIdkwkfamw0x_y5r0x3v_0h1">
+            <w:hyperlink w:history="1" r:id="rIdtzbqf1efoneulxh2reovn">
               <w:r>
                 <w:rPr>
                   <w:rFonts w:ascii="Arial" w:cs="Arial" w:eastAsia="Arial" w:hAnsi="Arial"/>
@@ -3854,7 +4025,7 @@
               <w:spacing w:after="10" w:before="0"/>
               <w:ind w:left="120"/>
             </w:pPr>
-            <w:hyperlink w:history="1" r:id="rIdkezlxmxjnybz1j65ecwnk">
+            <w:hyperlink w:history="1" r:id="rIdpgva1_igfwxeyveolzcst">
               <w:r>
                 <w:rPr>
                   <w:rFonts w:ascii="Arial" w:cs="Arial" w:eastAsia="Arial" w:hAnsi="Arial"/>
@@ -4049,7 +4220,7 @@
             <w:pPr>
               <w:spacing w:after="20" w:before="0"/>
             </w:pPr>
-            <w:hyperlink w:history="1" r:id="rIdccq7wqwtpo6ttjuxmmqf4">
+            <w:hyperlink w:history="1" r:id="rIdibgsy26e_rwpsechgxnuy">
               <w:r>
                 <w:rPr>
                   <w:rFonts w:ascii="Arial" w:cs="Arial" w:eastAsia="Arial" w:hAnsi="Arial"/>
@@ -4082,7 +4253,7 @@
               <w:spacing w:after="10" w:before="0"/>
               <w:ind w:left="120"/>
             </w:pPr>
-            <w:hyperlink w:history="1" r:id="rId4255k3av6rper5jtcsddo">
+            <w:hyperlink w:history="1" r:id="rIdfiiuhd3uqx5rjp0oifphw">
               <w:r>
                 <w:rPr>
                   <w:rFonts w:ascii="Arial" w:cs="Arial" w:eastAsia="Arial" w:hAnsi="Arial"/>
@@ -4127,7 +4298,7 @@
             <w:pPr>
               <w:spacing w:after="20" w:before="0"/>
             </w:pPr>
-            <w:hyperlink w:history="1" r:id="rId1fge2ziyyw0zpxvoatyee">
+            <w:hyperlink w:history="1" r:id="rIdsw6wceetxf0sbzwrsvha-">
               <w:r>
                 <w:rPr>
                   <w:rFonts w:ascii="Arial" w:cs="Arial" w:eastAsia="Arial" w:hAnsi="Arial"/>
@@ -4160,7 +4331,7 @@
               <w:spacing w:after="10" w:before="0"/>
               <w:ind w:left="120"/>
             </w:pPr>
-            <w:hyperlink w:history="1" r:id="rIdi7dyky9e0f8zfi7heppru">
+            <w:hyperlink w:history="1" r:id="rId1obmxxwpbm6l0rxy1n0td">
               <w:r>
                 <w:rPr>
                   <w:rFonts w:ascii="Arial" w:cs="Arial" w:eastAsia="Arial" w:hAnsi="Arial"/>
@@ -4355,7 +4526,7 @@
             <w:pPr>
               <w:spacing w:after="20" w:before="0"/>
             </w:pPr>
-            <w:hyperlink w:history="1" r:id="rIdlsbpfai-dyborlp9flkzo">
+            <w:hyperlink w:history="1" r:id="rIdz5d46xldao3vtmuhdnhgg">
               <w:r>
                 <w:rPr>
                   <w:rFonts w:ascii="Arial" w:cs="Arial" w:eastAsia="Arial" w:hAnsi="Arial"/>
@@ -4388,7 +4559,7 @@
               <w:spacing w:after="10" w:before="0"/>
               <w:ind w:left="120"/>
             </w:pPr>
-            <w:hyperlink w:history="1" r:id="rIdlkgy8tzkzqgnbuesdiao_">
+            <w:hyperlink w:history="1" r:id="rIdpyxqwovwxungktjkdetng">
               <w:r>
                 <w:rPr>
                   <w:rFonts w:ascii="Arial" w:cs="Arial" w:eastAsia="Arial" w:hAnsi="Arial"/>
@@ -4433,7 +4604,7 @@
             <w:pPr>
               <w:spacing w:after="20" w:before="0"/>
             </w:pPr>
-            <w:hyperlink w:history="1" r:id="rIdtqrxy6wno63pifast963f">
+            <w:hyperlink w:history="1" r:id="rIdjzenrbt_dqmgsc5onrfnq">
               <w:r>
                 <w:rPr>
                   <w:rFonts w:ascii="Arial" w:cs="Arial" w:eastAsia="Arial" w:hAnsi="Arial"/>
@@ -4466,7 +4637,7 @@
               <w:spacing w:after="10" w:before="0"/>
               <w:ind w:left="120"/>
             </w:pPr>
-            <w:hyperlink w:history="1" r:id="rIdnt8v1qgtpfwshmwprceda">
+            <w:hyperlink w:history="1" r:id="rIdn8ebfwwop3wrqwab0nd0e">
               <w:r>
                 <w:rPr>
                   <w:rFonts w:ascii="Arial" w:cs="Arial" w:eastAsia="Arial" w:hAnsi="Arial"/>
@@ -4661,7 +4832,7 @@
             <w:pPr>
               <w:spacing w:after="20" w:before="0"/>
             </w:pPr>
-            <w:hyperlink w:history="1" r:id="rId4awzhlaxhb2dlhkvllet5">
+            <w:hyperlink w:history="1" r:id="rIdykcyetdxzaclvi1nxqp2i">
               <w:r>
                 <w:rPr>
                   <w:rFonts w:ascii="Arial" w:cs="Arial" w:eastAsia="Arial" w:hAnsi="Arial"/>
@@ -4694,7 +4865,7 @@
               <w:spacing w:after="10" w:before="0"/>
               <w:ind w:left="120"/>
             </w:pPr>
-            <w:hyperlink w:history="1" r:id="rIdgo-ttriam3_jlwpjf_8te">
+            <w:hyperlink w:history="1" r:id="rIdrt_iwkdcahw9pn5arewmo">
               <w:r>
                 <w:rPr>
                   <w:rFonts w:ascii="Arial" w:cs="Arial" w:eastAsia="Arial" w:hAnsi="Arial"/>
@@ -4739,7 +4910,7 @@
             <w:pPr>
               <w:spacing w:after="20" w:before="0"/>
             </w:pPr>
-            <w:hyperlink w:history="1" r:id="rIdrg8owl-_emrlz5j4zuvqa">
+            <w:hyperlink w:history="1" r:id="rIdswb-3j1o-vkvlo2lsxbxd">
               <w:r>
                 <w:rPr>
                   <w:rFonts w:ascii="Arial" w:cs="Arial" w:eastAsia="Arial" w:hAnsi="Arial"/>
@@ -4772,7 +4943,7 @@
               <w:spacing w:after="10" w:before="0"/>
               <w:ind w:left="120"/>
             </w:pPr>
-            <w:hyperlink w:history="1" r:id="rIdfu4v1pi9ygpvddqhmuznd">
+            <w:hyperlink w:history="1" r:id="rIdoogdrzrdwifnf3e1pbwxf">
               <w:r>
                 <w:rPr>
                   <w:rFonts w:ascii="Arial" w:cs="Arial" w:eastAsia="Arial" w:hAnsi="Arial"/>
@@ -5268,6 +5439,65 @@
         </w:tc>
       </w:tr>
     </w:tbl>
+    <w:p>
+      <w:pPr>
+        <w:pBdr>
+          <w:top w:val="single" w:color="BBBBBB" w:sz="4" w:space="4"/>
+        </w:pBdr>
+        <w:spacing w:after="0" w:before="160"/>
+      </w:pPr>
+      <w:r>
+        <w:rPr>
+          <w:rFonts w:ascii="Arial" w:cs="Arial" w:eastAsia="Arial" w:hAnsi="Arial"/>
+          <w:color w:val="666666"/>
+          <w:sz w:val="14"/>
+          <w:szCs w:val="14"/>
+        </w:rPr>
+        <w:t xml:space="preserve">© 2026 SeaVuria and ARES. Aligned with KICD objectives. Developed by SeaVuria; technical implementation by ARES (with AI assistance from Claude). Licensed under </w:t>
+      </w:r>
+      <w:hyperlink w:history="1" r:id="rIdjhoah2-x5dqcobcwy5btl">
+        <w:r>
+          <w:rPr>
+            <w:rFonts w:ascii="Arial" w:cs="Arial" w:eastAsia="Arial" w:hAnsi="Arial"/>
+            <w:color w:val="1F6B75"/>
+            <w:sz w:val="14"/>
+            <w:szCs w:val="14"/>
+            <w:u w:val="single" w:color="1F6B75"/>
+          </w:rPr>
+          <w:t xml:space="preserve">CC BY-NC 4.0</w:t>
+        </w:r>
+      </w:hyperlink>
+      <w:r>
+        <w:rPr>
+          <w:rFonts w:ascii="Arial" w:cs="Arial" w:eastAsia="Arial" w:hAnsi="Arial"/>
+          <w:color w:val="666666"/>
+          <w:sz w:val="14"/>
+          <w:szCs w:val="14"/>
+        </w:rPr>
+        <w:t xml:space="preserve"> (</w:t>
+      </w:r>
+      <w:hyperlink w:history="1" r:id="rId8tplcwjbzthdzyuasn0bd">
+        <w:r>
+          <w:rPr>
+            <w:rFonts w:ascii="Arial" w:cs="Arial" w:eastAsia="Arial" w:hAnsi="Arial"/>
+            <w:color w:val="1F6B75"/>
+            <w:sz w:val="14"/>
+            <w:szCs w:val="14"/>
+            <w:u w:val="single" w:color="1F6B75"/>
+          </w:rPr>
+          <w:t xml:space="preserve">https://creativecommons.org/licenses/by-nc/4.0/</w:t>
+        </w:r>
+      </w:hyperlink>
+      <w:r>
+        <w:rPr>
+          <w:rFonts w:ascii="Arial" w:cs="Arial" w:eastAsia="Arial" w:hAnsi="Arial"/>
+          <w:color w:val="666666"/>
+          <w:sz w:val="14"/>
+          <w:szCs w:val="14"/>
+        </w:rPr>
+        <w:t xml:space="preserve">).</w:t>
+      </w:r>
+    </w:p>
     <w:p>
       <w:r>
         <w:br w:type="page"/>
@@ -6259,7 +6489,7 @@
             <w:pPr>
               <w:spacing w:after="20" w:before="0"/>
             </w:pPr>
-            <w:hyperlink w:history="1" r:id="rIdpnkfjuzbgwriau94_a0f-">
+            <w:hyperlink w:history="1" r:id="rIdakawpsp4gq6vylndlt-rc">
               <w:r>
                 <w:rPr>
                   <w:rFonts w:ascii="Arial" w:cs="Arial" w:eastAsia="Arial" w:hAnsi="Arial"/>
@@ -6292,7 +6522,7 @@
               <w:spacing w:after="10" w:before="0"/>
               <w:ind w:left="120"/>
             </w:pPr>
-            <w:hyperlink w:history="1" r:id="rIddcdotjxgkj910u6tkgjd1">
+            <w:hyperlink w:history="1" r:id="rId3zc36xfxculmmemiaapxs">
               <w:r>
                 <w:rPr>
                   <w:rFonts w:ascii="Arial" w:cs="Arial" w:eastAsia="Arial" w:hAnsi="Arial"/>
@@ -6337,7 +6567,7 @@
             <w:pPr>
               <w:spacing w:after="20" w:before="0"/>
             </w:pPr>
-            <w:hyperlink w:history="1" r:id="rIdu-dmr3tezvo4ox0zvkirg">
+            <w:hyperlink w:history="1" r:id="rIdubj5xfngaydye5je9kafw">
               <w:r>
                 <w:rPr>
                   <w:rFonts w:ascii="Arial" w:cs="Arial" w:eastAsia="Arial" w:hAnsi="Arial"/>
@@ -6370,7 +6600,7 @@
               <w:spacing w:after="10" w:before="0"/>
               <w:ind w:left="120"/>
             </w:pPr>
-            <w:hyperlink w:history="1" r:id="rIdbx-jbs6fnc_w2562n8ygx">
+            <w:hyperlink w:history="1" r:id="rIdebshv-tyhoeebh6ftvtmp">
               <w:r>
                 <w:rPr>
                   <w:rFonts w:ascii="Arial" w:cs="Arial" w:eastAsia="Arial" w:hAnsi="Arial"/>
@@ -6565,7 +6795,7 @@
             <w:pPr>
               <w:spacing w:after="20" w:before="0"/>
             </w:pPr>
-            <w:hyperlink w:history="1" r:id="rId5rzg3ujcacdwt_jul33zx">
+            <w:hyperlink w:history="1" r:id="rIdpsylj3s-d5326tcmjyvsa">
               <w:r>
                 <w:rPr>
                   <w:rFonts w:ascii="Arial" w:cs="Arial" w:eastAsia="Arial" w:hAnsi="Arial"/>
@@ -6598,7 +6828,7 @@
               <w:spacing w:after="10" w:before="0"/>
               <w:ind w:left="120"/>
             </w:pPr>
-            <w:hyperlink w:history="1" r:id="rIdh0widk4oeimshysi0lfxn">
+            <w:hyperlink w:history="1" r:id="rIdutmi3svhtls5lfbqtw1no">
               <w:r>
                 <w:rPr>
                   <w:rFonts w:ascii="Arial" w:cs="Arial" w:eastAsia="Arial" w:hAnsi="Arial"/>
@@ -6643,7 +6873,7 @@
             <w:pPr>
               <w:spacing w:after="20" w:before="0"/>
             </w:pPr>
-            <w:hyperlink w:history="1" r:id="rIdszyv7tdhch1lw0nvqkcxy">
+            <w:hyperlink w:history="1" r:id="rIdj3eqk-dlaenf1ktjy9zzc">
               <w:r>
                 <w:rPr>
                   <w:rFonts w:ascii="Arial" w:cs="Arial" w:eastAsia="Arial" w:hAnsi="Arial"/>
@@ -6676,7 +6906,7 @@
               <w:spacing w:after="10" w:before="0"/>
               <w:ind w:left="120"/>
             </w:pPr>
-            <w:hyperlink w:history="1" r:id="rIdym5pvom1bamwrtdx4nffz">
+            <w:hyperlink w:history="1" r:id="rId-ks1coaonclsko7zwncyg">
               <w:r>
                 <w:rPr>
                   <w:rFonts w:ascii="Arial" w:cs="Arial" w:eastAsia="Arial" w:hAnsi="Arial"/>
@@ -6871,7 +7101,7 @@
             <w:pPr>
               <w:spacing w:after="20" w:before="0"/>
             </w:pPr>
-            <w:hyperlink w:history="1" r:id="rIdxeaufvbhleoe9mxkvguht">
+            <w:hyperlink w:history="1" r:id="rIdfquykft5ypio4u130aedq">
               <w:r>
                 <w:rPr>
                   <w:rFonts w:ascii="Arial" w:cs="Arial" w:eastAsia="Arial" w:hAnsi="Arial"/>
@@ -6904,7 +7134,7 @@
               <w:spacing w:after="10" w:before="0"/>
               <w:ind w:left="120"/>
             </w:pPr>
-            <w:hyperlink w:history="1" r:id="rId3rd_fo91zjnptiw6mnrhw">
+            <w:hyperlink w:history="1" r:id="rIdpilkvpa76cbduf8pqqi5f">
               <w:r>
                 <w:rPr>
                   <w:rFonts w:ascii="Arial" w:cs="Arial" w:eastAsia="Arial" w:hAnsi="Arial"/>
@@ -6949,7 +7179,7 @@
             <w:pPr>
               <w:spacing w:after="20" w:before="0"/>
             </w:pPr>
-            <w:hyperlink w:history="1" r:id="rIdcym7oh0ozm3eyt6xj44nr">
+            <w:hyperlink w:history="1" r:id="rIdaciqvfjg5wxr3xa4rnikz">
               <w:r>
                 <w:rPr>
                   <w:rFonts w:ascii="Arial" w:cs="Arial" w:eastAsia="Arial" w:hAnsi="Arial"/>
@@ -6982,7 +7212,7 @@
               <w:spacing w:after="10" w:before="0"/>
               <w:ind w:left="120"/>
             </w:pPr>
-            <w:hyperlink w:history="1" r:id="rIdmxrcjv82qitcqsksmqabt">
+            <w:hyperlink w:history="1" r:id="rIdxmoq9carqydvlh2ly3ko0">
               <w:r>
                 <w:rPr>
                   <w:rFonts w:ascii="Arial" w:cs="Arial" w:eastAsia="Arial" w:hAnsi="Arial"/>
@@ -7177,7 +7407,7 @@
             <w:pPr>
               <w:spacing w:after="20" w:before="0"/>
             </w:pPr>
-            <w:hyperlink w:history="1" r:id="rIdjmesoo9av9rcnlhouj7yo">
+            <w:hyperlink w:history="1" r:id="rIdcwlx49j6i1vcwslu5znq1">
               <w:r>
                 <w:rPr>
                   <w:rFonts w:ascii="Arial" w:cs="Arial" w:eastAsia="Arial" w:hAnsi="Arial"/>
@@ -7210,7 +7440,7 @@
               <w:spacing w:after="10" w:before="0"/>
               <w:ind w:left="120"/>
             </w:pPr>
-            <w:hyperlink w:history="1" r:id="rIdejrjte8qwn_slnhhs2boa">
+            <w:hyperlink w:history="1" r:id="rIdxjkttm-omoqzld5njcbre">
               <w:r>
                 <w:rPr>
                   <w:rFonts w:ascii="Arial" w:cs="Arial" w:eastAsia="Arial" w:hAnsi="Arial"/>
@@ -7255,7 +7485,7 @@
             <w:pPr>
               <w:spacing w:after="20" w:before="0"/>
             </w:pPr>
-            <w:hyperlink w:history="1" r:id="rId2la1c-ropyc4rpl3g3el0">
+            <w:hyperlink w:history="1" r:id="rIdhpbuyv_a3uemwh0xcn5hw">
               <w:r>
                 <w:rPr>
                   <w:rFonts w:ascii="Arial" w:cs="Arial" w:eastAsia="Arial" w:hAnsi="Arial"/>
@@ -7288,7 +7518,7 @@
               <w:spacing w:after="10" w:before="0"/>
               <w:ind w:left="120"/>
             </w:pPr>
-            <w:hyperlink w:history="1" r:id="rIdrepghwo3uh1dcrwuywet4">
+            <w:hyperlink w:history="1" r:id="rIdrr8z-ukkxh8suduac8uiu">
               <w:r>
                 <w:rPr>
                   <w:rFonts w:ascii="Arial" w:cs="Arial" w:eastAsia="Arial" w:hAnsi="Arial"/>
@@ -7483,7 +7713,7 @@
             <w:pPr>
               <w:spacing w:after="20" w:before="0"/>
             </w:pPr>
-            <w:hyperlink w:history="1" r:id="rIdlrya9ki951t_mkqdhokpk">
+            <w:hyperlink w:history="1" r:id="rIdwp6biinctwzmej7gnkziv">
               <w:r>
                 <w:rPr>
                   <w:rFonts w:ascii="Arial" w:cs="Arial" w:eastAsia="Arial" w:hAnsi="Arial"/>
@@ -7516,7 +7746,7 @@
               <w:spacing w:after="10" w:before="0"/>
               <w:ind w:left="120"/>
             </w:pPr>
-            <w:hyperlink w:history="1" r:id="rIdage8nhttigcsug1mwxqq-">
+            <w:hyperlink w:history="1" r:id="rIdcgmebotb1g7ob3vdteqox">
               <w:r>
                 <w:rPr>
                   <w:rFonts w:ascii="Arial" w:cs="Arial" w:eastAsia="Arial" w:hAnsi="Arial"/>
@@ -7561,7 +7791,7 @@
             <w:pPr>
               <w:spacing w:after="20" w:before="0"/>
             </w:pPr>
-            <w:hyperlink w:history="1" r:id="rIdqaetm5iejvmehjt2pcbvl">
+            <w:hyperlink w:history="1" r:id="rIdomtv20jeau8yxd6efcwh9">
               <w:r>
                 <w:rPr>
                   <w:rFonts w:ascii="Arial" w:cs="Arial" w:eastAsia="Arial" w:hAnsi="Arial"/>
@@ -7594,7 +7824,7 @@
               <w:spacing w:after="10" w:before="0"/>
               <w:ind w:left="120"/>
             </w:pPr>
-            <w:hyperlink w:history="1" r:id="rIdol9yvg2dowre7k0rmdapy">
+            <w:hyperlink w:history="1" r:id="rIdrytklvzgyt_8g5js_g6x0">
               <w:r>
                 <w:rPr>
                   <w:rFonts w:ascii="Arial" w:cs="Arial" w:eastAsia="Arial" w:hAnsi="Arial"/>
@@ -8090,6 +8320,65 @@
         </w:tc>
       </w:tr>
     </w:tbl>
+    <w:p>
+      <w:pPr>
+        <w:pBdr>
+          <w:top w:val="single" w:color="BBBBBB" w:sz="4" w:space="4"/>
+        </w:pBdr>
+        <w:spacing w:after="0" w:before="160"/>
+      </w:pPr>
+      <w:r>
+        <w:rPr>
+          <w:rFonts w:ascii="Arial" w:cs="Arial" w:eastAsia="Arial" w:hAnsi="Arial"/>
+          <w:color w:val="666666"/>
+          <w:sz w:val="14"/>
+          <w:szCs w:val="14"/>
+        </w:rPr>
+        <w:t xml:space="preserve">© 2026 SeaVuria and ARES. Aligned with KICD objectives. Developed by SeaVuria; technical implementation by ARES (with AI assistance from Claude). Licensed under </w:t>
+      </w:r>
+      <w:hyperlink w:history="1" r:id="rIdy6zygcyagqzvhniw-j7if">
+        <w:r>
+          <w:rPr>
+            <w:rFonts w:ascii="Arial" w:cs="Arial" w:eastAsia="Arial" w:hAnsi="Arial"/>
+            <w:color w:val="1F6B75"/>
+            <w:sz w:val="14"/>
+            <w:szCs w:val="14"/>
+            <w:u w:val="single" w:color="1F6B75"/>
+          </w:rPr>
+          <w:t xml:space="preserve">CC BY-NC 4.0</w:t>
+        </w:r>
+      </w:hyperlink>
+      <w:r>
+        <w:rPr>
+          <w:rFonts w:ascii="Arial" w:cs="Arial" w:eastAsia="Arial" w:hAnsi="Arial"/>
+          <w:color w:val="666666"/>
+          <w:sz w:val="14"/>
+          <w:szCs w:val="14"/>
+        </w:rPr>
+        <w:t xml:space="preserve"> (</w:t>
+      </w:r>
+      <w:hyperlink w:history="1" r:id="rIddcalagjkeuwcdaa5lwizn">
+        <w:r>
+          <w:rPr>
+            <w:rFonts w:ascii="Arial" w:cs="Arial" w:eastAsia="Arial" w:hAnsi="Arial"/>
+            <w:color w:val="1F6B75"/>
+            <w:sz w:val="14"/>
+            <w:szCs w:val="14"/>
+            <w:u w:val="single" w:color="1F6B75"/>
+          </w:rPr>
+          <w:t xml:space="preserve">https://creativecommons.org/licenses/by-nc/4.0/</w:t>
+        </w:r>
+      </w:hyperlink>
+      <w:r>
+        <w:rPr>
+          <w:rFonts w:ascii="Arial" w:cs="Arial" w:eastAsia="Arial" w:hAnsi="Arial"/>
+          <w:color w:val="666666"/>
+          <w:sz w:val="14"/>
+          <w:szCs w:val="14"/>
+        </w:rPr>
+        <w:t xml:space="preserve">).</w:t>
+      </w:r>
+    </w:p>
     <w:p>
       <w:r>
         <w:br w:type="page"/>
@@ -9081,7 +9370,7 @@
             <w:pPr>
               <w:spacing w:after="20" w:before="0"/>
             </w:pPr>
-            <w:hyperlink w:history="1" r:id="rId2zyhdgjh0lndscsyr-kot">
+            <w:hyperlink w:history="1" r:id="rId9vkxtvvo1sy2-xlbrabfd">
               <w:r>
                 <w:rPr>
                   <w:rFonts w:ascii="Arial" w:cs="Arial" w:eastAsia="Arial" w:hAnsi="Arial"/>
@@ -9114,7 +9403,7 @@
               <w:spacing w:after="10" w:before="0"/>
               <w:ind w:left="120"/>
             </w:pPr>
-            <w:hyperlink w:history="1" r:id="rIdy6f5kyedoz-l_mhdavkv5">
+            <w:hyperlink w:history="1" r:id="rIduv9ung6cclu1ukoqkd3jl">
               <w:r>
                 <w:rPr>
                   <w:rFonts w:ascii="Arial" w:cs="Arial" w:eastAsia="Arial" w:hAnsi="Arial"/>
@@ -9159,7 +9448,7 @@
             <w:pPr>
               <w:spacing w:after="20" w:before="0"/>
             </w:pPr>
-            <w:hyperlink w:history="1" r:id="rIdrlwzfqramppscwmzqgrrx">
+            <w:hyperlink w:history="1" r:id="rIdoj-kr486o3kkbhqzqm13o">
               <w:r>
                 <w:rPr>
                   <w:rFonts w:ascii="Arial" w:cs="Arial" w:eastAsia="Arial" w:hAnsi="Arial"/>
@@ -9192,7 +9481,7 @@
               <w:spacing w:after="10" w:before="0"/>
               <w:ind w:left="120"/>
             </w:pPr>
-            <w:hyperlink w:history="1" r:id="rId4nz7cr6zzgekdxwa9lvtn">
+            <w:hyperlink w:history="1" r:id="rIdzs-lvco4_e0cgffry4cgw">
               <w:r>
                 <w:rPr>
                   <w:rFonts w:ascii="Arial" w:cs="Arial" w:eastAsia="Arial" w:hAnsi="Arial"/>
@@ -9387,7 +9676,7 @@
             <w:pPr>
               <w:spacing w:after="20" w:before="0"/>
             </w:pPr>
-            <w:hyperlink w:history="1" r:id="rIdtg94x-ce-d1yoz_bfmkzp">
+            <w:hyperlink w:history="1" r:id="rIdplbkmczdxe7hhhlt4bgqh">
               <w:r>
                 <w:rPr>
                   <w:rFonts w:ascii="Arial" w:cs="Arial" w:eastAsia="Arial" w:hAnsi="Arial"/>
@@ -9420,7 +9709,7 @@
               <w:spacing w:after="10" w:before="0"/>
               <w:ind w:left="120"/>
             </w:pPr>
-            <w:hyperlink w:history="1" r:id="rIdub4ykxckmo7m0uz2j7d8x">
+            <w:hyperlink w:history="1" r:id="rIdtox1dnrzljupuslsnvnh0">
               <w:r>
                 <w:rPr>
                   <w:rFonts w:ascii="Arial" w:cs="Arial" w:eastAsia="Arial" w:hAnsi="Arial"/>
@@ -9465,7 +9754,7 @@
             <w:pPr>
               <w:spacing w:after="20" w:before="0"/>
             </w:pPr>
-            <w:hyperlink w:history="1" r:id="rIdqnfg-5tgl6eqljk8fkgyj">
+            <w:hyperlink w:history="1" r:id="rIdaicyb1iu0etfetj4pfgcc">
               <w:r>
                 <w:rPr>
                   <w:rFonts w:ascii="Arial" w:cs="Arial" w:eastAsia="Arial" w:hAnsi="Arial"/>
@@ -9498,7 +9787,7 @@
               <w:spacing w:after="10" w:before="0"/>
               <w:ind w:left="120"/>
             </w:pPr>
-            <w:hyperlink w:history="1" r:id="rIdcubyhg9uhsyj0aldptpgn">
+            <w:hyperlink w:history="1" r:id="rId_i8kqicrhvjzwquely9qh">
               <w:r>
                 <w:rPr>
                   <w:rFonts w:ascii="Arial" w:cs="Arial" w:eastAsia="Arial" w:hAnsi="Arial"/>
@@ -9693,7 +9982,7 @@
             <w:pPr>
               <w:spacing w:after="20" w:before="0"/>
             </w:pPr>
-            <w:hyperlink w:history="1" r:id="rIdku5olhi9bpttgb3z8nuyi">
+            <w:hyperlink w:history="1" r:id="rIddwnlhioprkvwiyzurl8hm">
               <w:r>
                 <w:rPr>
                   <w:rFonts w:ascii="Arial" w:cs="Arial" w:eastAsia="Arial" w:hAnsi="Arial"/>
@@ -9726,7 +10015,7 @@
               <w:spacing w:after="10" w:before="0"/>
               <w:ind w:left="120"/>
             </w:pPr>
-            <w:hyperlink w:history="1" r:id="rIdwakj8qt2tcht7n2h2vlaa">
+            <w:hyperlink w:history="1" r:id="rIdrrdivc9ktmvx20cvy-p_v">
               <w:r>
                 <w:rPr>
                   <w:rFonts w:ascii="Arial" w:cs="Arial" w:eastAsia="Arial" w:hAnsi="Arial"/>
@@ -9771,7 +10060,7 @@
             <w:pPr>
               <w:spacing w:after="20" w:before="0"/>
             </w:pPr>
-            <w:hyperlink w:history="1" r:id="rIdp5chg78k1uu7at4uaimfd">
+            <w:hyperlink w:history="1" r:id="rIdvpx2c5fqnbgkv9-ol7uks">
               <w:r>
                 <w:rPr>
                   <w:rFonts w:ascii="Arial" w:cs="Arial" w:eastAsia="Arial" w:hAnsi="Arial"/>
@@ -9804,7 +10093,7 @@
               <w:spacing w:after="10" w:before="0"/>
               <w:ind w:left="120"/>
             </w:pPr>
-            <w:hyperlink w:history="1" r:id="rIdblsjo84ngfvqpge0wkksw">
+            <w:hyperlink w:history="1" r:id="rIdufgfalq4divfjr58jtxn6">
               <w:r>
                 <w:rPr>
                   <w:rFonts w:ascii="Arial" w:cs="Arial" w:eastAsia="Arial" w:hAnsi="Arial"/>
@@ -9999,7 +10288,7 @@
             <w:pPr>
               <w:spacing w:after="20" w:before="0"/>
             </w:pPr>
-            <w:hyperlink w:history="1" r:id="rIdzx5_ktpkkhw-fq-4wr3qv">
+            <w:hyperlink w:history="1" r:id="rIdkdb3jmplrt6epprvgfe15">
               <w:r>
                 <w:rPr>
                   <w:rFonts w:ascii="Arial" w:cs="Arial" w:eastAsia="Arial" w:hAnsi="Arial"/>
@@ -10032,7 +10321,7 @@
               <w:spacing w:after="10" w:before="0"/>
               <w:ind w:left="120"/>
             </w:pPr>
-            <w:hyperlink w:history="1" r:id="rId3w3w7lhwe3l_2jnh6um7n">
+            <w:hyperlink w:history="1" r:id="rIdtezxeludhix7rsxsxzjzi">
               <w:r>
                 <w:rPr>
                   <w:rFonts w:ascii="Arial" w:cs="Arial" w:eastAsia="Arial" w:hAnsi="Arial"/>
@@ -10077,7 +10366,7 @@
             <w:pPr>
               <w:spacing w:after="20" w:before="0"/>
             </w:pPr>
-            <w:hyperlink w:history="1" r:id="rIdamp8lhwrbvcpvq0ngcpv_">
+            <w:hyperlink w:history="1" r:id="rIdmp9ia-tvy0f5p_gagtt7v">
               <w:r>
                 <w:rPr>
                   <w:rFonts w:ascii="Arial" w:cs="Arial" w:eastAsia="Arial" w:hAnsi="Arial"/>
@@ -10110,7 +10399,7 @@
               <w:spacing w:after="10" w:before="0"/>
               <w:ind w:left="120"/>
             </w:pPr>
-            <w:hyperlink w:history="1" r:id="rId025-r5qksc20nhwrxc1sm">
+            <w:hyperlink w:history="1" r:id="rIdgy1wstd_vsy5z4lj0gbdv">
               <w:r>
                 <w:rPr>
                   <w:rFonts w:ascii="Arial" w:cs="Arial" w:eastAsia="Arial" w:hAnsi="Arial"/>
@@ -10305,7 +10594,7 @@
             <w:pPr>
               <w:spacing w:after="20" w:before="0"/>
             </w:pPr>
-            <w:hyperlink w:history="1" r:id="rIdiikcizxvhe5vu33deja_f">
+            <w:hyperlink w:history="1" r:id="rIdcpfsb0du2dwibjymclb-c">
               <w:r>
                 <w:rPr>
                   <w:rFonts w:ascii="Arial" w:cs="Arial" w:eastAsia="Arial" w:hAnsi="Arial"/>
@@ -10338,7 +10627,7 @@
               <w:spacing w:after="10" w:before="0"/>
               <w:ind w:left="120"/>
             </w:pPr>
-            <w:hyperlink w:history="1" r:id="rIdzl61lprlc7nhyggytfhve">
+            <w:hyperlink w:history="1" r:id="rIdgaacrwhqbvwsz6qtmh2fv">
               <w:r>
                 <w:rPr>
                   <w:rFonts w:ascii="Arial" w:cs="Arial" w:eastAsia="Arial" w:hAnsi="Arial"/>
@@ -10383,7 +10672,7 @@
             <w:pPr>
               <w:spacing w:after="20" w:before="0"/>
             </w:pPr>
-            <w:hyperlink w:history="1" r:id="rIdzt1-f4w58lrnyfvmuczad">
+            <w:hyperlink w:history="1" r:id="rId6cri0qojfkzhfgzokwfkz">
               <w:r>
                 <w:rPr>
                   <w:rFonts w:ascii="Arial" w:cs="Arial" w:eastAsia="Arial" w:hAnsi="Arial"/>
@@ -10416,7 +10705,7 @@
               <w:spacing w:after="10" w:before="0"/>
               <w:ind w:left="120"/>
             </w:pPr>
-            <w:hyperlink w:history="1" r:id="rIdpdcbiq8np62zgidyxxb-c">
+            <w:hyperlink w:history="1" r:id="rIdh07jfs_77yqmlgqb2qxox">
               <w:r>
                 <w:rPr>
                   <w:rFonts w:ascii="Arial" w:cs="Arial" w:eastAsia="Arial" w:hAnsi="Arial"/>
@@ -10912,6 +11201,65 @@
         </w:tc>
       </w:tr>
     </w:tbl>
+    <w:p>
+      <w:pPr>
+        <w:pBdr>
+          <w:top w:val="single" w:color="BBBBBB" w:sz="4" w:space="4"/>
+        </w:pBdr>
+        <w:spacing w:after="0" w:before="160"/>
+      </w:pPr>
+      <w:r>
+        <w:rPr>
+          <w:rFonts w:ascii="Arial" w:cs="Arial" w:eastAsia="Arial" w:hAnsi="Arial"/>
+          <w:color w:val="666666"/>
+          <w:sz w:val="14"/>
+          <w:szCs w:val="14"/>
+        </w:rPr>
+        <w:t xml:space="preserve">© 2026 SeaVuria and ARES. Aligned with KICD objectives. Developed by SeaVuria; technical implementation by ARES (with AI assistance from Claude). Licensed under </w:t>
+      </w:r>
+      <w:hyperlink w:history="1" r:id="rIdebb0jve87m9paksjj3z1e">
+        <w:r>
+          <w:rPr>
+            <w:rFonts w:ascii="Arial" w:cs="Arial" w:eastAsia="Arial" w:hAnsi="Arial"/>
+            <w:color w:val="1F6B75"/>
+            <w:sz w:val="14"/>
+            <w:szCs w:val="14"/>
+            <w:u w:val="single" w:color="1F6B75"/>
+          </w:rPr>
+          <w:t xml:space="preserve">CC BY-NC 4.0</w:t>
+        </w:r>
+      </w:hyperlink>
+      <w:r>
+        <w:rPr>
+          <w:rFonts w:ascii="Arial" w:cs="Arial" w:eastAsia="Arial" w:hAnsi="Arial"/>
+          <w:color w:val="666666"/>
+          <w:sz w:val="14"/>
+          <w:szCs w:val="14"/>
+        </w:rPr>
+        <w:t xml:space="preserve"> (</w:t>
+      </w:r>
+      <w:hyperlink w:history="1" r:id="rId_14zrqmyrpwgjmxp4op5r">
+        <w:r>
+          <w:rPr>
+            <w:rFonts w:ascii="Arial" w:cs="Arial" w:eastAsia="Arial" w:hAnsi="Arial"/>
+            <w:color w:val="1F6B75"/>
+            <w:sz w:val="14"/>
+            <w:szCs w:val="14"/>
+            <w:u w:val="single" w:color="1F6B75"/>
+          </w:rPr>
+          <w:t xml:space="preserve">https://creativecommons.org/licenses/by-nc/4.0/</w:t>
+        </w:r>
+      </w:hyperlink>
+      <w:r>
+        <w:rPr>
+          <w:rFonts w:ascii="Arial" w:cs="Arial" w:eastAsia="Arial" w:hAnsi="Arial"/>
+          <w:color w:val="666666"/>
+          <w:sz w:val="14"/>
+          <w:szCs w:val="14"/>
+        </w:rPr>
+        <w:t xml:space="preserve">).</w:t>
+      </w:r>
+    </w:p>
     <w:p>
       <w:r>
         <w:br w:type="page"/>
@@ -11903,7 +12251,7 @@
             <w:pPr>
               <w:spacing w:after="20" w:before="0"/>
             </w:pPr>
-            <w:hyperlink w:history="1" r:id="rId93x312-wiqv8ybhsgq06s">
+            <w:hyperlink w:history="1" r:id="rIdbpv9-_sty5jtt68za1wns">
               <w:r>
                 <w:rPr>
                   <w:rFonts w:ascii="Arial" w:cs="Arial" w:eastAsia="Arial" w:hAnsi="Arial"/>
@@ -11936,7 +12284,7 @@
               <w:spacing w:after="10" w:before="0"/>
               <w:ind w:left="120"/>
             </w:pPr>
-            <w:hyperlink w:history="1" r:id="rIdpirqlb0j0zmc3btxwnlqb">
+            <w:hyperlink w:history="1" r:id="rId90xilv6dijjvws_aqfaxm">
               <w:r>
                 <w:rPr>
                   <w:rFonts w:ascii="Arial" w:cs="Arial" w:eastAsia="Arial" w:hAnsi="Arial"/>
@@ -11981,7 +12329,7 @@
             <w:pPr>
               <w:spacing w:after="20" w:before="0"/>
             </w:pPr>
-            <w:hyperlink w:history="1" r:id="rIdb-v7yovjpvrtmep0i-z9_">
+            <w:hyperlink w:history="1" r:id="rIdliofleqxcn3fti64onqf5">
               <w:r>
                 <w:rPr>
                   <w:rFonts w:ascii="Arial" w:cs="Arial" w:eastAsia="Arial" w:hAnsi="Arial"/>
@@ -12014,7 +12362,7 @@
               <w:spacing w:after="10" w:before="0"/>
               <w:ind w:left="120"/>
             </w:pPr>
-            <w:hyperlink w:history="1" r:id="rId3_fluxlsh5sh_ypcbfxqc">
+            <w:hyperlink w:history="1" r:id="rIdp0ik3jekvar5w5c-knjf5">
               <w:r>
                 <w:rPr>
                   <w:rFonts w:ascii="Arial" w:cs="Arial" w:eastAsia="Arial" w:hAnsi="Arial"/>
@@ -12209,7 +12557,7 @@
             <w:pPr>
               <w:spacing w:after="20" w:before="0"/>
             </w:pPr>
-            <w:hyperlink w:history="1" r:id="rIdq9gwaflbuw4018lbsb37v">
+            <w:hyperlink w:history="1" r:id="rId6hz5hvsh1fp1ouxvx0hwu">
               <w:r>
                 <w:rPr>
                   <w:rFonts w:ascii="Arial" w:cs="Arial" w:eastAsia="Arial" w:hAnsi="Arial"/>
@@ -12242,7 +12590,7 @@
               <w:spacing w:after="10" w:before="0"/>
               <w:ind w:left="120"/>
             </w:pPr>
-            <w:hyperlink w:history="1" r:id="rIdgbztncu4ssaum7nwnrgr0">
+            <w:hyperlink w:history="1" r:id="rIddcvyk3zeag8heu40hoxsl">
               <w:r>
                 <w:rPr>
                   <w:rFonts w:ascii="Arial" w:cs="Arial" w:eastAsia="Arial" w:hAnsi="Arial"/>
@@ -12287,7 +12635,7 @@
             <w:pPr>
               <w:spacing w:after="20" w:before="0"/>
             </w:pPr>
-            <w:hyperlink w:history="1" r:id="rId_1b1q94vvjzxvcw5czbh4">
+            <w:hyperlink w:history="1" r:id="rId8qgief3efdxdq_vcl50f-">
               <w:r>
                 <w:rPr>
                   <w:rFonts w:ascii="Arial" w:cs="Arial" w:eastAsia="Arial" w:hAnsi="Arial"/>
@@ -12320,7 +12668,7 @@
               <w:spacing w:after="10" w:before="0"/>
               <w:ind w:left="120"/>
             </w:pPr>
-            <w:hyperlink w:history="1" r:id="rIdhryn9djp8etocovsxenvt">
+            <w:hyperlink w:history="1" r:id="rIdwzbakankglhgl_j_jm8fq">
               <w:r>
                 <w:rPr>
                   <w:rFonts w:ascii="Arial" w:cs="Arial" w:eastAsia="Arial" w:hAnsi="Arial"/>
@@ -12515,7 +12863,7 @@
             <w:pPr>
               <w:spacing w:after="20" w:before="0"/>
             </w:pPr>
-            <w:hyperlink w:history="1" r:id="rId5hagutmmrpdf-qce3syl2">
+            <w:hyperlink w:history="1" r:id="rIdv3hkrnnbulw3o9ybroebf">
               <w:r>
                 <w:rPr>
                   <w:rFonts w:ascii="Arial" w:cs="Arial" w:eastAsia="Arial" w:hAnsi="Arial"/>
@@ -12548,7 +12896,7 @@
               <w:spacing w:after="10" w:before="0"/>
               <w:ind w:left="120"/>
             </w:pPr>
-            <w:hyperlink w:history="1" r:id="rIdef_h20ws8ks53imzru7au">
+            <w:hyperlink w:history="1" r:id="rIdfzw1c7vsmhuviwwdeki5u">
               <w:r>
                 <w:rPr>
                   <w:rFonts w:ascii="Arial" w:cs="Arial" w:eastAsia="Arial" w:hAnsi="Arial"/>
@@ -12593,7 +12941,7 @@
             <w:pPr>
               <w:spacing w:after="20" w:before="0"/>
             </w:pPr>
-            <w:hyperlink w:history="1" r:id="rId6zshfp4g4hwsutps-hxva">
+            <w:hyperlink w:history="1" r:id="rId2lwq_yqzznsyj_amor9fp">
               <w:r>
                 <w:rPr>
                   <w:rFonts w:ascii="Arial" w:cs="Arial" w:eastAsia="Arial" w:hAnsi="Arial"/>
@@ -12626,7 +12974,7 @@
               <w:spacing w:after="10" w:before="0"/>
               <w:ind w:left="120"/>
             </w:pPr>
-            <w:hyperlink w:history="1" r:id="rId5mmxnlifvwxqsoh9lkn3g">
+            <w:hyperlink w:history="1" r:id="rIdvpidjbdt1qatxbix0urou">
               <w:r>
                 <w:rPr>
                   <w:rFonts w:ascii="Arial" w:cs="Arial" w:eastAsia="Arial" w:hAnsi="Arial"/>
@@ -12821,7 +13169,7 @@
             <w:pPr>
               <w:spacing w:after="20" w:before="0"/>
             </w:pPr>
-            <w:hyperlink w:history="1" r:id="rId1wkuljzoubg71qbr5pus2">
+            <w:hyperlink w:history="1" r:id="rIdnkcdxunjjnuwsbenabp6o">
               <w:r>
                 <w:rPr>
                   <w:rFonts w:ascii="Arial" w:cs="Arial" w:eastAsia="Arial" w:hAnsi="Arial"/>
@@ -12854,7 +13202,7 @@
               <w:spacing w:after="10" w:before="0"/>
               <w:ind w:left="120"/>
             </w:pPr>
-            <w:hyperlink w:history="1" r:id="rIdvpkhtuynuktino2cqauuk">
+            <w:hyperlink w:history="1" r:id="rIdcp9bov7q0l1f5cqoxkmcq">
               <w:r>
                 <w:rPr>
                   <w:rFonts w:ascii="Arial" w:cs="Arial" w:eastAsia="Arial" w:hAnsi="Arial"/>
@@ -12899,7 +13247,7 @@
             <w:pPr>
               <w:spacing w:after="20" w:before="0"/>
             </w:pPr>
-            <w:hyperlink w:history="1" r:id="rIdbznbkjumqpvormrix34eu">
+            <w:hyperlink w:history="1" r:id="rIdfjnzwzbcuozgktgwvi7ft">
               <w:r>
                 <w:rPr>
                   <w:rFonts w:ascii="Arial" w:cs="Arial" w:eastAsia="Arial" w:hAnsi="Arial"/>
@@ -12932,7 +13280,7 @@
               <w:spacing w:after="10" w:before="0"/>
               <w:ind w:left="120"/>
             </w:pPr>
-            <w:hyperlink w:history="1" r:id="rIdaxyctlgozqx8kxp8va93d">
+            <w:hyperlink w:history="1" r:id="rIdnecihg5x4ydjanosmiptk">
               <w:r>
                 <w:rPr>
                   <w:rFonts w:ascii="Arial" w:cs="Arial" w:eastAsia="Arial" w:hAnsi="Arial"/>
@@ -13127,7 +13475,7 @@
             <w:pPr>
               <w:spacing w:after="20" w:before="0"/>
             </w:pPr>
-            <w:hyperlink w:history="1" r:id="rIdzwvyra1cc1a-wkhhqpvtb">
+            <w:hyperlink w:history="1" r:id="rIdso_ct8bphredgbqyjbwqs">
               <w:r>
                 <w:rPr>
                   <w:rFonts w:ascii="Arial" w:cs="Arial" w:eastAsia="Arial" w:hAnsi="Arial"/>
@@ -13160,7 +13508,7 @@
               <w:spacing w:after="10" w:before="0"/>
               <w:ind w:left="120"/>
             </w:pPr>
-            <w:hyperlink w:history="1" r:id="rIdwhrduz-i9hst6ok6dkfjb">
+            <w:hyperlink w:history="1" r:id="rIdoxalibtdhhe--xwpzhq2c">
               <w:r>
                 <w:rPr>
                   <w:rFonts w:ascii="Arial" w:cs="Arial" w:eastAsia="Arial" w:hAnsi="Arial"/>
@@ -13205,7 +13553,7 @@
             <w:pPr>
               <w:spacing w:after="20" w:before="0"/>
             </w:pPr>
-            <w:hyperlink w:history="1" r:id="rIdbcwj0ji8npyr6qmt_niln">
+            <w:hyperlink w:history="1" r:id="rIdyq8dsisxcecov5jmlv78o">
               <w:r>
                 <w:rPr>
                   <w:rFonts w:ascii="Arial" w:cs="Arial" w:eastAsia="Arial" w:hAnsi="Arial"/>
@@ -13238,7 +13586,7 @@
               <w:spacing w:after="10" w:before="0"/>
               <w:ind w:left="120"/>
             </w:pPr>
-            <w:hyperlink w:history="1" r:id="rIdlfljfv6ankowffdwhytfb">
+            <w:hyperlink w:history="1" r:id="rIdhv2kseh83xljemzc4ov9y">
               <w:r>
                 <w:rPr>
                   <w:rFonts w:ascii="Arial" w:cs="Arial" w:eastAsia="Arial" w:hAnsi="Arial"/>
@@ -13962,6 +14310,65 @@
         </w:tc>
       </w:tr>
     </w:tbl>
+    <w:p>
+      <w:pPr>
+        <w:pBdr>
+          <w:top w:val="single" w:color="BBBBBB" w:sz="4" w:space="4"/>
+        </w:pBdr>
+        <w:spacing w:after="0" w:before="160"/>
+      </w:pPr>
+      <w:r>
+        <w:rPr>
+          <w:rFonts w:ascii="Arial" w:cs="Arial" w:eastAsia="Arial" w:hAnsi="Arial"/>
+          <w:color w:val="666666"/>
+          <w:sz w:val="14"/>
+          <w:szCs w:val="14"/>
+        </w:rPr>
+        <w:t xml:space="preserve">© 2026 SeaVuria and ARES. Aligned with KICD objectives. Developed by SeaVuria; technical implementation by ARES (with AI assistance from Claude). Licensed under </w:t>
+      </w:r>
+      <w:hyperlink w:history="1" r:id="rIdioxeda3l8s9ce4u84c0pd">
+        <w:r>
+          <w:rPr>
+            <w:rFonts w:ascii="Arial" w:cs="Arial" w:eastAsia="Arial" w:hAnsi="Arial"/>
+            <w:color w:val="1F6B75"/>
+            <w:sz w:val="14"/>
+            <w:szCs w:val="14"/>
+            <w:u w:val="single" w:color="1F6B75"/>
+          </w:rPr>
+          <w:t xml:space="preserve">CC BY-NC 4.0</w:t>
+        </w:r>
+      </w:hyperlink>
+      <w:r>
+        <w:rPr>
+          <w:rFonts w:ascii="Arial" w:cs="Arial" w:eastAsia="Arial" w:hAnsi="Arial"/>
+          <w:color w:val="666666"/>
+          <w:sz w:val="14"/>
+          <w:szCs w:val="14"/>
+        </w:rPr>
+        <w:t xml:space="preserve"> (</w:t>
+      </w:r>
+      <w:hyperlink w:history="1" r:id="rIdkti16lnwhot9vmbt_la6l">
+        <w:r>
+          <w:rPr>
+            <w:rFonts w:ascii="Arial" w:cs="Arial" w:eastAsia="Arial" w:hAnsi="Arial"/>
+            <w:color w:val="1F6B75"/>
+            <w:sz w:val="14"/>
+            <w:szCs w:val="14"/>
+            <w:u w:val="single" w:color="1F6B75"/>
+          </w:rPr>
+          <w:t xml:space="preserve">https://creativecommons.org/licenses/by-nc/4.0/</w:t>
+        </w:r>
+      </w:hyperlink>
+      <w:r>
+        <w:rPr>
+          <w:rFonts w:ascii="Arial" w:cs="Arial" w:eastAsia="Arial" w:hAnsi="Arial"/>
+          <w:color w:val="666666"/>
+          <w:sz w:val="14"/>
+          <w:szCs w:val="14"/>
+        </w:rPr>
+        <w:t xml:space="preserve">).</w:t>
+      </w:r>
+    </w:p>
     <w:p>
       <w:r>
         <w:br w:type="page"/>
@@ -14953,7 +15360,7 @@
             <w:pPr>
               <w:spacing w:after="20" w:before="0"/>
             </w:pPr>
-            <w:hyperlink w:history="1" r:id="rIdvga-bcipm3jozsk_aay-b">
+            <w:hyperlink w:history="1" r:id="rIdrczdjcdnl6yqksps-gxla">
               <w:r>
                 <w:rPr>
                   <w:rFonts w:ascii="Arial" w:cs="Arial" w:eastAsia="Arial" w:hAnsi="Arial"/>
@@ -14986,7 +15393,7 @@
               <w:spacing w:after="10" w:before="0"/>
               <w:ind w:left="120"/>
             </w:pPr>
-            <w:hyperlink w:history="1" r:id="rIdlcjrgpqi3lovxyygjzski">
+            <w:hyperlink w:history="1" r:id="rId5gczqvgyguqoypzrwn9a3">
               <w:r>
                 <w:rPr>
                   <w:rFonts w:ascii="Arial" w:cs="Arial" w:eastAsia="Arial" w:hAnsi="Arial"/>
@@ -15031,7 +15438,7 @@
             <w:pPr>
               <w:spacing w:after="20" w:before="0"/>
             </w:pPr>
-            <w:hyperlink w:history="1" r:id="rIdyeqympuckgbwk1pvxqvqw">
+            <w:hyperlink w:history="1" r:id="rIdggxd2guiooo0amvw2ud8q">
               <w:r>
                 <w:rPr>
                   <w:rFonts w:ascii="Arial" w:cs="Arial" w:eastAsia="Arial" w:hAnsi="Arial"/>
@@ -15064,7 +15471,7 @@
               <w:spacing w:after="10" w:before="0"/>
               <w:ind w:left="120"/>
             </w:pPr>
-            <w:hyperlink w:history="1" r:id="rIdnhnql41lm6loxqx7mqi-c">
+            <w:hyperlink w:history="1" r:id="rIdd2d9pjb5ilgxa-v-xssls">
               <w:r>
                 <w:rPr>
                   <w:rFonts w:ascii="Arial" w:cs="Arial" w:eastAsia="Arial" w:hAnsi="Arial"/>
@@ -15259,7 +15666,7 @@
             <w:pPr>
               <w:spacing w:after="20" w:before="0"/>
             </w:pPr>
-            <w:hyperlink w:history="1" r:id="rIdgltomjugeoyj22pl_swqw">
+            <w:hyperlink w:history="1" r:id="rIdry3h1f9ww9zv-lwyorkxq">
               <w:r>
                 <w:rPr>
                   <w:rFonts w:ascii="Arial" w:cs="Arial" w:eastAsia="Arial" w:hAnsi="Arial"/>
@@ -15292,7 +15699,7 @@
               <w:spacing w:after="10" w:before="0"/>
               <w:ind w:left="120"/>
             </w:pPr>
-            <w:hyperlink w:history="1" r:id="rId80x6y7jd7jy9e8qcp7y6k">
+            <w:hyperlink w:history="1" r:id="rIdsm2ex_a17rbz0ltrrqcqr">
               <w:r>
                 <w:rPr>
                   <w:rFonts w:ascii="Arial" w:cs="Arial" w:eastAsia="Arial" w:hAnsi="Arial"/>
@@ -15337,7 +15744,7 @@
             <w:pPr>
               <w:spacing w:after="20" w:before="0"/>
             </w:pPr>
-            <w:hyperlink w:history="1" r:id="rIdvzzld9j7s1a-lhazfjd4m">
+            <w:hyperlink w:history="1" r:id="rIdu84jnxcgmwv4wxk8_lcrj">
               <w:r>
                 <w:rPr>
                   <w:rFonts w:ascii="Arial" w:cs="Arial" w:eastAsia="Arial" w:hAnsi="Arial"/>
@@ -15370,7 +15777,7 @@
               <w:spacing w:after="10" w:before="0"/>
               <w:ind w:left="120"/>
             </w:pPr>
-            <w:hyperlink w:history="1" r:id="rIdmywwwjvzozym98onurmkm">
+            <w:hyperlink w:history="1" r:id="rIdpmalema4yytu9wvkeeyoz">
               <w:r>
                 <w:rPr>
                   <w:rFonts w:ascii="Arial" w:cs="Arial" w:eastAsia="Arial" w:hAnsi="Arial"/>
@@ -15565,7 +15972,7 @@
             <w:pPr>
               <w:spacing w:after="20" w:before="0"/>
             </w:pPr>
-            <w:hyperlink w:history="1" r:id="rIdve89crwkkdfx_mkckwosi">
+            <w:hyperlink w:history="1" r:id="rIdjdcggauqdfrpjlgccx8sl">
               <w:r>
                 <w:rPr>
                   <w:rFonts w:ascii="Arial" w:cs="Arial" w:eastAsia="Arial" w:hAnsi="Arial"/>
@@ -15598,7 +16005,7 @@
               <w:spacing w:after="10" w:before="0"/>
               <w:ind w:left="120"/>
             </w:pPr>
-            <w:hyperlink w:history="1" r:id="rIdcr32w_eg3bpwuj2mwuqdu">
+            <w:hyperlink w:history="1" r:id="rIdirve1xa7r4jnlqsxy_cn9">
               <w:r>
                 <w:rPr>
                   <w:rFonts w:ascii="Arial" w:cs="Arial" w:eastAsia="Arial" w:hAnsi="Arial"/>
@@ -15643,7 +16050,7 @@
             <w:pPr>
               <w:spacing w:after="20" w:before="0"/>
             </w:pPr>
-            <w:hyperlink w:history="1" r:id="rIdy_gmpuhy1thlmrsoguoec">
+            <w:hyperlink w:history="1" r:id="rId_14z7pzdg94edq8ytdiob">
               <w:r>
                 <w:rPr>
                   <w:rFonts w:ascii="Arial" w:cs="Arial" w:eastAsia="Arial" w:hAnsi="Arial"/>
@@ -15676,7 +16083,7 @@
               <w:spacing w:after="10" w:before="0"/>
               <w:ind w:left="120"/>
             </w:pPr>
-            <w:hyperlink w:history="1" r:id="rId83iud4lmx35pgz6ze0qgm">
+            <w:hyperlink w:history="1" r:id="rIdvxj6gtsfg8pylyapnjpth">
               <w:r>
                 <w:rPr>
                   <w:rFonts w:ascii="Arial" w:cs="Arial" w:eastAsia="Arial" w:hAnsi="Arial"/>
@@ -15871,7 +16278,7 @@
             <w:pPr>
               <w:spacing w:after="20" w:before="0"/>
             </w:pPr>
-            <w:hyperlink w:history="1" r:id="rIdebm2bkbjqwkswauibeiv-">
+            <w:hyperlink w:history="1" r:id="rIdbu8sybpyg4hdln7hlmnnu">
               <w:r>
                 <w:rPr>
                   <w:rFonts w:ascii="Arial" w:cs="Arial" w:eastAsia="Arial" w:hAnsi="Arial"/>
@@ -15904,7 +16311,7 @@
               <w:spacing w:after="10" w:before="0"/>
               <w:ind w:left="120"/>
             </w:pPr>
-            <w:hyperlink w:history="1" r:id="rIdiwluo0setxdezn2bjqsio">
+            <w:hyperlink w:history="1" r:id="rId1dreadfnuhcl1c6om9iaj">
               <w:r>
                 <w:rPr>
                   <w:rFonts w:ascii="Arial" w:cs="Arial" w:eastAsia="Arial" w:hAnsi="Arial"/>
@@ -15949,7 +16356,7 @@
             <w:pPr>
               <w:spacing w:after="20" w:before="0"/>
             </w:pPr>
-            <w:hyperlink w:history="1" r:id="rIdr6wwkh_lkr1jqpijgy9iu">
+            <w:hyperlink w:history="1" r:id="rIdulctqw-umcr79flz50pzm">
               <w:r>
                 <w:rPr>
                   <w:rFonts w:ascii="Arial" w:cs="Arial" w:eastAsia="Arial" w:hAnsi="Arial"/>
@@ -15982,7 +16389,7 @@
               <w:spacing w:after="10" w:before="0"/>
               <w:ind w:left="120"/>
             </w:pPr>
-            <w:hyperlink w:history="1" r:id="rIdebci49mslkkrvs6mlcwlx">
+            <w:hyperlink w:history="1" r:id="rIdr3fx7msssvbt9olfbexgm">
               <w:r>
                 <w:rPr>
                   <w:rFonts w:ascii="Arial" w:cs="Arial" w:eastAsia="Arial" w:hAnsi="Arial"/>
@@ -16177,7 +16584,7 @@
             <w:pPr>
               <w:spacing w:after="20" w:before="0"/>
             </w:pPr>
-            <w:hyperlink w:history="1" r:id="rIdn8jzna40_mf92spxrz4rl">
+            <w:hyperlink w:history="1" r:id="rIdn9lqbfig4zerbswdi0_nk">
               <w:r>
                 <w:rPr>
                   <w:rFonts w:ascii="Arial" w:cs="Arial" w:eastAsia="Arial" w:hAnsi="Arial"/>
@@ -16210,7 +16617,7 @@
               <w:spacing w:after="10" w:before="0"/>
               <w:ind w:left="120"/>
             </w:pPr>
-            <w:hyperlink w:history="1" r:id="rIdty_eootvdrm6k7aqxn0mi">
+            <w:hyperlink w:history="1" r:id="rIdmya-ffrtq6bizjgbrijh-">
               <w:r>
                 <w:rPr>
                   <w:rFonts w:ascii="Arial" w:cs="Arial" w:eastAsia="Arial" w:hAnsi="Arial"/>
@@ -16255,7 +16662,7 @@
             <w:pPr>
               <w:spacing w:after="20" w:before="0"/>
             </w:pPr>
-            <w:hyperlink w:history="1" r:id="rIdidxiey48watteohkav2wu">
+            <w:hyperlink w:history="1" r:id="rIdfzcqqstzwyarbnzuckino">
               <w:r>
                 <w:rPr>
                   <w:rFonts w:ascii="Arial" w:cs="Arial" w:eastAsia="Arial" w:hAnsi="Arial"/>
@@ -16288,7 +16695,7 @@
               <w:spacing w:after="10" w:before="0"/>
               <w:ind w:left="120"/>
             </w:pPr>
-            <w:hyperlink w:history="1" r:id="rIdzbqvsg2yeq0nbqvulmzsx">
+            <w:hyperlink w:history="1" r:id="rIdpgqpu1u9tptpxkd4agkxd">
               <w:r>
                 <w:rPr>
                   <w:rFonts w:ascii="Arial" w:cs="Arial" w:eastAsia="Arial" w:hAnsi="Arial"/>
@@ -16784,6 +17191,65 @@
         </w:tc>
       </w:tr>
     </w:tbl>
+    <w:p>
+      <w:pPr>
+        <w:pBdr>
+          <w:top w:val="single" w:color="BBBBBB" w:sz="4" w:space="4"/>
+        </w:pBdr>
+        <w:spacing w:after="0" w:before="160"/>
+      </w:pPr>
+      <w:r>
+        <w:rPr>
+          <w:rFonts w:ascii="Arial" w:cs="Arial" w:eastAsia="Arial" w:hAnsi="Arial"/>
+          <w:color w:val="666666"/>
+          <w:sz w:val="14"/>
+          <w:szCs w:val="14"/>
+        </w:rPr>
+        <w:t xml:space="preserve">© 2026 SeaVuria and ARES. Aligned with KICD objectives. Developed by SeaVuria; technical implementation by ARES (with AI assistance from Claude). Licensed under </w:t>
+      </w:r>
+      <w:hyperlink w:history="1" r:id="rIdwqm_nyl2bw_98o5ffw-ho">
+        <w:r>
+          <w:rPr>
+            <w:rFonts w:ascii="Arial" w:cs="Arial" w:eastAsia="Arial" w:hAnsi="Arial"/>
+            <w:color w:val="1F6B75"/>
+            <w:sz w:val="14"/>
+            <w:szCs w:val="14"/>
+            <w:u w:val="single" w:color="1F6B75"/>
+          </w:rPr>
+          <w:t xml:space="preserve">CC BY-NC 4.0</w:t>
+        </w:r>
+      </w:hyperlink>
+      <w:r>
+        <w:rPr>
+          <w:rFonts w:ascii="Arial" w:cs="Arial" w:eastAsia="Arial" w:hAnsi="Arial"/>
+          <w:color w:val="666666"/>
+          <w:sz w:val="14"/>
+          <w:szCs w:val="14"/>
+        </w:rPr>
+        <w:t xml:space="preserve"> (</w:t>
+      </w:r>
+      <w:hyperlink w:history="1" r:id="rIdvl0qiug2dy17eoi9mwogz">
+        <w:r>
+          <w:rPr>
+            <w:rFonts w:ascii="Arial" w:cs="Arial" w:eastAsia="Arial" w:hAnsi="Arial"/>
+            <w:color w:val="1F6B75"/>
+            <w:sz w:val="14"/>
+            <w:szCs w:val="14"/>
+            <w:u w:val="single" w:color="1F6B75"/>
+          </w:rPr>
+          <w:t xml:space="preserve">https://creativecommons.org/licenses/by-nc/4.0/</w:t>
+        </w:r>
+      </w:hyperlink>
+      <w:r>
+        <w:rPr>
+          <w:rFonts w:ascii="Arial" w:cs="Arial" w:eastAsia="Arial" w:hAnsi="Arial"/>
+          <w:color w:val="666666"/>
+          <w:sz w:val="14"/>
+          <w:szCs w:val="14"/>
+        </w:rPr>
+        <w:t xml:space="preserve">).</w:t>
+      </w:r>
+    </w:p>
     <w:p>
       <w:r>
         <w:br w:type="page"/>
@@ -17775,7 +18241,7 @@
             <w:pPr>
               <w:spacing w:after="20" w:before="0"/>
             </w:pPr>
-            <w:hyperlink w:history="1" r:id="rIdqbzuaj_yetlkph2noxyms">
+            <w:hyperlink w:history="1" r:id="rIdpaxn1p2zm-pzmxudkxkut">
               <w:r>
                 <w:rPr>
                   <w:rFonts w:ascii="Arial" w:cs="Arial" w:eastAsia="Arial" w:hAnsi="Arial"/>
@@ -17808,7 +18274,7 @@
               <w:spacing w:after="10" w:before="0"/>
               <w:ind w:left="120"/>
             </w:pPr>
-            <w:hyperlink w:history="1" r:id="rId7aq8nnq96j_fupawb1pre">
+            <w:hyperlink w:history="1" r:id="rIdy8-rrh9ihvd172monvf2l">
               <w:r>
                 <w:rPr>
                   <w:rFonts w:ascii="Arial" w:cs="Arial" w:eastAsia="Arial" w:hAnsi="Arial"/>
@@ -17853,7 +18319,7 @@
             <w:pPr>
               <w:spacing w:after="20" w:before="0"/>
             </w:pPr>
-            <w:hyperlink w:history="1" r:id="rIdcfgsotbx7uudc3deh3xwj">
+            <w:hyperlink w:history="1" r:id="rIdighjfjwpnckweuo4ow3xf">
               <w:r>
                 <w:rPr>
                   <w:rFonts w:ascii="Arial" w:cs="Arial" w:eastAsia="Arial" w:hAnsi="Arial"/>
@@ -17886,7 +18352,7 @@
               <w:spacing w:after="10" w:before="0"/>
               <w:ind w:left="120"/>
             </w:pPr>
-            <w:hyperlink w:history="1" r:id="rIdbfqbrt6fjhyquhlgeqimm">
+            <w:hyperlink w:history="1" r:id="rIdzwygcxoadettoevtrtyru">
               <w:r>
                 <w:rPr>
                   <w:rFonts w:ascii="Arial" w:cs="Arial" w:eastAsia="Arial" w:hAnsi="Arial"/>
@@ -18081,7 +18547,7 @@
             <w:pPr>
               <w:spacing w:after="20" w:before="0"/>
             </w:pPr>
-            <w:hyperlink w:history="1" r:id="rIdcwa5tdy1e1nncvk5xl1xt">
+            <w:hyperlink w:history="1" r:id="rIdmi1czlgx6e3dj2i-b2izl">
               <w:r>
                 <w:rPr>
                   <w:rFonts w:ascii="Arial" w:cs="Arial" w:eastAsia="Arial" w:hAnsi="Arial"/>
@@ -18114,7 +18580,7 @@
               <w:spacing w:after="10" w:before="0"/>
               <w:ind w:left="120"/>
             </w:pPr>
-            <w:hyperlink w:history="1" r:id="rIdnottr7zjhzpqhthy2flsp">
+            <w:hyperlink w:history="1" r:id="rIdko05ao2t_uw-dw-xykhvr">
               <w:r>
                 <w:rPr>
                   <w:rFonts w:ascii="Arial" w:cs="Arial" w:eastAsia="Arial" w:hAnsi="Arial"/>
@@ -18159,7 +18625,7 @@
             <w:pPr>
               <w:spacing w:after="20" w:before="0"/>
             </w:pPr>
-            <w:hyperlink w:history="1" r:id="rIdim0tnfuhqtzlomo-v3yhm">
+            <w:hyperlink w:history="1" r:id="rIdzalpcnmeyqnxmp6c1b8wp">
               <w:r>
                 <w:rPr>
                   <w:rFonts w:ascii="Arial" w:cs="Arial" w:eastAsia="Arial" w:hAnsi="Arial"/>
@@ -18192,7 +18658,7 @@
               <w:spacing w:after="10" w:before="0"/>
               <w:ind w:left="120"/>
             </w:pPr>
-            <w:hyperlink w:history="1" r:id="rIdhxvg4g9v5g-cwkpwrzbc5">
+            <w:hyperlink w:history="1" r:id="rIdbo0dpt7xxvrh6tgnrop6l">
               <w:r>
                 <w:rPr>
                   <w:rFonts w:ascii="Arial" w:cs="Arial" w:eastAsia="Arial" w:hAnsi="Arial"/>
@@ -18387,7 +18853,7 @@
             <w:pPr>
               <w:spacing w:after="20" w:before="0"/>
             </w:pPr>
-            <w:hyperlink w:history="1" r:id="rIdd5fekv07cll1q3au4wpn7">
+            <w:hyperlink w:history="1" r:id="rIdacefn0sg8o4xpruuvlux1">
               <w:r>
                 <w:rPr>
                   <w:rFonts w:ascii="Arial" w:cs="Arial" w:eastAsia="Arial" w:hAnsi="Arial"/>
@@ -18420,7 +18886,7 @@
               <w:spacing w:after="10" w:before="0"/>
               <w:ind w:left="120"/>
             </w:pPr>
-            <w:hyperlink w:history="1" r:id="rIdalfuzew0y_6wq0fau5fma">
+            <w:hyperlink w:history="1" r:id="rIdraw4sw9nr4ftb9gubsnna">
               <w:r>
                 <w:rPr>
                   <w:rFonts w:ascii="Arial" w:cs="Arial" w:eastAsia="Arial" w:hAnsi="Arial"/>
@@ -18465,7 +18931,7 @@
             <w:pPr>
               <w:spacing w:after="20" w:before="0"/>
             </w:pPr>
-            <w:hyperlink w:history="1" r:id="rIdanwmgzaucwcubxgxdbny2">
+            <w:hyperlink w:history="1" r:id="rIdixwoetv_bvar3o0djzmo1">
               <w:r>
                 <w:rPr>
                   <w:rFonts w:ascii="Arial" w:cs="Arial" w:eastAsia="Arial" w:hAnsi="Arial"/>
@@ -18498,7 +18964,7 @@
               <w:spacing w:after="10" w:before="0"/>
               <w:ind w:left="120"/>
             </w:pPr>
-            <w:hyperlink w:history="1" r:id="rIdjeezn_it9kkttlgssv06k">
+            <w:hyperlink w:history="1" r:id="rIdkfbtq6f4ferjeqfdtrcme">
               <w:r>
                 <w:rPr>
                   <w:rFonts w:ascii="Arial" w:cs="Arial" w:eastAsia="Arial" w:hAnsi="Arial"/>
@@ -18693,7 +19159,7 @@
             <w:pPr>
               <w:spacing w:after="20" w:before="0"/>
             </w:pPr>
-            <w:hyperlink w:history="1" r:id="rIdxhrbsabphtk88rbu39qqh">
+            <w:hyperlink w:history="1" r:id="rIda3offcotzypcfpdjbid1i">
               <w:r>
                 <w:rPr>
                   <w:rFonts w:ascii="Arial" w:cs="Arial" w:eastAsia="Arial" w:hAnsi="Arial"/>
@@ -18726,7 +19192,7 @@
               <w:spacing w:after="10" w:before="0"/>
               <w:ind w:left="120"/>
             </w:pPr>
-            <w:hyperlink w:history="1" r:id="rId7qgcidejjma7x1sj8rbsl">
+            <w:hyperlink w:history="1" r:id="rIdljj7w8an2wwmigwno4xhv">
               <w:r>
                 <w:rPr>
                   <w:rFonts w:ascii="Arial" w:cs="Arial" w:eastAsia="Arial" w:hAnsi="Arial"/>
@@ -18771,7 +19237,7 @@
             <w:pPr>
               <w:spacing w:after="20" w:before="0"/>
             </w:pPr>
-            <w:hyperlink w:history="1" r:id="rIdwwj9-9nmapvf2yz3fxwxb">
+            <w:hyperlink w:history="1" r:id="rIdcz4derswf45eu8ahoa7t7">
               <w:r>
                 <w:rPr>
                   <w:rFonts w:ascii="Arial" w:cs="Arial" w:eastAsia="Arial" w:hAnsi="Arial"/>
@@ -18804,7 +19270,7 @@
               <w:spacing w:after="10" w:before="0"/>
               <w:ind w:left="120"/>
             </w:pPr>
-            <w:hyperlink w:history="1" r:id="rIdyipv9mm8krnsfmtqiglyf">
+            <w:hyperlink w:history="1" r:id="rIdqlxfagqqztxo3xw0fuste">
               <w:r>
                 <w:rPr>
                   <w:rFonts w:ascii="Arial" w:cs="Arial" w:eastAsia="Arial" w:hAnsi="Arial"/>
@@ -18999,7 +19465,7 @@
             <w:pPr>
               <w:spacing w:after="20" w:before="0"/>
             </w:pPr>
-            <w:hyperlink w:history="1" r:id="rId4wi4hb-9wcanwu3xhkdkq">
+            <w:hyperlink w:history="1" r:id="rId3oubyprqmyjcfklrdmhjw">
               <w:r>
                 <w:rPr>
                   <w:rFonts w:ascii="Arial" w:cs="Arial" w:eastAsia="Arial" w:hAnsi="Arial"/>
@@ -19032,7 +19498,7 @@
               <w:spacing w:after="10" w:before="0"/>
               <w:ind w:left="120"/>
             </w:pPr>
-            <w:hyperlink w:history="1" r:id="rIdinsjmjpo3go6q--zjnilf">
+            <w:hyperlink w:history="1" r:id="rIdsthwzdlg6_sjzcmbcjlsa">
               <w:r>
                 <w:rPr>
                   <w:rFonts w:ascii="Arial" w:cs="Arial" w:eastAsia="Arial" w:hAnsi="Arial"/>
@@ -19077,7 +19543,7 @@
             <w:pPr>
               <w:spacing w:after="20" w:before="0"/>
             </w:pPr>
-            <w:hyperlink w:history="1" r:id="rIdadpilvnmeg-riewxsiced">
+            <w:hyperlink w:history="1" r:id="rIdxlbdj-ok-5gtlp80s8k6e">
               <w:r>
                 <w:rPr>
                   <w:rFonts w:ascii="Arial" w:cs="Arial" w:eastAsia="Arial" w:hAnsi="Arial"/>
@@ -19110,7 +19576,7 @@
               <w:spacing w:after="10" w:before="0"/>
               <w:ind w:left="120"/>
             </w:pPr>
-            <w:hyperlink w:history="1" r:id="rId4bihypuqauwus4tz0ar0a">
+            <w:hyperlink w:history="1" r:id="rIdj0xt6ukdkhw7bkqnnlrxo">
               <w:r>
                 <w:rPr>
                   <w:rFonts w:ascii="Arial" w:cs="Arial" w:eastAsia="Arial" w:hAnsi="Arial"/>
@@ -19720,6 +20186,65 @@
         </w:tc>
       </w:tr>
     </w:tbl>
+    <w:p>
+      <w:pPr>
+        <w:pBdr>
+          <w:top w:val="single" w:color="BBBBBB" w:sz="4" w:space="4"/>
+        </w:pBdr>
+        <w:spacing w:after="0" w:before="160"/>
+      </w:pPr>
+      <w:r>
+        <w:rPr>
+          <w:rFonts w:ascii="Arial" w:cs="Arial" w:eastAsia="Arial" w:hAnsi="Arial"/>
+          <w:color w:val="666666"/>
+          <w:sz w:val="14"/>
+          <w:szCs w:val="14"/>
+        </w:rPr>
+        <w:t xml:space="preserve">© 2026 SeaVuria and ARES. Aligned with KICD objectives. Developed by SeaVuria; technical implementation by ARES (with AI assistance from Claude). Licensed under </w:t>
+      </w:r>
+      <w:hyperlink w:history="1" r:id="rIdkq8s_rw2zj3sgpjv2si1r">
+        <w:r>
+          <w:rPr>
+            <w:rFonts w:ascii="Arial" w:cs="Arial" w:eastAsia="Arial" w:hAnsi="Arial"/>
+            <w:color w:val="1F6B75"/>
+            <w:sz w:val="14"/>
+            <w:szCs w:val="14"/>
+            <w:u w:val="single" w:color="1F6B75"/>
+          </w:rPr>
+          <w:t xml:space="preserve">CC BY-NC 4.0</w:t>
+        </w:r>
+      </w:hyperlink>
+      <w:r>
+        <w:rPr>
+          <w:rFonts w:ascii="Arial" w:cs="Arial" w:eastAsia="Arial" w:hAnsi="Arial"/>
+          <w:color w:val="666666"/>
+          <w:sz w:val="14"/>
+          <w:szCs w:val="14"/>
+        </w:rPr>
+        <w:t xml:space="preserve"> (</w:t>
+      </w:r>
+      <w:hyperlink w:history="1" r:id="rIdxluf1xbsnw6xtyi9sy8_e">
+        <w:r>
+          <w:rPr>
+            <w:rFonts w:ascii="Arial" w:cs="Arial" w:eastAsia="Arial" w:hAnsi="Arial"/>
+            <w:color w:val="1F6B75"/>
+            <w:sz w:val="14"/>
+            <w:szCs w:val="14"/>
+            <w:u w:val="single" w:color="1F6B75"/>
+          </w:rPr>
+          <w:t xml:space="preserve">https://creativecommons.org/licenses/by-nc/4.0/</w:t>
+        </w:r>
+      </w:hyperlink>
+      <w:r>
+        <w:rPr>
+          <w:rFonts w:ascii="Arial" w:cs="Arial" w:eastAsia="Arial" w:hAnsi="Arial"/>
+          <w:color w:val="666666"/>
+          <w:sz w:val="14"/>
+          <w:szCs w:val="14"/>
+        </w:rPr>
+        <w:t xml:space="preserve">).</w:t>
+      </w:r>
+    </w:p>
     <w:p>
       <w:r>
         <w:br w:type="page"/>
@@ -20711,7 +21236,7 @@
             <w:pPr>
               <w:spacing w:after="20" w:before="0"/>
             </w:pPr>
-            <w:hyperlink w:history="1" r:id="rIdlfuthgbprdrff_ys0wegh">
+            <w:hyperlink w:history="1" r:id="rId7r8g3e0dlgxeohu8z6lg8">
               <w:r>
                 <w:rPr>
                   <w:rFonts w:ascii="Arial" w:cs="Arial" w:eastAsia="Arial" w:hAnsi="Arial"/>
@@ -20744,7 +21269,7 @@
               <w:spacing w:after="10" w:before="0"/>
               <w:ind w:left="120"/>
             </w:pPr>
-            <w:hyperlink w:history="1" r:id="rIdw9fc7cnjjeyqs-9yrooww">
+            <w:hyperlink w:history="1" r:id="rIdmeetbo_limw-5t44djn3-">
               <w:r>
                 <w:rPr>
                   <w:rFonts w:ascii="Arial" w:cs="Arial" w:eastAsia="Arial" w:hAnsi="Arial"/>
@@ -20789,7 +21314,7 @@
             <w:pPr>
               <w:spacing w:after="20" w:before="0"/>
             </w:pPr>
-            <w:hyperlink w:history="1" r:id="rIdw5tvzc6uhwqh3xxlkfny1">
+            <w:hyperlink w:history="1" r:id="rIdxai8jspi-hvzkifkogabv">
               <w:r>
                 <w:rPr>
                   <w:rFonts w:ascii="Arial" w:cs="Arial" w:eastAsia="Arial" w:hAnsi="Arial"/>
@@ -20822,7 +21347,7 @@
               <w:spacing w:after="10" w:before="0"/>
               <w:ind w:left="120"/>
             </w:pPr>
-            <w:hyperlink w:history="1" r:id="rIdf8geguh4lsp8resmrw1tk">
+            <w:hyperlink w:history="1" r:id="rId3nlzpidrn2xog-0r7qyqv">
               <w:r>
                 <w:rPr>
                   <w:rFonts w:ascii="Arial" w:cs="Arial" w:eastAsia="Arial" w:hAnsi="Arial"/>
@@ -21017,7 +21542,7 @@
             <w:pPr>
               <w:spacing w:after="20" w:before="0"/>
             </w:pPr>
-            <w:hyperlink w:history="1" r:id="rIdh5xvsfxx_ixoz3gx7fkpn">
+            <w:hyperlink w:history="1" r:id="rIdq51_5big_cnixvjcnqzzb">
               <w:r>
                 <w:rPr>
                   <w:rFonts w:ascii="Arial" w:cs="Arial" w:eastAsia="Arial" w:hAnsi="Arial"/>
@@ -21050,7 +21575,7 @@
               <w:spacing w:after="10" w:before="0"/>
               <w:ind w:left="120"/>
             </w:pPr>
-            <w:hyperlink w:history="1" r:id="rIda2f7iofmwjty7hdhzzegp">
+            <w:hyperlink w:history="1" r:id="rIduikbocrp30vhkigl60vq5">
               <w:r>
                 <w:rPr>
                   <w:rFonts w:ascii="Arial" w:cs="Arial" w:eastAsia="Arial" w:hAnsi="Arial"/>
@@ -21095,7 +21620,7 @@
             <w:pPr>
               <w:spacing w:after="20" w:before="0"/>
             </w:pPr>
-            <w:hyperlink w:history="1" r:id="rIdefvhnvdec9mxbx70j9cca">
+            <w:hyperlink w:history="1" r:id="rIdydh_puh__sbrgknqq-snf">
               <w:r>
                 <w:rPr>
                   <w:rFonts w:ascii="Arial" w:cs="Arial" w:eastAsia="Arial" w:hAnsi="Arial"/>
@@ -21128,7 +21653,7 @@
               <w:spacing w:after="10" w:before="0"/>
               <w:ind w:left="120"/>
             </w:pPr>
-            <w:hyperlink w:history="1" r:id="rIdnkr-89anebijcf_xsodtx">
+            <w:hyperlink w:history="1" r:id="rId1-tudxxu7ut1mvc6ybjod">
               <w:r>
                 <w:rPr>
                   <w:rFonts w:ascii="Arial" w:cs="Arial" w:eastAsia="Arial" w:hAnsi="Arial"/>
@@ -21323,7 +21848,7 @@
             <w:pPr>
               <w:spacing w:after="20" w:before="0"/>
             </w:pPr>
-            <w:hyperlink w:history="1" r:id="rId9escd4i9le2fj6yk97mo_">
+            <w:hyperlink w:history="1" r:id="rId62faundmhwnrijwc9gv7n">
               <w:r>
                 <w:rPr>
                   <w:rFonts w:ascii="Arial" w:cs="Arial" w:eastAsia="Arial" w:hAnsi="Arial"/>
@@ -21356,7 +21881,7 @@
               <w:spacing w:after="10" w:before="0"/>
               <w:ind w:left="120"/>
             </w:pPr>
-            <w:hyperlink w:history="1" r:id="rIdhvcfepb1uw5iaoptq5uok">
+            <w:hyperlink w:history="1" r:id="rIdh0vuqimtb5pkhdsmklrno">
               <w:r>
                 <w:rPr>
                   <w:rFonts w:ascii="Arial" w:cs="Arial" w:eastAsia="Arial" w:hAnsi="Arial"/>
@@ -21401,7 +21926,7 @@
             <w:pPr>
               <w:spacing w:after="20" w:before="0"/>
             </w:pPr>
-            <w:hyperlink w:history="1" r:id="rIda0hrah0ifx8-xymmv5ivm">
+            <w:hyperlink w:history="1" r:id="rIdhqopxtehe4ipi55raurih">
               <w:r>
                 <w:rPr>
                   <w:rFonts w:ascii="Arial" w:cs="Arial" w:eastAsia="Arial" w:hAnsi="Arial"/>
@@ -21434,7 +21959,7 @@
               <w:spacing w:after="10" w:before="0"/>
               <w:ind w:left="120"/>
             </w:pPr>
-            <w:hyperlink w:history="1" r:id="rIdaprs_4yingfzgfotjwqrm">
+            <w:hyperlink w:history="1" r:id="rIdv8bt-buu4ilozrnjegm2x">
               <w:r>
                 <w:rPr>
                   <w:rFonts w:ascii="Arial" w:cs="Arial" w:eastAsia="Arial" w:hAnsi="Arial"/>
@@ -21629,7 +22154,7 @@
             <w:pPr>
               <w:spacing w:after="20" w:before="0"/>
             </w:pPr>
-            <w:hyperlink w:history="1" r:id="rIdtzplxn3q_uxknituy88ow">
+            <w:hyperlink w:history="1" r:id="rIdpfg29prgv3xhsttkjvrdu">
               <w:r>
                 <w:rPr>
                   <w:rFonts w:ascii="Arial" w:cs="Arial" w:eastAsia="Arial" w:hAnsi="Arial"/>
@@ -21662,7 +22187,7 @@
               <w:spacing w:after="10" w:before="0"/>
               <w:ind w:left="120"/>
             </w:pPr>
-            <w:hyperlink w:history="1" r:id="rIdmwx8xd6oeziyyv4-ub4hd">
+            <w:hyperlink w:history="1" r:id="rIdfgzrizltro7payv1a6jcu">
               <w:r>
                 <w:rPr>
                   <w:rFonts w:ascii="Arial" w:cs="Arial" w:eastAsia="Arial" w:hAnsi="Arial"/>
@@ -21707,7 +22232,7 @@
             <w:pPr>
               <w:spacing w:after="20" w:before="0"/>
             </w:pPr>
-            <w:hyperlink w:history="1" r:id="rIduemerj-hopk8kmgsld3wc">
+            <w:hyperlink w:history="1" r:id="rIdittowub_dkxbzroewkiiz">
               <w:r>
                 <w:rPr>
                   <w:rFonts w:ascii="Arial" w:cs="Arial" w:eastAsia="Arial" w:hAnsi="Arial"/>
@@ -21740,7 +22265,7 @@
               <w:spacing w:after="10" w:before="0"/>
               <w:ind w:left="120"/>
             </w:pPr>
-            <w:hyperlink w:history="1" r:id="rIdvpbf8qrkrkqsyuuvf3hw7">
+            <w:hyperlink w:history="1" r:id="rIdjgmfqqgsginfs-yfhyg3p">
               <w:r>
                 <w:rPr>
                   <w:rFonts w:ascii="Arial" w:cs="Arial" w:eastAsia="Arial" w:hAnsi="Arial"/>
@@ -21935,7 +22460,7 @@
             <w:pPr>
               <w:spacing w:after="20" w:before="0"/>
             </w:pPr>
-            <w:hyperlink w:history="1" r:id="rIdehg-ik1a6tmt4r-26bbhv">
+            <w:hyperlink w:history="1" r:id="rIdywhggjxi8-ipwginqxbx1">
               <w:r>
                 <w:rPr>
                   <w:rFonts w:ascii="Arial" w:cs="Arial" w:eastAsia="Arial" w:hAnsi="Arial"/>
@@ -21968,7 +22493,7 @@
               <w:spacing w:after="10" w:before="0"/>
               <w:ind w:left="120"/>
             </w:pPr>
-            <w:hyperlink w:history="1" r:id="rId8oerwxboyvporakgt-lzv">
+            <w:hyperlink w:history="1" r:id="rId2r5dirw8qgyqao6zngrhe">
               <w:r>
                 <w:rPr>
                   <w:rFonts w:ascii="Arial" w:cs="Arial" w:eastAsia="Arial" w:hAnsi="Arial"/>
@@ -22013,7 +22538,7 @@
             <w:pPr>
               <w:spacing w:after="20" w:before="0"/>
             </w:pPr>
-            <w:hyperlink w:history="1" r:id="rIdlj_3tziqnlakk_kvqjgzj">
+            <w:hyperlink w:history="1" r:id="rId0kdzkxx0l1m2z6wzdjwqi">
               <w:r>
                 <w:rPr>
                   <w:rFonts w:ascii="Arial" w:cs="Arial" w:eastAsia="Arial" w:hAnsi="Arial"/>
@@ -22046,7 +22571,7 @@
               <w:spacing w:after="10" w:before="0"/>
               <w:ind w:left="120"/>
             </w:pPr>
-            <w:hyperlink w:history="1" r:id="rIdg9irtaqm9gc-dku-xegnd">
+            <w:hyperlink w:history="1" r:id="rIdgvmkmj9-9src-nhvcjo8t">
               <w:r>
                 <w:rPr>
                   <w:rFonts w:ascii="Arial" w:cs="Arial" w:eastAsia="Arial" w:hAnsi="Arial"/>
@@ -22656,6 +23181,65 @@
         </w:tc>
       </w:tr>
     </w:tbl>
+    <w:p>
+      <w:pPr>
+        <w:pBdr>
+          <w:top w:val="single" w:color="BBBBBB" w:sz="4" w:space="4"/>
+        </w:pBdr>
+        <w:spacing w:after="0" w:before="160"/>
+      </w:pPr>
+      <w:r>
+        <w:rPr>
+          <w:rFonts w:ascii="Arial" w:cs="Arial" w:eastAsia="Arial" w:hAnsi="Arial"/>
+          <w:color w:val="666666"/>
+          <w:sz w:val="14"/>
+          <w:szCs w:val="14"/>
+        </w:rPr>
+        <w:t xml:space="preserve">© 2026 SeaVuria and ARES. Aligned with KICD objectives. Developed by SeaVuria; technical implementation by ARES (with AI assistance from Claude). Licensed under </w:t>
+      </w:r>
+      <w:hyperlink w:history="1" r:id="rIdhf34hn1kgtgm8hlvoaxhq">
+        <w:r>
+          <w:rPr>
+            <w:rFonts w:ascii="Arial" w:cs="Arial" w:eastAsia="Arial" w:hAnsi="Arial"/>
+            <w:color w:val="1F6B75"/>
+            <w:sz w:val="14"/>
+            <w:szCs w:val="14"/>
+            <w:u w:val="single" w:color="1F6B75"/>
+          </w:rPr>
+          <w:t xml:space="preserve">CC BY-NC 4.0</w:t>
+        </w:r>
+      </w:hyperlink>
+      <w:r>
+        <w:rPr>
+          <w:rFonts w:ascii="Arial" w:cs="Arial" w:eastAsia="Arial" w:hAnsi="Arial"/>
+          <w:color w:val="666666"/>
+          <w:sz w:val="14"/>
+          <w:szCs w:val="14"/>
+        </w:rPr>
+        <w:t xml:space="preserve"> (</w:t>
+      </w:r>
+      <w:hyperlink w:history="1" r:id="rId_92cmmzpcvj5log0ss0gt">
+        <w:r>
+          <w:rPr>
+            <w:rFonts w:ascii="Arial" w:cs="Arial" w:eastAsia="Arial" w:hAnsi="Arial"/>
+            <w:color w:val="1F6B75"/>
+            <w:sz w:val="14"/>
+            <w:szCs w:val="14"/>
+            <w:u w:val="single" w:color="1F6B75"/>
+          </w:rPr>
+          <w:t xml:space="preserve">https://creativecommons.org/licenses/by-nc/4.0/</w:t>
+        </w:r>
+      </w:hyperlink>
+      <w:r>
+        <w:rPr>
+          <w:rFonts w:ascii="Arial" w:cs="Arial" w:eastAsia="Arial" w:hAnsi="Arial"/>
+          <w:color w:val="666666"/>
+          <w:sz w:val="14"/>
+          <w:szCs w:val="14"/>
+        </w:rPr>
+        <w:t xml:space="preserve">).</w:t>
+      </w:r>
+    </w:p>
     <w:p>
       <w:r>
         <w:br w:type="page"/>
@@ -23647,7 +24231,7 @@
             <w:pPr>
               <w:spacing w:after="20" w:before="0"/>
             </w:pPr>
-            <w:hyperlink w:history="1" r:id="rIdutdcdiy0j_oflws3zsybj">
+            <w:hyperlink w:history="1" r:id="rIdqdsrhgrskb-a_onlqd1ay">
               <w:r>
                 <w:rPr>
                   <w:rFonts w:ascii="Arial" w:cs="Arial" w:eastAsia="Arial" w:hAnsi="Arial"/>
@@ -23680,7 +24264,7 @@
               <w:spacing w:after="10" w:before="0"/>
               <w:ind w:left="120"/>
             </w:pPr>
-            <w:hyperlink w:history="1" r:id="rIdvu3c_tw8bgan2t_24jfpw">
+            <w:hyperlink w:history="1" r:id="rIdnnp70fof08glde5wopkay">
               <w:r>
                 <w:rPr>
                   <w:rFonts w:ascii="Arial" w:cs="Arial" w:eastAsia="Arial" w:hAnsi="Arial"/>
@@ -23725,7 +24309,7 @@
             <w:pPr>
               <w:spacing w:after="20" w:before="0"/>
             </w:pPr>
-            <w:hyperlink w:history="1" r:id="rId79sphkeyzljh7pzifkqpe">
+            <w:hyperlink w:history="1" r:id="rIdinjgpazxcuhiti8vqtlkz">
               <w:r>
                 <w:rPr>
                   <w:rFonts w:ascii="Arial" w:cs="Arial" w:eastAsia="Arial" w:hAnsi="Arial"/>
@@ -23758,7 +24342,7 @@
               <w:spacing w:after="10" w:before="0"/>
               <w:ind w:left="120"/>
             </w:pPr>
-            <w:hyperlink w:history="1" r:id="rIdjb89vbsrfli3_zul6vkio">
+            <w:hyperlink w:history="1" r:id="rIdct-namys5qscnq_o_rjzz">
               <w:r>
                 <w:rPr>
                   <w:rFonts w:ascii="Arial" w:cs="Arial" w:eastAsia="Arial" w:hAnsi="Arial"/>
@@ -23953,7 +24537,7 @@
             <w:pPr>
               <w:spacing w:after="20" w:before="0"/>
             </w:pPr>
-            <w:hyperlink w:history="1" r:id="rIdm6jaop3kwtk7lsj2j3oqt">
+            <w:hyperlink w:history="1" r:id="rIdd-jrdxx1m6spumu44xhqg">
               <w:r>
                 <w:rPr>
                   <w:rFonts w:ascii="Arial" w:cs="Arial" w:eastAsia="Arial" w:hAnsi="Arial"/>
@@ -23986,7 +24570,7 @@
               <w:spacing w:after="10" w:before="0"/>
               <w:ind w:left="120"/>
             </w:pPr>
-            <w:hyperlink w:history="1" r:id="rId4rphbg-imu3nygexzawyj">
+            <w:hyperlink w:history="1" r:id="rIddbqzkibhz6asxayslg6g9">
               <w:r>
                 <w:rPr>
                   <w:rFonts w:ascii="Arial" w:cs="Arial" w:eastAsia="Arial" w:hAnsi="Arial"/>
@@ -24031,7 +24615,7 @@
             <w:pPr>
               <w:spacing w:after="20" w:before="0"/>
             </w:pPr>
-            <w:hyperlink w:history="1" r:id="rIdhnrdyprrdw7an1fpwe3el">
+            <w:hyperlink w:history="1" r:id="rIdg4oc9oxiqm403bh_yvbqj">
               <w:r>
                 <w:rPr>
                   <w:rFonts w:ascii="Arial" w:cs="Arial" w:eastAsia="Arial" w:hAnsi="Arial"/>
@@ -24064,7 +24648,7 @@
               <w:spacing w:after="10" w:before="0"/>
               <w:ind w:left="120"/>
             </w:pPr>
-            <w:hyperlink w:history="1" r:id="rIdqtraxgs0xoqxzs7ykqdrj">
+            <w:hyperlink w:history="1" r:id="rIdm70z2euh7rybssyf2qpmw">
               <w:r>
                 <w:rPr>
                   <w:rFonts w:ascii="Arial" w:cs="Arial" w:eastAsia="Arial" w:hAnsi="Arial"/>
@@ -24259,7 +24843,7 @@
             <w:pPr>
               <w:spacing w:after="20" w:before="0"/>
             </w:pPr>
-            <w:hyperlink w:history="1" r:id="rIdh7gb7igtjqeb04uzubf1e">
+            <w:hyperlink w:history="1" r:id="rIdlekl4obodrohdpm7brsav">
               <w:r>
                 <w:rPr>
                   <w:rFonts w:ascii="Arial" w:cs="Arial" w:eastAsia="Arial" w:hAnsi="Arial"/>
@@ -24292,7 +24876,7 @@
               <w:spacing w:after="10" w:before="0"/>
               <w:ind w:left="120"/>
             </w:pPr>
-            <w:hyperlink w:history="1" r:id="rIdafx5z51qisyeixykdkveg">
+            <w:hyperlink w:history="1" r:id="rIdd-sj_9yf9hltb5h4mqzan">
               <w:r>
                 <w:rPr>
                   <w:rFonts w:ascii="Arial" w:cs="Arial" w:eastAsia="Arial" w:hAnsi="Arial"/>
@@ -24337,7 +24921,7 @@
             <w:pPr>
               <w:spacing w:after="20" w:before="0"/>
             </w:pPr>
-            <w:hyperlink w:history="1" r:id="rIdrsbogwbdq3hcpavkjcr9u">
+            <w:hyperlink w:history="1" r:id="rIdodgn2-7yxarnvgxhh7aw3">
               <w:r>
                 <w:rPr>
                   <w:rFonts w:ascii="Arial" w:cs="Arial" w:eastAsia="Arial" w:hAnsi="Arial"/>
@@ -24370,7 +24954,7 @@
               <w:spacing w:after="10" w:before="0"/>
               <w:ind w:left="120"/>
             </w:pPr>
-            <w:hyperlink w:history="1" r:id="rIdxejtq0isujfv5jr7r7yks">
+            <w:hyperlink w:history="1" r:id="rIdgmbrfsnoofdf7fkpmabqw">
               <w:r>
                 <w:rPr>
                   <w:rFonts w:ascii="Arial" w:cs="Arial" w:eastAsia="Arial" w:hAnsi="Arial"/>
@@ -24565,7 +25149,7 @@
             <w:pPr>
               <w:spacing w:after="20" w:before="0"/>
             </w:pPr>
-            <w:hyperlink w:history="1" r:id="rIdfkbdruakcej-o-ykpzybu">
+            <w:hyperlink w:history="1" r:id="rIdhmwapr3msbn-04qoyz7w4">
               <w:r>
                 <w:rPr>
                   <w:rFonts w:ascii="Arial" w:cs="Arial" w:eastAsia="Arial" w:hAnsi="Arial"/>
@@ -24598,7 +25182,7 @@
               <w:spacing w:after="10" w:before="0"/>
               <w:ind w:left="120"/>
             </w:pPr>
-            <w:hyperlink w:history="1" r:id="rIdl-z5lb9tlh3wyp9rxayb3">
+            <w:hyperlink w:history="1" r:id="rIdxr3xg-20_mnpjefqlm0ly">
               <w:r>
                 <w:rPr>
                   <w:rFonts w:ascii="Arial" w:cs="Arial" w:eastAsia="Arial" w:hAnsi="Arial"/>
@@ -24643,7 +25227,7 @@
             <w:pPr>
               <w:spacing w:after="20" w:before="0"/>
             </w:pPr>
-            <w:hyperlink w:history="1" r:id="rIdkuyd_3kw3xkrfdhfiovb3">
+            <w:hyperlink w:history="1" r:id="rIdrfrrvgurtzafpadp2oexm">
               <w:r>
                 <w:rPr>
                   <w:rFonts w:ascii="Arial" w:cs="Arial" w:eastAsia="Arial" w:hAnsi="Arial"/>
@@ -24676,7 +25260,7 @@
               <w:spacing w:after="10" w:before="0"/>
               <w:ind w:left="120"/>
             </w:pPr>
-            <w:hyperlink w:history="1" r:id="rIduhsl1gxkum8ni9ukncr2u">
+            <w:hyperlink w:history="1" r:id="rId_wkap8kuny_eszcqtvurx">
               <w:r>
                 <w:rPr>
                   <w:rFonts w:ascii="Arial" w:cs="Arial" w:eastAsia="Arial" w:hAnsi="Arial"/>
@@ -24871,7 +25455,7 @@
             <w:pPr>
               <w:spacing w:after="20" w:before="0"/>
             </w:pPr>
-            <w:hyperlink w:history="1" r:id="rIderynuebpdrhzzgptcxwna">
+            <w:hyperlink w:history="1" r:id="rId0rac5v4dkyaqu9ycbox27">
               <w:r>
                 <w:rPr>
                   <w:rFonts w:ascii="Arial" w:cs="Arial" w:eastAsia="Arial" w:hAnsi="Arial"/>
@@ -24904,7 +25488,7 @@
               <w:spacing w:after="10" w:before="0"/>
               <w:ind w:left="120"/>
             </w:pPr>
-            <w:hyperlink w:history="1" r:id="rIdak20tdinikpjdzayakxyu">
+            <w:hyperlink w:history="1" r:id="rIdrbzadwi9qo3uib_6mrp0v">
               <w:r>
                 <w:rPr>
                   <w:rFonts w:ascii="Arial" w:cs="Arial" w:eastAsia="Arial" w:hAnsi="Arial"/>
@@ -24949,7 +25533,7 @@
             <w:pPr>
               <w:spacing w:after="20" w:before="0"/>
             </w:pPr>
-            <w:hyperlink w:history="1" r:id="rIdk2hfyb67z923o-ythufg5">
+            <w:hyperlink w:history="1" r:id="rIdd9j6koxfulztr20syrzec">
               <w:r>
                 <w:rPr>
                   <w:rFonts w:ascii="Arial" w:cs="Arial" w:eastAsia="Arial" w:hAnsi="Arial"/>
@@ -24982,7 +25566,7 @@
               <w:spacing w:after="10" w:before="0"/>
               <w:ind w:left="120"/>
             </w:pPr>
-            <w:hyperlink w:history="1" r:id="rId7r0-rczljvzxpllxd5b_7">
+            <w:hyperlink w:history="1" r:id="rIdukn9c0fuoergd5rtunhmp">
               <w:r>
                 <w:rPr>
                   <w:rFonts w:ascii="Arial" w:cs="Arial" w:eastAsia="Arial" w:hAnsi="Arial"/>
@@ -25706,6 +26290,65 @@
         </w:tc>
       </w:tr>
     </w:tbl>
+    <w:p>
+      <w:pPr>
+        <w:pBdr>
+          <w:top w:val="single" w:color="BBBBBB" w:sz="4" w:space="4"/>
+        </w:pBdr>
+        <w:spacing w:after="0" w:before="160"/>
+      </w:pPr>
+      <w:r>
+        <w:rPr>
+          <w:rFonts w:ascii="Arial" w:cs="Arial" w:eastAsia="Arial" w:hAnsi="Arial"/>
+          <w:color w:val="666666"/>
+          <w:sz w:val="14"/>
+          <w:szCs w:val="14"/>
+        </w:rPr>
+        <w:t xml:space="preserve">© 2026 SeaVuria and ARES. Aligned with KICD objectives. Developed by SeaVuria; technical implementation by ARES (with AI assistance from Claude). Licensed under </w:t>
+      </w:r>
+      <w:hyperlink w:history="1" r:id="rId79rkghuflscr6ygfkzsmh">
+        <w:r>
+          <w:rPr>
+            <w:rFonts w:ascii="Arial" w:cs="Arial" w:eastAsia="Arial" w:hAnsi="Arial"/>
+            <w:color w:val="1F6B75"/>
+            <w:sz w:val="14"/>
+            <w:szCs w:val="14"/>
+            <w:u w:val="single" w:color="1F6B75"/>
+          </w:rPr>
+          <w:t xml:space="preserve">CC BY-NC 4.0</w:t>
+        </w:r>
+      </w:hyperlink>
+      <w:r>
+        <w:rPr>
+          <w:rFonts w:ascii="Arial" w:cs="Arial" w:eastAsia="Arial" w:hAnsi="Arial"/>
+          <w:color w:val="666666"/>
+          <w:sz w:val="14"/>
+          <w:szCs w:val="14"/>
+        </w:rPr>
+        <w:t xml:space="preserve"> (</w:t>
+      </w:r>
+      <w:hyperlink w:history="1" r:id="rId_ue8egvpatcofob2xjw3j">
+        <w:r>
+          <w:rPr>
+            <w:rFonts w:ascii="Arial" w:cs="Arial" w:eastAsia="Arial" w:hAnsi="Arial"/>
+            <w:color w:val="1F6B75"/>
+            <w:sz w:val="14"/>
+            <w:szCs w:val="14"/>
+            <w:u w:val="single" w:color="1F6B75"/>
+          </w:rPr>
+          <w:t xml:space="preserve">https://creativecommons.org/licenses/by-nc/4.0/</w:t>
+        </w:r>
+      </w:hyperlink>
+      <w:r>
+        <w:rPr>
+          <w:rFonts w:ascii="Arial" w:cs="Arial" w:eastAsia="Arial" w:hAnsi="Arial"/>
+          <w:color w:val="666666"/>
+          <w:sz w:val="14"/>
+          <w:szCs w:val="14"/>
+        </w:rPr>
+        <w:t xml:space="preserve">).</w:t>
+      </w:r>
+    </w:p>
     <w:p>
       <w:r>
         <w:br w:type="page"/>

--- a/data/outputs/v2/General_Science/SS2.2_Chemical_Families/General_Science_Chemical_Families_CBE_LessonSequence.docx
+++ b/data/outputs/v2/General_Science/SS2.2_Chemical_Families/General_Science_Chemical_Families_CBE_LessonSequence.docx
@@ -38,6 +38,2412 @@
           <w:szCs w:val="22"/>
         </w:rPr>
         <w:t xml:space="preserve">CBE Phenomenon-Driven Lesson Sequence — Sub-Strand 2.2 (8 Lessons)</w:t>
+      </w:r>
+    </w:p>
+    <w:p>
+      <w:pPr>
+        <w:spacing w:after="120"/>
+      </w:pPr>
+      <w:r>
+        <w:t xml:space="preserve"/>
+      </w:r>
+    </w:p>
+    <w:tbl>
+      <w:tblPr>
+        <w:tblW w:type="dxa" w:w="13680"/>
+        <w:tblBorders>
+          <w:top w:val="single" w:color="AAAAAA" w:sz="4"/>
+          <w:left w:val="single" w:color="AAAAAA" w:sz="4"/>
+          <w:bottom w:val="single" w:color="AAAAAA" w:sz="4"/>
+          <w:right w:val="single" w:color="AAAAAA" w:sz="4"/>
+          <w:insideH w:val="single" w:color="auto" w:sz="4"/>
+          <w:insideV w:val="single" w:color="auto" w:sz="4"/>
+        </w:tblBorders>
+        <w:tblLayout w:type="fixed"/>
+      </w:tblPr>
+      <w:tblGrid>
+        <w:gridCol w:w="3000"/>
+        <w:gridCol w:w="10680"/>
+      </w:tblGrid>
+      <w:tr>
+        <w:tc>
+          <w:tcPr>
+            <w:tcW w:type="dxa" w:w="13680"/>
+            <w:gridSpan w:val="2"/>
+            <w:shd w:fill="1F3864" w:color="auto" w:val="clear"/>
+            <w:tcMar>
+              <w:top w:type="dxa" w:w="60"/>
+              <w:left w:type="dxa" w:w="120"/>
+              <w:bottom w:type="dxa" w:w="60"/>
+              <w:right w:type="dxa" w:w="120"/>
+            </w:tcMar>
+            <w:vAlign w:val="top"/>
+          </w:tcPr>
+          <w:p>
+            <w:pPr>
+              <w:spacing w:after="40" w:before="0"/>
+              <w:jc w:val="center"/>
+            </w:pPr>
+            <w:r>
+              <w:rPr>
+                <w:rFonts w:ascii="Arial" w:cs="Arial" w:eastAsia="Arial" w:hAnsi="Arial"/>
+                <w:b/>
+                <w:bCs/>
+                <w:i w:val="false"/>
+                <w:iCs w:val="false"/>
+                <w:color w:val="FFFFFF"/>
+                <w:sz w:val="22"/>
+                <w:szCs w:val="22"/>
+              </w:rPr>
+              <w:t xml:space="preserve">SUB-STRAND OVERVIEW</w:t>
+            </w:r>
+          </w:p>
+        </w:tc>
+      </w:tr>
+      <w:tr>
+        <w:tc>
+          <w:tcPr>
+            <w:tcW w:type="dxa" w:w="3000"/>
+            <w:shd w:fill="D5E8F0" w:color="auto" w:val="clear"/>
+            <w:tcMar>
+              <w:top w:type="dxa" w:w="60"/>
+              <w:left w:type="dxa" w:w="120"/>
+              <w:bottom w:type="dxa" w:w="60"/>
+              <w:right w:type="dxa" w:w="120"/>
+            </w:tcMar>
+            <w:vAlign w:val="top"/>
+          </w:tcPr>
+          <w:p>
+            <w:pPr>
+              <w:spacing w:after="40" w:before="0"/>
+              <w:jc w:val="left"/>
+            </w:pPr>
+            <w:r>
+              <w:rPr>
+                <w:rFonts w:ascii="Arial" w:cs="Arial" w:eastAsia="Arial" w:hAnsi="Arial"/>
+                <w:b/>
+                <w:bCs/>
+                <w:i w:val="false"/>
+                <w:iCs w:val="false"/>
+                <w:color w:val="000000"/>
+                <w:sz w:val="18"/>
+                <w:szCs w:val="18"/>
+              </w:rPr>
+              <w:t xml:space="preserve">Grade Level</w:t>
+            </w:r>
+          </w:p>
+        </w:tc>
+        <w:tc>
+          <w:tcPr>
+            <w:tcW w:type="dxa" w:w="10680"/>
+            <w:shd w:fill="FFFFFF" w:color="auto" w:val="clear"/>
+            <w:tcMar>
+              <w:top w:type="dxa" w:w="60"/>
+              <w:left w:type="dxa" w:w="120"/>
+              <w:bottom w:type="dxa" w:w="60"/>
+              <w:right w:type="dxa" w:w="120"/>
+            </w:tcMar>
+            <w:vAlign w:val="top"/>
+          </w:tcPr>
+          <w:p>
+            <w:pPr>
+              <w:spacing w:after="40" w:before="0"/>
+              <w:jc w:val="left"/>
+            </w:pPr>
+            <w:r>
+              <w:rPr>
+                <w:rFonts w:ascii="Arial" w:cs="Arial" w:eastAsia="Arial" w:hAnsi="Arial"/>
+                <w:b w:val="false"/>
+                <w:bCs w:val="false"/>
+                <w:i w:val="false"/>
+                <w:iCs w:val="false"/>
+                <w:color w:val="000000"/>
+                <w:sz w:val="18"/>
+                <w:szCs w:val="18"/>
+              </w:rPr>
+              <w:t xml:space="preserve">10</w:t>
+            </w:r>
+          </w:p>
+        </w:tc>
+      </w:tr>
+      <w:tr>
+        <w:tc>
+          <w:tcPr>
+            <w:tcW w:type="dxa" w:w="3000"/>
+            <w:shd w:fill="D5E8F0" w:color="auto" w:val="clear"/>
+            <w:tcMar>
+              <w:top w:type="dxa" w:w="60"/>
+              <w:left w:type="dxa" w:w="120"/>
+              <w:bottom w:type="dxa" w:w="60"/>
+              <w:right w:type="dxa" w:w="120"/>
+            </w:tcMar>
+            <w:vAlign w:val="top"/>
+          </w:tcPr>
+          <w:p>
+            <w:pPr>
+              <w:spacing w:after="40" w:before="0"/>
+              <w:jc w:val="left"/>
+            </w:pPr>
+            <w:r>
+              <w:rPr>
+                <w:rFonts w:ascii="Arial" w:cs="Arial" w:eastAsia="Arial" w:hAnsi="Arial"/>
+                <w:b/>
+                <w:bCs/>
+                <w:i w:val="false"/>
+                <w:iCs w:val="false"/>
+                <w:color w:val="000000"/>
+                <w:sz w:val="18"/>
+                <w:szCs w:val="18"/>
+              </w:rPr>
+              <w:t xml:space="preserve">Subject</w:t>
+            </w:r>
+          </w:p>
+        </w:tc>
+        <w:tc>
+          <w:tcPr>
+            <w:tcW w:type="dxa" w:w="10680"/>
+            <w:shd w:fill="FFFFFF" w:color="auto" w:val="clear"/>
+            <w:tcMar>
+              <w:top w:type="dxa" w:w="60"/>
+              <w:left w:type="dxa" w:w="120"/>
+              <w:bottom w:type="dxa" w:w="60"/>
+              <w:right w:type="dxa" w:w="120"/>
+            </w:tcMar>
+            <w:vAlign w:val="top"/>
+          </w:tcPr>
+          <w:p>
+            <w:pPr>
+              <w:spacing w:after="40" w:before="0"/>
+              <w:jc w:val="left"/>
+            </w:pPr>
+            <w:r>
+              <w:rPr>
+                <w:rFonts w:ascii="Arial" w:cs="Arial" w:eastAsia="Arial" w:hAnsi="Arial"/>
+                <w:b w:val="false"/>
+                <w:bCs w:val="false"/>
+                <w:i w:val="false"/>
+                <w:iCs w:val="false"/>
+                <w:color w:val="000000"/>
+                <w:sz w:val="18"/>
+                <w:szCs w:val="18"/>
+              </w:rPr>
+              <w:t xml:space="preserve">General Science</w:t>
+            </w:r>
+          </w:p>
+        </w:tc>
+      </w:tr>
+      <w:tr>
+        <w:tc>
+          <w:tcPr>
+            <w:tcW w:type="dxa" w:w="3000"/>
+            <w:shd w:fill="D5E8F0" w:color="auto" w:val="clear"/>
+            <w:tcMar>
+              <w:top w:type="dxa" w:w="60"/>
+              <w:left w:type="dxa" w:w="120"/>
+              <w:bottom w:type="dxa" w:w="60"/>
+              <w:right w:type="dxa" w:w="120"/>
+            </w:tcMar>
+            <w:vAlign w:val="top"/>
+          </w:tcPr>
+          <w:p>
+            <w:pPr>
+              <w:spacing w:after="40" w:before="0"/>
+              <w:jc w:val="left"/>
+            </w:pPr>
+            <w:r>
+              <w:rPr>
+                <w:rFonts w:ascii="Arial" w:cs="Arial" w:eastAsia="Arial" w:hAnsi="Arial"/>
+                <w:b/>
+                <w:bCs/>
+                <w:i w:val="false"/>
+                <w:iCs w:val="false"/>
+                <w:color w:val="000000"/>
+                <w:sz w:val="18"/>
+                <w:szCs w:val="18"/>
+              </w:rPr>
+              <w:t xml:space="preserve">Strand</w:t>
+            </w:r>
+          </w:p>
+        </w:tc>
+        <w:tc>
+          <w:tcPr>
+            <w:tcW w:type="dxa" w:w="10680"/>
+            <w:shd w:fill="FFFFFF" w:color="auto" w:val="clear"/>
+            <w:tcMar>
+              <w:top w:type="dxa" w:w="60"/>
+              <w:left w:type="dxa" w:w="120"/>
+              <w:bottom w:type="dxa" w:w="60"/>
+              <w:right w:type="dxa" w:w="120"/>
+            </w:tcMar>
+            <w:vAlign w:val="top"/>
+          </w:tcPr>
+          <w:p>
+            <w:pPr>
+              <w:spacing w:after="40" w:before="0"/>
+              <w:jc w:val="left"/>
+            </w:pPr>
+            <w:r>
+              <w:rPr>
+                <w:rFonts w:ascii="Arial" w:cs="Arial" w:eastAsia="Arial" w:hAnsi="Arial"/>
+                <w:b w:val="false"/>
+                <w:bCs w:val="false"/>
+                <w:i w:val="false"/>
+                <w:iCs w:val="false"/>
+                <w:color w:val="000000"/>
+                <w:sz w:val="18"/>
+                <w:szCs w:val="18"/>
+              </w:rPr>
+              <w:t xml:space="preserve">Strand 2.0: Matter and Chemical Reactions</w:t>
+            </w:r>
+          </w:p>
+        </w:tc>
+      </w:tr>
+      <w:tr>
+        <w:tc>
+          <w:tcPr>
+            <w:tcW w:type="dxa" w:w="3000"/>
+            <w:shd w:fill="D5E8F0" w:color="auto" w:val="clear"/>
+            <w:tcMar>
+              <w:top w:type="dxa" w:w="60"/>
+              <w:left w:type="dxa" w:w="120"/>
+              <w:bottom w:type="dxa" w:w="60"/>
+              <w:right w:type="dxa" w:w="120"/>
+            </w:tcMar>
+            <w:vAlign w:val="top"/>
+          </w:tcPr>
+          <w:p>
+            <w:pPr>
+              <w:spacing w:after="40" w:before="0"/>
+              <w:jc w:val="left"/>
+            </w:pPr>
+            <w:r>
+              <w:rPr>
+                <w:rFonts w:ascii="Arial" w:cs="Arial" w:eastAsia="Arial" w:hAnsi="Arial"/>
+                <w:b/>
+                <w:bCs/>
+                <w:i w:val="false"/>
+                <w:iCs w:val="false"/>
+                <w:color w:val="000000"/>
+                <w:sz w:val="18"/>
+                <w:szCs w:val="18"/>
+              </w:rPr>
+              <w:t xml:space="preserve">Sub-Strand</w:t>
+            </w:r>
+          </w:p>
+        </w:tc>
+        <w:tc>
+          <w:tcPr>
+            <w:tcW w:type="dxa" w:w="10680"/>
+            <w:shd w:fill="FFFFFF" w:color="auto" w:val="clear"/>
+            <w:tcMar>
+              <w:top w:type="dxa" w:w="60"/>
+              <w:left w:type="dxa" w:w="120"/>
+              <w:bottom w:type="dxa" w:w="60"/>
+              <w:right w:type="dxa" w:w="120"/>
+            </w:tcMar>
+            <w:vAlign w:val="top"/>
+          </w:tcPr>
+          <w:p>
+            <w:pPr>
+              <w:spacing w:after="40" w:before="0"/>
+              <w:jc w:val="left"/>
+            </w:pPr>
+            <w:r>
+              <w:rPr>
+                <w:rFonts w:ascii="Arial" w:cs="Arial" w:eastAsia="Arial" w:hAnsi="Arial"/>
+                <w:b w:val="false"/>
+                <w:bCs w:val="false"/>
+                <w:i w:val="false"/>
+                <w:iCs w:val="false"/>
+                <w:color w:val="000000"/>
+                <w:sz w:val="18"/>
+                <w:szCs w:val="18"/>
+              </w:rPr>
+              <w:t xml:space="preserve">Sub-Strand 2.2: Chemical Families</w:t>
+            </w:r>
+          </w:p>
+        </w:tc>
+      </w:tr>
+      <w:tr>
+        <w:tc>
+          <w:tcPr>
+            <w:tcW w:type="dxa" w:w="3000"/>
+            <w:shd w:fill="D5E8F0" w:color="auto" w:val="clear"/>
+            <w:tcMar>
+              <w:top w:type="dxa" w:w="60"/>
+              <w:left w:type="dxa" w:w="120"/>
+              <w:bottom w:type="dxa" w:w="60"/>
+              <w:right w:type="dxa" w:w="120"/>
+            </w:tcMar>
+            <w:vAlign w:val="top"/>
+          </w:tcPr>
+          <w:p>
+            <w:pPr>
+              <w:spacing w:after="40" w:before="0"/>
+              <w:jc w:val="left"/>
+            </w:pPr>
+            <w:r>
+              <w:rPr>
+                <w:rFonts w:ascii="Arial" w:cs="Arial" w:eastAsia="Arial" w:hAnsi="Arial"/>
+                <w:b/>
+                <w:bCs/>
+                <w:i w:val="false"/>
+                <w:iCs w:val="false"/>
+                <w:color w:val="000000"/>
+                <w:sz w:val="18"/>
+                <w:szCs w:val="18"/>
+              </w:rPr>
+              <w:t xml:space="preserve">Total Duration</w:t>
+            </w:r>
+          </w:p>
+        </w:tc>
+        <w:tc>
+          <w:tcPr>
+            <w:tcW w:type="dxa" w:w="10680"/>
+            <w:shd w:fill="FFFFFF" w:color="auto" w:val="clear"/>
+            <w:tcMar>
+              <w:top w:type="dxa" w:w="60"/>
+              <w:left w:type="dxa" w:w="120"/>
+              <w:bottom w:type="dxa" w:w="60"/>
+              <w:right w:type="dxa" w:w="120"/>
+            </w:tcMar>
+            <w:vAlign w:val="top"/>
+          </w:tcPr>
+          <w:p>
+            <w:pPr>
+              <w:spacing w:after="40" w:before="0"/>
+              <w:jc w:val="left"/>
+            </w:pPr>
+            <w:r>
+              <w:rPr>
+                <w:rFonts w:ascii="Arial" w:cs="Arial" w:eastAsia="Arial" w:hAnsi="Arial"/>
+                <w:b w:val="false"/>
+                <w:bCs w:val="false"/>
+                <w:i w:val="false"/>
+                <w:iCs w:val="false"/>
+                <w:color w:val="000000"/>
+                <w:sz w:val="18"/>
+                <w:szCs w:val="18"/>
+              </w:rPr>
+              <w:t xml:space="preserve">8 lessons × 40 minutes = 320 minutes total</w:t>
+            </w:r>
+          </w:p>
+        </w:tc>
+      </w:tr>
+      <w:tr>
+        <w:tc>
+          <w:tcPr>
+            <w:tcW w:type="dxa" w:w="3000"/>
+            <w:shd w:fill="D5E8F0" w:color="auto" w:val="clear"/>
+            <w:tcMar>
+              <w:top w:type="dxa" w:w="60"/>
+              <w:left w:type="dxa" w:w="120"/>
+              <w:bottom w:type="dxa" w:w="60"/>
+              <w:right w:type="dxa" w:w="120"/>
+            </w:tcMar>
+            <w:vAlign w:val="top"/>
+          </w:tcPr>
+          <w:p>
+            <w:pPr>
+              <w:spacing w:after="40" w:before="0"/>
+              <w:jc w:val="left"/>
+            </w:pPr>
+            <w:r>
+              <w:rPr>
+                <w:rFonts w:ascii="Arial" w:cs="Arial" w:eastAsia="Arial" w:hAnsi="Arial"/>
+                <w:b/>
+                <w:bCs/>
+                <w:i w:val="false"/>
+                <w:iCs w:val="false"/>
+                <w:color w:val="000000"/>
+                <w:sz w:val="18"/>
+                <w:szCs w:val="18"/>
+              </w:rPr>
+              <w:t xml:space="preserve">Sub-Strand Content</w:t>
+            </w:r>
+          </w:p>
+        </w:tc>
+        <w:tc>
+          <w:tcPr>
+            <w:tcW w:type="dxa" w:w="10680"/>
+            <w:shd w:fill="FFFFFF" w:color="auto" w:val="clear"/>
+            <w:tcMar>
+              <w:top w:type="dxa" w:w="60"/>
+              <w:left w:type="dxa" w:w="120"/>
+              <w:bottom w:type="dxa" w:w="60"/>
+              <w:right w:type="dxa" w:w="120"/>
+            </w:tcMar>
+            <w:vAlign w:val="top"/>
+          </w:tcPr>
+          <w:p>
+            <w:pPr>
+              <w:spacing w:after="30" w:before="0"/>
+              <w:ind w:left="360" w:hanging="180"/>
+              <w:jc w:val="left"/>
+            </w:pPr>
+            <w:r>
+              <w:rPr>
+                <w:rFonts w:ascii="Arial" w:cs="Arial" w:eastAsia="Arial" w:hAnsi="Arial"/>
+                <w:b w:val="false"/>
+                <w:bCs w:val="false"/>
+                <w:i w:val="false"/>
+                <w:iCs w:val="false"/>
+                <w:color w:val="000000"/>
+                <w:sz w:val="18"/>
+                <w:szCs w:val="18"/>
+              </w:rPr>
+              <w:t xml:space="preserve">–  Alkali metals — properties, reactions with air, water and dilute acids; examples: sodium (Na), potassium (K), lithium (Li)</w:t>
+            </w:r>
+          </w:p>
+          <w:p>
+            <w:pPr>
+              <w:spacing w:after="30" w:before="0"/>
+              <w:ind w:left="360" w:hanging="180"/>
+              <w:jc w:val="left"/>
+            </w:pPr>
+            <w:r>
+              <w:rPr>
+                <w:rFonts w:ascii="Arial" w:cs="Arial" w:eastAsia="Arial" w:hAnsi="Arial"/>
+                <w:b w:val="false"/>
+                <w:bCs w:val="false"/>
+                <w:i w:val="false"/>
+                <w:iCs w:val="false"/>
+                <w:color w:val="000000"/>
+                <w:sz w:val="18"/>
+                <w:szCs w:val="18"/>
+              </w:rPr>
+              <w:t xml:space="preserve">–  Alkaline earth metals — properties, reactions with air, water and dilute acids; examples: magnesium (Mg), calcium (Ca)</w:t>
+            </w:r>
+          </w:p>
+          <w:p>
+            <w:pPr>
+              <w:spacing w:after="30" w:before="0"/>
+              <w:ind w:left="360" w:hanging="180"/>
+              <w:jc w:val="left"/>
+            </w:pPr>
+            <w:r>
+              <w:rPr>
+                <w:rFonts w:ascii="Arial" w:cs="Arial" w:eastAsia="Arial" w:hAnsi="Arial"/>
+                <w:b w:val="false"/>
+                <w:bCs w:val="false"/>
+                <w:i w:val="false"/>
+                <w:iCs w:val="false"/>
+                <w:color w:val="000000"/>
+                <w:sz w:val="18"/>
+                <w:szCs w:val="18"/>
+              </w:rPr>
+              <w:t xml:space="preserve">–  Halogens — physical and chemical properties; examples: chlorine (Cl), bromine (Br), iodine (I), fluorine (F)</w:t>
+            </w:r>
+          </w:p>
+          <w:p>
+            <w:pPr>
+              <w:spacing w:after="30" w:before="0"/>
+              <w:ind w:left="360" w:hanging="180"/>
+              <w:jc w:val="left"/>
+            </w:pPr>
+            <w:r>
+              <w:rPr>
+                <w:rFonts w:ascii="Arial" w:cs="Arial" w:eastAsia="Arial" w:hAnsi="Arial"/>
+                <w:b w:val="false"/>
+                <w:bCs w:val="false"/>
+                <w:i w:val="false"/>
+                <w:iCs w:val="false"/>
+                <w:color w:val="000000"/>
+                <w:sz w:val="18"/>
+                <w:szCs w:val="18"/>
+              </w:rPr>
+              <w:t xml:space="preserve">–  Noble gases — unreactive nature and day-to-day applications; examples: helium (He), neon (Ne), argon (Ar)</w:t>
+            </w:r>
+          </w:p>
+          <w:p>
+            <w:pPr>
+              <w:spacing w:after="30" w:before="0"/>
+              <w:ind w:left="360" w:hanging="180"/>
+              <w:jc w:val="left"/>
+            </w:pPr>
+            <w:r>
+              <w:rPr>
+                <w:rFonts w:ascii="Arial" w:cs="Arial" w:eastAsia="Arial" w:hAnsi="Arial"/>
+                <w:b w:val="false"/>
+                <w:bCs w:val="false"/>
+                <w:i w:val="false"/>
+                <w:iCs w:val="false"/>
+                <w:color w:val="000000"/>
+                <w:sz w:val="18"/>
+                <w:szCs w:val="18"/>
+              </w:rPr>
+              <w:t xml:space="preserve">–  Transition metals — selected properties and uses; examples: copper (Cu), iron (Fe), zinc (Zn), lead (Pb)</w:t>
+            </w:r>
+          </w:p>
+          <w:p>
+            <w:pPr>
+              <w:spacing w:after="30" w:before="0"/>
+              <w:ind w:left="360" w:hanging="180"/>
+              <w:jc w:val="left"/>
+            </w:pPr>
+            <w:r>
+              <w:rPr>
+                <w:rFonts w:ascii="Arial" w:cs="Arial" w:eastAsia="Arial" w:hAnsi="Arial"/>
+                <w:b w:val="false"/>
+                <w:bCs w:val="false"/>
+                <w:i w:val="false"/>
+                <w:iCs w:val="false"/>
+                <w:color w:val="000000"/>
+                <w:sz w:val="18"/>
+                <w:szCs w:val="18"/>
+              </w:rPr>
+              <w:t xml:space="preserve">–  Physical properties of selected elements from each chemical family (state, colour, lustre, density, melting/boiling point, conductivity)</w:t>
+            </w:r>
+          </w:p>
+          <w:p>
+            <w:pPr>
+              <w:spacing w:after="30" w:before="0"/>
+              <w:ind w:left="360" w:hanging="180"/>
+              <w:jc w:val="left"/>
+            </w:pPr>
+            <w:r>
+              <w:rPr>
+                <w:rFonts w:ascii="Arial" w:cs="Arial" w:eastAsia="Arial" w:hAnsi="Arial"/>
+                <w:b w:val="false"/>
+                <w:bCs w:val="false"/>
+                <w:i w:val="false"/>
+                <w:iCs w:val="false"/>
+                <w:color w:val="000000"/>
+                <w:sz w:val="18"/>
+                <w:szCs w:val="18"/>
+              </w:rPr>
+              <w:t xml:space="preserve">–  Chemical properties of selected elements — reactions of sodium, magnesium and chlorine with air (oxygen), water and dilute acids</w:t>
+            </w:r>
+          </w:p>
+          <w:p>
+            <w:pPr>
+              <w:spacing w:after="30" w:before="0"/>
+              <w:ind w:left="360" w:hanging="180"/>
+              <w:jc w:val="left"/>
+            </w:pPr>
+            <w:r>
+              <w:rPr>
+                <w:rFonts w:ascii="Arial" w:cs="Arial" w:eastAsia="Arial" w:hAnsi="Arial"/>
+                <w:b w:val="false"/>
+                <w:bCs w:val="false"/>
+                <w:i w:val="false"/>
+                <w:iCs w:val="false"/>
+                <w:color w:val="000000"/>
+                <w:sz w:val="18"/>
+                <w:szCs w:val="18"/>
+              </w:rPr>
+              <w:t xml:space="preserve">–  Balanced chemical equations for reactions of elements in each family</w:t>
+            </w:r>
+          </w:p>
+          <w:p>
+            <w:pPr>
+              <w:spacing w:after="30" w:before="0"/>
+              <w:ind w:left="360" w:hanging="180"/>
+              <w:jc w:val="left"/>
+            </w:pPr>
+            <w:r>
+              <w:rPr>
+                <w:rFonts w:ascii="Arial" w:cs="Arial" w:eastAsia="Arial" w:hAnsi="Arial"/>
+                <w:b w:val="false"/>
+                <w:bCs w:val="false"/>
+                <w:i w:val="false"/>
+                <w:iCs w:val="false"/>
+                <w:color w:val="000000"/>
+                <w:sz w:val="18"/>
+                <w:szCs w:val="18"/>
+              </w:rPr>
+              <w:t xml:space="preserve">–  Uses of elements and their compounds in day-to-day life (road illumination, water treatment, food preservation, construction, medicine)</w:t>
+            </w:r>
+          </w:p>
+          <w:p>
+            <w:pPr>
+              <w:spacing w:after="30" w:before="0"/>
+              <w:ind w:left="360" w:hanging="180"/>
+              <w:jc w:val="left"/>
+            </w:pPr>
+            <w:r>
+              <w:rPr>
+                <w:rFonts w:ascii="Arial" w:cs="Arial" w:eastAsia="Arial" w:hAnsi="Arial"/>
+                <w:b w:val="false"/>
+                <w:bCs w:val="false"/>
+                <w:i w:val="false"/>
+                <w:iCs w:val="false"/>
+                <w:color w:val="000000"/>
+                <w:sz w:val="18"/>
+                <w:szCs w:val="18"/>
+              </w:rPr>
+              <w:t xml:space="preserve">–  Safety precautions and first-aid procedures when handling reactive elements in the laboratory</w:t>
+            </w:r>
+          </w:p>
+        </w:tc>
+      </w:tr>
+      <w:tr>
+        <w:tc>
+          <w:tcPr>
+            <w:tcW w:type="dxa" w:w="3000"/>
+            <w:shd w:fill="D5E8F0" w:color="auto" w:val="clear"/>
+            <w:tcMar>
+              <w:top w:type="dxa" w:w="60"/>
+              <w:left w:type="dxa" w:w="120"/>
+              <w:bottom w:type="dxa" w:w="60"/>
+              <w:right w:type="dxa" w:w="120"/>
+            </w:tcMar>
+            <w:vAlign w:val="top"/>
+          </w:tcPr>
+          <w:p>
+            <w:pPr>
+              <w:spacing w:after="40" w:before="0"/>
+              <w:jc w:val="left"/>
+            </w:pPr>
+            <w:r>
+              <w:rPr>
+                <w:rFonts w:ascii="Arial" w:cs="Arial" w:eastAsia="Arial" w:hAnsi="Arial"/>
+                <w:b/>
+                <w:bCs/>
+                <w:i w:val="false"/>
+                <w:iCs w:val="false"/>
+                <w:color w:val="000000"/>
+                <w:sz w:val="18"/>
+                <w:szCs w:val="18"/>
+              </w:rPr>
+              <w:t xml:space="preserve">Learning Outcomes</w:t>
+            </w:r>
+          </w:p>
+        </w:tc>
+        <w:tc>
+          <w:tcPr>
+            <w:tcW w:type="dxa" w:w="10680"/>
+            <w:shd w:fill="FFFFFF" w:color="auto" w:val="clear"/>
+            <w:tcMar>
+              <w:top w:type="dxa" w:w="60"/>
+              <w:left w:type="dxa" w:w="120"/>
+              <w:bottom w:type="dxa" w:w="60"/>
+              <w:right w:type="dxa" w:w="120"/>
+            </w:tcMar>
+            <w:vAlign w:val="top"/>
+          </w:tcPr>
+          <w:p>
+            <w:pPr>
+              <w:spacing w:after="40" w:before="0"/>
+              <w:jc w:val="left"/>
+            </w:pPr>
+            <w:r>
+              <w:rPr>
+                <w:rFonts w:ascii="Arial" w:cs="Arial" w:eastAsia="Arial" w:hAnsi="Arial"/>
+                <w:b w:val="false"/>
+                <w:bCs w:val="false"/>
+                <w:i w:val="false"/>
+                <w:iCs w:val="false"/>
+                <w:color w:val="000000"/>
+                <w:sz w:val="18"/>
+                <w:szCs w:val="18"/>
+              </w:rPr>
+              <w:t xml:space="preserve">By the end of the sub-strand, the learner should be able to:</w:t>
+            </w:r>
+          </w:p>
+          <w:p>
+            <w:pPr>
+              <w:spacing w:after="40" w:before="0"/>
+              <w:jc w:val="left"/>
+            </w:pPr>
+            <w:r>
+              <w:rPr>
+                <w:rFonts w:ascii="Arial" w:cs="Arial" w:eastAsia="Arial" w:hAnsi="Arial"/>
+                <w:b w:val="false"/>
+                <w:bCs w:val="false"/>
+                <w:i w:val="false"/>
+                <w:iCs w:val="false"/>
+                <w:color w:val="000000"/>
+                <w:sz w:val="18"/>
+                <w:szCs w:val="18"/>
+              </w:rPr>
+              <w:t xml:space="preserve">a) identify chemical families in the periodic table,</w:t>
+            </w:r>
+          </w:p>
+          <w:p>
+            <w:pPr>
+              <w:spacing w:after="40" w:before="0"/>
+              <w:jc w:val="left"/>
+            </w:pPr>
+            <w:r>
+              <w:rPr>
+                <w:rFonts w:ascii="Arial" w:cs="Arial" w:eastAsia="Arial" w:hAnsi="Arial"/>
+                <w:b w:val="false"/>
+                <w:bCs w:val="false"/>
+                <w:i w:val="false"/>
+                <w:iCs w:val="false"/>
+                <w:color w:val="000000"/>
+                <w:sz w:val="18"/>
+                <w:szCs w:val="18"/>
+              </w:rPr>
+              <w:t xml:space="preserve">b) classify elements of the periodic table into their chemical families,</w:t>
+            </w:r>
+          </w:p>
+          <w:p>
+            <w:pPr>
+              <w:spacing w:after="40" w:before="0"/>
+              <w:jc w:val="left"/>
+            </w:pPr>
+            <w:r>
+              <w:rPr>
+                <w:rFonts w:ascii="Arial" w:cs="Arial" w:eastAsia="Arial" w:hAnsi="Arial"/>
+                <w:b w:val="false"/>
+                <w:bCs w:val="false"/>
+                <w:i w:val="false"/>
+                <w:iCs w:val="false"/>
+                <w:color w:val="000000"/>
+                <w:sz w:val="18"/>
+                <w:szCs w:val="18"/>
+              </w:rPr>
+              <w:t xml:space="preserve">c) investigate the physical and chemical properties of selected elements of the periodic table,</w:t>
+            </w:r>
+          </w:p>
+          <w:p>
+            <w:pPr>
+              <w:spacing w:after="40" w:before="0"/>
+              <w:jc w:val="left"/>
+            </w:pPr>
+            <w:r>
+              <w:rPr>
+                <w:rFonts w:ascii="Arial" w:cs="Arial" w:eastAsia="Arial" w:hAnsi="Arial"/>
+                <w:b w:val="false"/>
+                <w:bCs w:val="false"/>
+                <w:i w:val="false"/>
+                <w:iCs w:val="false"/>
+                <w:color w:val="000000"/>
+                <w:sz w:val="18"/>
+                <w:szCs w:val="18"/>
+              </w:rPr>
+              <w:t xml:space="preserve">d) outline the uses of elements of the periodic table,</w:t>
+            </w:r>
+          </w:p>
+          <w:p>
+            <w:pPr>
+              <w:spacing w:after="40" w:before="0"/>
+              <w:jc w:val="left"/>
+            </w:pPr>
+            <w:r>
+              <w:rPr>
+                <w:rFonts w:ascii="Arial" w:cs="Arial" w:eastAsia="Arial" w:hAnsi="Arial"/>
+                <w:b w:val="false"/>
+                <w:bCs w:val="false"/>
+                <w:i w:val="false"/>
+                <w:iCs w:val="false"/>
+                <w:color w:val="000000"/>
+                <w:sz w:val="18"/>
+                <w:szCs w:val="18"/>
+              </w:rPr>
+              <w:t xml:space="preserve">e) appreciate the uses of the elements of the periodic table in day-to-day life.</w:t>
+            </w:r>
+          </w:p>
+        </w:tc>
+      </w:tr>
+      <w:tr>
+        <w:tc>
+          <w:tcPr>
+            <w:tcW w:type="dxa" w:w="3000"/>
+            <w:shd w:fill="D5E8F0" w:color="auto" w:val="clear"/>
+            <w:tcMar>
+              <w:top w:type="dxa" w:w="60"/>
+              <w:left w:type="dxa" w:w="120"/>
+              <w:bottom w:type="dxa" w:w="60"/>
+              <w:right w:type="dxa" w:w="120"/>
+            </w:tcMar>
+            <w:vAlign w:val="top"/>
+          </w:tcPr>
+          <w:p>
+            <w:pPr>
+              <w:spacing w:after="40" w:before="0"/>
+              <w:jc w:val="left"/>
+            </w:pPr>
+            <w:r>
+              <w:rPr>
+                <w:rFonts w:ascii="Arial" w:cs="Arial" w:eastAsia="Arial" w:hAnsi="Arial"/>
+                <w:b/>
+                <w:bCs/>
+                <w:i w:val="false"/>
+                <w:iCs w:val="false"/>
+                <w:color w:val="000000"/>
+                <w:sz w:val="18"/>
+                <w:szCs w:val="18"/>
+              </w:rPr>
+              <w:t xml:space="preserve">Core Competencies</w:t>
+            </w:r>
+          </w:p>
+        </w:tc>
+        <w:tc>
+          <w:tcPr>
+            <w:tcW w:type="dxa" w:w="10680"/>
+            <w:shd w:fill="FFFFFF" w:color="auto" w:val="clear"/>
+            <w:tcMar>
+              <w:top w:type="dxa" w:w="60"/>
+              <w:left w:type="dxa" w:w="120"/>
+              <w:bottom w:type="dxa" w:w="60"/>
+              <w:right w:type="dxa" w:w="120"/>
+            </w:tcMar>
+            <w:vAlign w:val="top"/>
+          </w:tcPr>
+          <w:p>
+            <w:pPr>
+              <w:spacing w:after="30" w:before="0"/>
+              <w:ind w:left="360" w:hanging="180"/>
+              <w:jc w:val="left"/>
+            </w:pPr>
+            <w:r>
+              <w:rPr>
+                <w:rFonts w:ascii="Arial" w:cs="Arial" w:eastAsia="Arial" w:hAnsi="Arial"/>
+                <w:b w:val="false"/>
+                <w:bCs w:val="false"/>
+                <w:i w:val="false"/>
+                <w:iCs w:val="false"/>
+                <w:color w:val="000000"/>
+                <w:sz w:val="18"/>
+                <w:szCs w:val="18"/>
+              </w:rPr>
+              <w:t xml:space="preserve">–  Self-efficacy: as the learner carries out activities to investigate the reaction of sodium, magnesium and chlorine with air and dilute acids, building confidence in experimental science.</w:t>
+            </w:r>
+          </w:p>
+          <w:p>
+            <w:pPr>
+              <w:spacing w:after="30" w:before="0"/>
+              <w:ind w:left="360" w:hanging="180"/>
+              <w:jc w:val="left"/>
+            </w:pPr>
+            <w:r>
+              <w:rPr>
+                <w:rFonts w:ascii="Arial" w:cs="Arial" w:eastAsia="Arial" w:hAnsi="Arial"/>
+                <w:b w:val="false"/>
+                <w:bCs w:val="false"/>
+                <w:i w:val="false"/>
+                <w:iCs w:val="false"/>
+                <w:color w:val="000000"/>
+                <w:sz w:val="18"/>
+                <w:szCs w:val="18"/>
+              </w:rPr>
+              <w:t xml:space="preserve">–  Digital literacy: as the learner uses available digital and print media to research on transition elements and their uses, and shares findings using digital presentation modes.</w:t>
+            </w:r>
+          </w:p>
+          <w:p>
+            <w:pPr>
+              <w:spacing w:after="30" w:before="0"/>
+              <w:ind w:left="360" w:hanging="180"/>
+              <w:jc w:val="left"/>
+            </w:pPr>
+            <w:r>
+              <w:rPr>
+                <w:rFonts w:ascii="Arial" w:cs="Arial" w:eastAsia="Arial" w:hAnsi="Arial"/>
+                <w:b w:val="false"/>
+                <w:bCs w:val="false"/>
+                <w:i w:val="false"/>
+                <w:iCs w:val="false"/>
+                <w:color w:val="000000"/>
+                <w:sz w:val="18"/>
+                <w:szCs w:val="18"/>
+              </w:rPr>
+              <w:t xml:space="preserve">–  Communication and collaboration: as the learner sorts, groups and discusses properties of chemical families with peers, and presents conclusions in plenary.</w:t>
+            </w:r>
+          </w:p>
+          <w:p>
+            <w:pPr>
+              <w:spacing w:after="30" w:before="0"/>
+              <w:ind w:left="360" w:hanging="180"/>
+              <w:jc w:val="left"/>
+            </w:pPr>
+            <w:r>
+              <w:rPr>
+                <w:rFonts w:ascii="Arial" w:cs="Arial" w:eastAsia="Arial" w:hAnsi="Arial"/>
+                <w:b w:val="false"/>
+                <w:bCs w:val="false"/>
+                <w:i w:val="false"/>
+                <w:iCs w:val="false"/>
+                <w:color w:val="000000"/>
+                <w:sz w:val="18"/>
+                <w:szCs w:val="18"/>
+              </w:rPr>
+              <w:t xml:space="preserve">–  Critical thinking and problem solving: as the learner analyses patterns in physical and chemical properties across families to explain why certain elements are suited to specific uses.</w:t>
+            </w:r>
+          </w:p>
+        </w:tc>
+      </w:tr>
+      <w:tr>
+        <w:tc>
+          <w:tcPr>
+            <w:tcW w:type="dxa" w:w="3000"/>
+            <w:shd w:fill="E2EFDA" w:color="auto" w:val="clear"/>
+            <w:tcMar>
+              <w:top w:type="dxa" w:w="60"/>
+              <w:left w:type="dxa" w:w="120"/>
+              <w:bottom w:type="dxa" w:w="60"/>
+              <w:right w:type="dxa" w:w="120"/>
+            </w:tcMar>
+            <w:vAlign w:val="top"/>
+          </w:tcPr>
+          <w:p>
+            <w:pPr>
+              <w:spacing w:after="40" w:before="0"/>
+              <w:jc w:val="left"/>
+            </w:pPr>
+            <w:r>
+              <w:rPr>
+                <w:rFonts w:ascii="Arial" w:cs="Arial" w:eastAsia="Arial" w:hAnsi="Arial"/>
+                <w:b/>
+                <w:bCs/>
+                <w:i w:val="false"/>
+                <w:iCs w:val="false"/>
+                <w:color w:val="000000"/>
+                <w:sz w:val="18"/>
+                <w:szCs w:val="18"/>
+              </w:rPr>
+              <w:t xml:space="preserve">Core Values</w:t>
+            </w:r>
+          </w:p>
+        </w:tc>
+        <w:tc>
+          <w:tcPr>
+            <w:tcW w:type="dxa" w:w="10680"/>
+            <w:shd w:fill="FFFFFF" w:color="auto" w:val="clear"/>
+            <w:tcMar>
+              <w:top w:type="dxa" w:w="60"/>
+              <w:left w:type="dxa" w:w="120"/>
+              <w:bottom w:type="dxa" w:w="60"/>
+              <w:right w:type="dxa" w:w="120"/>
+            </w:tcMar>
+            <w:vAlign w:val="top"/>
+          </w:tcPr>
+          <w:p>
+            <w:pPr>
+              <w:spacing w:after="30" w:before="0"/>
+              <w:ind w:left="360" w:hanging="180"/>
+              <w:jc w:val="left"/>
+            </w:pPr>
+            <w:r>
+              <w:rPr>
+                <w:rFonts w:ascii="Arial" w:cs="Arial" w:eastAsia="Arial" w:hAnsi="Arial"/>
+                <w:b w:val="false"/>
+                <w:bCs w:val="false"/>
+                <w:i w:val="false"/>
+                <w:iCs w:val="false"/>
+                <w:color w:val="000000"/>
+                <w:sz w:val="18"/>
+                <w:szCs w:val="18"/>
+              </w:rPr>
+              <w:t xml:space="preserve">–  Love: as the learner takes care of self and others by observing safety when carrying out activities to investigate properties of elements of the periodic table and appropriately using first aid kits in case of injuries.</w:t>
+            </w:r>
+          </w:p>
+          <w:p>
+            <w:pPr>
+              <w:spacing w:after="30" w:before="0"/>
+              <w:ind w:left="360" w:hanging="180"/>
+              <w:jc w:val="left"/>
+            </w:pPr>
+            <w:r>
+              <w:rPr>
+                <w:rFonts w:ascii="Arial" w:cs="Arial" w:eastAsia="Arial" w:hAnsi="Arial"/>
+                <w:b w:val="false"/>
+                <w:bCs w:val="false"/>
+                <w:i w:val="false"/>
+                <w:iCs w:val="false"/>
+                <w:color w:val="000000"/>
+                <w:sz w:val="18"/>
+                <w:szCs w:val="18"/>
+              </w:rPr>
+              <w:t xml:space="preserve">–  Responsibility: as the learner handles reactive elements and digital devices carefully, following laboratory protocols and ethical research practices.</w:t>
+            </w:r>
+          </w:p>
+          <w:p>
+            <w:pPr>
+              <w:spacing w:after="30" w:before="0"/>
+              <w:ind w:left="360" w:hanging="180"/>
+              <w:jc w:val="left"/>
+            </w:pPr>
+            <w:r>
+              <w:rPr>
+                <w:rFonts w:ascii="Arial" w:cs="Arial" w:eastAsia="Arial" w:hAnsi="Arial"/>
+                <w:b w:val="false"/>
+                <w:bCs w:val="false"/>
+                <w:i w:val="false"/>
+                <w:iCs w:val="false"/>
+                <w:color w:val="000000"/>
+                <w:sz w:val="18"/>
+                <w:szCs w:val="18"/>
+              </w:rPr>
+              <w:t xml:space="preserve">–  Respect: as the learner recognises and appreciates the contributions of every group member during discussions and practical investigations.</w:t>
+            </w:r>
+          </w:p>
+          <w:p>
+            <w:pPr>
+              <w:spacing w:after="30" w:before="0"/>
+              <w:ind w:left="360" w:hanging="180"/>
+              <w:jc w:val="left"/>
+            </w:pPr>
+            <w:r>
+              <w:rPr>
+                <w:rFonts w:ascii="Arial" w:cs="Arial" w:eastAsia="Arial" w:hAnsi="Arial"/>
+                <w:b w:val="false"/>
+                <w:bCs w:val="false"/>
+                <w:i w:val="false"/>
+                <w:iCs w:val="false"/>
+                <w:color w:val="000000"/>
+                <w:sz w:val="18"/>
+                <w:szCs w:val="18"/>
+              </w:rPr>
+              <w:t xml:space="preserve">–  Patriotism: as the learner connects the properties and uses of elements to Kenya's industrial, agricultural and infrastructural development.</w:t>
+            </w:r>
+          </w:p>
+        </w:tc>
+      </w:tr>
+      <w:tr>
+        <w:tc>
+          <w:tcPr>
+            <w:tcW w:type="dxa" w:w="3000"/>
+            <w:shd w:fill="D5E8F0" w:color="auto" w:val="clear"/>
+            <w:tcMar>
+              <w:top w:type="dxa" w:w="60"/>
+              <w:left w:type="dxa" w:w="120"/>
+              <w:bottom w:type="dxa" w:w="60"/>
+              <w:right w:type="dxa" w:w="120"/>
+            </w:tcMar>
+            <w:vAlign w:val="top"/>
+          </w:tcPr>
+          <w:p>
+            <w:pPr>
+              <w:spacing w:after="40" w:before="0"/>
+              <w:jc w:val="left"/>
+            </w:pPr>
+            <w:r>
+              <w:rPr>
+                <w:rFonts w:ascii="Arial" w:cs="Arial" w:eastAsia="Arial" w:hAnsi="Arial"/>
+                <w:b/>
+                <w:bCs/>
+                <w:i w:val="false"/>
+                <w:iCs w:val="false"/>
+                <w:color w:val="000000"/>
+                <w:sz w:val="18"/>
+                <w:szCs w:val="18"/>
+              </w:rPr>
+              <w:t xml:space="preserve">Science &amp; Engineering Practices</w:t>
+            </w:r>
+          </w:p>
+        </w:tc>
+        <w:tc>
+          <w:tcPr>
+            <w:tcW w:type="dxa" w:w="10680"/>
+            <w:shd w:fill="FFFFFF" w:color="auto" w:val="clear"/>
+            <w:tcMar>
+              <w:top w:type="dxa" w:w="60"/>
+              <w:left w:type="dxa" w:w="120"/>
+              <w:bottom w:type="dxa" w:w="60"/>
+              <w:right w:type="dxa" w:w="120"/>
+            </w:tcMar>
+            <w:vAlign w:val="top"/>
+          </w:tcPr>
+          <w:p>
+            <w:pPr>
+              <w:spacing w:after="30" w:before="0"/>
+              <w:ind w:left="360" w:hanging="180"/>
+              <w:jc w:val="left"/>
+            </w:pPr>
+            <w:r>
+              <w:rPr>
+                <w:rFonts w:ascii="Arial" w:cs="Arial" w:eastAsia="Arial" w:hAnsi="Arial"/>
+                <w:b w:val="false"/>
+                <w:bCs w:val="false"/>
+                <w:i w:val="false"/>
+                <w:iCs w:val="false"/>
+                <w:color w:val="000000"/>
+                <w:sz w:val="18"/>
+                <w:szCs w:val="18"/>
+              </w:rPr>
+              <w:t xml:space="preserve">–  Planning and Carrying Out Investigations: as the learner designs and conducts experiments on the physical and chemical properties of alkali metals, alkaline earth metals and halogens, controlling variables and recording systematic observations.</w:t>
+            </w:r>
+          </w:p>
+          <w:p>
+            <w:pPr>
+              <w:spacing w:after="30" w:before="0"/>
+              <w:ind w:left="360" w:hanging="180"/>
+              <w:jc w:val="left"/>
+            </w:pPr>
+            <w:r>
+              <w:rPr>
+                <w:rFonts w:ascii="Arial" w:cs="Arial" w:eastAsia="Arial" w:hAnsi="Arial"/>
+                <w:b w:val="false"/>
+                <w:bCs w:val="false"/>
+                <w:i w:val="false"/>
+                <w:iCs w:val="false"/>
+                <w:color w:val="000000"/>
+                <w:sz w:val="18"/>
+                <w:szCs w:val="18"/>
+              </w:rPr>
+              <w:t xml:space="preserve">–  Analysing and Interpreting Data: as the learner compares experimental results across chemical families to identify trends in reactivity and physical properties.</w:t>
+            </w:r>
+          </w:p>
+          <w:p>
+            <w:pPr>
+              <w:spacing w:after="30" w:before="0"/>
+              <w:ind w:left="360" w:hanging="180"/>
+              <w:jc w:val="left"/>
+            </w:pPr>
+            <w:r>
+              <w:rPr>
+                <w:rFonts w:ascii="Arial" w:cs="Arial" w:eastAsia="Arial" w:hAnsi="Arial"/>
+                <w:b w:val="false"/>
+                <w:bCs w:val="false"/>
+                <w:i w:val="false"/>
+                <w:iCs w:val="false"/>
+                <w:color w:val="000000"/>
+                <w:sz w:val="18"/>
+                <w:szCs w:val="18"/>
+              </w:rPr>
+              <w:t xml:space="preserve">–  Constructing Explanations: as the learner uses evidence from investigations and research to explain why elements within the same family share similar properties and have related uses.</w:t>
+            </w:r>
+          </w:p>
+          <w:p>
+            <w:pPr>
+              <w:spacing w:after="30" w:before="0"/>
+              <w:ind w:left="360" w:hanging="180"/>
+              <w:jc w:val="left"/>
+            </w:pPr>
+            <w:r>
+              <w:rPr>
+                <w:rFonts w:ascii="Arial" w:cs="Arial" w:eastAsia="Arial" w:hAnsi="Arial"/>
+                <w:b w:val="false"/>
+                <w:bCs w:val="false"/>
+                <w:i w:val="false"/>
+                <w:iCs w:val="false"/>
+                <w:color w:val="000000"/>
+                <w:sz w:val="18"/>
+                <w:szCs w:val="18"/>
+              </w:rPr>
+              <w:t xml:space="preserve">–  Obtaining, Evaluating and Communicating Information: as the learner researches transition elements using digital and print media and communicates findings to peers through presentations and discussions.</w:t>
+            </w:r>
+          </w:p>
+          <w:p>
+            <w:pPr>
+              <w:spacing w:after="30" w:before="0"/>
+              <w:ind w:left="360" w:hanging="180"/>
+              <w:jc w:val="left"/>
+            </w:pPr>
+            <w:r>
+              <w:rPr>
+                <w:rFonts w:ascii="Arial" w:cs="Arial" w:eastAsia="Arial" w:hAnsi="Arial"/>
+                <w:b w:val="false"/>
+                <w:bCs w:val="false"/>
+                <w:i w:val="false"/>
+                <w:iCs w:val="false"/>
+                <w:color w:val="000000"/>
+                <w:sz w:val="18"/>
+                <w:szCs w:val="18"/>
+              </w:rPr>
+              <w:t xml:space="preserve">–  Engaging in Argument from Evidence: as the learner defends classifications of elements into families using experimental evidence and data from the periodic table.</w:t>
+            </w:r>
+          </w:p>
+        </w:tc>
+      </w:tr>
+      <w:tr>
+        <w:tc>
+          <w:tcPr>
+            <w:tcW w:type="dxa" w:w="3000"/>
+            <w:shd w:fill="FCE4D6" w:color="auto" w:val="clear"/>
+            <w:tcMar>
+              <w:top w:type="dxa" w:w="60"/>
+              <w:left w:type="dxa" w:w="120"/>
+              <w:bottom w:type="dxa" w:w="60"/>
+              <w:right w:type="dxa" w:w="120"/>
+            </w:tcMar>
+            <w:vAlign w:val="top"/>
+          </w:tcPr>
+          <w:p>
+            <w:pPr>
+              <w:spacing w:after="40" w:before="0"/>
+              <w:jc w:val="left"/>
+            </w:pPr>
+            <w:r>
+              <w:rPr>
+                <w:rFonts w:ascii="Arial" w:cs="Arial" w:eastAsia="Arial" w:hAnsi="Arial"/>
+                <w:b/>
+                <w:bCs/>
+                <w:i w:val="false"/>
+                <w:iCs w:val="false"/>
+                <w:color w:val="000000"/>
+                <w:sz w:val="18"/>
+                <w:szCs w:val="18"/>
+              </w:rPr>
+              <w:t xml:space="preserve">Pertinent &amp; Contemporary Issues (PCIs)</w:t>
+            </w:r>
+          </w:p>
+        </w:tc>
+        <w:tc>
+          <w:tcPr>
+            <w:tcW w:type="dxa" w:w="10680"/>
+            <w:shd w:fill="FFFFFF" w:color="auto" w:val="clear"/>
+            <w:tcMar>
+              <w:top w:type="dxa" w:w="60"/>
+              <w:left w:type="dxa" w:w="120"/>
+              <w:bottom w:type="dxa" w:w="60"/>
+              <w:right w:type="dxa" w:w="120"/>
+            </w:tcMar>
+            <w:vAlign w:val="top"/>
+          </w:tcPr>
+          <w:p>
+            <w:pPr>
+              <w:spacing w:after="30" w:before="0"/>
+              <w:ind w:left="360" w:hanging="180"/>
+              <w:jc w:val="left"/>
+            </w:pPr>
+            <w:r>
+              <w:rPr>
+                <w:rFonts w:ascii="Arial" w:cs="Arial" w:eastAsia="Arial" w:hAnsi="Arial"/>
+                <w:b w:val="false"/>
+                <w:bCs w:val="false"/>
+                <w:i w:val="false"/>
+                <w:iCs w:val="false"/>
+                <w:color w:val="000000"/>
+                <w:sz w:val="18"/>
+                <w:szCs w:val="18"/>
+              </w:rPr>
+              <w:t xml:space="preserve">–  Road safety: as the learner discusses with peers the properties of elements that make them suitable for use in illuminating roads (e.g., neon and sodium vapour lamps on Nairobi's Thika Superhighway and Mombasa Road).</w:t>
+            </w:r>
+          </w:p>
+          <w:p>
+            <w:pPr>
+              <w:spacing w:after="30" w:before="0"/>
+              <w:ind w:left="360" w:hanging="180"/>
+              <w:jc w:val="left"/>
+            </w:pPr>
+            <w:r>
+              <w:rPr>
+                <w:rFonts w:ascii="Arial" w:cs="Arial" w:eastAsia="Arial" w:hAnsi="Arial"/>
+                <w:b w:val="false"/>
+                <w:bCs w:val="false"/>
+                <w:i w:val="false"/>
+                <w:iCs w:val="false"/>
+                <w:color w:val="000000"/>
+                <w:sz w:val="18"/>
+                <w:szCs w:val="18"/>
+              </w:rPr>
+              <w:t xml:space="preserve">–  Safety and security: as the learner observes safety precautions and appropriately uses first aid kits when carrying out activities to investigate properties of reactive elements of the periodic table.</w:t>
+            </w:r>
+          </w:p>
+          <w:p>
+            <w:pPr>
+              <w:spacing w:after="30" w:before="0"/>
+              <w:ind w:left="360" w:hanging="180"/>
+              <w:jc w:val="left"/>
+            </w:pPr>
+            <w:r>
+              <w:rPr>
+                <w:rFonts w:ascii="Arial" w:cs="Arial" w:eastAsia="Arial" w:hAnsi="Arial"/>
+                <w:b w:val="false"/>
+                <w:bCs w:val="false"/>
+                <w:i w:val="false"/>
+                <w:iCs w:val="false"/>
+                <w:color w:val="000000"/>
+                <w:sz w:val="18"/>
+                <w:szCs w:val="18"/>
+              </w:rPr>
+              <w:t xml:space="preserve">–  Environmental issues: as the learner examines the environmental impact of reactive elements and their compounds (e.g., chlorine in water treatment at Nairobi Water's Ruiru plant; sodium compounds in soil salinity along the Rift Valley).</w:t>
+            </w:r>
+          </w:p>
+          <w:p>
+            <w:pPr>
+              <w:spacing w:after="30" w:before="0"/>
+              <w:ind w:left="360" w:hanging="180"/>
+              <w:jc w:val="left"/>
+            </w:pPr>
+            <w:r>
+              <w:rPr>
+                <w:rFonts w:ascii="Arial" w:cs="Arial" w:eastAsia="Arial" w:hAnsi="Arial"/>
+                <w:b w:val="false"/>
+                <w:bCs w:val="false"/>
+                <w:i w:val="false"/>
+                <w:iCs w:val="false"/>
+                <w:color w:val="000000"/>
+                <w:sz w:val="18"/>
+                <w:szCs w:val="18"/>
+              </w:rPr>
+              <w:t xml:space="preserve">–  Socio-economic issues: as the learner relates the properties of transition metals (iron, copper, zinc) to Kenya's construction, manufacturing and agriculture sectors.</w:t>
+            </w:r>
+          </w:p>
+        </w:tc>
+      </w:tr>
+      <w:tr>
+        <w:tc>
+          <w:tcPr>
+            <w:tcW w:type="dxa" w:w="3000"/>
+            <w:shd w:fill="D9EEF1" w:color="auto" w:val="clear"/>
+            <w:tcMar>
+              <w:top w:type="dxa" w:w="60"/>
+              <w:left w:type="dxa" w:w="120"/>
+              <w:bottom w:type="dxa" w:w="60"/>
+              <w:right w:type="dxa" w:w="120"/>
+            </w:tcMar>
+            <w:vAlign w:val="top"/>
+          </w:tcPr>
+          <w:p>
+            <w:pPr>
+              <w:spacing w:after="40" w:before="0"/>
+              <w:jc w:val="left"/>
+            </w:pPr>
+            <w:r>
+              <w:rPr>
+                <w:rFonts w:ascii="Arial" w:cs="Arial" w:eastAsia="Arial" w:hAnsi="Arial"/>
+                <w:b/>
+                <w:bCs/>
+                <w:i w:val="false"/>
+                <w:iCs w:val="false"/>
+                <w:color w:val="000000"/>
+                <w:sz w:val="18"/>
+                <w:szCs w:val="18"/>
+              </w:rPr>
+              <w:t xml:space="preserve">Career Connections</w:t>
+            </w:r>
+          </w:p>
+        </w:tc>
+        <w:tc>
+          <w:tcPr>
+            <w:tcW w:type="dxa" w:w="10680"/>
+            <w:shd w:fill="FFFFFF" w:color="auto" w:val="clear"/>
+            <w:tcMar>
+              <w:top w:type="dxa" w:w="60"/>
+              <w:left w:type="dxa" w:w="120"/>
+              <w:bottom w:type="dxa" w:w="60"/>
+              <w:right w:type="dxa" w:w="120"/>
+            </w:tcMar>
+            <w:vAlign w:val="top"/>
+          </w:tcPr>
+          <w:p>
+            <w:pPr>
+              <w:spacing w:after="30" w:before="0"/>
+              <w:ind w:left="360" w:hanging="180"/>
+              <w:jc w:val="left"/>
+            </w:pPr>
+            <w:r>
+              <w:rPr>
+                <w:rFonts w:ascii="Arial" w:cs="Arial" w:eastAsia="Arial" w:hAnsi="Arial"/>
+                <w:b w:val="false"/>
+                <w:bCs w:val="false"/>
+                <w:i w:val="false"/>
+                <w:iCs w:val="false"/>
+                <w:color w:val="000000"/>
+                <w:sz w:val="18"/>
+                <w:szCs w:val="18"/>
+              </w:rPr>
+              <w:t xml:space="preserve">–  Industrial chemist: designing and optimising chemical processes using reactive alkali metals, halogens and transition metals in Kenyan manufacturing industries.</w:t>
+            </w:r>
+          </w:p>
+          <w:p>
+            <w:pPr>
+              <w:spacing w:after="30" w:before="0"/>
+              <w:ind w:left="360" w:hanging="180"/>
+              <w:jc w:val="left"/>
+            </w:pPr>
+            <w:r>
+              <w:rPr>
+                <w:rFonts w:ascii="Arial" w:cs="Arial" w:eastAsia="Arial" w:hAnsi="Arial"/>
+                <w:b w:val="false"/>
+                <w:bCs w:val="false"/>
+                <w:i w:val="false"/>
+                <w:iCs w:val="false"/>
+                <w:color w:val="000000"/>
+                <w:sz w:val="18"/>
+                <w:szCs w:val="18"/>
+              </w:rPr>
+              <w:t xml:space="preserve">–  Materials engineer / metallurgist: selecting appropriate metals (iron, copper, zinc) for construction, electrical wiring and infrastructure projects such as the SGR and Nairobi Expressway.</w:t>
+            </w:r>
+          </w:p>
+          <w:p>
+            <w:pPr>
+              <w:spacing w:after="30" w:before="0"/>
+              <w:ind w:left="360" w:hanging="180"/>
+              <w:jc w:val="left"/>
+            </w:pPr>
+            <w:r>
+              <w:rPr>
+                <w:rFonts w:ascii="Arial" w:cs="Arial" w:eastAsia="Arial" w:hAnsi="Arial"/>
+                <w:b w:val="false"/>
+                <w:bCs w:val="false"/>
+                <w:i w:val="false"/>
+                <w:iCs w:val="false"/>
+                <w:color w:val="000000"/>
+                <w:sz w:val="18"/>
+                <w:szCs w:val="18"/>
+              </w:rPr>
+              <w:t xml:space="preserve">–  Water treatment technologist: applying knowledge of chlorine (halogen) chemistry to purify drinking water for cities like Nairobi, Mombasa and Kisumu.</w:t>
+            </w:r>
+          </w:p>
+          <w:p>
+            <w:pPr>
+              <w:spacing w:after="30" w:before="0"/>
+              <w:ind w:left="360" w:hanging="180"/>
+              <w:jc w:val="left"/>
+            </w:pPr>
+            <w:r>
+              <w:rPr>
+                <w:rFonts w:ascii="Arial" w:cs="Arial" w:eastAsia="Arial" w:hAnsi="Arial"/>
+                <w:b w:val="false"/>
+                <w:bCs w:val="false"/>
+                <w:i w:val="false"/>
+                <w:iCs w:val="false"/>
+                <w:color w:val="000000"/>
+                <w:sz w:val="18"/>
+                <w:szCs w:val="18"/>
+              </w:rPr>
+              <w:t xml:space="preserve">–  Pharmacist / medical technologist: using knowledge of chemical families to understand drug compounds, antiseptics and mineral supplements relevant to Kenyan healthcare.</w:t>
+            </w:r>
+          </w:p>
+          <w:p>
+            <w:pPr>
+              <w:spacing w:after="30" w:before="0"/>
+              <w:ind w:left="360" w:hanging="180"/>
+              <w:jc w:val="left"/>
+            </w:pPr>
+            <w:r>
+              <w:rPr>
+                <w:rFonts w:ascii="Arial" w:cs="Arial" w:eastAsia="Arial" w:hAnsi="Arial"/>
+                <w:b w:val="false"/>
+                <w:bCs w:val="false"/>
+                <w:i w:val="false"/>
+                <w:iCs w:val="false"/>
+                <w:color w:val="000000"/>
+                <w:sz w:val="18"/>
+                <w:szCs w:val="18"/>
+              </w:rPr>
+              <w:t xml:space="preserve">–  Agricultural extension officer: advising Kenyan farmers in the Rift Valley and Central Kenya on soil mineral content, fertiliser chemistry and the role of trace transition metals in crop nutrition.</w:t>
+            </w:r>
+          </w:p>
+          <w:p>
+            <w:pPr>
+              <w:spacing w:after="30" w:before="0"/>
+              <w:ind w:left="360" w:hanging="180"/>
+              <w:jc w:val="left"/>
+            </w:pPr>
+            <w:r>
+              <w:rPr>
+                <w:rFonts w:ascii="Arial" w:cs="Arial" w:eastAsia="Arial" w:hAnsi="Arial"/>
+                <w:b w:val="false"/>
+                <w:bCs w:val="false"/>
+                <w:i w:val="false"/>
+                <w:iCs w:val="false"/>
+                <w:color w:val="000000"/>
+                <w:sz w:val="18"/>
+                <w:szCs w:val="18"/>
+              </w:rPr>
+              <w:t xml:space="preserve">–  Electrical technician / electronics engineer: applying properties of noble gases (argon in welding, neon in signage) and conductive metals in practical Kenyan contexts.</w:t>
+            </w:r>
+          </w:p>
+        </w:tc>
+      </w:tr>
+      <w:tr>
+        <w:tc>
+          <w:tcPr>
+            <w:tcW w:type="dxa" w:w="3000"/>
+            <w:shd w:fill="D5E8F0" w:color="auto" w:val="clear"/>
+            <w:tcMar>
+              <w:top w:type="dxa" w:w="60"/>
+              <w:left w:type="dxa" w:w="120"/>
+              <w:bottom w:type="dxa" w:w="60"/>
+              <w:right w:type="dxa" w:w="120"/>
+            </w:tcMar>
+            <w:vAlign w:val="top"/>
+          </w:tcPr>
+          <w:p>
+            <w:pPr>
+              <w:spacing w:after="40" w:before="0"/>
+              <w:jc w:val="left"/>
+            </w:pPr>
+            <w:r>
+              <w:rPr>
+                <w:rFonts w:ascii="Arial" w:cs="Arial" w:eastAsia="Arial" w:hAnsi="Arial"/>
+                <w:b/>
+                <w:bCs/>
+                <w:i w:val="false"/>
+                <w:iCs w:val="false"/>
+                <w:color w:val="000000"/>
+                <w:sz w:val="18"/>
+                <w:szCs w:val="18"/>
+              </w:rPr>
+              <w:t xml:space="preserve">Focus for Lessons</w:t>
+            </w:r>
+          </w:p>
+        </w:tc>
+        <w:tc>
+          <w:tcPr>
+            <w:tcW w:type="dxa" w:w="10680"/>
+            <w:shd w:fill="FFFFFF" w:color="auto" w:val="clear"/>
+            <w:tcMar>
+              <w:top w:type="dxa" w:w="60"/>
+              <w:left w:type="dxa" w:w="120"/>
+              <w:bottom w:type="dxa" w:w="60"/>
+              <w:right w:type="dxa" w:w="120"/>
+            </w:tcMar>
+            <w:vAlign w:val="top"/>
+          </w:tcPr>
+          <w:p>
+            <w:pPr>
+              <w:spacing w:after="40" w:before="0"/>
+              <w:jc w:val="left"/>
+            </w:pPr>
+            <w:r>
+              <w:rPr>
+                <w:rFonts w:ascii="Arial" w:cs="Arial" w:eastAsia="Arial" w:hAnsi="Arial"/>
+                <w:b w:val="false"/>
+                <w:bCs w:val="false"/>
+                <w:i w:val="false"/>
+                <w:iCs w:val="false"/>
+                <w:color w:val="000000"/>
+                <w:sz w:val="18"/>
+                <w:szCs w:val="18"/>
+              </w:rPr>
+              <w:t xml:space="preserve">This unit investigates how elements of the periodic table are organised into chemical families — alkali metals, alkaline earth metals, halogens, noble gases and transition metals — and how shared electron arrangements give each family its characteristic physical and chemical properties. Learners engage in hands-on investigations, data analysis and peer discussions anchored to a puzzling Kenyan phenomenon to build an evidence-based understanding of why elements within the same family behave similarly and why their properties make them uniquely suited to specific everyday uses. Throughout the unit, Kenyan industrial, agricultural and infrastructural contexts are used to make abstract periodic trends tangible and personally relevant.</w:t>
+            </w:r>
+          </w:p>
+        </w:tc>
+      </w:tr>
+      <w:tr>
+        <w:tc>
+          <w:tcPr>
+            <w:tcW w:type="dxa" w:w="3000"/>
+            <w:shd w:fill="EAD1F5" w:color="auto" w:val="clear"/>
+            <w:tcMar>
+              <w:top w:type="dxa" w:w="60"/>
+              <w:left w:type="dxa" w:w="120"/>
+              <w:bottom w:type="dxa" w:w="60"/>
+              <w:right w:type="dxa" w:w="120"/>
+            </w:tcMar>
+            <w:vAlign w:val="top"/>
+          </w:tcPr>
+          <w:p>
+            <w:pPr>
+              <w:spacing w:after="40" w:before="0"/>
+              <w:jc w:val="left"/>
+            </w:pPr>
+            <w:r>
+              <w:rPr>
+                <w:rFonts w:ascii="Arial" w:cs="Arial" w:eastAsia="Arial" w:hAnsi="Arial"/>
+                <w:b/>
+                <w:bCs/>
+                <w:i w:val="false"/>
+                <w:iCs w:val="false"/>
+                <w:color w:val="000000"/>
+                <w:sz w:val="18"/>
+                <w:szCs w:val="18"/>
+              </w:rPr>
+              <w:t xml:space="preserve">Driving Question / Key Inquiry Questions</w:t>
+            </w:r>
+          </w:p>
+        </w:tc>
+        <w:tc>
+          <w:tcPr>
+            <w:tcW w:type="dxa" w:w="10680"/>
+            <w:shd w:fill="FFFFFF" w:color="auto" w:val="clear"/>
+            <w:tcMar>
+              <w:top w:type="dxa" w:w="60"/>
+              <w:left w:type="dxa" w:w="120"/>
+              <w:bottom w:type="dxa" w:w="60"/>
+              <w:right w:type="dxa" w:w="120"/>
+            </w:tcMar>
+            <w:vAlign w:val="top"/>
+          </w:tcPr>
+          <w:p>
+            <w:pPr>
+              <w:spacing w:after="40" w:before="0"/>
+              <w:jc w:val="left"/>
+            </w:pPr>
+            <w:r>
+              <w:rPr>
+                <w:rFonts w:ascii="Arial" w:cs="Arial" w:eastAsia="Arial" w:hAnsi="Arial"/>
+                <w:b w:val="false"/>
+                <w:bCs w:val="false"/>
+                <w:i w:val="false"/>
+                <w:iCs w:val="false"/>
+                <w:color w:val="000000"/>
+                <w:sz w:val="18"/>
+                <w:szCs w:val="18"/>
+              </w:rPr>
+              <w:t xml:space="preserve">DRIVING QUESTION: Why do some elements explode in water, some glow silently in glass tubes, and others rust on a Kenyan farm — and how do their "family" properties explain the materials that build, light up, and sustain our daily lives?</w:t>
+            </w:r>
+          </w:p>
+          <w:p>
+            <w:pPr>
+              <w:spacing w:after="40" w:before="0"/>
+              <w:jc w:val="left"/>
+            </w:pPr>
+            <w:r>
+              <w:rPr>
+                <w:rFonts w:ascii="Arial" w:cs="Arial" w:eastAsia="Arial" w:hAnsi="Arial"/>
+                <w:b w:val="false"/>
+                <w:bCs w:val="false"/>
+                <w:i w:val="false"/>
+                <w:iCs w:val="false"/>
+                <w:color w:val="000000"/>
+                <w:sz w:val="18"/>
+                <w:szCs w:val="18"/>
+              </w:rPr>
+              <w:t xml:space="preserve"/>
+            </w:r>
+          </w:p>
+          <w:p>
+            <w:pPr>
+              <w:spacing w:after="40" w:before="0"/>
+              <w:jc w:val="left"/>
+            </w:pPr>
+            <w:r>
+              <w:rPr>
+                <w:rFonts w:ascii="Arial" w:cs="Arial" w:eastAsia="Arial" w:hAnsi="Arial"/>
+                <w:b w:val="false"/>
+                <w:bCs w:val="false"/>
+                <w:i w:val="false"/>
+                <w:iCs w:val="false"/>
+                <w:color w:val="000000"/>
+                <w:sz w:val="18"/>
+                <w:szCs w:val="18"/>
+              </w:rPr>
+              <w:t xml:space="preserve">KICD KEY INQUIRY QUESTION:</w:t>
+            </w:r>
+          </w:p>
+          <w:p>
+            <w:pPr>
+              <w:spacing w:after="40" w:before="0"/>
+              <w:jc w:val="left"/>
+            </w:pPr>
+            <w:r>
+              <w:rPr>
+                <w:rFonts w:ascii="Arial" w:cs="Arial" w:eastAsia="Arial" w:hAnsi="Arial"/>
+                <w:b w:val="false"/>
+                <w:bCs w:val="false"/>
+                <w:i w:val="false"/>
+                <w:iCs w:val="false"/>
+                <w:color w:val="000000"/>
+                <w:sz w:val="18"/>
+                <w:szCs w:val="18"/>
+              </w:rPr>
+              <w:t xml:space="preserve">1. How are elements suited to their use in day-to-day life?</w:t>
+            </w:r>
+          </w:p>
+        </w:tc>
+      </w:tr>
+      <w:tr>
+        <w:tc>
+          <w:tcPr>
+            <w:tcW w:type="dxa" w:w="3000"/>
+            <w:shd w:fill="EAD1F5" w:color="auto" w:val="clear"/>
+            <w:tcMar>
+              <w:top w:type="dxa" w:w="60"/>
+              <w:left w:type="dxa" w:w="120"/>
+              <w:bottom w:type="dxa" w:w="60"/>
+              <w:right w:type="dxa" w:w="120"/>
+            </w:tcMar>
+            <w:vAlign w:val="top"/>
+          </w:tcPr>
+          <w:p>
+            <w:pPr>
+              <w:spacing w:after="40" w:before="0"/>
+              <w:jc w:val="left"/>
+            </w:pPr>
+            <w:r>
+              <w:rPr>
+                <w:rFonts w:ascii="Arial" w:cs="Arial" w:eastAsia="Arial" w:hAnsi="Arial"/>
+                <w:b/>
+                <w:bCs/>
+                <w:i w:val="false"/>
+                <w:iCs w:val="false"/>
+                <w:color w:val="000000"/>
+                <w:sz w:val="18"/>
+                <w:szCs w:val="18"/>
+              </w:rPr>
+              <w:t xml:space="preserve">Anchoring Phenomenon</w:t>
+            </w:r>
+          </w:p>
+        </w:tc>
+        <w:tc>
+          <w:tcPr>
+            <w:tcW w:type="dxa" w:w="10680"/>
+            <w:shd w:fill="FFFFFF" w:color="auto" w:val="clear"/>
+            <w:tcMar>
+              <w:top w:type="dxa" w:w="60"/>
+              <w:left w:type="dxa" w:w="120"/>
+              <w:bottom w:type="dxa" w:w="60"/>
+              <w:right w:type="dxa" w:w="120"/>
+            </w:tcMar>
+            <w:vAlign w:val="top"/>
+          </w:tcPr>
+          <w:p>
+            <w:pPr>
+              <w:spacing w:after="40" w:before="0"/>
+              <w:jc w:val="left"/>
+            </w:pPr>
+            <w:r>
+              <w:rPr>
+                <w:rFonts w:ascii="Arial" w:cs="Arial" w:eastAsia="Arial" w:hAnsi="Arial"/>
+                <w:b w:val="false"/>
+                <w:bCs w:val="false"/>
+                <w:i w:val="false"/>
+                <w:iCs w:val="false"/>
+                <w:color w:val="000000"/>
+                <w:sz w:val="18"/>
+                <w:szCs w:val="18"/>
+              </w:rPr>
+              <w:t xml:space="preserve">ANCHORING PHENOMENON — "The Street Lights of Thika Road Glow Orange, But the Welding Torch Burns Blue-White and Leaves No Ash"</w:t>
+            </w:r>
+          </w:p>
+          <w:p>
+            <w:pPr>
+              <w:spacing w:after="40" w:before="0"/>
+              <w:jc w:val="left"/>
+            </w:pPr>
+            <w:r>
+              <w:rPr>
+                <w:rFonts w:ascii="Arial" w:cs="Arial" w:eastAsia="Arial" w:hAnsi="Arial"/>
+                <w:b w:val="false"/>
+                <w:bCs w:val="false"/>
+                <w:i w:val="false"/>
+                <w:iCs w:val="false"/>
+                <w:color w:val="000000"/>
+                <w:sz w:val="18"/>
+                <w:szCs w:val="18"/>
+              </w:rPr>
+              <w:t xml:space="preserve"/>
+            </w:r>
+          </w:p>
+          <w:p>
+            <w:pPr>
+              <w:spacing w:after="40" w:before="0"/>
+              <w:jc w:val="left"/>
+            </w:pPr>
+            <w:r>
+              <w:rPr>
+                <w:rFonts w:ascii="Arial" w:cs="Arial" w:eastAsia="Arial" w:hAnsi="Arial"/>
+                <w:b w:val="false"/>
+                <w:bCs w:val="false"/>
+                <w:i w:val="false"/>
+                <w:iCs w:val="false"/>
+                <w:color w:val="000000"/>
+                <w:sz w:val="18"/>
+                <w:szCs w:val="18"/>
+              </w:rPr>
+              <w:t xml:space="preserve">Students living near or travelling along Nairobi's Thika Superhighway notice that the tall street lamps cast a distinctive orange-yellow glow every night, yet a jua kali (informal sector) welder in Kamukunji uses a gas that produces an intensely bright, almost colourless flame that neither burns nor reacts with the metal being welded. Meanwhile, the white powder a student's parent sprinkles into the household water storage tank (calcium hypochlorite, commonly called "pool chlorine") fizzes and releases a sharp, choking smell when it contacts water — yet the noble gas inside a party balloon (helium) is completely inert and harmless. All four substances — sodium (in the street lamp), argon (in the welding shield), chlorine compounds (in the water treatment tablet), and helium (in the balloon) — are elements, yet they behave in strikingly different ways. Students are puzzled: if all these are elements made of atoms, why do some explode on contact with water, some glow in sealed tubes, some bleach and disinfect, and some do absolutely nothing? The puzzle deepens when students realise that iron (in a jembe/hoe), copper (in electrical wiring), and zinc (on a mabati/corrugated iron roof) are also elements, yet they are solid, shiny and conduct electricity — properties utterly unlike sodium or chlorine. This phenomenon anchors the entire unit: students must explain the patterns in element behaviour by uncovering the concept of chemical families.</w:t>
+            </w:r>
+          </w:p>
+        </w:tc>
+      </w:tr>
+      <w:tr>
+        <w:tc>
+          <w:tcPr>
+            <w:tcW w:type="dxa" w:w="3000"/>
+            <w:shd w:fill="D9EEF1" w:color="auto" w:val="clear"/>
+            <w:tcMar>
+              <w:top w:type="dxa" w:w="60"/>
+              <w:left w:type="dxa" w:w="120"/>
+              <w:bottom w:type="dxa" w:w="60"/>
+              <w:right w:type="dxa" w:w="120"/>
+            </w:tcMar>
+            <w:vAlign w:val="top"/>
+          </w:tcPr>
+          <w:p>
+            <w:pPr>
+              <w:spacing w:after="40" w:before="0"/>
+              <w:jc w:val="left"/>
+            </w:pPr>
+            <w:r>
+              <w:rPr>
+                <w:rFonts w:ascii="Arial" w:cs="Arial" w:eastAsia="Arial" w:hAnsi="Arial"/>
+                <w:b/>
+                <w:bCs/>
+                <w:i w:val="false"/>
+                <w:iCs w:val="false"/>
+                <w:color w:val="000000"/>
+                <w:sz w:val="18"/>
+                <w:szCs w:val="18"/>
+              </w:rPr>
+              <w:t xml:space="preserve">Storyline Thread</w:t>
+            </w:r>
+          </w:p>
+        </w:tc>
+        <w:tc>
+          <w:tcPr>
+            <w:tcW w:type="dxa" w:w="10680"/>
+            <w:shd w:fill="FFFFFF" w:color="auto" w:val="clear"/>
+            <w:tcMar>
+              <w:top w:type="dxa" w:w="60"/>
+              <w:left w:type="dxa" w:w="120"/>
+              <w:bottom w:type="dxa" w:w="60"/>
+              <w:right w:type="dxa" w:w="120"/>
+            </w:tcMar>
+            <w:vAlign w:val="top"/>
+          </w:tcPr>
+          <w:p>
+            <w:pPr>
+              <w:spacing w:after="40" w:before="0"/>
+              <w:jc w:val="left"/>
+            </w:pPr>
+            <w:r>
+              <w:rPr>
+                <w:rFonts w:ascii="Arial" w:cs="Arial" w:eastAsia="Arial" w:hAnsi="Arial"/>
+                <w:b w:val="false"/>
+                <w:bCs w:val="false"/>
+                <w:i w:val="false"/>
+                <w:iCs w:val="false"/>
+                <w:color w:val="000000"/>
+                <w:sz w:val="18"/>
+                <w:szCs w:val="18"/>
+              </w:rPr>
+              <w:t xml:space="preserve">Lesson 1 — PREDICT: "Family Resemblances" — Anchoring Phenomenon Launch</w:t>
+            </w:r>
+          </w:p>
+          <w:p>
+            <w:pPr>
+              <w:spacing w:after="40" w:before="0"/>
+              <w:jc w:val="left"/>
+            </w:pPr>
+            <w:r>
+              <w:rPr>
+                <w:rFonts w:ascii="Arial" w:cs="Arial" w:eastAsia="Arial" w:hAnsi="Arial"/>
+                <w:b w:val="false"/>
+                <w:bCs w:val="false"/>
+                <w:i w:val="false"/>
+                <w:iCs w:val="false"/>
+                <w:color w:val="000000"/>
+                <w:sz w:val="18"/>
+                <w:szCs w:val="18"/>
+              </w:rPr>
+              <w:t xml:space="preserve">Students are shown the four anchoring images/objects: a Thika Road sodium lamp, a jua kali argon-welding setup, a calcium hypochlorite water tablet fizzing in a cup, and a helium party balloon. Working in groups, students record predictions: What do these substances have in common? Why do they behave so differently? Students construct an initial class Driving Question Board (DQB) listing their wonderings. Teacher introduces the term "chemical family" and students sort the first 20 elements (cards provided) by guessing which belong together — without being told the rules — activating prior knowledge from Sub-Strand 2.1 (Periodic Table) on electron arrangements.</w:t>
+            </w:r>
+          </w:p>
+          <w:p>
+            <w:pPr>
+              <w:spacing w:after="40" w:before="0"/>
+              <w:jc w:val="left"/>
+            </w:pPr>
+            <w:r>
+              <w:rPr>
+                <w:rFonts w:ascii="Arial" w:cs="Arial" w:eastAsia="Arial" w:hAnsi="Arial"/>
+                <w:b w:val="false"/>
+                <w:bCs w:val="false"/>
+                <w:i w:val="false"/>
+                <w:iCs w:val="false"/>
+                <w:color w:val="000000"/>
+                <w:sz w:val="18"/>
+                <w:szCs w:val="18"/>
+              </w:rPr>
+              <w:t xml:space="preserve"/>
+            </w:r>
+          </w:p>
+          <w:p>
+            <w:pPr>
+              <w:spacing w:after="40" w:before="0"/>
+              <w:jc w:val="left"/>
+            </w:pPr>
+            <w:r>
+              <w:rPr>
+                <w:rFonts w:ascii="Arial" w:cs="Arial" w:eastAsia="Arial" w:hAnsi="Arial"/>
+                <w:b w:val="false"/>
+                <w:bCs w:val="false"/>
+                <w:i w:val="false"/>
+                <w:iCs w:val="false"/>
+                <w:color w:val="000000"/>
+                <w:sz w:val="18"/>
+                <w:szCs w:val="18"/>
+              </w:rPr>
+              <w:t xml:space="preserve">Lesson 2 — OBSERVE &amp; EXPLAIN: Alkali Metals — Dramatic Reactivity</w:t>
+            </w:r>
+          </w:p>
+          <w:p>
+            <w:pPr>
+              <w:spacing w:after="40" w:before="0"/>
+              <w:jc w:val="left"/>
+            </w:pPr>
+            <w:r>
+              <w:rPr>
+                <w:rFonts w:ascii="Arial" w:cs="Arial" w:eastAsia="Arial" w:hAnsi="Arial"/>
+                <w:b w:val="false"/>
+                <w:bCs w:val="false"/>
+                <w:i w:val="false"/>
+                <w:iCs w:val="false"/>
+                <w:color w:val="000000"/>
+                <w:sz w:val="18"/>
+                <w:szCs w:val="18"/>
+              </w:rPr>
+              <w:t xml:space="preserve">Students watch a teacher demonstration (or video clip) of sodium reacting with water (fizzing, movement, possible ignition) and compare it to lithium and potassium. Groups record observations and write balanced equations for Na + H₂O and K + H₂O. Students discuss: why does reactivity increase down Group 1? Teacher connects observations to electron arrangement (one outer electron, easily lost). Students update DQB: "We now know alkali metals lose one electron easily — but why do alkaline earth metals behave differently?"</w:t>
+            </w:r>
+          </w:p>
+          <w:p>
+            <w:pPr>
+              <w:spacing w:after="40" w:before="0"/>
+              <w:jc w:val="left"/>
+            </w:pPr>
+            <w:r>
+              <w:rPr>
+                <w:rFonts w:ascii="Arial" w:cs="Arial" w:eastAsia="Arial" w:hAnsi="Arial"/>
+                <w:b w:val="false"/>
+                <w:bCs w:val="false"/>
+                <w:i w:val="false"/>
+                <w:iCs w:val="false"/>
+                <w:color w:val="000000"/>
+                <w:sz w:val="18"/>
+                <w:szCs w:val="18"/>
+              </w:rPr>
+              <w:t xml:space="preserve"/>
+            </w:r>
+          </w:p>
+          <w:p>
+            <w:pPr>
+              <w:spacing w:after="40" w:before="0"/>
+              <w:jc w:val="left"/>
+            </w:pPr>
+            <w:r>
+              <w:rPr>
+                <w:rFonts w:ascii="Arial" w:cs="Arial" w:eastAsia="Arial" w:hAnsi="Arial"/>
+                <w:b w:val="false"/>
+                <w:bCs w:val="false"/>
+                <w:i w:val="false"/>
+                <w:iCs w:val="false"/>
+                <w:color w:val="000000"/>
+                <w:sz w:val="18"/>
+                <w:szCs w:val="18"/>
+              </w:rPr>
+              <w:t xml:space="preserve">Lesson 3 — OBSERVE &amp; EXPLAIN: Alkaline Earth Metals — Moderate Reactivity</w:t>
+            </w:r>
+          </w:p>
+          <w:p>
+            <w:pPr>
+              <w:spacing w:after="40" w:before="0"/>
+              <w:jc w:val="left"/>
+            </w:pPr>
+            <w:r>
+              <w:rPr>
+                <w:rFonts w:ascii="Arial" w:cs="Arial" w:eastAsia="Arial" w:hAnsi="Arial"/>
+                <w:b w:val="false"/>
+                <w:bCs w:val="false"/>
+                <w:i w:val="false"/>
+                <w:iCs w:val="false"/>
+                <w:color w:val="000000"/>
+                <w:sz w:val="18"/>
+                <w:szCs w:val="18"/>
+              </w:rPr>
+              <w:t xml:space="preserve">Students carry out a supervised experiment: magnesium ribbon reacts with dilute hydrochloric acid (HCl) and with water (cold vs. hot). Observations are recorded and balanced equations written (Mg + HCl, Mg + H₂O steam). Students compare reactivity of Group 1 vs. Group 2, linking two outer electrons to lower reactivity. Teacher connects to real Kenyan context: magnesium and calcium in fertilisers (CAN — Calcium Ammonium Nitrate) used by Rift Valley maize farmers. Students update DQB and their initial element-sorting cards.</w:t>
+            </w:r>
+          </w:p>
+          <w:p>
+            <w:pPr>
+              <w:spacing w:after="40" w:before="0"/>
+              <w:jc w:val="left"/>
+            </w:pPr>
+            <w:r>
+              <w:rPr>
+                <w:rFonts w:ascii="Arial" w:cs="Arial" w:eastAsia="Arial" w:hAnsi="Arial"/>
+                <w:b w:val="false"/>
+                <w:bCs w:val="false"/>
+                <w:i w:val="false"/>
+                <w:iCs w:val="false"/>
+                <w:color w:val="000000"/>
+                <w:sz w:val="18"/>
+                <w:szCs w:val="18"/>
+              </w:rPr>
+              <w:t xml:space="preserve"/>
+            </w:r>
+          </w:p>
+          <w:p>
+            <w:pPr>
+              <w:spacing w:after="40" w:before="0"/>
+              <w:jc w:val="left"/>
+            </w:pPr>
+            <w:r>
+              <w:rPr>
+                <w:rFonts w:ascii="Arial" w:cs="Arial" w:eastAsia="Arial" w:hAnsi="Arial"/>
+                <w:b w:val="false"/>
+                <w:bCs w:val="false"/>
+                <w:i w:val="false"/>
+                <w:iCs w:val="false"/>
+                <w:color w:val="000000"/>
+                <w:sz w:val="18"/>
+                <w:szCs w:val="18"/>
+              </w:rPr>
+              <w:t xml:space="preserve">Lesson 4 — OBSERVE &amp; EXPLAIN: Halogens — Reactive Non-Metals and the Bleaching Mystery</w:t>
+            </w:r>
+          </w:p>
+          <w:p>
+            <w:pPr>
+              <w:spacing w:after="40" w:before="0"/>
+              <w:jc w:val="left"/>
+            </w:pPr>
+            <w:r>
+              <w:rPr>
+                <w:rFonts w:ascii="Arial" w:cs="Arial" w:eastAsia="Arial" w:hAnsi="Arial"/>
+                <w:b w:val="false"/>
+                <w:bCs w:val="false"/>
+                <w:i w:val="false"/>
+                <w:iCs w:val="false"/>
+                <w:color w:val="000000"/>
+                <w:sz w:val="18"/>
+                <w:szCs w:val="18"/>
+              </w:rPr>
+              <w:t xml:space="preserve">Students perform the colour-changing flower experiment (supporting phenomenon 2) using chlorine water and a hibiscus flower. Groups observe bleaching action and connect to chlorine's use in Nairobi Water's purification process. Teacher demonstrates iodine's colour change with starch (maize ugali flour used as the test substrate — connecting to the food-test skills from Strand 1.3). Students research (digital or print media) the properties of fluorine, bromine and iodine and compare trends down Group 17. Balanced equations for Cl₂ + H₂O and Cl₂ + NaOH are written. Students update DQB: "We can now explain bleaching — but what about elements that do NOTHING at all?"</w:t>
+            </w:r>
+          </w:p>
+          <w:p>
+            <w:pPr>
+              <w:spacing w:after="40" w:before="0"/>
+              <w:jc w:val="left"/>
+            </w:pPr>
+            <w:r>
+              <w:rPr>
+                <w:rFonts w:ascii="Arial" w:cs="Arial" w:eastAsia="Arial" w:hAnsi="Arial"/>
+                <w:b w:val="false"/>
+                <w:bCs w:val="false"/>
+                <w:i w:val="false"/>
+                <w:iCs w:val="false"/>
+                <w:color w:val="000000"/>
+                <w:sz w:val="18"/>
+                <w:szCs w:val="18"/>
+              </w:rPr>
+              <w:t xml:space="preserve"/>
+            </w:r>
+          </w:p>
+          <w:p>
+            <w:pPr>
+              <w:spacing w:after="40" w:before="0"/>
+              <w:jc w:val="left"/>
+            </w:pPr>
+            <w:r>
+              <w:rPr>
+                <w:rFonts w:ascii="Arial" w:cs="Arial" w:eastAsia="Arial" w:hAnsi="Arial"/>
+                <w:b w:val="false"/>
+                <w:bCs w:val="false"/>
+                <w:i w:val="false"/>
+                <w:iCs w:val="false"/>
+                <w:color w:val="000000"/>
+                <w:sz w:val="18"/>
+                <w:szCs w:val="18"/>
+              </w:rPr>
+              <w:t xml:space="preserve">Lesson 5 — OBSERVE &amp; EXPLAIN: Noble Gases — Stability and Inertness</w:t>
+            </w:r>
+          </w:p>
+          <w:p>
+            <w:pPr>
+              <w:spacing w:after="40" w:before="0"/>
+              <w:jc w:val="left"/>
+            </w:pPr>
+            <w:r>
+              <w:rPr>
+                <w:rFonts w:ascii="Arial" w:cs="Arial" w:eastAsia="Arial" w:hAnsi="Arial"/>
+                <w:b w:val="false"/>
+                <w:bCs w:val="false"/>
+                <w:i w:val="false"/>
+                <w:iCs w:val="false"/>
+                <w:color w:val="000000"/>
+                <w:sz w:val="18"/>
+                <w:szCs w:val="18"/>
+              </w:rPr>
+              <w:t xml:space="preserve">Students revisit the anchoring phenomenon: the argon welding shield and the helium balloon. Teacher explains full outer electron shells and the link to noble gas inertness (connecting back to Sub-Strand 2.1 electron configuration). Students research (digital devices / print media) the uses of noble gases: neon in road signage along Mombasa Road, argon in jua kali welding, helium in weather balloons used by Kenya Meteorological Department, krypton in photographic flash lamps. Groups create a mini-chart linking each noble gas to its use and the property that makes it suitable. Students update DQB: "Noble gases are stable — so how are the shiny, heavy transition metals different from all the families we've studied?"</w:t>
+            </w:r>
+          </w:p>
+          <w:p>
+            <w:pPr>
+              <w:spacing w:after="40" w:before="0"/>
+              <w:jc w:val="left"/>
+            </w:pPr>
+            <w:r>
+              <w:rPr>
+                <w:rFonts w:ascii="Arial" w:cs="Arial" w:eastAsia="Arial" w:hAnsi="Arial"/>
+                <w:b w:val="false"/>
+                <w:bCs w:val="false"/>
+                <w:i w:val="false"/>
+                <w:iCs w:val="false"/>
+                <w:color w:val="000000"/>
+                <w:sz w:val="18"/>
+                <w:szCs w:val="18"/>
+              </w:rPr>
+              <w:t xml:space="preserve"/>
+            </w:r>
+          </w:p>
+          <w:p>
+            <w:pPr>
+              <w:spacing w:after="40" w:before="0"/>
+              <w:jc w:val="left"/>
+            </w:pPr>
+            <w:r>
+              <w:rPr>
+                <w:rFonts w:ascii="Arial" w:cs="Arial" w:eastAsia="Arial" w:hAnsi="Arial"/>
+                <w:b w:val="false"/>
+                <w:bCs w:val="false"/>
+                <w:i w:val="false"/>
+                <w:iCs w:val="false"/>
+                <w:color w:val="000000"/>
+                <w:sz w:val="18"/>
+                <w:szCs w:val="18"/>
+              </w:rPr>
+              <w:t xml:space="preserve">Lesson 6 — OBSERVE &amp; INVESTIGATE: Transition Metals — Properties and Uses</w:t>
+            </w:r>
+          </w:p>
+          <w:p>
+            <w:pPr>
+              <w:spacing w:after="40" w:before="0"/>
+              <w:jc w:val="left"/>
+            </w:pPr>
+            <w:r>
+              <w:rPr>
+                <w:rFonts w:ascii="Arial" w:cs="Arial" w:eastAsia="Arial" w:hAnsi="Arial"/>
+                <w:b w:val="false"/>
+                <w:bCs w:val="false"/>
+                <w:i w:val="false"/>
+                <w:iCs w:val="false"/>
+                <w:color w:val="000000"/>
+                <w:sz w:val="18"/>
+                <w:szCs w:val="18"/>
+              </w:rPr>
+              <w:t xml:space="preserve">Students examine physical samples (or photographs) of copper wire, iron nails, zinc sheets (mabati), and lead weights and record physical properties (colour, lustre, hardness, conductivity). Teacher-guided discussion covers: variable oxidation states, catalytic behaviour, coloured compounds (copper sulphate solution — blue; iron(III) chloride — yellow-brown). Students connect to Kenyan contexts: copper in Kenyan electrical infrastructure, iron in jembes and SGR rails, zinc in roofing (mabati) across rural Kenya, lead in old Nairobi water pipes being replaced. Groups research (digital/print) additional transition metal uses and prepare a summary table. Students observe safety — handling dilute solutions with gloves and goggles, using first-aid kits if needed. DQB is updated with explanations for transition metal properties.</w:t>
+            </w:r>
+          </w:p>
+          <w:p>
+            <w:pPr>
+              <w:spacing w:after="40" w:before="0"/>
+              <w:jc w:val="left"/>
+            </w:pPr>
+            <w:r>
+              <w:rPr>
+                <w:rFonts w:ascii="Arial" w:cs="Arial" w:eastAsia="Arial" w:hAnsi="Arial"/>
+                <w:b w:val="false"/>
+                <w:bCs w:val="false"/>
+                <w:i w:val="false"/>
+                <w:iCs w:val="false"/>
+                <w:color w:val="000000"/>
+                <w:sz w:val="18"/>
+                <w:szCs w:val="18"/>
+              </w:rPr>
+              <w:t xml:space="preserve"/>
+            </w:r>
+          </w:p>
+          <w:p>
+            <w:pPr>
+              <w:spacing w:after="40" w:before="0"/>
+              <w:jc w:val="left"/>
+            </w:pPr>
+            <w:r>
+              <w:rPr>
+                <w:rFonts w:ascii="Arial" w:cs="Arial" w:eastAsia="Arial" w:hAnsi="Arial"/>
+                <w:b w:val="false"/>
+                <w:bCs w:val="false"/>
+                <w:i w:val="false"/>
+                <w:iCs w:val="false"/>
+                <w:color w:val="000000"/>
+                <w:sz w:val="18"/>
+                <w:szCs w:val="18"/>
+              </w:rPr>
+              <w:t xml:space="preserve">Lesson 7 — EXPLAIN &amp; MODEL: Connecting Properties to Uses Across All Chemical Families</w:t>
+            </w:r>
+          </w:p>
+          <w:p>
+            <w:pPr>
+              <w:spacing w:after="40" w:before="0"/>
+              <w:jc w:val="left"/>
+            </w:pPr>
+            <w:r>
+              <w:rPr>
+                <w:rFonts w:ascii="Arial" w:cs="Arial" w:eastAsia="Arial" w:hAnsi="Arial"/>
+                <w:b w:val="false"/>
+                <w:bCs w:val="false"/>
+                <w:i w:val="false"/>
+                <w:iCs w:val="false"/>
+                <w:color w:val="000000"/>
+                <w:sz w:val="18"/>
+                <w:szCs w:val="18"/>
+              </w:rPr>
+              <w:t xml:space="preserve">Students return to the full anchoring phenomenon and all four supporting phenomena. Working in groups, each group is assigned one chemical family and prepares a structured explanation poster (or digital slide): What are the family's key physical and chemical properties? What electron arrangement explains these properties? What are 3 Kenyan uses of elements from this family? Groups present to the class (peer teaching). Class collectively revises the element-sorting activity from Lesson 1 — students now correctly classify all 20 elements into families with justifications. Teacher facilitates a whole-class discussion on the driving question: "How are elements suited to their use in day-to-day life?" DQB is updated to reflect consolidated understanding.</w:t>
+            </w:r>
+          </w:p>
+          <w:p>
+            <w:pPr>
+              <w:spacing w:after="40" w:before="0"/>
+              <w:jc w:val="left"/>
+            </w:pPr>
+            <w:r>
+              <w:rPr>
+                <w:rFonts w:ascii="Arial" w:cs="Arial" w:eastAsia="Arial" w:hAnsi="Arial"/>
+                <w:b w:val="false"/>
+                <w:bCs w:val="false"/>
+                <w:i w:val="false"/>
+                <w:iCs w:val="false"/>
+                <w:color w:val="000000"/>
+                <w:sz w:val="18"/>
+                <w:szCs w:val="18"/>
+              </w:rPr>
+              <w:t xml:space="preserve"/>
+            </w:r>
+          </w:p>
+          <w:p>
+            <w:pPr>
+              <w:spacing w:after="40" w:before="0"/>
+              <w:jc w:val="left"/>
+            </w:pPr>
+            <w:r>
+              <w:rPr>
+                <w:rFonts w:ascii="Arial" w:cs="Arial" w:eastAsia="Arial" w:hAnsi="Arial"/>
+                <w:b w:val="false"/>
+                <w:bCs w:val="false"/>
+                <w:i w:val="false"/>
+                <w:iCs w:val="false"/>
+                <w:color w:val="000000"/>
+                <w:sz w:val="18"/>
+                <w:szCs w:val="18"/>
+              </w:rPr>
+              <w:t xml:space="preserve">Lesson 8 — MODEL BUILDING, DQB CONSOLIDATION &amp; ASSESSMENT</w:t>
+            </w:r>
+          </w:p>
+          <w:p>
+            <w:pPr>
+              <w:spacing w:after="40" w:before="0"/>
+              <w:jc w:val="left"/>
+            </w:pPr>
+            <w:r>
+              <w:rPr>
+                <w:rFonts w:ascii="Arial" w:cs="Arial" w:eastAsia="Arial" w:hAnsi="Arial"/>
+                <w:b w:val="false"/>
+                <w:bCs w:val="false"/>
+                <w:i w:val="false"/>
+                <w:iCs w:val="false"/>
+                <w:color w:val="000000"/>
+                <w:sz w:val="18"/>
+                <w:szCs w:val="18"/>
+              </w:rPr>
+              <w:t xml:space="preserve">Students individually (or in pairs) complete a cumulative model: a fully annotated chemical families reference chart that maps each family → key properties → electron arrangement pattern → 3 Kenyan uses → one safety/environmental consideration. Class conducts a final DQB review — circling questions now answered and flagging any remaining wonderings (linking forward to Sub-Strand 2.3 Chemical Bonding). Formative assessment: students write a short structured explanation responding to the driving question, using evidence from at least three investigations conducted during the unit. Teacher provides feedback and previews how chemical family properties determine the types of bonds elements form — the bridge to the next sub-strand.</w:t>
+            </w:r>
+          </w:p>
+        </w:tc>
+      </w:tr>
+      <w:tr>
+        <w:tc>
+          <w:tcPr>
+            <w:tcW w:type="dxa" w:w="3000"/>
+            <w:shd w:fill="EAD1F5" w:color="auto" w:val="clear"/>
+            <w:tcMar>
+              <w:top w:type="dxa" w:w="60"/>
+              <w:left w:type="dxa" w:w="120"/>
+              <w:bottom w:type="dxa" w:w="60"/>
+              <w:right w:type="dxa" w:w="120"/>
+            </w:tcMar>
+            <w:vAlign w:val="top"/>
+          </w:tcPr>
+          <w:p>
+            <w:pPr>
+              <w:spacing w:after="40" w:before="0"/>
+              <w:jc w:val="left"/>
+            </w:pPr>
+            <w:r>
+              <w:rPr>
+                <w:rFonts w:ascii="Arial" w:cs="Arial" w:eastAsia="Arial" w:hAnsi="Arial"/>
+                <w:b/>
+                <w:bCs/>
+                <w:i w:val="false"/>
+                <w:iCs w:val="false"/>
+                <w:color w:val="000000"/>
+                <w:sz w:val="18"/>
+                <w:szCs w:val="18"/>
+              </w:rPr>
+              <w:t xml:space="preserve">Supporting Phenomena</w:t>
+            </w:r>
+          </w:p>
+        </w:tc>
+        <w:tc>
+          <w:tcPr>
+            <w:tcW w:type="dxa" w:w="10680"/>
+            <w:shd w:fill="FFFFFF" w:color="auto" w:val="clear"/>
+            <w:tcMar>
+              <w:top w:type="dxa" w:w="60"/>
+              <w:left w:type="dxa" w:w="120"/>
+              <w:bottom w:type="dxa" w:w="60"/>
+              <w:right w:type="dxa" w:w="120"/>
+            </w:tcMar>
+            <w:vAlign w:val="top"/>
+          </w:tcPr>
+          <w:p>
+            <w:pPr>
+              <w:spacing w:after="30" w:before="0"/>
+              <w:ind w:left="360" w:hanging="180"/>
+              <w:jc w:val="left"/>
+            </w:pPr>
+            <w:r>
+              <w:rPr>
+                <w:rFonts w:ascii="Arial" w:cs="Arial" w:eastAsia="Arial" w:hAnsi="Arial"/>
+                <w:b w:val="false"/>
+                <w:bCs w:val="false"/>
+                <w:i w:val="false"/>
+                <w:iCs w:val="false"/>
+                <w:color w:val="000000"/>
+                <w:sz w:val="18"/>
+                <w:szCs w:val="18"/>
+              </w:rPr>
+              <w:t xml:space="preserve">–  Supporting Phenomenon 1 — "Sodium vs. Magnesium in Water": A teacher demonstration (or video clip) shows a small piece of sodium metal dropped into a trough of water fizzing violently, skidding across the surface and occasionally igniting — while a piece of magnesium ribbon placed in the same trough barely reacts, producing only tiny bubbles over several minutes. Students are puzzled: both are shiny metals, yet their reactivity is dramatically different. This supports learning about alkali metals vs. alkaline earth metals and trends in reactivity within and between families.</w:t>
+            </w:r>
+          </w:p>
+          <w:p>
+            <w:pPr>
+              <w:spacing w:after="30" w:before="0"/>
+              <w:ind w:left="360" w:hanging="180"/>
+              <w:jc w:val="left"/>
+            </w:pPr>
+            <w:r>
+              <w:rPr>
+                <w:rFonts w:ascii="Arial" w:cs="Arial" w:eastAsia="Arial" w:hAnsi="Arial"/>
+                <w:b w:val="false"/>
+                <w:bCs w:val="false"/>
+                <w:i w:val="false"/>
+                <w:iCs w:val="false"/>
+                <w:color w:val="000000"/>
+                <w:sz w:val="18"/>
+                <w:szCs w:val="18"/>
+              </w:rPr>
+              <w:t xml:space="preserve">–  Supporting Phenomenon 2 — "The Colour-Changing Flower Experiment": A fresh red hibiscus (commonly grown in Kenyan school compounds) placed in a jar with a few drops of chlorine water (or exposed to chlorine gas from dilute HCl + KMnO₄) loses its colour within minutes, turning white. Students are puzzled: how can an invisible gas destroy colour? This supports learning about the oxidising/bleaching properties of halogens and connects to the use of chlorine in Nairobi's water treatment plants.</w:t>
+            </w:r>
+          </w:p>
+          <w:p>
+            <w:pPr>
+              <w:spacing w:after="30" w:before="0"/>
+              <w:ind w:left="360" w:hanging="180"/>
+              <w:jc w:val="left"/>
+            </w:pPr>
+            <w:r>
+              <w:rPr>
+                <w:rFonts w:ascii="Arial" w:cs="Arial" w:eastAsia="Arial" w:hAnsi="Arial"/>
+                <w:b w:val="false"/>
+                <w:bCs w:val="false"/>
+                <w:i w:val="false"/>
+                <w:iCs w:val="false"/>
+                <w:color w:val="000000"/>
+                <w:sz w:val="18"/>
+                <w:szCs w:val="18"/>
+              </w:rPr>
+              <w:t xml:space="preserve">–  Supporting Phenomenon 3 — "The Rusting Jembe vs. the Shiny Copper Wire": Students observe that an iron jembe (hoe) left in the Rift Valley red soil rusts quickly, while the copper wiring inside a broken radio stays shiny for years. Yet both are transition metals. This supports learning about the varied physical and chemical properties of transition metals and their differential uses in Kenyan agriculture, construction and electronics.</w:t>
+            </w:r>
+          </w:p>
+          <w:p>
+            <w:pPr>
+              <w:spacing w:after="30" w:before="0"/>
+              <w:ind w:left="360" w:hanging="180"/>
+              <w:jc w:val="left"/>
+            </w:pPr>
+            <w:r>
+              <w:rPr>
+                <w:rFonts w:ascii="Arial" w:cs="Arial" w:eastAsia="Arial" w:hAnsi="Arial"/>
+                <w:b w:val="false"/>
+                <w:bCs w:val="false"/>
+                <w:i w:val="false"/>
+                <w:iCs w:val="false"/>
+                <w:color w:val="000000"/>
+                <w:sz w:val="18"/>
+                <w:szCs w:val="18"/>
+              </w:rPr>
+              <w:t xml:space="preserve">–  Supporting Phenomenon 4 — "Noble Gas Balloons vs. Hydrogen Balloons": Students recall (or watch a short video of) the 1937 Hindenburg disaster compared with the safe use of helium balloons at Kenyan school celebrations. Both gases are lighter than air, but one is catastrophically reactive and the other completely inert. This supports learning about the unique stability of noble gases and explains their safe industrial and commercial applications.</w:t>
+            </w:r>
+          </w:p>
+        </w:tc>
+      </w:tr>
+    </w:tbl>
+    <w:p>
+      <w:pPr>
+        <w:spacing w:after="120"/>
+      </w:pPr>
+      <w:r>
+        <w:t xml:space="preserve"/>
       </w:r>
     </w:p>
     <w:p>
@@ -150,7 +2556,7 @@
         </w:rPr>
         <w:t xml:space="preserve">© 2026 SeaVuria and ARES. This work is licensed under a </w:t>
       </w:r>
-      <w:hyperlink w:history="1" r:id="rIdqy7b3vvr6-hoziqjw3de6">
+      <w:hyperlink w:history="1" r:id="rId9bkblqhsvhdwlqbpnhwyq">
         <w:r>
           <w:rPr>
             <w:rFonts w:ascii="Arial" w:cs="Arial" w:eastAsia="Arial" w:hAnsi="Arial"/>
@@ -170,7 +2576,7 @@
         </w:rPr>
         <w:t xml:space="preserve"> (</w:t>
       </w:r>
-      <w:hyperlink w:history="1" r:id="rIdljccwselshjfxphti1iiw">
+      <w:hyperlink w:history="1" r:id="rIdptrisdht1e6mbgbkgy607">
         <w:r>
           <w:rPr>
             <w:rFonts w:ascii="Arial" w:cs="Arial" w:eastAsia="Arial" w:hAnsi="Arial"/>
@@ -190,7 +2596,7 @@
         </w:rPr>
         <w:t xml:space="preserve">). To view a copy of this license, visit </w:t>
       </w:r>
-      <w:hyperlink w:history="1" r:id="rIdmoi3tkij9wl0flb8exy0u">
+      <w:hyperlink w:history="1" r:id="rId6xpjk-c6btsttfnkpftmv">
         <w:r>
           <w:rPr>
             <w:rFonts w:ascii="Arial" w:cs="Arial" w:eastAsia="Arial" w:hAnsi="Arial"/>
@@ -209,2412 +2615,6 @@
           <w:szCs w:val="17"/>
         </w:rPr>
         <w:t xml:space="preserve">. You are free to copy, redistribute, and adapt this material in any medium or format, provided appropriate credit is given and the material is not used for commercial purposes. KICD learning outcomes and curriculum designations reproduced here for alignment purposes remain the property of KICD and are not covered by this license. Linked external resources (e.g. CK-12, Khan Academy, PhET) are subject to their own licenses.</w:t>
-      </w:r>
-    </w:p>
-    <w:p>
-      <w:pPr>
-        <w:spacing w:after="120"/>
-      </w:pPr>
-      <w:r>
-        <w:t xml:space="preserve"/>
-      </w:r>
-    </w:p>
-    <w:tbl>
-      <w:tblPr>
-        <w:tblW w:type="dxa" w:w="13680"/>
-        <w:tblBorders>
-          <w:top w:val="single" w:color="AAAAAA" w:sz="4"/>
-          <w:left w:val="single" w:color="AAAAAA" w:sz="4"/>
-          <w:bottom w:val="single" w:color="AAAAAA" w:sz="4"/>
-          <w:right w:val="single" w:color="AAAAAA" w:sz="4"/>
-          <w:insideH w:val="single" w:color="auto" w:sz="4"/>
-          <w:insideV w:val="single" w:color="auto" w:sz="4"/>
-        </w:tblBorders>
-        <w:tblLayout w:type="fixed"/>
-      </w:tblPr>
-      <w:tblGrid>
-        <w:gridCol w:w="3000"/>
-        <w:gridCol w:w="10680"/>
-      </w:tblGrid>
-      <w:tr>
-        <w:tc>
-          <w:tcPr>
-            <w:tcW w:type="dxa" w:w="13680"/>
-            <w:gridSpan w:val="2"/>
-            <w:shd w:fill="1F3864" w:color="auto" w:val="clear"/>
-            <w:tcMar>
-              <w:top w:type="dxa" w:w="60"/>
-              <w:left w:type="dxa" w:w="120"/>
-              <w:bottom w:type="dxa" w:w="60"/>
-              <w:right w:type="dxa" w:w="120"/>
-            </w:tcMar>
-            <w:vAlign w:val="top"/>
-          </w:tcPr>
-          <w:p>
-            <w:pPr>
-              <w:spacing w:after="40" w:before="0"/>
-              <w:jc w:val="center"/>
-            </w:pPr>
-            <w:r>
-              <w:rPr>
-                <w:rFonts w:ascii="Arial" w:cs="Arial" w:eastAsia="Arial" w:hAnsi="Arial"/>
-                <w:b/>
-                <w:bCs/>
-                <w:i w:val="false"/>
-                <w:iCs w:val="false"/>
-                <w:color w:val="FFFFFF"/>
-                <w:sz w:val="22"/>
-                <w:szCs w:val="22"/>
-              </w:rPr>
-              <w:t xml:space="preserve">SUB-STRAND OVERVIEW</w:t>
-            </w:r>
-          </w:p>
-        </w:tc>
-      </w:tr>
-      <w:tr>
-        <w:tc>
-          <w:tcPr>
-            <w:tcW w:type="dxa" w:w="3000"/>
-            <w:shd w:fill="D5E8F0" w:color="auto" w:val="clear"/>
-            <w:tcMar>
-              <w:top w:type="dxa" w:w="60"/>
-              <w:left w:type="dxa" w:w="120"/>
-              <w:bottom w:type="dxa" w:w="60"/>
-              <w:right w:type="dxa" w:w="120"/>
-            </w:tcMar>
-            <w:vAlign w:val="top"/>
-          </w:tcPr>
-          <w:p>
-            <w:pPr>
-              <w:spacing w:after="40" w:before="0"/>
-              <w:jc w:val="left"/>
-            </w:pPr>
-            <w:r>
-              <w:rPr>
-                <w:rFonts w:ascii="Arial" w:cs="Arial" w:eastAsia="Arial" w:hAnsi="Arial"/>
-                <w:b/>
-                <w:bCs/>
-                <w:i w:val="false"/>
-                <w:iCs w:val="false"/>
-                <w:color w:val="000000"/>
-                <w:sz w:val="18"/>
-                <w:szCs w:val="18"/>
-              </w:rPr>
-              <w:t xml:space="preserve">Grade Level</w:t>
-            </w:r>
-          </w:p>
-        </w:tc>
-        <w:tc>
-          <w:tcPr>
-            <w:tcW w:type="dxa" w:w="10680"/>
-            <w:shd w:fill="FFFFFF" w:color="auto" w:val="clear"/>
-            <w:tcMar>
-              <w:top w:type="dxa" w:w="60"/>
-              <w:left w:type="dxa" w:w="120"/>
-              <w:bottom w:type="dxa" w:w="60"/>
-              <w:right w:type="dxa" w:w="120"/>
-            </w:tcMar>
-            <w:vAlign w:val="top"/>
-          </w:tcPr>
-          <w:p>
-            <w:pPr>
-              <w:spacing w:after="40" w:before="0"/>
-              <w:jc w:val="left"/>
-            </w:pPr>
-            <w:r>
-              <w:rPr>
-                <w:rFonts w:ascii="Arial" w:cs="Arial" w:eastAsia="Arial" w:hAnsi="Arial"/>
-                <w:b w:val="false"/>
-                <w:bCs w:val="false"/>
-                <w:i w:val="false"/>
-                <w:iCs w:val="false"/>
-                <w:color w:val="000000"/>
-                <w:sz w:val="18"/>
-                <w:szCs w:val="18"/>
-              </w:rPr>
-              <w:t xml:space="preserve">10</w:t>
-            </w:r>
-          </w:p>
-        </w:tc>
-      </w:tr>
-      <w:tr>
-        <w:tc>
-          <w:tcPr>
-            <w:tcW w:type="dxa" w:w="3000"/>
-            <w:shd w:fill="D5E8F0" w:color="auto" w:val="clear"/>
-            <w:tcMar>
-              <w:top w:type="dxa" w:w="60"/>
-              <w:left w:type="dxa" w:w="120"/>
-              <w:bottom w:type="dxa" w:w="60"/>
-              <w:right w:type="dxa" w:w="120"/>
-            </w:tcMar>
-            <w:vAlign w:val="top"/>
-          </w:tcPr>
-          <w:p>
-            <w:pPr>
-              <w:spacing w:after="40" w:before="0"/>
-              <w:jc w:val="left"/>
-            </w:pPr>
-            <w:r>
-              <w:rPr>
-                <w:rFonts w:ascii="Arial" w:cs="Arial" w:eastAsia="Arial" w:hAnsi="Arial"/>
-                <w:b/>
-                <w:bCs/>
-                <w:i w:val="false"/>
-                <w:iCs w:val="false"/>
-                <w:color w:val="000000"/>
-                <w:sz w:val="18"/>
-                <w:szCs w:val="18"/>
-              </w:rPr>
-              <w:t xml:space="preserve">Subject</w:t>
-            </w:r>
-          </w:p>
-        </w:tc>
-        <w:tc>
-          <w:tcPr>
-            <w:tcW w:type="dxa" w:w="10680"/>
-            <w:shd w:fill="FFFFFF" w:color="auto" w:val="clear"/>
-            <w:tcMar>
-              <w:top w:type="dxa" w:w="60"/>
-              <w:left w:type="dxa" w:w="120"/>
-              <w:bottom w:type="dxa" w:w="60"/>
-              <w:right w:type="dxa" w:w="120"/>
-            </w:tcMar>
-            <w:vAlign w:val="top"/>
-          </w:tcPr>
-          <w:p>
-            <w:pPr>
-              <w:spacing w:after="40" w:before="0"/>
-              <w:jc w:val="left"/>
-            </w:pPr>
-            <w:r>
-              <w:rPr>
-                <w:rFonts w:ascii="Arial" w:cs="Arial" w:eastAsia="Arial" w:hAnsi="Arial"/>
-                <w:b w:val="false"/>
-                <w:bCs w:val="false"/>
-                <w:i w:val="false"/>
-                <w:iCs w:val="false"/>
-                <w:color w:val="000000"/>
-                <w:sz w:val="18"/>
-                <w:szCs w:val="18"/>
-              </w:rPr>
-              <w:t xml:space="preserve">General Science</w:t>
-            </w:r>
-          </w:p>
-        </w:tc>
-      </w:tr>
-      <w:tr>
-        <w:tc>
-          <w:tcPr>
-            <w:tcW w:type="dxa" w:w="3000"/>
-            <w:shd w:fill="D5E8F0" w:color="auto" w:val="clear"/>
-            <w:tcMar>
-              <w:top w:type="dxa" w:w="60"/>
-              <w:left w:type="dxa" w:w="120"/>
-              <w:bottom w:type="dxa" w:w="60"/>
-              <w:right w:type="dxa" w:w="120"/>
-            </w:tcMar>
-            <w:vAlign w:val="top"/>
-          </w:tcPr>
-          <w:p>
-            <w:pPr>
-              <w:spacing w:after="40" w:before="0"/>
-              <w:jc w:val="left"/>
-            </w:pPr>
-            <w:r>
-              <w:rPr>
-                <w:rFonts w:ascii="Arial" w:cs="Arial" w:eastAsia="Arial" w:hAnsi="Arial"/>
-                <w:b/>
-                <w:bCs/>
-                <w:i w:val="false"/>
-                <w:iCs w:val="false"/>
-                <w:color w:val="000000"/>
-                <w:sz w:val="18"/>
-                <w:szCs w:val="18"/>
-              </w:rPr>
-              <w:t xml:space="preserve">Strand</w:t>
-            </w:r>
-          </w:p>
-        </w:tc>
-        <w:tc>
-          <w:tcPr>
-            <w:tcW w:type="dxa" w:w="10680"/>
-            <w:shd w:fill="FFFFFF" w:color="auto" w:val="clear"/>
-            <w:tcMar>
-              <w:top w:type="dxa" w:w="60"/>
-              <w:left w:type="dxa" w:w="120"/>
-              <w:bottom w:type="dxa" w:w="60"/>
-              <w:right w:type="dxa" w:w="120"/>
-            </w:tcMar>
-            <w:vAlign w:val="top"/>
-          </w:tcPr>
-          <w:p>
-            <w:pPr>
-              <w:spacing w:after="40" w:before="0"/>
-              <w:jc w:val="left"/>
-            </w:pPr>
-            <w:r>
-              <w:rPr>
-                <w:rFonts w:ascii="Arial" w:cs="Arial" w:eastAsia="Arial" w:hAnsi="Arial"/>
-                <w:b w:val="false"/>
-                <w:bCs w:val="false"/>
-                <w:i w:val="false"/>
-                <w:iCs w:val="false"/>
-                <w:color w:val="000000"/>
-                <w:sz w:val="18"/>
-                <w:szCs w:val="18"/>
-              </w:rPr>
-              <w:t xml:space="preserve">Strand 2.0: Matter and Chemical Reactions</w:t>
-            </w:r>
-          </w:p>
-        </w:tc>
-      </w:tr>
-      <w:tr>
-        <w:tc>
-          <w:tcPr>
-            <w:tcW w:type="dxa" w:w="3000"/>
-            <w:shd w:fill="D5E8F0" w:color="auto" w:val="clear"/>
-            <w:tcMar>
-              <w:top w:type="dxa" w:w="60"/>
-              <w:left w:type="dxa" w:w="120"/>
-              <w:bottom w:type="dxa" w:w="60"/>
-              <w:right w:type="dxa" w:w="120"/>
-            </w:tcMar>
-            <w:vAlign w:val="top"/>
-          </w:tcPr>
-          <w:p>
-            <w:pPr>
-              <w:spacing w:after="40" w:before="0"/>
-              <w:jc w:val="left"/>
-            </w:pPr>
-            <w:r>
-              <w:rPr>
-                <w:rFonts w:ascii="Arial" w:cs="Arial" w:eastAsia="Arial" w:hAnsi="Arial"/>
-                <w:b/>
-                <w:bCs/>
-                <w:i w:val="false"/>
-                <w:iCs w:val="false"/>
-                <w:color w:val="000000"/>
-                <w:sz w:val="18"/>
-                <w:szCs w:val="18"/>
-              </w:rPr>
-              <w:t xml:space="preserve">Sub-Strand</w:t>
-            </w:r>
-          </w:p>
-        </w:tc>
-        <w:tc>
-          <w:tcPr>
-            <w:tcW w:type="dxa" w:w="10680"/>
-            <w:shd w:fill="FFFFFF" w:color="auto" w:val="clear"/>
-            <w:tcMar>
-              <w:top w:type="dxa" w:w="60"/>
-              <w:left w:type="dxa" w:w="120"/>
-              <w:bottom w:type="dxa" w:w="60"/>
-              <w:right w:type="dxa" w:w="120"/>
-            </w:tcMar>
-            <w:vAlign w:val="top"/>
-          </w:tcPr>
-          <w:p>
-            <w:pPr>
-              <w:spacing w:after="40" w:before="0"/>
-              <w:jc w:val="left"/>
-            </w:pPr>
-            <w:r>
-              <w:rPr>
-                <w:rFonts w:ascii="Arial" w:cs="Arial" w:eastAsia="Arial" w:hAnsi="Arial"/>
-                <w:b w:val="false"/>
-                <w:bCs w:val="false"/>
-                <w:i w:val="false"/>
-                <w:iCs w:val="false"/>
-                <w:color w:val="000000"/>
-                <w:sz w:val="18"/>
-                <w:szCs w:val="18"/>
-              </w:rPr>
-              <w:t xml:space="preserve">Sub-Strand 2.2: Chemical Families</w:t>
-            </w:r>
-          </w:p>
-        </w:tc>
-      </w:tr>
-      <w:tr>
-        <w:tc>
-          <w:tcPr>
-            <w:tcW w:type="dxa" w:w="3000"/>
-            <w:shd w:fill="D5E8F0" w:color="auto" w:val="clear"/>
-            <w:tcMar>
-              <w:top w:type="dxa" w:w="60"/>
-              <w:left w:type="dxa" w:w="120"/>
-              <w:bottom w:type="dxa" w:w="60"/>
-              <w:right w:type="dxa" w:w="120"/>
-            </w:tcMar>
-            <w:vAlign w:val="top"/>
-          </w:tcPr>
-          <w:p>
-            <w:pPr>
-              <w:spacing w:after="40" w:before="0"/>
-              <w:jc w:val="left"/>
-            </w:pPr>
-            <w:r>
-              <w:rPr>
-                <w:rFonts w:ascii="Arial" w:cs="Arial" w:eastAsia="Arial" w:hAnsi="Arial"/>
-                <w:b/>
-                <w:bCs/>
-                <w:i w:val="false"/>
-                <w:iCs w:val="false"/>
-                <w:color w:val="000000"/>
-                <w:sz w:val="18"/>
-                <w:szCs w:val="18"/>
-              </w:rPr>
-              <w:t xml:space="preserve">Total Duration</w:t>
-            </w:r>
-          </w:p>
-        </w:tc>
-        <w:tc>
-          <w:tcPr>
-            <w:tcW w:type="dxa" w:w="10680"/>
-            <w:shd w:fill="FFFFFF" w:color="auto" w:val="clear"/>
-            <w:tcMar>
-              <w:top w:type="dxa" w:w="60"/>
-              <w:left w:type="dxa" w:w="120"/>
-              <w:bottom w:type="dxa" w:w="60"/>
-              <w:right w:type="dxa" w:w="120"/>
-            </w:tcMar>
-            <w:vAlign w:val="top"/>
-          </w:tcPr>
-          <w:p>
-            <w:pPr>
-              <w:spacing w:after="40" w:before="0"/>
-              <w:jc w:val="left"/>
-            </w:pPr>
-            <w:r>
-              <w:rPr>
-                <w:rFonts w:ascii="Arial" w:cs="Arial" w:eastAsia="Arial" w:hAnsi="Arial"/>
-                <w:b w:val="false"/>
-                <w:bCs w:val="false"/>
-                <w:i w:val="false"/>
-                <w:iCs w:val="false"/>
-                <w:color w:val="000000"/>
-                <w:sz w:val="18"/>
-                <w:szCs w:val="18"/>
-              </w:rPr>
-              <w:t xml:space="preserve">8 lessons × 40 minutes = 320 minutes total</w:t>
-            </w:r>
-          </w:p>
-        </w:tc>
-      </w:tr>
-      <w:tr>
-        <w:tc>
-          <w:tcPr>
-            <w:tcW w:type="dxa" w:w="3000"/>
-            <w:shd w:fill="D5E8F0" w:color="auto" w:val="clear"/>
-            <w:tcMar>
-              <w:top w:type="dxa" w:w="60"/>
-              <w:left w:type="dxa" w:w="120"/>
-              <w:bottom w:type="dxa" w:w="60"/>
-              <w:right w:type="dxa" w:w="120"/>
-            </w:tcMar>
-            <w:vAlign w:val="top"/>
-          </w:tcPr>
-          <w:p>
-            <w:pPr>
-              <w:spacing w:after="40" w:before="0"/>
-              <w:jc w:val="left"/>
-            </w:pPr>
-            <w:r>
-              <w:rPr>
-                <w:rFonts w:ascii="Arial" w:cs="Arial" w:eastAsia="Arial" w:hAnsi="Arial"/>
-                <w:b/>
-                <w:bCs/>
-                <w:i w:val="false"/>
-                <w:iCs w:val="false"/>
-                <w:color w:val="000000"/>
-                <w:sz w:val="18"/>
-                <w:szCs w:val="18"/>
-              </w:rPr>
-              <w:t xml:space="preserve">Sub-Strand Content</w:t>
-            </w:r>
-          </w:p>
-        </w:tc>
-        <w:tc>
-          <w:tcPr>
-            <w:tcW w:type="dxa" w:w="10680"/>
-            <w:shd w:fill="FFFFFF" w:color="auto" w:val="clear"/>
-            <w:tcMar>
-              <w:top w:type="dxa" w:w="60"/>
-              <w:left w:type="dxa" w:w="120"/>
-              <w:bottom w:type="dxa" w:w="60"/>
-              <w:right w:type="dxa" w:w="120"/>
-            </w:tcMar>
-            <w:vAlign w:val="top"/>
-          </w:tcPr>
-          <w:p>
-            <w:pPr>
-              <w:spacing w:after="30" w:before="0"/>
-              <w:ind w:left="360" w:hanging="180"/>
-              <w:jc w:val="left"/>
-            </w:pPr>
-            <w:r>
-              <w:rPr>
-                <w:rFonts w:ascii="Arial" w:cs="Arial" w:eastAsia="Arial" w:hAnsi="Arial"/>
-                <w:b w:val="false"/>
-                <w:bCs w:val="false"/>
-                <w:i w:val="false"/>
-                <w:iCs w:val="false"/>
-                <w:color w:val="000000"/>
-                <w:sz w:val="18"/>
-                <w:szCs w:val="18"/>
-              </w:rPr>
-              <w:t xml:space="preserve">–  Alkali metals — properties, reactions with air, water and dilute acids; examples: sodium (Na), potassium (K), lithium (Li)</w:t>
-            </w:r>
-          </w:p>
-          <w:p>
-            <w:pPr>
-              <w:spacing w:after="30" w:before="0"/>
-              <w:ind w:left="360" w:hanging="180"/>
-              <w:jc w:val="left"/>
-            </w:pPr>
-            <w:r>
-              <w:rPr>
-                <w:rFonts w:ascii="Arial" w:cs="Arial" w:eastAsia="Arial" w:hAnsi="Arial"/>
-                <w:b w:val="false"/>
-                <w:bCs w:val="false"/>
-                <w:i w:val="false"/>
-                <w:iCs w:val="false"/>
-                <w:color w:val="000000"/>
-                <w:sz w:val="18"/>
-                <w:szCs w:val="18"/>
-              </w:rPr>
-              <w:t xml:space="preserve">–  Alkaline earth metals — properties, reactions with air, water and dilute acids; examples: magnesium (Mg), calcium (Ca)</w:t>
-            </w:r>
-          </w:p>
-          <w:p>
-            <w:pPr>
-              <w:spacing w:after="30" w:before="0"/>
-              <w:ind w:left="360" w:hanging="180"/>
-              <w:jc w:val="left"/>
-            </w:pPr>
-            <w:r>
-              <w:rPr>
-                <w:rFonts w:ascii="Arial" w:cs="Arial" w:eastAsia="Arial" w:hAnsi="Arial"/>
-                <w:b w:val="false"/>
-                <w:bCs w:val="false"/>
-                <w:i w:val="false"/>
-                <w:iCs w:val="false"/>
-                <w:color w:val="000000"/>
-                <w:sz w:val="18"/>
-                <w:szCs w:val="18"/>
-              </w:rPr>
-              <w:t xml:space="preserve">–  Halogens — physical and chemical properties; examples: chlorine (Cl), bromine (Br), iodine (I), fluorine (F)</w:t>
-            </w:r>
-          </w:p>
-          <w:p>
-            <w:pPr>
-              <w:spacing w:after="30" w:before="0"/>
-              <w:ind w:left="360" w:hanging="180"/>
-              <w:jc w:val="left"/>
-            </w:pPr>
-            <w:r>
-              <w:rPr>
-                <w:rFonts w:ascii="Arial" w:cs="Arial" w:eastAsia="Arial" w:hAnsi="Arial"/>
-                <w:b w:val="false"/>
-                <w:bCs w:val="false"/>
-                <w:i w:val="false"/>
-                <w:iCs w:val="false"/>
-                <w:color w:val="000000"/>
-                <w:sz w:val="18"/>
-                <w:szCs w:val="18"/>
-              </w:rPr>
-              <w:t xml:space="preserve">–  Noble gases — unreactive nature and day-to-day applications; examples: helium (He), neon (Ne), argon (Ar)</w:t>
-            </w:r>
-          </w:p>
-          <w:p>
-            <w:pPr>
-              <w:spacing w:after="30" w:before="0"/>
-              <w:ind w:left="360" w:hanging="180"/>
-              <w:jc w:val="left"/>
-            </w:pPr>
-            <w:r>
-              <w:rPr>
-                <w:rFonts w:ascii="Arial" w:cs="Arial" w:eastAsia="Arial" w:hAnsi="Arial"/>
-                <w:b w:val="false"/>
-                <w:bCs w:val="false"/>
-                <w:i w:val="false"/>
-                <w:iCs w:val="false"/>
-                <w:color w:val="000000"/>
-                <w:sz w:val="18"/>
-                <w:szCs w:val="18"/>
-              </w:rPr>
-              <w:t xml:space="preserve">–  Transition metals — selected properties and uses; examples: copper (Cu), iron (Fe), zinc (Zn), lead (Pb)</w:t>
-            </w:r>
-          </w:p>
-          <w:p>
-            <w:pPr>
-              <w:spacing w:after="30" w:before="0"/>
-              <w:ind w:left="360" w:hanging="180"/>
-              <w:jc w:val="left"/>
-            </w:pPr>
-            <w:r>
-              <w:rPr>
-                <w:rFonts w:ascii="Arial" w:cs="Arial" w:eastAsia="Arial" w:hAnsi="Arial"/>
-                <w:b w:val="false"/>
-                <w:bCs w:val="false"/>
-                <w:i w:val="false"/>
-                <w:iCs w:val="false"/>
-                <w:color w:val="000000"/>
-                <w:sz w:val="18"/>
-                <w:szCs w:val="18"/>
-              </w:rPr>
-              <w:t xml:space="preserve">–  Physical properties of selected elements from each chemical family (state, colour, lustre, density, melting/boiling point, conductivity)</w:t>
-            </w:r>
-          </w:p>
-          <w:p>
-            <w:pPr>
-              <w:spacing w:after="30" w:before="0"/>
-              <w:ind w:left="360" w:hanging="180"/>
-              <w:jc w:val="left"/>
-            </w:pPr>
-            <w:r>
-              <w:rPr>
-                <w:rFonts w:ascii="Arial" w:cs="Arial" w:eastAsia="Arial" w:hAnsi="Arial"/>
-                <w:b w:val="false"/>
-                <w:bCs w:val="false"/>
-                <w:i w:val="false"/>
-                <w:iCs w:val="false"/>
-                <w:color w:val="000000"/>
-                <w:sz w:val="18"/>
-                <w:szCs w:val="18"/>
-              </w:rPr>
-              <w:t xml:space="preserve">–  Chemical properties of selected elements — reactions of sodium, magnesium and chlorine with air (oxygen), water and dilute acids</w:t>
-            </w:r>
-          </w:p>
-          <w:p>
-            <w:pPr>
-              <w:spacing w:after="30" w:before="0"/>
-              <w:ind w:left="360" w:hanging="180"/>
-              <w:jc w:val="left"/>
-            </w:pPr>
-            <w:r>
-              <w:rPr>
-                <w:rFonts w:ascii="Arial" w:cs="Arial" w:eastAsia="Arial" w:hAnsi="Arial"/>
-                <w:b w:val="false"/>
-                <w:bCs w:val="false"/>
-                <w:i w:val="false"/>
-                <w:iCs w:val="false"/>
-                <w:color w:val="000000"/>
-                <w:sz w:val="18"/>
-                <w:szCs w:val="18"/>
-              </w:rPr>
-              <w:t xml:space="preserve">–  Balanced chemical equations for reactions of elements in each family</w:t>
-            </w:r>
-          </w:p>
-          <w:p>
-            <w:pPr>
-              <w:spacing w:after="30" w:before="0"/>
-              <w:ind w:left="360" w:hanging="180"/>
-              <w:jc w:val="left"/>
-            </w:pPr>
-            <w:r>
-              <w:rPr>
-                <w:rFonts w:ascii="Arial" w:cs="Arial" w:eastAsia="Arial" w:hAnsi="Arial"/>
-                <w:b w:val="false"/>
-                <w:bCs w:val="false"/>
-                <w:i w:val="false"/>
-                <w:iCs w:val="false"/>
-                <w:color w:val="000000"/>
-                <w:sz w:val="18"/>
-                <w:szCs w:val="18"/>
-              </w:rPr>
-              <w:t xml:space="preserve">–  Uses of elements and their compounds in day-to-day life (road illumination, water treatment, food preservation, construction, medicine)</w:t>
-            </w:r>
-          </w:p>
-          <w:p>
-            <w:pPr>
-              <w:spacing w:after="30" w:before="0"/>
-              <w:ind w:left="360" w:hanging="180"/>
-              <w:jc w:val="left"/>
-            </w:pPr>
-            <w:r>
-              <w:rPr>
-                <w:rFonts w:ascii="Arial" w:cs="Arial" w:eastAsia="Arial" w:hAnsi="Arial"/>
-                <w:b w:val="false"/>
-                <w:bCs w:val="false"/>
-                <w:i w:val="false"/>
-                <w:iCs w:val="false"/>
-                <w:color w:val="000000"/>
-                <w:sz w:val="18"/>
-                <w:szCs w:val="18"/>
-              </w:rPr>
-              <w:t xml:space="preserve">–  Safety precautions and first-aid procedures when handling reactive elements in the laboratory</w:t>
-            </w:r>
-          </w:p>
-        </w:tc>
-      </w:tr>
-      <w:tr>
-        <w:tc>
-          <w:tcPr>
-            <w:tcW w:type="dxa" w:w="3000"/>
-            <w:shd w:fill="D5E8F0" w:color="auto" w:val="clear"/>
-            <w:tcMar>
-              <w:top w:type="dxa" w:w="60"/>
-              <w:left w:type="dxa" w:w="120"/>
-              <w:bottom w:type="dxa" w:w="60"/>
-              <w:right w:type="dxa" w:w="120"/>
-            </w:tcMar>
-            <w:vAlign w:val="top"/>
-          </w:tcPr>
-          <w:p>
-            <w:pPr>
-              <w:spacing w:after="40" w:before="0"/>
-              <w:jc w:val="left"/>
-            </w:pPr>
-            <w:r>
-              <w:rPr>
-                <w:rFonts w:ascii="Arial" w:cs="Arial" w:eastAsia="Arial" w:hAnsi="Arial"/>
-                <w:b/>
-                <w:bCs/>
-                <w:i w:val="false"/>
-                <w:iCs w:val="false"/>
-                <w:color w:val="000000"/>
-                <w:sz w:val="18"/>
-                <w:szCs w:val="18"/>
-              </w:rPr>
-              <w:t xml:space="preserve">Learning Outcomes</w:t>
-            </w:r>
-          </w:p>
-        </w:tc>
-        <w:tc>
-          <w:tcPr>
-            <w:tcW w:type="dxa" w:w="10680"/>
-            <w:shd w:fill="FFFFFF" w:color="auto" w:val="clear"/>
-            <w:tcMar>
-              <w:top w:type="dxa" w:w="60"/>
-              <w:left w:type="dxa" w:w="120"/>
-              <w:bottom w:type="dxa" w:w="60"/>
-              <w:right w:type="dxa" w:w="120"/>
-            </w:tcMar>
-            <w:vAlign w:val="top"/>
-          </w:tcPr>
-          <w:p>
-            <w:pPr>
-              <w:spacing w:after="40" w:before="0"/>
-              <w:jc w:val="left"/>
-            </w:pPr>
-            <w:r>
-              <w:rPr>
-                <w:rFonts w:ascii="Arial" w:cs="Arial" w:eastAsia="Arial" w:hAnsi="Arial"/>
-                <w:b w:val="false"/>
-                <w:bCs w:val="false"/>
-                <w:i w:val="false"/>
-                <w:iCs w:val="false"/>
-                <w:color w:val="000000"/>
-                <w:sz w:val="18"/>
-                <w:szCs w:val="18"/>
-              </w:rPr>
-              <w:t xml:space="preserve">By the end of the sub-strand, the learner should be able to:</w:t>
-            </w:r>
-          </w:p>
-          <w:p>
-            <w:pPr>
-              <w:spacing w:after="40" w:before="0"/>
-              <w:jc w:val="left"/>
-            </w:pPr>
-            <w:r>
-              <w:rPr>
-                <w:rFonts w:ascii="Arial" w:cs="Arial" w:eastAsia="Arial" w:hAnsi="Arial"/>
-                <w:b w:val="false"/>
-                <w:bCs w:val="false"/>
-                <w:i w:val="false"/>
-                <w:iCs w:val="false"/>
-                <w:color w:val="000000"/>
-                <w:sz w:val="18"/>
-                <w:szCs w:val="18"/>
-              </w:rPr>
-              <w:t xml:space="preserve">a) identify chemical families in the periodic table,</w:t>
-            </w:r>
-          </w:p>
-          <w:p>
-            <w:pPr>
-              <w:spacing w:after="40" w:before="0"/>
-              <w:jc w:val="left"/>
-            </w:pPr>
-            <w:r>
-              <w:rPr>
-                <w:rFonts w:ascii="Arial" w:cs="Arial" w:eastAsia="Arial" w:hAnsi="Arial"/>
-                <w:b w:val="false"/>
-                <w:bCs w:val="false"/>
-                <w:i w:val="false"/>
-                <w:iCs w:val="false"/>
-                <w:color w:val="000000"/>
-                <w:sz w:val="18"/>
-                <w:szCs w:val="18"/>
-              </w:rPr>
-              <w:t xml:space="preserve">b) classify elements of the periodic table into their chemical families,</w:t>
-            </w:r>
-          </w:p>
-          <w:p>
-            <w:pPr>
-              <w:spacing w:after="40" w:before="0"/>
-              <w:jc w:val="left"/>
-            </w:pPr>
-            <w:r>
-              <w:rPr>
-                <w:rFonts w:ascii="Arial" w:cs="Arial" w:eastAsia="Arial" w:hAnsi="Arial"/>
-                <w:b w:val="false"/>
-                <w:bCs w:val="false"/>
-                <w:i w:val="false"/>
-                <w:iCs w:val="false"/>
-                <w:color w:val="000000"/>
-                <w:sz w:val="18"/>
-                <w:szCs w:val="18"/>
-              </w:rPr>
-              <w:t xml:space="preserve">c) investigate the physical and chemical properties of selected elements of the periodic table,</w:t>
-            </w:r>
-          </w:p>
-          <w:p>
-            <w:pPr>
-              <w:spacing w:after="40" w:before="0"/>
-              <w:jc w:val="left"/>
-            </w:pPr>
-            <w:r>
-              <w:rPr>
-                <w:rFonts w:ascii="Arial" w:cs="Arial" w:eastAsia="Arial" w:hAnsi="Arial"/>
-                <w:b w:val="false"/>
-                <w:bCs w:val="false"/>
-                <w:i w:val="false"/>
-                <w:iCs w:val="false"/>
-                <w:color w:val="000000"/>
-                <w:sz w:val="18"/>
-                <w:szCs w:val="18"/>
-              </w:rPr>
-              <w:t xml:space="preserve">d) outline the uses of elements of the periodic table,</w:t>
-            </w:r>
-          </w:p>
-          <w:p>
-            <w:pPr>
-              <w:spacing w:after="40" w:before="0"/>
-              <w:jc w:val="left"/>
-            </w:pPr>
-            <w:r>
-              <w:rPr>
-                <w:rFonts w:ascii="Arial" w:cs="Arial" w:eastAsia="Arial" w:hAnsi="Arial"/>
-                <w:b w:val="false"/>
-                <w:bCs w:val="false"/>
-                <w:i w:val="false"/>
-                <w:iCs w:val="false"/>
-                <w:color w:val="000000"/>
-                <w:sz w:val="18"/>
-                <w:szCs w:val="18"/>
-              </w:rPr>
-              <w:t xml:space="preserve">e) appreciate the uses of the elements of the periodic table in day-to-day life.</w:t>
-            </w:r>
-          </w:p>
-        </w:tc>
-      </w:tr>
-      <w:tr>
-        <w:tc>
-          <w:tcPr>
-            <w:tcW w:type="dxa" w:w="3000"/>
-            <w:shd w:fill="D5E8F0" w:color="auto" w:val="clear"/>
-            <w:tcMar>
-              <w:top w:type="dxa" w:w="60"/>
-              <w:left w:type="dxa" w:w="120"/>
-              <w:bottom w:type="dxa" w:w="60"/>
-              <w:right w:type="dxa" w:w="120"/>
-            </w:tcMar>
-            <w:vAlign w:val="top"/>
-          </w:tcPr>
-          <w:p>
-            <w:pPr>
-              <w:spacing w:after="40" w:before="0"/>
-              <w:jc w:val="left"/>
-            </w:pPr>
-            <w:r>
-              <w:rPr>
-                <w:rFonts w:ascii="Arial" w:cs="Arial" w:eastAsia="Arial" w:hAnsi="Arial"/>
-                <w:b/>
-                <w:bCs/>
-                <w:i w:val="false"/>
-                <w:iCs w:val="false"/>
-                <w:color w:val="000000"/>
-                <w:sz w:val="18"/>
-                <w:szCs w:val="18"/>
-              </w:rPr>
-              <w:t xml:space="preserve">Core Competencies</w:t>
-            </w:r>
-          </w:p>
-        </w:tc>
-        <w:tc>
-          <w:tcPr>
-            <w:tcW w:type="dxa" w:w="10680"/>
-            <w:shd w:fill="FFFFFF" w:color="auto" w:val="clear"/>
-            <w:tcMar>
-              <w:top w:type="dxa" w:w="60"/>
-              <w:left w:type="dxa" w:w="120"/>
-              <w:bottom w:type="dxa" w:w="60"/>
-              <w:right w:type="dxa" w:w="120"/>
-            </w:tcMar>
-            <w:vAlign w:val="top"/>
-          </w:tcPr>
-          <w:p>
-            <w:pPr>
-              <w:spacing w:after="30" w:before="0"/>
-              <w:ind w:left="360" w:hanging="180"/>
-              <w:jc w:val="left"/>
-            </w:pPr>
-            <w:r>
-              <w:rPr>
-                <w:rFonts w:ascii="Arial" w:cs="Arial" w:eastAsia="Arial" w:hAnsi="Arial"/>
-                <w:b w:val="false"/>
-                <w:bCs w:val="false"/>
-                <w:i w:val="false"/>
-                <w:iCs w:val="false"/>
-                <w:color w:val="000000"/>
-                <w:sz w:val="18"/>
-                <w:szCs w:val="18"/>
-              </w:rPr>
-              <w:t xml:space="preserve">–  Self-efficacy: as the learner carries out activities to investigate the reaction of sodium, magnesium and chlorine with air and dilute acids, building confidence in experimental science.</w:t>
-            </w:r>
-          </w:p>
-          <w:p>
-            <w:pPr>
-              <w:spacing w:after="30" w:before="0"/>
-              <w:ind w:left="360" w:hanging="180"/>
-              <w:jc w:val="left"/>
-            </w:pPr>
-            <w:r>
-              <w:rPr>
-                <w:rFonts w:ascii="Arial" w:cs="Arial" w:eastAsia="Arial" w:hAnsi="Arial"/>
-                <w:b w:val="false"/>
-                <w:bCs w:val="false"/>
-                <w:i w:val="false"/>
-                <w:iCs w:val="false"/>
-                <w:color w:val="000000"/>
-                <w:sz w:val="18"/>
-                <w:szCs w:val="18"/>
-              </w:rPr>
-              <w:t xml:space="preserve">–  Digital literacy: as the learner uses available digital and print media to research on transition elements and their uses, and shares findings using digital presentation modes.</w:t>
-            </w:r>
-          </w:p>
-          <w:p>
-            <w:pPr>
-              <w:spacing w:after="30" w:before="0"/>
-              <w:ind w:left="360" w:hanging="180"/>
-              <w:jc w:val="left"/>
-            </w:pPr>
-            <w:r>
-              <w:rPr>
-                <w:rFonts w:ascii="Arial" w:cs="Arial" w:eastAsia="Arial" w:hAnsi="Arial"/>
-                <w:b w:val="false"/>
-                <w:bCs w:val="false"/>
-                <w:i w:val="false"/>
-                <w:iCs w:val="false"/>
-                <w:color w:val="000000"/>
-                <w:sz w:val="18"/>
-                <w:szCs w:val="18"/>
-              </w:rPr>
-              <w:t xml:space="preserve">–  Communication and collaboration: as the learner sorts, groups and discusses properties of chemical families with peers, and presents conclusions in plenary.</w:t>
-            </w:r>
-          </w:p>
-          <w:p>
-            <w:pPr>
-              <w:spacing w:after="30" w:before="0"/>
-              <w:ind w:left="360" w:hanging="180"/>
-              <w:jc w:val="left"/>
-            </w:pPr>
-            <w:r>
-              <w:rPr>
-                <w:rFonts w:ascii="Arial" w:cs="Arial" w:eastAsia="Arial" w:hAnsi="Arial"/>
-                <w:b w:val="false"/>
-                <w:bCs w:val="false"/>
-                <w:i w:val="false"/>
-                <w:iCs w:val="false"/>
-                <w:color w:val="000000"/>
-                <w:sz w:val="18"/>
-                <w:szCs w:val="18"/>
-              </w:rPr>
-              <w:t xml:space="preserve">–  Critical thinking and problem solving: as the learner analyses patterns in physical and chemical properties across families to explain why certain elements are suited to specific uses.</w:t>
-            </w:r>
-          </w:p>
-        </w:tc>
-      </w:tr>
-      <w:tr>
-        <w:tc>
-          <w:tcPr>
-            <w:tcW w:type="dxa" w:w="3000"/>
-            <w:shd w:fill="E2EFDA" w:color="auto" w:val="clear"/>
-            <w:tcMar>
-              <w:top w:type="dxa" w:w="60"/>
-              <w:left w:type="dxa" w:w="120"/>
-              <w:bottom w:type="dxa" w:w="60"/>
-              <w:right w:type="dxa" w:w="120"/>
-            </w:tcMar>
-            <w:vAlign w:val="top"/>
-          </w:tcPr>
-          <w:p>
-            <w:pPr>
-              <w:spacing w:after="40" w:before="0"/>
-              <w:jc w:val="left"/>
-            </w:pPr>
-            <w:r>
-              <w:rPr>
-                <w:rFonts w:ascii="Arial" w:cs="Arial" w:eastAsia="Arial" w:hAnsi="Arial"/>
-                <w:b/>
-                <w:bCs/>
-                <w:i w:val="false"/>
-                <w:iCs w:val="false"/>
-                <w:color w:val="000000"/>
-                <w:sz w:val="18"/>
-                <w:szCs w:val="18"/>
-              </w:rPr>
-              <w:t xml:space="preserve">Core Values</w:t>
-            </w:r>
-          </w:p>
-        </w:tc>
-        <w:tc>
-          <w:tcPr>
-            <w:tcW w:type="dxa" w:w="10680"/>
-            <w:shd w:fill="FFFFFF" w:color="auto" w:val="clear"/>
-            <w:tcMar>
-              <w:top w:type="dxa" w:w="60"/>
-              <w:left w:type="dxa" w:w="120"/>
-              <w:bottom w:type="dxa" w:w="60"/>
-              <w:right w:type="dxa" w:w="120"/>
-            </w:tcMar>
-            <w:vAlign w:val="top"/>
-          </w:tcPr>
-          <w:p>
-            <w:pPr>
-              <w:spacing w:after="30" w:before="0"/>
-              <w:ind w:left="360" w:hanging="180"/>
-              <w:jc w:val="left"/>
-            </w:pPr>
-            <w:r>
-              <w:rPr>
-                <w:rFonts w:ascii="Arial" w:cs="Arial" w:eastAsia="Arial" w:hAnsi="Arial"/>
-                <w:b w:val="false"/>
-                <w:bCs w:val="false"/>
-                <w:i w:val="false"/>
-                <w:iCs w:val="false"/>
-                <w:color w:val="000000"/>
-                <w:sz w:val="18"/>
-                <w:szCs w:val="18"/>
-              </w:rPr>
-              <w:t xml:space="preserve">–  Love: as the learner takes care of self and others by observing safety when carrying out activities to investigate properties of elements of the periodic table and appropriately using first aid kits in case of injuries.</w:t>
-            </w:r>
-          </w:p>
-          <w:p>
-            <w:pPr>
-              <w:spacing w:after="30" w:before="0"/>
-              <w:ind w:left="360" w:hanging="180"/>
-              <w:jc w:val="left"/>
-            </w:pPr>
-            <w:r>
-              <w:rPr>
-                <w:rFonts w:ascii="Arial" w:cs="Arial" w:eastAsia="Arial" w:hAnsi="Arial"/>
-                <w:b w:val="false"/>
-                <w:bCs w:val="false"/>
-                <w:i w:val="false"/>
-                <w:iCs w:val="false"/>
-                <w:color w:val="000000"/>
-                <w:sz w:val="18"/>
-                <w:szCs w:val="18"/>
-              </w:rPr>
-              <w:t xml:space="preserve">–  Responsibility: as the learner handles reactive elements and digital devices carefully, following laboratory protocols and ethical research practices.</w:t>
-            </w:r>
-          </w:p>
-          <w:p>
-            <w:pPr>
-              <w:spacing w:after="30" w:before="0"/>
-              <w:ind w:left="360" w:hanging="180"/>
-              <w:jc w:val="left"/>
-            </w:pPr>
-            <w:r>
-              <w:rPr>
-                <w:rFonts w:ascii="Arial" w:cs="Arial" w:eastAsia="Arial" w:hAnsi="Arial"/>
-                <w:b w:val="false"/>
-                <w:bCs w:val="false"/>
-                <w:i w:val="false"/>
-                <w:iCs w:val="false"/>
-                <w:color w:val="000000"/>
-                <w:sz w:val="18"/>
-                <w:szCs w:val="18"/>
-              </w:rPr>
-              <w:t xml:space="preserve">–  Respect: as the learner recognises and appreciates the contributions of every group member during discussions and practical investigations.</w:t>
-            </w:r>
-          </w:p>
-          <w:p>
-            <w:pPr>
-              <w:spacing w:after="30" w:before="0"/>
-              <w:ind w:left="360" w:hanging="180"/>
-              <w:jc w:val="left"/>
-            </w:pPr>
-            <w:r>
-              <w:rPr>
-                <w:rFonts w:ascii="Arial" w:cs="Arial" w:eastAsia="Arial" w:hAnsi="Arial"/>
-                <w:b w:val="false"/>
-                <w:bCs w:val="false"/>
-                <w:i w:val="false"/>
-                <w:iCs w:val="false"/>
-                <w:color w:val="000000"/>
-                <w:sz w:val="18"/>
-                <w:szCs w:val="18"/>
-              </w:rPr>
-              <w:t xml:space="preserve">–  Patriotism: as the learner connects the properties and uses of elements to Kenya's industrial, agricultural and infrastructural development.</w:t>
-            </w:r>
-          </w:p>
-        </w:tc>
-      </w:tr>
-      <w:tr>
-        <w:tc>
-          <w:tcPr>
-            <w:tcW w:type="dxa" w:w="3000"/>
-            <w:shd w:fill="D5E8F0" w:color="auto" w:val="clear"/>
-            <w:tcMar>
-              <w:top w:type="dxa" w:w="60"/>
-              <w:left w:type="dxa" w:w="120"/>
-              <w:bottom w:type="dxa" w:w="60"/>
-              <w:right w:type="dxa" w:w="120"/>
-            </w:tcMar>
-            <w:vAlign w:val="top"/>
-          </w:tcPr>
-          <w:p>
-            <w:pPr>
-              <w:spacing w:after="40" w:before="0"/>
-              <w:jc w:val="left"/>
-            </w:pPr>
-            <w:r>
-              <w:rPr>
-                <w:rFonts w:ascii="Arial" w:cs="Arial" w:eastAsia="Arial" w:hAnsi="Arial"/>
-                <w:b/>
-                <w:bCs/>
-                <w:i w:val="false"/>
-                <w:iCs w:val="false"/>
-                <w:color w:val="000000"/>
-                <w:sz w:val="18"/>
-                <w:szCs w:val="18"/>
-              </w:rPr>
-              <w:t xml:space="preserve">Science &amp; Engineering Practices</w:t>
-            </w:r>
-          </w:p>
-        </w:tc>
-        <w:tc>
-          <w:tcPr>
-            <w:tcW w:type="dxa" w:w="10680"/>
-            <w:shd w:fill="FFFFFF" w:color="auto" w:val="clear"/>
-            <w:tcMar>
-              <w:top w:type="dxa" w:w="60"/>
-              <w:left w:type="dxa" w:w="120"/>
-              <w:bottom w:type="dxa" w:w="60"/>
-              <w:right w:type="dxa" w:w="120"/>
-            </w:tcMar>
-            <w:vAlign w:val="top"/>
-          </w:tcPr>
-          <w:p>
-            <w:pPr>
-              <w:spacing w:after="30" w:before="0"/>
-              <w:ind w:left="360" w:hanging="180"/>
-              <w:jc w:val="left"/>
-            </w:pPr>
-            <w:r>
-              <w:rPr>
-                <w:rFonts w:ascii="Arial" w:cs="Arial" w:eastAsia="Arial" w:hAnsi="Arial"/>
-                <w:b w:val="false"/>
-                <w:bCs w:val="false"/>
-                <w:i w:val="false"/>
-                <w:iCs w:val="false"/>
-                <w:color w:val="000000"/>
-                <w:sz w:val="18"/>
-                <w:szCs w:val="18"/>
-              </w:rPr>
-              <w:t xml:space="preserve">–  Planning and Carrying Out Investigations: as the learner designs and conducts experiments on the physical and chemical properties of alkali metals, alkaline earth metals and halogens, controlling variables and recording systematic observations.</w:t>
-            </w:r>
-          </w:p>
-          <w:p>
-            <w:pPr>
-              <w:spacing w:after="30" w:before="0"/>
-              <w:ind w:left="360" w:hanging="180"/>
-              <w:jc w:val="left"/>
-            </w:pPr>
-            <w:r>
-              <w:rPr>
-                <w:rFonts w:ascii="Arial" w:cs="Arial" w:eastAsia="Arial" w:hAnsi="Arial"/>
-                <w:b w:val="false"/>
-                <w:bCs w:val="false"/>
-                <w:i w:val="false"/>
-                <w:iCs w:val="false"/>
-                <w:color w:val="000000"/>
-                <w:sz w:val="18"/>
-                <w:szCs w:val="18"/>
-              </w:rPr>
-              <w:t xml:space="preserve">–  Analysing and Interpreting Data: as the learner compares experimental results across chemical families to identify trends in reactivity and physical properties.</w:t>
-            </w:r>
-          </w:p>
-          <w:p>
-            <w:pPr>
-              <w:spacing w:after="30" w:before="0"/>
-              <w:ind w:left="360" w:hanging="180"/>
-              <w:jc w:val="left"/>
-            </w:pPr>
-            <w:r>
-              <w:rPr>
-                <w:rFonts w:ascii="Arial" w:cs="Arial" w:eastAsia="Arial" w:hAnsi="Arial"/>
-                <w:b w:val="false"/>
-                <w:bCs w:val="false"/>
-                <w:i w:val="false"/>
-                <w:iCs w:val="false"/>
-                <w:color w:val="000000"/>
-                <w:sz w:val="18"/>
-                <w:szCs w:val="18"/>
-              </w:rPr>
-              <w:t xml:space="preserve">–  Constructing Explanations: as the learner uses evidence from investigations and research to explain why elements within the same family share similar properties and have related uses.</w:t>
-            </w:r>
-          </w:p>
-          <w:p>
-            <w:pPr>
-              <w:spacing w:after="30" w:before="0"/>
-              <w:ind w:left="360" w:hanging="180"/>
-              <w:jc w:val="left"/>
-            </w:pPr>
-            <w:r>
-              <w:rPr>
-                <w:rFonts w:ascii="Arial" w:cs="Arial" w:eastAsia="Arial" w:hAnsi="Arial"/>
-                <w:b w:val="false"/>
-                <w:bCs w:val="false"/>
-                <w:i w:val="false"/>
-                <w:iCs w:val="false"/>
-                <w:color w:val="000000"/>
-                <w:sz w:val="18"/>
-                <w:szCs w:val="18"/>
-              </w:rPr>
-              <w:t xml:space="preserve">–  Obtaining, Evaluating and Communicating Information: as the learner researches transition elements using digital and print media and communicates findings to peers through presentations and discussions.</w:t>
-            </w:r>
-          </w:p>
-          <w:p>
-            <w:pPr>
-              <w:spacing w:after="30" w:before="0"/>
-              <w:ind w:left="360" w:hanging="180"/>
-              <w:jc w:val="left"/>
-            </w:pPr>
-            <w:r>
-              <w:rPr>
-                <w:rFonts w:ascii="Arial" w:cs="Arial" w:eastAsia="Arial" w:hAnsi="Arial"/>
-                <w:b w:val="false"/>
-                <w:bCs w:val="false"/>
-                <w:i w:val="false"/>
-                <w:iCs w:val="false"/>
-                <w:color w:val="000000"/>
-                <w:sz w:val="18"/>
-                <w:szCs w:val="18"/>
-              </w:rPr>
-              <w:t xml:space="preserve">–  Engaging in Argument from Evidence: as the learner defends classifications of elements into families using experimental evidence and data from the periodic table.</w:t>
-            </w:r>
-          </w:p>
-        </w:tc>
-      </w:tr>
-      <w:tr>
-        <w:tc>
-          <w:tcPr>
-            <w:tcW w:type="dxa" w:w="3000"/>
-            <w:shd w:fill="FCE4D6" w:color="auto" w:val="clear"/>
-            <w:tcMar>
-              <w:top w:type="dxa" w:w="60"/>
-              <w:left w:type="dxa" w:w="120"/>
-              <w:bottom w:type="dxa" w:w="60"/>
-              <w:right w:type="dxa" w:w="120"/>
-            </w:tcMar>
-            <w:vAlign w:val="top"/>
-          </w:tcPr>
-          <w:p>
-            <w:pPr>
-              <w:spacing w:after="40" w:before="0"/>
-              <w:jc w:val="left"/>
-            </w:pPr>
-            <w:r>
-              <w:rPr>
-                <w:rFonts w:ascii="Arial" w:cs="Arial" w:eastAsia="Arial" w:hAnsi="Arial"/>
-                <w:b/>
-                <w:bCs/>
-                <w:i w:val="false"/>
-                <w:iCs w:val="false"/>
-                <w:color w:val="000000"/>
-                <w:sz w:val="18"/>
-                <w:szCs w:val="18"/>
-              </w:rPr>
-              <w:t xml:space="preserve">Pertinent &amp; Contemporary Issues (PCIs)</w:t>
-            </w:r>
-          </w:p>
-        </w:tc>
-        <w:tc>
-          <w:tcPr>
-            <w:tcW w:type="dxa" w:w="10680"/>
-            <w:shd w:fill="FFFFFF" w:color="auto" w:val="clear"/>
-            <w:tcMar>
-              <w:top w:type="dxa" w:w="60"/>
-              <w:left w:type="dxa" w:w="120"/>
-              <w:bottom w:type="dxa" w:w="60"/>
-              <w:right w:type="dxa" w:w="120"/>
-            </w:tcMar>
-            <w:vAlign w:val="top"/>
-          </w:tcPr>
-          <w:p>
-            <w:pPr>
-              <w:spacing w:after="30" w:before="0"/>
-              <w:ind w:left="360" w:hanging="180"/>
-              <w:jc w:val="left"/>
-            </w:pPr>
-            <w:r>
-              <w:rPr>
-                <w:rFonts w:ascii="Arial" w:cs="Arial" w:eastAsia="Arial" w:hAnsi="Arial"/>
-                <w:b w:val="false"/>
-                <w:bCs w:val="false"/>
-                <w:i w:val="false"/>
-                <w:iCs w:val="false"/>
-                <w:color w:val="000000"/>
-                <w:sz w:val="18"/>
-                <w:szCs w:val="18"/>
-              </w:rPr>
-              <w:t xml:space="preserve">–  Road safety: as the learner discusses with peers the properties of elements that make them suitable for use in illuminating roads (e.g., neon and sodium vapour lamps on Nairobi's Thika Superhighway and Mombasa Road).</w:t>
-            </w:r>
-          </w:p>
-          <w:p>
-            <w:pPr>
-              <w:spacing w:after="30" w:before="0"/>
-              <w:ind w:left="360" w:hanging="180"/>
-              <w:jc w:val="left"/>
-            </w:pPr>
-            <w:r>
-              <w:rPr>
-                <w:rFonts w:ascii="Arial" w:cs="Arial" w:eastAsia="Arial" w:hAnsi="Arial"/>
-                <w:b w:val="false"/>
-                <w:bCs w:val="false"/>
-                <w:i w:val="false"/>
-                <w:iCs w:val="false"/>
-                <w:color w:val="000000"/>
-                <w:sz w:val="18"/>
-                <w:szCs w:val="18"/>
-              </w:rPr>
-              <w:t xml:space="preserve">–  Safety and security: as the learner observes safety precautions and appropriately uses first aid kits when carrying out activities to investigate properties of reactive elements of the periodic table.</w:t>
-            </w:r>
-          </w:p>
-          <w:p>
-            <w:pPr>
-              <w:spacing w:after="30" w:before="0"/>
-              <w:ind w:left="360" w:hanging="180"/>
-              <w:jc w:val="left"/>
-            </w:pPr>
-            <w:r>
-              <w:rPr>
-                <w:rFonts w:ascii="Arial" w:cs="Arial" w:eastAsia="Arial" w:hAnsi="Arial"/>
-                <w:b w:val="false"/>
-                <w:bCs w:val="false"/>
-                <w:i w:val="false"/>
-                <w:iCs w:val="false"/>
-                <w:color w:val="000000"/>
-                <w:sz w:val="18"/>
-                <w:szCs w:val="18"/>
-              </w:rPr>
-              <w:t xml:space="preserve">–  Environmental issues: as the learner examines the environmental impact of reactive elements and their compounds (e.g., chlorine in water treatment at Nairobi Water's Ruiru plant; sodium compounds in soil salinity along the Rift Valley).</w:t>
-            </w:r>
-          </w:p>
-          <w:p>
-            <w:pPr>
-              <w:spacing w:after="30" w:before="0"/>
-              <w:ind w:left="360" w:hanging="180"/>
-              <w:jc w:val="left"/>
-            </w:pPr>
-            <w:r>
-              <w:rPr>
-                <w:rFonts w:ascii="Arial" w:cs="Arial" w:eastAsia="Arial" w:hAnsi="Arial"/>
-                <w:b w:val="false"/>
-                <w:bCs w:val="false"/>
-                <w:i w:val="false"/>
-                <w:iCs w:val="false"/>
-                <w:color w:val="000000"/>
-                <w:sz w:val="18"/>
-                <w:szCs w:val="18"/>
-              </w:rPr>
-              <w:t xml:space="preserve">–  Socio-economic issues: as the learner relates the properties of transition metals (iron, copper, zinc) to Kenya's construction, manufacturing and agriculture sectors.</w:t>
-            </w:r>
-          </w:p>
-        </w:tc>
-      </w:tr>
-      <w:tr>
-        <w:tc>
-          <w:tcPr>
-            <w:tcW w:type="dxa" w:w="3000"/>
-            <w:shd w:fill="D9EEF1" w:color="auto" w:val="clear"/>
-            <w:tcMar>
-              <w:top w:type="dxa" w:w="60"/>
-              <w:left w:type="dxa" w:w="120"/>
-              <w:bottom w:type="dxa" w:w="60"/>
-              <w:right w:type="dxa" w:w="120"/>
-            </w:tcMar>
-            <w:vAlign w:val="top"/>
-          </w:tcPr>
-          <w:p>
-            <w:pPr>
-              <w:spacing w:after="40" w:before="0"/>
-              <w:jc w:val="left"/>
-            </w:pPr>
-            <w:r>
-              <w:rPr>
-                <w:rFonts w:ascii="Arial" w:cs="Arial" w:eastAsia="Arial" w:hAnsi="Arial"/>
-                <w:b/>
-                <w:bCs/>
-                <w:i w:val="false"/>
-                <w:iCs w:val="false"/>
-                <w:color w:val="000000"/>
-                <w:sz w:val="18"/>
-                <w:szCs w:val="18"/>
-              </w:rPr>
-              <w:t xml:space="preserve">Career Connections</w:t>
-            </w:r>
-          </w:p>
-        </w:tc>
-        <w:tc>
-          <w:tcPr>
-            <w:tcW w:type="dxa" w:w="10680"/>
-            <w:shd w:fill="FFFFFF" w:color="auto" w:val="clear"/>
-            <w:tcMar>
-              <w:top w:type="dxa" w:w="60"/>
-              <w:left w:type="dxa" w:w="120"/>
-              <w:bottom w:type="dxa" w:w="60"/>
-              <w:right w:type="dxa" w:w="120"/>
-            </w:tcMar>
-            <w:vAlign w:val="top"/>
-          </w:tcPr>
-          <w:p>
-            <w:pPr>
-              <w:spacing w:after="30" w:before="0"/>
-              <w:ind w:left="360" w:hanging="180"/>
-              <w:jc w:val="left"/>
-            </w:pPr>
-            <w:r>
-              <w:rPr>
-                <w:rFonts w:ascii="Arial" w:cs="Arial" w:eastAsia="Arial" w:hAnsi="Arial"/>
-                <w:b w:val="false"/>
-                <w:bCs w:val="false"/>
-                <w:i w:val="false"/>
-                <w:iCs w:val="false"/>
-                <w:color w:val="000000"/>
-                <w:sz w:val="18"/>
-                <w:szCs w:val="18"/>
-              </w:rPr>
-              <w:t xml:space="preserve">–  Industrial chemist: designing and optimising chemical processes using reactive alkali metals, halogens and transition metals in Kenyan manufacturing industries.</w:t>
-            </w:r>
-          </w:p>
-          <w:p>
-            <w:pPr>
-              <w:spacing w:after="30" w:before="0"/>
-              <w:ind w:left="360" w:hanging="180"/>
-              <w:jc w:val="left"/>
-            </w:pPr>
-            <w:r>
-              <w:rPr>
-                <w:rFonts w:ascii="Arial" w:cs="Arial" w:eastAsia="Arial" w:hAnsi="Arial"/>
-                <w:b w:val="false"/>
-                <w:bCs w:val="false"/>
-                <w:i w:val="false"/>
-                <w:iCs w:val="false"/>
-                <w:color w:val="000000"/>
-                <w:sz w:val="18"/>
-                <w:szCs w:val="18"/>
-              </w:rPr>
-              <w:t xml:space="preserve">–  Materials engineer / metallurgist: selecting appropriate metals (iron, copper, zinc) for construction, electrical wiring and infrastructure projects such as the SGR and Nairobi Expressway.</w:t>
-            </w:r>
-          </w:p>
-          <w:p>
-            <w:pPr>
-              <w:spacing w:after="30" w:before="0"/>
-              <w:ind w:left="360" w:hanging="180"/>
-              <w:jc w:val="left"/>
-            </w:pPr>
-            <w:r>
-              <w:rPr>
-                <w:rFonts w:ascii="Arial" w:cs="Arial" w:eastAsia="Arial" w:hAnsi="Arial"/>
-                <w:b w:val="false"/>
-                <w:bCs w:val="false"/>
-                <w:i w:val="false"/>
-                <w:iCs w:val="false"/>
-                <w:color w:val="000000"/>
-                <w:sz w:val="18"/>
-                <w:szCs w:val="18"/>
-              </w:rPr>
-              <w:t xml:space="preserve">–  Water treatment technologist: applying knowledge of chlorine (halogen) chemistry to purify drinking water for cities like Nairobi, Mombasa and Kisumu.</w:t>
-            </w:r>
-          </w:p>
-          <w:p>
-            <w:pPr>
-              <w:spacing w:after="30" w:before="0"/>
-              <w:ind w:left="360" w:hanging="180"/>
-              <w:jc w:val="left"/>
-            </w:pPr>
-            <w:r>
-              <w:rPr>
-                <w:rFonts w:ascii="Arial" w:cs="Arial" w:eastAsia="Arial" w:hAnsi="Arial"/>
-                <w:b w:val="false"/>
-                <w:bCs w:val="false"/>
-                <w:i w:val="false"/>
-                <w:iCs w:val="false"/>
-                <w:color w:val="000000"/>
-                <w:sz w:val="18"/>
-                <w:szCs w:val="18"/>
-              </w:rPr>
-              <w:t xml:space="preserve">–  Pharmacist / medical technologist: using knowledge of chemical families to understand drug compounds, antiseptics and mineral supplements relevant to Kenyan healthcare.</w:t>
-            </w:r>
-          </w:p>
-          <w:p>
-            <w:pPr>
-              <w:spacing w:after="30" w:before="0"/>
-              <w:ind w:left="360" w:hanging="180"/>
-              <w:jc w:val="left"/>
-            </w:pPr>
-            <w:r>
-              <w:rPr>
-                <w:rFonts w:ascii="Arial" w:cs="Arial" w:eastAsia="Arial" w:hAnsi="Arial"/>
-                <w:b w:val="false"/>
-                <w:bCs w:val="false"/>
-                <w:i w:val="false"/>
-                <w:iCs w:val="false"/>
-                <w:color w:val="000000"/>
-                <w:sz w:val="18"/>
-                <w:szCs w:val="18"/>
-              </w:rPr>
-              <w:t xml:space="preserve">–  Agricultural extension officer: advising Kenyan farmers in the Rift Valley and Central Kenya on soil mineral content, fertiliser chemistry and the role of trace transition metals in crop nutrition.</w:t>
-            </w:r>
-          </w:p>
-          <w:p>
-            <w:pPr>
-              <w:spacing w:after="30" w:before="0"/>
-              <w:ind w:left="360" w:hanging="180"/>
-              <w:jc w:val="left"/>
-            </w:pPr>
-            <w:r>
-              <w:rPr>
-                <w:rFonts w:ascii="Arial" w:cs="Arial" w:eastAsia="Arial" w:hAnsi="Arial"/>
-                <w:b w:val="false"/>
-                <w:bCs w:val="false"/>
-                <w:i w:val="false"/>
-                <w:iCs w:val="false"/>
-                <w:color w:val="000000"/>
-                <w:sz w:val="18"/>
-                <w:szCs w:val="18"/>
-              </w:rPr>
-              <w:t xml:space="preserve">–  Electrical technician / electronics engineer: applying properties of noble gases (argon in welding, neon in signage) and conductive metals in practical Kenyan contexts.</w:t>
-            </w:r>
-          </w:p>
-        </w:tc>
-      </w:tr>
-      <w:tr>
-        <w:tc>
-          <w:tcPr>
-            <w:tcW w:type="dxa" w:w="3000"/>
-            <w:shd w:fill="D5E8F0" w:color="auto" w:val="clear"/>
-            <w:tcMar>
-              <w:top w:type="dxa" w:w="60"/>
-              <w:left w:type="dxa" w:w="120"/>
-              <w:bottom w:type="dxa" w:w="60"/>
-              <w:right w:type="dxa" w:w="120"/>
-            </w:tcMar>
-            <w:vAlign w:val="top"/>
-          </w:tcPr>
-          <w:p>
-            <w:pPr>
-              <w:spacing w:after="40" w:before="0"/>
-              <w:jc w:val="left"/>
-            </w:pPr>
-            <w:r>
-              <w:rPr>
-                <w:rFonts w:ascii="Arial" w:cs="Arial" w:eastAsia="Arial" w:hAnsi="Arial"/>
-                <w:b/>
-                <w:bCs/>
-                <w:i w:val="false"/>
-                <w:iCs w:val="false"/>
-                <w:color w:val="000000"/>
-                <w:sz w:val="18"/>
-                <w:szCs w:val="18"/>
-              </w:rPr>
-              <w:t xml:space="preserve">Focus for Lessons</w:t>
-            </w:r>
-          </w:p>
-        </w:tc>
-        <w:tc>
-          <w:tcPr>
-            <w:tcW w:type="dxa" w:w="10680"/>
-            <w:shd w:fill="FFFFFF" w:color="auto" w:val="clear"/>
-            <w:tcMar>
-              <w:top w:type="dxa" w:w="60"/>
-              <w:left w:type="dxa" w:w="120"/>
-              <w:bottom w:type="dxa" w:w="60"/>
-              <w:right w:type="dxa" w:w="120"/>
-            </w:tcMar>
-            <w:vAlign w:val="top"/>
-          </w:tcPr>
-          <w:p>
-            <w:pPr>
-              <w:spacing w:after="40" w:before="0"/>
-              <w:jc w:val="left"/>
-            </w:pPr>
-            <w:r>
-              <w:rPr>
-                <w:rFonts w:ascii="Arial" w:cs="Arial" w:eastAsia="Arial" w:hAnsi="Arial"/>
-                <w:b w:val="false"/>
-                <w:bCs w:val="false"/>
-                <w:i w:val="false"/>
-                <w:iCs w:val="false"/>
-                <w:color w:val="000000"/>
-                <w:sz w:val="18"/>
-                <w:szCs w:val="18"/>
-              </w:rPr>
-              <w:t xml:space="preserve">This unit investigates how elements of the periodic table are organised into chemical families — alkali metals, alkaline earth metals, halogens, noble gases and transition metals — and how shared electron arrangements give each family its characteristic physical and chemical properties. Learners engage in hands-on investigations, data analysis and peer discussions anchored to a puzzling Kenyan phenomenon to build an evidence-based understanding of why elements within the same family behave similarly and why their properties make them uniquely suited to specific everyday uses. Throughout the unit, Kenyan industrial, agricultural and infrastructural contexts are used to make abstract periodic trends tangible and personally relevant.</w:t>
-            </w:r>
-          </w:p>
-        </w:tc>
-      </w:tr>
-      <w:tr>
-        <w:tc>
-          <w:tcPr>
-            <w:tcW w:type="dxa" w:w="3000"/>
-            <w:shd w:fill="EAD1F5" w:color="auto" w:val="clear"/>
-            <w:tcMar>
-              <w:top w:type="dxa" w:w="60"/>
-              <w:left w:type="dxa" w:w="120"/>
-              <w:bottom w:type="dxa" w:w="60"/>
-              <w:right w:type="dxa" w:w="120"/>
-            </w:tcMar>
-            <w:vAlign w:val="top"/>
-          </w:tcPr>
-          <w:p>
-            <w:pPr>
-              <w:spacing w:after="40" w:before="0"/>
-              <w:jc w:val="left"/>
-            </w:pPr>
-            <w:r>
-              <w:rPr>
-                <w:rFonts w:ascii="Arial" w:cs="Arial" w:eastAsia="Arial" w:hAnsi="Arial"/>
-                <w:b/>
-                <w:bCs/>
-                <w:i w:val="false"/>
-                <w:iCs w:val="false"/>
-                <w:color w:val="000000"/>
-                <w:sz w:val="18"/>
-                <w:szCs w:val="18"/>
-              </w:rPr>
-              <w:t xml:space="preserve">Driving Question / Key Inquiry Questions</w:t>
-            </w:r>
-          </w:p>
-        </w:tc>
-        <w:tc>
-          <w:tcPr>
-            <w:tcW w:type="dxa" w:w="10680"/>
-            <w:shd w:fill="FFFFFF" w:color="auto" w:val="clear"/>
-            <w:tcMar>
-              <w:top w:type="dxa" w:w="60"/>
-              <w:left w:type="dxa" w:w="120"/>
-              <w:bottom w:type="dxa" w:w="60"/>
-              <w:right w:type="dxa" w:w="120"/>
-            </w:tcMar>
-            <w:vAlign w:val="top"/>
-          </w:tcPr>
-          <w:p>
-            <w:pPr>
-              <w:spacing w:after="40" w:before="0"/>
-              <w:jc w:val="left"/>
-            </w:pPr>
-            <w:r>
-              <w:rPr>
-                <w:rFonts w:ascii="Arial" w:cs="Arial" w:eastAsia="Arial" w:hAnsi="Arial"/>
-                <w:b w:val="false"/>
-                <w:bCs w:val="false"/>
-                <w:i w:val="false"/>
-                <w:iCs w:val="false"/>
-                <w:color w:val="000000"/>
-                <w:sz w:val="18"/>
-                <w:szCs w:val="18"/>
-              </w:rPr>
-              <w:t xml:space="preserve">DRIVING QUESTION: Why do some elements explode in water, some glow silently in glass tubes, and others rust on a Kenyan farm — and how do their "family" properties explain the materials that build, light up, and sustain our daily lives?</w:t>
-            </w:r>
-          </w:p>
-          <w:p>
-            <w:pPr>
-              <w:spacing w:after="40" w:before="0"/>
-              <w:jc w:val="left"/>
-            </w:pPr>
-            <w:r>
-              <w:rPr>
-                <w:rFonts w:ascii="Arial" w:cs="Arial" w:eastAsia="Arial" w:hAnsi="Arial"/>
-                <w:b w:val="false"/>
-                <w:bCs w:val="false"/>
-                <w:i w:val="false"/>
-                <w:iCs w:val="false"/>
-                <w:color w:val="000000"/>
-                <w:sz w:val="18"/>
-                <w:szCs w:val="18"/>
-              </w:rPr>
-              <w:t xml:space="preserve"/>
-            </w:r>
-          </w:p>
-          <w:p>
-            <w:pPr>
-              <w:spacing w:after="40" w:before="0"/>
-              <w:jc w:val="left"/>
-            </w:pPr>
-            <w:r>
-              <w:rPr>
-                <w:rFonts w:ascii="Arial" w:cs="Arial" w:eastAsia="Arial" w:hAnsi="Arial"/>
-                <w:b w:val="false"/>
-                <w:bCs w:val="false"/>
-                <w:i w:val="false"/>
-                <w:iCs w:val="false"/>
-                <w:color w:val="000000"/>
-                <w:sz w:val="18"/>
-                <w:szCs w:val="18"/>
-              </w:rPr>
-              <w:t xml:space="preserve">KICD KEY INQUIRY QUESTION:</w:t>
-            </w:r>
-          </w:p>
-          <w:p>
-            <w:pPr>
-              <w:spacing w:after="40" w:before="0"/>
-              <w:jc w:val="left"/>
-            </w:pPr>
-            <w:r>
-              <w:rPr>
-                <w:rFonts w:ascii="Arial" w:cs="Arial" w:eastAsia="Arial" w:hAnsi="Arial"/>
-                <w:b w:val="false"/>
-                <w:bCs w:val="false"/>
-                <w:i w:val="false"/>
-                <w:iCs w:val="false"/>
-                <w:color w:val="000000"/>
-                <w:sz w:val="18"/>
-                <w:szCs w:val="18"/>
-              </w:rPr>
-              <w:t xml:space="preserve">1. How are elements suited to their use in day-to-day life?</w:t>
-            </w:r>
-          </w:p>
-        </w:tc>
-      </w:tr>
-      <w:tr>
-        <w:tc>
-          <w:tcPr>
-            <w:tcW w:type="dxa" w:w="3000"/>
-            <w:shd w:fill="EAD1F5" w:color="auto" w:val="clear"/>
-            <w:tcMar>
-              <w:top w:type="dxa" w:w="60"/>
-              <w:left w:type="dxa" w:w="120"/>
-              <w:bottom w:type="dxa" w:w="60"/>
-              <w:right w:type="dxa" w:w="120"/>
-            </w:tcMar>
-            <w:vAlign w:val="top"/>
-          </w:tcPr>
-          <w:p>
-            <w:pPr>
-              <w:spacing w:after="40" w:before="0"/>
-              <w:jc w:val="left"/>
-            </w:pPr>
-            <w:r>
-              <w:rPr>
-                <w:rFonts w:ascii="Arial" w:cs="Arial" w:eastAsia="Arial" w:hAnsi="Arial"/>
-                <w:b/>
-                <w:bCs/>
-                <w:i w:val="false"/>
-                <w:iCs w:val="false"/>
-                <w:color w:val="000000"/>
-                <w:sz w:val="18"/>
-                <w:szCs w:val="18"/>
-              </w:rPr>
-              <w:t xml:space="preserve">Anchoring Phenomenon</w:t>
-            </w:r>
-          </w:p>
-        </w:tc>
-        <w:tc>
-          <w:tcPr>
-            <w:tcW w:type="dxa" w:w="10680"/>
-            <w:shd w:fill="FFFFFF" w:color="auto" w:val="clear"/>
-            <w:tcMar>
-              <w:top w:type="dxa" w:w="60"/>
-              <w:left w:type="dxa" w:w="120"/>
-              <w:bottom w:type="dxa" w:w="60"/>
-              <w:right w:type="dxa" w:w="120"/>
-            </w:tcMar>
-            <w:vAlign w:val="top"/>
-          </w:tcPr>
-          <w:p>
-            <w:pPr>
-              <w:spacing w:after="40" w:before="0"/>
-              <w:jc w:val="left"/>
-            </w:pPr>
-            <w:r>
-              <w:rPr>
-                <w:rFonts w:ascii="Arial" w:cs="Arial" w:eastAsia="Arial" w:hAnsi="Arial"/>
-                <w:b w:val="false"/>
-                <w:bCs w:val="false"/>
-                <w:i w:val="false"/>
-                <w:iCs w:val="false"/>
-                <w:color w:val="000000"/>
-                <w:sz w:val="18"/>
-                <w:szCs w:val="18"/>
-              </w:rPr>
-              <w:t xml:space="preserve">ANCHORING PHENOMENON — "The Street Lights of Thika Road Glow Orange, But the Welding Torch Burns Blue-White and Leaves No Ash"</w:t>
-            </w:r>
-          </w:p>
-          <w:p>
-            <w:pPr>
-              <w:spacing w:after="40" w:before="0"/>
-              <w:jc w:val="left"/>
-            </w:pPr>
-            <w:r>
-              <w:rPr>
-                <w:rFonts w:ascii="Arial" w:cs="Arial" w:eastAsia="Arial" w:hAnsi="Arial"/>
-                <w:b w:val="false"/>
-                <w:bCs w:val="false"/>
-                <w:i w:val="false"/>
-                <w:iCs w:val="false"/>
-                <w:color w:val="000000"/>
-                <w:sz w:val="18"/>
-                <w:szCs w:val="18"/>
-              </w:rPr>
-              <w:t xml:space="preserve"/>
-            </w:r>
-          </w:p>
-          <w:p>
-            <w:pPr>
-              <w:spacing w:after="40" w:before="0"/>
-              <w:jc w:val="left"/>
-            </w:pPr>
-            <w:r>
-              <w:rPr>
-                <w:rFonts w:ascii="Arial" w:cs="Arial" w:eastAsia="Arial" w:hAnsi="Arial"/>
-                <w:b w:val="false"/>
-                <w:bCs w:val="false"/>
-                <w:i w:val="false"/>
-                <w:iCs w:val="false"/>
-                <w:color w:val="000000"/>
-                <w:sz w:val="18"/>
-                <w:szCs w:val="18"/>
-              </w:rPr>
-              <w:t xml:space="preserve">Students living near or travelling along Nairobi's Thika Superhighway notice that the tall street lamps cast a distinctive orange-yellow glow every night, yet a jua kali (informal sector) welder in Kamukunji uses a gas that produces an intensely bright, almost colourless flame that neither burns nor reacts with the metal being welded. Meanwhile, the white powder a student's parent sprinkles into the household water storage tank (calcium hypochlorite, commonly called "pool chlorine") fizzes and releases a sharp, choking smell when it contacts water — yet the noble gas inside a party balloon (helium) is completely inert and harmless. All four substances — sodium (in the street lamp), argon (in the welding shield), chlorine compounds (in the water treatment tablet), and helium (in the balloon) — are elements, yet they behave in strikingly different ways. Students are puzzled: if all these are elements made of atoms, why do some explode on contact with water, some glow in sealed tubes, some bleach and disinfect, and some do absolutely nothing? The puzzle deepens when students realise that iron (in a jembe/hoe), copper (in electrical wiring), and zinc (on a mabati/corrugated iron roof) are also elements, yet they are solid, shiny and conduct electricity — properties utterly unlike sodium or chlorine. This phenomenon anchors the entire unit: students must explain the patterns in element behaviour by uncovering the concept of chemical families.</w:t>
-            </w:r>
-          </w:p>
-        </w:tc>
-      </w:tr>
-      <w:tr>
-        <w:tc>
-          <w:tcPr>
-            <w:tcW w:type="dxa" w:w="3000"/>
-            <w:shd w:fill="D9EEF1" w:color="auto" w:val="clear"/>
-            <w:tcMar>
-              <w:top w:type="dxa" w:w="60"/>
-              <w:left w:type="dxa" w:w="120"/>
-              <w:bottom w:type="dxa" w:w="60"/>
-              <w:right w:type="dxa" w:w="120"/>
-            </w:tcMar>
-            <w:vAlign w:val="top"/>
-          </w:tcPr>
-          <w:p>
-            <w:pPr>
-              <w:spacing w:after="40" w:before="0"/>
-              <w:jc w:val="left"/>
-            </w:pPr>
-            <w:r>
-              <w:rPr>
-                <w:rFonts w:ascii="Arial" w:cs="Arial" w:eastAsia="Arial" w:hAnsi="Arial"/>
-                <w:b/>
-                <w:bCs/>
-                <w:i w:val="false"/>
-                <w:iCs w:val="false"/>
-                <w:color w:val="000000"/>
-                <w:sz w:val="18"/>
-                <w:szCs w:val="18"/>
-              </w:rPr>
-              <w:t xml:space="preserve">Storyline Thread</w:t>
-            </w:r>
-          </w:p>
-        </w:tc>
-        <w:tc>
-          <w:tcPr>
-            <w:tcW w:type="dxa" w:w="10680"/>
-            <w:shd w:fill="FFFFFF" w:color="auto" w:val="clear"/>
-            <w:tcMar>
-              <w:top w:type="dxa" w:w="60"/>
-              <w:left w:type="dxa" w:w="120"/>
-              <w:bottom w:type="dxa" w:w="60"/>
-              <w:right w:type="dxa" w:w="120"/>
-            </w:tcMar>
-            <w:vAlign w:val="top"/>
-          </w:tcPr>
-          <w:p>
-            <w:pPr>
-              <w:spacing w:after="40" w:before="0"/>
-              <w:jc w:val="left"/>
-            </w:pPr>
-            <w:r>
-              <w:rPr>
-                <w:rFonts w:ascii="Arial" w:cs="Arial" w:eastAsia="Arial" w:hAnsi="Arial"/>
-                <w:b w:val="false"/>
-                <w:bCs w:val="false"/>
-                <w:i w:val="false"/>
-                <w:iCs w:val="false"/>
-                <w:color w:val="000000"/>
-                <w:sz w:val="18"/>
-                <w:szCs w:val="18"/>
-              </w:rPr>
-              <w:t xml:space="preserve">Lesson 1 — PREDICT: "Family Resemblances" — Anchoring Phenomenon Launch</w:t>
-            </w:r>
-          </w:p>
-          <w:p>
-            <w:pPr>
-              <w:spacing w:after="40" w:before="0"/>
-              <w:jc w:val="left"/>
-            </w:pPr>
-            <w:r>
-              <w:rPr>
-                <w:rFonts w:ascii="Arial" w:cs="Arial" w:eastAsia="Arial" w:hAnsi="Arial"/>
-                <w:b w:val="false"/>
-                <w:bCs w:val="false"/>
-                <w:i w:val="false"/>
-                <w:iCs w:val="false"/>
-                <w:color w:val="000000"/>
-                <w:sz w:val="18"/>
-                <w:szCs w:val="18"/>
-              </w:rPr>
-              <w:t xml:space="preserve">Students are shown the four anchoring images/objects: a Thika Road sodium lamp, a jua kali argon-welding setup, a calcium hypochlorite water tablet fizzing in a cup, and a helium party balloon. Working in groups, students record predictions: What do these substances have in common? Why do they behave so differently? Students construct an initial class Driving Question Board (DQB) listing their wonderings. Teacher introduces the term "chemical family" and students sort the first 20 elements (cards provided) by guessing which belong together — without being told the rules — activating prior knowledge from Sub-Strand 2.1 (Periodic Table) on electron arrangements.</w:t>
-            </w:r>
-          </w:p>
-          <w:p>
-            <w:pPr>
-              <w:spacing w:after="40" w:before="0"/>
-              <w:jc w:val="left"/>
-            </w:pPr>
-            <w:r>
-              <w:rPr>
-                <w:rFonts w:ascii="Arial" w:cs="Arial" w:eastAsia="Arial" w:hAnsi="Arial"/>
-                <w:b w:val="false"/>
-                <w:bCs w:val="false"/>
-                <w:i w:val="false"/>
-                <w:iCs w:val="false"/>
-                <w:color w:val="000000"/>
-                <w:sz w:val="18"/>
-                <w:szCs w:val="18"/>
-              </w:rPr>
-              <w:t xml:space="preserve"/>
-            </w:r>
-          </w:p>
-          <w:p>
-            <w:pPr>
-              <w:spacing w:after="40" w:before="0"/>
-              <w:jc w:val="left"/>
-            </w:pPr>
-            <w:r>
-              <w:rPr>
-                <w:rFonts w:ascii="Arial" w:cs="Arial" w:eastAsia="Arial" w:hAnsi="Arial"/>
-                <w:b w:val="false"/>
-                <w:bCs w:val="false"/>
-                <w:i w:val="false"/>
-                <w:iCs w:val="false"/>
-                <w:color w:val="000000"/>
-                <w:sz w:val="18"/>
-                <w:szCs w:val="18"/>
-              </w:rPr>
-              <w:t xml:space="preserve">Lesson 2 — OBSERVE &amp; EXPLAIN: Alkali Metals — Dramatic Reactivity</w:t>
-            </w:r>
-          </w:p>
-          <w:p>
-            <w:pPr>
-              <w:spacing w:after="40" w:before="0"/>
-              <w:jc w:val="left"/>
-            </w:pPr>
-            <w:r>
-              <w:rPr>
-                <w:rFonts w:ascii="Arial" w:cs="Arial" w:eastAsia="Arial" w:hAnsi="Arial"/>
-                <w:b w:val="false"/>
-                <w:bCs w:val="false"/>
-                <w:i w:val="false"/>
-                <w:iCs w:val="false"/>
-                <w:color w:val="000000"/>
-                <w:sz w:val="18"/>
-                <w:szCs w:val="18"/>
-              </w:rPr>
-              <w:t xml:space="preserve">Students watch a teacher demonstration (or video clip) of sodium reacting with water (fizzing, movement, possible ignition) and compare it to lithium and potassium. Groups record observations and write balanced equations for Na + H₂O and K + H₂O. Students discuss: why does reactivity increase down Group 1? Teacher connects observations to electron arrangement (one outer electron, easily lost). Students update DQB: "We now know alkali metals lose one electron easily — but why do alkaline earth metals behave differently?"</w:t>
-            </w:r>
-          </w:p>
-          <w:p>
-            <w:pPr>
-              <w:spacing w:after="40" w:before="0"/>
-              <w:jc w:val="left"/>
-            </w:pPr>
-            <w:r>
-              <w:rPr>
-                <w:rFonts w:ascii="Arial" w:cs="Arial" w:eastAsia="Arial" w:hAnsi="Arial"/>
-                <w:b w:val="false"/>
-                <w:bCs w:val="false"/>
-                <w:i w:val="false"/>
-                <w:iCs w:val="false"/>
-                <w:color w:val="000000"/>
-                <w:sz w:val="18"/>
-                <w:szCs w:val="18"/>
-              </w:rPr>
-              <w:t xml:space="preserve"/>
-            </w:r>
-          </w:p>
-          <w:p>
-            <w:pPr>
-              <w:spacing w:after="40" w:before="0"/>
-              <w:jc w:val="left"/>
-            </w:pPr>
-            <w:r>
-              <w:rPr>
-                <w:rFonts w:ascii="Arial" w:cs="Arial" w:eastAsia="Arial" w:hAnsi="Arial"/>
-                <w:b w:val="false"/>
-                <w:bCs w:val="false"/>
-                <w:i w:val="false"/>
-                <w:iCs w:val="false"/>
-                <w:color w:val="000000"/>
-                <w:sz w:val="18"/>
-                <w:szCs w:val="18"/>
-              </w:rPr>
-              <w:t xml:space="preserve">Lesson 3 — OBSERVE &amp; EXPLAIN: Alkaline Earth Metals — Moderate Reactivity</w:t>
-            </w:r>
-          </w:p>
-          <w:p>
-            <w:pPr>
-              <w:spacing w:after="40" w:before="0"/>
-              <w:jc w:val="left"/>
-            </w:pPr>
-            <w:r>
-              <w:rPr>
-                <w:rFonts w:ascii="Arial" w:cs="Arial" w:eastAsia="Arial" w:hAnsi="Arial"/>
-                <w:b w:val="false"/>
-                <w:bCs w:val="false"/>
-                <w:i w:val="false"/>
-                <w:iCs w:val="false"/>
-                <w:color w:val="000000"/>
-                <w:sz w:val="18"/>
-                <w:szCs w:val="18"/>
-              </w:rPr>
-              <w:t xml:space="preserve">Students carry out a supervised experiment: magnesium ribbon reacts with dilute hydrochloric acid (HCl) and with water (cold vs. hot). Observations are recorded and balanced equations written (Mg + HCl, Mg + H₂O steam). Students compare reactivity of Group 1 vs. Group 2, linking two outer electrons to lower reactivity. Teacher connects to real Kenyan context: magnesium and calcium in fertilisers (CAN — Calcium Ammonium Nitrate) used by Rift Valley maize farmers. Students update DQB and their initial element-sorting cards.</w:t>
-            </w:r>
-          </w:p>
-          <w:p>
-            <w:pPr>
-              <w:spacing w:after="40" w:before="0"/>
-              <w:jc w:val="left"/>
-            </w:pPr>
-            <w:r>
-              <w:rPr>
-                <w:rFonts w:ascii="Arial" w:cs="Arial" w:eastAsia="Arial" w:hAnsi="Arial"/>
-                <w:b w:val="false"/>
-                <w:bCs w:val="false"/>
-                <w:i w:val="false"/>
-                <w:iCs w:val="false"/>
-                <w:color w:val="000000"/>
-                <w:sz w:val="18"/>
-                <w:szCs w:val="18"/>
-              </w:rPr>
-              <w:t xml:space="preserve"/>
-            </w:r>
-          </w:p>
-          <w:p>
-            <w:pPr>
-              <w:spacing w:after="40" w:before="0"/>
-              <w:jc w:val="left"/>
-            </w:pPr>
-            <w:r>
-              <w:rPr>
-                <w:rFonts w:ascii="Arial" w:cs="Arial" w:eastAsia="Arial" w:hAnsi="Arial"/>
-                <w:b w:val="false"/>
-                <w:bCs w:val="false"/>
-                <w:i w:val="false"/>
-                <w:iCs w:val="false"/>
-                <w:color w:val="000000"/>
-                <w:sz w:val="18"/>
-                <w:szCs w:val="18"/>
-              </w:rPr>
-              <w:t xml:space="preserve">Lesson 4 — OBSERVE &amp; EXPLAIN: Halogens — Reactive Non-Metals and the Bleaching Mystery</w:t>
-            </w:r>
-          </w:p>
-          <w:p>
-            <w:pPr>
-              <w:spacing w:after="40" w:before="0"/>
-              <w:jc w:val="left"/>
-            </w:pPr>
-            <w:r>
-              <w:rPr>
-                <w:rFonts w:ascii="Arial" w:cs="Arial" w:eastAsia="Arial" w:hAnsi="Arial"/>
-                <w:b w:val="false"/>
-                <w:bCs w:val="false"/>
-                <w:i w:val="false"/>
-                <w:iCs w:val="false"/>
-                <w:color w:val="000000"/>
-                <w:sz w:val="18"/>
-                <w:szCs w:val="18"/>
-              </w:rPr>
-              <w:t xml:space="preserve">Students perform the colour-changing flower experiment (supporting phenomenon 2) using chlorine water and a hibiscus flower. Groups observe bleaching action and connect to chlorine's use in Nairobi Water's purification process. Teacher demonstrates iodine's colour change with starch (maize ugali flour used as the test substrate — connecting to the food-test skills from Strand 1.3). Students research (digital or print media) the properties of fluorine, bromine and iodine and compare trends down Group 17. Balanced equations for Cl₂ + H₂O and Cl₂ + NaOH are written. Students update DQB: "We can now explain bleaching — but what about elements that do NOTHING at all?"</w:t>
-            </w:r>
-          </w:p>
-          <w:p>
-            <w:pPr>
-              <w:spacing w:after="40" w:before="0"/>
-              <w:jc w:val="left"/>
-            </w:pPr>
-            <w:r>
-              <w:rPr>
-                <w:rFonts w:ascii="Arial" w:cs="Arial" w:eastAsia="Arial" w:hAnsi="Arial"/>
-                <w:b w:val="false"/>
-                <w:bCs w:val="false"/>
-                <w:i w:val="false"/>
-                <w:iCs w:val="false"/>
-                <w:color w:val="000000"/>
-                <w:sz w:val="18"/>
-                <w:szCs w:val="18"/>
-              </w:rPr>
-              <w:t xml:space="preserve"/>
-            </w:r>
-          </w:p>
-          <w:p>
-            <w:pPr>
-              <w:spacing w:after="40" w:before="0"/>
-              <w:jc w:val="left"/>
-            </w:pPr>
-            <w:r>
-              <w:rPr>
-                <w:rFonts w:ascii="Arial" w:cs="Arial" w:eastAsia="Arial" w:hAnsi="Arial"/>
-                <w:b w:val="false"/>
-                <w:bCs w:val="false"/>
-                <w:i w:val="false"/>
-                <w:iCs w:val="false"/>
-                <w:color w:val="000000"/>
-                <w:sz w:val="18"/>
-                <w:szCs w:val="18"/>
-              </w:rPr>
-              <w:t xml:space="preserve">Lesson 5 — OBSERVE &amp; EXPLAIN: Noble Gases — Stability and Inertness</w:t>
-            </w:r>
-          </w:p>
-          <w:p>
-            <w:pPr>
-              <w:spacing w:after="40" w:before="0"/>
-              <w:jc w:val="left"/>
-            </w:pPr>
-            <w:r>
-              <w:rPr>
-                <w:rFonts w:ascii="Arial" w:cs="Arial" w:eastAsia="Arial" w:hAnsi="Arial"/>
-                <w:b w:val="false"/>
-                <w:bCs w:val="false"/>
-                <w:i w:val="false"/>
-                <w:iCs w:val="false"/>
-                <w:color w:val="000000"/>
-                <w:sz w:val="18"/>
-                <w:szCs w:val="18"/>
-              </w:rPr>
-              <w:t xml:space="preserve">Students revisit the anchoring phenomenon: the argon welding shield and the helium balloon. Teacher explains full outer electron shells and the link to noble gas inertness (connecting back to Sub-Strand 2.1 electron configuration). Students research (digital devices / print media) the uses of noble gases: neon in road signage along Mombasa Road, argon in jua kali welding, helium in weather balloons used by Kenya Meteorological Department, krypton in photographic flash lamps. Groups create a mini-chart linking each noble gas to its use and the property that makes it suitable. Students update DQB: "Noble gases are stable — so how are the shiny, heavy transition metals different from all the families we've studied?"</w:t>
-            </w:r>
-          </w:p>
-          <w:p>
-            <w:pPr>
-              <w:spacing w:after="40" w:before="0"/>
-              <w:jc w:val="left"/>
-            </w:pPr>
-            <w:r>
-              <w:rPr>
-                <w:rFonts w:ascii="Arial" w:cs="Arial" w:eastAsia="Arial" w:hAnsi="Arial"/>
-                <w:b w:val="false"/>
-                <w:bCs w:val="false"/>
-                <w:i w:val="false"/>
-                <w:iCs w:val="false"/>
-                <w:color w:val="000000"/>
-                <w:sz w:val="18"/>
-                <w:szCs w:val="18"/>
-              </w:rPr>
-              <w:t xml:space="preserve"/>
-            </w:r>
-          </w:p>
-          <w:p>
-            <w:pPr>
-              <w:spacing w:after="40" w:before="0"/>
-              <w:jc w:val="left"/>
-            </w:pPr>
-            <w:r>
-              <w:rPr>
-                <w:rFonts w:ascii="Arial" w:cs="Arial" w:eastAsia="Arial" w:hAnsi="Arial"/>
-                <w:b w:val="false"/>
-                <w:bCs w:val="false"/>
-                <w:i w:val="false"/>
-                <w:iCs w:val="false"/>
-                <w:color w:val="000000"/>
-                <w:sz w:val="18"/>
-                <w:szCs w:val="18"/>
-              </w:rPr>
-              <w:t xml:space="preserve">Lesson 6 — OBSERVE &amp; INVESTIGATE: Transition Metals — Properties and Uses</w:t>
-            </w:r>
-          </w:p>
-          <w:p>
-            <w:pPr>
-              <w:spacing w:after="40" w:before="0"/>
-              <w:jc w:val="left"/>
-            </w:pPr>
-            <w:r>
-              <w:rPr>
-                <w:rFonts w:ascii="Arial" w:cs="Arial" w:eastAsia="Arial" w:hAnsi="Arial"/>
-                <w:b w:val="false"/>
-                <w:bCs w:val="false"/>
-                <w:i w:val="false"/>
-                <w:iCs w:val="false"/>
-                <w:color w:val="000000"/>
-                <w:sz w:val="18"/>
-                <w:szCs w:val="18"/>
-              </w:rPr>
-              <w:t xml:space="preserve">Students examine physical samples (or photographs) of copper wire, iron nails, zinc sheets (mabati), and lead weights and record physical properties (colour, lustre, hardness, conductivity). Teacher-guided discussion covers: variable oxidation states, catalytic behaviour, coloured compounds (copper sulphate solution — blue; iron(III) chloride — yellow-brown). Students connect to Kenyan contexts: copper in Kenyan electrical infrastructure, iron in jembes and SGR rails, zinc in roofing (mabati) across rural Kenya, lead in old Nairobi water pipes being replaced. Groups research (digital/print) additional transition metal uses and prepare a summary table. Students observe safety — handling dilute solutions with gloves and goggles, using first-aid kits if needed. DQB is updated with explanations for transition metal properties.</w:t>
-            </w:r>
-          </w:p>
-          <w:p>
-            <w:pPr>
-              <w:spacing w:after="40" w:before="0"/>
-              <w:jc w:val="left"/>
-            </w:pPr>
-            <w:r>
-              <w:rPr>
-                <w:rFonts w:ascii="Arial" w:cs="Arial" w:eastAsia="Arial" w:hAnsi="Arial"/>
-                <w:b w:val="false"/>
-                <w:bCs w:val="false"/>
-                <w:i w:val="false"/>
-                <w:iCs w:val="false"/>
-                <w:color w:val="000000"/>
-                <w:sz w:val="18"/>
-                <w:szCs w:val="18"/>
-              </w:rPr>
-              <w:t xml:space="preserve"/>
-            </w:r>
-          </w:p>
-          <w:p>
-            <w:pPr>
-              <w:spacing w:after="40" w:before="0"/>
-              <w:jc w:val="left"/>
-            </w:pPr>
-            <w:r>
-              <w:rPr>
-                <w:rFonts w:ascii="Arial" w:cs="Arial" w:eastAsia="Arial" w:hAnsi="Arial"/>
-                <w:b w:val="false"/>
-                <w:bCs w:val="false"/>
-                <w:i w:val="false"/>
-                <w:iCs w:val="false"/>
-                <w:color w:val="000000"/>
-                <w:sz w:val="18"/>
-                <w:szCs w:val="18"/>
-              </w:rPr>
-              <w:t xml:space="preserve">Lesson 7 — EXPLAIN &amp; MODEL: Connecting Properties to Uses Across All Chemical Families</w:t>
-            </w:r>
-          </w:p>
-          <w:p>
-            <w:pPr>
-              <w:spacing w:after="40" w:before="0"/>
-              <w:jc w:val="left"/>
-            </w:pPr>
-            <w:r>
-              <w:rPr>
-                <w:rFonts w:ascii="Arial" w:cs="Arial" w:eastAsia="Arial" w:hAnsi="Arial"/>
-                <w:b w:val="false"/>
-                <w:bCs w:val="false"/>
-                <w:i w:val="false"/>
-                <w:iCs w:val="false"/>
-                <w:color w:val="000000"/>
-                <w:sz w:val="18"/>
-                <w:szCs w:val="18"/>
-              </w:rPr>
-              <w:t xml:space="preserve">Students return to the full anchoring phenomenon and all four supporting phenomena. Working in groups, each group is assigned one chemical family and prepares a structured explanation poster (or digital slide): What are the family's key physical and chemical properties? What electron arrangement explains these properties? What are 3 Kenyan uses of elements from this family? Groups present to the class (peer teaching). Class collectively revises the element-sorting activity from Lesson 1 — students now correctly classify all 20 elements into families with justifications. Teacher facilitates a whole-class discussion on the driving question: "How are elements suited to their use in day-to-day life?" DQB is updated to reflect consolidated understanding.</w:t>
-            </w:r>
-          </w:p>
-          <w:p>
-            <w:pPr>
-              <w:spacing w:after="40" w:before="0"/>
-              <w:jc w:val="left"/>
-            </w:pPr>
-            <w:r>
-              <w:rPr>
-                <w:rFonts w:ascii="Arial" w:cs="Arial" w:eastAsia="Arial" w:hAnsi="Arial"/>
-                <w:b w:val="false"/>
-                <w:bCs w:val="false"/>
-                <w:i w:val="false"/>
-                <w:iCs w:val="false"/>
-                <w:color w:val="000000"/>
-                <w:sz w:val="18"/>
-                <w:szCs w:val="18"/>
-              </w:rPr>
-              <w:t xml:space="preserve"/>
-            </w:r>
-          </w:p>
-          <w:p>
-            <w:pPr>
-              <w:spacing w:after="40" w:before="0"/>
-              <w:jc w:val="left"/>
-            </w:pPr>
-            <w:r>
-              <w:rPr>
-                <w:rFonts w:ascii="Arial" w:cs="Arial" w:eastAsia="Arial" w:hAnsi="Arial"/>
-                <w:b w:val="false"/>
-                <w:bCs w:val="false"/>
-                <w:i w:val="false"/>
-                <w:iCs w:val="false"/>
-                <w:color w:val="000000"/>
-                <w:sz w:val="18"/>
-                <w:szCs w:val="18"/>
-              </w:rPr>
-              <w:t xml:space="preserve">Lesson 8 — MODEL BUILDING, DQB CONSOLIDATION &amp; ASSESSMENT</w:t>
-            </w:r>
-          </w:p>
-          <w:p>
-            <w:pPr>
-              <w:spacing w:after="40" w:before="0"/>
-              <w:jc w:val="left"/>
-            </w:pPr>
-            <w:r>
-              <w:rPr>
-                <w:rFonts w:ascii="Arial" w:cs="Arial" w:eastAsia="Arial" w:hAnsi="Arial"/>
-                <w:b w:val="false"/>
-                <w:bCs w:val="false"/>
-                <w:i w:val="false"/>
-                <w:iCs w:val="false"/>
-                <w:color w:val="000000"/>
-                <w:sz w:val="18"/>
-                <w:szCs w:val="18"/>
-              </w:rPr>
-              <w:t xml:space="preserve">Students individually (or in pairs) complete a cumulative model: a fully annotated chemical families reference chart that maps each family → key properties → electron arrangement pattern → 3 Kenyan uses → one safety/environmental consideration. Class conducts a final DQB review — circling questions now answered and flagging any remaining wonderings (linking forward to Sub-Strand 2.3 Chemical Bonding). Formative assessment: students write a short structured explanation responding to the driving question, using evidence from at least three investigations conducted during the unit. Teacher provides feedback and previews how chemical family properties determine the types of bonds elements form — the bridge to the next sub-strand.</w:t>
-            </w:r>
-          </w:p>
-        </w:tc>
-      </w:tr>
-      <w:tr>
-        <w:tc>
-          <w:tcPr>
-            <w:tcW w:type="dxa" w:w="3000"/>
-            <w:shd w:fill="EAD1F5" w:color="auto" w:val="clear"/>
-            <w:tcMar>
-              <w:top w:type="dxa" w:w="60"/>
-              <w:left w:type="dxa" w:w="120"/>
-              <w:bottom w:type="dxa" w:w="60"/>
-              <w:right w:type="dxa" w:w="120"/>
-            </w:tcMar>
-            <w:vAlign w:val="top"/>
-          </w:tcPr>
-          <w:p>
-            <w:pPr>
-              <w:spacing w:after="40" w:before="0"/>
-              <w:jc w:val="left"/>
-            </w:pPr>
-            <w:r>
-              <w:rPr>
-                <w:rFonts w:ascii="Arial" w:cs="Arial" w:eastAsia="Arial" w:hAnsi="Arial"/>
-                <w:b/>
-                <w:bCs/>
-                <w:i w:val="false"/>
-                <w:iCs w:val="false"/>
-                <w:color w:val="000000"/>
-                <w:sz w:val="18"/>
-                <w:szCs w:val="18"/>
-              </w:rPr>
-              <w:t xml:space="preserve">Supporting Phenomena</w:t>
-            </w:r>
-          </w:p>
-        </w:tc>
-        <w:tc>
-          <w:tcPr>
-            <w:tcW w:type="dxa" w:w="10680"/>
-            <w:shd w:fill="FFFFFF" w:color="auto" w:val="clear"/>
-            <w:tcMar>
-              <w:top w:type="dxa" w:w="60"/>
-              <w:left w:type="dxa" w:w="120"/>
-              <w:bottom w:type="dxa" w:w="60"/>
-              <w:right w:type="dxa" w:w="120"/>
-            </w:tcMar>
-            <w:vAlign w:val="top"/>
-          </w:tcPr>
-          <w:p>
-            <w:pPr>
-              <w:spacing w:after="30" w:before="0"/>
-              <w:ind w:left="360" w:hanging="180"/>
-              <w:jc w:val="left"/>
-            </w:pPr>
-            <w:r>
-              <w:rPr>
-                <w:rFonts w:ascii="Arial" w:cs="Arial" w:eastAsia="Arial" w:hAnsi="Arial"/>
-                <w:b w:val="false"/>
-                <w:bCs w:val="false"/>
-                <w:i w:val="false"/>
-                <w:iCs w:val="false"/>
-                <w:color w:val="000000"/>
-                <w:sz w:val="18"/>
-                <w:szCs w:val="18"/>
-              </w:rPr>
-              <w:t xml:space="preserve">–  Supporting Phenomenon 1 — "Sodium vs. Magnesium in Water": A teacher demonstration (or video clip) shows a small piece of sodium metal dropped into a trough of water fizzing violently, skidding across the surface and occasionally igniting — while a piece of magnesium ribbon placed in the same trough barely reacts, producing only tiny bubbles over several minutes. Students are puzzled: both are shiny metals, yet their reactivity is dramatically different. This supports learning about alkali metals vs. alkaline earth metals and trends in reactivity within and between families.</w:t>
-            </w:r>
-          </w:p>
-          <w:p>
-            <w:pPr>
-              <w:spacing w:after="30" w:before="0"/>
-              <w:ind w:left="360" w:hanging="180"/>
-              <w:jc w:val="left"/>
-            </w:pPr>
-            <w:r>
-              <w:rPr>
-                <w:rFonts w:ascii="Arial" w:cs="Arial" w:eastAsia="Arial" w:hAnsi="Arial"/>
-                <w:b w:val="false"/>
-                <w:bCs w:val="false"/>
-                <w:i w:val="false"/>
-                <w:iCs w:val="false"/>
-                <w:color w:val="000000"/>
-                <w:sz w:val="18"/>
-                <w:szCs w:val="18"/>
-              </w:rPr>
-              <w:t xml:space="preserve">–  Supporting Phenomenon 2 — "The Colour-Changing Flower Experiment": A fresh red hibiscus (commonly grown in Kenyan school compounds) placed in a jar with a few drops of chlorine water (or exposed to chlorine gas from dilute HCl + KMnO₄) loses its colour within minutes, turning white. Students are puzzled: how can an invisible gas destroy colour? This supports learning about the oxidising/bleaching properties of halogens and connects to the use of chlorine in Nairobi's water treatment plants.</w:t>
-            </w:r>
-          </w:p>
-          <w:p>
-            <w:pPr>
-              <w:spacing w:after="30" w:before="0"/>
-              <w:ind w:left="360" w:hanging="180"/>
-              <w:jc w:val="left"/>
-            </w:pPr>
-            <w:r>
-              <w:rPr>
-                <w:rFonts w:ascii="Arial" w:cs="Arial" w:eastAsia="Arial" w:hAnsi="Arial"/>
-                <w:b w:val="false"/>
-                <w:bCs w:val="false"/>
-                <w:i w:val="false"/>
-                <w:iCs w:val="false"/>
-                <w:color w:val="000000"/>
-                <w:sz w:val="18"/>
-                <w:szCs w:val="18"/>
-              </w:rPr>
-              <w:t xml:space="preserve">–  Supporting Phenomenon 3 — "The Rusting Jembe vs. the Shiny Copper Wire": Students observe that an iron jembe (hoe) left in the Rift Valley red soil rusts quickly, while the copper wiring inside a broken radio stays shiny for years. Yet both are transition metals. This supports learning about the varied physical and chemical properties of transition metals and their differential uses in Kenyan agriculture, construction and electronics.</w:t>
-            </w:r>
-          </w:p>
-          <w:p>
-            <w:pPr>
-              <w:spacing w:after="30" w:before="0"/>
-              <w:ind w:left="360" w:hanging="180"/>
-              <w:jc w:val="left"/>
-            </w:pPr>
-            <w:r>
-              <w:rPr>
-                <w:rFonts w:ascii="Arial" w:cs="Arial" w:eastAsia="Arial" w:hAnsi="Arial"/>
-                <w:b w:val="false"/>
-                <w:bCs w:val="false"/>
-                <w:i w:val="false"/>
-                <w:iCs w:val="false"/>
-                <w:color w:val="000000"/>
-                <w:sz w:val="18"/>
-                <w:szCs w:val="18"/>
-              </w:rPr>
-              <w:t xml:space="preserve">–  Supporting Phenomenon 4 — "Noble Gas Balloons vs. Hydrogen Balloons": Students recall (or watch a short video of) the 1937 Hindenburg disaster compared with the safe use of helium balloons at Kenyan school celebrations. Both gases are lighter than air, but one is catastrophically reactive and the other completely inert. This supports learning about the unique stability of noble gases and explains their safe industrial and commercial applications.</w:t>
-            </w:r>
-          </w:p>
-        </w:tc>
-      </w:tr>
-    </w:tbl>
-    <w:p>
-      <w:pPr>
-        <w:spacing w:after="120"/>
-      </w:pPr>
-      <w:r>
-        <w:t xml:space="preserve"/>
       </w:r>
     </w:p>
     <w:p>
@@ -3608,7 +3608,7 @@
             <w:pPr>
               <w:spacing w:after="20" w:before="0"/>
             </w:pPr>
-            <w:hyperlink w:history="1" r:id="rIdgebbk13-a40zgqpkawhew">
+            <w:hyperlink w:history="1" r:id="rIdqlz5v9zwfgzwhxoyzeuwl">
               <w:r>
                 <w:rPr>
                   <w:rFonts w:ascii="Arial" w:cs="Arial" w:eastAsia="Arial" w:hAnsi="Arial"/>
@@ -3641,7 +3641,7 @@
               <w:spacing w:after="10" w:before="0"/>
               <w:ind w:left="120"/>
             </w:pPr>
-            <w:hyperlink w:history="1" r:id="rId9xio2zhuykbuhzj27-n-9">
+            <w:hyperlink w:history="1" r:id="rId9epmno-jzgxbzyunuu_bx">
               <w:r>
                 <w:rPr>
                   <w:rFonts w:ascii="Arial" w:cs="Arial" w:eastAsia="Arial" w:hAnsi="Arial"/>
@@ -3686,7 +3686,7 @@
             <w:pPr>
               <w:spacing w:after="20" w:before="0"/>
             </w:pPr>
-            <w:hyperlink w:history="1" r:id="rIdskfi782wqmg0pguxvpvzl">
+            <w:hyperlink w:history="1" r:id="rIdjeto1pvcvy8phpxurubaq">
               <w:r>
                 <w:rPr>
                   <w:rFonts w:ascii="Arial" w:cs="Arial" w:eastAsia="Arial" w:hAnsi="Arial"/>
@@ -3719,7 +3719,7 @@
               <w:spacing w:after="10" w:before="0"/>
               <w:ind w:left="120"/>
             </w:pPr>
-            <w:hyperlink w:history="1" r:id="rIdly7c7npwwistggr9olkj0">
+            <w:hyperlink w:history="1" r:id="rIdiujwoudlw2bznauxq1e9v">
               <w:r>
                 <w:rPr>
                   <w:rFonts w:ascii="Arial" w:cs="Arial" w:eastAsia="Arial" w:hAnsi="Arial"/>
@@ -3914,7 +3914,7 @@
             <w:pPr>
               <w:spacing w:after="20" w:before="0"/>
             </w:pPr>
-            <w:hyperlink w:history="1" r:id="rIdgipv4jrmjce1onuxsdpqt">
+            <w:hyperlink w:history="1" r:id="rIdndgits_gkti3mfgu2q06v">
               <w:r>
                 <w:rPr>
                   <w:rFonts w:ascii="Arial" w:cs="Arial" w:eastAsia="Arial" w:hAnsi="Arial"/>
@@ -3947,7 +3947,7 @@
               <w:spacing w:after="10" w:before="0"/>
               <w:ind w:left="120"/>
             </w:pPr>
-            <w:hyperlink w:history="1" r:id="rIdosckbvyuo6hej-sjjetal">
+            <w:hyperlink w:history="1" r:id="rIdsafc8wgufefdkwjzenqpm">
               <w:r>
                 <w:rPr>
                   <w:rFonts w:ascii="Arial" w:cs="Arial" w:eastAsia="Arial" w:hAnsi="Arial"/>
@@ -3992,7 +3992,7 @@
             <w:pPr>
               <w:spacing w:after="20" w:before="0"/>
             </w:pPr>
-            <w:hyperlink w:history="1" r:id="rIdtzbqf1efoneulxh2reovn">
+            <w:hyperlink w:history="1" r:id="rIdtxuepl_udfxqqkugtad0q">
               <w:r>
                 <w:rPr>
                   <w:rFonts w:ascii="Arial" w:cs="Arial" w:eastAsia="Arial" w:hAnsi="Arial"/>
@@ -4025,7 +4025,7 @@
               <w:spacing w:after="10" w:before="0"/>
               <w:ind w:left="120"/>
             </w:pPr>
-            <w:hyperlink w:history="1" r:id="rIdpgva1_igfwxeyveolzcst">
+            <w:hyperlink w:history="1" r:id="rIdorltvtnx6utgi66uqaysx">
               <w:r>
                 <w:rPr>
                   <w:rFonts w:ascii="Arial" w:cs="Arial" w:eastAsia="Arial" w:hAnsi="Arial"/>
@@ -4220,7 +4220,7 @@
             <w:pPr>
               <w:spacing w:after="20" w:before="0"/>
             </w:pPr>
-            <w:hyperlink w:history="1" r:id="rIdibgsy26e_rwpsechgxnuy">
+            <w:hyperlink w:history="1" r:id="rIdmdqejnnrfng7heezj34qf">
               <w:r>
                 <w:rPr>
                   <w:rFonts w:ascii="Arial" w:cs="Arial" w:eastAsia="Arial" w:hAnsi="Arial"/>
@@ -4253,7 +4253,7 @@
               <w:spacing w:after="10" w:before="0"/>
               <w:ind w:left="120"/>
             </w:pPr>
-            <w:hyperlink w:history="1" r:id="rIdfiiuhd3uqx5rjp0oifphw">
+            <w:hyperlink w:history="1" r:id="rId01qzmjfbg_2g4hc29b_7x">
               <w:r>
                 <w:rPr>
                   <w:rFonts w:ascii="Arial" w:cs="Arial" w:eastAsia="Arial" w:hAnsi="Arial"/>
@@ -4298,7 +4298,7 @@
             <w:pPr>
               <w:spacing w:after="20" w:before="0"/>
             </w:pPr>
-            <w:hyperlink w:history="1" r:id="rIdsw6wceetxf0sbzwrsvha-">
+            <w:hyperlink w:history="1" r:id="rId10o0fluk3txrwcjldnutq">
               <w:r>
                 <w:rPr>
                   <w:rFonts w:ascii="Arial" w:cs="Arial" w:eastAsia="Arial" w:hAnsi="Arial"/>
@@ -4331,7 +4331,7 @@
               <w:spacing w:after="10" w:before="0"/>
               <w:ind w:left="120"/>
             </w:pPr>
-            <w:hyperlink w:history="1" r:id="rId1obmxxwpbm6l0rxy1n0td">
+            <w:hyperlink w:history="1" r:id="rIdyxubhq--_omi-noz4w_os">
               <w:r>
                 <w:rPr>
                   <w:rFonts w:ascii="Arial" w:cs="Arial" w:eastAsia="Arial" w:hAnsi="Arial"/>
@@ -4526,7 +4526,7 @@
             <w:pPr>
               <w:spacing w:after="20" w:before="0"/>
             </w:pPr>
-            <w:hyperlink w:history="1" r:id="rIdz5d46xldao3vtmuhdnhgg">
+            <w:hyperlink w:history="1" r:id="rIdkopo065n1kigmjvs54jhs">
               <w:r>
                 <w:rPr>
                   <w:rFonts w:ascii="Arial" w:cs="Arial" w:eastAsia="Arial" w:hAnsi="Arial"/>
@@ -4559,7 +4559,7 @@
               <w:spacing w:after="10" w:before="0"/>
               <w:ind w:left="120"/>
             </w:pPr>
-            <w:hyperlink w:history="1" r:id="rIdpyxqwovwxungktjkdetng">
+            <w:hyperlink w:history="1" r:id="rIdt8_s0api-2cy0zayzd125">
               <w:r>
                 <w:rPr>
                   <w:rFonts w:ascii="Arial" w:cs="Arial" w:eastAsia="Arial" w:hAnsi="Arial"/>
@@ -4604,7 +4604,7 @@
             <w:pPr>
               <w:spacing w:after="20" w:before="0"/>
             </w:pPr>
-            <w:hyperlink w:history="1" r:id="rIdjzenrbt_dqmgsc5onrfnq">
+            <w:hyperlink w:history="1" r:id="rIdeslwk_luejbjhvi75io-g">
               <w:r>
                 <w:rPr>
                   <w:rFonts w:ascii="Arial" w:cs="Arial" w:eastAsia="Arial" w:hAnsi="Arial"/>
@@ -4637,7 +4637,7 @@
               <w:spacing w:after="10" w:before="0"/>
               <w:ind w:left="120"/>
             </w:pPr>
-            <w:hyperlink w:history="1" r:id="rIdn8ebfwwop3wrqwab0nd0e">
+            <w:hyperlink w:history="1" r:id="rIdooizdon1fyo0ncazal522">
               <w:r>
                 <w:rPr>
                   <w:rFonts w:ascii="Arial" w:cs="Arial" w:eastAsia="Arial" w:hAnsi="Arial"/>
@@ -4832,7 +4832,7 @@
             <w:pPr>
               <w:spacing w:after="20" w:before="0"/>
             </w:pPr>
-            <w:hyperlink w:history="1" r:id="rIdykcyetdxzaclvi1nxqp2i">
+            <w:hyperlink w:history="1" r:id="rIdhxtdog9bfrr1_jwoohwjh">
               <w:r>
                 <w:rPr>
                   <w:rFonts w:ascii="Arial" w:cs="Arial" w:eastAsia="Arial" w:hAnsi="Arial"/>
@@ -4865,7 +4865,7 @@
               <w:spacing w:after="10" w:before="0"/>
               <w:ind w:left="120"/>
             </w:pPr>
-            <w:hyperlink w:history="1" r:id="rIdrt_iwkdcahw9pn5arewmo">
+            <w:hyperlink w:history="1" r:id="rIdnc8dnb_4svwwppe6cly9u">
               <w:r>
                 <w:rPr>
                   <w:rFonts w:ascii="Arial" w:cs="Arial" w:eastAsia="Arial" w:hAnsi="Arial"/>
@@ -4910,7 +4910,7 @@
             <w:pPr>
               <w:spacing w:after="20" w:before="0"/>
             </w:pPr>
-            <w:hyperlink w:history="1" r:id="rIdswb-3j1o-vkvlo2lsxbxd">
+            <w:hyperlink w:history="1" r:id="rIdssgxaljw7a1vrqqvxyexv">
               <w:r>
                 <w:rPr>
                   <w:rFonts w:ascii="Arial" w:cs="Arial" w:eastAsia="Arial" w:hAnsi="Arial"/>
@@ -4943,7 +4943,7 @@
               <w:spacing w:after="10" w:before="0"/>
               <w:ind w:left="120"/>
             </w:pPr>
-            <w:hyperlink w:history="1" r:id="rIdoogdrzrdwifnf3e1pbwxf">
+            <w:hyperlink w:history="1" r:id="rIdaoh9drs8gcn-x6ii34qj8">
               <w:r>
                 <w:rPr>
                   <w:rFonts w:ascii="Arial" w:cs="Arial" w:eastAsia="Arial" w:hAnsi="Arial"/>
@@ -5455,7 +5455,7 @@
         </w:rPr>
         <w:t xml:space="preserve">© 2026 SeaVuria and ARES. Aligned with KICD objectives. Developed by SeaVuria; technical implementation by ARES (with AI assistance from Claude). Licensed under </w:t>
       </w:r>
-      <w:hyperlink w:history="1" r:id="rIdjhoah2-x5dqcobcwy5btl">
+      <w:hyperlink w:history="1" r:id="rIdcuqmdtpub4goy1mupgj5m">
         <w:r>
           <w:rPr>
             <w:rFonts w:ascii="Arial" w:cs="Arial" w:eastAsia="Arial" w:hAnsi="Arial"/>
@@ -5476,7 +5476,7 @@
         </w:rPr>
         <w:t xml:space="preserve"> (</w:t>
       </w:r>
-      <w:hyperlink w:history="1" r:id="rId8tplcwjbzthdzyuasn0bd">
+      <w:hyperlink w:history="1" r:id="rIdynqtfvxyihiklcbb31syu">
         <w:r>
           <w:rPr>
             <w:rFonts w:ascii="Arial" w:cs="Arial" w:eastAsia="Arial" w:hAnsi="Arial"/>
@@ -6489,7 +6489,7 @@
             <w:pPr>
               <w:spacing w:after="20" w:before="0"/>
             </w:pPr>
-            <w:hyperlink w:history="1" r:id="rIdakawpsp4gq6vylndlt-rc">
+            <w:hyperlink w:history="1" r:id="rIdnesvrv9qgx15vjwawwqyk">
               <w:r>
                 <w:rPr>
                   <w:rFonts w:ascii="Arial" w:cs="Arial" w:eastAsia="Arial" w:hAnsi="Arial"/>
@@ -6522,7 +6522,7 @@
               <w:spacing w:after="10" w:before="0"/>
               <w:ind w:left="120"/>
             </w:pPr>
-            <w:hyperlink w:history="1" r:id="rId3zc36xfxculmmemiaapxs">
+            <w:hyperlink w:history="1" r:id="rIdzcqt5fvmgqvrsw7ka1kjq">
               <w:r>
                 <w:rPr>
                   <w:rFonts w:ascii="Arial" w:cs="Arial" w:eastAsia="Arial" w:hAnsi="Arial"/>
@@ -6567,7 +6567,7 @@
             <w:pPr>
               <w:spacing w:after="20" w:before="0"/>
             </w:pPr>
-            <w:hyperlink w:history="1" r:id="rIdubj5xfngaydye5je9kafw">
+            <w:hyperlink w:history="1" r:id="rIdr8fqioklmb61gip6m3jqq">
               <w:r>
                 <w:rPr>
                   <w:rFonts w:ascii="Arial" w:cs="Arial" w:eastAsia="Arial" w:hAnsi="Arial"/>
@@ -6600,7 +6600,7 @@
               <w:spacing w:after="10" w:before="0"/>
               <w:ind w:left="120"/>
             </w:pPr>
-            <w:hyperlink w:history="1" r:id="rIdebshv-tyhoeebh6ftvtmp">
+            <w:hyperlink w:history="1" r:id="rIdsbb7enonspi9dxvgtb3aw">
               <w:r>
                 <w:rPr>
                   <w:rFonts w:ascii="Arial" w:cs="Arial" w:eastAsia="Arial" w:hAnsi="Arial"/>
@@ -6795,7 +6795,7 @@
             <w:pPr>
               <w:spacing w:after="20" w:before="0"/>
             </w:pPr>
-            <w:hyperlink w:history="1" r:id="rIdpsylj3s-d5326tcmjyvsa">
+            <w:hyperlink w:history="1" r:id="rId_3rcohx3sgzexjrpr3eje">
               <w:r>
                 <w:rPr>
                   <w:rFonts w:ascii="Arial" w:cs="Arial" w:eastAsia="Arial" w:hAnsi="Arial"/>
@@ -6828,7 +6828,7 @@
               <w:spacing w:after="10" w:before="0"/>
               <w:ind w:left="120"/>
             </w:pPr>
-            <w:hyperlink w:history="1" r:id="rIdutmi3svhtls5lfbqtw1no">
+            <w:hyperlink w:history="1" r:id="rIdahgt-mzrw4usr9rmar4-2">
               <w:r>
                 <w:rPr>
                   <w:rFonts w:ascii="Arial" w:cs="Arial" w:eastAsia="Arial" w:hAnsi="Arial"/>
@@ -6873,7 +6873,7 @@
             <w:pPr>
               <w:spacing w:after="20" w:before="0"/>
             </w:pPr>
-            <w:hyperlink w:history="1" r:id="rIdj3eqk-dlaenf1ktjy9zzc">
+            <w:hyperlink w:history="1" r:id="rIdte6zhnz0uspqrkmugi81b">
               <w:r>
                 <w:rPr>
                   <w:rFonts w:ascii="Arial" w:cs="Arial" w:eastAsia="Arial" w:hAnsi="Arial"/>
@@ -6906,7 +6906,7 @@
               <w:spacing w:after="10" w:before="0"/>
               <w:ind w:left="120"/>
             </w:pPr>
-            <w:hyperlink w:history="1" r:id="rId-ks1coaonclsko7zwncyg">
+            <w:hyperlink w:history="1" r:id="rIdc2gvjcptqvrkijmu-wwzw">
               <w:r>
                 <w:rPr>
                   <w:rFonts w:ascii="Arial" w:cs="Arial" w:eastAsia="Arial" w:hAnsi="Arial"/>
@@ -7101,7 +7101,7 @@
             <w:pPr>
               <w:spacing w:after="20" w:before="0"/>
             </w:pPr>
-            <w:hyperlink w:history="1" r:id="rIdfquykft5ypio4u130aedq">
+            <w:hyperlink w:history="1" r:id="rIdq5rxpdlq5pyfhp6eju7ux">
               <w:r>
                 <w:rPr>
                   <w:rFonts w:ascii="Arial" w:cs="Arial" w:eastAsia="Arial" w:hAnsi="Arial"/>
@@ -7134,7 +7134,7 @@
               <w:spacing w:after="10" w:before="0"/>
               <w:ind w:left="120"/>
             </w:pPr>
-            <w:hyperlink w:history="1" r:id="rIdpilkvpa76cbduf8pqqi5f">
+            <w:hyperlink w:history="1" r:id="rIdxzks2etayusteq4mm8yri">
               <w:r>
                 <w:rPr>
                   <w:rFonts w:ascii="Arial" w:cs="Arial" w:eastAsia="Arial" w:hAnsi="Arial"/>
@@ -7179,7 +7179,7 @@
             <w:pPr>
               <w:spacing w:after="20" w:before="0"/>
             </w:pPr>
-            <w:hyperlink w:history="1" r:id="rIdaciqvfjg5wxr3xa4rnikz">
+            <w:hyperlink w:history="1" r:id="rIdigfwz67a2ilrp8tbnhqnd">
               <w:r>
                 <w:rPr>
                   <w:rFonts w:ascii="Arial" w:cs="Arial" w:eastAsia="Arial" w:hAnsi="Arial"/>
@@ -7212,7 +7212,7 @@
               <w:spacing w:after="10" w:before="0"/>
               <w:ind w:left="120"/>
             </w:pPr>
-            <w:hyperlink w:history="1" r:id="rIdxmoq9carqydvlh2ly3ko0">
+            <w:hyperlink w:history="1" r:id="rId_xtc0egcv-bremtuddyqe">
               <w:r>
                 <w:rPr>
                   <w:rFonts w:ascii="Arial" w:cs="Arial" w:eastAsia="Arial" w:hAnsi="Arial"/>
@@ -7407,7 +7407,7 @@
             <w:pPr>
               <w:spacing w:after="20" w:before="0"/>
             </w:pPr>
-            <w:hyperlink w:history="1" r:id="rIdcwlx49j6i1vcwslu5znq1">
+            <w:hyperlink w:history="1" r:id="rIdaiqkxqmk76um7pzxfmn3e">
               <w:r>
                 <w:rPr>
                   <w:rFonts w:ascii="Arial" w:cs="Arial" w:eastAsia="Arial" w:hAnsi="Arial"/>
@@ -7440,7 +7440,7 @@
               <w:spacing w:after="10" w:before="0"/>
               <w:ind w:left="120"/>
             </w:pPr>
-            <w:hyperlink w:history="1" r:id="rIdxjkttm-omoqzld5njcbre">
+            <w:hyperlink w:history="1" r:id="rIdxpo-jgeim-tcivrluno8d">
               <w:r>
                 <w:rPr>
                   <w:rFonts w:ascii="Arial" w:cs="Arial" w:eastAsia="Arial" w:hAnsi="Arial"/>
@@ -7485,7 +7485,7 @@
             <w:pPr>
               <w:spacing w:after="20" w:before="0"/>
             </w:pPr>
-            <w:hyperlink w:history="1" r:id="rIdhpbuyv_a3uemwh0xcn5hw">
+            <w:hyperlink w:history="1" r:id="rIdpyxjea-uciamtruklglvv">
               <w:r>
                 <w:rPr>
                   <w:rFonts w:ascii="Arial" w:cs="Arial" w:eastAsia="Arial" w:hAnsi="Arial"/>
@@ -7518,7 +7518,7 @@
               <w:spacing w:after="10" w:before="0"/>
               <w:ind w:left="120"/>
             </w:pPr>
-            <w:hyperlink w:history="1" r:id="rIdrr8z-ukkxh8suduac8uiu">
+            <w:hyperlink w:history="1" r:id="rIdzo7mz5q1gaqagaamkewwt">
               <w:r>
                 <w:rPr>
                   <w:rFonts w:ascii="Arial" w:cs="Arial" w:eastAsia="Arial" w:hAnsi="Arial"/>
@@ -7713,7 +7713,7 @@
             <w:pPr>
               <w:spacing w:after="20" w:before="0"/>
             </w:pPr>
-            <w:hyperlink w:history="1" r:id="rIdwp6biinctwzmej7gnkziv">
+            <w:hyperlink w:history="1" r:id="rIddqwu3wt7fiqts2zu7_icv">
               <w:r>
                 <w:rPr>
                   <w:rFonts w:ascii="Arial" w:cs="Arial" w:eastAsia="Arial" w:hAnsi="Arial"/>
@@ -7746,7 +7746,7 @@
               <w:spacing w:after="10" w:before="0"/>
               <w:ind w:left="120"/>
             </w:pPr>
-            <w:hyperlink w:history="1" r:id="rIdcgmebotb1g7ob3vdteqox">
+            <w:hyperlink w:history="1" r:id="rId_8p9nipirnly3wmbhdn8i">
               <w:r>
                 <w:rPr>
                   <w:rFonts w:ascii="Arial" w:cs="Arial" w:eastAsia="Arial" w:hAnsi="Arial"/>
@@ -7791,7 +7791,7 @@
             <w:pPr>
               <w:spacing w:after="20" w:before="0"/>
             </w:pPr>
-            <w:hyperlink w:history="1" r:id="rIdomtv20jeau8yxd6efcwh9">
+            <w:hyperlink w:history="1" r:id="rId0v4tv7dlumuu0vxjr1r5j">
               <w:r>
                 <w:rPr>
                   <w:rFonts w:ascii="Arial" w:cs="Arial" w:eastAsia="Arial" w:hAnsi="Arial"/>
@@ -7824,7 +7824,7 @@
               <w:spacing w:after="10" w:before="0"/>
               <w:ind w:left="120"/>
             </w:pPr>
-            <w:hyperlink w:history="1" r:id="rIdrytklvzgyt_8g5js_g6x0">
+            <w:hyperlink w:history="1" r:id="rIdffxclwgovlhulzbiq8inb">
               <w:r>
                 <w:rPr>
                   <w:rFonts w:ascii="Arial" w:cs="Arial" w:eastAsia="Arial" w:hAnsi="Arial"/>
@@ -8336,7 +8336,7 @@
         </w:rPr>
         <w:t xml:space="preserve">© 2026 SeaVuria and ARES. Aligned with KICD objectives. Developed by SeaVuria; technical implementation by ARES (with AI assistance from Claude). Licensed under </w:t>
       </w:r>
-      <w:hyperlink w:history="1" r:id="rIdy6zygcyagqzvhniw-j7if">
+      <w:hyperlink w:history="1" r:id="rId_qhlj0ajmwv7oaavfinv3">
         <w:r>
           <w:rPr>
             <w:rFonts w:ascii="Arial" w:cs="Arial" w:eastAsia="Arial" w:hAnsi="Arial"/>
@@ -8357,7 +8357,7 @@
         </w:rPr>
         <w:t xml:space="preserve"> (</w:t>
       </w:r>
-      <w:hyperlink w:history="1" r:id="rIddcalagjkeuwcdaa5lwizn">
+      <w:hyperlink w:history="1" r:id="rIdtsj8hhawvckbk36kf05oy">
         <w:r>
           <w:rPr>
             <w:rFonts w:ascii="Arial" w:cs="Arial" w:eastAsia="Arial" w:hAnsi="Arial"/>
@@ -9370,7 +9370,7 @@
             <w:pPr>
               <w:spacing w:after="20" w:before="0"/>
             </w:pPr>
-            <w:hyperlink w:history="1" r:id="rId9vkxtvvo1sy2-xlbrabfd">
+            <w:hyperlink w:history="1" r:id="rIdbh1qzksqwkk6tghxxu80v">
               <w:r>
                 <w:rPr>
                   <w:rFonts w:ascii="Arial" w:cs="Arial" w:eastAsia="Arial" w:hAnsi="Arial"/>
@@ -9403,7 +9403,7 @@
               <w:spacing w:after="10" w:before="0"/>
               <w:ind w:left="120"/>
             </w:pPr>
-            <w:hyperlink w:history="1" r:id="rIduv9ung6cclu1ukoqkd3jl">
+            <w:hyperlink w:history="1" r:id="rId-g8ntrgj_xe_0n3aa8tyt">
               <w:r>
                 <w:rPr>
                   <w:rFonts w:ascii="Arial" w:cs="Arial" w:eastAsia="Arial" w:hAnsi="Arial"/>
@@ -9448,7 +9448,7 @@
             <w:pPr>
               <w:spacing w:after="20" w:before="0"/>
             </w:pPr>
-            <w:hyperlink w:history="1" r:id="rIdoj-kr486o3kkbhqzqm13o">
+            <w:hyperlink w:history="1" r:id="rIdf6jwz6chvom_ihl9_grsx">
               <w:r>
                 <w:rPr>
                   <w:rFonts w:ascii="Arial" w:cs="Arial" w:eastAsia="Arial" w:hAnsi="Arial"/>
@@ -9481,7 +9481,7 @@
               <w:spacing w:after="10" w:before="0"/>
               <w:ind w:left="120"/>
             </w:pPr>
-            <w:hyperlink w:history="1" r:id="rIdzs-lvco4_e0cgffry4cgw">
+            <w:hyperlink w:history="1" r:id="rIdrx9ryppox5fxtmbpomtks">
               <w:r>
                 <w:rPr>
                   <w:rFonts w:ascii="Arial" w:cs="Arial" w:eastAsia="Arial" w:hAnsi="Arial"/>
@@ -9676,7 +9676,7 @@
             <w:pPr>
               <w:spacing w:after="20" w:before="0"/>
             </w:pPr>
-            <w:hyperlink w:history="1" r:id="rIdplbkmczdxe7hhhlt4bgqh">
+            <w:hyperlink w:history="1" r:id="rIdvlh-0mwlwqrijcwr6f59f">
               <w:r>
                 <w:rPr>
                   <w:rFonts w:ascii="Arial" w:cs="Arial" w:eastAsia="Arial" w:hAnsi="Arial"/>
@@ -9709,7 +9709,7 @@
               <w:spacing w:after="10" w:before="0"/>
               <w:ind w:left="120"/>
             </w:pPr>
-            <w:hyperlink w:history="1" r:id="rIdtox1dnrzljupuslsnvnh0">
+            <w:hyperlink w:history="1" r:id="rIdwzwmalpws1wpti0r9w6pq">
               <w:r>
                 <w:rPr>
                   <w:rFonts w:ascii="Arial" w:cs="Arial" w:eastAsia="Arial" w:hAnsi="Arial"/>
@@ -9754,7 +9754,7 @@
             <w:pPr>
               <w:spacing w:after="20" w:before="0"/>
             </w:pPr>
-            <w:hyperlink w:history="1" r:id="rIdaicyb1iu0etfetj4pfgcc">
+            <w:hyperlink w:history="1" r:id="rId_0ddzwjf3cgvlsmukcevl">
               <w:r>
                 <w:rPr>
                   <w:rFonts w:ascii="Arial" w:cs="Arial" w:eastAsia="Arial" w:hAnsi="Arial"/>
@@ -9787,7 +9787,7 @@
               <w:spacing w:after="10" w:before="0"/>
               <w:ind w:left="120"/>
             </w:pPr>
-            <w:hyperlink w:history="1" r:id="rId_i8kqicrhvjzwquely9qh">
+            <w:hyperlink w:history="1" r:id="rIdjtlkg_v_xqeexqppn5rjn">
               <w:r>
                 <w:rPr>
                   <w:rFonts w:ascii="Arial" w:cs="Arial" w:eastAsia="Arial" w:hAnsi="Arial"/>
@@ -9982,7 +9982,7 @@
             <w:pPr>
               <w:spacing w:after="20" w:before="0"/>
             </w:pPr>
-            <w:hyperlink w:history="1" r:id="rIddwnlhioprkvwiyzurl8hm">
+            <w:hyperlink w:history="1" r:id="rIdajygsyhr88ks_iwcqiudz">
               <w:r>
                 <w:rPr>
                   <w:rFonts w:ascii="Arial" w:cs="Arial" w:eastAsia="Arial" w:hAnsi="Arial"/>
@@ -10015,7 +10015,7 @@
               <w:spacing w:after="10" w:before="0"/>
               <w:ind w:left="120"/>
             </w:pPr>
-            <w:hyperlink w:history="1" r:id="rIdrrdivc9ktmvx20cvy-p_v">
+            <w:hyperlink w:history="1" r:id="rId92pxlyvacfovm5sshsf3f">
               <w:r>
                 <w:rPr>
                   <w:rFonts w:ascii="Arial" w:cs="Arial" w:eastAsia="Arial" w:hAnsi="Arial"/>
@@ -10060,7 +10060,7 @@
             <w:pPr>
               <w:spacing w:after="20" w:before="0"/>
             </w:pPr>
-            <w:hyperlink w:history="1" r:id="rIdvpx2c5fqnbgkv9-ol7uks">
+            <w:hyperlink w:history="1" r:id="rIdog12vhhe2jolmmmr9zv08">
               <w:r>
                 <w:rPr>
                   <w:rFonts w:ascii="Arial" w:cs="Arial" w:eastAsia="Arial" w:hAnsi="Arial"/>
@@ -10093,7 +10093,7 @@
               <w:spacing w:after="10" w:before="0"/>
               <w:ind w:left="120"/>
             </w:pPr>
-            <w:hyperlink w:history="1" r:id="rIdufgfalq4divfjr58jtxn6">
+            <w:hyperlink w:history="1" r:id="rIdiqjtt81lidr5u2cjc9cgy">
               <w:r>
                 <w:rPr>
                   <w:rFonts w:ascii="Arial" w:cs="Arial" w:eastAsia="Arial" w:hAnsi="Arial"/>
@@ -10288,7 +10288,7 @@
             <w:pPr>
               <w:spacing w:after="20" w:before="0"/>
             </w:pPr>
-            <w:hyperlink w:history="1" r:id="rIdkdb3jmplrt6epprvgfe15">
+            <w:hyperlink w:history="1" r:id="rIdz0lhiv07sxemxuw3rqv88">
               <w:r>
                 <w:rPr>
                   <w:rFonts w:ascii="Arial" w:cs="Arial" w:eastAsia="Arial" w:hAnsi="Arial"/>
@@ -10321,7 +10321,7 @@
               <w:spacing w:after="10" w:before="0"/>
               <w:ind w:left="120"/>
             </w:pPr>
-            <w:hyperlink w:history="1" r:id="rIdtezxeludhix7rsxsxzjzi">
+            <w:hyperlink w:history="1" r:id="rIdgnjpgt7ftid_6vu6filza">
               <w:r>
                 <w:rPr>
                   <w:rFonts w:ascii="Arial" w:cs="Arial" w:eastAsia="Arial" w:hAnsi="Arial"/>
@@ -10366,7 +10366,7 @@
             <w:pPr>
               <w:spacing w:after="20" w:before="0"/>
             </w:pPr>
-            <w:hyperlink w:history="1" r:id="rIdmp9ia-tvy0f5p_gagtt7v">
+            <w:hyperlink w:history="1" r:id="rIdpvoi45dtuygmxttdl6nsb">
               <w:r>
                 <w:rPr>
                   <w:rFonts w:ascii="Arial" w:cs="Arial" w:eastAsia="Arial" w:hAnsi="Arial"/>
@@ -10399,7 +10399,7 @@
               <w:spacing w:after="10" w:before="0"/>
               <w:ind w:left="120"/>
             </w:pPr>
-            <w:hyperlink w:history="1" r:id="rIdgy1wstd_vsy5z4lj0gbdv">
+            <w:hyperlink w:history="1" r:id="rId0tqpfcquyf1zcwb0mgvij">
               <w:r>
                 <w:rPr>
                   <w:rFonts w:ascii="Arial" w:cs="Arial" w:eastAsia="Arial" w:hAnsi="Arial"/>
@@ -10594,7 +10594,7 @@
             <w:pPr>
               <w:spacing w:after="20" w:before="0"/>
             </w:pPr>
-            <w:hyperlink w:history="1" r:id="rIdcpfsb0du2dwibjymclb-c">
+            <w:hyperlink w:history="1" r:id="rIddeiosop870vyla9qwinqh">
               <w:r>
                 <w:rPr>
                   <w:rFonts w:ascii="Arial" w:cs="Arial" w:eastAsia="Arial" w:hAnsi="Arial"/>
@@ -10627,7 +10627,7 @@
               <w:spacing w:after="10" w:before="0"/>
               <w:ind w:left="120"/>
             </w:pPr>
-            <w:hyperlink w:history="1" r:id="rIdgaacrwhqbvwsz6qtmh2fv">
+            <w:hyperlink w:history="1" r:id="rId27z6m4u1zcpsmxtzl6ugm">
               <w:r>
                 <w:rPr>
                   <w:rFonts w:ascii="Arial" w:cs="Arial" w:eastAsia="Arial" w:hAnsi="Arial"/>
@@ -10672,7 +10672,7 @@
             <w:pPr>
               <w:spacing w:after="20" w:before="0"/>
             </w:pPr>
-            <w:hyperlink w:history="1" r:id="rId6cri0qojfkzhfgzokwfkz">
+            <w:hyperlink w:history="1" r:id="rIdfryhzgy5lspaawjqh6s-l">
               <w:r>
                 <w:rPr>
                   <w:rFonts w:ascii="Arial" w:cs="Arial" w:eastAsia="Arial" w:hAnsi="Arial"/>
@@ -10705,7 +10705,7 @@
               <w:spacing w:after="10" w:before="0"/>
               <w:ind w:left="120"/>
             </w:pPr>
-            <w:hyperlink w:history="1" r:id="rIdh07jfs_77yqmlgqb2qxox">
+            <w:hyperlink w:history="1" r:id="rIdky1pus81swkhok8tkefre">
               <w:r>
                 <w:rPr>
                   <w:rFonts w:ascii="Arial" w:cs="Arial" w:eastAsia="Arial" w:hAnsi="Arial"/>
@@ -11217,7 +11217,7 @@
         </w:rPr>
         <w:t xml:space="preserve">© 2026 SeaVuria and ARES. Aligned with KICD objectives. Developed by SeaVuria; technical implementation by ARES (with AI assistance from Claude). Licensed under </w:t>
       </w:r>
-      <w:hyperlink w:history="1" r:id="rIdebb0jve87m9paksjj3z1e">
+      <w:hyperlink w:history="1" r:id="rIdd-vyb_tsqgn1x2staspz4">
         <w:r>
           <w:rPr>
             <w:rFonts w:ascii="Arial" w:cs="Arial" w:eastAsia="Arial" w:hAnsi="Arial"/>
@@ -11238,7 +11238,7 @@
         </w:rPr>
         <w:t xml:space="preserve"> (</w:t>
       </w:r>
-      <w:hyperlink w:history="1" r:id="rId_14zrqmyrpwgjmxp4op5r">
+      <w:hyperlink w:history="1" r:id="rIdvqbxqjzeyfgo7e3m7oyt2">
         <w:r>
           <w:rPr>
             <w:rFonts w:ascii="Arial" w:cs="Arial" w:eastAsia="Arial" w:hAnsi="Arial"/>
@@ -12251,7 +12251,7 @@
             <w:pPr>
               <w:spacing w:after="20" w:before="0"/>
             </w:pPr>
-            <w:hyperlink w:history="1" r:id="rIdbpv9-_sty5jtt68za1wns">
+            <w:hyperlink w:history="1" r:id="rIdhhappazduzpqpbyzfsf_n">
               <w:r>
                 <w:rPr>
                   <w:rFonts w:ascii="Arial" w:cs="Arial" w:eastAsia="Arial" w:hAnsi="Arial"/>
@@ -12284,7 +12284,7 @@
               <w:spacing w:after="10" w:before="0"/>
               <w:ind w:left="120"/>
             </w:pPr>
-            <w:hyperlink w:history="1" r:id="rId90xilv6dijjvws_aqfaxm">
+            <w:hyperlink w:history="1" r:id="rIde9hosuzche-ilodazdfvu">
               <w:r>
                 <w:rPr>
                   <w:rFonts w:ascii="Arial" w:cs="Arial" w:eastAsia="Arial" w:hAnsi="Arial"/>
@@ -12329,7 +12329,7 @@
             <w:pPr>
               <w:spacing w:after="20" w:before="0"/>
             </w:pPr>
-            <w:hyperlink w:history="1" r:id="rIdliofleqxcn3fti64onqf5">
+            <w:hyperlink w:history="1" r:id="rIdouldjqtwlkuh8d4afywf-">
               <w:r>
                 <w:rPr>
                   <w:rFonts w:ascii="Arial" w:cs="Arial" w:eastAsia="Arial" w:hAnsi="Arial"/>
@@ -12362,7 +12362,7 @@
               <w:spacing w:after="10" w:before="0"/>
               <w:ind w:left="120"/>
             </w:pPr>
-            <w:hyperlink w:history="1" r:id="rIdp0ik3jekvar5w5c-knjf5">
+            <w:hyperlink w:history="1" r:id="rIdufo00bmczef-wyf7_5b7r">
               <w:r>
                 <w:rPr>
                   <w:rFonts w:ascii="Arial" w:cs="Arial" w:eastAsia="Arial" w:hAnsi="Arial"/>
@@ -12557,7 +12557,7 @@
             <w:pPr>
               <w:spacing w:after="20" w:before="0"/>
             </w:pPr>
-            <w:hyperlink w:history="1" r:id="rId6hz5hvsh1fp1ouxvx0hwu">
+            <w:hyperlink w:history="1" r:id="rId4z1o-ei5kmfh1j_g3qdj-">
               <w:r>
                 <w:rPr>
                   <w:rFonts w:ascii="Arial" w:cs="Arial" w:eastAsia="Arial" w:hAnsi="Arial"/>
@@ -12590,7 +12590,7 @@
               <w:spacing w:after="10" w:before="0"/>
               <w:ind w:left="120"/>
             </w:pPr>
-            <w:hyperlink w:history="1" r:id="rIddcvyk3zeag8heu40hoxsl">
+            <w:hyperlink w:history="1" r:id="rId4pect-ph0axom3rq0ncxa">
               <w:r>
                 <w:rPr>
                   <w:rFonts w:ascii="Arial" w:cs="Arial" w:eastAsia="Arial" w:hAnsi="Arial"/>
@@ -12635,7 +12635,7 @@
             <w:pPr>
               <w:spacing w:after="20" w:before="0"/>
             </w:pPr>
-            <w:hyperlink w:history="1" r:id="rId8qgief3efdxdq_vcl50f-">
+            <w:hyperlink w:history="1" r:id="rIdkzbocerxzm6ghsqakyt1l">
               <w:r>
                 <w:rPr>
                   <w:rFonts w:ascii="Arial" w:cs="Arial" w:eastAsia="Arial" w:hAnsi="Arial"/>
@@ -12668,7 +12668,7 @@
               <w:spacing w:after="10" w:before="0"/>
               <w:ind w:left="120"/>
             </w:pPr>
-            <w:hyperlink w:history="1" r:id="rIdwzbakankglhgl_j_jm8fq">
+            <w:hyperlink w:history="1" r:id="rIdw0lnhz49_cwercpiz6di2">
               <w:r>
                 <w:rPr>
                   <w:rFonts w:ascii="Arial" w:cs="Arial" w:eastAsia="Arial" w:hAnsi="Arial"/>
@@ -12863,7 +12863,7 @@
             <w:pPr>
               <w:spacing w:after="20" w:before="0"/>
             </w:pPr>
-            <w:hyperlink w:history="1" r:id="rIdv3hkrnnbulw3o9ybroebf">
+            <w:hyperlink w:history="1" r:id="rIda1muhf2fdkm5tlxlzqf_r">
               <w:r>
                 <w:rPr>
                   <w:rFonts w:ascii="Arial" w:cs="Arial" w:eastAsia="Arial" w:hAnsi="Arial"/>
@@ -12896,7 +12896,7 @@
               <w:spacing w:after="10" w:before="0"/>
               <w:ind w:left="120"/>
             </w:pPr>
-            <w:hyperlink w:history="1" r:id="rIdfzw1c7vsmhuviwwdeki5u">
+            <w:hyperlink w:history="1" r:id="rIdvvahbdtlkw8ruihy64fx3">
               <w:r>
                 <w:rPr>
                   <w:rFonts w:ascii="Arial" w:cs="Arial" w:eastAsia="Arial" w:hAnsi="Arial"/>
@@ -12941,7 +12941,7 @@
             <w:pPr>
               <w:spacing w:after="20" w:before="0"/>
             </w:pPr>
-            <w:hyperlink w:history="1" r:id="rId2lwq_yqzznsyj_amor9fp">
+            <w:hyperlink w:history="1" r:id="rIdveojdcuuduw_ckey7ktl2">
               <w:r>
                 <w:rPr>
                   <w:rFonts w:ascii="Arial" w:cs="Arial" w:eastAsia="Arial" w:hAnsi="Arial"/>
@@ -12974,7 +12974,7 @@
               <w:spacing w:after="10" w:before="0"/>
               <w:ind w:left="120"/>
             </w:pPr>
-            <w:hyperlink w:history="1" r:id="rIdvpidjbdt1qatxbix0urou">
+            <w:hyperlink w:history="1" r:id="rIdlslttdnzldbs4vpwsdpqb">
               <w:r>
                 <w:rPr>
                   <w:rFonts w:ascii="Arial" w:cs="Arial" w:eastAsia="Arial" w:hAnsi="Arial"/>
@@ -13169,7 +13169,7 @@
             <w:pPr>
               <w:spacing w:after="20" w:before="0"/>
             </w:pPr>
-            <w:hyperlink w:history="1" r:id="rIdnkcdxunjjnuwsbenabp6o">
+            <w:hyperlink w:history="1" r:id="rIdlaoreelptpzid7h5crvzu">
               <w:r>
                 <w:rPr>
                   <w:rFonts w:ascii="Arial" w:cs="Arial" w:eastAsia="Arial" w:hAnsi="Arial"/>
@@ -13202,7 +13202,7 @@
               <w:spacing w:after="10" w:before="0"/>
               <w:ind w:left="120"/>
             </w:pPr>
-            <w:hyperlink w:history="1" r:id="rIdcp9bov7q0l1f5cqoxkmcq">
+            <w:hyperlink w:history="1" r:id="rIdoxklfn83f6ddjnkatxmyk">
               <w:r>
                 <w:rPr>
                   <w:rFonts w:ascii="Arial" w:cs="Arial" w:eastAsia="Arial" w:hAnsi="Arial"/>
@@ -13247,7 +13247,7 @@
             <w:pPr>
               <w:spacing w:after="20" w:before="0"/>
             </w:pPr>
-            <w:hyperlink w:history="1" r:id="rIdfjnzwzbcuozgktgwvi7ft">
+            <w:hyperlink w:history="1" r:id="rIduqlwfptrpuqkp8xej4ccx">
               <w:r>
                 <w:rPr>
                   <w:rFonts w:ascii="Arial" w:cs="Arial" w:eastAsia="Arial" w:hAnsi="Arial"/>
@@ -13280,7 +13280,7 @@
               <w:spacing w:after="10" w:before="0"/>
               <w:ind w:left="120"/>
             </w:pPr>
-            <w:hyperlink w:history="1" r:id="rIdnecihg5x4ydjanosmiptk">
+            <w:hyperlink w:history="1" r:id="rIdizsqpkkcujokflfsb5rl4">
               <w:r>
                 <w:rPr>
                   <w:rFonts w:ascii="Arial" w:cs="Arial" w:eastAsia="Arial" w:hAnsi="Arial"/>
@@ -13475,7 +13475,7 @@
             <w:pPr>
               <w:spacing w:after="20" w:before="0"/>
             </w:pPr>
-            <w:hyperlink w:history="1" r:id="rIdso_ct8bphredgbqyjbwqs">
+            <w:hyperlink w:history="1" r:id="rIdxtggiht04m6uvnyejprdy">
               <w:r>
                 <w:rPr>
                   <w:rFonts w:ascii="Arial" w:cs="Arial" w:eastAsia="Arial" w:hAnsi="Arial"/>
@@ -13508,7 +13508,7 @@
               <w:spacing w:after="10" w:before="0"/>
               <w:ind w:left="120"/>
             </w:pPr>
-            <w:hyperlink w:history="1" r:id="rIdoxalibtdhhe--xwpzhq2c">
+            <w:hyperlink w:history="1" r:id="rIdlvzn6_lddhlzyzfv8-4pd">
               <w:r>
                 <w:rPr>
                   <w:rFonts w:ascii="Arial" w:cs="Arial" w:eastAsia="Arial" w:hAnsi="Arial"/>
@@ -13553,7 +13553,7 @@
             <w:pPr>
               <w:spacing w:after="20" w:before="0"/>
             </w:pPr>
-            <w:hyperlink w:history="1" r:id="rIdyq8dsisxcecov5jmlv78o">
+            <w:hyperlink w:history="1" r:id="rIddvb6_3nrxvvrvakhnyats">
               <w:r>
                 <w:rPr>
                   <w:rFonts w:ascii="Arial" w:cs="Arial" w:eastAsia="Arial" w:hAnsi="Arial"/>
@@ -13586,7 +13586,7 @@
               <w:spacing w:after="10" w:before="0"/>
               <w:ind w:left="120"/>
             </w:pPr>
-            <w:hyperlink w:history="1" r:id="rIdhv2kseh83xljemzc4ov9y">
+            <w:hyperlink w:history="1" r:id="rIdvoikxnbuhoacaecw6qjtm">
               <w:r>
                 <w:rPr>
                   <w:rFonts w:ascii="Arial" w:cs="Arial" w:eastAsia="Arial" w:hAnsi="Arial"/>
@@ -14326,7 +14326,7 @@
         </w:rPr>
         <w:t xml:space="preserve">© 2026 SeaVuria and ARES. Aligned with KICD objectives. Developed by SeaVuria; technical implementation by ARES (with AI assistance from Claude). Licensed under </w:t>
       </w:r>
-      <w:hyperlink w:history="1" r:id="rIdioxeda3l8s9ce4u84c0pd">
+      <w:hyperlink w:history="1" r:id="rIda9zj7rvn_10okl6uq_wji">
         <w:r>
           <w:rPr>
             <w:rFonts w:ascii="Arial" w:cs="Arial" w:eastAsia="Arial" w:hAnsi="Arial"/>
@@ -14347,7 +14347,7 @@
         </w:rPr>
         <w:t xml:space="preserve"> (</w:t>
       </w:r>
-      <w:hyperlink w:history="1" r:id="rIdkti16lnwhot9vmbt_la6l">
+      <w:hyperlink w:history="1" r:id="rIdhta1kgj46y1jiprh-nisd">
         <w:r>
           <w:rPr>
             <w:rFonts w:ascii="Arial" w:cs="Arial" w:eastAsia="Arial" w:hAnsi="Arial"/>
@@ -15360,7 +15360,7 @@
             <w:pPr>
               <w:spacing w:after="20" w:before="0"/>
             </w:pPr>
-            <w:hyperlink w:history="1" r:id="rIdrczdjcdnl6yqksps-gxla">
+            <w:hyperlink w:history="1" r:id="rIdru5zddpxuno0ldfgyjazk">
               <w:r>
                 <w:rPr>
                   <w:rFonts w:ascii="Arial" w:cs="Arial" w:eastAsia="Arial" w:hAnsi="Arial"/>
@@ -15393,7 +15393,7 @@
               <w:spacing w:after="10" w:before="0"/>
               <w:ind w:left="120"/>
             </w:pPr>
-            <w:hyperlink w:history="1" r:id="rId5gczqvgyguqoypzrwn9a3">
+            <w:hyperlink w:history="1" r:id="rIdteibqaoyfydf35aclag_f">
               <w:r>
                 <w:rPr>
                   <w:rFonts w:ascii="Arial" w:cs="Arial" w:eastAsia="Arial" w:hAnsi="Arial"/>
@@ -15438,7 +15438,7 @@
             <w:pPr>
               <w:spacing w:after="20" w:before="0"/>
             </w:pPr>
-            <w:hyperlink w:history="1" r:id="rIdggxd2guiooo0amvw2ud8q">
+            <w:hyperlink w:history="1" r:id="rIdic6qjblm6mq3rqzepjdjy">
               <w:r>
                 <w:rPr>
                   <w:rFonts w:ascii="Arial" w:cs="Arial" w:eastAsia="Arial" w:hAnsi="Arial"/>
@@ -15471,7 +15471,7 @@
               <w:spacing w:after="10" w:before="0"/>
               <w:ind w:left="120"/>
             </w:pPr>
-            <w:hyperlink w:history="1" r:id="rIdd2d9pjb5ilgxa-v-xssls">
+            <w:hyperlink w:history="1" r:id="rIdm3-f15qqkwprlwzhcpub3">
               <w:r>
                 <w:rPr>
                   <w:rFonts w:ascii="Arial" w:cs="Arial" w:eastAsia="Arial" w:hAnsi="Arial"/>
@@ -15666,7 +15666,7 @@
             <w:pPr>
               <w:spacing w:after="20" w:before="0"/>
             </w:pPr>
-            <w:hyperlink w:history="1" r:id="rIdry3h1f9ww9zv-lwyorkxq">
+            <w:hyperlink w:history="1" r:id="rIdemvykdq1vdvj8ctnp5nho">
               <w:r>
                 <w:rPr>
                   <w:rFonts w:ascii="Arial" w:cs="Arial" w:eastAsia="Arial" w:hAnsi="Arial"/>
@@ -15699,7 +15699,7 @@
               <w:spacing w:after="10" w:before="0"/>
               <w:ind w:left="120"/>
             </w:pPr>
-            <w:hyperlink w:history="1" r:id="rIdsm2ex_a17rbz0ltrrqcqr">
+            <w:hyperlink w:history="1" r:id="rIdw54pqew-3mer__ukfcqrv">
               <w:r>
                 <w:rPr>
                   <w:rFonts w:ascii="Arial" w:cs="Arial" w:eastAsia="Arial" w:hAnsi="Arial"/>
@@ -15744,7 +15744,7 @@
             <w:pPr>
               <w:spacing w:after="20" w:before="0"/>
             </w:pPr>
-            <w:hyperlink w:history="1" r:id="rIdu84jnxcgmwv4wxk8_lcrj">
+            <w:hyperlink w:history="1" r:id="rIdxatbl7n-xflmuiu-7ybvv">
               <w:r>
                 <w:rPr>
                   <w:rFonts w:ascii="Arial" w:cs="Arial" w:eastAsia="Arial" w:hAnsi="Arial"/>
@@ -15777,7 +15777,7 @@
               <w:spacing w:after="10" w:before="0"/>
               <w:ind w:left="120"/>
             </w:pPr>
-            <w:hyperlink w:history="1" r:id="rIdpmalema4yytu9wvkeeyoz">
+            <w:hyperlink w:history="1" r:id="rIdqyqi8okhgmsdu191pqd4m">
               <w:r>
                 <w:rPr>
                   <w:rFonts w:ascii="Arial" w:cs="Arial" w:eastAsia="Arial" w:hAnsi="Arial"/>
@@ -15972,7 +15972,7 @@
             <w:pPr>
               <w:spacing w:after="20" w:before="0"/>
             </w:pPr>
-            <w:hyperlink w:history="1" r:id="rIdjdcggauqdfrpjlgccx8sl">
+            <w:hyperlink w:history="1" r:id="rId0-0qu5iojte1e9jvueh0e">
               <w:r>
                 <w:rPr>
                   <w:rFonts w:ascii="Arial" w:cs="Arial" w:eastAsia="Arial" w:hAnsi="Arial"/>
@@ -16005,7 +16005,7 @@
               <w:spacing w:after="10" w:before="0"/>
               <w:ind w:left="120"/>
             </w:pPr>
-            <w:hyperlink w:history="1" r:id="rIdirve1xa7r4jnlqsxy_cn9">
+            <w:hyperlink w:history="1" r:id="rIdk1hzigui8clhij-df-8nz">
               <w:r>
                 <w:rPr>
                   <w:rFonts w:ascii="Arial" w:cs="Arial" w:eastAsia="Arial" w:hAnsi="Arial"/>
@@ -16050,7 +16050,7 @@
             <w:pPr>
               <w:spacing w:after="20" w:before="0"/>
             </w:pPr>
-            <w:hyperlink w:history="1" r:id="rId_14z7pzdg94edq8ytdiob">
+            <w:hyperlink w:history="1" r:id="rIdgeyqqmorw-bmn6eeqq4fb">
               <w:r>
                 <w:rPr>
                   <w:rFonts w:ascii="Arial" w:cs="Arial" w:eastAsia="Arial" w:hAnsi="Arial"/>
@@ -16083,7 +16083,7 @@
               <w:spacing w:after="10" w:before="0"/>
               <w:ind w:left="120"/>
             </w:pPr>
-            <w:hyperlink w:history="1" r:id="rIdvxj6gtsfg8pylyapnjpth">
+            <w:hyperlink w:history="1" r:id="rIdzfkutc1qcqqi4ulfxsjtm">
               <w:r>
                 <w:rPr>
                   <w:rFonts w:ascii="Arial" w:cs="Arial" w:eastAsia="Arial" w:hAnsi="Arial"/>
@@ -16278,7 +16278,7 @@
             <w:pPr>
               <w:spacing w:after="20" w:before="0"/>
             </w:pPr>
-            <w:hyperlink w:history="1" r:id="rIdbu8sybpyg4hdln7hlmnnu">
+            <w:hyperlink w:history="1" r:id="rIdz2-4xka5o_elfkjzblc2g">
               <w:r>
                 <w:rPr>
                   <w:rFonts w:ascii="Arial" w:cs="Arial" w:eastAsia="Arial" w:hAnsi="Arial"/>
@@ -16311,7 +16311,7 @@
               <w:spacing w:after="10" w:before="0"/>
               <w:ind w:left="120"/>
             </w:pPr>
-            <w:hyperlink w:history="1" r:id="rId1dreadfnuhcl1c6om9iaj">
+            <w:hyperlink w:history="1" r:id="rIdpvqooksmshgp5o6lx2tp1">
               <w:r>
                 <w:rPr>
                   <w:rFonts w:ascii="Arial" w:cs="Arial" w:eastAsia="Arial" w:hAnsi="Arial"/>
@@ -16356,7 +16356,7 @@
             <w:pPr>
               <w:spacing w:after="20" w:before="0"/>
             </w:pPr>
-            <w:hyperlink w:history="1" r:id="rIdulctqw-umcr79flz50pzm">
+            <w:hyperlink w:history="1" r:id="rIdwk-guyberisqi9w6xqdco">
               <w:r>
                 <w:rPr>
                   <w:rFonts w:ascii="Arial" w:cs="Arial" w:eastAsia="Arial" w:hAnsi="Arial"/>
@@ -16389,7 +16389,7 @@
               <w:spacing w:after="10" w:before="0"/>
               <w:ind w:left="120"/>
             </w:pPr>
-            <w:hyperlink w:history="1" r:id="rIdr3fx7msssvbt9olfbexgm">
+            <w:hyperlink w:history="1" r:id="rIdaxmgivxydbejgtmqte4cp">
               <w:r>
                 <w:rPr>
                   <w:rFonts w:ascii="Arial" w:cs="Arial" w:eastAsia="Arial" w:hAnsi="Arial"/>
@@ -16584,7 +16584,7 @@
             <w:pPr>
               <w:spacing w:after="20" w:before="0"/>
             </w:pPr>
-            <w:hyperlink w:history="1" r:id="rIdn9lqbfig4zerbswdi0_nk">
+            <w:hyperlink w:history="1" r:id="rIdgaikcugyrrs5sjdlhm5uq">
               <w:r>
                 <w:rPr>
                   <w:rFonts w:ascii="Arial" w:cs="Arial" w:eastAsia="Arial" w:hAnsi="Arial"/>
@@ -16617,7 +16617,7 @@
               <w:spacing w:after="10" w:before="0"/>
               <w:ind w:left="120"/>
             </w:pPr>
-            <w:hyperlink w:history="1" r:id="rIdmya-ffrtq6bizjgbrijh-">
+            <w:hyperlink w:history="1" r:id="rIdx0vwor2rref6gx-0rncww">
               <w:r>
                 <w:rPr>
                   <w:rFonts w:ascii="Arial" w:cs="Arial" w:eastAsia="Arial" w:hAnsi="Arial"/>
@@ -16662,7 +16662,7 @@
             <w:pPr>
               <w:spacing w:after="20" w:before="0"/>
             </w:pPr>
-            <w:hyperlink w:history="1" r:id="rIdfzcqqstzwyarbnzuckino">
+            <w:hyperlink w:history="1" r:id="rIdcbnvaghtl4fht8s0m2ity">
               <w:r>
                 <w:rPr>
                   <w:rFonts w:ascii="Arial" w:cs="Arial" w:eastAsia="Arial" w:hAnsi="Arial"/>
@@ -16695,7 +16695,7 @@
               <w:spacing w:after="10" w:before="0"/>
               <w:ind w:left="120"/>
             </w:pPr>
-            <w:hyperlink w:history="1" r:id="rIdpgqpu1u9tptpxkd4agkxd">
+            <w:hyperlink w:history="1" r:id="rIdwgcwxgfhnewplrdvs1a1s">
               <w:r>
                 <w:rPr>
                   <w:rFonts w:ascii="Arial" w:cs="Arial" w:eastAsia="Arial" w:hAnsi="Arial"/>
@@ -17207,7 +17207,7 @@
         </w:rPr>
         <w:t xml:space="preserve">© 2026 SeaVuria and ARES. Aligned with KICD objectives. Developed by SeaVuria; technical implementation by ARES (with AI assistance from Claude). Licensed under </w:t>
       </w:r>
-      <w:hyperlink w:history="1" r:id="rIdwqm_nyl2bw_98o5ffw-ho">
+      <w:hyperlink w:history="1" r:id="rIdi7bs4aulshg5siszqroeu">
         <w:r>
           <w:rPr>
             <w:rFonts w:ascii="Arial" w:cs="Arial" w:eastAsia="Arial" w:hAnsi="Arial"/>
@@ -17228,7 +17228,7 @@
         </w:rPr>
         <w:t xml:space="preserve"> (</w:t>
       </w:r>
-      <w:hyperlink w:history="1" r:id="rIdvl0qiug2dy17eoi9mwogz">
+      <w:hyperlink w:history="1" r:id="rIdnkemja1k6cwxmyfaojdu1">
         <w:r>
           <w:rPr>
             <w:rFonts w:ascii="Arial" w:cs="Arial" w:eastAsia="Arial" w:hAnsi="Arial"/>
@@ -18241,7 +18241,7 @@
             <w:pPr>
               <w:spacing w:after="20" w:before="0"/>
             </w:pPr>
-            <w:hyperlink w:history="1" r:id="rIdpaxn1p2zm-pzmxudkxkut">
+            <w:hyperlink w:history="1" r:id="rIdzc3r6w0evmjqhi2mus_km">
               <w:r>
                 <w:rPr>
                   <w:rFonts w:ascii="Arial" w:cs="Arial" w:eastAsia="Arial" w:hAnsi="Arial"/>
@@ -18274,7 +18274,7 @@
               <w:spacing w:after="10" w:before="0"/>
               <w:ind w:left="120"/>
             </w:pPr>
-            <w:hyperlink w:history="1" r:id="rIdy8-rrh9ihvd172monvf2l">
+            <w:hyperlink w:history="1" r:id="rIdgbxg7hsx7_vf0v4eytnrh">
               <w:r>
                 <w:rPr>
                   <w:rFonts w:ascii="Arial" w:cs="Arial" w:eastAsia="Arial" w:hAnsi="Arial"/>
@@ -18319,7 +18319,7 @@
             <w:pPr>
               <w:spacing w:after="20" w:before="0"/>
             </w:pPr>
-            <w:hyperlink w:history="1" r:id="rIdighjfjwpnckweuo4ow3xf">
+            <w:hyperlink w:history="1" r:id="rIdopdeewh-bvkswbweid5e1">
               <w:r>
                 <w:rPr>
                   <w:rFonts w:ascii="Arial" w:cs="Arial" w:eastAsia="Arial" w:hAnsi="Arial"/>
@@ -18352,7 +18352,7 @@
               <w:spacing w:after="10" w:before="0"/>
               <w:ind w:left="120"/>
             </w:pPr>
-            <w:hyperlink w:history="1" r:id="rIdzwygcxoadettoevtrtyru">
+            <w:hyperlink w:history="1" r:id="rIdybbja-i7pqm2ukyqv0bnl">
               <w:r>
                 <w:rPr>
                   <w:rFonts w:ascii="Arial" w:cs="Arial" w:eastAsia="Arial" w:hAnsi="Arial"/>
@@ -18547,7 +18547,7 @@
             <w:pPr>
               <w:spacing w:after="20" w:before="0"/>
             </w:pPr>
-            <w:hyperlink w:history="1" r:id="rIdmi1czlgx6e3dj2i-b2izl">
+            <w:hyperlink w:history="1" r:id="rIdlxnvu1mnonlpyppz6hymt">
               <w:r>
                 <w:rPr>
                   <w:rFonts w:ascii="Arial" w:cs="Arial" w:eastAsia="Arial" w:hAnsi="Arial"/>
@@ -18580,7 +18580,7 @@
               <w:spacing w:after="10" w:before="0"/>
               <w:ind w:left="120"/>
             </w:pPr>
-            <w:hyperlink w:history="1" r:id="rIdko05ao2t_uw-dw-xykhvr">
+            <w:hyperlink w:history="1" r:id="rIdms08jrcge3qpmegnq9n7v">
               <w:r>
                 <w:rPr>
                   <w:rFonts w:ascii="Arial" w:cs="Arial" w:eastAsia="Arial" w:hAnsi="Arial"/>
@@ -18625,7 +18625,7 @@
             <w:pPr>
               <w:spacing w:after="20" w:before="0"/>
             </w:pPr>
-            <w:hyperlink w:history="1" r:id="rIdzalpcnmeyqnxmp6c1b8wp">
+            <w:hyperlink w:history="1" r:id="rId4gnsdsam9or7ncprr1ktg">
               <w:r>
                 <w:rPr>
                   <w:rFonts w:ascii="Arial" w:cs="Arial" w:eastAsia="Arial" w:hAnsi="Arial"/>
@@ -18658,7 +18658,7 @@
               <w:spacing w:after="10" w:before="0"/>
               <w:ind w:left="120"/>
             </w:pPr>
-            <w:hyperlink w:history="1" r:id="rIdbo0dpt7xxvrh6tgnrop6l">
+            <w:hyperlink w:history="1" r:id="rId2fe5irzbvkhrsmqzzb55i">
               <w:r>
                 <w:rPr>
                   <w:rFonts w:ascii="Arial" w:cs="Arial" w:eastAsia="Arial" w:hAnsi="Arial"/>
@@ -18853,7 +18853,7 @@
             <w:pPr>
               <w:spacing w:after="20" w:before="0"/>
             </w:pPr>
-            <w:hyperlink w:history="1" r:id="rIdacefn0sg8o4xpruuvlux1">
+            <w:hyperlink w:history="1" r:id="rIdojhnsovv4cwzum11bp7qg">
               <w:r>
                 <w:rPr>
                   <w:rFonts w:ascii="Arial" w:cs="Arial" w:eastAsia="Arial" w:hAnsi="Arial"/>
@@ -18886,7 +18886,7 @@
               <w:spacing w:after="10" w:before="0"/>
               <w:ind w:left="120"/>
             </w:pPr>
-            <w:hyperlink w:history="1" r:id="rIdraw4sw9nr4ftb9gubsnna">
+            <w:hyperlink w:history="1" r:id="rIdcsjpkkf0khzbk9xq4ex9b">
               <w:r>
                 <w:rPr>
                   <w:rFonts w:ascii="Arial" w:cs="Arial" w:eastAsia="Arial" w:hAnsi="Arial"/>
@@ -18931,7 +18931,7 @@
             <w:pPr>
               <w:spacing w:after="20" w:before="0"/>
             </w:pPr>
-            <w:hyperlink w:history="1" r:id="rIdixwoetv_bvar3o0djzmo1">
+            <w:hyperlink w:history="1" r:id="rIdfhgtylzoegdnb3ca3zlo8">
               <w:r>
                 <w:rPr>
                   <w:rFonts w:ascii="Arial" w:cs="Arial" w:eastAsia="Arial" w:hAnsi="Arial"/>
@@ -18964,7 +18964,7 @@
               <w:spacing w:after="10" w:before="0"/>
               <w:ind w:left="120"/>
             </w:pPr>
-            <w:hyperlink w:history="1" r:id="rIdkfbtq6f4ferjeqfdtrcme">
+            <w:hyperlink w:history="1" r:id="rIdssl8twsaees9a6s9tdsw4">
               <w:r>
                 <w:rPr>
                   <w:rFonts w:ascii="Arial" w:cs="Arial" w:eastAsia="Arial" w:hAnsi="Arial"/>
@@ -19159,7 +19159,7 @@
             <w:pPr>
               <w:spacing w:after="20" w:before="0"/>
             </w:pPr>
-            <w:hyperlink w:history="1" r:id="rIda3offcotzypcfpdjbid1i">
+            <w:hyperlink w:history="1" r:id="rIdfwt4kh2ghuwkwtufnopie">
               <w:r>
                 <w:rPr>
                   <w:rFonts w:ascii="Arial" w:cs="Arial" w:eastAsia="Arial" w:hAnsi="Arial"/>
@@ -19192,7 +19192,7 @@
               <w:spacing w:after="10" w:before="0"/>
               <w:ind w:left="120"/>
             </w:pPr>
-            <w:hyperlink w:history="1" r:id="rIdljj7w8an2wwmigwno4xhv">
+            <w:hyperlink w:history="1" r:id="rIdgiaj3njr7tqjbay8s16hn">
               <w:r>
                 <w:rPr>
                   <w:rFonts w:ascii="Arial" w:cs="Arial" w:eastAsia="Arial" w:hAnsi="Arial"/>
@@ -19237,7 +19237,7 @@
             <w:pPr>
               <w:spacing w:after="20" w:before="0"/>
             </w:pPr>
-            <w:hyperlink w:history="1" r:id="rIdcz4derswf45eu8ahoa7t7">
+            <w:hyperlink w:history="1" r:id="rIdeb3sj8k_irycvnenpe3wm">
               <w:r>
                 <w:rPr>
                   <w:rFonts w:ascii="Arial" w:cs="Arial" w:eastAsia="Arial" w:hAnsi="Arial"/>
@@ -19270,7 +19270,7 @@
               <w:spacing w:after="10" w:before="0"/>
               <w:ind w:left="120"/>
             </w:pPr>
-            <w:hyperlink w:history="1" r:id="rIdqlxfagqqztxo3xw0fuste">
+            <w:hyperlink w:history="1" r:id="rIdrz4fa53wgcql6kwt7smk8">
               <w:r>
                 <w:rPr>
                   <w:rFonts w:ascii="Arial" w:cs="Arial" w:eastAsia="Arial" w:hAnsi="Arial"/>
@@ -19465,7 +19465,7 @@
             <w:pPr>
               <w:spacing w:after="20" w:before="0"/>
             </w:pPr>
-            <w:hyperlink w:history="1" r:id="rId3oubyprqmyjcfklrdmhjw">
+            <w:hyperlink w:history="1" r:id="rId79jlyx-trrsap0vaahmjl">
               <w:r>
                 <w:rPr>
                   <w:rFonts w:ascii="Arial" w:cs="Arial" w:eastAsia="Arial" w:hAnsi="Arial"/>
@@ -19498,7 +19498,7 @@
               <w:spacing w:after="10" w:before="0"/>
               <w:ind w:left="120"/>
             </w:pPr>
-            <w:hyperlink w:history="1" r:id="rIdsthwzdlg6_sjzcmbcjlsa">
+            <w:hyperlink w:history="1" r:id="rIdjlrdiunttbjm7_de7gelh">
               <w:r>
                 <w:rPr>
                   <w:rFonts w:ascii="Arial" w:cs="Arial" w:eastAsia="Arial" w:hAnsi="Arial"/>
@@ -19543,7 +19543,7 @@
             <w:pPr>
               <w:spacing w:after="20" w:before="0"/>
             </w:pPr>
-            <w:hyperlink w:history="1" r:id="rIdxlbdj-ok-5gtlp80s8k6e">
+            <w:hyperlink w:history="1" r:id="rIdyjjrioqe68va3f9720afk">
               <w:r>
                 <w:rPr>
                   <w:rFonts w:ascii="Arial" w:cs="Arial" w:eastAsia="Arial" w:hAnsi="Arial"/>
@@ -19576,7 +19576,7 @@
               <w:spacing w:after="10" w:before="0"/>
               <w:ind w:left="120"/>
             </w:pPr>
-            <w:hyperlink w:history="1" r:id="rIdj0xt6ukdkhw7bkqnnlrxo">
+            <w:hyperlink w:history="1" r:id="rIda8oc0pxulwkxh0rpbvogt">
               <w:r>
                 <w:rPr>
                   <w:rFonts w:ascii="Arial" w:cs="Arial" w:eastAsia="Arial" w:hAnsi="Arial"/>
@@ -20202,7 +20202,7 @@
         </w:rPr>
         <w:t xml:space="preserve">© 2026 SeaVuria and ARES. Aligned with KICD objectives. Developed by SeaVuria; technical implementation by ARES (with AI assistance from Claude). Licensed under </w:t>
       </w:r>
-      <w:hyperlink w:history="1" r:id="rIdkq8s_rw2zj3sgpjv2si1r">
+      <w:hyperlink w:history="1" r:id="rIduohbzt_76be-k5dw6kst4">
         <w:r>
           <w:rPr>
             <w:rFonts w:ascii="Arial" w:cs="Arial" w:eastAsia="Arial" w:hAnsi="Arial"/>
@@ -20223,7 +20223,7 @@
         </w:rPr>
         <w:t xml:space="preserve"> (</w:t>
       </w:r>
-      <w:hyperlink w:history="1" r:id="rIdxluf1xbsnw6xtyi9sy8_e">
+      <w:hyperlink w:history="1" r:id="rIddnmros-xffrsukjejel50">
         <w:r>
           <w:rPr>
             <w:rFonts w:ascii="Arial" w:cs="Arial" w:eastAsia="Arial" w:hAnsi="Arial"/>
@@ -21236,7 +21236,7 @@
             <w:pPr>
               <w:spacing w:after="20" w:before="0"/>
             </w:pPr>
-            <w:hyperlink w:history="1" r:id="rId7r8g3e0dlgxeohu8z6lg8">
+            <w:hyperlink w:history="1" r:id="rIdr8bbquj26pvsmaw8qgitk">
               <w:r>
                 <w:rPr>
                   <w:rFonts w:ascii="Arial" w:cs="Arial" w:eastAsia="Arial" w:hAnsi="Arial"/>
@@ -21269,7 +21269,7 @@
               <w:spacing w:after="10" w:before="0"/>
               <w:ind w:left="120"/>
             </w:pPr>
-            <w:hyperlink w:history="1" r:id="rIdmeetbo_limw-5t44djn3-">
+            <w:hyperlink w:history="1" r:id="rIdgakquxz9q3v1kiw3tlfzd">
               <w:r>
                 <w:rPr>
                   <w:rFonts w:ascii="Arial" w:cs="Arial" w:eastAsia="Arial" w:hAnsi="Arial"/>
@@ -21314,7 +21314,7 @@
             <w:pPr>
               <w:spacing w:after="20" w:before="0"/>
             </w:pPr>
-            <w:hyperlink w:history="1" r:id="rIdxai8jspi-hvzkifkogabv">
+            <w:hyperlink w:history="1" r:id="rIdkow-h3djfhr8uvn_rfo5l">
               <w:r>
                 <w:rPr>
                   <w:rFonts w:ascii="Arial" w:cs="Arial" w:eastAsia="Arial" w:hAnsi="Arial"/>
@@ -21347,7 +21347,7 @@
               <w:spacing w:after="10" w:before="0"/>
               <w:ind w:left="120"/>
             </w:pPr>
-            <w:hyperlink w:history="1" r:id="rId3nlzpidrn2xog-0r7qyqv">
+            <w:hyperlink w:history="1" r:id="rIdyicyfyaoebpvl6wuvhagq">
               <w:r>
                 <w:rPr>
                   <w:rFonts w:ascii="Arial" w:cs="Arial" w:eastAsia="Arial" w:hAnsi="Arial"/>
@@ -21542,7 +21542,7 @@
             <w:pPr>
               <w:spacing w:after="20" w:before="0"/>
             </w:pPr>
-            <w:hyperlink w:history="1" r:id="rIdq51_5big_cnixvjcnqzzb">
+            <w:hyperlink w:history="1" r:id="rId-z0hna48nz-n8x2lygjnh">
               <w:r>
                 <w:rPr>
                   <w:rFonts w:ascii="Arial" w:cs="Arial" w:eastAsia="Arial" w:hAnsi="Arial"/>
@@ -21575,7 +21575,7 @@
               <w:spacing w:after="10" w:before="0"/>
               <w:ind w:left="120"/>
             </w:pPr>
-            <w:hyperlink w:history="1" r:id="rIduikbocrp30vhkigl60vq5">
+            <w:hyperlink w:history="1" r:id="rId4yyawmivbtgv1urlvcsc2">
               <w:r>
                 <w:rPr>
                   <w:rFonts w:ascii="Arial" w:cs="Arial" w:eastAsia="Arial" w:hAnsi="Arial"/>
@@ -21620,7 +21620,7 @@
             <w:pPr>
               <w:spacing w:after="20" w:before="0"/>
             </w:pPr>
-            <w:hyperlink w:history="1" r:id="rIdydh_puh__sbrgknqq-snf">
+            <w:hyperlink w:history="1" r:id="rIddb4oyphra9berck4yghpn">
               <w:r>
                 <w:rPr>
                   <w:rFonts w:ascii="Arial" w:cs="Arial" w:eastAsia="Arial" w:hAnsi="Arial"/>
@@ -21653,7 +21653,7 @@
               <w:spacing w:after="10" w:before="0"/>
               <w:ind w:left="120"/>
             </w:pPr>
-            <w:hyperlink w:history="1" r:id="rId1-tudxxu7ut1mvc6ybjod">
+            <w:hyperlink w:history="1" r:id="rIdzwgcgq-zs-v1rc2aorfe4">
               <w:r>
                 <w:rPr>
                   <w:rFonts w:ascii="Arial" w:cs="Arial" w:eastAsia="Arial" w:hAnsi="Arial"/>
@@ -21848,7 +21848,7 @@
             <w:pPr>
               <w:spacing w:after="20" w:before="0"/>
             </w:pPr>
-            <w:hyperlink w:history="1" r:id="rId62faundmhwnrijwc9gv7n">
+            <w:hyperlink w:history="1" r:id="rIdffvvjuo66wb0u03_6xipo">
               <w:r>
                 <w:rPr>
                   <w:rFonts w:ascii="Arial" w:cs="Arial" w:eastAsia="Arial" w:hAnsi="Arial"/>
@@ -21881,7 +21881,7 @@
               <w:spacing w:after="10" w:before="0"/>
               <w:ind w:left="120"/>
             </w:pPr>
-            <w:hyperlink w:history="1" r:id="rIdh0vuqimtb5pkhdsmklrno">
+            <w:hyperlink w:history="1" r:id="rId2_cgtqfgsvdcglbqujjeu">
               <w:r>
                 <w:rPr>
                   <w:rFonts w:ascii="Arial" w:cs="Arial" w:eastAsia="Arial" w:hAnsi="Arial"/>
@@ -21926,7 +21926,7 @@
             <w:pPr>
               <w:spacing w:after="20" w:before="0"/>
             </w:pPr>
-            <w:hyperlink w:history="1" r:id="rIdhqopxtehe4ipi55raurih">
+            <w:hyperlink w:history="1" r:id="rId1dnd7ta9ac7id126llokj">
               <w:r>
                 <w:rPr>
                   <w:rFonts w:ascii="Arial" w:cs="Arial" w:eastAsia="Arial" w:hAnsi="Arial"/>
@@ -21959,7 +21959,7 @@
               <w:spacing w:after="10" w:before="0"/>
               <w:ind w:left="120"/>
             </w:pPr>
-            <w:hyperlink w:history="1" r:id="rIdv8bt-buu4ilozrnjegm2x">
+            <w:hyperlink w:history="1" r:id="rIdyic2n5qdwnl-inshmszbm">
               <w:r>
                 <w:rPr>
                   <w:rFonts w:ascii="Arial" w:cs="Arial" w:eastAsia="Arial" w:hAnsi="Arial"/>
@@ -22154,7 +22154,7 @@
             <w:pPr>
               <w:spacing w:after="20" w:before="0"/>
             </w:pPr>
-            <w:hyperlink w:history="1" r:id="rIdpfg29prgv3xhsttkjvrdu">
+            <w:hyperlink w:history="1" r:id="rIdgoivhi_5xsnatzittbllr">
               <w:r>
                 <w:rPr>
                   <w:rFonts w:ascii="Arial" w:cs="Arial" w:eastAsia="Arial" w:hAnsi="Arial"/>
@@ -22187,7 +22187,7 @@
               <w:spacing w:after="10" w:before="0"/>
               <w:ind w:left="120"/>
             </w:pPr>
-            <w:hyperlink w:history="1" r:id="rIdfgzrizltro7payv1a6jcu">
+            <w:hyperlink w:history="1" r:id="rIddzcmqhtz-tjbfuutilemo">
               <w:r>
                 <w:rPr>
                   <w:rFonts w:ascii="Arial" w:cs="Arial" w:eastAsia="Arial" w:hAnsi="Arial"/>
@@ -22232,7 +22232,7 @@
             <w:pPr>
               <w:spacing w:after="20" w:before="0"/>
             </w:pPr>
-            <w:hyperlink w:history="1" r:id="rIdittowub_dkxbzroewkiiz">
+            <w:hyperlink w:history="1" r:id="rId4j8_gltkqoqixyrow0fc6">
               <w:r>
                 <w:rPr>
                   <w:rFonts w:ascii="Arial" w:cs="Arial" w:eastAsia="Arial" w:hAnsi="Arial"/>
@@ -22265,7 +22265,7 @@
               <w:spacing w:after="10" w:before="0"/>
               <w:ind w:left="120"/>
             </w:pPr>
-            <w:hyperlink w:history="1" r:id="rIdjgmfqqgsginfs-yfhyg3p">
+            <w:hyperlink w:history="1" r:id="rIdc5h_zoymup54xdxss-3rt">
               <w:r>
                 <w:rPr>
                   <w:rFonts w:ascii="Arial" w:cs="Arial" w:eastAsia="Arial" w:hAnsi="Arial"/>
@@ -22460,7 +22460,7 @@
             <w:pPr>
               <w:spacing w:after="20" w:before="0"/>
             </w:pPr>
-            <w:hyperlink w:history="1" r:id="rIdywhggjxi8-ipwginqxbx1">
+            <w:hyperlink w:history="1" r:id="rIda-2qjfrezgwmruv-1iwfb">
               <w:r>
                 <w:rPr>
                   <w:rFonts w:ascii="Arial" w:cs="Arial" w:eastAsia="Arial" w:hAnsi="Arial"/>
@@ -22493,7 +22493,7 @@
               <w:spacing w:after="10" w:before="0"/>
               <w:ind w:left="120"/>
             </w:pPr>
-            <w:hyperlink w:history="1" r:id="rId2r5dirw8qgyqao6zngrhe">
+            <w:hyperlink w:history="1" r:id="rIdu9vky8ytcigocc3qrbvk8">
               <w:r>
                 <w:rPr>
                   <w:rFonts w:ascii="Arial" w:cs="Arial" w:eastAsia="Arial" w:hAnsi="Arial"/>
@@ -22538,7 +22538,7 @@
             <w:pPr>
               <w:spacing w:after="20" w:before="0"/>
             </w:pPr>
-            <w:hyperlink w:history="1" r:id="rId0kdzkxx0l1m2z6wzdjwqi">
+            <w:hyperlink w:history="1" r:id="rIdxi8yfstxc_t0htrtibsar">
               <w:r>
                 <w:rPr>
                   <w:rFonts w:ascii="Arial" w:cs="Arial" w:eastAsia="Arial" w:hAnsi="Arial"/>
@@ -22571,7 +22571,7 @@
               <w:spacing w:after="10" w:before="0"/>
               <w:ind w:left="120"/>
             </w:pPr>
-            <w:hyperlink w:history="1" r:id="rIdgvmkmj9-9src-nhvcjo8t">
+            <w:hyperlink w:history="1" r:id="rIdjg1_r8470avdjbej7iesb">
               <w:r>
                 <w:rPr>
                   <w:rFonts w:ascii="Arial" w:cs="Arial" w:eastAsia="Arial" w:hAnsi="Arial"/>
@@ -23197,7 +23197,7 @@
         </w:rPr>
         <w:t xml:space="preserve">© 2026 SeaVuria and ARES. Aligned with KICD objectives. Developed by SeaVuria; technical implementation by ARES (with AI assistance from Claude). Licensed under </w:t>
       </w:r>
-      <w:hyperlink w:history="1" r:id="rIdhf34hn1kgtgm8hlvoaxhq">
+      <w:hyperlink w:history="1" r:id="rId4rrxygmp0swu0egshm0kb">
         <w:r>
           <w:rPr>
             <w:rFonts w:ascii="Arial" w:cs="Arial" w:eastAsia="Arial" w:hAnsi="Arial"/>
@@ -23218,7 +23218,7 @@
         </w:rPr>
         <w:t xml:space="preserve"> (</w:t>
       </w:r>
-      <w:hyperlink w:history="1" r:id="rId_92cmmzpcvj5log0ss0gt">
+      <w:hyperlink w:history="1" r:id="rIdesnjarrhg4sp-injxnzaj">
         <w:r>
           <w:rPr>
             <w:rFonts w:ascii="Arial" w:cs="Arial" w:eastAsia="Arial" w:hAnsi="Arial"/>
@@ -24231,7 +24231,7 @@
             <w:pPr>
               <w:spacing w:after="20" w:before="0"/>
             </w:pPr>
-            <w:hyperlink w:history="1" r:id="rIdqdsrhgrskb-a_onlqd1ay">
+            <w:hyperlink w:history="1" r:id="rId0ohuhf2cl2ek9fe5pzhqm">
               <w:r>
                 <w:rPr>
                   <w:rFonts w:ascii="Arial" w:cs="Arial" w:eastAsia="Arial" w:hAnsi="Arial"/>
@@ -24264,7 +24264,7 @@
               <w:spacing w:after="10" w:before="0"/>
               <w:ind w:left="120"/>
             </w:pPr>
-            <w:hyperlink w:history="1" r:id="rIdnnp70fof08glde5wopkay">
+            <w:hyperlink w:history="1" r:id="rId8ksl0kaw-loocmlg2xlp-">
               <w:r>
                 <w:rPr>
                   <w:rFonts w:ascii="Arial" w:cs="Arial" w:eastAsia="Arial" w:hAnsi="Arial"/>
@@ -24309,7 +24309,7 @@
             <w:pPr>
               <w:spacing w:after="20" w:before="0"/>
             </w:pPr>
-            <w:hyperlink w:history="1" r:id="rIdinjgpazxcuhiti8vqtlkz">
+            <w:hyperlink w:history="1" r:id="rId5ucoh66trphukm0l-ibrg">
               <w:r>
                 <w:rPr>
                   <w:rFonts w:ascii="Arial" w:cs="Arial" w:eastAsia="Arial" w:hAnsi="Arial"/>
@@ -24342,7 +24342,7 @@
               <w:spacing w:after="10" w:before="0"/>
               <w:ind w:left="120"/>
             </w:pPr>
-            <w:hyperlink w:history="1" r:id="rIdct-namys5qscnq_o_rjzz">
+            <w:hyperlink w:history="1" r:id="rIdassdfph-5uhaowc3jadlk">
               <w:r>
                 <w:rPr>
                   <w:rFonts w:ascii="Arial" w:cs="Arial" w:eastAsia="Arial" w:hAnsi="Arial"/>
@@ -24537,7 +24537,7 @@
             <w:pPr>
               <w:spacing w:after="20" w:before="0"/>
             </w:pPr>
-            <w:hyperlink w:history="1" r:id="rIdd-jrdxx1m6spumu44xhqg">
+            <w:hyperlink w:history="1" r:id="rIdi_qjlcxflrl0mky5icmpq">
               <w:r>
                 <w:rPr>
                   <w:rFonts w:ascii="Arial" w:cs="Arial" w:eastAsia="Arial" w:hAnsi="Arial"/>
@@ -24570,7 +24570,7 @@
               <w:spacing w:after="10" w:before="0"/>
               <w:ind w:left="120"/>
             </w:pPr>
-            <w:hyperlink w:history="1" r:id="rIddbqzkibhz6asxayslg6g9">
+            <w:hyperlink w:history="1" r:id="rIdcxpb5ion1u1zdavszz8vq">
               <w:r>
                 <w:rPr>
                   <w:rFonts w:ascii="Arial" w:cs="Arial" w:eastAsia="Arial" w:hAnsi="Arial"/>
@@ -24615,7 +24615,7 @@
             <w:pPr>
               <w:spacing w:after="20" w:before="0"/>
             </w:pPr>
-            <w:hyperlink w:history="1" r:id="rIdg4oc9oxiqm403bh_yvbqj">
+            <w:hyperlink w:history="1" r:id="rIdfum-pw2g0p78qbhkhofi_">
               <w:r>
                 <w:rPr>
                   <w:rFonts w:ascii="Arial" w:cs="Arial" w:eastAsia="Arial" w:hAnsi="Arial"/>
@@ -24648,7 +24648,7 @@
               <w:spacing w:after="10" w:before="0"/>
               <w:ind w:left="120"/>
             </w:pPr>
-            <w:hyperlink w:history="1" r:id="rIdm70z2euh7rybssyf2qpmw">
+            <w:hyperlink w:history="1" r:id="rIdreuthstewnbeccwby9rma">
               <w:r>
                 <w:rPr>
                   <w:rFonts w:ascii="Arial" w:cs="Arial" w:eastAsia="Arial" w:hAnsi="Arial"/>
@@ -24843,7 +24843,7 @@
             <w:pPr>
               <w:spacing w:after="20" w:before="0"/>
             </w:pPr>
-            <w:hyperlink w:history="1" r:id="rIdlekl4obodrohdpm7brsav">
+            <w:hyperlink w:history="1" r:id="rIdln9pe_5rmu3v2m-dpl9in">
               <w:r>
                 <w:rPr>
                   <w:rFonts w:ascii="Arial" w:cs="Arial" w:eastAsia="Arial" w:hAnsi="Arial"/>
@@ -24876,7 +24876,7 @@
               <w:spacing w:after="10" w:before="0"/>
               <w:ind w:left="120"/>
             </w:pPr>
-            <w:hyperlink w:history="1" r:id="rIdd-sj_9yf9hltb5h4mqzan">
+            <w:hyperlink w:history="1" r:id="rIdylavzky1bz2d_wevv4lwi">
               <w:r>
                 <w:rPr>
                   <w:rFonts w:ascii="Arial" w:cs="Arial" w:eastAsia="Arial" w:hAnsi="Arial"/>
@@ -24921,7 +24921,7 @@
             <w:pPr>
               <w:spacing w:after="20" w:before="0"/>
             </w:pPr>
-            <w:hyperlink w:history="1" r:id="rIdodgn2-7yxarnvgxhh7aw3">
+            <w:hyperlink w:history="1" r:id="rIdwt58bvlzvd9vid5bfobao">
               <w:r>
                 <w:rPr>
                   <w:rFonts w:ascii="Arial" w:cs="Arial" w:eastAsia="Arial" w:hAnsi="Arial"/>
@@ -24954,7 +24954,7 @@
               <w:spacing w:after="10" w:before="0"/>
               <w:ind w:left="120"/>
             </w:pPr>
-            <w:hyperlink w:history="1" r:id="rIdgmbrfsnoofdf7fkpmabqw">
+            <w:hyperlink w:history="1" r:id="rIdb2nr4oj1rrpfpytinyjyn">
               <w:r>
                 <w:rPr>
                   <w:rFonts w:ascii="Arial" w:cs="Arial" w:eastAsia="Arial" w:hAnsi="Arial"/>
@@ -25149,7 +25149,7 @@
             <w:pPr>
               <w:spacing w:after="20" w:before="0"/>
             </w:pPr>
-            <w:hyperlink w:history="1" r:id="rIdhmwapr3msbn-04qoyz7w4">
+            <w:hyperlink w:history="1" r:id="rIdcu9ytrqxga6y96nevkrk4">
               <w:r>
                 <w:rPr>
                   <w:rFonts w:ascii="Arial" w:cs="Arial" w:eastAsia="Arial" w:hAnsi="Arial"/>
@@ -25182,7 +25182,7 @@
               <w:spacing w:after="10" w:before="0"/>
               <w:ind w:left="120"/>
             </w:pPr>
-            <w:hyperlink w:history="1" r:id="rIdxr3xg-20_mnpjefqlm0ly">
+            <w:hyperlink w:history="1" r:id="rIdjoqanb6a6hyddqibhjl50">
               <w:r>
                 <w:rPr>
                   <w:rFonts w:ascii="Arial" w:cs="Arial" w:eastAsia="Arial" w:hAnsi="Arial"/>
@@ -25227,7 +25227,7 @@
             <w:pPr>
               <w:spacing w:after="20" w:before="0"/>
             </w:pPr>
-            <w:hyperlink w:history="1" r:id="rIdrfrrvgurtzafpadp2oexm">
+            <w:hyperlink w:history="1" r:id="rIdh71an06jvti9bd7kc4osg">
               <w:r>
                 <w:rPr>
                   <w:rFonts w:ascii="Arial" w:cs="Arial" w:eastAsia="Arial" w:hAnsi="Arial"/>
@@ -25260,7 +25260,7 @@
               <w:spacing w:after="10" w:before="0"/>
               <w:ind w:left="120"/>
             </w:pPr>
-            <w:hyperlink w:history="1" r:id="rId_wkap8kuny_eszcqtvurx">
+            <w:hyperlink w:history="1" r:id="rIdbseki--olsfjkl73h6dhi">
               <w:r>
                 <w:rPr>
                   <w:rFonts w:ascii="Arial" w:cs="Arial" w:eastAsia="Arial" w:hAnsi="Arial"/>
@@ -25455,7 +25455,7 @@
             <w:pPr>
               <w:spacing w:after="20" w:before="0"/>
             </w:pPr>
-            <w:hyperlink w:history="1" r:id="rId0rac5v4dkyaqu9ycbox27">
+            <w:hyperlink w:history="1" r:id="rIdng7wub33pptlbxg4_5z2r">
               <w:r>
                 <w:rPr>
                   <w:rFonts w:ascii="Arial" w:cs="Arial" w:eastAsia="Arial" w:hAnsi="Arial"/>
@@ -25488,7 +25488,7 @@
               <w:spacing w:after="10" w:before="0"/>
               <w:ind w:left="120"/>
             </w:pPr>
-            <w:hyperlink w:history="1" r:id="rIdrbzadwi9qo3uib_6mrp0v">
+            <w:hyperlink w:history="1" r:id="rIdjnfkdk5gpcoa4fshz6lju">
               <w:r>
                 <w:rPr>
                   <w:rFonts w:ascii="Arial" w:cs="Arial" w:eastAsia="Arial" w:hAnsi="Arial"/>
@@ -25533,7 +25533,7 @@
             <w:pPr>
               <w:spacing w:after="20" w:before="0"/>
             </w:pPr>
-            <w:hyperlink w:history="1" r:id="rIdd9j6koxfulztr20syrzec">
+            <w:hyperlink w:history="1" r:id="rIdrylnolqiv98dc3yoyhb11">
               <w:r>
                 <w:rPr>
                   <w:rFonts w:ascii="Arial" w:cs="Arial" w:eastAsia="Arial" w:hAnsi="Arial"/>
@@ -25566,7 +25566,7 @@
               <w:spacing w:after="10" w:before="0"/>
               <w:ind w:left="120"/>
             </w:pPr>
-            <w:hyperlink w:history="1" r:id="rIdukn9c0fuoergd5rtunhmp">
+            <w:hyperlink w:history="1" r:id="rIdlqyvp_odaye3gsgmdshnw">
               <w:r>
                 <w:rPr>
                   <w:rFonts w:ascii="Arial" w:cs="Arial" w:eastAsia="Arial" w:hAnsi="Arial"/>
@@ -26306,7 +26306,7 @@
         </w:rPr>
         <w:t xml:space="preserve">© 2026 SeaVuria and ARES. Aligned with KICD objectives. Developed by SeaVuria; technical implementation by ARES (with AI assistance from Claude). Licensed under </w:t>
       </w:r>
-      <w:hyperlink w:history="1" r:id="rId79rkghuflscr6ygfkzsmh">
+      <w:hyperlink w:history="1" r:id="rId6xv5z2hr6h2bzywegqusm">
         <w:r>
           <w:rPr>
             <w:rFonts w:ascii="Arial" w:cs="Arial" w:eastAsia="Arial" w:hAnsi="Arial"/>
@@ -26327,7 +26327,7 @@
         </w:rPr>
         <w:t xml:space="preserve"> (</w:t>
       </w:r>
-      <w:hyperlink w:history="1" r:id="rId_ue8egvpatcofob2xjw3j">
+      <w:hyperlink w:history="1" r:id="rIdelz0xzrgzqy_oh7k9h5nb">
         <w:r>
           <w:rPr>
             <w:rFonts w:ascii="Arial" w:cs="Arial" w:eastAsia="Arial" w:hAnsi="Arial"/>

--- a/data/outputs/v2/General_Science/SS2.2_Chemical_Families/General_Science_Chemical_Families_CBE_LessonSequence.docx
+++ b/data/outputs/v2/General_Science/SS2.2_Chemical_Families/General_Science_Chemical_Families_CBE_LessonSequence.docx
@@ -2556,7 +2556,7 @@
         </w:rPr>
         <w:t xml:space="preserve">© 2026 SeaVuria and ARES. This work is licensed under a </w:t>
       </w:r>
-      <w:hyperlink w:history="1" r:id="rIdxqj5kjg9hpg4exagjjlf2">
+      <w:hyperlink w:history="1" r:id="rIdbu9okmyjrnhs3ea7qrce8">
         <w:r>
           <w:rPr>
             <w:rFonts w:ascii="Arial" w:cs="Arial" w:eastAsia="Arial" w:hAnsi="Arial"/>
@@ -2576,7 +2576,7 @@
         </w:rPr>
         <w:t xml:space="preserve"> (</w:t>
       </w:r>
-      <w:hyperlink w:history="1" r:id="rIdozgxk3uv8_b6uh4f3r0ek">
+      <w:hyperlink w:history="1" r:id="rIdcgtghxe9rm3tlwl69lleu">
         <w:r>
           <w:rPr>
             <w:rFonts w:ascii="Arial" w:cs="Arial" w:eastAsia="Arial" w:hAnsi="Arial"/>
@@ -2596,7 +2596,7 @@
         </w:rPr>
         <w:t xml:space="preserve">). To view a copy of this license, visit </w:t>
       </w:r>
-      <w:hyperlink w:history="1" r:id="rIdnxessqew7tdpdzxj2vgnk">
+      <w:hyperlink w:history="1" r:id="rId8dbjmbvj1gikf_ptvzbck">
         <w:r>
           <w:rPr>
             <w:rFonts w:ascii="Arial" w:cs="Arial" w:eastAsia="Arial" w:hAnsi="Arial"/>
@@ -3608,7 +3608,7 @@
             <w:pPr>
               <w:spacing w:after="20" w:before="0"/>
             </w:pPr>
-            <w:hyperlink w:history="1" r:id="rIdrmvnnlvwqvcgrnpr-sex0">
+            <w:hyperlink w:history="1" r:id="rIdnac5srlk5deovsapas-31">
               <w:r>
                 <w:rPr>
                   <w:rFonts w:ascii="Arial" w:cs="Arial" w:eastAsia="Arial" w:hAnsi="Arial"/>
@@ -3641,7 +3641,7 @@
               <w:spacing w:after="10" w:before="0"/>
               <w:ind w:left="120"/>
             </w:pPr>
-            <w:hyperlink w:history="1" r:id="rIdlezidrx7mfiltv2k1t0pd">
+            <w:hyperlink w:history="1" r:id="rIdq4jip-buh8lopk3k3dfdv">
               <w:r>
                 <w:rPr>
                   <w:rFonts w:ascii="Arial" w:cs="Arial" w:eastAsia="Arial" w:hAnsi="Arial"/>
@@ -3686,7 +3686,7 @@
             <w:pPr>
               <w:spacing w:after="20" w:before="0"/>
             </w:pPr>
-            <w:hyperlink w:history="1" r:id="rIdb0_myd4jizndnzr0hgh7p">
+            <w:hyperlink w:history="1" r:id="rIdbf6j8t_qny_it5gmsj6qh">
               <w:r>
                 <w:rPr>
                   <w:rFonts w:ascii="Arial" w:cs="Arial" w:eastAsia="Arial" w:hAnsi="Arial"/>
@@ -3719,7 +3719,7 @@
               <w:spacing w:after="10" w:before="0"/>
               <w:ind w:left="120"/>
             </w:pPr>
-            <w:hyperlink w:history="1" r:id="rIdaviy-qlr5avzxueztqaqk">
+            <w:hyperlink w:history="1" r:id="rIdgxojf9bp4kods512uqk0i">
               <w:r>
                 <w:rPr>
                   <w:rFonts w:ascii="Arial" w:cs="Arial" w:eastAsia="Arial" w:hAnsi="Arial"/>
@@ -3914,7 +3914,7 @@
             <w:pPr>
               <w:spacing w:after="20" w:before="0"/>
             </w:pPr>
-            <w:hyperlink w:history="1" r:id="rIdazfc68zyikjm7yffipqdj">
+            <w:hyperlink w:history="1" r:id="rIdygzp0xyi500bugz6ojqlw">
               <w:r>
                 <w:rPr>
                   <w:rFonts w:ascii="Arial" w:cs="Arial" w:eastAsia="Arial" w:hAnsi="Arial"/>
@@ -3947,7 +3947,7 @@
               <w:spacing w:after="10" w:before="0"/>
               <w:ind w:left="120"/>
             </w:pPr>
-            <w:hyperlink w:history="1" r:id="rIdlme6cgtd-jxkx5nhhtqoa">
+            <w:hyperlink w:history="1" r:id="rId_-mzlga71gu7ya3wz_an5">
               <w:r>
                 <w:rPr>
                   <w:rFonts w:ascii="Arial" w:cs="Arial" w:eastAsia="Arial" w:hAnsi="Arial"/>
@@ -3992,7 +3992,7 @@
             <w:pPr>
               <w:spacing w:after="20" w:before="0"/>
             </w:pPr>
-            <w:hyperlink w:history="1" r:id="rIdz9oemaovnpmukdj2ndibm">
+            <w:hyperlink w:history="1" r:id="rIdbrlcueq3cpk4ag1q8iz_a">
               <w:r>
                 <w:rPr>
                   <w:rFonts w:ascii="Arial" w:cs="Arial" w:eastAsia="Arial" w:hAnsi="Arial"/>
@@ -4025,7 +4025,7 @@
               <w:spacing w:after="10" w:before="0"/>
               <w:ind w:left="120"/>
             </w:pPr>
-            <w:hyperlink w:history="1" r:id="rId6vt72ynuadpfacmzwjzof">
+            <w:hyperlink w:history="1" r:id="rIdhefk1j6nzmdnjn1o8z56h">
               <w:r>
                 <w:rPr>
                   <w:rFonts w:ascii="Arial" w:cs="Arial" w:eastAsia="Arial" w:hAnsi="Arial"/>
@@ -4220,7 +4220,7 @@
             <w:pPr>
               <w:spacing w:after="20" w:before="0"/>
             </w:pPr>
-            <w:hyperlink w:history="1" r:id="rIdpqfh-_octjfq5wdnyzb65">
+            <w:hyperlink w:history="1" r:id="rIdfzgggun5kolq3-gmzq29e">
               <w:r>
                 <w:rPr>
                   <w:rFonts w:ascii="Arial" w:cs="Arial" w:eastAsia="Arial" w:hAnsi="Arial"/>
@@ -4269,7 +4269,7 @@
               <w:spacing w:after="10" w:before="0"/>
               <w:ind w:left="120"/>
             </w:pPr>
-            <w:hyperlink w:history="1" r:id="rIdcdh_m0z8iuhtxkjcsymjo">
+            <w:hyperlink w:history="1" r:id="rIdrzastzpmwu6gaxf0mmkqz">
               <w:r>
                 <w:rPr>
                   <w:rFonts w:ascii="Arial" w:cs="Arial" w:eastAsia="Arial" w:hAnsi="Arial"/>
@@ -4314,7 +4314,7 @@
             <w:pPr>
               <w:spacing w:after="20" w:before="0"/>
             </w:pPr>
-            <w:hyperlink w:history="1" r:id="rIde-a-skfrj40evdm-1ucp_">
+            <w:hyperlink w:history="1" r:id="rId5s4xaditd9wvyn2c7piva">
               <w:r>
                 <w:rPr>
                   <w:rFonts w:ascii="Arial" w:cs="Arial" w:eastAsia="Arial" w:hAnsi="Arial"/>
@@ -4347,7 +4347,7 @@
               <w:spacing w:after="10" w:before="0"/>
               <w:ind w:left="120"/>
             </w:pPr>
-            <w:hyperlink w:history="1" r:id="rIdq0cq5junbzah6f2qy6sqg">
+            <w:hyperlink w:history="1" r:id="rIdifoxhsja9eaarul9wi78u">
               <w:r>
                 <w:rPr>
                   <w:rFonts w:ascii="Arial" w:cs="Arial" w:eastAsia="Arial" w:hAnsi="Arial"/>
@@ -4542,7 +4542,7 @@
             <w:pPr>
               <w:spacing w:after="20" w:before="0"/>
             </w:pPr>
-            <w:hyperlink w:history="1" r:id="rIdnh599qvesmz2lu88uwd72">
+            <w:hyperlink w:history="1" r:id="rIdbxkm73iq6tybscpzrbiyb">
               <w:r>
                 <w:rPr>
                   <w:rFonts w:ascii="Arial" w:cs="Arial" w:eastAsia="Arial" w:hAnsi="Arial"/>
@@ -4591,7 +4591,7 @@
               <w:spacing w:after="10" w:before="0"/>
               <w:ind w:left="120"/>
             </w:pPr>
-            <w:hyperlink w:history="1" r:id="rIdihn0olwgma07rnfhdnvpt">
+            <w:hyperlink w:history="1" r:id="rId_3hgj6f7faq0chzkkwxif">
               <w:r>
                 <w:rPr>
                   <w:rFonts w:ascii="Arial" w:cs="Arial" w:eastAsia="Arial" w:hAnsi="Arial"/>
@@ -4636,7 +4636,7 @@
             <w:pPr>
               <w:spacing w:after="20" w:before="0"/>
             </w:pPr>
-            <w:hyperlink w:history="1" r:id="rIdhqhbbzmv7krkrdvpt2_xp">
+            <w:hyperlink w:history="1" r:id="rIdmi6vjcfby6sq3-kbipll4">
               <w:r>
                 <w:rPr>
                   <w:rFonts w:ascii="Arial" w:cs="Arial" w:eastAsia="Arial" w:hAnsi="Arial"/>
@@ -4669,7 +4669,7 @@
               <w:spacing w:after="10" w:before="0"/>
               <w:ind w:left="120"/>
             </w:pPr>
-            <w:hyperlink w:history="1" r:id="rIdbmlfjurpqe56lctmq33k3">
+            <w:hyperlink w:history="1" r:id="rIdo0dd5dvhhzydzrs81kp1l">
               <w:r>
                 <w:rPr>
                   <w:rFonts w:ascii="Arial" w:cs="Arial" w:eastAsia="Arial" w:hAnsi="Arial"/>
@@ -4864,7 +4864,7 @@
             <w:pPr>
               <w:spacing w:after="20" w:before="0"/>
             </w:pPr>
-            <w:hyperlink w:history="1" r:id="rIdjrqqhyxlzmh30l5flwzyi">
+            <w:hyperlink w:history="1" r:id="rIdozv6dq3sdfrxmtiazn2qz">
               <w:r>
                 <w:rPr>
                   <w:rFonts w:ascii="Arial" w:cs="Arial" w:eastAsia="Arial" w:hAnsi="Arial"/>
@@ -4913,7 +4913,7 @@
               <w:spacing w:after="10" w:before="0"/>
               <w:ind w:left="120"/>
             </w:pPr>
-            <w:hyperlink w:history="1" r:id="rIdisyon8fx1hxkbrynpczme">
+            <w:hyperlink w:history="1" r:id="rIdx9wf-bqoendznrmxj9dtz">
               <w:r>
                 <w:rPr>
                   <w:rFonts w:ascii="Arial" w:cs="Arial" w:eastAsia="Arial" w:hAnsi="Arial"/>
@@ -4958,7 +4958,7 @@
             <w:pPr>
               <w:spacing w:after="20" w:before="0"/>
             </w:pPr>
-            <w:hyperlink w:history="1" r:id="rIdcgqas8f1vfxray4jvtuuc">
+            <w:hyperlink w:history="1" r:id="rIdumq43jdzqvh8cvf0wbrwt">
               <w:r>
                 <w:rPr>
                   <w:rFonts w:ascii="Arial" w:cs="Arial" w:eastAsia="Arial" w:hAnsi="Arial"/>
@@ -4991,7 +4991,7 @@
               <w:spacing w:after="10" w:before="0"/>
               <w:ind w:left="120"/>
             </w:pPr>
-            <w:hyperlink w:history="1" r:id="rIdcnxp55rr5upesmtj4ylk3">
+            <w:hyperlink w:history="1" r:id="rIdtj_p50malthwx7isdzm2o">
               <w:r>
                 <w:rPr>
                   <w:rFonts w:ascii="Arial" w:cs="Arial" w:eastAsia="Arial" w:hAnsi="Arial"/>
@@ -5503,7 +5503,7 @@
         </w:rPr>
         <w:t xml:space="preserve">© 2026 SeaVuria and ARES. Aligned with KICD objectives. Developed by SeaVuria; technical implementation by ARES (with AI assistance from Claude). Licensed under </w:t>
       </w:r>
-      <w:hyperlink w:history="1" r:id="rId-mt0czdj8v1tnxvsvt6xp">
+      <w:hyperlink w:history="1" r:id="rIdwmxivfpghffz2jr4kmtpr">
         <w:r>
           <w:rPr>
             <w:rFonts w:ascii="Arial" w:cs="Arial" w:eastAsia="Arial" w:hAnsi="Arial"/>
@@ -5524,7 +5524,7 @@
         </w:rPr>
         <w:t xml:space="preserve"> (</w:t>
       </w:r>
-      <w:hyperlink w:history="1" r:id="rIdiro6wjt3bnwzcu8pgkzp9">
+      <w:hyperlink w:history="1" r:id="rId9ocm0rmqzjlvdiba9orar">
         <w:r>
           <w:rPr>
             <w:rFonts w:ascii="Arial" w:cs="Arial" w:eastAsia="Arial" w:hAnsi="Arial"/>
@@ -6537,7 +6537,7 @@
             <w:pPr>
               <w:spacing w:after="20" w:before="0"/>
             </w:pPr>
-            <w:hyperlink w:history="1" r:id="rIdb_3151zlelkflf8n68h0e">
+            <w:hyperlink w:history="1" r:id="rIdnpt3koyxnnrtretb1ywj-">
               <w:r>
                 <w:rPr>
                   <w:rFonts w:ascii="Arial" w:cs="Arial" w:eastAsia="Arial" w:hAnsi="Arial"/>
@@ -6570,7 +6570,7 @@
               <w:spacing w:after="10" w:before="0"/>
               <w:ind w:left="120"/>
             </w:pPr>
-            <w:hyperlink w:history="1" r:id="rIdun9zwxypg3uxqoslpuede">
+            <w:hyperlink w:history="1" r:id="rIdokmbuz6ru5unxxe6owppq">
               <w:r>
                 <w:rPr>
                   <w:rFonts w:ascii="Arial" w:cs="Arial" w:eastAsia="Arial" w:hAnsi="Arial"/>
@@ -6615,7 +6615,7 @@
             <w:pPr>
               <w:spacing w:after="20" w:before="0"/>
             </w:pPr>
-            <w:hyperlink w:history="1" r:id="rIdw2jsridkvhfyy8bohihyf">
+            <w:hyperlink w:history="1" r:id="rId86u4w7z1f8svnc2kvib3x">
               <w:r>
                 <w:rPr>
                   <w:rFonts w:ascii="Arial" w:cs="Arial" w:eastAsia="Arial" w:hAnsi="Arial"/>
@@ -6648,7 +6648,7 @@
               <w:spacing w:after="10" w:before="0"/>
               <w:ind w:left="120"/>
             </w:pPr>
-            <w:hyperlink w:history="1" r:id="rId3cm8c6uub14pfn2f8wddw">
+            <w:hyperlink w:history="1" r:id="rId7ht_ryml3p9fc5wqpcmo9">
               <w:r>
                 <w:rPr>
                   <w:rFonts w:ascii="Arial" w:cs="Arial" w:eastAsia="Arial" w:hAnsi="Arial"/>
@@ -6843,7 +6843,7 @@
             <w:pPr>
               <w:spacing w:after="20" w:before="0"/>
             </w:pPr>
-            <w:hyperlink w:history="1" r:id="rId_tzzompd9mja_mpr_tmyb">
+            <w:hyperlink w:history="1" r:id="rIdr9b1nod_xhy6sbshehasj">
               <w:r>
                 <w:rPr>
                   <w:rFonts w:ascii="Arial" w:cs="Arial" w:eastAsia="Arial" w:hAnsi="Arial"/>
@@ -6876,7 +6876,7 @@
               <w:spacing w:after="10" w:before="0"/>
               <w:ind w:left="120"/>
             </w:pPr>
-            <w:hyperlink w:history="1" r:id="rIdcobjbqbsabpja7-epbku7">
+            <w:hyperlink w:history="1" r:id="rIdndj9w54wf6kiddmou3oic">
               <w:r>
                 <w:rPr>
                   <w:rFonts w:ascii="Arial" w:cs="Arial" w:eastAsia="Arial" w:hAnsi="Arial"/>
@@ -6921,7 +6921,7 @@
             <w:pPr>
               <w:spacing w:after="20" w:before="0"/>
             </w:pPr>
-            <w:hyperlink w:history="1" r:id="rIdgdn-b7xvhso4rsm-gneiw">
+            <w:hyperlink w:history="1" r:id="rIdzv2dnyabcaqyaueeq7k39">
               <w:r>
                 <w:rPr>
                   <w:rFonts w:ascii="Arial" w:cs="Arial" w:eastAsia="Arial" w:hAnsi="Arial"/>
@@ -6954,7 +6954,7 @@
               <w:spacing w:after="10" w:before="0"/>
               <w:ind w:left="120"/>
             </w:pPr>
-            <w:hyperlink w:history="1" r:id="rIdy_fajjccngr51a2e_edkc">
+            <w:hyperlink w:history="1" r:id="rIdygyuqakmul0o5dda1uu05">
               <w:r>
                 <w:rPr>
                   <w:rFonts w:ascii="Arial" w:cs="Arial" w:eastAsia="Arial" w:hAnsi="Arial"/>
@@ -7149,7 +7149,7 @@
             <w:pPr>
               <w:spacing w:after="20" w:before="0"/>
             </w:pPr>
-            <w:hyperlink w:history="1" r:id="rIdg4src51z-ubqz90m7t-9w">
+            <w:hyperlink w:history="1" r:id="rIdo_fvpf33s2pjczpdeci8u">
               <w:r>
                 <w:rPr>
                   <w:rFonts w:ascii="Arial" w:cs="Arial" w:eastAsia="Arial" w:hAnsi="Arial"/>
@@ -7198,7 +7198,7 @@
               <w:spacing w:after="10" w:before="0"/>
               <w:ind w:left="120"/>
             </w:pPr>
-            <w:hyperlink w:history="1" r:id="rIdkixdsznne0rivu0ih1o4t">
+            <w:hyperlink w:history="1" r:id="rId5raddjoaismjrtjydixer">
               <w:r>
                 <w:rPr>
                   <w:rFonts w:ascii="Arial" w:cs="Arial" w:eastAsia="Arial" w:hAnsi="Arial"/>
@@ -7243,7 +7243,7 @@
             <w:pPr>
               <w:spacing w:after="20" w:before="0"/>
             </w:pPr>
-            <w:hyperlink w:history="1" r:id="rIdiebff_n5y4fr29bw3eoin">
+            <w:hyperlink w:history="1" r:id="rIdcjzgpvk_2uydf7px5pvvh">
               <w:r>
                 <w:rPr>
                   <w:rFonts w:ascii="Arial" w:cs="Arial" w:eastAsia="Arial" w:hAnsi="Arial"/>
@@ -7276,7 +7276,7 @@
               <w:spacing w:after="10" w:before="0"/>
               <w:ind w:left="120"/>
             </w:pPr>
-            <w:hyperlink w:history="1" r:id="rIdg7nxyadvd3ipgq5q-mwer">
+            <w:hyperlink w:history="1" r:id="rIdc65ligtsd2rmedppw7t_d">
               <w:r>
                 <w:rPr>
                   <w:rFonts w:ascii="Arial" w:cs="Arial" w:eastAsia="Arial" w:hAnsi="Arial"/>
@@ -7471,7 +7471,7 @@
             <w:pPr>
               <w:spacing w:after="20" w:before="0"/>
             </w:pPr>
-            <w:hyperlink w:history="1" r:id="rIdt2rbs3axhpxihvkja7z3u">
+            <w:hyperlink w:history="1" r:id="rIdp167t30cosl8h0f6jbkrw">
               <w:r>
                 <w:rPr>
                   <w:rFonts w:ascii="Arial" w:cs="Arial" w:eastAsia="Arial" w:hAnsi="Arial"/>
@@ -7520,7 +7520,7 @@
               <w:spacing w:after="10" w:before="0"/>
               <w:ind w:left="120"/>
             </w:pPr>
-            <w:hyperlink w:history="1" r:id="rId2ody62uvocjq4hcx72onh">
+            <w:hyperlink w:history="1" r:id="rId1qvm1ubqzkuat-tboaopo">
               <w:r>
                 <w:rPr>
                   <w:rFonts w:ascii="Arial" w:cs="Arial" w:eastAsia="Arial" w:hAnsi="Arial"/>
@@ -7565,7 +7565,7 @@
             <w:pPr>
               <w:spacing w:after="20" w:before="0"/>
             </w:pPr>
-            <w:hyperlink w:history="1" r:id="rIdoxvphc8ty-lzpdqc8bzl-">
+            <w:hyperlink w:history="1" r:id="rIdprhi7vfuflv_vwendrl3v">
               <w:r>
                 <w:rPr>
                   <w:rFonts w:ascii="Arial" w:cs="Arial" w:eastAsia="Arial" w:hAnsi="Arial"/>
@@ -7598,7 +7598,7 @@
               <w:spacing w:after="10" w:before="0"/>
               <w:ind w:left="120"/>
             </w:pPr>
-            <w:hyperlink w:history="1" r:id="rIdf6odzzoamcqm5cijumaa3">
+            <w:hyperlink w:history="1" r:id="rIdp-qym8efognrpqgws2nol">
               <w:r>
                 <w:rPr>
                   <w:rFonts w:ascii="Arial" w:cs="Arial" w:eastAsia="Arial" w:hAnsi="Arial"/>
@@ -7793,7 +7793,7 @@
             <w:pPr>
               <w:spacing w:after="20" w:before="0"/>
             </w:pPr>
-            <w:hyperlink w:history="1" r:id="rIdvcjr-hkwlr_36bnmes3t3">
+            <w:hyperlink w:history="1" r:id="rId22g5_ngmbsisje99gixox">
               <w:r>
                 <w:rPr>
                   <w:rFonts w:ascii="Arial" w:cs="Arial" w:eastAsia="Arial" w:hAnsi="Arial"/>
@@ -7842,7 +7842,7 @@
               <w:spacing w:after="10" w:before="0"/>
               <w:ind w:left="120"/>
             </w:pPr>
-            <w:hyperlink w:history="1" r:id="rIdqfo7renq8zqkkop5gxrc_">
+            <w:hyperlink w:history="1" r:id="rIddemnue9czcbfvf2z1gndp">
               <w:r>
                 <w:rPr>
                   <w:rFonts w:ascii="Arial" w:cs="Arial" w:eastAsia="Arial" w:hAnsi="Arial"/>
@@ -7887,7 +7887,7 @@
             <w:pPr>
               <w:spacing w:after="20" w:before="0"/>
             </w:pPr>
-            <w:hyperlink w:history="1" r:id="rIdcbzc7uw9sppsqng2m61qs">
+            <w:hyperlink w:history="1" r:id="rIdotiqeusjmpygw7puauieh">
               <w:r>
                 <w:rPr>
                   <w:rFonts w:ascii="Arial" w:cs="Arial" w:eastAsia="Arial" w:hAnsi="Arial"/>
@@ -7920,7 +7920,7 @@
               <w:spacing w:after="10" w:before="0"/>
               <w:ind w:left="120"/>
             </w:pPr>
-            <w:hyperlink w:history="1" r:id="rIdh7jrh9fmbvpwjqc5gokid">
+            <w:hyperlink w:history="1" r:id="rIdaejqi_2pvyzfk5nsxzdle">
               <w:r>
                 <w:rPr>
                   <w:rFonts w:ascii="Arial" w:cs="Arial" w:eastAsia="Arial" w:hAnsi="Arial"/>
@@ -8432,7 +8432,7 @@
         </w:rPr>
         <w:t xml:space="preserve">© 2026 SeaVuria and ARES. Aligned with KICD objectives. Developed by SeaVuria; technical implementation by ARES (with AI assistance from Claude). Licensed under </w:t>
       </w:r>
-      <w:hyperlink w:history="1" r:id="rIds-dyr2om71oh4omdjmpqt">
+      <w:hyperlink w:history="1" r:id="rIdtrrvrsax8x8mem8gl1eqx">
         <w:r>
           <w:rPr>
             <w:rFonts w:ascii="Arial" w:cs="Arial" w:eastAsia="Arial" w:hAnsi="Arial"/>
@@ -8453,7 +8453,7 @@
         </w:rPr>
         <w:t xml:space="preserve"> (</w:t>
       </w:r>
-      <w:hyperlink w:history="1" r:id="rIdcf__9jnngakv0ubrnvsty">
+      <w:hyperlink w:history="1" r:id="rIdr6s4tbtqx6wufafwf-3zp">
         <w:r>
           <w:rPr>
             <w:rFonts w:ascii="Arial" w:cs="Arial" w:eastAsia="Arial" w:hAnsi="Arial"/>
@@ -9466,7 +9466,7 @@
             <w:pPr>
               <w:spacing w:after="20" w:before="0"/>
             </w:pPr>
-            <w:hyperlink w:history="1" r:id="rIdff3g1cdor_xck7v5_8gev">
+            <w:hyperlink w:history="1" r:id="rId1tvbi4dtsu1gzha65mk5h">
               <w:r>
                 <w:rPr>
                   <w:rFonts w:ascii="Arial" w:cs="Arial" w:eastAsia="Arial" w:hAnsi="Arial"/>
@@ -9499,7 +9499,7 @@
               <w:spacing w:after="10" w:before="0"/>
               <w:ind w:left="120"/>
             </w:pPr>
-            <w:hyperlink w:history="1" r:id="rIdgphzjivgimjasdctpou2l">
+            <w:hyperlink w:history="1" r:id="rIde0ynxkcjs6s_s2142dypz">
               <w:r>
                 <w:rPr>
                   <w:rFonts w:ascii="Arial" w:cs="Arial" w:eastAsia="Arial" w:hAnsi="Arial"/>
@@ -9544,7 +9544,7 @@
             <w:pPr>
               <w:spacing w:after="20" w:before="0"/>
             </w:pPr>
-            <w:hyperlink w:history="1" r:id="rId5i3c1mxs_bypv2mvorg-t">
+            <w:hyperlink w:history="1" r:id="rIdpn308bdelezjjuebyvgui">
               <w:r>
                 <w:rPr>
                   <w:rFonts w:ascii="Arial" w:cs="Arial" w:eastAsia="Arial" w:hAnsi="Arial"/>
@@ -9577,7 +9577,7 @@
               <w:spacing w:after="10" w:before="0"/>
               <w:ind w:left="120"/>
             </w:pPr>
-            <w:hyperlink w:history="1" r:id="rIdrxrf1cfmdgv3n-fqfq9r6">
+            <w:hyperlink w:history="1" r:id="rIdix3thxni3qyjb6cxcmkqo">
               <w:r>
                 <w:rPr>
                   <w:rFonts w:ascii="Arial" w:cs="Arial" w:eastAsia="Arial" w:hAnsi="Arial"/>
@@ -9772,7 +9772,7 @@
             <w:pPr>
               <w:spacing w:after="20" w:before="0"/>
             </w:pPr>
-            <w:hyperlink w:history="1" r:id="rIdmugzba5ypjl_jvitydws9">
+            <w:hyperlink w:history="1" r:id="rIdo5k9cnzybrmghyyrvwj9w">
               <w:r>
                 <w:rPr>
                   <w:rFonts w:ascii="Arial" w:cs="Arial" w:eastAsia="Arial" w:hAnsi="Arial"/>
@@ -9805,7 +9805,7 @@
               <w:spacing w:after="10" w:before="0"/>
               <w:ind w:left="120"/>
             </w:pPr>
-            <w:hyperlink w:history="1" r:id="rIdoeiry_4x8au7y1dhfodux">
+            <w:hyperlink w:history="1" r:id="rIdurcv97er_f-8sf2ekmsbo">
               <w:r>
                 <w:rPr>
                   <w:rFonts w:ascii="Arial" w:cs="Arial" w:eastAsia="Arial" w:hAnsi="Arial"/>
@@ -9850,7 +9850,7 @@
             <w:pPr>
               <w:spacing w:after="20" w:before="0"/>
             </w:pPr>
-            <w:hyperlink w:history="1" r:id="rIdvywulhrk6yxjbvvf2hm5v">
+            <w:hyperlink w:history="1" r:id="rId8j_gxkwolgtqavagxrsjk">
               <w:r>
                 <w:rPr>
                   <w:rFonts w:ascii="Arial" w:cs="Arial" w:eastAsia="Arial" w:hAnsi="Arial"/>
@@ -9883,7 +9883,7 @@
               <w:spacing w:after="10" w:before="0"/>
               <w:ind w:left="120"/>
             </w:pPr>
-            <w:hyperlink w:history="1" r:id="rIdzeihwnngqvyg2qntbtvvb">
+            <w:hyperlink w:history="1" r:id="rIdpki4kccczzlb2c_gre2e3">
               <w:r>
                 <w:rPr>
                   <w:rFonts w:ascii="Arial" w:cs="Arial" w:eastAsia="Arial" w:hAnsi="Arial"/>
@@ -10078,7 +10078,7 @@
             <w:pPr>
               <w:spacing w:after="20" w:before="0"/>
             </w:pPr>
-            <w:hyperlink w:history="1" r:id="rIdmwimw92277dmjpv0tnygw">
+            <w:hyperlink w:history="1" r:id="rIdu5lzmn0imdkvnksflujo5">
               <w:r>
                 <w:rPr>
                   <w:rFonts w:ascii="Arial" w:cs="Arial" w:eastAsia="Arial" w:hAnsi="Arial"/>
@@ -10111,7 +10111,7 @@
               <w:spacing w:after="10" w:before="0"/>
               <w:ind w:left="120"/>
             </w:pPr>
-            <w:hyperlink w:history="1" r:id="rIdtjxhkq1ticxtqqh_hravz">
+            <w:hyperlink w:history="1" r:id="rId54qlakyeipwocidyestyl">
               <w:r>
                 <w:rPr>
                   <w:rFonts w:ascii="Arial" w:cs="Arial" w:eastAsia="Arial" w:hAnsi="Arial"/>
@@ -10156,7 +10156,7 @@
             <w:pPr>
               <w:spacing w:after="20" w:before="0"/>
             </w:pPr>
-            <w:hyperlink w:history="1" r:id="rIddxtro-qkuzzm6ugv7ipkk">
+            <w:hyperlink w:history="1" r:id="rIdajuui5fukezcjdzbwuizt">
               <w:r>
                 <w:rPr>
                   <w:rFonts w:ascii="Arial" w:cs="Arial" w:eastAsia="Arial" w:hAnsi="Arial"/>
@@ -10189,7 +10189,7 @@
               <w:spacing w:after="10" w:before="0"/>
               <w:ind w:left="120"/>
             </w:pPr>
-            <w:hyperlink w:history="1" r:id="rId6q0njigupsu0qcpqldy-r">
+            <w:hyperlink w:history="1" r:id="rIdcmmwyksvpbqy_vq6itjtj">
               <w:r>
                 <w:rPr>
                   <w:rFonts w:ascii="Arial" w:cs="Arial" w:eastAsia="Arial" w:hAnsi="Arial"/>
@@ -10384,7 +10384,7 @@
             <w:pPr>
               <w:spacing w:after="20" w:before="0"/>
             </w:pPr>
-            <w:hyperlink w:history="1" r:id="rIdcrmttn1icw1ehvrhdzakh">
+            <w:hyperlink w:history="1" r:id="rIdb2qpepvphxdfq1h0k8b0q">
               <w:r>
                 <w:rPr>
                   <w:rFonts w:ascii="Arial" w:cs="Arial" w:eastAsia="Arial" w:hAnsi="Arial"/>
@@ -10417,7 +10417,7 @@
               <w:spacing w:after="10" w:before="0"/>
               <w:ind w:left="120"/>
             </w:pPr>
-            <w:hyperlink w:history="1" r:id="rIdhg_mndwdruef3bhwxh4be">
+            <w:hyperlink w:history="1" r:id="rIdlqb8s5inif0rghfoiiif_">
               <w:r>
                 <w:rPr>
                   <w:rFonts w:ascii="Arial" w:cs="Arial" w:eastAsia="Arial" w:hAnsi="Arial"/>
@@ -10462,7 +10462,7 @@
             <w:pPr>
               <w:spacing w:after="20" w:before="0"/>
             </w:pPr>
-            <w:hyperlink w:history="1" r:id="rIdnjjobmaudt4xhsqkdc58p">
+            <w:hyperlink w:history="1" r:id="rIdvnfuuta9aygnj9i2pg7qr">
               <w:r>
                 <w:rPr>
                   <w:rFonts w:ascii="Arial" w:cs="Arial" w:eastAsia="Arial" w:hAnsi="Arial"/>
@@ -10495,7 +10495,7 @@
               <w:spacing w:after="10" w:before="0"/>
               <w:ind w:left="120"/>
             </w:pPr>
-            <w:hyperlink w:history="1" r:id="rIdgpojddlgmb1xc-pznxiv1">
+            <w:hyperlink w:history="1" r:id="rIdznatgzc_4f1do7hjoxpnv">
               <w:r>
                 <w:rPr>
                   <w:rFonts w:ascii="Arial" w:cs="Arial" w:eastAsia="Arial" w:hAnsi="Arial"/>
@@ -10690,7 +10690,7 @@
             <w:pPr>
               <w:spacing w:after="20" w:before="0"/>
             </w:pPr>
-            <w:hyperlink w:history="1" r:id="rIde-u7-xi_pmgpv9wgm4jir">
+            <w:hyperlink w:history="1" r:id="rIdiao7ji976tenlf1fmgclz">
               <w:r>
                 <w:rPr>
                   <w:rFonts w:ascii="Arial" w:cs="Arial" w:eastAsia="Arial" w:hAnsi="Arial"/>
@@ -10739,7 +10739,7 @@
               <w:spacing w:after="10" w:before="0"/>
               <w:ind w:left="120"/>
             </w:pPr>
-            <w:hyperlink w:history="1" r:id="rIdpmivgv0ydiff8cebodcy1">
+            <w:hyperlink w:history="1" r:id="rIdicl4cb0hbjbzcnlfhjmbr">
               <w:r>
                 <w:rPr>
                   <w:rFonts w:ascii="Arial" w:cs="Arial" w:eastAsia="Arial" w:hAnsi="Arial"/>
@@ -10784,7 +10784,7 @@
             <w:pPr>
               <w:spacing w:after="20" w:before="0"/>
             </w:pPr>
-            <w:hyperlink w:history="1" r:id="rId80lvwzhssndx7zyua5mma">
+            <w:hyperlink w:history="1" r:id="rIdnsejzhzcr0hs-hz9i2jwb">
               <w:r>
                 <w:rPr>
                   <w:rFonts w:ascii="Arial" w:cs="Arial" w:eastAsia="Arial" w:hAnsi="Arial"/>
@@ -10817,7 +10817,7 @@
               <w:spacing w:after="10" w:before="0"/>
               <w:ind w:left="120"/>
             </w:pPr>
-            <w:hyperlink w:history="1" r:id="rId21t86nsp6itfz7sjw2iqp">
+            <w:hyperlink w:history="1" r:id="rId987a8mjwvajojn-9mxago">
               <w:r>
                 <w:rPr>
                   <w:rFonts w:ascii="Arial" w:cs="Arial" w:eastAsia="Arial" w:hAnsi="Arial"/>
@@ -11329,7 +11329,7 @@
         </w:rPr>
         <w:t xml:space="preserve">© 2026 SeaVuria and ARES. Aligned with KICD objectives. Developed by SeaVuria; technical implementation by ARES (with AI assistance from Claude). Licensed under </w:t>
       </w:r>
-      <w:hyperlink w:history="1" r:id="rId8vs1bbbwqzxrarh7zahrb">
+      <w:hyperlink w:history="1" r:id="rIdi4o8svk81egfevb_pgiak">
         <w:r>
           <w:rPr>
             <w:rFonts w:ascii="Arial" w:cs="Arial" w:eastAsia="Arial" w:hAnsi="Arial"/>
@@ -11350,7 +11350,7 @@
         </w:rPr>
         <w:t xml:space="preserve"> (</w:t>
       </w:r>
-      <w:hyperlink w:history="1" r:id="rIdi-mup5pmyejrvkejwimju">
+      <w:hyperlink w:history="1" r:id="rIdlojeutfsbr5fqdk6rkap3">
         <w:r>
           <w:rPr>
             <w:rFonts w:ascii="Arial" w:cs="Arial" w:eastAsia="Arial" w:hAnsi="Arial"/>
@@ -12363,7 +12363,7 @@
             <w:pPr>
               <w:spacing w:after="20" w:before="0"/>
             </w:pPr>
-            <w:hyperlink w:history="1" r:id="rIdmutzcs1ocdt0r9im7ahyu">
+            <w:hyperlink w:history="1" r:id="rIdmiafgimshnwhzsfdyhpdk">
               <w:r>
                 <w:rPr>
                   <w:rFonts w:ascii="Arial" w:cs="Arial" w:eastAsia="Arial" w:hAnsi="Arial"/>
@@ -12396,7 +12396,7 @@
               <w:spacing w:after="10" w:before="0"/>
               <w:ind w:left="120"/>
             </w:pPr>
-            <w:hyperlink w:history="1" r:id="rIdjy7v7d8m7vhhcaskqweu5">
+            <w:hyperlink w:history="1" r:id="rIds_tbfhj4aeej3tznuju30">
               <w:r>
                 <w:rPr>
                   <w:rFonts w:ascii="Arial" w:cs="Arial" w:eastAsia="Arial" w:hAnsi="Arial"/>
@@ -12441,7 +12441,7 @@
             <w:pPr>
               <w:spacing w:after="20" w:before="0"/>
             </w:pPr>
-            <w:hyperlink w:history="1" r:id="rIdloinf6lp5yzs5xxlb8jdq">
+            <w:hyperlink w:history="1" r:id="rIdko5warkxinokufss3o3bf">
               <w:r>
                 <w:rPr>
                   <w:rFonts w:ascii="Arial" w:cs="Arial" w:eastAsia="Arial" w:hAnsi="Arial"/>
@@ -12474,7 +12474,7 @@
               <w:spacing w:after="10" w:before="0"/>
               <w:ind w:left="120"/>
             </w:pPr>
-            <w:hyperlink w:history="1" r:id="rIdvm3bzbwj8uygkuo8v21sq">
+            <w:hyperlink w:history="1" r:id="rIdaiwu2garnlss-3trky1cz">
               <w:r>
                 <w:rPr>
                   <w:rFonts w:ascii="Arial" w:cs="Arial" w:eastAsia="Arial" w:hAnsi="Arial"/>
@@ -12669,7 +12669,7 @@
             <w:pPr>
               <w:spacing w:after="20" w:before="0"/>
             </w:pPr>
-            <w:hyperlink w:history="1" r:id="rIdcz6zxedxdag_xfbv1q2kk">
+            <w:hyperlink w:history="1" r:id="rIde4bkoxj2jd3d0_46tx9cu">
               <w:r>
                 <w:rPr>
                   <w:rFonts w:ascii="Arial" w:cs="Arial" w:eastAsia="Arial" w:hAnsi="Arial"/>
@@ -12702,7 +12702,7 @@
               <w:spacing w:after="10" w:before="0"/>
               <w:ind w:left="120"/>
             </w:pPr>
-            <w:hyperlink w:history="1" r:id="rIdas2hierocv-f3k03i5uom">
+            <w:hyperlink w:history="1" r:id="rIddymvjozgpy5xqegui4zjq">
               <w:r>
                 <w:rPr>
                   <w:rFonts w:ascii="Arial" w:cs="Arial" w:eastAsia="Arial" w:hAnsi="Arial"/>
@@ -12747,7 +12747,7 @@
             <w:pPr>
               <w:spacing w:after="20" w:before="0"/>
             </w:pPr>
-            <w:hyperlink w:history="1" r:id="rIdqwx9x3vdzjzrndlqzoiyc">
+            <w:hyperlink w:history="1" r:id="rIdqwkautwnpgsa73kdycph6">
               <w:r>
                 <w:rPr>
                   <w:rFonts w:ascii="Arial" w:cs="Arial" w:eastAsia="Arial" w:hAnsi="Arial"/>
@@ -12780,7 +12780,7 @@
               <w:spacing w:after="10" w:before="0"/>
               <w:ind w:left="120"/>
             </w:pPr>
-            <w:hyperlink w:history="1" r:id="rIdhhryio0yf54oc6uerwhps">
+            <w:hyperlink w:history="1" r:id="rIdh_eesooo7vyxh5mpu_mbc">
               <w:r>
                 <w:rPr>
                   <w:rFonts w:ascii="Arial" w:cs="Arial" w:eastAsia="Arial" w:hAnsi="Arial"/>
@@ -12975,7 +12975,7 @@
             <w:pPr>
               <w:spacing w:after="20" w:before="0"/>
             </w:pPr>
-            <w:hyperlink w:history="1" r:id="rIdputhrqygdmd1oufuzcj8s">
+            <w:hyperlink w:history="1" r:id="rIddb5gi-ym4_zmahfj3b6pq">
               <w:r>
                 <w:rPr>
                   <w:rFonts w:ascii="Arial" w:cs="Arial" w:eastAsia="Arial" w:hAnsi="Arial"/>
@@ -13008,7 +13008,7 @@
               <w:spacing w:after="10" w:before="0"/>
               <w:ind w:left="120"/>
             </w:pPr>
-            <w:hyperlink w:history="1" r:id="rIdxwcjid3rp4uozt5kdmkyz">
+            <w:hyperlink w:history="1" r:id="rIdqglt4omghox4bnpfbwbbt">
               <w:r>
                 <w:rPr>
                   <w:rFonts w:ascii="Arial" w:cs="Arial" w:eastAsia="Arial" w:hAnsi="Arial"/>
@@ -13053,7 +13053,7 @@
             <w:pPr>
               <w:spacing w:after="20" w:before="0"/>
             </w:pPr>
-            <w:hyperlink w:history="1" r:id="rId7xgwtols9hgp8ljrhdbtj">
+            <w:hyperlink w:history="1" r:id="rId6mmi3kxcbtpsqps-z2ytm">
               <w:r>
                 <w:rPr>
                   <w:rFonts w:ascii="Arial" w:cs="Arial" w:eastAsia="Arial" w:hAnsi="Arial"/>
@@ -13086,7 +13086,7 @@
               <w:spacing w:after="10" w:before="0"/>
               <w:ind w:left="120"/>
             </w:pPr>
-            <w:hyperlink w:history="1" r:id="rIdbqxp4ksj__1pigsyb1cco">
+            <w:hyperlink w:history="1" r:id="rIdxqxjeywydokmqlnzwl76t">
               <w:r>
                 <w:rPr>
                   <w:rFonts w:ascii="Arial" w:cs="Arial" w:eastAsia="Arial" w:hAnsi="Arial"/>
@@ -13281,7 +13281,7 @@
             <w:pPr>
               <w:spacing w:after="20" w:before="0"/>
             </w:pPr>
-            <w:hyperlink w:history="1" r:id="rId0b0jwqw-a9bu7hlr4trqu">
+            <w:hyperlink w:history="1" r:id="rIdr2ravxll0q8snj-3wgdu5">
               <w:r>
                 <w:rPr>
                   <w:rFonts w:ascii="Arial" w:cs="Arial" w:eastAsia="Arial" w:hAnsi="Arial"/>
@@ -13314,7 +13314,7 @@
               <w:spacing w:after="10" w:before="0"/>
               <w:ind w:left="120"/>
             </w:pPr>
-            <w:hyperlink w:history="1" r:id="rIdrl_shkevcwbhwiz-ht2ao">
+            <w:hyperlink w:history="1" r:id="rIdattsr2xqwgxes0gxztryx">
               <w:r>
                 <w:rPr>
                   <w:rFonts w:ascii="Arial" w:cs="Arial" w:eastAsia="Arial" w:hAnsi="Arial"/>
@@ -13359,7 +13359,7 @@
             <w:pPr>
               <w:spacing w:after="20" w:before="0"/>
             </w:pPr>
-            <w:hyperlink w:history="1" r:id="rId_4xh7eyqgpiacqkl-1k9u">
+            <w:hyperlink w:history="1" r:id="rId2xhlxz67fwzuqcj_syin2">
               <w:r>
                 <w:rPr>
                   <w:rFonts w:ascii="Arial" w:cs="Arial" w:eastAsia="Arial" w:hAnsi="Arial"/>
@@ -13392,7 +13392,7 @@
               <w:spacing w:after="10" w:before="0"/>
               <w:ind w:left="120"/>
             </w:pPr>
-            <w:hyperlink w:history="1" r:id="rIderibqjchqavz3kfm9z2f0">
+            <w:hyperlink w:history="1" r:id="rIdl1i6zhs4fdrmt9rrkdgci">
               <w:r>
                 <w:rPr>
                   <w:rFonts w:ascii="Arial" w:cs="Arial" w:eastAsia="Arial" w:hAnsi="Arial"/>
@@ -13587,7 +13587,7 @@
             <w:pPr>
               <w:spacing w:after="20" w:before="0"/>
             </w:pPr>
-            <w:hyperlink w:history="1" r:id="rIdnha-2jjlfir0oeryvfkm9">
+            <w:hyperlink w:history="1" r:id="rIdv4zuuvhhp24erind8offe">
               <w:r>
                 <w:rPr>
                   <w:rFonts w:ascii="Arial" w:cs="Arial" w:eastAsia="Arial" w:hAnsi="Arial"/>
@@ -13636,7 +13636,7 @@
               <w:spacing w:after="10" w:before="0"/>
               <w:ind w:left="120"/>
             </w:pPr>
-            <w:hyperlink w:history="1" r:id="rIduz_x9h9vlefjwvl2piwyz">
+            <w:hyperlink w:history="1" r:id="rId5zer2skoaodqe05qcwxzj">
               <w:r>
                 <w:rPr>
                   <w:rFonts w:ascii="Arial" w:cs="Arial" w:eastAsia="Arial" w:hAnsi="Arial"/>
@@ -13681,7 +13681,7 @@
             <w:pPr>
               <w:spacing w:after="20" w:before="0"/>
             </w:pPr>
-            <w:hyperlink w:history="1" r:id="rIdslwwfhjz7fjcgq6vssndc">
+            <w:hyperlink w:history="1" r:id="rIdd920th5shsi4ygpwqxxzm">
               <w:r>
                 <w:rPr>
                   <w:rFonts w:ascii="Arial" w:cs="Arial" w:eastAsia="Arial" w:hAnsi="Arial"/>
@@ -13730,7 +13730,7 @@
               <w:spacing w:after="10" w:before="0"/>
               <w:ind w:left="120"/>
             </w:pPr>
-            <w:hyperlink w:history="1" r:id="rId43w2uac6t3xfhvjk9i0dz">
+            <w:hyperlink w:history="1" r:id="rId8bo29fym4id6likyer73z">
               <w:r>
                 <w:rPr>
                   <w:rFonts w:ascii="Arial" w:cs="Arial" w:eastAsia="Arial" w:hAnsi="Arial"/>
@@ -14470,7 +14470,7 @@
         </w:rPr>
         <w:t xml:space="preserve">© 2026 SeaVuria and ARES. Aligned with KICD objectives. Developed by SeaVuria; technical implementation by ARES (with AI assistance from Claude). Licensed under </w:t>
       </w:r>
-      <w:hyperlink w:history="1" r:id="rIdi5qewjxld74tjrcm5irdc">
+      <w:hyperlink w:history="1" r:id="rIdvaqyx2sbcukv07dfyu_cl">
         <w:r>
           <w:rPr>
             <w:rFonts w:ascii="Arial" w:cs="Arial" w:eastAsia="Arial" w:hAnsi="Arial"/>
@@ -14491,7 +14491,7 @@
         </w:rPr>
         <w:t xml:space="preserve"> (</w:t>
       </w:r>
-      <w:hyperlink w:history="1" r:id="rIdid1qexv9-8hp1fb6ko4rq">
+      <w:hyperlink w:history="1" r:id="rId6va0sg-0hrbqygjqgpvon">
         <w:r>
           <w:rPr>
             <w:rFonts w:ascii="Arial" w:cs="Arial" w:eastAsia="Arial" w:hAnsi="Arial"/>
@@ -15504,7 +15504,7 @@
             <w:pPr>
               <w:spacing w:after="20" w:before="0"/>
             </w:pPr>
-            <w:hyperlink w:history="1" r:id="rId80-zr-apltxafjcoj7moq">
+            <w:hyperlink w:history="1" r:id="rIdj923u5tbybabit0a2hx7v">
               <w:r>
                 <w:rPr>
                   <w:rFonts w:ascii="Arial" w:cs="Arial" w:eastAsia="Arial" w:hAnsi="Arial"/>
@@ -15537,7 +15537,7 @@
               <w:spacing w:after="10" w:before="0"/>
               <w:ind w:left="120"/>
             </w:pPr>
-            <w:hyperlink w:history="1" r:id="rIdjxvkfyx83tek0hit91_dd">
+            <w:hyperlink w:history="1" r:id="rIdrvbzblkkuqqw22bsy6kfq">
               <w:r>
                 <w:rPr>
                   <w:rFonts w:ascii="Arial" w:cs="Arial" w:eastAsia="Arial" w:hAnsi="Arial"/>
@@ -15582,7 +15582,7 @@
             <w:pPr>
               <w:spacing w:after="20" w:before="0"/>
             </w:pPr>
-            <w:hyperlink w:history="1" r:id="rIdbrx1oxcn_zcghoo4w8viq">
+            <w:hyperlink w:history="1" r:id="rIdkhcousht_g6lmkfexfkvj">
               <w:r>
                 <w:rPr>
                   <w:rFonts w:ascii="Arial" w:cs="Arial" w:eastAsia="Arial" w:hAnsi="Arial"/>
@@ -15615,7 +15615,7 @@
               <w:spacing w:after="10" w:before="0"/>
               <w:ind w:left="120"/>
             </w:pPr>
-            <w:hyperlink w:history="1" r:id="rIdx5rl8blnzo1zxozicqinj">
+            <w:hyperlink w:history="1" r:id="rIdhmtzli-rwu6uhbgin9lxv">
               <w:r>
                 <w:rPr>
                   <w:rFonts w:ascii="Arial" w:cs="Arial" w:eastAsia="Arial" w:hAnsi="Arial"/>
@@ -15657,7 +15657,7 @@
                 <w:sz w:val="18"/>
                 <w:szCs w:val="18"/>
               </w:rPr>
-              <w:t xml:space="preserve">Students are shown two projected images side by side: (1) a jua kali welder on River Road, Nairobi, surrounded by a faint shimmer of argon gas shielding his torch, and (2) a Kenya Meteorological Department technician in Dagoretti releasing a large helium weather balloon. The teacher asks students to silently write in their notebooks for 90 seconds: 'What do argon and helium have in common? Why would a welder WANT a gas that does nothing?' Students then turn-and-talk with a partner for 60 seconds before three pairs share with the class. The teacher records key prediction words on the board — students typically suggest 'does not burn', 'safe', 'does not react', 'stable' — without correcting or affirming. Students are then shown the DQB sticky note from Lesson 4 that reads 'Noble gases are stable — but WHY?' and told this lesson will answer that question using electron arrangements they already know from Sub-Strand 2.1.</w:t>
+              <w:t xml:space="preserve">Students are shown two projected images side by side: (1) a jua kali welder in Kamukunji, Nairobi, surrounded by a faint shimmer of argon gas shielding his torch, and (2) a Kenya Meteorological Department technician in Dagoretti releasing a large helium weather balloon. The teacher asks students to silently write in their notebooks for 90 seconds: 'What do argon and helium have in common? Why would a welder WANT a gas that does nothing?' Students then turn-and-talk with a partner for 60 seconds before three pairs share with the class. The teacher records key prediction words on the board — students typically suggest 'does not burn', 'safe', 'does not react', 'stable' — without correcting or affirming. Students are then shown the DQB sticky note from Lesson 4 that reads 'Noble gases are stable — but WHY?' and told this lesson will answer that question using electron arrangements they already know from Sub-Strand 2.1.</w:t>
             </w:r>
           </w:p>
         </w:tc>
@@ -15810,7 +15810,7 @@
             <w:pPr>
               <w:spacing w:after="20" w:before="0"/>
             </w:pPr>
-            <w:hyperlink w:history="1" r:id="rId0iytohofrspodpic3bj20">
+            <w:hyperlink w:history="1" r:id="rIdxi2kdp5v81zotvclhwv-m">
               <w:r>
                 <w:rPr>
                   <w:rFonts w:ascii="Arial" w:cs="Arial" w:eastAsia="Arial" w:hAnsi="Arial"/>
@@ -15843,7 +15843,7 @@
               <w:spacing w:after="10" w:before="0"/>
               <w:ind w:left="120"/>
             </w:pPr>
-            <w:hyperlink w:history="1" r:id="rIdhpadfclrla1muvjvmhi6n">
+            <w:hyperlink w:history="1" r:id="rIdojdh3viskfa8vrxtbdl-s">
               <w:r>
                 <w:rPr>
                   <w:rFonts w:ascii="Arial" w:cs="Arial" w:eastAsia="Arial" w:hAnsi="Arial"/>
@@ -15888,7 +15888,7 @@
             <w:pPr>
               <w:spacing w:after="20" w:before="0"/>
             </w:pPr>
-            <w:hyperlink w:history="1" r:id="rIdenaaocgp6zkrrfjqdvy_i">
+            <w:hyperlink w:history="1" r:id="rIdzpapa1urfohennod56xhd">
               <w:r>
                 <w:rPr>
                   <w:rFonts w:ascii="Arial" w:cs="Arial" w:eastAsia="Arial" w:hAnsi="Arial"/>
@@ -15921,7 +15921,7 @@
               <w:spacing w:after="10" w:before="0"/>
               <w:ind w:left="120"/>
             </w:pPr>
-            <w:hyperlink w:history="1" r:id="rIdazbjgx_0vqfcw_y0jnylu">
+            <w:hyperlink w:history="1" r:id="rIdmk-ttys9u2earglzd880n">
               <w:r>
                 <w:rPr>
                   <w:rFonts w:ascii="Arial" w:cs="Arial" w:eastAsia="Arial" w:hAnsi="Arial"/>
@@ -16116,7 +16116,7 @@
             <w:pPr>
               <w:spacing w:after="20" w:before="0"/>
             </w:pPr>
-            <w:hyperlink w:history="1" r:id="rId54dqs5ycgavjdfyemsw1l">
+            <w:hyperlink w:history="1" r:id="rId2xnjbs1-70mmoodarjqit">
               <w:r>
                 <w:rPr>
                   <w:rFonts w:ascii="Arial" w:cs="Arial" w:eastAsia="Arial" w:hAnsi="Arial"/>
@@ -16165,7 +16165,7 @@
               <w:spacing w:after="10" w:before="0"/>
               <w:ind w:left="120"/>
             </w:pPr>
-            <w:hyperlink w:history="1" r:id="rId6gxuwjc5ycaj5haboibzz">
+            <w:hyperlink w:history="1" r:id="rId4lyhsdqomhlol9owzwscr">
               <w:r>
                 <w:rPr>
                   <w:rFonts w:ascii="Arial" w:cs="Arial" w:eastAsia="Arial" w:hAnsi="Arial"/>
@@ -16210,7 +16210,7 @@
             <w:pPr>
               <w:spacing w:after="20" w:before="0"/>
             </w:pPr>
-            <w:hyperlink w:history="1" r:id="rIdc3pfzmganevyq0vjn_ivg">
+            <w:hyperlink w:history="1" r:id="rId5ijxgauj_6-ydzksej5ky">
               <w:r>
                 <w:rPr>
                   <w:rFonts w:ascii="Arial" w:cs="Arial" w:eastAsia="Arial" w:hAnsi="Arial"/>
@@ -16243,7 +16243,7 @@
               <w:spacing w:after="10" w:before="0"/>
               <w:ind w:left="120"/>
             </w:pPr>
-            <w:hyperlink w:history="1" r:id="rId9jzhknzgkd8ga46cgtprv">
+            <w:hyperlink w:history="1" r:id="rIdoylixj1bko9ilcayylpod">
               <w:r>
                 <w:rPr>
                   <w:rFonts w:ascii="Arial" w:cs="Arial" w:eastAsia="Arial" w:hAnsi="Arial"/>
@@ -16438,7 +16438,7 @@
             <w:pPr>
               <w:spacing w:after="20" w:before="0"/>
             </w:pPr>
-            <w:hyperlink w:history="1" r:id="rIdqwo2_uj-k5at0nmps6e15">
+            <w:hyperlink w:history="1" r:id="rIdzgn1ywjldih-zgk9yccfl">
               <w:r>
                 <w:rPr>
                   <w:rFonts w:ascii="Arial" w:cs="Arial" w:eastAsia="Arial" w:hAnsi="Arial"/>
@@ -16487,7 +16487,7 @@
               <w:spacing w:after="10" w:before="0"/>
               <w:ind w:left="120"/>
             </w:pPr>
-            <w:hyperlink w:history="1" r:id="rIdy4e7yby1wv5qlxudbu8sq">
+            <w:hyperlink w:history="1" r:id="rIdxsskombz1s9gdkd8rb_2e">
               <w:r>
                 <w:rPr>
                   <w:rFonts w:ascii="Arial" w:cs="Arial" w:eastAsia="Arial" w:hAnsi="Arial"/>
@@ -16532,7 +16532,7 @@
             <w:pPr>
               <w:spacing w:after="20" w:before="0"/>
             </w:pPr>
-            <w:hyperlink w:history="1" r:id="rIdotrbbfr1jlrvggmvon-c-">
+            <w:hyperlink w:history="1" r:id="rId8pblwqahxyc-unxlgnyzs">
               <w:r>
                 <w:rPr>
                   <w:rFonts w:ascii="Arial" w:cs="Arial" w:eastAsia="Arial" w:hAnsi="Arial"/>
@@ -16565,7 +16565,7 @@
               <w:spacing w:after="10" w:before="0"/>
               <w:ind w:left="120"/>
             </w:pPr>
-            <w:hyperlink w:history="1" r:id="rIdx3pusmxxrigf2zmbq3pv1">
+            <w:hyperlink w:history="1" r:id="rIdzgzlfstjldherqlfii1ug">
               <w:r>
                 <w:rPr>
                   <w:rFonts w:ascii="Arial" w:cs="Arial" w:eastAsia="Arial" w:hAnsi="Arial"/>
@@ -16760,7 +16760,7 @@
             <w:pPr>
               <w:spacing w:after="20" w:before="0"/>
             </w:pPr>
-            <w:hyperlink w:history="1" r:id="rIdw_edckva1tyzsuqndj2vg">
+            <w:hyperlink w:history="1" r:id="rIdziiflron9dbaiintfh_la">
               <w:r>
                 <w:rPr>
                   <w:rFonts w:ascii="Arial" w:cs="Arial" w:eastAsia="Arial" w:hAnsi="Arial"/>
@@ -16809,7 +16809,7 @@
               <w:spacing w:after="10" w:before="0"/>
               <w:ind w:left="120"/>
             </w:pPr>
-            <w:hyperlink w:history="1" r:id="rIdcosrzktovq-iklyc5k7im">
+            <w:hyperlink w:history="1" r:id="rIdebzullk5lmore80xvpshi">
               <w:r>
                 <w:rPr>
                   <w:rFonts w:ascii="Arial" w:cs="Arial" w:eastAsia="Arial" w:hAnsi="Arial"/>
@@ -16854,7 +16854,7 @@
             <w:pPr>
               <w:spacing w:after="20" w:before="0"/>
             </w:pPr>
-            <w:hyperlink w:history="1" r:id="rIdgf0ln29uoem36j4eym_5g">
+            <w:hyperlink w:history="1" r:id="rIdyt6dvhrmbffs3aauwrdzr">
               <w:r>
                 <w:rPr>
                   <w:rFonts w:ascii="Arial" w:cs="Arial" w:eastAsia="Arial" w:hAnsi="Arial"/>
@@ -16887,7 +16887,7 @@
               <w:spacing w:after="10" w:before="0"/>
               <w:ind w:left="120"/>
             </w:pPr>
-            <w:hyperlink w:history="1" r:id="rId2rwtavlyvsr97gypk7aw8">
+            <w:hyperlink w:history="1" r:id="rIdqkn4tfvbiuckgqtcyg98g">
               <w:r>
                 <w:rPr>
                   <w:rFonts w:ascii="Arial" w:cs="Arial" w:eastAsia="Arial" w:hAnsi="Arial"/>
@@ -17245,7 +17245,7 @@
                 <w:sz w:val="18"/>
                 <w:szCs w:val="18"/>
               </w:rPr>
-              <w:t xml:space="preserve">Students examined two projected images side by side: a jua kali welder on River Road, Nairobi, surrounded by a visible shimmer of argon gas shielding his torch, and a Kenya Meteorological Department technician in Dagoretti releasing a helium weather balloon. During the guided research phase, groups recorded data from textbook pages, the periodic table poster, and approved websites into a structured table covering the name, symbol, outer-shell electron count, a physical property, and one verified Kenyan use for each of the five noble gases — helium, neon, argon, krypton, and xenon. Students also observed the teacher draw electron shell diagrams for argon (2, 8, 8) alongside the already-familiar diagrams for potassium (2, 8, 1) and chlorine (2, 8, 7) on the board. Finally, each student completed a Model Card, first filling in all five noble gases from memory and then checking their entries against their research cards, marking corrections in a different colour pen.</w:t>
+              <w:t xml:space="preserve">Students examined two projected images side by side: a jua kali welder in Kamukunji, Nairobi, surrounded by a visible shimmer of argon gas shielding his torch, and a Kenya Meteorological Department technician in Dagoretti releasing a helium weather balloon. During the guided research phase, groups recorded data from textbook pages, the periodic table poster, and approved websites into a structured table covering the name, symbol, outer-shell electron count, a physical property, and one verified Kenyan use for each of the five noble gases — helium, neon, argon, krypton, and xenon. Students also observed the teacher draw electron shell diagrams for argon (2, 8, 8) alongside the already-familiar diagrams for potassium (2, 8, 1) and chlorine (2, 8, 7) on the board. Finally, each student completed a Model Card, first filling in all five noble gases from memory and then checking their entries against their research cards, marking corrections in a different colour pen.</w:t>
             </w:r>
           </w:p>
         </w:tc>
@@ -17399,7 +17399,7 @@
         </w:rPr>
         <w:t xml:space="preserve">© 2026 SeaVuria and ARES. Aligned with KICD objectives. Developed by SeaVuria; technical implementation by ARES (with AI assistance from Claude). Licensed under </w:t>
       </w:r>
-      <w:hyperlink w:history="1" r:id="rIdxczczksqxd6cqq0wqaixj">
+      <w:hyperlink w:history="1" r:id="rIdzqa4d0dxaigtctl5xzgvs">
         <w:r>
           <w:rPr>
             <w:rFonts w:ascii="Arial" w:cs="Arial" w:eastAsia="Arial" w:hAnsi="Arial"/>
@@ -17420,7 +17420,7 @@
         </w:rPr>
         <w:t xml:space="preserve"> (</w:t>
       </w:r>
-      <w:hyperlink w:history="1" r:id="rIddnhquudbj80jud0xyhdc1">
+      <w:hyperlink w:history="1" r:id="rIdx3-4dzwuzm86wxzdg_vfw">
         <w:r>
           <w:rPr>
             <w:rFonts w:ascii="Arial" w:cs="Arial" w:eastAsia="Arial" w:hAnsi="Arial"/>
@@ -18433,7 +18433,7 @@
             <w:pPr>
               <w:spacing w:after="20" w:before="0"/>
             </w:pPr>
-            <w:hyperlink w:history="1" r:id="rIdcn94k3vwo_9h9rqxrkvgc">
+            <w:hyperlink w:history="1" r:id="rIdyztt_bcqegdfiz_amjtc7">
               <w:r>
                 <w:rPr>
                   <w:rFonts w:ascii="Arial" w:cs="Arial" w:eastAsia="Arial" w:hAnsi="Arial"/>
@@ -18466,7 +18466,7 @@
               <w:spacing w:after="10" w:before="0"/>
               <w:ind w:left="120"/>
             </w:pPr>
-            <w:hyperlink w:history="1" r:id="rId1tjtmmkwsoodmj7q7tt1m">
+            <w:hyperlink w:history="1" r:id="rIdphcaarxa05mr2y_fy1cbq">
               <w:r>
                 <w:rPr>
                   <w:rFonts w:ascii="Arial" w:cs="Arial" w:eastAsia="Arial" w:hAnsi="Arial"/>
@@ -18511,7 +18511,7 @@
             <w:pPr>
               <w:spacing w:after="20" w:before="0"/>
             </w:pPr>
-            <w:hyperlink w:history="1" r:id="rIdrrqktceu0kuyuitvxejuq">
+            <w:hyperlink w:history="1" r:id="rIdt-ybowbj094kvipz6ywki">
               <w:r>
                 <w:rPr>
                   <w:rFonts w:ascii="Arial" w:cs="Arial" w:eastAsia="Arial" w:hAnsi="Arial"/>
@@ -18544,7 +18544,7 @@
               <w:spacing w:after="10" w:before="0"/>
               <w:ind w:left="120"/>
             </w:pPr>
-            <w:hyperlink w:history="1" r:id="rIdc7jvylvhdjtpo1yxyy-fd">
+            <w:hyperlink w:history="1" r:id="rIdf3hrlhbcavksrwexwrbiu">
               <w:r>
                 <w:rPr>
                   <w:rFonts w:ascii="Arial" w:cs="Arial" w:eastAsia="Arial" w:hAnsi="Arial"/>
@@ -18586,7 +18586,7 @@
                 <w:sz w:val="18"/>
                 <w:szCs w:val="18"/>
               </w:rPr>
-              <w:t xml:space="preserve">Students receive a 'Predict Card' showing three unlabelled test tubes: (A) sodium in water — a sketch of vigorous fizzing and flame from Lesson 3; (B) magnesium ribbon in cold water — blank; (C) magnesium ribbon in dilute HCl — blank. Working individually for 3 minutes, they write a prediction for B and C using the sentence stems: 'I predict that magnesium in cold water will… because…' and 'I predict that magnesium in dilute HCl will… because…'. They then share with a shoulder partner for 2 minutes.</w:t>
+              <w:t xml:space="preserve">Students receive a 'Predict Card' showing three unlabelled test tubes: (A) sodium in water — a sketch of vigorous fizzing and flame from Lesson 4; (B) magnesium ribbon in cold water — blank; (C) magnesium ribbon in dilute HCl — blank. Working individually for 3 minutes, they write a prediction for B and C using the sentence stems: 'I predict that magnesium in cold water will… because…' and 'I predict that magnesium in dilute HCl will… because…'. They then share with a shoulder partner for 2 minutes.</w:t>
             </w:r>
           </w:p>
         </w:tc>
@@ -18739,7 +18739,7 @@
             <w:pPr>
               <w:spacing w:after="20" w:before="0"/>
             </w:pPr>
-            <w:hyperlink w:history="1" r:id="rId_9a0a1bwm82dkqnzk1wji">
+            <w:hyperlink w:history="1" r:id="rIduez0okazy-xbaapfkuyzq">
               <w:r>
                 <w:rPr>
                   <w:rFonts w:ascii="Arial" w:cs="Arial" w:eastAsia="Arial" w:hAnsi="Arial"/>
@@ -18772,7 +18772,7 @@
               <w:spacing w:after="10" w:before="0"/>
               <w:ind w:left="120"/>
             </w:pPr>
-            <w:hyperlink w:history="1" r:id="rIdahs-i_bzdmdp0v7yxyibs">
+            <w:hyperlink w:history="1" r:id="rIdrysmoyiryisx84aaee8ll">
               <w:r>
                 <w:rPr>
                   <w:rFonts w:ascii="Arial" w:cs="Arial" w:eastAsia="Arial" w:hAnsi="Arial"/>
@@ -18817,7 +18817,7 @@
             <w:pPr>
               <w:spacing w:after="20" w:before="0"/>
             </w:pPr>
-            <w:hyperlink w:history="1" r:id="rIdwflo2enlzg9z0qb-ykd5c">
+            <w:hyperlink w:history="1" r:id="rIdcahof3ucdhzp95owyiss8">
               <w:r>
                 <w:rPr>
                   <w:rFonts w:ascii="Arial" w:cs="Arial" w:eastAsia="Arial" w:hAnsi="Arial"/>
@@ -18850,7 +18850,7 @@
               <w:spacing w:after="10" w:before="0"/>
               <w:ind w:left="120"/>
             </w:pPr>
-            <w:hyperlink w:history="1" r:id="rIdkayzgjajxnt43biutoi6t">
+            <w:hyperlink w:history="1" r:id="rIdrw1f64bg_pskoktyjnum6">
               <w:r>
                 <w:rPr>
                   <w:rFonts w:ascii="Arial" w:cs="Arial" w:eastAsia="Arial" w:hAnsi="Arial"/>
@@ -19045,7 +19045,7 @@
             <w:pPr>
               <w:spacing w:after="20" w:before="0"/>
             </w:pPr>
-            <w:hyperlink w:history="1" r:id="rIdaw5qbrqc56nfjkbm-avum">
+            <w:hyperlink w:history="1" r:id="rIdd_l7um-bppfgf8dw3cqvt">
               <w:r>
                 <w:rPr>
                   <w:rFonts w:ascii="Arial" w:cs="Arial" w:eastAsia="Arial" w:hAnsi="Arial"/>
@@ -19078,7 +19078,7 @@
               <w:spacing w:after="10" w:before="0"/>
               <w:ind w:left="120"/>
             </w:pPr>
-            <w:hyperlink w:history="1" r:id="rIdi6fr_mfv0fix-mvrgn_-t">
+            <w:hyperlink w:history="1" r:id="rIdqjfg6qgos1wmhg5tyjhed">
               <w:r>
                 <w:rPr>
                   <w:rFonts w:ascii="Arial" w:cs="Arial" w:eastAsia="Arial" w:hAnsi="Arial"/>
@@ -19123,7 +19123,7 @@
             <w:pPr>
               <w:spacing w:after="20" w:before="0"/>
             </w:pPr>
-            <w:hyperlink w:history="1" r:id="rIdb4zmc8ldafpcznozvykoi">
+            <w:hyperlink w:history="1" r:id="rIdwg7etvtio-acdlchjzxrg">
               <w:r>
                 <w:rPr>
                   <w:rFonts w:ascii="Arial" w:cs="Arial" w:eastAsia="Arial" w:hAnsi="Arial"/>
@@ -19156,7 +19156,7 @@
               <w:spacing w:after="10" w:before="0"/>
               <w:ind w:left="120"/>
             </w:pPr>
-            <w:hyperlink w:history="1" r:id="rIdzdxxk90uyptywo1jqsw4j">
+            <w:hyperlink w:history="1" r:id="rIdfrcpobsatfaj5dwwnt3dn">
               <w:r>
                 <w:rPr>
                   <w:rFonts w:ascii="Arial" w:cs="Arial" w:eastAsia="Arial" w:hAnsi="Arial"/>
@@ -19230,7 +19230,7 @@
                 <w:sz w:val="18"/>
                 <w:szCs w:val="18"/>
               </w:rPr>
-              <w:t xml:space="preserve">Begin equation work: project a blank equation frame on the board. Say: 'Use your observations to fill in the products. You have 4 minutes — work alone first.' (WAIT TIME: 4 minutes silent work.) Cold-call 2 students to write their equations on the board. Ask the class: 'Does anyone want to challenge or refine what is written?' Allow 30 seconds of thinking (WAIT TIME). Then explicitly balance the equations step by step, narrating each step aloud. For the comparison table, say: 'Fill in the sodium row using what you know from Lesson 3. Fill in the magnesium row using today's data.' Cold-call 3 different students (total cold-call count for this phase: 5 students). For the CAN fertiliser connection, hold up a photograph of a CAN fertiliser bag (or draw the label on the board showing 'Ca(NO₃)₂ · NH₄NO₃'). Ask: 'Why would a Rift Valley farmer WANT a Group 2 metal in their fertiliser rather than a Group 1 metal?' Allow 15 seconds WAIT TIME. Cold-call 2 students. Confirm and extend their answers. Finally, return to the predictions posted in Phase 1: 'Let us read Prediction 1 again. Was it supported? Partially? Refuted? How do you know?' Students annotate their Predict Cards with 'SUPPORTED / PARTIALLY SUPPORTED / REFUTED' in a different colour pen.</w:t>
+              <w:t xml:space="preserve">Begin equation work: project a blank equation frame on the board. Say: 'Use your observations to fill in the products. You have 4 minutes — work alone first.' (WAIT TIME: 4 minutes silent work.) Cold-call 2 students to write their equations on the board. Ask the class: 'Does anyone want to challenge or refine what is written?' Allow 30 seconds of thinking (WAIT TIME). Then explicitly balance the equations step by step, narrating each step aloud. For the comparison table, say: 'Fill in the sodium row using what you know from Lesson 4. Fill in the magnesium row using today's data.' Cold-call 3 different students (total cold-call count for this phase: 5 students). For the CAN fertiliser connection, hold up a photograph of a CAN fertiliser bag (or draw the label on the board showing 'Ca(NO₃)₂ · NH₄NO₃'). Ask: 'Why would a Rift Valley farmer WANT a Group 2 metal in their fertiliser rather than a Group 1 metal?' Allow 15 seconds WAIT TIME. Cold-call 2 students. Confirm and extend their answers. Finally, return to the predictions posted in Phase 1: 'Let us read Prediction 1 again. Was it supported? Partially? Refuted? How do you know?' Students annotate their Predict Cards with 'SUPPORTED / PARTIALLY SUPPORTED / REFUTED' in a different colour pen.</w:t>
             </w:r>
           </w:p>
         </w:tc>
@@ -19351,7 +19351,7 @@
             <w:pPr>
               <w:spacing w:after="20" w:before="0"/>
             </w:pPr>
-            <w:hyperlink w:history="1" r:id="rIdop5igkubdcq21-wykjzy-">
+            <w:hyperlink w:history="1" r:id="rIdtjuamm4unbqggzisgvhdn">
               <w:r>
                 <w:rPr>
                   <w:rFonts w:ascii="Arial" w:cs="Arial" w:eastAsia="Arial" w:hAnsi="Arial"/>
@@ -19384,7 +19384,7 @@
               <w:spacing w:after="10" w:before="0"/>
               <w:ind w:left="120"/>
             </w:pPr>
-            <w:hyperlink w:history="1" r:id="rIdvknv6hek4ftwwxixpgsql">
+            <w:hyperlink w:history="1" r:id="rIdpbavovtwtgw95c8ptnig9">
               <w:r>
                 <w:rPr>
                   <w:rFonts w:ascii="Arial" w:cs="Arial" w:eastAsia="Arial" w:hAnsi="Arial"/>
@@ -19429,7 +19429,7 @@
             <w:pPr>
               <w:spacing w:after="20" w:before="0"/>
             </w:pPr>
-            <w:hyperlink w:history="1" r:id="rIdh-7utvlqav0rsi1_g90j9">
+            <w:hyperlink w:history="1" r:id="rIdrqoeyjwasodzg6ku3n5g1">
               <w:r>
                 <w:rPr>
                   <w:rFonts w:ascii="Arial" w:cs="Arial" w:eastAsia="Arial" w:hAnsi="Arial"/>
@@ -19462,7 +19462,7 @@
               <w:spacing w:after="10" w:before="0"/>
               <w:ind w:left="120"/>
             </w:pPr>
-            <w:hyperlink w:history="1" r:id="rIdbkfree0yruwa3sxv6lxts">
+            <w:hyperlink w:history="1" r:id="rIdmgke_9g1zel_etqx3ical">
               <w:r>
                 <w:rPr>
                   <w:rFonts w:ascii="Arial" w:cs="Arial" w:eastAsia="Arial" w:hAnsi="Arial"/>
@@ -19657,7 +19657,7 @@
             <w:pPr>
               <w:spacing w:after="20" w:before="0"/>
             </w:pPr>
-            <w:hyperlink w:history="1" r:id="rIdaz2gy82chvob9cl_jvkwp">
+            <w:hyperlink w:history="1" r:id="rIdbqdo-bwkkzswgmdv-zazm">
               <w:r>
                 <w:rPr>
                   <w:rFonts w:ascii="Arial" w:cs="Arial" w:eastAsia="Arial" w:hAnsi="Arial"/>
@@ -19690,7 +19690,7 @@
               <w:spacing w:after="10" w:before="0"/>
               <w:ind w:left="120"/>
             </w:pPr>
-            <w:hyperlink w:history="1" r:id="rIdjmr57h7jogvxg8jjgaimx">
+            <w:hyperlink w:history="1" r:id="rIdw5mgz2ycaf3qhjzwxzvdw">
               <w:r>
                 <w:rPr>
                   <w:rFonts w:ascii="Arial" w:cs="Arial" w:eastAsia="Arial" w:hAnsi="Arial"/>
@@ -19735,7 +19735,7 @@
             <w:pPr>
               <w:spacing w:after="20" w:before="0"/>
             </w:pPr>
-            <w:hyperlink w:history="1" r:id="rIdwusvehua4ypguksm7xamr">
+            <w:hyperlink w:history="1" r:id="rIdfug8f4wpakol6uweogvwu">
               <w:r>
                 <w:rPr>
                   <w:rFonts w:ascii="Arial" w:cs="Arial" w:eastAsia="Arial" w:hAnsi="Arial"/>
@@ -19768,7 +19768,7 @@
               <w:spacing w:after="10" w:before="0"/>
               <w:ind w:left="120"/>
             </w:pPr>
-            <w:hyperlink w:history="1" r:id="rIdaldq00difms0ly8lkokn0">
+            <w:hyperlink w:history="1" r:id="rIdahq6y3clbijg3elqyg_mw">
               <w:r>
                 <w:rPr>
                   <w:rFonts w:ascii="Arial" w:cs="Arial" w:eastAsia="Arial" w:hAnsi="Arial"/>
@@ -20240,7 +20240,7 @@
                 <w:sz w:val="18"/>
                 <w:szCs w:val="18"/>
               </w:rPr>
-              <w:t xml:space="preserve">Magnesium ribbon placed in cold water produced very slow, tiny bubbles and a faint white film (Mg(OH)₂) — the universal indicator barely changed. Magnesium in dilute HCl produced rapid, vigorous bubbling; the gas tested positive for hydrogen (squeaky pop). Magnesium ribbon held over steam reacted moderately, producing a white solid (MgO) and hydrogen gas. In all three cases, the reaction was noticeably slower and less dramatic than the sodium-in-water demonstration from Lesson 3.</w:t>
+              <w:t xml:space="preserve">Magnesium ribbon placed in cold water produced very slow, tiny bubbles and a faint white film (Mg(OH)₂) — the universal indicator barely changed. Magnesium in dilute HCl produced rapid, vigorous bubbling; the gas tested positive for hydrogen (squeaky pop). Magnesium ribbon held over steam reacted moderately, producing a white solid (MgO) and hydrogen gas. In all three cases, the reaction was noticeably slower and less dramatic than the sodium-in-water demonstration from Lesson 4.</w:t>
             </w:r>
           </w:p>
         </w:tc>
@@ -20394,7 +20394,7 @@
         </w:rPr>
         <w:t xml:space="preserve">© 2026 SeaVuria and ARES. Aligned with KICD objectives. Developed by SeaVuria; technical implementation by ARES (with AI assistance from Claude). Licensed under </w:t>
       </w:r>
-      <w:hyperlink w:history="1" r:id="rIdnx58wtvtaqpn1ukvjmyfw">
+      <w:hyperlink w:history="1" r:id="rIdpywqz7oohebw9q9wilqr0">
         <w:r>
           <w:rPr>
             <w:rFonts w:ascii="Arial" w:cs="Arial" w:eastAsia="Arial" w:hAnsi="Arial"/>
@@ -20415,7 +20415,7 @@
         </w:rPr>
         <w:t xml:space="preserve"> (</w:t>
       </w:r>
-      <w:hyperlink w:history="1" r:id="rIddv38nird3-zf7pigokers">
+      <w:hyperlink w:history="1" r:id="rIdstvi5dfokqwvtpg6tezus">
         <w:r>
           <w:rPr>
             <w:rFonts w:ascii="Arial" w:cs="Arial" w:eastAsia="Arial" w:hAnsi="Arial"/>
@@ -21428,7 +21428,7 @@
             <w:pPr>
               <w:spacing w:after="20" w:before="0"/>
             </w:pPr>
-            <w:hyperlink w:history="1" r:id="rIdfrlwifzhngufnnqsf2hk5">
+            <w:hyperlink w:history="1" r:id="rIdwmsp3hwtx58tmsh2zzgr4">
               <w:r>
                 <w:rPr>
                   <w:rFonts w:ascii="Arial" w:cs="Arial" w:eastAsia="Arial" w:hAnsi="Arial"/>
@@ -21461,7 +21461,7 @@
               <w:spacing w:after="10" w:before="0"/>
               <w:ind w:left="120"/>
             </w:pPr>
-            <w:hyperlink w:history="1" r:id="rId-v0lrrhc27iu163uztqnp">
+            <w:hyperlink w:history="1" r:id="rIdcd1pcouwsk-b2gm7elwl3">
               <w:r>
                 <w:rPr>
                   <w:rFonts w:ascii="Arial" w:cs="Arial" w:eastAsia="Arial" w:hAnsi="Arial"/>
@@ -21506,7 +21506,7 @@
             <w:pPr>
               <w:spacing w:after="20" w:before="0"/>
             </w:pPr>
-            <w:hyperlink w:history="1" r:id="rIdddqeaxwh52erbjgwyjvsm">
+            <w:hyperlink w:history="1" r:id="rIdcn_zqmw3utysfwk1y03c5">
               <w:r>
                 <w:rPr>
                   <w:rFonts w:ascii="Arial" w:cs="Arial" w:eastAsia="Arial" w:hAnsi="Arial"/>
@@ -21539,7 +21539,7 @@
               <w:spacing w:after="10" w:before="0"/>
               <w:ind w:left="120"/>
             </w:pPr>
-            <w:hyperlink w:history="1" r:id="rIdbsqlcvcqcqaeee6wsaoxs">
+            <w:hyperlink w:history="1" r:id="rIdqfcrr9m-kufj7qaac3caw">
               <w:r>
                 <w:rPr>
                   <w:rFonts w:ascii="Arial" w:cs="Arial" w:eastAsia="Arial" w:hAnsi="Arial"/>
@@ -21613,7 +21613,7 @@
                 <w:sz w:val="18"/>
                 <w:szCs w:val="18"/>
               </w:rPr>
-              <w:t xml:space="preserve">Distribute Mystery Metals cards face-down. Say: 'Before you flip the card, think back to the street lamp sodium from Lesson 2 — what happened when sodium touched water? [WAIT 10 seconds] Good. Now flip the card.' Read Q1 and Q2 aloud. Circulate for 4 minutes of silent individual writing — do NOT answer questions; redirect with 'What do you already know about metals from Lessons 1–6?' After Think-Pair, cold-call 3 learners (choose one who predicted 'violent', one 'slow', one 'no reaction') and record their predictions verbatim on the board under the heading PREDICTED. Say: 'We will test every prediction today. Keep your journals open — you will revise these predictions at the end of the lesson.'</w:t>
+              <w:t xml:space="preserve">Distribute Mystery Metals cards face-down. Say: 'Before you flip the card, think back to the street lamp sodium from Lesson 4 — what happened when sodium touched water? [WAIT 10 seconds] Good. Now flip the card.' Read Q1 and Q2 aloud. Circulate for 4 minutes of silent individual writing — do NOT answer questions; redirect with 'What do you already know about metals from Lessons 1–6?' After Think-Pair, cold-call 3 learners (choose one who predicted 'violent', one 'slow', one 'no reaction') and record their predictions verbatim on the board under the heading PREDICTED. Say: 'We will test every prediction today. Keep your journals open — you will revise these predictions at the end of the lesson.'</w:t>
             </w:r>
           </w:p>
         </w:tc>
@@ -21677,7 +21677,7 @@
                 <w:sz w:val="18"/>
                 <w:szCs w:val="18"/>
               </w:rPr>
-              <w:t xml:space="preserve">Teacher scans journals during circulation — observable indicator: learner has written a prediction AND cited at least one piece of evidence from a previous lesson (e.g., 'sodium reacted violently because it is in Group 1'). Learners who cite no prior evidence are prompted: 'What did we observe in Lesson 2 that could help you here?'</w:t>
+              <w:t xml:space="preserve">Teacher scans journals during circulation — observable indicator: learner has written a prediction AND cited at least one piece of evidence from a previous lesson (e.g., 'sodium reacted violently because it is in Group 1'). Learners who cite no prior evidence are prompted: 'What did we observe in Lesson 4 that could help you here?'</w:t>
             </w:r>
           </w:p>
         </w:tc>
@@ -21734,7 +21734,7 @@
             <w:pPr>
               <w:spacing w:after="20" w:before="0"/>
             </w:pPr>
-            <w:hyperlink w:history="1" r:id="rIdgf_2llxu1pitd2gxep8ba">
+            <w:hyperlink w:history="1" r:id="rIdnx9hn_cwj8kpacgdbpna7">
               <w:r>
                 <w:rPr>
                   <w:rFonts w:ascii="Arial" w:cs="Arial" w:eastAsia="Arial" w:hAnsi="Arial"/>
@@ -21767,7 +21767,7 @@
               <w:spacing w:after="10" w:before="0"/>
               <w:ind w:left="120"/>
             </w:pPr>
-            <w:hyperlink w:history="1" r:id="rIdbzwwmtbf_nke0rpa-mv8z">
+            <w:hyperlink w:history="1" r:id="rIdmnz2wksysv9jncktohmyv">
               <w:r>
                 <w:rPr>
                   <w:rFonts w:ascii="Arial" w:cs="Arial" w:eastAsia="Arial" w:hAnsi="Arial"/>
@@ -21812,7 +21812,7 @@
             <w:pPr>
               <w:spacing w:after="20" w:before="0"/>
             </w:pPr>
-            <w:hyperlink w:history="1" r:id="rIdfmjtejbgvifdfd00gcmxa">
+            <w:hyperlink w:history="1" r:id="rId77ptm_6fltg0lg0btnicg">
               <w:r>
                 <w:rPr>
                   <w:rFonts w:ascii="Arial" w:cs="Arial" w:eastAsia="Arial" w:hAnsi="Arial"/>
@@ -21845,7 +21845,7 @@
               <w:spacing w:after="10" w:before="0"/>
               <w:ind w:left="120"/>
             </w:pPr>
-            <w:hyperlink w:history="1" r:id="rIddirpzdtlqr-wu6igjfj6g">
+            <w:hyperlink w:history="1" r:id="rIdltne-uzm87ug0ahoz0ewo">
               <w:r>
                 <w:rPr>
                   <w:rFonts w:ascii="Arial" w:cs="Arial" w:eastAsia="Arial" w:hAnsi="Arial"/>
@@ -22040,7 +22040,7 @@
             <w:pPr>
               <w:spacing w:after="20" w:before="0"/>
             </w:pPr>
-            <w:hyperlink w:history="1" r:id="rIdxporznwxbqax_yskevutq">
+            <w:hyperlink w:history="1" r:id="rId7hyxfggis1lnb-oltrucz">
               <w:r>
                 <w:rPr>
                   <w:rFonts w:ascii="Arial" w:cs="Arial" w:eastAsia="Arial" w:hAnsi="Arial"/>
@@ -22089,7 +22089,7 @@
               <w:spacing w:after="10" w:before="0"/>
               <w:ind w:left="120"/>
             </w:pPr>
-            <w:hyperlink w:history="1" r:id="rIdio-t0ehulssv23oactsqt">
+            <w:hyperlink w:history="1" r:id="rIdsfeqhrqk1djkbwsjvmijs">
               <w:r>
                 <w:rPr>
                   <w:rFonts w:ascii="Arial" w:cs="Arial" w:eastAsia="Arial" w:hAnsi="Arial"/>
@@ -22134,7 +22134,7 @@
             <w:pPr>
               <w:spacing w:after="20" w:before="0"/>
             </w:pPr>
-            <w:hyperlink w:history="1" r:id="rId8o-xg5kwo1ikdvtdelyic">
+            <w:hyperlink w:history="1" r:id="rId3cgun04lfiyhde2ufagoz">
               <w:r>
                 <w:rPr>
                   <w:rFonts w:ascii="Arial" w:cs="Arial" w:eastAsia="Arial" w:hAnsi="Arial"/>
@@ -22167,7 +22167,7 @@
               <w:spacing w:after="10" w:before="0"/>
               <w:ind w:left="120"/>
             </w:pPr>
-            <w:hyperlink w:history="1" r:id="rIdmglnvzhozs9jgmc_uj3pi">
+            <w:hyperlink w:history="1" r:id="rIdxod7q4woz2bvjqfchej_p">
               <w:r>
                 <w:rPr>
                   <w:rFonts w:ascii="Arial" w:cs="Arial" w:eastAsia="Arial" w:hAnsi="Arial"/>
@@ -22362,7 +22362,7 @@
             <w:pPr>
               <w:spacing w:after="20" w:before="0"/>
             </w:pPr>
-            <w:hyperlink w:history="1" r:id="rId-94z8csbqauyi-hprzcj4">
+            <w:hyperlink w:history="1" r:id="rIdime-o1k0pmxucnclw1dim">
               <w:r>
                 <w:rPr>
                   <w:rFonts w:ascii="Arial" w:cs="Arial" w:eastAsia="Arial" w:hAnsi="Arial"/>
@@ -22411,7 +22411,7 @@
               <w:spacing w:after="10" w:before="0"/>
               <w:ind w:left="120"/>
             </w:pPr>
-            <w:hyperlink w:history="1" r:id="rIdviqboj2mqt8jgsz_q0kyp">
+            <w:hyperlink w:history="1" r:id="rIdezq3-10tpzqoownmnaykg">
               <w:r>
                 <w:rPr>
                   <w:rFonts w:ascii="Arial" w:cs="Arial" w:eastAsia="Arial" w:hAnsi="Arial"/>
@@ -22456,7 +22456,7 @@
             <w:pPr>
               <w:spacing w:after="20" w:before="0"/>
             </w:pPr>
-            <w:hyperlink w:history="1" r:id="rIdh3oljevmtzocg1xtpkoux">
+            <w:hyperlink w:history="1" r:id="rIdnnakify3f3en8mmg0uyf6">
               <w:r>
                 <w:rPr>
                   <w:rFonts w:ascii="Arial" w:cs="Arial" w:eastAsia="Arial" w:hAnsi="Arial"/>
@@ -22489,7 +22489,7 @@
               <w:spacing w:after="10" w:before="0"/>
               <w:ind w:left="120"/>
             </w:pPr>
-            <w:hyperlink w:history="1" r:id="rIdkibhcd_qkwhgsc815tmum">
+            <w:hyperlink w:history="1" r:id="rIdb_ladkdn0zehnm0zjjfcq">
               <w:r>
                 <w:rPr>
                   <w:rFonts w:ascii="Arial" w:cs="Arial" w:eastAsia="Arial" w:hAnsi="Arial"/>
@@ -22684,7 +22684,7 @@
             <w:pPr>
               <w:spacing w:after="20" w:before="0"/>
             </w:pPr>
-            <w:hyperlink w:history="1" r:id="rId3smf5imof_6gupmswmcdz">
+            <w:hyperlink w:history="1" r:id="rId82j2oejhutpbth4mla46o">
               <w:r>
                 <w:rPr>
                   <w:rFonts w:ascii="Arial" w:cs="Arial" w:eastAsia="Arial" w:hAnsi="Arial"/>
@@ -22717,7 +22717,7 @@
               <w:spacing w:after="10" w:before="0"/>
               <w:ind w:left="120"/>
             </w:pPr>
-            <w:hyperlink w:history="1" r:id="rIdhlifwnwo26jllygsbk_hd">
+            <w:hyperlink w:history="1" r:id="rIdz7e6cqzuu69cyk9hkctqn">
               <w:r>
                 <w:rPr>
                   <w:rFonts w:ascii="Arial" w:cs="Arial" w:eastAsia="Arial" w:hAnsi="Arial"/>
@@ -22762,7 +22762,7 @@
             <w:pPr>
               <w:spacing w:after="20" w:before="0"/>
             </w:pPr>
-            <w:hyperlink w:history="1" r:id="rIdun0prlyznyidpie-kwzmf">
+            <w:hyperlink w:history="1" r:id="rIdbuodpu9hasscmkyk_w7mx">
               <w:r>
                 <w:rPr>
                   <w:rFonts w:ascii="Arial" w:cs="Arial" w:eastAsia="Arial" w:hAnsi="Arial"/>
@@ -22811,7 +22811,7 @@
               <w:spacing w:after="10" w:before="0"/>
               <w:ind w:left="120"/>
             </w:pPr>
-            <w:hyperlink w:history="1" r:id="rIdwrxjx08qng40goni3_urd">
+            <w:hyperlink w:history="1" r:id="rIdbelzov73vhqnl2sqc9x1d">
               <w:r>
                 <w:rPr>
                   <w:rFonts w:ascii="Arial" w:cs="Arial" w:eastAsia="Arial" w:hAnsi="Arial"/>
@@ -22885,7 +22885,7 @@
                 <w:sz w:val="18"/>
                 <w:szCs w:val="18"/>
               </w:rPr>
-              <w:t xml:space="preserve">Say: 'Open your cumulative models. You have been building this since Lesson 1 — today we add the transition metals. Your model must show EVIDENCE, not just labels. Use arrows, colours, and equations.' Set timer for 10 minutes. Circulate — at 5 minutes, pause the class: 'Check your model — does it show a CONTRAST between today's metals and the sodium from Lesson 2? If not, add a contrast arrow now.' Cold-call 1 learner at 9 minutes: 'Read me your contrast annotation — what is the most important difference you have captured? [WAIT 12 seconds]' Close the lesson: 'In Lesson 8, you will use this model to write a complete explanation of our phenomenon — every element, every family, every property. Make sure your model is complete and legible before next class. We will do a peer-review of models at the start of Lesson 8.' Assign home reflection: 'Tonight, look at one object in your home that is made of a transition metal. Write its name, the metal it contains, and one property from today that explains why that metal was chosen.'</w:t>
+              <w:t xml:space="preserve">Say: 'Open your cumulative models. You have been building this since Lesson 1 — today we add the transition metals. Your model must show EVIDENCE, not just labels. Use arrows, colours, and equations.' Set timer for 10 minutes. Circulate — at 5 minutes, pause the class: 'Check your model — does it show a CONTRAST between today's metals and the sodium from Lesson 4? If not, add a contrast arrow now.' Cold-call 1 learner at 9 minutes: 'Read me your contrast annotation — what is the most important difference you have captured? [WAIT 12 seconds]' Close the lesson: 'In Lesson 8, you will use this model to write a complete explanation of our phenomenon — every element, every family, every property. Make sure your model is complete and legible before next class. We will do a peer-review of models at the start of Lesson 8.' Assign home reflection: 'Tonight, look at one object in your home that is made of a transition metal. Write its name, the metal it contains, and one property from today that explains why that metal was chosen.'</w:t>
             </w:r>
           </w:p>
         </w:tc>
@@ -23437,7 +23437,7 @@
         </w:rPr>
         <w:t xml:space="preserve">© 2026 SeaVuria and ARES. Aligned with KICD objectives. Developed by SeaVuria; technical implementation by ARES (with AI assistance from Claude). Licensed under </w:t>
       </w:r>
-      <w:hyperlink w:history="1" r:id="rIdgxc5n4mpjgqrgkbgqtqli">
+      <w:hyperlink w:history="1" r:id="rId_e9eph2-rnv2fhxhajr48">
         <w:r>
           <w:rPr>
             <w:rFonts w:ascii="Arial" w:cs="Arial" w:eastAsia="Arial" w:hAnsi="Arial"/>
@@ -23458,7 +23458,7 @@
         </w:rPr>
         <w:t xml:space="preserve"> (</w:t>
       </w:r>
-      <w:hyperlink w:history="1" r:id="rId-oodxnbmfyegnvbba7now">
+      <w:hyperlink w:history="1" r:id="rIdvkvusvg-vihpi3w6awps3">
         <w:r>
           <w:rPr>
             <w:rFonts w:ascii="Arial" w:cs="Arial" w:eastAsia="Arial" w:hAnsi="Arial"/>
@@ -24471,7 +24471,7 @@
             <w:pPr>
               <w:spacing w:after="20" w:before="0"/>
             </w:pPr>
-            <w:hyperlink w:history="1" r:id="rIdyt2epuunjkuuc1ex7xbkm">
+            <w:hyperlink w:history="1" r:id="rIdvkhflvwxoymcmkxyrzgxk">
               <w:r>
                 <w:rPr>
                   <w:rFonts w:ascii="Arial" w:cs="Arial" w:eastAsia="Arial" w:hAnsi="Arial"/>
@@ -24504,7 +24504,7 @@
               <w:spacing w:after="10" w:before="0"/>
               <w:ind w:left="120"/>
             </w:pPr>
-            <w:hyperlink w:history="1" r:id="rIdxlu5hvpnjqhlpjukhrchh">
+            <w:hyperlink w:history="1" r:id="rIdqhdplc3xqb1qbhpqxtr1h">
               <w:r>
                 <w:rPr>
                   <w:rFonts w:ascii="Arial" w:cs="Arial" w:eastAsia="Arial" w:hAnsi="Arial"/>
@@ -24549,7 +24549,7 @@
             <w:pPr>
               <w:spacing w:after="20" w:before="0"/>
             </w:pPr>
-            <w:hyperlink w:history="1" r:id="rIdw9bbi3frzmfqsbn5rvslr">
+            <w:hyperlink w:history="1" r:id="rIdafv8__xz1kzlo5gfwigut">
               <w:r>
                 <w:rPr>
                   <w:rFonts w:ascii="Arial" w:cs="Arial" w:eastAsia="Arial" w:hAnsi="Arial"/>
@@ -24582,7 +24582,7 @@
               <w:spacing w:after="10" w:before="0"/>
               <w:ind w:left="120"/>
             </w:pPr>
-            <w:hyperlink w:history="1" r:id="rIdgn7csaxy7v7fb5yserxdq">
+            <w:hyperlink w:history="1" r:id="rIdsw6zfnviprpxiekp7d0id">
               <w:r>
                 <w:rPr>
                   <w:rFonts w:ascii="Arial" w:cs="Arial" w:eastAsia="Arial" w:hAnsi="Arial"/>
@@ -24777,7 +24777,7 @@
             <w:pPr>
               <w:spacing w:after="20" w:before="0"/>
             </w:pPr>
-            <w:hyperlink w:history="1" r:id="rIdxjmowx75avc2-6rjtbaud">
+            <w:hyperlink w:history="1" r:id="rIdn3a49wo8jq6cothdvsca1">
               <w:r>
                 <w:rPr>
                   <w:rFonts w:ascii="Arial" w:cs="Arial" w:eastAsia="Arial" w:hAnsi="Arial"/>
@@ -24810,7 +24810,7 @@
               <w:spacing w:after="10" w:before="0"/>
               <w:ind w:left="120"/>
             </w:pPr>
-            <w:hyperlink w:history="1" r:id="rIdargoaudcez-cjxcxdrxcg">
+            <w:hyperlink w:history="1" r:id="rIdhpbwacokqnykn54bosuxz">
               <w:r>
                 <w:rPr>
                   <w:rFonts w:ascii="Arial" w:cs="Arial" w:eastAsia="Arial" w:hAnsi="Arial"/>
@@ -24855,7 +24855,7 @@
             <w:pPr>
               <w:spacing w:after="20" w:before="0"/>
             </w:pPr>
-            <w:hyperlink w:history="1" r:id="rIdemoydvfr7p_jnidpd-cbe">
+            <w:hyperlink w:history="1" r:id="rIdabqt2-6563gpuipfw2jwi">
               <w:r>
                 <w:rPr>
                   <w:rFonts w:ascii="Arial" w:cs="Arial" w:eastAsia="Arial" w:hAnsi="Arial"/>
@@ -24888,7 +24888,7 @@
               <w:spacing w:after="10" w:before="0"/>
               <w:ind w:left="120"/>
             </w:pPr>
-            <w:hyperlink w:history="1" r:id="rIdbpaw-9fvmxnlwlkp6_775">
+            <w:hyperlink w:history="1" r:id="rIdrlocvmimtyizvqgm3l_f2">
               <w:r>
                 <w:rPr>
                   <w:rFonts w:ascii="Arial" w:cs="Arial" w:eastAsia="Arial" w:hAnsi="Arial"/>
@@ -24930,7 +24930,7 @@
                 <w:sz w:val="18"/>
                 <w:szCs w:val="18"/>
               </w:rPr>
-              <w:t xml:space="preserve">Eight A3 evidence posters are displayed around the classroom walls, one per previous lesson (L1–L7, plus one 'Transition Metals' summary). Each poster contains: the supporting phenomenon from that lesson, the key observation, and a blank 'Explanation gap' box. Students do a timed Gallery Walk (12 minutes, ~90 seconds per poster), working in their home groups of four. Each student carries a sticky note. At each poster they read the phenomenon + observation, then write on their sticky note ONE sentence that fills the 'Explanation gap' box using the chemical family concept. They stick their sentence on the poster. Examples of poster prompts: Poster 3 — 'Sodium dropped into a trough of water at Thika Technical: fizzing, heat, violet flame. Explanation gap: ___'; Poster 6 — 'Hibiscus flower placed in chlorine water: petals bleach white within 2 minutes. Explanation gap: ___'; Poster 7 — 'Iodine solution dropped onto ugali flour paste: instant blue-black colour. Explanation gap: ___'.</w:t>
+              <w:t xml:space="preserve">Eight A3 evidence posters are displayed around the classroom walls, one per previous lesson (L1–L7, plus one 'Transition Metals' summary). Each poster contains: the supporting phenomenon from that lesson, the key observation, and a blank 'Explanation gap' box. Students do a timed Gallery Walk (12 minutes, ~90 seconds per poster), working in their home groups of four. Each student carries a sticky note. At each poster they read the phenomenon + observation, then write on their sticky note ONE sentence that fills the 'Explanation gap' box using the chemical family concept. They stick their sentence on the poster. Examples of poster prompts: Poster 3 — 'Sodium dropped into a trough of water at Thika Technical: fizzing and heat. Explanation gap: ___'; Poster 6 — 'Hibiscus flower placed in chlorine water: petals bleach white within 2 minutes. Explanation gap: ___'; Poster 7 — 'Iodine solution dropped onto ugali flour paste: instant blue-black colour. Explanation gap: ___'.</w:t>
             </w:r>
           </w:p>
         </w:tc>
@@ -25083,7 +25083,7 @@
             <w:pPr>
               <w:spacing w:after="20" w:before="0"/>
             </w:pPr>
-            <w:hyperlink w:history="1" r:id="rIdggerrnrhwlqudkljtxqpt">
+            <w:hyperlink w:history="1" r:id="rIdmpbyozcyrl-bcp1mfq3aj">
               <w:r>
                 <w:rPr>
                   <w:rFonts w:ascii="Arial" w:cs="Arial" w:eastAsia="Arial" w:hAnsi="Arial"/>
@@ -25116,7 +25116,7 @@
               <w:spacing w:after="10" w:before="0"/>
               <w:ind w:left="120"/>
             </w:pPr>
-            <w:hyperlink w:history="1" r:id="rIduiko7j1mzkepmjk6wp1gf">
+            <w:hyperlink w:history="1" r:id="rIdhxhydqhio3zttmckslunp">
               <w:r>
                 <w:rPr>
                   <w:rFonts w:ascii="Arial" w:cs="Arial" w:eastAsia="Arial" w:hAnsi="Arial"/>
@@ -25161,7 +25161,7 @@
             <w:pPr>
               <w:spacing w:after="20" w:before="0"/>
             </w:pPr>
-            <w:hyperlink w:history="1" r:id="rIdajozu9fofw87kvmdggspc">
+            <w:hyperlink w:history="1" r:id="rIdyqgdy6qvdsb86q_iz27ds">
               <w:r>
                 <w:rPr>
                   <w:rFonts w:ascii="Arial" w:cs="Arial" w:eastAsia="Arial" w:hAnsi="Arial"/>
@@ -25210,7 +25210,7 @@
               <w:spacing w:after="10" w:before="0"/>
               <w:ind w:left="120"/>
             </w:pPr>
-            <w:hyperlink w:history="1" r:id="rIdgjkxj17ljknoqldr3dc2y">
+            <w:hyperlink w:history="1" r:id="rIdr2j5wjbv7cxrrv3mnhhyy">
               <w:r>
                 <w:rPr>
                   <w:rFonts w:ascii="Arial" w:cs="Arial" w:eastAsia="Arial" w:hAnsi="Arial"/>
@@ -25405,7 +25405,7 @@
             <w:pPr>
               <w:spacing w:after="20" w:before="0"/>
             </w:pPr>
-            <w:hyperlink w:history="1" r:id="rIdlgmwp8njsfv3ohoayuhjy">
+            <w:hyperlink w:history="1" r:id="rIdsvpgqk2nmz2xw5txpo2n9">
               <w:r>
                 <w:rPr>
                   <w:rFonts w:ascii="Arial" w:cs="Arial" w:eastAsia="Arial" w:hAnsi="Arial"/>
@@ -25438,7 +25438,7 @@
               <w:spacing w:after="10" w:before="0"/>
               <w:ind w:left="120"/>
             </w:pPr>
-            <w:hyperlink w:history="1" r:id="rIdt6l9ifujmo8cy4zbo9dvg">
+            <w:hyperlink w:history="1" r:id="rIdwhiww_9ahtqt2xjlhswu9">
               <w:r>
                 <w:rPr>
                   <w:rFonts w:ascii="Arial" w:cs="Arial" w:eastAsia="Arial" w:hAnsi="Arial"/>
@@ -25483,7 +25483,7 @@
             <w:pPr>
               <w:spacing w:after="20" w:before="0"/>
             </w:pPr>
-            <w:hyperlink w:history="1" r:id="rIdrmho7h4j9mgi6wq81k4x9">
+            <w:hyperlink w:history="1" r:id="rIdc66migjsiv_avpgnpmd1p">
               <w:r>
                 <w:rPr>
                   <w:rFonts w:ascii="Arial" w:cs="Arial" w:eastAsia="Arial" w:hAnsi="Arial"/>
@@ -25532,7 +25532,7 @@
               <w:spacing w:after="10" w:before="0"/>
               <w:ind w:left="120"/>
             </w:pPr>
-            <w:hyperlink w:history="1" r:id="rIdsztmsggc1sxfeanmic19x">
+            <w:hyperlink w:history="1" r:id="rIdwdcajq-qtw2bvuaawf5l6">
               <w:r>
                 <w:rPr>
                   <w:rFonts w:ascii="Arial" w:cs="Arial" w:eastAsia="Arial" w:hAnsi="Arial"/>
@@ -25727,7 +25727,7 @@
             <w:pPr>
               <w:spacing w:after="20" w:before="0"/>
             </w:pPr>
-            <w:hyperlink w:history="1" r:id="rId2molxxjsnah-xfay3gwqh">
+            <w:hyperlink w:history="1" r:id="rIddbmlgomr2g5fvd7vl8esm">
               <w:r>
                 <w:rPr>
                   <w:rFonts w:ascii="Arial" w:cs="Arial" w:eastAsia="Arial" w:hAnsi="Arial"/>
@@ -25760,7 +25760,7 @@
               <w:spacing w:after="10" w:before="0"/>
               <w:ind w:left="120"/>
             </w:pPr>
-            <w:hyperlink w:history="1" r:id="rIdeeegoeonivtzp3dw-its4">
+            <w:hyperlink w:history="1" r:id="rIdwsgcl0ghh7pe2d4zd1eea">
               <w:r>
                 <w:rPr>
                   <w:rFonts w:ascii="Arial" w:cs="Arial" w:eastAsia="Arial" w:hAnsi="Arial"/>
@@ -25805,7 +25805,7 @@
             <w:pPr>
               <w:spacing w:after="20" w:before="0"/>
             </w:pPr>
-            <w:hyperlink w:history="1" r:id="rIduawugpe9duhjiyv6y5iwx">
+            <w:hyperlink w:history="1" r:id="rIdq8j1ijmc2fikzynygplxw">
               <w:r>
                 <w:rPr>
                   <w:rFonts w:ascii="Arial" w:cs="Arial" w:eastAsia="Arial" w:hAnsi="Arial"/>
@@ -25854,7 +25854,7 @@
               <w:spacing w:after="10" w:before="0"/>
               <w:ind w:left="120"/>
             </w:pPr>
-            <w:hyperlink w:history="1" r:id="rId973v760_sbkwg5x-26b3a">
+            <w:hyperlink w:history="1" r:id="rIdiuqs1aonjmhfhrjarwxfl">
               <w:r>
                 <w:rPr>
                   <w:rFonts w:ascii="Arial" w:cs="Arial" w:eastAsia="Arial" w:hAnsi="Arial"/>
@@ -26440,7 +26440,7 @@
                 <w:sz w:val="18"/>
                 <w:szCs w:val="18"/>
               </w:rPr>
-              <w:t xml:space="preserve">Students observed (across Lessons 1–7, reviewed in the Gallery Walk): sodium fizzing and burning violet in water; the orange-yellow glow of a sodium vapour discharge tube (modelling Thika Road street lamps); a hibiscus flower bleaching white in chlorine water (modelling Nairobi Water chlorination); iodine solution turning blue-black on ugali flour paste (connecting to Strand 1.3 food tests); the inertness of noble gases in sealed discharge tubes (modelling the argon welding shield and helium party balloon); and the slow rusting of iron (modelling the jembe/hoe and mabati corrugated iron roof on a Kenyan farm).</w:t>
+              <w:t xml:space="preserve">Students observed (across Lessons 1–7, reviewed in the Gallery Walk): sodium fizzing in water and potassium burning with a lilac flame; the orange-yellow glow of a sodium vapour discharge tube (modelling Thika Road street lamps); a hibiscus flower bleaching white in chlorine water (modelling Nairobi Water chlorination); iodine solution turning blue-black on ugali flour paste (connecting to Strand 1.3 food tests); the inertness of noble gases in sealed discharge tubes (modelling the argon welding shield and helium party balloon); and the slow rusting of iron (modelling the jembe/hoe and mabati corrugated iron roof on a Kenyan farm).</w:t>
             </w:r>
           </w:p>
         </w:tc>
@@ -26594,7 +26594,7 @@
         </w:rPr>
         <w:t xml:space="preserve">© 2026 SeaVuria and ARES. Aligned with KICD objectives. Developed by SeaVuria; technical implementation by ARES (with AI assistance from Claude). Licensed under </w:t>
       </w:r>
-      <w:hyperlink w:history="1" r:id="rIdn8es4mxkk1b4shhrai2kd">
+      <w:hyperlink w:history="1" r:id="rIdyqqi60gdanleyoepp3zb7">
         <w:r>
           <w:rPr>
             <w:rFonts w:ascii="Arial" w:cs="Arial" w:eastAsia="Arial" w:hAnsi="Arial"/>
@@ -26615,7 +26615,7 @@
         </w:rPr>
         <w:t xml:space="preserve"> (</w:t>
       </w:r>
-      <w:hyperlink w:history="1" r:id="rId2dptlww5rtii5ymirdxlq">
+      <w:hyperlink w:history="1" r:id="rIdq_8-hakzv-0lpekhsvcot">
         <w:r>
           <w:rPr>
             <w:rFonts w:ascii="Arial" w:cs="Arial" w:eastAsia="Arial" w:hAnsi="Arial"/>

--- a/data/outputs/v2/General_Science/SS2.2_Chemical_Families/General_Science_Chemical_Families_CBE_LessonSequence.docx
+++ b/data/outputs/v2/General_Science/SS2.2_Chemical_Families/General_Science_Chemical_Families_CBE_LessonSequence.docx
@@ -2556,7 +2556,7 @@
         </w:rPr>
         <w:t xml:space="preserve">© 2026 SeaVuria and ARES. This work is licensed under a </w:t>
       </w:r>
-      <w:hyperlink w:history="1" r:id="rIdbu9okmyjrnhs3ea7qrce8">
+      <w:hyperlink w:history="1" r:id="rIdftty_cyx31eoisk0tbdgz">
         <w:r>
           <w:rPr>
             <w:rFonts w:ascii="Arial" w:cs="Arial" w:eastAsia="Arial" w:hAnsi="Arial"/>
@@ -2576,7 +2576,7 @@
         </w:rPr>
         <w:t xml:space="preserve"> (</w:t>
       </w:r>
-      <w:hyperlink w:history="1" r:id="rIdcgtghxe9rm3tlwl69lleu">
+      <w:hyperlink w:history="1" r:id="rIdcbfzarbpk9tgg8gx0d5ac">
         <w:r>
           <w:rPr>
             <w:rFonts w:ascii="Arial" w:cs="Arial" w:eastAsia="Arial" w:hAnsi="Arial"/>
@@ -2596,7 +2596,7 @@
         </w:rPr>
         <w:t xml:space="preserve">). To view a copy of this license, visit </w:t>
       </w:r>
-      <w:hyperlink w:history="1" r:id="rId8dbjmbvj1gikf_ptvzbck">
+      <w:hyperlink w:history="1" r:id="rIdn61fl2r-ividvypnmb4ke">
         <w:r>
           <w:rPr>
             <w:rFonts w:ascii="Arial" w:cs="Arial" w:eastAsia="Arial" w:hAnsi="Arial"/>
@@ -3608,7 +3608,7 @@
             <w:pPr>
               <w:spacing w:after="20" w:before="0"/>
             </w:pPr>
-            <w:hyperlink w:history="1" r:id="rIdnac5srlk5deovsapas-31">
+            <w:hyperlink w:history="1" r:id="rId3m17-7mw11rzw0xcylcda">
               <w:r>
                 <w:rPr>
                   <w:rFonts w:ascii="Arial" w:cs="Arial" w:eastAsia="Arial" w:hAnsi="Arial"/>
@@ -3641,7 +3641,7 @@
               <w:spacing w:after="10" w:before="0"/>
               <w:ind w:left="120"/>
             </w:pPr>
-            <w:hyperlink w:history="1" r:id="rIdq4jip-buh8lopk3k3dfdv">
+            <w:hyperlink w:history="1" r:id="rIdilii3pdi-40xpodnbxxis">
               <w:r>
                 <w:rPr>
                   <w:rFonts w:ascii="Arial" w:cs="Arial" w:eastAsia="Arial" w:hAnsi="Arial"/>
@@ -3686,7 +3686,7 @@
             <w:pPr>
               <w:spacing w:after="20" w:before="0"/>
             </w:pPr>
-            <w:hyperlink w:history="1" r:id="rIdbf6j8t_qny_it5gmsj6qh">
+            <w:hyperlink w:history="1" r:id="rIdrwauuvy27y8qzdmqc5lpk">
               <w:r>
                 <w:rPr>
                   <w:rFonts w:ascii="Arial" w:cs="Arial" w:eastAsia="Arial" w:hAnsi="Arial"/>
@@ -3719,7 +3719,7 @@
               <w:spacing w:after="10" w:before="0"/>
               <w:ind w:left="120"/>
             </w:pPr>
-            <w:hyperlink w:history="1" r:id="rIdgxojf9bp4kods512uqk0i">
+            <w:hyperlink w:history="1" r:id="rIdpfp7ve-f1exozc2r7xsso">
               <w:r>
                 <w:rPr>
                   <w:rFonts w:ascii="Arial" w:cs="Arial" w:eastAsia="Arial" w:hAnsi="Arial"/>
@@ -3914,7 +3914,7 @@
             <w:pPr>
               <w:spacing w:after="20" w:before="0"/>
             </w:pPr>
-            <w:hyperlink w:history="1" r:id="rIdygzp0xyi500bugz6ojqlw">
+            <w:hyperlink w:history="1" r:id="rIdtjvkyvvbhjigdwzj6g061">
               <w:r>
                 <w:rPr>
                   <w:rFonts w:ascii="Arial" w:cs="Arial" w:eastAsia="Arial" w:hAnsi="Arial"/>
@@ -3947,7 +3947,7 @@
               <w:spacing w:after="10" w:before="0"/>
               <w:ind w:left="120"/>
             </w:pPr>
-            <w:hyperlink w:history="1" r:id="rId_-mzlga71gu7ya3wz_an5">
+            <w:hyperlink w:history="1" r:id="rIdjbrulvxrdoru3dbmoxcrb">
               <w:r>
                 <w:rPr>
                   <w:rFonts w:ascii="Arial" w:cs="Arial" w:eastAsia="Arial" w:hAnsi="Arial"/>
@@ -3992,7 +3992,7 @@
             <w:pPr>
               <w:spacing w:after="20" w:before="0"/>
             </w:pPr>
-            <w:hyperlink w:history="1" r:id="rIdbrlcueq3cpk4ag1q8iz_a">
+            <w:hyperlink w:history="1" r:id="rId5ndxteqqv0i9fbs3qiwbw">
               <w:r>
                 <w:rPr>
                   <w:rFonts w:ascii="Arial" w:cs="Arial" w:eastAsia="Arial" w:hAnsi="Arial"/>
@@ -4025,7 +4025,7 @@
               <w:spacing w:after="10" w:before="0"/>
               <w:ind w:left="120"/>
             </w:pPr>
-            <w:hyperlink w:history="1" r:id="rIdhefk1j6nzmdnjn1o8z56h">
+            <w:hyperlink w:history="1" r:id="rIdqu7licaazshouq0kttf1c">
               <w:r>
                 <w:rPr>
                   <w:rFonts w:ascii="Arial" w:cs="Arial" w:eastAsia="Arial" w:hAnsi="Arial"/>
@@ -4220,7 +4220,7 @@
             <w:pPr>
               <w:spacing w:after="20" w:before="0"/>
             </w:pPr>
-            <w:hyperlink w:history="1" r:id="rIdfzgggun5kolq3-gmzq29e">
+            <w:hyperlink w:history="1" r:id="rIds4ep9aqzzcps9jigeugny">
               <w:r>
                 <w:rPr>
                   <w:rFonts w:ascii="Arial" w:cs="Arial" w:eastAsia="Arial" w:hAnsi="Arial"/>
@@ -4269,7 +4269,7 @@
               <w:spacing w:after="10" w:before="0"/>
               <w:ind w:left="120"/>
             </w:pPr>
-            <w:hyperlink w:history="1" r:id="rIdrzastzpmwu6gaxf0mmkqz">
+            <w:hyperlink w:history="1" r:id="rIdk4dn_vob92puqxibxran5">
               <w:r>
                 <w:rPr>
                   <w:rFonts w:ascii="Arial" w:cs="Arial" w:eastAsia="Arial" w:hAnsi="Arial"/>
@@ -4314,7 +4314,7 @@
             <w:pPr>
               <w:spacing w:after="20" w:before="0"/>
             </w:pPr>
-            <w:hyperlink w:history="1" r:id="rId5s4xaditd9wvyn2c7piva">
+            <w:hyperlink w:history="1" r:id="rId9ng6n6tkyntof0rpeqe5v">
               <w:r>
                 <w:rPr>
                   <w:rFonts w:ascii="Arial" w:cs="Arial" w:eastAsia="Arial" w:hAnsi="Arial"/>
@@ -4347,7 +4347,7 @@
               <w:spacing w:after="10" w:before="0"/>
               <w:ind w:left="120"/>
             </w:pPr>
-            <w:hyperlink w:history="1" r:id="rIdifoxhsja9eaarul9wi78u">
+            <w:hyperlink w:history="1" r:id="rIduxu7f7huyms3pcwhipw0m">
               <w:r>
                 <w:rPr>
                   <w:rFonts w:ascii="Arial" w:cs="Arial" w:eastAsia="Arial" w:hAnsi="Arial"/>
@@ -4542,7 +4542,7 @@
             <w:pPr>
               <w:spacing w:after="20" w:before="0"/>
             </w:pPr>
-            <w:hyperlink w:history="1" r:id="rIdbxkm73iq6tybscpzrbiyb">
+            <w:hyperlink w:history="1" r:id="rIdf9ydhuypllh1axfibui5j">
               <w:r>
                 <w:rPr>
                   <w:rFonts w:ascii="Arial" w:cs="Arial" w:eastAsia="Arial" w:hAnsi="Arial"/>
@@ -4591,7 +4591,7 @@
               <w:spacing w:after="10" w:before="0"/>
               <w:ind w:left="120"/>
             </w:pPr>
-            <w:hyperlink w:history="1" r:id="rId_3hgj6f7faq0chzkkwxif">
+            <w:hyperlink w:history="1" r:id="rIdh_gv-xpku51pbdjebyjz-">
               <w:r>
                 <w:rPr>
                   <w:rFonts w:ascii="Arial" w:cs="Arial" w:eastAsia="Arial" w:hAnsi="Arial"/>
@@ -4636,7 +4636,7 @@
             <w:pPr>
               <w:spacing w:after="20" w:before="0"/>
             </w:pPr>
-            <w:hyperlink w:history="1" r:id="rIdmi6vjcfby6sq3-kbipll4">
+            <w:hyperlink w:history="1" r:id="rIdlgk4btwqigiej19d1huld">
               <w:r>
                 <w:rPr>
                   <w:rFonts w:ascii="Arial" w:cs="Arial" w:eastAsia="Arial" w:hAnsi="Arial"/>
@@ -4669,7 +4669,7 @@
               <w:spacing w:after="10" w:before="0"/>
               <w:ind w:left="120"/>
             </w:pPr>
-            <w:hyperlink w:history="1" r:id="rIdo0dd5dvhhzydzrs81kp1l">
+            <w:hyperlink w:history="1" r:id="rIdpcpboll_yk9vcv5-lioyv">
               <w:r>
                 <w:rPr>
                   <w:rFonts w:ascii="Arial" w:cs="Arial" w:eastAsia="Arial" w:hAnsi="Arial"/>
@@ -4864,7 +4864,7 @@
             <w:pPr>
               <w:spacing w:after="20" w:before="0"/>
             </w:pPr>
-            <w:hyperlink w:history="1" r:id="rIdozv6dq3sdfrxmtiazn2qz">
+            <w:hyperlink w:history="1" r:id="rIdxowcdrpmlq765nkp4y2tx">
               <w:r>
                 <w:rPr>
                   <w:rFonts w:ascii="Arial" w:cs="Arial" w:eastAsia="Arial" w:hAnsi="Arial"/>
@@ -4913,7 +4913,7 @@
               <w:spacing w:after="10" w:before="0"/>
               <w:ind w:left="120"/>
             </w:pPr>
-            <w:hyperlink w:history="1" r:id="rIdx9wf-bqoendznrmxj9dtz">
+            <w:hyperlink w:history="1" r:id="rIdtlijhi-neewp9lc6y68in">
               <w:r>
                 <w:rPr>
                   <w:rFonts w:ascii="Arial" w:cs="Arial" w:eastAsia="Arial" w:hAnsi="Arial"/>
@@ -4958,7 +4958,7 @@
             <w:pPr>
               <w:spacing w:after="20" w:before="0"/>
             </w:pPr>
-            <w:hyperlink w:history="1" r:id="rIdumq43jdzqvh8cvf0wbrwt">
+            <w:hyperlink w:history="1" r:id="rIdb0fnnsabqlitg-ns1n9hm">
               <w:r>
                 <w:rPr>
                   <w:rFonts w:ascii="Arial" w:cs="Arial" w:eastAsia="Arial" w:hAnsi="Arial"/>
@@ -4991,7 +4991,7 @@
               <w:spacing w:after="10" w:before="0"/>
               <w:ind w:left="120"/>
             </w:pPr>
-            <w:hyperlink w:history="1" r:id="rIdtj_p50malthwx7isdzm2o">
+            <w:hyperlink w:history="1" r:id="rIdtlzvzkytzu2pcycnhujkh">
               <w:r>
                 <w:rPr>
                   <w:rFonts w:ascii="Arial" w:cs="Arial" w:eastAsia="Arial" w:hAnsi="Arial"/>
@@ -5503,7 +5503,7 @@
         </w:rPr>
         <w:t xml:space="preserve">© 2026 SeaVuria and ARES. Aligned with KICD objectives. Developed by SeaVuria; technical implementation by ARES (with AI assistance from Claude). Licensed under </w:t>
       </w:r>
-      <w:hyperlink w:history="1" r:id="rIdwmxivfpghffz2jr4kmtpr">
+      <w:hyperlink w:history="1" r:id="rIdjdlrtvjufohopjg6yssh1">
         <w:r>
           <w:rPr>
             <w:rFonts w:ascii="Arial" w:cs="Arial" w:eastAsia="Arial" w:hAnsi="Arial"/>
@@ -5524,7 +5524,7 @@
         </w:rPr>
         <w:t xml:space="preserve"> (</w:t>
       </w:r>
-      <w:hyperlink w:history="1" r:id="rId9ocm0rmqzjlvdiba9orar">
+      <w:hyperlink w:history="1" r:id="rIdnqve1nzypicrbxdk_n1r2">
         <w:r>
           <w:rPr>
             <w:rFonts w:ascii="Arial" w:cs="Arial" w:eastAsia="Arial" w:hAnsi="Arial"/>
@@ -6537,7 +6537,7 @@
             <w:pPr>
               <w:spacing w:after="20" w:before="0"/>
             </w:pPr>
-            <w:hyperlink w:history="1" r:id="rIdnpt3koyxnnrtretb1ywj-">
+            <w:hyperlink w:history="1" r:id="rIdxtqdks_bchwi5a3rsxrsb">
               <w:r>
                 <w:rPr>
                   <w:rFonts w:ascii="Arial" w:cs="Arial" w:eastAsia="Arial" w:hAnsi="Arial"/>
@@ -6570,7 +6570,7 @@
               <w:spacing w:after="10" w:before="0"/>
               <w:ind w:left="120"/>
             </w:pPr>
-            <w:hyperlink w:history="1" r:id="rIdokmbuz6ru5unxxe6owppq">
+            <w:hyperlink w:history="1" r:id="rIdtenfbtqv4ngk7grouijuc">
               <w:r>
                 <w:rPr>
                   <w:rFonts w:ascii="Arial" w:cs="Arial" w:eastAsia="Arial" w:hAnsi="Arial"/>
@@ -6615,7 +6615,7 @@
             <w:pPr>
               <w:spacing w:after="20" w:before="0"/>
             </w:pPr>
-            <w:hyperlink w:history="1" r:id="rId86u4w7z1f8svnc2kvib3x">
+            <w:hyperlink w:history="1" r:id="rIdu6du3v3zafrjnxxxlqmhs">
               <w:r>
                 <w:rPr>
                   <w:rFonts w:ascii="Arial" w:cs="Arial" w:eastAsia="Arial" w:hAnsi="Arial"/>
@@ -6648,7 +6648,7 @@
               <w:spacing w:after="10" w:before="0"/>
               <w:ind w:left="120"/>
             </w:pPr>
-            <w:hyperlink w:history="1" r:id="rId7ht_ryml3p9fc5wqpcmo9">
+            <w:hyperlink w:history="1" r:id="rIdlvn-qg07awg1l_b2bi3es">
               <w:r>
                 <w:rPr>
                   <w:rFonts w:ascii="Arial" w:cs="Arial" w:eastAsia="Arial" w:hAnsi="Arial"/>
@@ -6843,7 +6843,7 @@
             <w:pPr>
               <w:spacing w:after="20" w:before="0"/>
             </w:pPr>
-            <w:hyperlink w:history="1" r:id="rIdr9b1nod_xhy6sbshehasj">
+            <w:hyperlink w:history="1" r:id="rIdtswi0hlah9qu5kqmr4qxr">
               <w:r>
                 <w:rPr>
                   <w:rFonts w:ascii="Arial" w:cs="Arial" w:eastAsia="Arial" w:hAnsi="Arial"/>
@@ -6876,7 +6876,7 @@
               <w:spacing w:after="10" w:before="0"/>
               <w:ind w:left="120"/>
             </w:pPr>
-            <w:hyperlink w:history="1" r:id="rIdndj9w54wf6kiddmou3oic">
+            <w:hyperlink w:history="1" r:id="rIdorablqqobpsouwhm13ga0">
               <w:r>
                 <w:rPr>
                   <w:rFonts w:ascii="Arial" w:cs="Arial" w:eastAsia="Arial" w:hAnsi="Arial"/>
@@ -6921,7 +6921,7 @@
             <w:pPr>
               <w:spacing w:after="20" w:before="0"/>
             </w:pPr>
-            <w:hyperlink w:history="1" r:id="rIdzv2dnyabcaqyaueeq7k39">
+            <w:hyperlink w:history="1" r:id="rId57c8jvcgpc2ot3v_lnzkd">
               <w:r>
                 <w:rPr>
                   <w:rFonts w:ascii="Arial" w:cs="Arial" w:eastAsia="Arial" w:hAnsi="Arial"/>
@@ -6954,7 +6954,7 @@
               <w:spacing w:after="10" w:before="0"/>
               <w:ind w:left="120"/>
             </w:pPr>
-            <w:hyperlink w:history="1" r:id="rIdygyuqakmul0o5dda1uu05">
+            <w:hyperlink w:history="1" r:id="rIdermg7wvcq15egzbdaq-5r">
               <w:r>
                 <w:rPr>
                   <w:rFonts w:ascii="Arial" w:cs="Arial" w:eastAsia="Arial" w:hAnsi="Arial"/>
@@ -7149,7 +7149,7 @@
             <w:pPr>
               <w:spacing w:after="20" w:before="0"/>
             </w:pPr>
-            <w:hyperlink w:history="1" r:id="rIdo_fvpf33s2pjczpdeci8u">
+            <w:hyperlink w:history="1" r:id="rId9upjlzzjle0rmkpoekusj">
               <w:r>
                 <w:rPr>
                   <w:rFonts w:ascii="Arial" w:cs="Arial" w:eastAsia="Arial" w:hAnsi="Arial"/>
@@ -7198,7 +7198,7 @@
               <w:spacing w:after="10" w:before="0"/>
               <w:ind w:left="120"/>
             </w:pPr>
-            <w:hyperlink w:history="1" r:id="rId5raddjoaismjrtjydixer">
+            <w:hyperlink w:history="1" r:id="rIdkm3u0jrmvi0xhqcy2yoor">
               <w:r>
                 <w:rPr>
                   <w:rFonts w:ascii="Arial" w:cs="Arial" w:eastAsia="Arial" w:hAnsi="Arial"/>
@@ -7243,7 +7243,7 @@
             <w:pPr>
               <w:spacing w:after="20" w:before="0"/>
             </w:pPr>
-            <w:hyperlink w:history="1" r:id="rIdcjzgpvk_2uydf7px5pvvh">
+            <w:hyperlink w:history="1" r:id="rIduf_u84n-f9gotquq_jwy4">
               <w:r>
                 <w:rPr>
                   <w:rFonts w:ascii="Arial" w:cs="Arial" w:eastAsia="Arial" w:hAnsi="Arial"/>
@@ -7276,7 +7276,7 @@
               <w:spacing w:after="10" w:before="0"/>
               <w:ind w:left="120"/>
             </w:pPr>
-            <w:hyperlink w:history="1" r:id="rIdc65ligtsd2rmedppw7t_d">
+            <w:hyperlink w:history="1" r:id="rIdp4rauvfu-lmn4ensascuh">
               <w:r>
                 <w:rPr>
                   <w:rFonts w:ascii="Arial" w:cs="Arial" w:eastAsia="Arial" w:hAnsi="Arial"/>
@@ -7471,7 +7471,7 @@
             <w:pPr>
               <w:spacing w:after="20" w:before="0"/>
             </w:pPr>
-            <w:hyperlink w:history="1" r:id="rIdp167t30cosl8h0f6jbkrw">
+            <w:hyperlink w:history="1" r:id="rIdxc8bshtuonah6_rm8use_">
               <w:r>
                 <w:rPr>
                   <w:rFonts w:ascii="Arial" w:cs="Arial" w:eastAsia="Arial" w:hAnsi="Arial"/>
@@ -7520,7 +7520,7 @@
               <w:spacing w:after="10" w:before="0"/>
               <w:ind w:left="120"/>
             </w:pPr>
-            <w:hyperlink w:history="1" r:id="rId1qvm1ubqzkuat-tboaopo">
+            <w:hyperlink w:history="1" r:id="rIdo3yxnexcbk2juxqblnhoc">
               <w:r>
                 <w:rPr>
                   <w:rFonts w:ascii="Arial" w:cs="Arial" w:eastAsia="Arial" w:hAnsi="Arial"/>
@@ -7565,7 +7565,7 @@
             <w:pPr>
               <w:spacing w:after="20" w:before="0"/>
             </w:pPr>
-            <w:hyperlink w:history="1" r:id="rIdprhi7vfuflv_vwendrl3v">
+            <w:hyperlink w:history="1" r:id="rIdhbffehvlf-g1uja9ciqy3">
               <w:r>
                 <w:rPr>
                   <w:rFonts w:ascii="Arial" w:cs="Arial" w:eastAsia="Arial" w:hAnsi="Arial"/>
@@ -7598,7 +7598,7 @@
               <w:spacing w:after="10" w:before="0"/>
               <w:ind w:left="120"/>
             </w:pPr>
-            <w:hyperlink w:history="1" r:id="rIdp-qym8efognrpqgws2nol">
+            <w:hyperlink w:history="1" r:id="rId_gwqftbmqwo31765hxkij">
               <w:r>
                 <w:rPr>
                   <w:rFonts w:ascii="Arial" w:cs="Arial" w:eastAsia="Arial" w:hAnsi="Arial"/>
@@ -7793,7 +7793,7 @@
             <w:pPr>
               <w:spacing w:after="20" w:before="0"/>
             </w:pPr>
-            <w:hyperlink w:history="1" r:id="rId22g5_ngmbsisje99gixox">
+            <w:hyperlink w:history="1" r:id="rIdd7b-sd1tpih4_t8ubevey">
               <w:r>
                 <w:rPr>
                   <w:rFonts w:ascii="Arial" w:cs="Arial" w:eastAsia="Arial" w:hAnsi="Arial"/>
@@ -7842,7 +7842,7 @@
               <w:spacing w:after="10" w:before="0"/>
               <w:ind w:left="120"/>
             </w:pPr>
-            <w:hyperlink w:history="1" r:id="rIddemnue9czcbfvf2z1gndp">
+            <w:hyperlink w:history="1" r:id="rIdjsn1_amn_pzsempezcufg">
               <w:r>
                 <w:rPr>
                   <w:rFonts w:ascii="Arial" w:cs="Arial" w:eastAsia="Arial" w:hAnsi="Arial"/>
@@ -7887,7 +7887,7 @@
             <w:pPr>
               <w:spacing w:after="20" w:before="0"/>
             </w:pPr>
-            <w:hyperlink w:history="1" r:id="rIdotiqeusjmpygw7puauieh">
+            <w:hyperlink w:history="1" r:id="rIdt6ctmewu-ucmji9kemhxw">
               <w:r>
                 <w:rPr>
                   <w:rFonts w:ascii="Arial" w:cs="Arial" w:eastAsia="Arial" w:hAnsi="Arial"/>
@@ -7920,7 +7920,7 @@
               <w:spacing w:after="10" w:before="0"/>
               <w:ind w:left="120"/>
             </w:pPr>
-            <w:hyperlink w:history="1" r:id="rIdaejqi_2pvyzfk5nsxzdle">
+            <w:hyperlink w:history="1" r:id="rIdbblkdatvffprwqdedrjk4">
               <w:r>
                 <w:rPr>
                   <w:rFonts w:ascii="Arial" w:cs="Arial" w:eastAsia="Arial" w:hAnsi="Arial"/>
@@ -8432,7 +8432,7 @@
         </w:rPr>
         <w:t xml:space="preserve">© 2026 SeaVuria and ARES. Aligned with KICD objectives. Developed by SeaVuria; technical implementation by ARES (with AI assistance from Claude). Licensed under </w:t>
       </w:r>
-      <w:hyperlink w:history="1" r:id="rIdtrrvrsax8x8mem8gl1eqx">
+      <w:hyperlink w:history="1" r:id="rIdyq5ot6fliwhgf6crs7epz">
         <w:r>
           <w:rPr>
             <w:rFonts w:ascii="Arial" w:cs="Arial" w:eastAsia="Arial" w:hAnsi="Arial"/>
@@ -8453,7 +8453,7 @@
         </w:rPr>
         <w:t xml:space="preserve"> (</w:t>
       </w:r>
-      <w:hyperlink w:history="1" r:id="rIdr6s4tbtqx6wufafwf-3zp">
+      <w:hyperlink w:history="1" r:id="rIdtmvz8gnsiwv8q2oaazcxk">
         <w:r>
           <w:rPr>
             <w:rFonts w:ascii="Arial" w:cs="Arial" w:eastAsia="Arial" w:hAnsi="Arial"/>
@@ -9466,7 +9466,7 @@
             <w:pPr>
               <w:spacing w:after="20" w:before="0"/>
             </w:pPr>
-            <w:hyperlink w:history="1" r:id="rId1tvbi4dtsu1gzha65mk5h">
+            <w:hyperlink w:history="1" r:id="rIdz-g7p8grvh0glrffgefd9">
               <w:r>
                 <w:rPr>
                   <w:rFonts w:ascii="Arial" w:cs="Arial" w:eastAsia="Arial" w:hAnsi="Arial"/>
@@ -9499,7 +9499,7 @@
               <w:spacing w:after="10" w:before="0"/>
               <w:ind w:left="120"/>
             </w:pPr>
-            <w:hyperlink w:history="1" r:id="rIde0ynxkcjs6s_s2142dypz">
+            <w:hyperlink w:history="1" r:id="rIdgoubobn2kooag6nipgvuc">
               <w:r>
                 <w:rPr>
                   <w:rFonts w:ascii="Arial" w:cs="Arial" w:eastAsia="Arial" w:hAnsi="Arial"/>
@@ -9544,7 +9544,7 @@
             <w:pPr>
               <w:spacing w:after="20" w:before="0"/>
             </w:pPr>
-            <w:hyperlink w:history="1" r:id="rIdpn308bdelezjjuebyvgui">
+            <w:hyperlink w:history="1" r:id="rIdswhtwnhgjtbmw8xndaksg">
               <w:r>
                 <w:rPr>
                   <w:rFonts w:ascii="Arial" w:cs="Arial" w:eastAsia="Arial" w:hAnsi="Arial"/>
@@ -9577,7 +9577,7 @@
               <w:spacing w:after="10" w:before="0"/>
               <w:ind w:left="120"/>
             </w:pPr>
-            <w:hyperlink w:history="1" r:id="rIdix3thxni3qyjb6cxcmkqo">
+            <w:hyperlink w:history="1" r:id="rIdo4ihbocup1visdjbowqed">
               <w:r>
                 <w:rPr>
                   <w:rFonts w:ascii="Arial" w:cs="Arial" w:eastAsia="Arial" w:hAnsi="Arial"/>
@@ -9772,7 +9772,7 @@
             <w:pPr>
               <w:spacing w:after="20" w:before="0"/>
             </w:pPr>
-            <w:hyperlink w:history="1" r:id="rIdo5k9cnzybrmghyyrvwj9w">
+            <w:hyperlink w:history="1" r:id="rIddqi5xm2eptcmcardycwtm">
               <w:r>
                 <w:rPr>
                   <w:rFonts w:ascii="Arial" w:cs="Arial" w:eastAsia="Arial" w:hAnsi="Arial"/>
@@ -9805,7 +9805,7 @@
               <w:spacing w:after="10" w:before="0"/>
               <w:ind w:left="120"/>
             </w:pPr>
-            <w:hyperlink w:history="1" r:id="rIdurcv97er_f-8sf2ekmsbo">
+            <w:hyperlink w:history="1" r:id="rIdeziq3-s6f2i4ilvdtlles">
               <w:r>
                 <w:rPr>
                   <w:rFonts w:ascii="Arial" w:cs="Arial" w:eastAsia="Arial" w:hAnsi="Arial"/>
@@ -9850,7 +9850,7 @@
             <w:pPr>
               <w:spacing w:after="20" w:before="0"/>
             </w:pPr>
-            <w:hyperlink w:history="1" r:id="rId8j_gxkwolgtqavagxrsjk">
+            <w:hyperlink w:history="1" r:id="rIdofn2vodefwhqaljjz04dd">
               <w:r>
                 <w:rPr>
                   <w:rFonts w:ascii="Arial" w:cs="Arial" w:eastAsia="Arial" w:hAnsi="Arial"/>
@@ -9883,7 +9883,7 @@
               <w:spacing w:after="10" w:before="0"/>
               <w:ind w:left="120"/>
             </w:pPr>
-            <w:hyperlink w:history="1" r:id="rIdpki4kccczzlb2c_gre2e3">
+            <w:hyperlink w:history="1" r:id="rIdkk0skn8-0sbw-yclykkxd">
               <w:r>
                 <w:rPr>
                   <w:rFonts w:ascii="Arial" w:cs="Arial" w:eastAsia="Arial" w:hAnsi="Arial"/>
@@ -10078,7 +10078,7 @@
             <w:pPr>
               <w:spacing w:after="20" w:before="0"/>
             </w:pPr>
-            <w:hyperlink w:history="1" r:id="rIdu5lzmn0imdkvnksflujo5">
+            <w:hyperlink w:history="1" r:id="rIdf7ywpcrkrvpzlo8qorbq_">
               <w:r>
                 <w:rPr>
                   <w:rFonts w:ascii="Arial" w:cs="Arial" w:eastAsia="Arial" w:hAnsi="Arial"/>
@@ -10111,7 +10111,7 @@
               <w:spacing w:after="10" w:before="0"/>
               <w:ind w:left="120"/>
             </w:pPr>
-            <w:hyperlink w:history="1" r:id="rId54qlakyeipwocidyestyl">
+            <w:hyperlink w:history="1" r:id="rIdoktag6d4z8kcy5nixx-h4">
               <w:r>
                 <w:rPr>
                   <w:rFonts w:ascii="Arial" w:cs="Arial" w:eastAsia="Arial" w:hAnsi="Arial"/>
@@ -10156,7 +10156,7 @@
             <w:pPr>
               <w:spacing w:after="20" w:before="0"/>
             </w:pPr>
-            <w:hyperlink w:history="1" r:id="rIdajuui5fukezcjdzbwuizt">
+            <w:hyperlink w:history="1" r:id="rIdn-bmzyuejpa67oa3dmbdd">
               <w:r>
                 <w:rPr>
                   <w:rFonts w:ascii="Arial" w:cs="Arial" w:eastAsia="Arial" w:hAnsi="Arial"/>
@@ -10189,7 +10189,7 @@
               <w:spacing w:after="10" w:before="0"/>
               <w:ind w:left="120"/>
             </w:pPr>
-            <w:hyperlink w:history="1" r:id="rIdcmmwyksvpbqy_vq6itjtj">
+            <w:hyperlink w:history="1" r:id="rIdof_ndtx7nz5h0djcsjeca">
               <w:r>
                 <w:rPr>
                   <w:rFonts w:ascii="Arial" w:cs="Arial" w:eastAsia="Arial" w:hAnsi="Arial"/>
@@ -10384,7 +10384,7 @@
             <w:pPr>
               <w:spacing w:after="20" w:before="0"/>
             </w:pPr>
-            <w:hyperlink w:history="1" r:id="rIdb2qpepvphxdfq1h0k8b0q">
+            <w:hyperlink w:history="1" r:id="rIddkox9zvjmzdwpvpuluubz">
               <w:r>
                 <w:rPr>
                   <w:rFonts w:ascii="Arial" w:cs="Arial" w:eastAsia="Arial" w:hAnsi="Arial"/>
@@ -10417,7 +10417,7 @@
               <w:spacing w:after="10" w:before="0"/>
               <w:ind w:left="120"/>
             </w:pPr>
-            <w:hyperlink w:history="1" r:id="rIdlqb8s5inif0rghfoiiif_">
+            <w:hyperlink w:history="1" r:id="rIdwbmmtop_fp7orjsfcajnm">
               <w:r>
                 <w:rPr>
                   <w:rFonts w:ascii="Arial" w:cs="Arial" w:eastAsia="Arial" w:hAnsi="Arial"/>
@@ -10462,7 +10462,7 @@
             <w:pPr>
               <w:spacing w:after="20" w:before="0"/>
             </w:pPr>
-            <w:hyperlink w:history="1" r:id="rIdvnfuuta9aygnj9i2pg7qr">
+            <w:hyperlink w:history="1" r:id="rIdwnsdbrzwuxnerawvrjqcg">
               <w:r>
                 <w:rPr>
                   <w:rFonts w:ascii="Arial" w:cs="Arial" w:eastAsia="Arial" w:hAnsi="Arial"/>
@@ -10495,7 +10495,7 @@
               <w:spacing w:after="10" w:before="0"/>
               <w:ind w:left="120"/>
             </w:pPr>
-            <w:hyperlink w:history="1" r:id="rIdznatgzc_4f1do7hjoxpnv">
+            <w:hyperlink w:history="1" r:id="rIdkarblik41htoj868s-g0i">
               <w:r>
                 <w:rPr>
                   <w:rFonts w:ascii="Arial" w:cs="Arial" w:eastAsia="Arial" w:hAnsi="Arial"/>
@@ -10690,7 +10690,7 @@
             <w:pPr>
               <w:spacing w:after="20" w:before="0"/>
             </w:pPr>
-            <w:hyperlink w:history="1" r:id="rIdiao7ji976tenlf1fmgclz">
+            <w:hyperlink w:history="1" r:id="rIda7x9sry-izcpqhepcrzmt">
               <w:r>
                 <w:rPr>
                   <w:rFonts w:ascii="Arial" w:cs="Arial" w:eastAsia="Arial" w:hAnsi="Arial"/>
@@ -10739,7 +10739,7 @@
               <w:spacing w:after="10" w:before="0"/>
               <w:ind w:left="120"/>
             </w:pPr>
-            <w:hyperlink w:history="1" r:id="rIdicl4cb0hbjbzcnlfhjmbr">
+            <w:hyperlink w:history="1" r:id="rIdt_gk7yts-n01nlxpwbodo">
               <w:r>
                 <w:rPr>
                   <w:rFonts w:ascii="Arial" w:cs="Arial" w:eastAsia="Arial" w:hAnsi="Arial"/>
@@ -10784,7 +10784,7 @@
             <w:pPr>
               <w:spacing w:after="20" w:before="0"/>
             </w:pPr>
-            <w:hyperlink w:history="1" r:id="rIdnsejzhzcr0hs-hz9i2jwb">
+            <w:hyperlink w:history="1" r:id="rId8xltt7clkotam6qcvntog">
               <w:r>
                 <w:rPr>
                   <w:rFonts w:ascii="Arial" w:cs="Arial" w:eastAsia="Arial" w:hAnsi="Arial"/>
@@ -10817,7 +10817,7 @@
               <w:spacing w:after="10" w:before="0"/>
               <w:ind w:left="120"/>
             </w:pPr>
-            <w:hyperlink w:history="1" r:id="rId987a8mjwvajojn-9mxago">
+            <w:hyperlink w:history="1" r:id="rIdali2z1jmvxwcazqytjauy">
               <w:r>
                 <w:rPr>
                   <w:rFonts w:ascii="Arial" w:cs="Arial" w:eastAsia="Arial" w:hAnsi="Arial"/>
@@ -11329,7 +11329,7 @@
         </w:rPr>
         <w:t xml:space="preserve">© 2026 SeaVuria and ARES. Aligned with KICD objectives. Developed by SeaVuria; technical implementation by ARES (with AI assistance from Claude). Licensed under </w:t>
       </w:r>
-      <w:hyperlink w:history="1" r:id="rIdi4o8svk81egfevb_pgiak">
+      <w:hyperlink w:history="1" r:id="rIdl9gwha58oci2knbfqif4d">
         <w:r>
           <w:rPr>
             <w:rFonts w:ascii="Arial" w:cs="Arial" w:eastAsia="Arial" w:hAnsi="Arial"/>
@@ -11350,7 +11350,7 @@
         </w:rPr>
         <w:t xml:space="preserve"> (</w:t>
       </w:r>
-      <w:hyperlink w:history="1" r:id="rIdlojeutfsbr5fqdk6rkap3">
+      <w:hyperlink w:history="1" r:id="rIdd_gmqqtmbszq-prpqdxy7">
         <w:r>
           <w:rPr>
             <w:rFonts w:ascii="Arial" w:cs="Arial" w:eastAsia="Arial" w:hAnsi="Arial"/>
@@ -12363,7 +12363,7 @@
             <w:pPr>
               <w:spacing w:after="20" w:before="0"/>
             </w:pPr>
-            <w:hyperlink w:history="1" r:id="rIdmiafgimshnwhzsfdyhpdk">
+            <w:hyperlink w:history="1" r:id="rIdxdx6ircgpbghz6cxulwt2">
               <w:r>
                 <w:rPr>
                   <w:rFonts w:ascii="Arial" w:cs="Arial" w:eastAsia="Arial" w:hAnsi="Arial"/>
@@ -12396,7 +12396,7 @@
               <w:spacing w:after="10" w:before="0"/>
               <w:ind w:left="120"/>
             </w:pPr>
-            <w:hyperlink w:history="1" r:id="rIds_tbfhj4aeej3tznuju30">
+            <w:hyperlink w:history="1" r:id="rId3s72g1ax3m_x3hwf8jvei">
               <w:r>
                 <w:rPr>
                   <w:rFonts w:ascii="Arial" w:cs="Arial" w:eastAsia="Arial" w:hAnsi="Arial"/>
@@ -12441,7 +12441,7 @@
             <w:pPr>
               <w:spacing w:after="20" w:before="0"/>
             </w:pPr>
-            <w:hyperlink w:history="1" r:id="rIdko5warkxinokufss3o3bf">
+            <w:hyperlink w:history="1" r:id="rIdzg34irb08ugt739iypfz6">
               <w:r>
                 <w:rPr>
                   <w:rFonts w:ascii="Arial" w:cs="Arial" w:eastAsia="Arial" w:hAnsi="Arial"/>
@@ -12474,7 +12474,7 @@
               <w:spacing w:after="10" w:before="0"/>
               <w:ind w:left="120"/>
             </w:pPr>
-            <w:hyperlink w:history="1" r:id="rIdaiwu2garnlss-3trky1cz">
+            <w:hyperlink w:history="1" r:id="rId74_9wi-razkc4xrmpy5b3">
               <w:r>
                 <w:rPr>
                   <w:rFonts w:ascii="Arial" w:cs="Arial" w:eastAsia="Arial" w:hAnsi="Arial"/>
@@ -12669,7 +12669,7 @@
             <w:pPr>
               <w:spacing w:after="20" w:before="0"/>
             </w:pPr>
-            <w:hyperlink w:history="1" r:id="rIde4bkoxj2jd3d0_46tx9cu">
+            <w:hyperlink w:history="1" r:id="rIdhbuwl2qmeri4sdasbt9c3">
               <w:r>
                 <w:rPr>
                   <w:rFonts w:ascii="Arial" w:cs="Arial" w:eastAsia="Arial" w:hAnsi="Arial"/>
@@ -12702,7 +12702,7 @@
               <w:spacing w:after="10" w:before="0"/>
               <w:ind w:left="120"/>
             </w:pPr>
-            <w:hyperlink w:history="1" r:id="rIddymvjozgpy5xqegui4zjq">
+            <w:hyperlink w:history="1" r:id="rIdnueu7tqokhna6ilqsivv0">
               <w:r>
                 <w:rPr>
                   <w:rFonts w:ascii="Arial" w:cs="Arial" w:eastAsia="Arial" w:hAnsi="Arial"/>
@@ -12747,7 +12747,7 @@
             <w:pPr>
               <w:spacing w:after="20" w:before="0"/>
             </w:pPr>
-            <w:hyperlink w:history="1" r:id="rIdqwkautwnpgsa73kdycph6">
+            <w:hyperlink w:history="1" r:id="rId89upasebm36ipe7xn1-bo">
               <w:r>
                 <w:rPr>
                   <w:rFonts w:ascii="Arial" w:cs="Arial" w:eastAsia="Arial" w:hAnsi="Arial"/>
@@ -12780,7 +12780,7 @@
               <w:spacing w:after="10" w:before="0"/>
               <w:ind w:left="120"/>
             </w:pPr>
-            <w:hyperlink w:history="1" r:id="rIdh_eesooo7vyxh5mpu_mbc">
+            <w:hyperlink w:history="1" r:id="rIdeuczyq42n5qjbh_ufnjgt">
               <w:r>
                 <w:rPr>
                   <w:rFonts w:ascii="Arial" w:cs="Arial" w:eastAsia="Arial" w:hAnsi="Arial"/>
@@ -12975,7 +12975,7 @@
             <w:pPr>
               <w:spacing w:after="20" w:before="0"/>
             </w:pPr>
-            <w:hyperlink w:history="1" r:id="rIddb5gi-ym4_zmahfj3b6pq">
+            <w:hyperlink w:history="1" r:id="rIdrfsbtz3grj0wuuuv2zect">
               <w:r>
                 <w:rPr>
                   <w:rFonts w:ascii="Arial" w:cs="Arial" w:eastAsia="Arial" w:hAnsi="Arial"/>
@@ -13008,7 +13008,7 @@
               <w:spacing w:after="10" w:before="0"/>
               <w:ind w:left="120"/>
             </w:pPr>
-            <w:hyperlink w:history="1" r:id="rIdqglt4omghox4bnpfbwbbt">
+            <w:hyperlink w:history="1" r:id="rIdtds3ahe7lntq6oqxjpqn1">
               <w:r>
                 <w:rPr>
                   <w:rFonts w:ascii="Arial" w:cs="Arial" w:eastAsia="Arial" w:hAnsi="Arial"/>
@@ -13053,7 +13053,7 @@
             <w:pPr>
               <w:spacing w:after="20" w:before="0"/>
             </w:pPr>
-            <w:hyperlink w:history="1" r:id="rId6mmi3kxcbtpsqps-z2ytm">
+            <w:hyperlink w:history="1" r:id="rIdvly5qwmatkrpludu654f1">
               <w:r>
                 <w:rPr>
                   <w:rFonts w:ascii="Arial" w:cs="Arial" w:eastAsia="Arial" w:hAnsi="Arial"/>
@@ -13086,7 +13086,7 @@
               <w:spacing w:after="10" w:before="0"/>
               <w:ind w:left="120"/>
             </w:pPr>
-            <w:hyperlink w:history="1" r:id="rIdxqxjeywydokmqlnzwl76t">
+            <w:hyperlink w:history="1" r:id="rIdyndjd0z7sasyfyrnebwmx">
               <w:r>
                 <w:rPr>
                   <w:rFonts w:ascii="Arial" w:cs="Arial" w:eastAsia="Arial" w:hAnsi="Arial"/>
@@ -13281,7 +13281,7 @@
             <w:pPr>
               <w:spacing w:after="20" w:before="0"/>
             </w:pPr>
-            <w:hyperlink w:history="1" r:id="rIdr2ravxll0q8snj-3wgdu5">
+            <w:hyperlink w:history="1" r:id="rIdsttjpinspzu8we8_ed82a">
               <w:r>
                 <w:rPr>
                   <w:rFonts w:ascii="Arial" w:cs="Arial" w:eastAsia="Arial" w:hAnsi="Arial"/>
@@ -13314,7 +13314,7 @@
               <w:spacing w:after="10" w:before="0"/>
               <w:ind w:left="120"/>
             </w:pPr>
-            <w:hyperlink w:history="1" r:id="rIdattsr2xqwgxes0gxztryx">
+            <w:hyperlink w:history="1" r:id="rIdgnubopmvj-hd1jlhd5j53">
               <w:r>
                 <w:rPr>
                   <w:rFonts w:ascii="Arial" w:cs="Arial" w:eastAsia="Arial" w:hAnsi="Arial"/>
@@ -13359,7 +13359,7 @@
             <w:pPr>
               <w:spacing w:after="20" w:before="0"/>
             </w:pPr>
-            <w:hyperlink w:history="1" r:id="rId2xhlxz67fwzuqcj_syin2">
+            <w:hyperlink w:history="1" r:id="rIds5-9ntbqhso5pbv7c1ert">
               <w:r>
                 <w:rPr>
                   <w:rFonts w:ascii="Arial" w:cs="Arial" w:eastAsia="Arial" w:hAnsi="Arial"/>
@@ -13392,7 +13392,7 @@
               <w:spacing w:after="10" w:before="0"/>
               <w:ind w:left="120"/>
             </w:pPr>
-            <w:hyperlink w:history="1" r:id="rIdl1i6zhs4fdrmt9rrkdgci">
+            <w:hyperlink w:history="1" r:id="rIdiuqg6e2fi25vkqb0blic-">
               <w:r>
                 <w:rPr>
                   <w:rFonts w:ascii="Arial" w:cs="Arial" w:eastAsia="Arial" w:hAnsi="Arial"/>
@@ -13587,7 +13587,7 @@
             <w:pPr>
               <w:spacing w:after="20" w:before="0"/>
             </w:pPr>
-            <w:hyperlink w:history="1" r:id="rIdv4zuuvhhp24erind8offe">
+            <w:hyperlink w:history="1" r:id="rIdnfksve_w83dszddy8ihnt">
               <w:r>
                 <w:rPr>
                   <w:rFonts w:ascii="Arial" w:cs="Arial" w:eastAsia="Arial" w:hAnsi="Arial"/>
@@ -13636,7 +13636,7 @@
               <w:spacing w:after="10" w:before="0"/>
               <w:ind w:left="120"/>
             </w:pPr>
-            <w:hyperlink w:history="1" r:id="rId5zer2skoaodqe05qcwxzj">
+            <w:hyperlink w:history="1" r:id="rId8gicqb47ggydrm-iyj4um">
               <w:r>
                 <w:rPr>
                   <w:rFonts w:ascii="Arial" w:cs="Arial" w:eastAsia="Arial" w:hAnsi="Arial"/>
@@ -13681,7 +13681,7 @@
             <w:pPr>
               <w:spacing w:after="20" w:before="0"/>
             </w:pPr>
-            <w:hyperlink w:history="1" r:id="rIdd920th5shsi4ygpwqxxzm">
+            <w:hyperlink w:history="1" r:id="rId-jp39xasjes9ezodkpgwx">
               <w:r>
                 <w:rPr>
                   <w:rFonts w:ascii="Arial" w:cs="Arial" w:eastAsia="Arial" w:hAnsi="Arial"/>
@@ -13730,7 +13730,7 @@
               <w:spacing w:after="10" w:before="0"/>
               <w:ind w:left="120"/>
             </w:pPr>
-            <w:hyperlink w:history="1" r:id="rId8bo29fym4id6likyer73z">
+            <w:hyperlink w:history="1" r:id="rIdthyipimewzm9sqhl16er4">
               <w:r>
                 <w:rPr>
                   <w:rFonts w:ascii="Arial" w:cs="Arial" w:eastAsia="Arial" w:hAnsi="Arial"/>
@@ -14470,7 +14470,7 @@
         </w:rPr>
         <w:t xml:space="preserve">© 2026 SeaVuria and ARES. Aligned with KICD objectives. Developed by SeaVuria; technical implementation by ARES (with AI assistance from Claude). Licensed under </w:t>
       </w:r>
-      <w:hyperlink w:history="1" r:id="rIdvaqyx2sbcukv07dfyu_cl">
+      <w:hyperlink w:history="1" r:id="rIdy1orjaf4s7qxvoktjarys">
         <w:r>
           <w:rPr>
             <w:rFonts w:ascii="Arial" w:cs="Arial" w:eastAsia="Arial" w:hAnsi="Arial"/>
@@ -14491,7 +14491,7 @@
         </w:rPr>
         <w:t xml:space="preserve"> (</w:t>
       </w:r>
-      <w:hyperlink w:history="1" r:id="rId6va0sg-0hrbqygjqgpvon">
+      <w:hyperlink w:history="1" r:id="rId4xj3mnwe47jo7pbuldp3h">
         <w:r>
           <w:rPr>
             <w:rFonts w:ascii="Arial" w:cs="Arial" w:eastAsia="Arial" w:hAnsi="Arial"/>
@@ -15504,7 +15504,7 @@
             <w:pPr>
               <w:spacing w:after="20" w:before="0"/>
             </w:pPr>
-            <w:hyperlink w:history="1" r:id="rIdj923u5tbybabit0a2hx7v">
+            <w:hyperlink w:history="1" r:id="rId_t7loet0tebaae4nvhtk9">
               <w:r>
                 <w:rPr>
                   <w:rFonts w:ascii="Arial" w:cs="Arial" w:eastAsia="Arial" w:hAnsi="Arial"/>
@@ -15537,7 +15537,7 @@
               <w:spacing w:after="10" w:before="0"/>
               <w:ind w:left="120"/>
             </w:pPr>
-            <w:hyperlink w:history="1" r:id="rIdrvbzblkkuqqw22bsy6kfq">
+            <w:hyperlink w:history="1" r:id="rIdcjjiv_rk1owyw74gtxqzn">
               <w:r>
                 <w:rPr>
                   <w:rFonts w:ascii="Arial" w:cs="Arial" w:eastAsia="Arial" w:hAnsi="Arial"/>
@@ -15582,7 +15582,7 @@
             <w:pPr>
               <w:spacing w:after="20" w:before="0"/>
             </w:pPr>
-            <w:hyperlink w:history="1" r:id="rIdkhcousht_g6lmkfexfkvj">
+            <w:hyperlink w:history="1" r:id="rIdf3wkbwx44xcrl3-jvx6uz">
               <w:r>
                 <w:rPr>
                   <w:rFonts w:ascii="Arial" w:cs="Arial" w:eastAsia="Arial" w:hAnsi="Arial"/>
@@ -15615,7 +15615,7 @@
               <w:spacing w:after="10" w:before="0"/>
               <w:ind w:left="120"/>
             </w:pPr>
-            <w:hyperlink w:history="1" r:id="rIdhmtzli-rwu6uhbgin9lxv">
+            <w:hyperlink w:history="1" r:id="rIdhxjjxvzj1u45x8z2a7ysg">
               <w:r>
                 <w:rPr>
                   <w:rFonts w:ascii="Arial" w:cs="Arial" w:eastAsia="Arial" w:hAnsi="Arial"/>
@@ -15810,7 +15810,7 @@
             <w:pPr>
               <w:spacing w:after="20" w:before="0"/>
             </w:pPr>
-            <w:hyperlink w:history="1" r:id="rIdxi2kdp5v81zotvclhwv-m">
+            <w:hyperlink w:history="1" r:id="rIdmdp4zhcmvrluvxqr3lrq9">
               <w:r>
                 <w:rPr>
                   <w:rFonts w:ascii="Arial" w:cs="Arial" w:eastAsia="Arial" w:hAnsi="Arial"/>
@@ -15843,7 +15843,7 @@
               <w:spacing w:after="10" w:before="0"/>
               <w:ind w:left="120"/>
             </w:pPr>
-            <w:hyperlink w:history="1" r:id="rIdojdh3viskfa8vrxtbdl-s">
+            <w:hyperlink w:history="1" r:id="rIdoj-210ic2zr7sr3iqwtvw">
               <w:r>
                 <w:rPr>
                   <w:rFonts w:ascii="Arial" w:cs="Arial" w:eastAsia="Arial" w:hAnsi="Arial"/>
@@ -15888,7 +15888,7 @@
             <w:pPr>
               <w:spacing w:after="20" w:before="0"/>
             </w:pPr>
-            <w:hyperlink w:history="1" r:id="rIdzpapa1urfohennod56xhd">
+            <w:hyperlink w:history="1" r:id="rIdshjom8luowzcrwrdnhypx">
               <w:r>
                 <w:rPr>
                   <w:rFonts w:ascii="Arial" w:cs="Arial" w:eastAsia="Arial" w:hAnsi="Arial"/>
@@ -15921,7 +15921,7 @@
               <w:spacing w:after="10" w:before="0"/>
               <w:ind w:left="120"/>
             </w:pPr>
-            <w:hyperlink w:history="1" r:id="rIdmk-ttys9u2earglzd880n">
+            <w:hyperlink w:history="1" r:id="rIdulcjlpwatwxjdnpfakqwh">
               <w:r>
                 <w:rPr>
                   <w:rFonts w:ascii="Arial" w:cs="Arial" w:eastAsia="Arial" w:hAnsi="Arial"/>
@@ -16116,7 +16116,7 @@
             <w:pPr>
               <w:spacing w:after="20" w:before="0"/>
             </w:pPr>
-            <w:hyperlink w:history="1" r:id="rId2xnjbs1-70mmoodarjqit">
+            <w:hyperlink w:history="1" r:id="rIdpdo6lyeyx_yy_al0dycmx">
               <w:r>
                 <w:rPr>
                   <w:rFonts w:ascii="Arial" w:cs="Arial" w:eastAsia="Arial" w:hAnsi="Arial"/>
@@ -16165,7 +16165,7 @@
               <w:spacing w:after="10" w:before="0"/>
               <w:ind w:left="120"/>
             </w:pPr>
-            <w:hyperlink w:history="1" r:id="rId4lyhsdqomhlol9owzwscr">
+            <w:hyperlink w:history="1" r:id="rIdwn4hhwrb-5o0ky767uane">
               <w:r>
                 <w:rPr>
                   <w:rFonts w:ascii="Arial" w:cs="Arial" w:eastAsia="Arial" w:hAnsi="Arial"/>
@@ -16210,7 +16210,7 @@
             <w:pPr>
               <w:spacing w:after="20" w:before="0"/>
             </w:pPr>
-            <w:hyperlink w:history="1" r:id="rId5ijxgauj_6-ydzksej5ky">
+            <w:hyperlink w:history="1" r:id="rIdbmkkhnwy-rhhcj1enz8de">
               <w:r>
                 <w:rPr>
                   <w:rFonts w:ascii="Arial" w:cs="Arial" w:eastAsia="Arial" w:hAnsi="Arial"/>
@@ -16243,7 +16243,7 @@
               <w:spacing w:after="10" w:before="0"/>
               <w:ind w:left="120"/>
             </w:pPr>
-            <w:hyperlink w:history="1" r:id="rIdoylixj1bko9ilcayylpod">
+            <w:hyperlink w:history="1" r:id="rId_gkekjnc_93hzytm_da6b">
               <w:r>
                 <w:rPr>
                   <w:rFonts w:ascii="Arial" w:cs="Arial" w:eastAsia="Arial" w:hAnsi="Arial"/>
@@ -16438,7 +16438,7 @@
             <w:pPr>
               <w:spacing w:after="20" w:before="0"/>
             </w:pPr>
-            <w:hyperlink w:history="1" r:id="rIdzgn1ywjldih-zgk9yccfl">
+            <w:hyperlink w:history="1" r:id="rIdnll8ewut-udynddp-cli6">
               <w:r>
                 <w:rPr>
                   <w:rFonts w:ascii="Arial" w:cs="Arial" w:eastAsia="Arial" w:hAnsi="Arial"/>
@@ -16487,7 +16487,7 @@
               <w:spacing w:after="10" w:before="0"/>
               <w:ind w:left="120"/>
             </w:pPr>
-            <w:hyperlink w:history="1" r:id="rIdxsskombz1s9gdkd8rb_2e">
+            <w:hyperlink w:history="1" r:id="rIdkm1d9cj7gdap1p4jzrove">
               <w:r>
                 <w:rPr>
                   <w:rFonts w:ascii="Arial" w:cs="Arial" w:eastAsia="Arial" w:hAnsi="Arial"/>
@@ -16532,7 +16532,7 @@
             <w:pPr>
               <w:spacing w:after="20" w:before="0"/>
             </w:pPr>
-            <w:hyperlink w:history="1" r:id="rId8pblwqahxyc-unxlgnyzs">
+            <w:hyperlink w:history="1" r:id="rIdbc_sazqs__x9rkkikvfuk">
               <w:r>
                 <w:rPr>
                   <w:rFonts w:ascii="Arial" w:cs="Arial" w:eastAsia="Arial" w:hAnsi="Arial"/>
@@ -16565,7 +16565,7 @@
               <w:spacing w:after="10" w:before="0"/>
               <w:ind w:left="120"/>
             </w:pPr>
-            <w:hyperlink w:history="1" r:id="rIdzgzlfstjldherqlfii1ug">
+            <w:hyperlink w:history="1" r:id="rIdg3klfictsm9rwqzkyp9zz">
               <w:r>
                 <w:rPr>
                   <w:rFonts w:ascii="Arial" w:cs="Arial" w:eastAsia="Arial" w:hAnsi="Arial"/>
@@ -16760,7 +16760,7 @@
             <w:pPr>
               <w:spacing w:after="20" w:before="0"/>
             </w:pPr>
-            <w:hyperlink w:history="1" r:id="rIdziiflron9dbaiintfh_la">
+            <w:hyperlink w:history="1" r:id="rIdtgzee6otwrcu6fgk8hknm">
               <w:r>
                 <w:rPr>
                   <w:rFonts w:ascii="Arial" w:cs="Arial" w:eastAsia="Arial" w:hAnsi="Arial"/>
@@ -16809,7 +16809,7 @@
               <w:spacing w:after="10" w:before="0"/>
               <w:ind w:left="120"/>
             </w:pPr>
-            <w:hyperlink w:history="1" r:id="rIdebzullk5lmore80xvpshi">
+            <w:hyperlink w:history="1" r:id="rIdnvirth36l3he2ayidsqka">
               <w:r>
                 <w:rPr>
                   <w:rFonts w:ascii="Arial" w:cs="Arial" w:eastAsia="Arial" w:hAnsi="Arial"/>
@@ -16854,7 +16854,7 @@
             <w:pPr>
               <w:spacing w:after="20" w:before="0"/>
             </w:pPr>
-            <w:hyperlink w:history="1" r:id="rIdyt6dvhrmbffs3aauwrdzr">
+            <w:hyperlink w:history="1" r:id="rIdto8isou-lbita-4km_k0x">
               <w:r>
                 <w:rPr>
                   <w:rFonts w:ascii="Arial" w:cs="Arial" w:eastAsia="Arial" w:hAnsi="Arial"/>
@@ -16887,7 +16887,7 @@
               <w:spacing w:after="10" w:before="0"/>
               <w:ind w:left="120"/>
             </w:pPr>
-            <w:hyperlink w:history="1" r:id="rIdqkn4tfvbiuckgqtcyg98g">
+            <w:hyperlink w:history="1" r:id="rIdan2ev880mgfdw8vmvruz6">
               <w:r>
                 <w:rPr>
                   <w:rFonts w:ascii="Arial" w:cs="Arial" w:eastAsia="Arial" w:hAnsi="Arial"/>
@@ -17399,7 +17399,7 @@
         </w:rPr>
         <w:t xml:space="preserve">© 2026 SeaVuria and ARES. Aligned with KICD objectives. Developed by SeaVuria; technical implementation by ARES (with AI assistance from Claude). Licensed under </w:t>
       </w:r>
-      <w:hyperlink w:history="1" r:id="rIdzqa4d0dxaigtctl5xzgvs">
+      <w:hyperlink w:history="1" r:id="rIdzxetuxd-wgdlcdh7pgcqc">
         <w:r>
           <w:rPr>
             <w:rFonts w:ascii="Arial" w:cs="Arial" w:eastAsia="Arial" w:hAnsi="Arial"/>
@@ -17420,7 +17420,7 @@
         </w:rPr>
         <w:t xml:space="preserve"> (</w:t>
       </w:r>
-      <w:hyperlink w:history="1" r:id="rIdx3-4dzwuzm86wxzdg_vfw">
+      <w:hyperlink w:history="1" r:id="rIddudp40cxws6gfe_rnhxvj">
         <w:r>
           <w:rPr>
             <w:rFonts w:ascii="Arial" w:cs="Arial" w:eastAsia="Arial" w:hAnsi="Arial"/>
@@ -18433,7 +18433,7 @@
             <w:pPr>
               <w:spacing w:after="20" w:before="0"/>
             </w:pPr>
-            <w:hyperlink w:history="1" r:id="rIdyztt_bcqegdfiz_amjtc7">
+            <w:hyperlink w:history="1" r:id="rIdlloz93nqkso7q0p9j6qtb">
               <w:r>
                 <w:rPr>
                   <w:rFonts w:ascii="Arial" w:cs="Arial" w:eastAsia="Arial" w:hAnsi="Arial"/>
@@ -18466,7 +18466,7 @@
               <w:spacing w:after="10" w:before="0"/>
               <w:ind w:left="120"/>
             </w:pPr>
-            <w:hyperlink w:history="1" r:id="rIdphcaarxa05mr2y_fy1cbq">
+            <w:hyperlink w:history="1" r:id="rId5aicmu9gcyfrzkuvdcstf">
               <w:r>
                 <w:rPr>
                   <w:rFonts w:ascii="Arial" w:cs="Arial" w:eastAsia="Arial" w:hAnsi="Arial"/>
@@ -18511,7 +18511,7 @@
             <w:pPr>
               <w:spacing w:after="20" w:before="0"/>
             </w:pPr>
-            <w:hyperlink w:history="1" r:id="rIdt-ybowbj094kvipz6ywki">
+            <w:hyperlink w:history="1" r:id="rId2tyenq-ehrkuggbjr4say">
               <w:r>
                 <w:rPr>
                   <w:rFonts w:ascii="Arial" w:cs="Arial" w:eastAsia="Arial" w:hAnsi="Arial"/>
@@ -18544,7 +18544,7 @@
               <w:spacing w:after="10" w:before="0"/>
               <w:ind w:left="120"/>
             </w:pPr>
-            <w:hyperlink w:history="1" r:id="rIdf3hrlhbcavksrwexwrbiu">
+            <w:hyperlink w:history="1" r:id="rIdb1r3hcjybufeknkoa_l5i">
               <w:r>
                 <w:rPr>
                   <w:rFonts w:ascii="Arial" w:cs="Arial" w:eastAsia="Arial" w:hAnsi="Arial"/>
@@ -18739,7 +18739,7 @@
             <w:pPr>
               <w:spacing w:after="20" w:before="0"/>
             </w:pPr>
-            <w:hyperlink w:history="1" r:id="rIduez0okazy-xbaapfkuyzq">
+            <w:hyperlink w:history="1" r:id="rIdu3a3l1zk0vrodt4_8knus">
               <w:r>
                 <w:rPr>
                   <w:rFonts w:ascii="Arial" w:cs="Arial" w:eastAsia="Arial" w:hAnsi="Arial"/>
@@ -18772,7 +18772,7 @@
               <w:spacing w:after="10" w:before="0"/>
               <w:ind w:left="120"/>
             </w:pPr>
-            <w:hyperlink w:history="1" r:id="rIdrysmoyiryisx84aaee8ll">
+            <w:hyperlink w:history="1" r:id="rId4g0l569mvjobcefc3zcye">
               <w:r>
                 <w:rPr>
                   <w:rFonts w:ascii="Arial" w:cs="Arial" w:eastAsia="Arial" w:hAnsi="Arial"/>
@@ -18817,7 +18817,7 @@
             <w:pPr>
               <w:spacing w:after="20" w:before="0"/>
             </w:pPr>
-            <w:hyperlink w:history="1" r:id="rIdcahof3ucdhzp95owyiss8">
+            <w:hyperlink w:history="1" r:id="rId4qgyx-xpdksx3qowa395r">
               <w:r>
                 <w:rPr>
                   <w:rFonts w:ascii="Arial" w:cs="Arial" w:eastAsia="Arial" w:hAnsi="Arial"/>
@@ -18850,7 +18850,7 @@
               <w:spacing w:after="10" w:before="0"/>
               <w:ind w:left="120"/>
             </w:pPr>
-            <w:hyperlink w:history="1" r:id="rIdrw1f64bg_pskoktyjnum6">
+            <w:hyperlink w:history="1" r:id="rId8aiybpbpt6tybuzko1dre">
               <w:r>
                 <w:rPr>
                   <w:rFonts w:ascii="Arial" w:cs="Arial" w:eastAsia="Arial" w:hAnsi="Arial"/>
@@ -19045,7 +19045,7 @@
             <w:pPr>
               <w:spacing w:after="20" w:before="0"/>
             </w:pPr>
-            <w:hyperlink w:history="1" r:id="rIdd_l7um-bppfgf8dw3cqvt">
+            <w:hyperlink w:history="1" r:id="rId0jijykwi7oq4ve7wfo7n9">
               <w:r>
                 <w:rPr>
                   <w:rFonts w:ascii="Arial" w:cs="Arial" w:eastAsia="Arial" w:hAnsi="Arial"/>
@@ -19078,7 +19078,7 @@
               <w:spacing w:after="10" w:before="0"/>
               <w:ind w:left="120"/>
             </w:pPr>
-            <w:hyperlink w:history="1" r:id="rIdqjfg6qgos1wmhg5tyjhed">
+            <w:hyperlink w:history="1" r:id="rIdeggcgi-enltaiuhmdfr05">
               <w:r>
                 <w:rPr>
                   <w:rFonts w:ascii="Arial" w:cs="Arial" w:eastAsia="Arial" w:hAnsi="Arial"/>
@@ -19123,7 +19123,7 @@
             <w:pPr>
               <w:spacing w:after="20" w:before="0"/>
             </w:pPr>
-            <w:hyperlink w:history="1" r:id="rIdwg7etvtio-acdlchjzxrg">
+            <w:hyperlink w:history="1" r:id="rId_z6de7-x51bsjzkhajsg5">
               <w:r>
                 <w:rPr>
                   <w:rFonts w:ascii="Arial" w:cs="Arial" w:eastAsia="Arial" w:hAnsi="Arial"/>
@@ -19156,7 +19156,7 @@
               <w:spacing w:after="10" w:before="0"/>
               <w:ind w:left="120"/>
             </w:pPr>
-            <w:hyperlink w:history="1" r:id="rIdfrcpobsatfaj5dwwnt3dn">
+            <w:hyperlink w:history="1" r:id="rIdr9rad3e7jq50-x0sd9-bq">
               <w:r>
                 <w:rPr>
                   <w:rFonts w:ascii="Arial" w:cs="Arial" w:eastAsia="Arial" w:hAnsi="Arial"/>
@@ -19351,7 +19351,7 @@
             <w:pPr>
               <w:spacing w:after="20" w:before="0"/>
             </w:pPr>
-            <w:hyperlink w:history="1" r:id="rIdtjuamm4unbqggzisgvhdn">
+            <w:hyperlink w:history="1" r:id="rIdqkpysh9l4s6umgqzw30cm">
               <w:r>
                 <w:rPr>
                   <w:rFonts w:ascii="Arial" w:cs="Arial" w:eastAsia="Arial" w:hAnsi="Arial"/>
@@ -19384,7 +19384,7 @@
               <w:spacing w:after="10" w:before="0"/>
               <w:ind w:left="120"/>
             </w:pPr>
-            <w:hyperlink w:history="1" r:id="rIdpbavovtwtgw95c8ptnig9">
+            <w:hyperlink w:history="1" r:id="rIdvpwrhwogeqgqvbsavitpo">
               <w:r>
                 <w:rPr>
                   <w:rFonts w:ascii="Arial" w:cs="Arial" w:eastAsia="Arial" w:hAnsi="Arial"/>
@@ -19429,7 +19429,7 @@
             <w:pPr>
               <w:spacing w:after="20" w:before="0"/>
             </w:pPr>
-            <w:hyperlink w:history="1" r:id="rIdrqoeyjwasodzg6ku3n5g1">
+            <w:hyperlink w:history="1" r:id="rIdg8mylid2eh3-eipltyzqx">
               <w:r>
                 <w:rPr>
                   <w:rFonts w:ascii="Arial" w:cs="Arial" w:eastAsia="Arial" w:hAnsi="Arial"/>
@@ -19462,7 +19462,7 @@
               <w:spacing w:after="10" w:before="0"/>
               <w:ind w:left="120"/>
             </w:pPr>
-            <w:hyperlink w:history="1" r:id="rIdmgke_9g1zel_etqx3ical">
+            <w:hyperlink w:history="1" r:id="rIdjqqoei9sflb3i2murbuvp">
               <w:r>
                 <w:rPr>
                   <w:rFonts w:ascii="Arial" w:cs="Arial" w:eastAsia="Arial" w:hAnsi="Arial"/>
@@ -19657,7 +19657,7 @@
             <w:pPr>
               <w:spacing w:after="20" w:before="0"/>
             </w:pPr>
-            <w:hyperlink w:history="1" r:id="rIdbqdo-bwkkzswgmdv-zazm">
+            <w:hyperlink w:history="1" r:id="rIdjxhg5qup9fkpbllrzp44w">
               <w:r>
                 <w:rPr>
                   <w:rFonts w:ascii="Arial" w:cs="Arial" w:eastAsia="Arial" w:hAnsi="Arial"/>
@@ -19690,7 +19690,7 @@
               <w:spacing w:after="10" w:before="0"/>
               <w:ind w:left="120"/>
             </w:pPr>
-            <w:hyperlink w:history="1" r:id="rIdw5mgz2ycaf3qhjzwxzvdw">
+            <w:hyperlink w:history="1" r:id="rIdhcernvwpjs0vd9w0gw7_h">
               <w:r>
                 <w:rPr>
                   <w:rFonts w:ascii="Arial" w:cs="Arial" w:eastAsia="Arial" w:hAnsi="Arial"/>
@@ -19735,7 +19735,7 @@
             <w:pPr>
               <w:spacing w:after="20" w:before="0"/>
             </w:pPr>
-            <w:hyperlink w:history="1" r:id="rIdfug8f4wpakol6uweogvwu">
+            <w:hyperlink w:history="1" r:id="rIdf0mypucued3llyqgj7q8o">
               <w:r>
                 <w:rPr>
                   <w:rFonts w:ascii="Arial" w:cs="Arial" w:eastAsia="Arial" w:hAnsi="Arial"/>
@@ -19768,7 +19768,7 @@
               <w:spacing w:after="10" w:before="0"/>
               <w:ind w:left="120"/>
             </w:pPr>
-            <w:hyperlink w:history="1" r:id="rIdahq6y3clbijg3elqyg_mw">
+            <w:hyperlink w:history="1" r:id="rIdvyehz8omsge78rox946xc">
               <w:r>
                 <w:rPr>
                   <w:rFonts w:ascii="Arial" w:cs="Arial" w:eastAsia="Arial" w:hAnsi="Arial"/>
@@ -20394,7 +20394,7 @@
         </w:rPr>
         <w:t xml:space="preserve">© 2026 SeaVuria and ARES. Aligned with KICD objectives. Developed by SeaVuria; technical implementation by ARES (with AI assistance from Claude). Licensed under </w:t>
       </w:r>
-      <w:hyperlink w:history="1" r:id="rIdpywqz7oohebw9q9wilqr0">
+      <w:hyperlink w:history="1" r:id="rIdg387qt7p63qmwimwgu-c8">
         <w:r>
           <w:rPr>
             <w:rFonts w:ascii="Arial" w:cs="Arial" w:eastAsia="Arial" w:hAnsi="Arial"/>
@@ -20415,7 +20415,7 @@
         </w:rPr>
         <w:t xml:space="preserve"> (</w:t>
       </w:r>
-      <w:hyperlink w:history="1" r:id="rIdstvi5dfokqwvtpg6tezus">
+      <w:hyperlink w:history="1" r:id="rIdxvaylmrbfdgxgkjkzng8o">
         <w:r>
           <w:rPr>
             <w:rFonts w:ascii="Arial" w:cs="Arial" w:eastAsia="Arial" w:hAnsi="Arial"/>
@@ -21428,7 +21428,7 @@
             <w:pPr>
               <w:spacing w:after="20" w:before="0"/>
             </w:pPr>
-            <w:hyperlink w:history="1" r:id="rIdwmsp3hwtx58tmsh2zzgr4">
+            <w:hyperlink w:history="1" r:id="rIdmpuztoxaa9umzno1bga2q">
               <w:r>
                 <w:rPr>
                   <w:rFonts w:ascii="Arial" w:cs="Arial" w:eastAsia="Arial" w:hAnsi="Arial"/>
@@ -21461,7 +21461,7 @@
               <w:spacing w:after="10" w:before="0"/>
               <w:ind w:left="120"/>
             </w:pPr>
-            <w:hyperlink w:history="1" r:id="rIdcd1pcouwsk-b2gm7elwl3">
+            <w:hyperlink w:history="1" r:id="rIdz8gllyio0mqa04p4ty2y9">
               <w:r>
                 <w:rPr>
                   <w:rFonts w:ascii="Arial" w:cs="Arial" w:eastAsia="Arial" w:hAnsi="Arial"/>
@@ -21506,7 +21506,7 @@
             <w:pPr>
               <w:spacing w:after="20" w:before="0"/>
             </w:pPr>
-            <w:hyperlink w:history="1" r:id="rIdcn_zqmw3utysfwk1y03c5">
+            <w:hyperlink w:history="1" r:id="rIddh-eavqiiowiqydmdowh8">
               <w:r>
                 <w:rPr>
                   <w:rFonts w:ascii="Arial" w:cs="Arial" w:eastAsia="Arial" w:hAnsi="Arial"/>
@@ -21539,7 +21539,7 @@
               <w:spacing w:after="10" w:before="0"/>
               <w:ind w:left="120"/>
             </w:pPr>
-            <w:hyperlink w:history="1" r:id="rIdqfcrr9m-kufj7qaac3caw">
+            <w:hyperlink w:history="1" r:id="rIdymsfv9xfdusvxfjxusozk">
               <w:r>
                 <w:rPr>
                   <w:rFonts w:ascii="Arial" w:cs="Arial" w:eastAsia="Arial" w:hAnsi="Arial"/>
@@ -21734,7 +21734,7 @@
             <w:pPr>
               <w:spacing w:after="20" w:before="0"/>
             </w:pPr>
-            <w:hyperlink w:history="1" r:id="rIdnx9hn_cwj8kpacgdbpna7">
+            <w:hyperlink w:history="1" r:id="rIdtifk5kkeqktqs_aefchdv">
               <w:r>
                 <w:rPr>
                   <w:rFonts w:ascii="Arial" w:cs="Arial" w:eastAsia="Arial" w:hAnsi="Arial"/>
@@ -21767,7 +21767,7 @@
               <w:spacing w:after="10" w:before="0"/>
               <w:ind w:left="120"/>
             </w:pPr>
-            <w:hyperlink w:history="1" r:id="rIdmnz2wksysv9jncktohmyv">
+            <w:hyperlink w:history="1" r:id="rIdq8-_eg9bukdli2gnhgeif">
               <w:r>
                 <w:rPr>
                   <w:rFonts w:ascii="Arial" w:cs="Arial" w:eastAsia="Arial" w:hAnsi="Arial"/>
@@ -21812,7 +21812,7 @@
             <w:pPr>
               <w:spacing w:after="20" w:before="0"/>
             </w:pPr>
-            <w:hyperlink w:history="1" r:id="rId77ptm_6fltg0lg0btnicg">
+            <w:hyperlink w:history="1" r:id="rIdlq8r3ydxppoe23b8fun7i">
               <w:r>
                 <w:rPr>
                   <w:rFonts w:ascii="Arial" w:cs="Arial" w:eastAsia="Arial" w:hAnsi="Arial"/>
@@ -21845,7 +21845,7 @@
               <w:spacing w:after="10" w:before="0"/>
               <w:ind w:left="120"/>
             </w:pPr>
-            <w:hyperlink w:history="1" r:id="rIdltne-uzm87ug0ahoz0ewo">
+            <w:hyperlink w:history="1" r:id="rIdfnjbmtd2gcymdpgwualik">
               <w:r>
                 <w:rPr>
                   <w:rFonts w:ascii="Arial" w:cs="Arial" w:eastAsia="Arial" w:hAnsi="Arial"/>
@@ -22040,7 +22040,7 @@
             <w:pPr>
               <w:spacing w:after="20" w:before="0"/>
             </w:pPr>
-            <w:hyperlink w:history="1" r:id="rId7hyxfggis1lnb-oltrucz">
+            <w:hyperlink w:history="1" r:id="rIdjj3milojdcsmdwehss4ys">
               <w:r>
                 <w:rPr>
                   <w:rFonts w:ascii="Arial" w:cs="Arial" w:eastAsia="Arial" w:hAnsi="Arial"/>
@@ -22089,7 +22089,7 @@
               <w:spacing w:after="10" w:before="0"/>
               <w:ind w:left="120"/>
             </w:pPr>
-            <w:hyperlink w:history="1" r:id="rIdsfeqhrqk1djkbwsjvmijs">
+            <w:hyperlink w:history="1" r:id="rIduuqwpictnfhtpgvjhsvwj">
               <w:r>
                 <w:rPr>
                   <w:rFonts w:ascii="Arial" w:cs="Arial" w:eastAsia="Arial" w:hAnsi="Arial"/>
@@ -22134,7 +22134,7 @@
             <w:pPr>
               <w:spacing w:after="20" w:before="0"/>
             </w:pPr>
-            <w:hyperlink w:history="1" r:id="rId3cgun04lfiyhde2ufagoz">
+            <w:hyperlink w:history="1" r:id="rIdmm4x00sw_k0x8r7hitbk1">
               <w:r>
                 <w:rPr>
                   <w:rFonts w:ascii="Arial" w:cs="Arial" w:eastAsia="Arial" w:hAnsi="Arial"/>
@@ -22167,7 +22167,7 @@
               <w:spacing w:after="10" w:before="0"/>
               <w:ind w:left="120"/>
             </w:pPr>
-            <w:hyperlink w:history="1" r:id="rIdxod7q4woz2bvjqfchej_p">
+            <w:hyperlink w:history="1" r:id="rIdvqczfiz7gcgndrcqwfuhl">
               <w:r>
                 <w:rPr>
                   <w:rFonts w:ascii="Arial" w:cs="Arial" w:eastAsia="Arial" w:hAnsi="Arial"/>
@@ -22362,7 +22362,7 @@
             <w:pPr>
               <w:spacing w:after="20" w:before="0"/>
             </w:pPr>
-            <w:hyperlink w:history="1" r:id="rIdime-o1k0pmxucnclw1dim">
+            <w:hyperlink w:history="1" r:id="rIdoimwurwk5p1fferjtldcv">
               <w:r>
                 <w:rPr>
                   <w:rFonts w:ascii="Arial" w:cs="Arial" w:eastAsia="Arial" w:hAnsi="Arial"/>
@@ -22411,7 +22411,7 @@
               <w:spacing w:after="10" w:before="0"/>
               <w:ind w:left="120"/>
             </w:pPr>
-            <w:hyperlink w:history="1" r:id="rIdezq3-10tpzqoownmnaykg">
+            <w:hyperlink w:history="1" r:id="rIde94beqead1kr2ha_sw6tl">
               <w:r>
                 <w:rPr>
                   <w:rFonts w:ascii="Arial" w:cs="Arial" w:eastAsia="Arial" w:hAnsi="Arial"/>
@@ -22456,7 +22456,7 @@
             <w:pPr>
               <w:spacing w:after="20" w:before="0"/>
             </w:pPr>
-            <w:hyperlink w:history="1" r:id="rIdnnakify3f3en8mmg0uyf6">
+            <w:hyperlink w:history="1" r:id="rIdn2oy0i-wxmo4vfko8ohvd">
               <w:r>
                 <w:rPr>
                   <w:rFonts w:ascii="Arial" w:cs="Arial" w:eastAsia="Arial" w:hAnsi="Arial"/>
@@ -22489,7 +22489,7 @@
               <w:spacing w:after="10" w:before="0"/>
               <w:ind w:left="120"/>
             </w:pPr>
-            <w:hyperlink w:history="1" r:id="rIdb_ladkdn0zehnm0zjjfcq">
+            <w:hyperlink w:history="1" r:id="rIdvysreyhngmq0cbbtov7go">
               <w:r>
                 <w:rPr>
                   <w:rFonts w:ascii="Arial" w:cs="Arial" w:eastAsia="Arial" w:hAnsi="Arial"/>
@@ -22684,7 +22684,7 @@
             <w:pPr>
               <w:spacing w:after="20" w:before="0"/>
             </w:pPr>
-            <w:hyperlink w:history="1" r:id="rId82j2oejhutpbth4mla46o">
+            <w:hyperlink w:history="1" r:id="rIdmojbe0iasrlqncpgeskvo">
               <w:r>
                 <w:rPr>
                   <w:rFonts w:ascii="Arial" w:cs="Arial" w:eastAsia="Arial" w:hAnsi="Arial"/>
@@ -22717,7 +22717,7 @@
               <w:spacing w:after="10" w:before="0"/>
               <w:ind w:left="120"/>
             </w:pPr>
-            <w:hyperlink w:history="1" r:id="rIdz7e6cqzuu69cyk9hkctqn">
+            <w:hyperlink w:history="1" r:id="rIdaahsbbddnv03qwqhed3b7">
               <w:r>
                 <w:rPr>
                   <w:rFonts w:ascii="Arial" w:cs="Arial" w:eastAsia="Arial" w:hAnsi="Arial"/>
@@ -22762,7 +22762,7 @@
             <w:pPr>
               <w:spacing w:after="20" w:before="0"/>
             </w:pPr>
-            <w:hyperlink w:history="1" r:id="rIdbuodpu9hasscmkyk_w7mx">
+            <w:hyperlink w:history="1" r:id="rIdnyptpsnjauybwc9xtsqz0">
               <w:r>
                 <w:rPr>
                   <w:rFonts w:ascii="Arial" w:cs="Arial" w:eastAsia="Arial" w:hAnsi="Arial"/>
@@ -22811,7 +22811,7 @@
               <w:spacing w:after="10" w:before="0"/>
               <w:ind w:left="120"/>
             </w:pPr>
-            <w:hyperlink w:history="1" r:id="rIdbelzov73vhqnl2sqc9x1d">
+            <w:hyperlink w:history="1" r:id="rIdwa66uhttx9dp9z6gxxdo2">
               <w:r>
                 <w:rPr>
                   <w:rFonts w:ascii="Arial" w:cs="Arial" w:eastAsia="Arial" w:hAnsi="Arial"/>
@@ -23437,7 +23437,7 @@
         </w:rPr>
         <w:t xml:space="preserve">© 2026 SeaVuria and ARES. Aligned with KICD objectives. Developed by SeaVuria; technical implementation by ARES (with AI assistance from Claude). Licensed under </w:t>
       </w:r>
-      <w:hyperlink w:history="1" r:id="rId_e9eph2-rnv2fhxhajr48">
+      <w:hyperlink w:history="1" r:id="rIdrviyrkgujlhf0d6cs1fhs">
         <w:r>
           <w:rPr>
             <w:rFonts w:ascii="Arial" w:cs="Arial" w:eastAsia="Arial" w:hAnsi="Arial"/>
@@ -23458,7 +23458,7 @@
         </w:rPr>
         <w:t xml:space="preserve"> (</w:t>
       </w:r>
-      <w:hyperlink w:history="1" r:id="rIdvkvusvg-vihpi3w6awps3">
+      <w:hyperlink w:history="1" r:id="rId4llhwtjcic2phtrlqoqyh">
         <w:r>
           <w:rPr>
             <w:rFonts w:ascii="Arial" w:cs="Arial" w:eastAsia="Arial" w:hAnsi="Arial"/>
@@ -24471,7 +24471,7 @@
             <w:pPr>
               <w:spacing w:after="20" w:before="0"/>
             </w:pPr>
-            <w:hyperlink w:history="1" r:id="rIdvkhflvwxoymcmkxyrzgxk">
+            <w:hyperlink w:history="1" r:id="rIdqma0tsn9bj8ircxbepjks">
               <w:r>
                 <w:rPr>
                   <w:rFonts w:ascii="Arial" w:cs="Arial" w:eastAsia="Arial" w:hAnsi="Arial"/>
@@ -24504,7 +24504,7 @@
               <w:spacing w:after="10" w:before="0"/>
               <w:ind w:left="120"/>
             </w:pPr>
-            <w:hyperlink w:history="1" r:id="rIdqhdplc3xqb1qbhpqxtr1h">
+            <w:hyperlink w:history="1" r:id="rIdplbbq72k7swm-eb58dxnh">
               <w:r>
                 <w:rPr>
                   <w:rFonts w:ascii="Arial" w:cs="Arial" w:eastAsia="Arial" w:hAnsi="Arial"/>
@@ -24549,7 +24549,7 @@
             <w:pPr>
               <w:spacing w:after="20" w:before="0"/>
             </w:pPr>
-            <w:hyperlink w:history="1" r:id="rIdafv8__xz1kzlo5gfwigut">
+            <w:hyperlink w:history="1" r:id="rIdcjwcetekwps0rj35ku8xy">
               <w:r>
                 <w:rPr>
                   <w:rFonts w:ascii="Arial" w:cs="Arial" w:eastAsia="Arial" w:hAnsi="Arial"/>
@@ -24582,7 +24582,7 @@
               <w:spacing w:after="10" w:before="0"/>
               <w:ind w:left="120"/>
             </w:pPr>
-            <w:hyperlink w:history="1" r:id="rIdsw6zfnviprpxiekp7d0id">
+            <w:hyperlink w:history="1" r:id="rIdyhp19exedf3bnzn_lkths">
               <w:r>
                 <w:rPr>
                   <w:rFonts w:ascii="Arial" w:cs="Arial" w:eastAsia="Arial" w:hAnsi="Arial"/>
@@ -24777,7 +24777,7 @@
             <w:pPr>
               <w:spacing w:after="20" w:before="0"/>
             </w:pPr>
-            <w:hyperlink w:history="1" r:id="rIdn3a49wo8jq6cothdvsca1">
+            <w:hyperlink w:history="1" r:id="rIdoec9hohbq4j5unjghc5uh">
               <w:r>
                 <w:rPr>
                   <w:rFonts w:ascii="Arial" w:cs="Arial" w:eastAsia="Arial" w:hAnsi="Arial"/>
@@ -24810,7 +24810,7 @@
               <w:spacing w:after="10" w:before="0"/>
               <w:ind w:left="120"/>
             </w:pPr>
-            <w:hyperlink w:history="1" r:id="rIdhpbwacokqnykn54bosuxz">
+            <w:hyperlink w:history="1" r:id="rIdiwfi0v9ttdltf5e9wt1oc">
               <w:r>
                 <w:rPr>
                   <w:rFonts w:ascii="Arial" w:cs="Arial" w:eastAsia="Arial" w:hAnsi="Arial"/>
@@ -24855,7 +24855,7 @@
             <w:pPr>
               <w:spacing w:after="20" w:before="0"/>
             </w:pPr>
-            <w:hyperlink w:history="1" r:id="rIdabqt2-6563gpuipfw2jwi">
+            <w:hyperlink w:history="1" r:id="rIdmamyuzylkuiclnha0wfca">
               <w:r>
                 <w:rPr>
                   <w:rFonts w:ascii="Arial" w:cs="Arial" w:eastAsia="Arial" w:hAnsi="Arial"/>
@@ -24888,7 +24888,7 @@
               <w:spacing w:after="10" w:before="0"/>
               <w:ind w:left="120"/>
             </w:pPr>
-            <w:hyperlink w:history="1" r:id="rIdrlocvmimtyizvqgm3l_f2">
+            <w:hyperlink w:history="1" r:id="rIddjr-vivvmmhxmku8whpkw">
               <w:r>
                 <w:rPr>
                   <w:rFonts w:ascii="Arial" w:cs="Arial" w:eastAsia="Arial" w:hAnsi="Arial"/>
@@ -25083,7 +25083,7 @@
             <w:pPr>
               <w:spacing w:after="20" w:before="0"/>
             </w:pPr>
-            <w:hyperlink w:history="1" r:id="rIdmpbyozcyrl-bcp1mfq3aj">
+            <w:hyperlink w:history="1" r:id="rId3s2fqbogzo9_y98afl6mf">
               <w:r>
                 <w:rPr>
                   <w:rFonts w:ascii="Arial" w:cs="Arial" w:eastAsia="Arial" w:hAnsi="Arial"/>
@@ -25116,7 +25116,7 @@
               <w:spacing w:after="10" w:before="0"/>
               <w:ind w:left="120"/>
             </w:pPr>
-            <w:hyperlink w:history="1" r:id="rIdhxhydqhio3zttmckslunp">
+            <w:hyperlink w:history="1" r:id="rId5shevxxbl9ikqf4xk0scs">
               <w:r>
                 <w:rPr>
                   <w:rFonts w:ascii="Arial" w:cs="Arial" w:eastAsia="Arial" w:hAnsi="Arial"/>
@@ -25161,7 +25161,7 @@
             <w:pPr>
               <w:spacing w:after="20" w:before="0"/>
             </w:pPr>
-            <w:hyperlink w:history="1" r:id="rIdyqgdy6qvdsb86q_iz27ds">
+            <w:hyperlink w:history="1" r:id="rIdgzwwf6lwlh_jrf6r97i2d">
               <w:r>
                 <w:rPr>
                   <w:rFonts w:ascii="Arial" w:cs="Arial" w:eastAsia="Arial" w:hAnsi="Arial"/>
@@ -25210,7 +25210,7 @@
               <w:spacing w:after="10" w:before="0"/>
               <w:ind w:left="120"/>
             </w:pPr>
-            <w:hyperlink w:history="1" r:id="rIdr2j5wjbv7cxrrv3mnhhyy">
+            <w:hyperlink w:history="1" r:id="rIdvpwkbrhzsynjsqup_rgdl">
               <w:r>
                 <w:rPr>
                   <w:rFonts w:ascii="Arial" w:cs="Arial" w:eastAsia="Arial" w:hAnsi="Arial"/>
@@ -25405,7 +25405,7 @@
             <w:pPr>
               <w:spacing w:after="20" w:before="0"/>
             </w:pPr>
-            <w:hyperlink w:history="1" r:id="rIdsvpgqk2nmz2xw5txpo2n9">
+            <w:hyperlink w:history="1" r:id="rIdzfi9nunnkw3bmhut36poi">
               <w:r>
                 <w:rPr>
                   <w:rFonts w:ascii="Arial" w:cs="Arial" w:eastAsia="Arial" w:hAnsi="Arial"/>
@@ -25438,7 +25438,7 @@
               <w:spacing w:after="10" w:before="0"/>
               <w:ind w:left="120"/>
             </w:pPr>
-            <w:hyperlink w:history="1" r:id="rIdwhiww_9ahtqt2xjlhswu9">
+            <w:hyperlink w:history="1" r:id="rIdbifskyyb579np4ryqmzia">
               <w:r>
                 <w:rPr>
                   <w:rFonts w:ascii="Arial" w:cs="Arial" w:eastAsia="Arial" w:hAnsi="Arial"/>
@@ -25483,7 +25483,7 @@
             <w:pPr>
               <w:spacing w:after="20" w:before="0"/>
             </w:pPr>
-            <w:hyperlink w:history="1" r:id="rIdc66migjsiv_avpgnpmd1p">
+            <w:hyperlink w:history="1" r:id="rIdfbp22aol0fo7d6mq85cde">
               <w:r>
                 <w:rPr>
                   <w:rFonts w:ascii="Arial" w:cs="Arial" w:eastAsia="Arial" w:hAnsi="Arial"/>
@@ -25532,7 +25532,7 @@
               <w:spacing w:after="10" w:before="0"/>
               <w:ind w:left="120"/>
             </w:pPr>
-            <w:hyperlink w:history="1" r:id="rIdwdcajq-qtw2bvuaawf5l6">
+            <w:hyperlink w:history="1" r:id="rId_houactumddnbjedim4tu">
               <w:r>
                 <w:rPr>
                   <w:rFonts w:ascii="Arial" w:cs="Arial" w:eastAsia="Arial" w:hAnsi="Arial"/>
@@ -25727,7 +25727,7 @@
             <w:pPr>
               <w:spacing w:after="20" w:before="0"/>
             </w:pPr>
-            <w:hyperlink w:history="1" r:id="rIddbmlgomr2g5fvd7vl8esm">
+            <w:hyperlink w:history="1" r:id="rIdhfya4sanz2r-qvoycdvwt">
               <w:r>
                 <w:rPr>
                   <w:rFonts w:ascii="Arial" w:cs="Arial" w:eastAsia="Arial" w:hAnsi="Arial"/>
@@ -25760,7 +25760,7 @@
               <w:spacing w:after="10" w:before="0"/>
               <w:ind w:left="120"/>
             </w:pPr>
-            <w:hyperlink w:history="1" r:id="rIdwsgcl0ghh7pe2d4zd1eea">
+            <w:hyperlink w:history="1" r:id="rIdmdz3e3jxav72yrgch3ral">
               <w:r>
                 <w:rPr>
                   <w:rFonts w:ascii="Arial" w:cs="Arial" w:eastAsia="Arial" w:hAnsi="Arial"/>
@@ -25805,7 +25805,7 @@
             <w:pPr>
               <w:spacing w:after="20" w:before="0"/>
             </w:pPr>
-            <w:hyperlink w:history="1" r:id="rIdq8j1ijmc2fikzynygplxw">
+            <w:hyperlink w:history="1" r:id="rIda-dksazjp2ewd_ue45poa">
               <w:r>
                 <w:rPr>
                   <w:rFonts w:ascii="Arial" w:cs="Arial" w:eastAsia="Arial" w:hAnsi="Arial"/>
@@ -25854,7 +25854,7 @@
               <w:spacing w:after="10" w:before="0"/>
               <w:ind w:left="120"/>
             </w:pPr>
-            <w:hyperlink w:history="1" r:id="rIdiuqs1aonjmhfhrjarwxfl">
+            <w:hyperlink w:history="1" r:id="rIdzn9lda5qnud3mbwutyp-p">
               <w:r>
                 <w:rPr>
                   <w:rFonts w:ascii="Arial" w:cs="Arial" w:eastAsia="Arial" w:hAnsi="Arial"/>
@@ -26594,7 +26594,7 @@
         </w:rPr>
         <w:t xml:space="preserve">© 2026 SeaVuria and ARES. Aligned with KICD objectives. Developed by SeaVuria; technical implementation by ARES (with AI assistance from Claude). Licensed under </w:t>
       </w:r>
-      <w:hyperlink w:history="1" r:id="rIdyqqi60gdanleyoepp3zb7">
+      <w:hyperlink w:history="1" r:id="rIdrg6fxpzxjspr2vh-zm4_7">
         <w:r>
           <w:rPr>
             <w:rFonts w:ascii="Arial" w:cs="Arial" w:eastAsia="Arial" w:hAnsi="Arial"/>
@@ -26615,7 +26615,7 @@
         </w:rPr>
         <w:t xml:space="preserve"> (</w:t>
       </w:r>
-      <w:hyperlink w:history="1" r:id="rIdq_8-hakzv-0lpekhsvcot">
+      <w:hyperlink w:history="1" r:id="rIdavpvhumjet7l68y0oari6">
         <w:r>
           <w:rPr>
             <w:rFonts w:ascii="Arial" w:cs="Arial" w:eastAsia="Arial" w:hAnsi="Arial"/>

--- a/data/outputs/v2/General_Science/SS2.2_Chemical_Families/General_Science_Chemical_Families_CBE_LessonSequence.docx
+++ b/data/outputs/v2/General_Science/SS2.2_Chemical_Families/General_Science_Chemical_Families_CBE_LessonSequence.docx
@@ -1953,7 +1953,7 @@
         </w:rPr>
         <w:t xml:space="preserve">© 2026 SeaVuria and ARES. This work is licensed under a </w:t>
       </w:r>
-      <w:hyperlink w:history="1" r:id="rIdq2f8hyv6c5zebcv9j2c0o">
+      <w:hyperlink w:history="1" r:id="rIdxypxiifyxd9f2ktlpnasa">
         <w:r>
           <w:rPr>
             <w:rFonts w:ascii="Arial" w:cs="Arial" w:eastAsia="Arial" w:hAnsi="Arial"/>
@@ -1973,7 +1973,7 @@
         </w:rPr>
         <w:t xml:space="preserve"> (</w:t>
       </w:r>
-      <w:hyperlink w:history="1" r:id="rIdfyr2jfmctcllx3ma0coy7">
+      <w:hyperlink w:history="1" r:id="rIdf0uhffi-zuf4nnb-ipp4w">
         <w:r>
           <w:rPr>
             <w:rFonts w:ascii="Arial" w:cs="Arial" w:eastAsia="Arial" w:hAnsi="Arial"/>
@@ -1993,7 +1993,7 @@
         </w:rPr>
         <w:t xml:space="preserve">). To view a copy of this license, visit </w:t>
       </w:r>
-      <w:hyperlink w:history="1" r:id="rIdre8bfue75syoa0pmqalj9">
+      <w:hyperlink w:history="1" r:id="rIdv0okkcrcoa42lu4hixqiw">
         <w:r>
           <w:rPr>
             <w:rFonts w:ascii="Arial" w:cs="Arial" w:eastAsia="Arial" w:hAnsi="Arial"/>
@@ -3005,7 +3005,7 @@
             <w:pPr>
               <w:spacing w:after="20" w:before="0"/>
             </w:pPr>
-            <w:hyperlink w:history="1" r:id="rIduxytiu42hpgotlvl_ctzp">
+            <w:hyperlink w:history="1" r:id="rIdb53y5j_znixys2-valifm">
               <w:r>
                 <w:rPr>
                   <w:rFonts w:ascii="Arial" w:cs="Arial" w:eastAsia="Arial" w:hAnsi="Arial"/>
@@ -3038,7 +3038,7 @@
               <w:spacing w:after="10" w:before="0"/>
               <w:ind w:left="120"/>
             </w:pPr>
-            <w:hyperlink w:history="1" r:id="rIditjlyam3ecmen8d3ilxng">
+            <w:hyperlink w:history="1" r:id="rId11cruphmtkohmbsxnvhff">
               <w:r>
                 <w:rPr>
                   <w:rFonts w:ascii="Arial" w:cs="Arial" w:eastAsia="Arial" w:hAnsi="Arial"/>
@@ -3083,7 +3083,7 @@
             <w:pPr>
               <w:spacing w:after="20" w:before="0"/>
             </w:pPr>
-            <w:hyperlink w:history="1" r:id="rIdxwecd_m1b9jx3thuogrqn">
+            <w:hyperlink w:history="1" r:id="rIdmygr6peqeabawalct7ip4">
               <w:r>
                 <w:rPr>
                   <w:rFonts w:ascii="Arial" w:cs="Arial" w:eastAsia="Arial" w:hAnsi="Arial"/>
@@ -3116,7 +3116,7 @@
               <w:spacing w:after="10" w:before="0"/>
               <w:ind w:left="120"/>
             </w:pPr>
-            <w:hyperlink w:history="1" r:id="rIdufgntdoloaxurbqfswfio">
+            <w:hyperlink w:history="1" r:id="rIdobuqoj-uyr0f87flvku06">
               <w:r>
                 <w:rPr>
                   <w:rFonts w:ascii="Arial" w:cs="Arial" w:eastAsia="Arial" w:hAnsi="Arial"/>
@@ -3311,7 +3311,7 @@
             <w:pPr>
               <w:spacing w:after="20" w:before="0"/>
             </w:pPr>
-            <w:hyperlink w:history="1" r:id="rIdjlw3tosgwr1o0pdzhfmz1">
+            <w:hyperlink w:history="1" r:id="rIdsqeb3n9mcgbxbupumomez">
               <w:r>
                 <w:rPr>
                   <w:rFonts w:ascii="Arial" w:cs="Arial" w:eastAsia="Arial" w:hAnsi="Arial"/>
@@ -3344,7 +3344,7 @@
               <w:spacing w:after="10" w:before="0"/>
               <w:ind w:left="120"/>
             </w:pPr>
-            <w:hyperlink w:history="1" r:id="rIdhebezfvp1ya1wsee_qswg">
+            <w:hyperlink w:history="1" r:id="rIdxyb5bjuoystmivusqyrtg">
               <w:r>
                 <w:rPr>
                   <w:rFonts w:ascii="Arial" w:cs="Arial" w:eastAsia="Arial" w:hAnsi="Arial"/>
@@ -3389,7 +3389,7 @@
             <w:pPr>
               <w:spacing w:after="20" w:before="0"/>
             </w:pPr>
-            <w:hyperlink w:history="1" r:id="rIddgnrzt67rsfn-v8ia9jnn">
+            <w:hyperlink w:history="1" r:id="rIdvjktovl4p0wypwvilxpft">
               <w:r>
                 <w:rPr>
                   <w:rFonts w:ascii="Arial" w:cs="Arial" w:eastAsia="Arial" w:hAnsi="Arial"/>
@@ -3422,7 +3422,7 @@
               <w:spacing w:after="10" w:before="0"/>
               <w:ind w:left="120"/>
             </w:pPr>
-            <w:hyperlink w:history="1" r:id="rIdqqaanjl-2vhi6nt-8vd7t">
+            <w:hyperlink w:history="1" r:id="rIdj5dqn7sesbodbnqft3xck">
               <w:r>
                 <w:rPr>
                   <w:rFonts w:ascii="Arial" w:cs="Arial" w:eastAsia="Arial" w:hAnsi="Arial"/>
@@ -3617,7 +3617,7 @@
             <w:pPr>
               <w:spacing w:after="20" w:before="0"/>
             </w:pPr>
-            <w:hyperlink w:history="1" r:id="rIddcqdxkjewztukg-ulatsy">
+            <w:hyperlink w:history="1" r:id="rIdejznbkvqvn_bo_oymx1uu">
               <w:r>
                 <w:rPr>
                   <w:rFonts w:ascii="Arial" w:cs="Arial" w:eastAsia="Arial" w:hAnsi="Arial"/>
@@ -3650,7 +3650,7 @@
               <w:spacing w:after="10" w:before="0"/>
               <w:ind w:left="120"/>
             </w:pPr>
-            <w:hyperlink w:history="1" r:id="rIdmsq9fomk0ypqcohhrskgl">
+            <w:hyperlink w:history="1" r:id="rIdcy_jfljlxsetgpdc6qwkk">
               <w:r>
                 <w:rPr>
                   <w:rFonts w:ascii="Arial" w:cs="Arial" w:eastAsia="Arial" w:hAnsi="Arial"/>
@@ -3695,7 +3695,7 @@
             <w:pPr>
               <w:spacing w:after="20" w:before="0"/>
             </w:pPr>
-            <w:hyperlink w:history="1" r:id="rIdy39lwehsl-uy7rjie_8tk">
+            <w:hyperlink w:history="1" r:id="rIdbat6a7tqmhjboskrwgif9">
               <w:r>
                 <w:rPr>
                   <w:rFonts w:ascii="Arial" w:cs="Arial" w:eastAsia="Arial" w:hAnsi="Arial"/>
@@ -3728,7 +3728,7 @@
               <w:spacing w:after="10" w:before="0"/>
               <w:ind w:left="120"/>
             </w:pPr>
-            <w:hyperlink w:history="1" r:id="rIdkt6yow2cbf9zgruw7xxet">
+            <w:hyperlink w:history="1" r:id="rId1iada_mi9jpbpyjnypxcj">
               <w:r>
                 <w:rPr>
                   <w:rFonts w:ascii="Arial" w:cs="Arial" w:eastAsia="Arial" w:hAnsi="Arial"/>
@@ -3923,7 +3923,7 @@
             <w:pPr>
               <w:spacing w:after="20" w:before="0"/>
             </w:pPr>
-            <w:hyperlink w:history="1" r:id="rId17li2nbqu7wtjmi8aphr8">
+            <w:hyperlink w:history="1" r:id="rIdmcevw0psj1kk8fbjcb7w7">
               <w:r>
                 <w:rPr>
                   <w:rFonts w:ascii="Arial" w:cs="Arial" w:eastAsia="Arial" w:hAnsi="Arial"/>
@@ -3956,7 +3956,7 @@
               <w:spacing w:after="10" w:before="0"/>
               <w:ind w:left="120"/>
             </w:pPr>
-            <w:hyperlink w:history="1" r:id="rIdnynlddhhasumtdxmzb7vw">
+            <w:hyperlink w:history="1" r:id="rIdp9zezorj85s9k3kfyz3w9">
               <w:r>
                 <w:rPr>
                   <w:rFonts w:ascii="Arial" w:cs="Arial" w:eastAsia="Arial" w:hAnsi="Arial"/>
@@ -4001,7 +4001,7 @@
             <w:pPr>
               <w:spacing w:after="20" w:before="0"/>
             </w:pPr>
-            <w:hyperlink w:history="1" r:id="rIdat2lrrdl8lxr57ordng97">
+            <w:hyperlink w:history="1" r:id="rIdvvsspxzor1kojlndzd3s5">
               <w:r>
                 <w:rPr>
                   <w:rFonts w:ascii="Arial" w:cs="Arial" w:eastAsia="Arial" w:hAnsi="Arial"/>
@@ -4034,7 +4034,7 @@
               <w:spacing w:after="10" w:before="0"/>
               <w:ind w:left="120"/>
             </w:pPr>
-            <w:hyperlink w:history="1" r:id="rId0i1zrmnuswwaniee_ysvc">
+            <w:hyperlink w:history="1" r:id="rIdxbyzziexdtl-ggdyi3-q2">
               <w:r>
                 <w:rPr>
                   <w:rFonts w:ascii="Arial" w:cs="Arial" w:eastAsia="Arial" w:hAnsi="Arial"/>
@@ -4229,7 +4229,7 @@
             <w:pPr>
               <w:spacing w:after="20" w:before="0"/>
             </w:pPr>
-            <w:hyperlink w:history="1" r:id="rIdnbjrhwcwwb5yhf4a9szlq">
+            <w:hyperlink w:history="1" r:id="rIdvwptyapycz5oynploqsnp">
               <w:r>
                 <w:rPr>
                   <w:rFonts w:ascii="Arial" w:cs="Arial" w:eastAsia="Arial" w:hAnsi="Arial"/>
@@ -4278,7 +4278,7 @@
               <w:spacing w:after="10" w:before="0"/>
               <w:ind w:left="120"/>
             </w:pPr>
-            <w:hyperlink w:history="1" r:id="rId1y1b3wbcbihjokwx3toyv">
+            <w:hyperlink w:history="1" r:id="rIdlpxx2qyafb-_9myfjqeqp">
               <w:r>
                 <w:rPr>
                   <w:rFonts w:ascii="Arial" w:cs="Arial" w:eastAsia="Arial" w:hAnsi="Arial"/>
@@ -4323,7 +4323,7 @@
             <w:pPr>
               <w:spacing w:after="20" w:before="0"/>
             </w:pPr>
-            <w:hyperlink w:history="1" r:id="rIdldtjvffeivh1_8cywejkt">
+            <w:hyperlink w:history="1" r:id="rIdvccrf-tjlyqphaafzrqup">
               <w:r>
                 <w:rPr>
                   <w:rFonts w:ascii="Arial" w:cs="Arial" w:eastAsia="Arial" w:hAnsi="Arial"/>
@@ -4356,7 +4356,7 @@
               <w:spacing w:after="10" w:before="0"/>
               <w:ind w:left="120"/>
             </w:pPr>
-            <w:hyperlink w:history="1" r:id="rId8pbn8q9cwjczzxvu4wwl4">
+            <w:hyperlink w:history="1" r:id="rId5pthhoghjoxys6t_ad70w">
               <w:r>
                 <w:rPr>
                   <w:rFonts w:ascii="Arial" w:cs="Arial" w:eastAsia="Arial" w:hAnsi="Arial"/>
@@ -4868,7 +4868,7 @@
         </w:rPr>
         <w:t xml:space="preserve">© 2026 SeaVuria and ARES. Aligned with KICD objectives. Developed by SeaVuria; technical implementation by ARES (with AI assistance from Claude). Licensed under </w:t>
       </w:r>
-      <w:hyperlink w:history="1" r:id="rIdlwoahwd7gcpnixz9uidfj">
+      <w:hyperlink w:history="1" r:id="rIdrdkqpuyow8ipg2etm8wos">
         <w:r>
           <w:rPr>
             <w:rFonts w:ascii="Arial" w:cs="Arial" w:eastAsia="Arial" w:hAnsi="Arial"/>
@@ -4889,7 +4889,7 @@
         </w:rPr>
         <w:t xml:space="preserve"> (</w:t>
       </w:r>
-      <w:hyperlink w:history="1" r:id="rIdtdh6n_wdgs6lfu3zm_atf">
+      <w:hyperlink w:history="1" r:id="rId9ks4w-w9m7mywq5k9kw1j">
         <w:r>
           <w:rPr>
             <w:rFonts w:ascii="Arial" w:cs="Arial" w:eastAsia="Arial" w:hAnsi="Arial"/>
@@ -5902,7 +5902,7 @@
             <w:pPr>
               <w:spacing w:after="20" w:before="0"/>
             </w:pPr>
-            <w:hyperlink w:history="1" r:id="rIdfs4g3gocmwmu673q1ax-b">
+            <w:hyperlink w:history="1" r:id="rId9-p58yc0kdg7rq8oc3h3m">
               <w:r>
                 <w:rPr>
                   <w:rFonts w:ascii="Arial" w:cs="Arial" w:eastAsia="Arial" w:hAnsi="Arial"/>
@@ -5935,7 +5935,7 @@
               <w:spacing w:after="10" w:before="0"/>
               <w:ind w:left="120"/>
             </w:pPr>
-            <w:hyperlink w:history="1" r:id="rIdomjlnxqk8g_99oxnkcts3">
+            <w:hyperlink w:history="1" r:id="rId908scy0tg4wh442-qpmhv">
               <w:r>
                 <w:rPr>
                   <w:rFonts w:ascii="Arial" w:cs="Arial" w:eastAsia="Arial" w:hAnsi="Arial"/>
@@ -5980,7 +5980,7 @@
             <w:pPr>
               <w:spacing w:after="20" w:before="0"/>
             </w:pPr>
-            <w:hyperlink w:history="1" r:id="rIdsdbptfdxr8y7zh4ftisqw">
+            <w:hyperlink w:history="1" r:id="rIddyedmurimevksur5bvtsh">
               <w:r>
                 <w:rPr>
                   <w:rFonts w:ascii="Arial" w:cs="Arial" w:eastAsia="Arial" w:hAnsi="Arial"/>
@@ -6013,7 +6013,7 @@
               <w:spacing w:after="10" w:before="0"/>
               <w:ind w:left="120"/>
             </w:pPr>
-            <w:hyperlink w:history="1" r:id="rIdzuwizrlo7hlkutrj5ddz1">
+            <w:hyperlink w:history="1" r:id="rIdn9o06ptis0p3x67thqmfy">
               <w:r>
                 <w:rPr>
                   <w:rFonts w:ascii="Arial" w:cs="Arial" w:eastAsia="Arial" w:hAnsi="Arial"/>
@@ -6208,7 +6208,7 @@
             <w:pPr>
               <w:spacing w:after="20" w:before="0"/>
             </w:pPr>
-            <w:hyperlink w:history="1" r:id="rIdwolivl2wapl7unowjqge7">
+            <w:hyperlink w:history="1" r:id="rIdd4hdtvtnkn7wfjxvgx2em">
               <w:r>
                 <w:rPr>
                   <w:rFonts w:ascii="Arial" w:cs="Arial" w:eastAsia="Arial" w:hAnsi="Arial"/>
@@ -6241,7 +6241,7 @@
               <w:spacing w:after="10" w:before="0"/>
               <w:ind w:left="120"/>
             </w:pPr>
-            <w:hyperlink w:history="1" r:id="rIdufj5zaaalft7pscbhs3ga">
+            <w:hyperlink w:history="1" r:id="rIdu3wsjkhqzl-82pgk-ygnv">
               <w:r>
                 <w:rPr>
                   <w:rFonts w:ascii="Arial" w:cs="Arial" w:eastAsia="Arial" w:hAnsi="Arial"/>
@@ -6286,7 +6286,7 @@
             <w:pPr>
               <w:spacing w:after="20" w:before="0"/>
             </w:pPr>
-            <w:hyperlink w:history="1" r:id="rIdeqmqjq7mliqpl3azrfeaj">
+            <w:hyperlink w:history="1" r:id="rIdwe8bokl24ykhwrx8lv1fb">
               <w:r>
                 <w:rPr>
                   <w:rFonts w:ascii="Arial" w:cs="Arial" w:eastAsia="Arial" w:hAnsi="Arial"/>
@@ -6319,7 +6319,7 @@
               <w:spacing w:after="10" w:before="0"/>
               <w:ind w:left="120"/>
             </w:pPr>
-            <w:hyperlink w:history="1" r:id="rIduvyegbx3av7aj5fmccjdi">
+            <w:hyperlink w:history="1" r:id="rIde50l9z_tf4nw4h_quxntb">
               <w:r>
                 <w:rPr>
                   <w:rFonts w:ascii="Arial" w:cs="Arial" w:eastAsia="Arial" w:hAnsi="Arial"/>
@@ -6514,7 +6514,7 @@
             <w:pPr>
               <w:spacing w:after="20" w:before="0"/>
             </w:pPr>
-            <w:hyperlink w:history="1" r:id="rIdw9ekgvujdcvg11j1r5pqj">
+            <w:hyperlink w:history="1" r:id="rIdvykiejnpvoer2mnailhun">
               <w:r>
                 <w:rPr>
                   <w:rFonts w:ascii="Arial" w:cs="Arial" w:eastAsia="Arial" w:hAnsi="Arial"/>
@@ -6563,7 +6563,7 @@
               <w:spacing w:after="10" w:before="0"/>
               <w:ind w:left="120"/>
             </w:pPr>
-            <w:hyperlink w:history="1" r:id="rIdmj6mjgiuutqfcxa63rpkz">
+            <w:hyperlink w:history="1" r:id="rId1s2upzh5i5zrq2kfqter_">
               <w:r>
                 <w:rPr>
                   <w:rFonts w:ascii="Arial" w:cs="Arial" w:eastAsia="Arial" w:hAnsi="Arial"/>
@@ -6608,7 +6608,7 @@
             <w:pPr>
               <w:spacing w:after="20" w:before="0"/>
             </w:pPr>
-            <w:hyperlink w:history="1" r:id="rIdkhhse3yr3se7ixg1egpwg">
+            <w:hyperlink w:history="1" r:id="rIdnvq6c0eaua3jhmxr88j-x">
               <w:r>
                 <w:rPr>
                   <w:rFonts w:ascii="Arial" w:cs="Arial" w:eastAsia="Arial" w:hAnsi="Arial"/>
@@ -6657,7 +6657,7 @@
               <w:spacing w:after="10" w:before="0"/>
               <w:ind w:left="120"/>
             </w:pPr>
-            <w:hyperlink w:history="1" r:id="rIdt-kjyg65wimizsa_vpvav">
+            <w:hyperlink w:history="1" r:id="rId6vrna6bxobag68cacs5by">
               <w:r>
                 <w:rPr>
                   <w:rFonts w:ascii="Arial" w:cs="Arial" w:eastAsia="Arial" w:hAnsi="Arial"/>
@@ -6852,7 +6852,7 @@
             <w:pPr>
               <w:spacing w:after="20" w:before="0"/>
             </w:pPr>
-            <w:hyperlink w:history="1" r:id="rIdduket1eaybklh8qnhjwfu">
+            <w:hyperlink w:history="1" r:id="rIdxgz2zjl1f1lns6odgwlny">
               <w:r>
                 <w:rPr>
                   <w:rFonts w:ascii="Arial" w:cs="Arial" w:eastAsia="Arial" w:hAnsi="Arial"/>
@@ -6901,7 +6901,7 @@
               <w:spacing w:after="10" w:before="0"/>
               <w:ind w:left="120"/>
             </w:pPr>
-            <w:hyperlink w:history="1" r:id="rIds-_pvrrgsghbtxt8xcgad">
+            <w:hyperlink w:history="1" r:id="rIdubu7inrslqmgthdhbkapi">
               <w:r>
                 <w:rPr>
                   <w:rFonts w:ascii="Arial" w:cs="Arial" w:eastAsia="Arial" w:hAnsi="Arial"/>
@@ -6946,7 +6946,7 @@
             <w:pPr>
               <w:spacing w:after="20" w:before="0"/>
             </w:pPr>
-            <w:hyperlink w:history="1" r:id="rIdunkj2f4uvbybbj6x80j88">
+            <w:hyperlink w:history="1" r:id="rIdsngqwtz4npdxhw0qqdimk">
               <w:r>
                 <w:rPr>
                   <w:rFonts w:ascii="Arial" w:cs="Arial" w:eastAsia="Arial" w:hAnsi="Arial"/>
@@ -6995,7 +6995,7 @@
               <w:spacing w:after="10" w:before="0"/>
               <w:ind w:left="120"/>
             </w:pPr>
-            <w:hyperlink w:history="1" r:id="rIdqmlly0pzuorhwroi41ja9">
+            <w:hyperlink w:history="1" r:id="rIdkljk6tbwv89ikzec4apwz">
               <w:r>
                 <w:rPr>
                   <w:rFonts w:ascii="Arial" w:cs="Arial" w:eastAsia="Arial" w:hAnsi="Arial"/>
@@ -7190,7 +7190,7 @@
             <w:pPr>
               <w:spacing w:after="20" w:before="0"/>
             </w:pPr>
-            <w:hyperlink w:history="1" r:id="rIdd6-ue4vvahcm__gunobqn">
+            <w:hyperlink w:history="1" r:id="rId3vqn1_mjibaey4ro8bnxu">
               <w:r>
                 <w:rPr>
                   <w:rFonts w:ascii="Arial" w:cs="Arial" w:eastAsia="Arial" w:hAnsi="Arial"/>
@@ -7239,7 +7239,7 @@
               <w:spacing w:after="10" w:before="0"/>
               <w:ind w:left="120"/>
             </w:pPr>
-            <w:hyperlink w:history="1" r:id="rIdngdixm9priee_xkyfj6dm">
+            <w:hyperlink w:history="1" r:id="rIdoalol65ca6tjfq9zhkdvt">
               <w:r>
                 <w:rPr>
                   <w:rFonts w:ascii="Arial" w:cs="Arial" w:eastAsia="Arial" w:hAnsi="Arial"/>
@@ -7284,7 +7284,7 @@
             <w:pPr>
               <w:spacing w:after="20" w:before="0"/>
             </w:pPr>
-            <w:hyperlink w:history="1" r:id="rIdnblo7xno8bg_nrhhjxr1m">
+            <w:hyperlink w:history="1" r:id="rIdjdb_tjwfhysua4fsrs3x-">
               <w:r>
                 <w:rPr>
                   <w:rFonts w:ascii="Arial" w:cs="Arial" w:eastAsia="Arial" w:hAnsi="Arial"/>
@@ -7333,7 +7333,7 @@
               <w:spacing w:after="10" w:before="0"/>
               <w:ind w:left="120"/>
             </w:pPr>
-            <w:hyperlink w:history="1" r:id="rId0w5icb7qd5yosjftgpsyn">
+            <w:hyperlink w:history="1" r:id="rId2imjddbkzbyzd5wke2esm">
               <w:r>
                 <w:rPr>
                   <w:rFonts w:ascii="Arial" w:cs="Arial" w:eastAsia="Arial" w:hAnsi="Arial"/>
@@ -7845,7 +7845,7 @@
         </w:rPr>
         <w:t xml:space="preserve">© 2026 SeaVuria and ARES. Aligned with KICD objectives. Developed by SeaVuria; technical implementation by ARES (with AI assistance from Claude). Licensed under </w:t>
       </w:r>
-      <w:hyperlink w:history="1" r:id="rIduiwj5ga4-4ntm9iywbwvx">
+      <w:hyperlink w:history="1" r:id="rIdhrdeupw3ec8j7mwipnck0">
         <w:r>
           <w:rPr>
             <w:rFonts w:ascii="Arial" w:cs="Arial" w:eastAsia="Arial" w:hAnsi="Arial"/>
@@ -7866,7 +7866,7 @@
         </w:rPr>
         <w:t xml:space="preserve"> (</w:t>
       </w:r>
-      <w:hyperlink w:history="1" r:id="rIdv8b3ltub7gvj3y9dfzbb8">
+      <w:hyperlink w:history="1" r:id="rIdtulpsbzufpzu4-z4iz7f3">
         <w:r>
           <w:rPr>
             <w:rFonts w:ascii="Arial" w:cs="Arial" w:eastAsia="Arial" w:hAnsi="Arial"/>
@@ -8879,7 +8879,7 @@
             <w:pPr>
               <w:spacing w:after="20" w:before="0"/>
             </w:pPr>
-            <w:hyperlink w:history="1" r:id="rIdbszhmu0590r_rx0mksm_b">
+            <w:hyperlink w:history="1" r:id="rIdkio5kbr5bzoprfm7mxmx3">
               <w:r>
                 <w:rPr>
                   <w:rFonts w:ascii="Arial" w:cs="Arial" w:eastAsia="Arial" w:hAnsi="Arial"/>
@@ -8912,7 +8912,7 @@
               <w:spacing w:after="10" w:before="0"/>
               <w:ind w:left="120"/>
             </w:pPr>
-            <w:hyperlink w:history="1" r:id="rIdx3orkmbhgyphpiiueaqz3">
+            <w:hyperlink w:history="1" r:id="rIdy8ad3u56imq2rjqoxw601">
               <w:r>
                 <w:rPr>
                   <w:rFonts w:ascii="Arial" w:cs="Arial" w:eastAsia="Arial" w:hAnsi="Arial"/>
@@ -8957,7 +8957,7 @@
             <w:pPr>
               <w:spacing w:after="20" w:before="0"/>
             </w:pPr>
-            <w:hyperlink w:history="1" r:id="rIdpuon92h3mf13ewn8phv2w">
+            <w:hyperlink w:history="1" r:id="rIdn_ec8pjkjqgm-umxalji5">
               <w:r>
                 <w:rPr>
                   <w:rFonts w:ascii="Arial" w:cs="Arial" w:eastAsia="Arial" w:hAnsi="Arial"/>
@@ -8990,7 +8990,7 @@
               <w:spacing w:after="10" w:before="0"/>
               <w:ind w:left="120"/>
             </w:pPr>
-            <w:hyperlink w:history="1" r:id="rId3wrnzh9z8kkr1st1b4ey3">
+            <w:hyperlink w:history="1" r:id="rIdx1befjzae3r8z1s67m75h">
               <w:r>
                 <w:rPr>
                   <w:rFonts w:ascii="Arial" w:cs="Arial" w:eastAsia="Arial" w:hAnsi="Arial"/>
@@ -9185,7 +9185,7 @@
             <w:pPr>
               <w:spacing w:after="20" w:before="0"/>
             </w:pPr>
-            <w:hyperlink w:history="1" r:id="rIdc2-os0chketnjju-dycgg">
+            <w:hyperlink w:history="1" r:id="rIdffuxlqt0hfow3pmkgtsuk">
               <w:r>
                 <w:rPr>
                   <w:rFonts w:ascii="Arial" w:cs="Arial" w:eastAsia="Arial" w:hAnsi="Arial"/>
@@ -9218,7 +9218,7 @@
               <w:spacing w:after="10" w:before="0"/>
               <w:ind w:left="120"/>
             </w:pPr>
-            <w:hyperlink w:history="1" r:id="rId-b8s7qnjbaa5rzrrgpwsq">
+            <w:hyperlink w:history="1" r:id="rIdi_mcfwueb3vjodmoc07-n">
               <w:r>
                 <w:rPr>
                   <w:rFonts w:ascii="Arial" w:cs="Arial" w:eastAsia="Arial" w:hAnsi="Arial"/>
@@ -9263,7 +9263,7 @@
             <w:pPr>
               <w:spacing w:after="20" w:before="0"/>
             </w:pPr>
-            <w:hyperlink w:history="1" r:id="rId-rke8p9l9p2bsqrqonog2">
+            <w:hyperlink w:history="1" r:id="rIdoc0ljqjlihghlizk44j9m">
               <w:r>
                 <w:rPr>
                   <w:rFonts w:ascii="Arial" w:cs="Arial" w:eastAsia="Arial" w:hAnsi="Arial"/>
@@ -9296,7 +9296,7 @@
               <w:spacing w:after="10" w:before="0"/>
               <w:ind w:left="120"/>
             </w:pPr>
-            <w:hyperlink w:history="1" r:id="rId26q3uivjxiasgamgtenjb">
+            <w:hyperlink w:history="1" r:id="rIdvix_2zsd5qzoxilefh5xc">
               <w:r>
                 <w:rPr>
                   <w:rFonts w:ascii="Arial" w:cs="Arial" w:eastAsia="Arial" w:hAnsi="Arial"/>
@@ -9491,7 +9491,7 @@
             <w:pPr>
               <w:spacing w:after="20" w:before="0"/>
             </w:pPr>
-            <w:hyperlink w:history="1" r:id="rIdmuscjd2fpiacwia2ytqv4">
+            <w:hyperlink w:history="1" r:id="rIdjnggu16phimep-2noq6hn">
               <w:r>
                 <w:rPr>
                   <w:rFonts w:ascii="Arial" w:cs="Arial" w:eastAsia="Arial" w:hAnsi="Arial"/>
@@ -9540,7 +9540,7 @@
               <w:spacing w:after="10" w:before="0"/>
               <w:ind w:left="120"/>
             </w:pPr>
-            <w:hyperlink w:history="1" r:id="rId5zmkptbpzia_4zr8ny8ny">
+            <w:hyperlink w:history="1" r:id="rIdnvypsw2zx6drb3oukuir6">
               <w:r>
                 <w:rPr>
                   <w:rFonts w:ascii="Arial" w:cs="Arial" w:eastAsia="Arial" w:hAnsi="Arial"/>
@@ -9585,7 +9585,7 @@
             <w:pPr>
               <w:spacing w:after="20" w:before="0"/>
             </w:pPr>
-            <w:hyperlink w:history="1" r:id="rIdb9npnwgcttc-pjetujycu">
+            <w:hyperlink w:history="1" r:id="rId2b6v4ulwy7qbi32t_xlwm">
               <w:r>
                 <w:rPr>
                   <w:rFonts w:ascii="Arial" w:cs="Arial" w:eastAsia="Arial" w:hAnsi="Arial"/>
@@ -9618,7 +9618,7 @@
               <w:spacing w:after="10" w:before="0"/>
               <w:ind w:left="120"/>
             </w:pPr>
-            <w:hyperlink w:history="1" r:id="rId2fszhz2aqadm_beymlkqr">
+            <w:hyperlink w:history="1" r:id="rIds5fuspxrq7xitrqadakzk">
               <w:r>
                 <w:rPr>
                   <w:rFonts w:ascii="Arial" w:cs="Arial" w:eastAsia="Arial" w:hAnsi="Arial"/>
@@ -9813,7 +9813,7 @@
             <w:pPr>
               <w:spacing w:after="20" w:before="0"/>
             </w:pPr>
-            <w:hyperlink w:history="1" r:id="rIdgkdxlpvuh06kn_c2ewz6w">
+            <w:hyperlink w:history="1" r:id="rId6mtmkjloc-0y2_wfx2oh5">
               <w:r>
                 <w:rPr>
                   <w:rFonts w:ascii="Arial" w:cs="Arial" w:eastAsia="Arial" w:hAnsi="Arial"/>
@@ -9862,7 +9862,7 @@
               <w:spacing w:after="10" w:before="0"/>
               <w:ind w:left="120"/>
             </w:pPr>
-            <w:hyperlink w:history="1" r:id="rIdhc-1bdk6flb4rqpa1ywiq">
+            <w:hyperlink w:history="1" r:id="rIdocforrqpddjftlgkdpprm">
               <w:r>
                 <w:rPr>
                   <w:rFonts w:ascii="Arial" w:cs="Arial" w:eastAsia="Arial" w:hAnsi="Arial"/>
@@ -9907,7 +9907,7 @@
             <w:pPr>
               <w:spacing w:after="20" w:before="0"/>
             </w:pPr>
-            <w:hyperlink w:history="1" r:id="rIdggxotl2y-0ubthb-myrzg">
+            <w:hyperlink w:history="1" r:id="rIdbykxed69b-sjxgbyfieff">
               <w:r>
                 <w:rPr>
                   <w:rFonts w:ascii="Arial" w:cs="Arial" w:eastAsia="Arial" w:hAnsi="Arial"/>
@@ -9940,7 +9940,7 @@
               <w:spacing w:after="10" w:before="0"/>
               <w:ind w:left="120"/>
             </w:pPr>
-            <w:hyperlink w:history="1" r:id="rIdb0ajm-i-w3-wls-rkvd_s">
+            <w:hyperlink w:history="1" r:id="rIdqjwnwrtltxfhxvdzfm5me">
               <w:r>
                 <w:rPr>
                   <w:rFonts w:ascii="Arial" w:cs="Arial" w:eastAsia="Arial" w:hAnsi="Arial"/>
@@ -10135,7 +10135,7 @@
             <w:pPr>
               <w:spacing w:after="20" w:before="0"/>
             </w:pPr>
-            <w:hyperlink w:history="1" r:id="rIdkpz-kahdg6dzblmkrct_i">
+            <w:hyperlink w:history="1" r:id="rIdpgmvuglpbvkyddi_ve2yb">
               <w:r>
                 <w:rPr>
                   <w:rFonts w:ascii="Arial" w:cs="Arial" w:eastAsia="Arial" w:hAnsi="Arial"/>
@@ -10184,7 +10184,7 @@
               <w:spacing w:after="10" w:before="0"/>
               <w:ind w:left="120"/>
             </w:pPr>
-            <w:hyperlink w:history="1" r:id="rIdrlmxm57jjqtierjw-zmrm">
+            <w:hyperlink w:history="1" r:id="rIdxq7i-ujiuksztpjwpsfre">
               <w:r>
                 <w:rPr>
                   <w:rFonts w:ascii="Arial" w:cs="Arial" w:eastAsia="Arial" w:hAnsi="Arial"/>
@@ -10229,7 +10229,7 @@
             <w:pPr>
               <w:spacing w:after="20" w:before="0"/>
             </w:pPr>
-            <w:hyperlink w:history="1" r:id="rIdckwup1tzidkz_p5lvbhin">
+            <w:hyperlink w:history="1" r:id="rIdl7y6a7imnjqg9wbighmpp">
               <w:r>
                 <w:rPr>
                   <w:rFonts w:ascii="Arial" w:cs="Arial" w:eastAsia="Arial" w:hAnsi="Arial"/>
@@ -10262,7 +10262,7 @@
               <w:spacing w:after="10" w:before="0"/>
               <w:ind w:left="120"/>
             </w:pPr>
-            <w:hyperlink w:history="1" r:id="rIdje-d3fisudg-jxyiyegco">
+            <w:hyperlink w:history="1" r:id="rId9lyvfn_rrv1sm-ky_j3py">
               <w:r>
                 <w:rPr>
                   <w:rFonts w:ascii="Arial" w:cs="Arial" w:eastAsia="Arial" w:hAnsi="Arial"/>
@@ -10774,7 +10774,7 @@
         </w:rPr>
         <w:t xml:space="preserve">© 2026 SeaVuria and ARES. Aligned with KICD objectives. Developed by SeaVuria; technical implementation by ARES (with AI assistance from Claude). Licensed under </w:t>
       </w:r>
-      <w:hyperlink w:history="1" r:id="rIdptuyjiw7zp_ipvtolu9k1">
+      <w:hyperlink w:history="1" r:id="rIdvseg0l0uaza4seaeo0zkw">
         <w:r>
           <w:rPr>
             <w:rFonts w:ascii="Arial" w:cs="Arial" w:eastAsia="Arial" w:hAnsi="Arial"/>
@@ -10795,7 +10795,7 @@
         </w:rPr>
         <w:t xml:space="preserve"> (</w:t>
       </w:r>
-      <w:hyperlink w:history="1" r:id="rIdmvmtuz5tooxns3x6zxkip">
+      <w:hyperlink w:history="1" r:id="rIdyb5wcdwv_quaunvqmqqbd">
         <w:r>
           <w:rPr>
             <w:rFonts w:ascii="Arial" w:cs="Arial" w:eastAsia="Arial" w:hAnsi="Arial"/>
@@ -11808,7 +11808,7 @@
             <w:pPr>
               <w:spacing w:after="20" w:before="0"/>
             </w:pPr>
-            <w:hyperlink w:history="1" r:id="rIdaw2uao-6vlre7qktf4mr_">
+            <w:hyperlink w:history="1" r:id="rIdz2lwl5txeq07seppj5ocx">
               <w:r>
                 <w:rPr>
                   <w:rFonts w:ascii="Arial" w:cs="Arial" w:eastAsia="Arial" w:hAnsi="Arial"/>
@@ -11841,7 +11841,7 @@
               <w:spacing w:after="10" w:before="0"/>
               <w:ind w:left="120"/>
             </w:pPr>
-            <w:hyperlink w:history="1" r:id="rIdg2w4vq8g06ykz6onrfnx0">
+            <w:hyperlink w:history="1" r:id="rId5cna7pb0ikvyij4zl6kiq">
               <w:r>
                 <w:rPr>
                   <w:rFonts w:ascii="Arial" w:cs="Arial" w:eastAsia="Arial" w:hAnsi="Arial"/>
@@ -11886,7 +11886,7 @@
             <w:pPr>
               <w:spacing w:after="20" w:before="0"/>
             </w:pPr>
-            <w:hyperlink w:history="1" r:id="rIdgsqeuwx8o8p-gecuae1m6">
+            <w:hyperlink w:history="1" r:id="rId2h-fn7jsvygnyfgg4qjgm">
               <w:r>
                 <w:rPr>
                   <w:rFonts w:ascii="Arial" w:cs="Arial" w:eastAsia="Arial" w:hAnsi="Arial"/>
@@ -11919,7 +11919,7 @@
               <w:spacing w:after="10" w:before="0"/>
               <w:ind w:left="120"/>
             </w:pPr>
-            <w:hyperlink w:history="1" r:id="rIdmvk2i4pojgsbxvjeyakwi">
+            <w:hyperlink w:history="1" r:id="rIdkszeyojgm0kwx7yezvrr5">
               <w:r>
                 <w:rPr>
                   <w:rFonts w:ascii="Arial" w:cs="Arial" w:eastAsia="Arial" w:hAnsi="Arial"/>
@@ -12114,7 +12114,7 @@
             <w:pPr>
               <w:spacing w:after="20" w:before="0"/>
             </w:pPr>
-            <w:hyperlink w:history="1" r:id="rIdnhxclyxasqmhdyj9rlspr">
+            <w:hyperlink w:history="1" r:id="rIdxgvmla76m1ruekh291i84">
               <w:r>
                 <w:rPr>
                   <w:rFonts w:ascii="Arial" w:cs="Arial" w:eastAsia="Arial" w:hAnsi="Arial"/>
@@ -12147,7 +12147,7 @@
               <w:spacing w:after="10" w:before="0"/>
               <w:ind w:left="120"/>
             </w:pPr>
-            <w:hyperlink w:history="1" r:id="rIdi8uya-rddhragoeuahn6h">
+            <w:hyperlink w:history="1" r:id="rIdnuztcj0zoltribyea0uqg">
               <w:r>
                 <w:rPr>
                   <w:rFonts w:ascii="Arial" w:cs="Arial" w:eastAsia="Arial" w:hAnsi="Arial"/>
@@ -12192,7 +12192,7 @@
             <w:pPr>
               <w:spacing w:after="20" w:before="0"/>
             </w:pPr>
-            <w:hyperlink w:history="1" r:id="rIdofkx4ntajvg_lrszifoyj">
+            <w:hyperlink w:history="1" r:id="rIdhi15zjfwinmzvdvfuyuit">
               <w:r>
                 <w:rPr>
                   <w:rFonts w:ascii="Arial" w:cs="Arial" w:eastAsia="Arial" w:hAnsi="Arial"/>
@@ -12225,7 +12225,7 @@
               <w:spacing w:after="10" w:before="0"/>
               <w:ind w:left="120"/>
             </w:pPr>
-            <w:hyperlink w:history="1" r:id="rIdx1hkhauqdhufw_znvedlf">
+            <w:hyperlink w:history="1" r:id="rIdvajnvd5egavr3op0isdop">
               <w:r>
                 <w:rPr>
                   <w:rFonts w:ascii="Arial" w:cs="Arial" w:eastAsia="Arial" w:hAnsi="Arial"/>
@@ -12420,7 +12420,7 @@
             <w:pPr>
               <w:spacing w:after="20" w:before="0"/>
             </w:pPr>
-            <w:hyperlink w:history="1" r:id="rIdhqo3ste6llgkyg73tkoq7">
+            <w:hyperlink w:history="1" r:id="rIdhlnqocrfulim8dynmyomc">
               <w:r>
                 <w:rPr>
                   <w:rFonts w:ascii="Arial" w:cs="Arial" w:eastAsia="Arial" w:hAnsi="Arial"/>
@@ -12469,7 +12469,7 @@
               <w:spacing w:after="10" w:before="0"/>
               <w:ind w:left="120"/>
             </w:pPr>
-            <w:hyperlink w:history="1" r:id="rIdul7pu76uvoqqqnyszby2r">
+            <w:hyperlink w:history="1" r:id="rIdz-klyxzvzyd1ns-ydfkjo">
               <w:r>
                 <w:rPr>
                   <w:rFonts w:ascii="Arial" w:cs="Arial" w:eastAsia="Arial" w:hAnsi="Arial"/>
@@ -12514,7 +12514,7 @@
             <w:pPr>
               <w:spacing w:after="20" w:before="0"/>
             </w:pPr>
-            <w:hyperlink w:history="1" r:id="rIdxu0-ttd9mqskyzkrgda42">
+            <w:hyperlink w:history="1" r:id="rId8w5azhkjhsrdxaewhjlj3">
               <w:r>
                 <w:rPr>
                   <w:rFonts w:ascii="Arial" w:cs="Arial" w:eastAsia="Arial" w:hAnsi="Arial"/>
@@ -12547,7 +12547,7 @@
               <w:spacing w:after="10" w:before="0"/>
               <w:ind w:left="120"/>
             </w:pPr>
-            <w:hyperlink w:history="1" r:id="rIdl2q8ishnadqvxonrbdy-p">
+            <w:hyperlink w:history="1" r:id="rIdvattixirphjhuwy2pgm1j">
               <w:r>
                 <w:rPr>
                   <w:rFonts w:ascii="Arial" w:cs="Arial" w:eastAsia="Arial" w:hAnsi="Arial"/>
@@ -12742,7 +12742,7 @@
             <w:pPr>
               <w:spacing w:after="20" w:before="0"/>
             </w:pPr>
-            <w:hyperlink w:history="1" r:id="rIduepsk2xcielicr6121rtq">
+            <w:hyperlink w:history="1" r:id="rId-r9oc0r2ba8uokl7th_ig">
               <w:r>
                 <w:rPr>
                   <w:rFonts w:ascii="Arial" w:cs="Arial" w:eastAsia="Arial" w:hAnsi="Arial"/>
@@ -12791,7 +12791,7 @@
               <w:spacing w:after="10" w:before="0"/>
               <w:ind w:left="120"/>
             </w:pPr>
-            <w:hyperlink w:history="1" r:id="rIdfqjo4w4be58dvvxi1i2vv">
+            <w:hyperlink w:history="1" r:id="rIdbn8_omofwk5unffwjinyc">
               <w:r>
                 <w:rPr>
                   <w:rFonts w:ascii="Arial" w:cs="Arial" w:eastAsia="Arial" w:hAnsi="Arial"/>
@@ -12836,7 +12836,7 @@
             <w:pPr>
               <w:spacing w:after="20" w:before="0"/>
             </w:pPr>
-            <w:hyperlink w:history="1" r:id="rId04bi15xbyvlgyzkfy6luo">
+            <w:hyperlink w:history="1" r:id="rIdy3hdozoajjewfsjchnay7">
               <w:r>
                 <w:rPr>
                   <w:rFonts w:ascii="Arial" w:cs="Arial" w:eastAsia="Arial" w:hAnsi="Arial"/>
@@ -12869,7 +12869,7 @@
               <w:spacing w:after="10" w:before="0"/>
               <w:ind w:left="120"/>
             </w:pPr>
-            <w:hyperlink w:history="1" r:id="rIdjzrs7uiqhxxm3ete_0ewg">
+            <w:hyperlink w:history="1" r:id="rIdssa_gybslsnk5rngd5zf7">
               <w:r>
                 <w:rPr>
                   <w:rFonts w:ascii="Arial" w:cs="Arial" w:eastAsia="Arial" w:hAnsi="Arial"/>
@@ -13064,7 +13064,7 @@
             <w:pPr>
               <w:spacing w:after="20" w:before="0"/>
             </w:pPr>
-            <w:hyperlink w:history="1" r:id="rIdc6a3omevtighn-ptcgjf4">
+            <w:hyperlink w:history="1" r:id="rIdbjrjrzzw1itry0xcyecsc">
               <w:r>
                 <w:rPr>
                   <w:rFonts w:ascii="Arial" w:cs="Arial" w:eastAsia="Arial" w:hAnsi="Arial"/>
@@ -13113,7 +13113,7 @@
               <w:spacing w:after="10" w:before="0"/>
               <w:ind w:left="120"/>
             </w:pPr>
-            <w:hyperlink w:history="1" r:id="rIdxycpxxhxdwo4jrl2urib7">
+            <w:hyperlink w:history="1" r:id="rIdr6npn8hnfndcnv3s05gni">
               <w:r>
                 <w:rPr>
                   <w:rFonts w:ascii="Arial" w:cs="Arial" w:eastAsia="Arial" w:hAnsi="Arial"/>
@@ -13158,7 +13158,7 @@
             <w:pPr>
               <w:spacing w:after="20" w:before="0"/>
             </w:pPr>
-            <w:hyperlink w:history="1" r:id="rIdvnhcfx01efr_xbx4yaxb9">
+            <w:hyperlink w:history="1" r:id="rIdj0-wwzqtgyr_ygor0h2yh">
               <w:r>
                 <w:rPr>
                   <w:rFonts w:ascii="Arial" w:cs="Arial" w:eastAsia="Arial" w:hAnsi="Arial"/>
@@ -13191,7 +13191,7 @@
               <w:spacing w:after="10" w:before="0"/>
               <w:ind w:left="120"/>
             </w:pPr>
-            <w:hyperlink w:history="1" r:id="rIdmpeguehkedxnio610tg3c">
+            <w:hyperlink w:history="1" r:id="rIdf17a66rmehxfcdpelvtkv">
               <w:r>
                 <w:rPr>
                   <w:rFonts w:ascii="Arial" w:cs="Arial" w:eastAsia="Arial" w:hAnsi="Arial"/>
@@ -13703,7 +13703,7 @@
         </w:rPr>
         <w:t xml:space="preserve">© 2026 SeaVuria and ARES. Aligned with KICD objectives. Developed by SeaVuria; technical implementation by ARES (with AI assistance from Claude). Licensed under </w:t>
       </w:r>
-      <w:hyperlink w:history="1" r:id="rIdz4_s6rlewnvuwxrfbtxry">
+      <w:hyperlink w:history="1" r:id="rIdo-t8vujpwiddiql2i8uuj">
         <w:r>
           <w:rPr>
             <w:rFonts w:ascii="Arial" w:cs="Arial" w:eastAsia="Arial" w:hAnsi="Arial"/>
@@ -13724,7 +13724,7 @@
         </w:rPr>
         <w:t xml:space="preserve"> (</w:t>
       </w:r>
-      <w:hyperlink w:history="1" r:id="rIdir3bi-whzi6agp9namk5a">
+      <w:hyperlink w:history="1" r:id="rIdacy884sdd0n3fyavoz19w">
         <w:r>
           <w:rPr>
             <w:rFonts w:ascii="Arial" w:cs="Arial" w:eastAsia="Arial" w:hAnsi="Arial"/>
@@ -14737,7 +14737,7 @@
             <w:pPr>
               <w:spacing w:after="20" w:before="0"/>
             </w:pPr>
-            <w:hyperlink w:history="1" r:id="rIdro7qm9rwlymfzwf9ln3sk">
+            <w:hyperlink w:history="1" r:id="rId0mksrn56pcfhw0acopj4q">
               <w:r>
                 <w:rPr>
                   <w:rFonts w:ascii="Arial" w:cs="Arial" w:eastAsia="Arial" w:hAnsi="Arial"/>
@@ -14770,7 +14770,7 @@
               <w:spacing w:after="10" w:before="0"/>
               <w:ind w:left="120"/>
             </w:pPr>
-            <w:hyperlink w:history="1" r:id="rId4inctlehoky8k83cvqxei">
+            <w:hyperlink w:history="1" r:id="rIdizbn6-ju2d4yvfhfl-cme">
               <w:r>
                 <w:rPr>
                   <w:rFonts w:ascii="Arial" w:cs="Arial" w:eastAsia="Arial" w:hAnsi="Arial"/>
@@ -14815,7 +14815,7 @@
             <w:pPr>
               <w:spacing w:after="20" w:before="0"/>
             </w:pPr>
-            <w:hyperlink w:history="1" r:id="rIdvh5folgpwwkcrezh97gwf">
+            <w:hyperlink w:history="1" r:id="rIdjyox5jyce79h5dhotz6zz">
               <w:r>
                 <w:rPr>
                   <w:rFonts w:ascii="Arial" w:cs="Arial" w:eastAsia="Arial" w:hAnsi="Arial"/>
@@ -14848,7 +14848,7 @@
               <w:spacing w:after="10" w:before="0"/>
               <w:ind w:left="120"/>
             </w:pPr>
-            <w:hyperlink w:history="1" r:id="rIdfx85r3tkarsqyozifeo-5">
+            <w:hyperlink w:history="1" r:id="rIdm872qo35q2ccwrszzymke">
               <w:r>
                 <w:rPr>
                   <w:rFonts w:ascii="Arial" w:cs="Arial" w:eastAsia="Arial" w:hAnsi="Arial"/>
@@ -15043,7 +15043,7 @@
             <w:pPr>
               <w:spacing w:after="20" w:before="0"/>
             </w:pPr>
-            <w:hyperlink w:history="1" r:id="rIdl4yunrwgtfsb0guz61kz4">
+            <w:hyperlink w:history="1" r:id="rIdr0ycvzxbngyhksmc6tjli">
               <w:r>
                 <w:rPr>
                   <w:rFonts w:ascii="Arial" w:cs="Arial" w:eastAsia="Arial" w:hAnsi="Arial"/>
@@ -15076,7 +15076,7 @@
               <w:spacing w:after="10" w:before="0"/>
               <w:ind w:left="120"/>
             </w:pPr>
-            <w:hyperlink w:history="1" r:id="rIdb_vi6o-opwrajjv_fbgm1">
+            <w:hyperlink w:history="1" r:id="rIdz40x9ajpmcd33h2fkcv_c">
               <w:r>
                 <w:rPr>
                   <w:rFonts w:ascii="Arial" w:cs="Arial" w:eastAsia="Arial" w:hAnsi="Arial"/>
@@ -15121,7 +15121,7 @@
             <w:pPr>
               <w:spacing w:after="20" w:before="0"/>
             </w:pPr>
-            <w:hyperlink w:history="1" r:id="rIdcrkilika5-bcwhtzcqhey">
+            <w:hyperlink w:history="1" r:id="rId2ishpytn58wpvky_dytes">
               <w:r>
                 <w:rPr>
                   <w:rFonts w:ascii="Arial" w:cs="Arial" w:eastAsia="Arial" w:hAnsi="Arial"/>
@@ -15154,7 +15154,7 @@
               <w:spacing w:after="10" w:before="0"/>
               <w:ind w:left="120"/>
             </w:pPr>
-            <w:hyperlink w:history="1" r:id="rIdrgl86iqbw8_dpeyhbzyz9">
+            <w:hyperlink w:history="1" r:id="rId28bhjle4wcicqgi8xezdn">
               <w:r>
                 <w:rPr>
                   <w:rFonts w:ascii="Arial" w:cs="Arial" w:eastAsia="Arial" w:hAnsi="Arial"/>
@@ -15349,7 +15349,7 @@
             <w:pPr>
               <w:spacing w:after="20" w:before="0"/>
             </w:pPr>
-            <w:hyperlink w:history="1" r:id="rIdkbhi7i0vk1xr1drid4exl">
+            <w:hyperlink w:history="1" r:id="rId3jdehiqamdopqfndtdpr6">
               <w:r>
                 <w:rPr>
                   <w:rFonts w:ascii="Arial" w:cs="Arial" w:eastAsia="Arial" w:hAnsi="Arial"/>
@@ -15382,7 +15382,7 @@
               <w:spacing w:after="10" w:before="0"/>
               <w:ind w:left="120"/>
             </w:pPr>
-            <w:hyperlink w:history="1" r:id="rIdwtifmf-pckhfycfzbqnxu">
+            <w:hyperlink w:history="1" r:id="rIdrgvhnhvduh-y8iz5-meai">
               <w:r>
                 <w:rPr>
                   <w:rFonts w:ascii="Arial" w:cs="Arial" w:eastAsia="Arial" w:hAnsi="Arial"/>
@@ -15427,7 +15427,7 @@
             <w:pPr>
               <w:spacing w:after="20" w:before="0"/>
             </w:pPr>
-            <w:hyperlink w:history="1" r:id="rIddpwly2sft072_srpexuas">
+            <w:hyperlink w:history="1" r:id="rId6v39wesq41_x0liyl7yen">
               <w:r>
                 <w:rPr>
                   <w:rFonts w:ascii="Arial" w:cs="Arial" w:eastAsia="Arial" w:hAnsi="Arial"/>
@@ -15460,7 +15460,7 @@
               <w:spacing w:after="10" w:before="0"/>
               <w:ind w:left="120"/>
             </w:pPr>
-            <w:hyperlink w:history="1" r:id="rId_ant-fra3pnn2axbkctp4">
+            <w:hyperlink w:history="1" r:id="rId5y3z538vb0dwecpdd-mnc">
               <w:r>
                 <w:rPr>
                   <w:rFonts w:ascii="Arial" w:cs="Arial" w:eastAsia="Arial" w:hAnsi="Arial"/>
@@ -15655,7 +15655,7 @@
             <w:pPr>
               <w:spacing w:after="20" w:before="0"/>
             </w:pPr>
-            <w:hyperlink w:history="1" r:id="rIdp7fudks0ga4-x5g-gal22">
+            <w:hyperlink w:history="1" r:id="rIdudxfjaezvyrhqog4vrvnh">
               <w:r>
                 <w:rPr>
                   <w:rFonts w:ascii="Arial" w:cs="Arial" w:eastAsia="Arial" w:hAnsi="Arial"/>
@@ -15688,7 +15688,7 @@
               <w:spacing w:after="10" w:before="0"/>
               <w:ind w:left="120"/>
             </w:pPr>
-            <w:hyperlink w:history="1" r:id="rIdm1kycbdv71jk9f5airta8">
+            <w:hyperlink w:history="1" r:id="rId3jo1b-wsamxh1qdngy0_v">
               <w:r>
                 <w:rPr>
                   <w:rFonts w:ascii="Arial" w:cs="Arial" w:eastAsia="Arial" w:hAnsi="Arial"/>
@@ -15733,7 +15733,7 @@
             <w:pPr>
               <w:spacing w:after="20" w:before="0"/>
             </w:pPr>
-            <w:hyperlink w:history="1" r:id="rIdjrdd6ozdume8cupxa1ilt">
+            <w:hyperlink w:history="1" r:id="rIdqyc1bfrxmarcpiljl0-tj">
               <w:r>
                 <w:rPr>
                   <w:rFonts w:ascii="Arial" w:cs="Arial" w:eastAsia="Arial" w:hAnsi="Arial"/>
@@ -15766,7 +15766,7 @@
               <w:spacing w:after="10" w:before="0"/>
               <w:ind w:left="120"/>
             </w:pPr>
-            <w:hyperlink w:history="1" r:id="rId7b0xzr22vvkcwwrujmbj1">
+            <w:hyperlink w:history="1" r:id="rIdoocnltgqh7qewpsbtybym">
               <w:r>
                 <w:rPr>
                   <w:rFonts w:ascii="Arial" w:cs="Arial" w:eastAsia="Arial" w:hAnsi="Arial"/>
@@ -15961,7 +15961,7 @@
             <w:pPr>
               <w:spacing w:after="20" w:before="0"/>
             </w:pPr>
-            <w:hyperlink w:history="1" r:id="rIdlwgtgfkrkggjs6f68nndv">
+            <w:hyperlink w:history="1" r:id="rIdtiqhfb61mwqa2qxliwwn9">
               <w:r>
                 <w:rPr>
                   <w:rFonts w:ascii="Arial" w:cs="Arial" w:eastAsia="Arial" w:hAnsi="Arial"/>
@@ -16010,7 +16010,7 @@
               <w:spacing w:after="10" w:before="0"/>
               <w:ind w:left="120"/>
             </w:pPr>
-            <w:hyperlink w:history="1" r:id="rIduoxrcawp2gaclvjppqnfu">
+            <w:hyperlink w:history="1" r:id="rIdsdjr9kjn5sxhek9k8ldnm">
               <w:r>
                 <w:rPr>
                   <w:rFonts w:ascii="Arial" w:cs="Arial" w:eastAsia="Arial" w:hAnsi="Arial"/>
@@ -16055,7 +16055,7 @@
             <w:pPr>
               <w:spacing w:after="20" w:before="0"/>
             </w:pPr>
-            <w:hyperlink w:history="1" r:id="rIdygqgqrqsnag8irwbittoi">
+            <w:hyperlink w:history="1" r:id="rIdldbnotbdptxyoxaqgqp8k">
               <w:r>
                 <w:rPr>
                   <w:rFonts w:ascii="Arial" w:cs="Arial" w:eastAsia="Arial" w:hAnsi="Arial"/>
@@ -16088,7 +16088,7 @@
               <w:spacing w:after="10" w:before="0"/>
               <w:ind w:left="120"/>
             </w:pPr>
-            <w:hyperlink w:history="1" r:id="rIdfpakxrvbxceufpjhxh-7s">
+            <w:hyperlink w:history="1" r:id="rId_lnazzijmn0l719zvtlxr">
               <w:r>
                 <w:rPr>
                   <w:rFonts w:ascii="Arial" w:cs="Arial" w:eastAsia="Arial" w:hAnsi="Arial"/>
@@ -16600,7 +16600,7 @@
         </w:rPr>
         <w:t xml:space="preserve">© 2026 SeaVuria and ARES. Aligned with KICD objectives. Developed by SeaVuria; technical implementation by ARES (with AI assistance from Claude). Licensed under </w:t>
       </w:r>
-      <w:hyperlink w:history="1" r:id="rIdforqlblyng8-oam6ybkma">
+      <w:hyperlink w:history="1" r:id="rIdlapxnfjaz4-ap42nfcu17">
         <w:r>
           <w:rPr>
             <w:rFonts w:ascii="Arial" w:cs="Arial" w:eastAsia="Arial" w:hAnsi="Arial"/>
@@ -16621,7 +16621,7 @@
         </w:rPr>
         <w:t xml:space="preserve"> (</w:t>
       </w:r>
-      <w:hyperlink w:history="1" r:id="rIdcpqndlwzw1p9xk8f-znsr">
+      <w:hyperlink w:history="1" r:id="rId6_aqtytgydy_yoogwncf1">
         <w:r>
           <w:rPr>
             <w:rFonts w:ascii="Arial" w:cs="Arial" w:eastAsia="Arial" w:hAnsi="Arial"/>
@@ -17634,7 +17634,7 @@
             <w:pPr>
               <w:spacing w:after="20" w:before="0"/>
             </w:pPr>
-            <w:hyperlink w:history="1" r:id="rIdu9sf0g1xggy2fb1rkf0up">
+            <w:hyperlink w:history="1" r:id="rIdlhbwnbcvp95no7uh5c-ct">
               <w:r>
                 <w:rPr>
                   <w:rFonts w:ascii="Arial" w:cs="Arial" w:eastAsia="Arial" w:hAnsi="Arial"/>
@@ -17667,7 +17667,7 @@
               <w:spacing w:after="10" w:before="0"/>
               <w:ind w:left="120"/>
             </w:pPr>
-            <w:hyperlink w:history="1" r:id="rIde9gemi1-kwu_ydtodazyp">
+            <w:hyperlink w:history="1" r:id="rIdhvmc7gi-ppz41tr6rp2j5">
               <w:r>
                 <w:rPr>
                   <w:rFonts w:ascii="Arial" w:cs="Arial" w:eastAsia="Arial" w:hAnsi="Arial"/>
@@ -17712,7 +17712,7 @@
             <w:pPr>
               <w:spacing w:after="20" w:before="0"/>
             </w:pPr>
-            <w:hyperlink w:history="1" r:id="rIdgvw6s03xgfxcoprywh4jx">
+            <w:hyperlink w:history="1" r:id="rIdncy4hpavr_o8-nqbjvh3l">
               <w:r>
                 <w:rPr>
                   <w:rFonts w:ascii="Arial" w:cs="Arial" w:eastAsia="Arial" w:hAnsi="Arial"/>
@@ -17745,7 +17745,7 @@
               <w:spacing w:after="10" w:before="0"/>
               <w:ind w:left="120"/>
             </w:pPr>
-            <w:hyperlink w:history="1" r:id="rIdcsb_ae5ojxqy31sjomrbp">
+            <w:hyperlink w:history="1" r:id="rId7zr48kx62qjdig7016yq3">
               <w:r>
                 <w:rPr>
                   <w:rFonts w:ascii="Arial" w:cs="Arial" w:eastAsia="Arial" w:hAnsi="Arial"/>
@@ -17940,7 +17940,7 @@
             <w:pPr>
               <w:spacing w:after="20" w:before="0"/>
             </w:pPr>
-            <w:hyperlink w:history="1" r:id="rIdsvew82frasoqggdrcvhtw">
+            <w:hyperlink w:history="1" r:id="rIdxc8mh3qyfep23soo2uhgj">
               <w:r>
                 <w:rPr>
                   <w:rFonts w:ascii="Arial" w:cs="Arial" w:eastAsia="Arial" w:hAnsi="Arial"/>
@@ -17973,7 +17973,7 @@
               <w:spacing w:after="10" w:before="0"/>
               <w:ind w:left="120"/>
             </w:pPr>
-            <w:hyperlink w:history="1" r:id="rIdnoth85xzihmp_bcqw2h9x">
+            <w:hyperlink w:history="1" r:id="rIdls-oq8yayu9x_iaqitagr">
               <w:r>
                 <w:rPr>
                   <w:rFonts w:ascii="Arial" w:cs="Arial" w:eastAsia="Arial" w:hAnsi="Arial"/>
@@ -18018,7 +18018,7 @@
             <w:pPr>
               <w:spacing w:after="20" w:before="0"/>
             </w:pPr>
-            <w:hyperlink w:history="1" r:id="rIdrwfex9s_akthsi_y2ce5h">
+            <w:hyperlink w:history="1" r:id="rId_p5rdkepqyop5aie3e-dn">
               <w:r>
                 <w:rPr>
                   <w:rFonts w:ascii="Arial" w:cs="Arial" w:eastAsia="Arial" w:hAnsi="Arial"/>
@@ -18051,7 +18051,7 @@
               <w:spacing w:after="10" w:before="0"/>
               <w:ind w:left="120"/>
             </w:pPr>
-            <w:hyperlink w:history="1" r:id="rIdlw6ovsz_wxou-jgwipkhz">
+            <w:hyperlink w:history="1" r:id="rIdcysdjsfbcsxr8qqb8cesp">
               <w:r>
                 <w:rPr>
                   <w:rFonts w:ascii="Arial" w:cs="Arial" w:eastAsia="Arial" w:hAnsi="Arial"/>
@@ -18246,7 +18246,7 @@
             <w:pPr>
               <w:spacing w:after="20" w:before="0"/>
             </w:pPr>
-            <w:hyperlink w:history="1" r:id="rId08raun1nidyuul8wpn1jy">
+            <w:hyperlink w:history="1" r:id="rIddvw7dndhdcwlrkifaap5u">
               <w:r>
                 <w:rPr>
                   <w:rFonts w:ascii="Arial" w:cs="Arial" w:eastAsia="Arial" w:hAnsi="Arial"/>
@@ -18279,7 +18279,7 @@
               <w:spacing w:after="10" w:before="0"/>
               <w:ind w:left="120"/>
             </w:pPr>
-            <w:hyperlink w:history="1" r:id="rIdzpgicbrttsmbshzeqdlbr">
+            <w:hyperlink w:history="1" r:id="rIddpmtcwkwvfmvum46za5wu">
               <w:r>
                 <w:rPr>
                   <w:rFonts w:ascii="Arial" w:cs="Arial" w:eastAsia="Arial" w:hAnsi="Arial"/>
@@ -18324,7 +18324,7 @@
             <w:pPr>
               <w:spacing w:after="20" w:before="0"/>
             </w:pPr>
-            <w:hyperlink w:history="1" r:id="rIdewygawqciuu-auwfa0z-l">
+            <w:hyperlink w:history="1" r:id="rIdaoipwyrcqplpldgb5xbq_">
               <w:r>
                 <w:rPr>
                   <w:rFonts w:ascii="Arial" w:cs="Arial" w:eastAsia="Arial" w:hAnsi="Arial"/>
@@ -18357,7 +18357,7 @@
               <w:spacing w:after="10" w:before="0"/>
               <w:ind w:left="120"/>
             </w:pPr>
-            <w:hyperlink w:history="1" r:id="rIdrk1iw0repegp8xcasoier">
+            <w:hyperlink w:history="1" r:id="rIdyhlgkbixgorj2ax2phhlc">
               <w:r>
                 <w:rPr>
                   <w:rFonts w:ascii="Arial" w:cs="Arial" w:eastAsia="Arial" w:hAnsi="Arial"/>
@@ -18552,7 +18552,7 @@
             <w:pPr>
               <w:spacing w:after="20" w:before="0"/>
             </w:pPr>
-            <w:hyperlink w:history="1" r:id="rId9rz04rebmvqbzaktft6ig">
+            <w:hyperlink w:history="1" r:id="rId2qxnbn0fjv3isxp3uwnqv">
               <w:r>
                 <w:rPr>
                   <w:rFonts w:ascii="Arial" w:cs="Arial" w:eastAsia="Arial" w:hAnsi="Arial"/>
@@ -18585,7 +18585,7 @@
               <w:spacing w:after="10" w:before="0"/>
               <w:ind w:left="120"/>
             </w:pPr>
-            <w:hyperlink w:history="1" r:id="rId7l72ce0mcueuo1bmdag-t">
+            <w:hyperlink w:history="1" r:id="rIdehtfrderzsoqmo-4vohf4">
               <w:r>
                 <w:rPr>
                   <w:rFonts w:ascii="Arial" w:cs="Arial" w:eastAsia="Arial" w:hAnsi="Arial"/>
@@ -18630,7 +18630,7 @@
             <w:pPr>
               <w:spacing w:after="20" w:before="0"/>
             </w:pPr>
-            <w:hyperlink w:history="1" r:id="rIdv-zlonqxmzofytahwdgoj">
+            <w:hyperlink w:history="1" r:id="rIdj46hvqyigha8v1ah1brzq">
               <w:r>
                 <w:rPr>
                   <w:rFonts w:ascii="Arial" w:cs="Arial" w:eastAsia="Arial" w:hAnsi="Arial"/>
@@ -18663,7 +18663,7 @@
               <w:spacing w:after="10" w:before="0"/>
               <w:ind w:left="120"/>
             </w:pPr>
-            <w:hyperlink w:history="1" r:id="rIdr_zwbgmqae2hcq2ngilz-">
+            <w:hyperlink w:history="1" r:id="rIdfh2atm56va8oxpwqttpw9">
               <w:r>
                 <w:rPr>
                   <w:rFonts w:ascii="Arial" w:cs="Arial" w:eastAsia="Arial" w:hAnsi="Arial"/>
@@ -18858,7 +18858,7 @@
             <w:pPr>
               <w:spacing w:after="20" w:before="0"/>
             </w:pPr>
-            <w:hyperlink w:history="1" r:id="rIdgolarjbjmvo9kgpqcmt4n">
+            <w:hyperlink w:history="1" r:id="rIdrjpscnp0-dc2vzh1n_yvd">
               <w:r>
                 <w:rPr>
                   <w:rFonts w:ascii="Arial" w:cs="Arial" w:eastAsia="Arial" w:hAnsi="Arial"/>
@@ -18891,7 +18891,7 @@
               <w:spacing w:after="10" w:before="0"/>
               <w:ind w:left="120"/>
             </w:pPr>
-            <w:hyperlink w:history="1" r:id="rIdsekwm7hdmckqjzoaakxbz">
+            <w:hyperlink w:history="1" r:id="rIduhunzatwber0s_jbxijfi">
               <w:r>
                 <w:rPr>
                   <w:rFonts w:ascii="Arial" w:cs="Arial" w:eastAsia="Arial" w:hAnsi="Arial"/>
@@ -18936,7 +18936,7 @@
             <w:pPr>
               <w:spacing w:after="20" w:before="0"/>
             </w:pPr>
-            <w:hyperlink w:history="1" r:id="rIdkl2nsgnfr4cdnjqh2g5x3">
+            <w:hyperlink w:history="1" r:id="rIdkwagzxx-jjfkl5plyakcx">
               <w:r>
                 <w:rPr>
                   <w:rFonts w:ascii="Arial" w:cs="Arial" w:eastAsia="Arial" w:hAnsi="Arial"/>
@@ -18969,7 +18969,7 @@
               <w:spacing w:after="10" w:before="0"/>
               <w:ind w:left="120"/>
             </w:pPr>
-            <w:hyperlink w:history="1" r:id="rIdflmol2_oqchhyuk-03api">
+            <w:hyperlink w:history="1" r:id="rIdakun8uexzs3v2zbdelaa5">
               <w:r>
                 <w:rPr>
                   <w:rFonts w:ascii="Arial" w:cs="Arial" w:eastAsia="Arial" w:hAnsi="Arial"/>
@@ -19481,7 +19481,7 @@
         </w:rPr>
         <w:t xml:space="preserve">© 2026 SeaVuria and ARES. Aligned with KICD objectives. Developed by SeaVuria; technical implementation by ARES (with AI assistance from Claude). Licensed under </w:t>
       </w:r>
-      <w:hyperlink w:history="1" r:id="rId7lbtjxkqdkne4-izwc9nn">
+      <w:hyperlink w:history="1" r:id="rIdrey0yztltzvvyqeg_esyz">
         <w:r>
           <w:rPr>
             <w:rFonts w:ascii="Arial" w:cs="Arial" w:eastAsia="Arial" w:hAnsi="Arial"/>
@@ -19502,7 +19502,7 @@
         </w:rPr>
         <w:t xml:space="preserve"> (</w:t>
       </w:r>
-      <w:hyperlink w:history="1" r:id="rIdal34pmszef7z9ivy1yy7z">
+      <w:hyperlink w:history="1" r:id="rIddyzwvsvgbw9ynt_4duei1">
         <w:r>
           <w:rPr>
             <w:rFonts w:ascii="Arial" w:cs="Arial" w:eastAsia="Arial" w:hAnsi="Arial"/>
@@ -20515,7 +20515,7 @@
             <w:pPr>
               <w:spacing w:after="20" w:before="0"/>
             </w:pPr>
-            <w:hyperlink w:history="1" r:id="rIdhm2t_vo4v37qma2cvontz">
+            <w:hyperlink w:history="1" r:id="rIdz13bh-qdxwb65m5jh5ey-">
               <w:r>
                 <w:rPr>
                   <w:rFonts w:ascii="Arial" w:cs="Arial" w:eastAsia="Arial" w:hAnsi="Arial"/>
@@ -20564,7 +20564,7 @@
               <w:spacing w:after="10" w:before="0"/>
               <w:ind w:left="120"/>
             </w:pPr>
-            <w:hyperlink w:history="1" r:id="rIdlgfzcigqtsrbpb6gvcel3">
+            <w:hyperlink w:history="1" r:id="rIdvjky9toq6mgwnlu6zaljd">
               <w:r>
                 <w:rPr>
                   <w:rFonts w:ascii="Arial" w:cs="Arial" w:eastAsia="Arial" w:hAnsi="Arial"/>
@@ -20609,7 +20609,7 @@
             <w:pPr>
               <w:spacing w:after="20" w:before="0"/>
             </w:pPr>
-            <w:hyperlink w:history="1" r:id="rIdne8ljawz7bp3z1hil9ovq">
+            <w:hyperlink w:history="1" r:id="rId-04jkn-rc2-ih-uwg73d6">
               <w:r>
                 <w:rPr>
                   <w:rFonts w:ascii="Arial" w:cs="Arial" w:eastAsia="Arial" w:hAnsi="Arial"/>
@@ -20642,7 +20642,7 @@
               <w:spacing w:after="10" w:before="0"/>
               <w:ind w:left="120"/>
             </w:pPr>
-            <w:hyperlink w:history="1" r:id="rIdd7mtfqwbqodgfrs0j26i7">
+            <w:hyperlink w:history="1" r:id="rIdc-fqpe63eonvkdysg4mpf">
               <w:r>
                 <w:rPr>
                   <w:rFonts w:ascii="Arial" w:cs="Arial" w:eastAsia="Arial" w:hAnsi="Arial"/>
@@ -20837,7 +20837,7 @@
             <w:pPr>
               <w:spacing w:after="20" w:before="0"/>
             </w:pPr>
-            <w:hyperlink w:history="1" r:id="rIduc4ubm9jtkde86ulubxza">
+            <w:hyperlink w:history="1" r:id="rIdpyqjflzcziehaglfutu46">
               <w:r>
                 <w:rPr>
                   <w:rFonts w:ascii="Arial" w:cs="Arial" w:eastAsia="Arial" w:hAnsi="Arial"/>
@@ -20886,7 +20886,7 @@
               <w:spacing w:after="10" w:before="0"/>
               <w:ind w:left="120"/>
             </w:pPr>
-            <w:hyperlink w:history="1" r:id="rIddk4nvrf5w4b3xxpaesi-k">
+            <w:hyperlink w:history="1" r:id="rIdyevjt1njgashtjok6b7xy">
               <w:r>
                 <w:rPr>
                   <w:rFonts w:ascii="Arial" w:cs="Arial" w:eastAsia="Arial" w:hAnsi="Arial"/>
@@ -20931,7 +20931,7 @@
             <w:pPr>
               <w:spacing w:after="20" w:before="0"/>
             </w:pPr>
-            <w:hyperlink w:history="1" r:id="rId3ecj8npshhb-khmbgemro">
+            <w:hyperlink w:history="1" r:id="rIdvslpvthpu9dtd6ko29-l2">
               <w:r>
                 <w:rPr>
                   <w:rFonts w:ascii="Arial" w:cs="Arial" w:eastAsia="Arial" w:hAnsi="Arial"/>
@@ -20964,7 +20964,7 @@
               <w:spacing w:after="10" w:before="0"/>
               <w:ind w:left="120"/>
             </w:pPr>
-            <w:hyperlink w:history="1" r:id="rIdy55bj2mnzwsl_wnrg9tm8">
+            <w:hyperlink w:history="1" r:id="rId7pvviuwwvthpr4urzujxk">
               <w:r>
                 <w:rPr>
                   <w:rFonts w:ascii="Arial" w:cs="Arial" w:eastAsia="Arial" w:hAnsi="Arial"/>
@@ -21159,7 +21159,7 @@
             <w:pPr>
               <w:spacing w:after="20" w:before="0"/>
             </w:pPr>
-            <w:hyperlink w:history="1" r:id="rIdvhqngscvqa6ahkbv-1vdw">
+            <w:hyperlink w:history="1" r:id="rIdbvsaxk--orshmo0acfh7t">
               <w:r>
                 <w:rPr>
                   <w:rFonts w:ascii="Arial" w:cs="Arial" w:eastAsia="Arial" w:hAnsi="Arial"/>
@@ -21208,7 +21208,7 @@
               <w:spacing w:after="10" w:before="0"/>
               <w:ind w:left="120"/>
             </w:pPr>
-            <w:hyperlink w:history="1" r:id="rIdt-9r6dukucyp0ppv8rivq">
+            <w:hyperlink w:history="1" r:id="rIdfynxy5dix_nwh5nbuzigr">
               <w:r>
                 <w:rPr>
                   <w:rFonts w:ascii="Arial" w:cs="Arial" w:eastAsia="Arial" w:hAnsi="Arial"/>
@@ -21253,7 +21253,7 @@
             <w:pPr>
               <w:spacing w:after="20" w:before="0"/>
             </w:pPr>
-            <w:hyperlink w:history="1" r:id="rIdiin0gn0pvxdfua_yerqhc">
+            <w:hyperlink w:history="1" r:id="rIdrbs4kj1oukltjenkwosty">
               <w:r>
                 <w:rPr>
                   <w:rFonts w:ascii="Arial" w:cs="Arial" w:eastAsia="Arial" w:hAnsi="Arial"/>
@@ -21302,7 +21302,7 @@
               <w:spacing w:after="10" w:before="0"/>
               <w:ind w:left="120"/>
             </w:pPr>
-            <w:hyperlink w:history="1" r:id="rId0kanrod7lpzxp8g6qbb0q">
+            <w:hyperlink w:history="1" r:id="rIdufrnkjmqvxxj5wa9upkhb">
               <w:r>
                 <w:rPr>
                   <w:rFonts w:ascii="Arial" w:cs="Arial" w:eastAsia="Arial" w:hAnsi="Arial"/>
@@ -21497,7 +21497,7 @@
             <w:pPr>
               <w:spacing w:after="20" w:before="0"/>
             </w:pPr>
-            <w:hyperlink w:history="1" r:id="rIdfyiezm47dcqbc6uvefs6-">
+            <w:hyperlink w:history="1" r:id="rIdtejq1-m6hyh0gx63ni-hh">
               <w:r>
                 <w:rPr>
                   <w:rFonts w:ascii="Arial" w:cs="Arial" w:eastAsia="Arial" w:hAnsi="Arial"/>
@@ -21546,7 +21546,7 @@
               <w:spacing w:after="10" w:before="0"/>
               <w:ind w:left="120"/>
             </w:pPr>
-            <w:hyperlink w:history="1" r:id="rId7a0wpkaysob6plr_jrm-n">
+            <w:hyperlink w:history="1" r:id="rIdyxnijqo3dibnje5s3_7wc">
               <w:r>
                 <w:rPr>
                   <w:rFonts w:ascii="Arial" w:cs="Arial" w:eastAsia="Arial" w:hAnsi="Arial"/>
@@ -21591,7 +21591,7 @@
             <w:pPr>
               <w:spacing w:after="20" w:before="0"/>
             </w:pPr>
-            <w:hyperlink w:history="1" r:id="rIdkulp4xe5gt1udalya59di">
+            <w:hyperlink w:history="1" r:id="rIddxc8080385ne3qxop3r3f">
               <w:r>
                 <w:rPr>
                   <w:rFonts w:ascii="Arial" w:cs="Arial" w:eastAsia="Arial" w:hAnsi="Arial"/>
@@ -21624,7 +21624,7 @@
               <w:spacing w:after="10" w:before="0"/>
               <w:ind w:left="120"/>
             </w:pPr>
-            <w:hyperlink w:history="1" r:id="rIdw2s5hfugvo2k2luijfdqd">
+            <w:hyperlink w:history="1" r:id="rIdujw1oblmoh2wgr_jw2iif">
               <w:r>
                 <w:rPr>
                   <w:rFonts w:ascii="Arial" w:cs="Arial" w:eastAsia="Arial" w:hAnsi="Arial"/>
@@ -21819,7 +21819,7 @@
             <w:pPr>
               <w:spacing w:after="20" w:before="0"/>
             </w:pPr>
-            <w:hyperlink w:history="1" r:id="rIdbm3tylu1r0r2hescnsr1x">
+            <w:hyperlink w:history="1" r:id="rIdoh1zajyqev70vqpxadxbv">
               <w:r>
                 <w:rPr>
                   <w:rFonts w:ascii="Arial" w:cs="Arial" w:eastAsia="Arial" w:hAnsi="Arial"/>
@@ -21868,7 +21868,7 @@
               <w:spacing w:after="10" w:before="0"/>
               <w:ind w:left="120"/>
             </w:pPr>
-            <w:hyperlink w:history="1" r:id="rIdmugndbou0-iuvl2zxedxf">
+            <w:hyperlink w:history="1" r:id="rIdg7zzpannb6kipem3tyicb">
               <w:r>
                 <w:rPr>
                   <w:rFonts w:ascii="Arial" w:cs="Arial" w:eastAsia="Arial" w:hAnsi="Arial"/>
@@ -21913,7 +21913,7 @@
             <w:pPr>
               <w:spacing w:after="20" w:before="0"/>
             </w:pPr>
-            <w:hyperlink w:history="1" r:id="rIdwvfjmpjszvfr6fiasu1hc">
+            <w:hyperlink w:history="1" r:id="rIdhuf5keycnamdvi9tromhw">
               <w:r>
                 <w:rPr>
                   <w:rFonts w:ascii="Arial" w:cs="Arial" w:eastAsia="Arial" w:hAnsi="Arial"/>
@@ -21946,7 +21946,7 @@
               <w:spacing w:after="10" w:before="0"/>
               <w:ind w:left="120"/>
             </w:pPr>
-            <w:hyperlink w:history="1" r:id="rId3j531de2f4udlzjnwn6yw">
+            <w:hyperlink w:history="1" r:id="rIdgwsx9cl72ieajpmt-deab">
               <w:r>
                 <w:rPr>
                   <w:rFonts w:ascii="Arial" w:cs="Arial" w:eastAsia="Arial" w:hAnsi="Arial"/>
@@ -22458,7 +22458,7 @@
         </w:rPr>
         <w:t xml:space="preserve">© 2026 SeaVuria and ARES. Aligned with KICD objectives. Developed by SeaVuria; technical implementation by ARES (with AI assistance from Claude). Licensed under </w:t>
       </w:r>
-      <w:hyperlink w:history="1" r:id="rIduxgyex8hmxil7uufd8mrn">
+      <w:hyperlink w:history="1" r:id="rIdwertmxcalozirznd6miet">
         <w:r>
           <w:rPr>
             <w:rFonts w:ascii="Arial" w:cs="Arial" w:eastAsia="Arial" w:hAnsi="Arial"/>
@@ -22479,7 +22479,7 @@
         </w:rPr>
         <w:t xml:space="preserve"> (</w:t>
       </w:r>
-      <w:hyperlink w:history="1" r:id="rIduvkfjly5cpk8cvyeq6wrf">
+      <w:hyperlink w:history="1" r:id="rIdnnen0eubr19lvojwmg-qa">
         <w:r>
           <w:rPr>
             <w:rFonts w:ascii="Arial" w:cs="Arial" w:eastAsia="Arial" w:hAnsi="Arial"/>
@@ -23492,7 +23492,7 @@
             <w:pPr>
               <w:spacing w:after="20" w:before="0"/>
             </w:pPr>
-            <w:hyperlink w:history="1" r:id="rIdhluordcraqa4_khyuvwnw">
+            <w:hyperlink w:history="1" r:id="rIdcxo5x8hl3irwhn4b_e8ug">
               <w:r>
                 <w:rPr>
                   <w:rFonts w:ascii="Arial" w:cs="Arial" w:eastAsia="Arial" w:hAnsi="Arial"/>
@@ -23525,7 +23525,7 @@
               <w:spacing w:after="10" w:before="0"/>
               <w:ind w:left="120"/>
             </w:pPr>
-            <w:hyperlink w:history="1" r:id="rId1qxti_dvmx2owc-l4kf65">
+            <w:hyperlink w:history="1" r:id="rIdp_drr29b_s-9dkbgzo1od">
               <w:r>
                 <w:rPr>
                   <w:rFonts w:ascii="Arial" w:cs="Arial" w:eastAsia="Arial" w:hAnsi="Arial"/>
@@ -23570,7 +23570,7 @@
             <w:pPr>
               <w:spacing w:after="20" w:before="0"/>
             </w:pPr>
-            <w:hyperlink w:history="1" r:id="rIdhq-fudieugbsadxl55pl7">
+            <w:hyperlink w:history="1" r:id="rIdgjnj5jdyw6nf4tuifpcnz">
               <w:r>
                 <w:rPr>
                   <w:rFonts w:ascii="Arial" w:cs="Arial" w:eastAsia="Arial" w:hAnsi="Arial"/>
@@ -23603,7 +23603,7 @@
               <w:spacing w:after="10" w:before="0"/>
               <w:ind w:left="120"/>
             </w:pPr>
-            <w:hyperlink w:history="1" r:id="rIdc3ljq7oww3z_hs4l0u1a-">
+            <w:hyperlink w:history="1" r:id="rIdcu_hncd9ysmxdkocgbu5u">
               <w:r>
                 <w:rPr>
                   <w:rFonts w:ascii="Arial" w:cs="Arial" w:eastAsia="Arial" w:hAnsi="Arial"/>
@@ -23798,7 +23798,7 @@
             <w:pPr>
               <w:spacing w:after="20" w:before="0"/>
             </w:pPr>
-            <w:hyperlink w:history="1" r:id="rIdzsyuhsdbrjo_rlwzmjydv">
+            <w:hyperlink w:history="1" r:id="rIdfvh4qn2t8xhamwii8syuh">
               <w:r>
                 <w:rPr>
                   <w:rFonts w:ascii="Arial" w:cs="Arial" w:eastAsia="Arial" w:hAnsi="Arial"/>
@@ -23831,7 +23831,7 @@
               <w:spacing w:after="10" w:before="0"/>
               <w:ind w:left="120"/>
             </w:pPr>
-            <w:hyperlink w:history="1" r:id="rId9unvl3r7sqzj8qgv2lv47">
+            <w:hyperlink w:history="1" r:id="rId6hv5uvhw8o6yhctltbzf5">
               <w:r>
                 <w:rPr>
                   <w:rFonts w:ascii="Arial" w:cs="Arial" w:eastAsia="Arial" w:hAnsi="Arial"/>
@@ -23876,7 +23876,7 @@
             <w:pPr>
               <w:spacing w:after="20" w:before="0"/>
             </w:pPr>
-            <w:hyperlink w:history="1" r:id="rIdly-_qvmdevn6yjasqdesq">
+            <w:hyperlink w:history="1" r:id="rIdsscennzcf4tj9ru5aeurn">
               <w:r>
                 <w:rPr>
                   <w:rFonts w:ascii="Arial" w:cs="Arial" w:eastAsia="Arial" w:hAnsi="Arial"/>
@@ -23909,7 +23909,7 @@
               <w:spacing w:after="10" w:before="0"/>
               <w:ind w:left="120"/>
             </w:pPr>
-            <w:hyperlink w:history="1" r:id="rIdaaugoz5foqnsamufcz0ri">
+            <w:hyperlink w:history="1" r:id="rId51cvlunjbpu5mdz29qvxe">
               <w:r>
                 <w:rPr>
                   <w:rFonts w:ascii="Arial" w:cs="Arial" w:eastAsia="Arial" w:hAnsi="Arial"/>
@@ -24104,7 +24104,7 @@
             <w:pPr>
               <w:spacing w:after="20" w:before="0"/>
             </w:pPr>
-            <w:hyperlink w:history="1" r:id="rIdg4teeyyh6qaibhbkntv11">
+            <w:hyperlink w:history="1" r:id="rIdgss_kta7nvo71b0xe5vle">
               <w:r>
                 <w:rPr>
                   <w:rFonts w:ascii="Arial" w:cs="Arial" w:eastAsia="Arial" w:hAnsi="Arial"/>
@@ -24153,7 +24153,7 @@
               <w:spacing w:after="10" w:before="0"/>
               <w:ind w:left="120"/>
             </w:pPr>
-            <w:hyperlink w:history="1" r:id="rId8tfuhyhsqs-h7lgqan6di">
+            <w:hyperlink w:history="1" r:id="rIdph1jojasnlygt-trwcspz">
               <w:r>
                 <w:rPr>
                   <w:rFonts w:ascii="Arial" w:cs="Arial" w:eastAsia="Arial" w:hAnsi="Arial"/>
@@ -24198,7 +24198,7 @@
             <w:pPr>
               <w:spacing w:after="20" w:before="0"/>
             </w:pPr>
-            <w:hyperlink w:history="1" r:id="rIdbh2pv6wr7eiljwph6ttuz">
+            <w:hyperlink w:history="1" r:id="rIdoapalcomdiygdqaaqdvix">
               <w:r>
                 <w:rPr>
                   <w:rFonts w:ascii="Arial" w:cs="Arial" w:eastAsia="Arial" w:hAnsi="Arial"/>
@@ -24231,7 +24231,7 @@
               <w:spacing w:after="10" w:before="0"/>
               <w:ind w:left="120"/>
             </w:pPr>
-            <w:hyperlink w:history="1" r:id="rIdc4piicf6smzxhi2gp9oa_">
+            <w:hyperlink w:history="1" r:id="rIdxd2rzdxswwhitsw3qzmrp">
               <w:r>
                 <w:rPr>
                   <w:rFonts w:ascii="Arial" w:cs="Arial" w:eastAsia="Arial" w:hAnsi="Arial"/>
@@ -24426,7 +24426,7 @@
             <w:pPr>
               <w:spacing w:after="20" w:before="0"/>
             </w:pPr>
-            <w:hyperlink w:history="1" r:id="rIdct6489_rrknb5jxooetmf">
+            <w:hyperlink w:history="1" r:id="rIdrrv9zhkooa8gwwdlf2oxg">
               <w:r>
                 <w:rPr>
                   <w:rFonts w:ascii="Arial" w:cs="Arial" w:eastAsia="Arial" w:hAnsi="Arial"/>
@@ -24459,7 +24459,7 @@
               <w:spacing w:after="10" w:before="0"/>
               <w:ind w:left="120"/>
             </w:pPr>
-            <w:hyperlink w:history="1" r:id="rId3mxlpnrk9vzuzel0fhjrp">
+            <w:hyperlink w:history="1" r:id="rId7zxldiwhfg3nrpw3v7vbc">
               <w:r>
                 <w:rPr>
                   <w:rFonts w:ascii="Arial" w:cs="Arial" w:eastAsia="Arial" w:hAnsi="Arial"/>
@@ -24504,7 +24504,7 @@
             <w:pPr>
               <w:spacing w:after="20" w:before="0"/>
             </w:pPr>
-            <w:hyperlink w:history="1" r:id="rIdidmbxtjojuj8j41c8erkc">
+            <w:hyperlink w:history="1" r:id="rIdroft2njaxoydmwqmwzyen">
               <w:r>
                 <w:rPr>
                   <w:rFonts w:ascii="Arial" w:cs="Arial" w:eastAsia="Arial" w:hAnsi="Arial"/>
@@ -24537,7 +24537,7 @@
               <w:spacing w:after="10" w:before="0"/>
               <w:ind w:left="120"/>
             </w:pPr>
-            <w:hyperlink w:history="1" r:id="rIda7_xdes5jar2sskuzmj_i">
+            <w:hyperlink w:history="1" r:id="rIdhzuy6ori_wrv-20j_qe7p">
               <w:r>
                 <w:rPr>
                   <w:rFonts w:ascii="Arial" w:cs="Arial" w:eastAsia="Arial" w:hAnsi="Arial"/>
@@ -24732,7 +24732,7 @@
             <w:pPr>
               <w:spacing w:after="20" w:before="0"/>
             </w:pPr>
-            <w:hyperlink w:history="1" r:id="rIdggzbbzjgme8up3h-8hsxx">
+            <w:hyperlink w:history="1" r:id="rIdks9m1eltom7sj4hdek-__">
               <w:r>
                 <w:rPr>
                   <w:rFonts w:ascii="Arial" w:cs="Arial" w:eastAsia="Arial" w:hAnsi="Arial"/>
@@ -24765,7 +24765,7 @@
               <w:spacing w:after="10" w:before="0"/>
               <w:ind w:left="120"/>
             </w:pPr>
-            <w:hyperlink w:history="1" r:id="rId9nwegyd-jshevr6mz3ccq">
+            <w:hyperlink w:history="1" r:id="rId6cw1w6ooazniu0xjazqrp">
               <w:r>
                 <w:rPr>
                   <w:rFonts w:ascii="Arial" w:cs="Arial" w:eastAsia="Arial" w:hAnsi="Arial"/>
@@ -24810,7 +24810,7 @@
             <w:pPr>
               <w:spacing w:after="20" w:before="0"/>
             </w:pPr>
-            <w:hyperlink w:history="1" r:id="rIdbowib8tjfhicpgxku2haq">
+            <w:hyperlink w:history="1" r:id="rId439pngk4qdtd4oj6gn9ts">
               <w:r>
                 <w:rPr>
                   <w:rFonts w:ascii="Arial" w:cs="Arial" w:eastAsia="Arial" w:hAnsi="Arial"/>
@@ -24843,7 +24843,7 @@
               <w:spacing w:after="10" w:before="0"/>
               <w:ind w:left="120"/>
             </w:pPr>
-            <w:hyperlink w:history="1" r:id="rIdvc7kzq4tvsuwt-h2h4oov">
+            <w:hyperlink w:history="1" r:id="rIdxn3eofdlu73i8_1lksbx6">
               <w:r>
                 <w:rPr>
                   <w:rFonts w:ascii="Arial" w:cs="Arial" w:eastAsia="Arial" w:hAnsi="Arial"/>
@@ -25355,7 +25355,7 @@
         </w:rPr>
         <w:t xml:space="preserve">© 2026 SeaVuria and ARES. Aligned with KICD objectives. Developed by SeaVuria; technical implementation by ARES (with AI assistance from Claude). Licensed under </w:t>
       </w:r>
-      <w:hyperlink w:history="1" r:id="rIdcxdnwkrnnhtnaffoun0fp">
+      <w:hyperlink w:history="1" r:id="rIdiv5ysyvj0tpudtgnnypge">
         <w:r>
           <w:rPr>
             <w:rFonts w:ascii="Arial" w:cs="Arial" w:eastAsia="Arial" w:hAnsi="Arial"/>
@@ -25376,7 +25376,7 @@
         </w:rPr>
         <w:t xml:space="preserve"> (</w:t>
       </w:r>
-      <w:hyperlink w:history="1" r:id="rIdftmvehyutjlplrhqgxygr">
+      <w:hyperlink w:history="1" r:id="rIdmonkianmfn5xbvztfwvyf">
         <w:r>
           <w:rPr>
             <w:rFonts w:ascii="Arial" w:cs="Arial" w:eastAsia="Arial" w:hAnsi="Arial"/>

--- a/data/outputs/v2/General_Science/SS2.2_Chemical_Families/General_Science_Chemical_Families_CBE_LessonSequence.docx
+++ b/data/outputs/v2/General_Science/SS2.2_Chemical_Families/General_Science_Chemical_Families_CBE_LessonSequence.docx
@@ -4,6 +4,7 @@
   <w:body>
     <w:p>
       <w:pPr>
+        <w:keepNext w:val="false"/>
         <w:spacing w:after="30" w:before="0"/>
         <w:jc w:val="center"/>
       </w:pPr>
@@ -23,6 +24,7 @@
     </w:p>
     <w:p>
       <w:pPr>
+        <w:keepNext w:val="false"/>
         <w:spacing w:after="60" w:before="0"/>
         <w:jc w:val="center"/>
       </w:pPr>
@@ -81,6 +83,7 @@
           </w:tcPr>
           <w:p>
             <w:pPr>
+              <w:keepNext w:val="false"/>
               <w:spacing w:after="40" w:before="0"/>
               <w:jc w:val="center"/>
             </w:pPr>
@@ -115,6 +118,7 @@
           </w:tcPr>
           <w:p>
             <w:pPr>
+              <w:keepNext w:val="false"/>
               <w:spacing w:after="40" w:before="0"/>
               <w:jc w:val="left"/>
             </w:pPr>
@@ -147,6 +151,7 @@
           </w:tcPr>
           <w:p>
             <w:pPr>
+              <w:keepNext w:val="false"/>
               <w:spacing w:after="40" w:before="0"/>
               <w:jc w:val="left"/>
             </w:pPr>
@@ -181,6 +186,7 @@
           </w:tcPr>
           <w:p>
             <w:pPr>
+              <w:keepNext w:val="false"/>
               <w:spacing w:after="40" w:before="0"/>
               <w:jc w:val="left"/>
             </w:pPr>
@@ -213,6 +219,7 @@
           </w:tcPr>
           <w:p>
             <w:pPr>
+              <w:keepNext w:val="false"/>
               <w:spacing w:after="40" w:before="0"/>
               <w:jc w:val="left"/>
             </w:pPr>
@@ -247,6 +254,7 @@
           </w:tcPr>
           <w:p>
             <w:pPr>
+              <w:keepNext w:val="false"/>
               <w:spacing w:after="40" w:before="0"/>
               <w:jc w:val="left"/>
             </w:pPr>
@@ -279,6 +287,7 @@
           </w:tcPr>
           <w:p>
             <w:pPr>
+              <w:keepNext w:val="false"/>
               <w:spacing w:after="40" w:before="0"/>
               <w:jc w:val="left"/>
             </w:pPr>
@@ -313,6 +322,7 @@
           </w:tcPr>
           <w:p>
             <w:pPr>
+              <w:keepNext w:val="false"/>
               <w:spacing w:after="40" w:before="0"/>
               <w:jc w:val="left"/>
             </w:pPr>
@@ -345,6 +355,7 @@
           </w:tcPr>
           <w:p>
             <w:pPr>
+              <w:keepNext w:val="false"/>
               <w:spacing w:after="40" w:before="0"/>
               <w:jc w:val="left"/>
             </w:pPr>
@@ -379,6 +390,7 @@
           </w:tcPr>
           <w:p>
             <w:pPr>
+              <w:keepNext w:val="false"/>
               <w:spacing w:after="40" w:before="0"/>
               <w:jc w:val="left"/>
             </w:pPr>
@@ -411,6 +423,7 @@
           </w:tcPr>
           <w:p>
             <w:pPr>
+              <w:keepNext w:val="false"/>
               <w:spacing w:after="40" w:before="0"/>
               <w:jc w:val="left"/>
             </w:pPr>
@@ -445,6 +458,7 @@
           </w:tcPr>
           <w:p>
             <w:pPr>
+              <w:keepNext w:val="false"/>
               <w:spacing w:after="40" w:before="0"/>
               <w:jc w:val="left"/>
             </w:pPr>
@@ -552,6 +566,7 @@
           </w:tcPr>
           <w:p>
             <w:pPr>
+              <w:keepNext w:val="false"/>
               <w:spacing w:after="40" w:before="0"/>
               <w:jc w:val="left"/>
             </w:pPr>
@@ -584,6 +599,7 @@
           </w:tcPr>
           <w:p>
             <w:pPr>
+              <w:keepNext w:val="false"/>
               <w:spacing w:after="40" w:before="0"/>
               <w:jc w:val="left"/>
             </w:pPr>
@@ -603,6 +619,7 @@
           </w:p>
           <w:p>
             <w:pPr>
+              <w:keepNext w:val="false"/>
               <w:spacing w:after="40" w:before="0"/>
               <w:jc w:val="left"/>
             </w:pPr>
@@ -622,6 +639,7 @@
           </w:p>
           <w:p>
             <w:pPr>
+              <w:keepNext w:val="false"/>
               <w:spacing w:after="40" w:before="0"/>
               <w:jc w:val="left"/>
             </w:pPr>
@@ -641,6 +659,7 @@
           </w:p>
           <w:p>
             <w:pPr>
+              <w:keepNext w:val="false"/>
               <w:spacing w:after="40" w:before="0"/>
               <w:jc w:val="left"/>
             </w:pPr>
@@ -660,6 +679,7 @@
           </w:p>
           <w:p>
             <w:pPr>
+              <w:keepNext w:val="false"/>
               <w:spacing w:after="40" w:before="0"/>
               <w:jc w:val="left"/>
             </w:pPr>
@@ -679,6 +699,7 @@
           </w:p>
           <w:p>
             <w:pPr>
+              <w:keepNext w:val="false"/>
               <w:spacing w:after="40" w:before="0"/>
               <w:jc w:val="left"/>
             </w:pPr>
@@ -713,6 +734,7 @@
           </w:tcPr>
           <w:p>
             <w:pPr>
+              <w:keepNext w:val="false"/>
               <w:spacing w:after="40" w:before="0"/>
               <w:jc w:val="left"/>
             </w:pPr>
@@ -800,6 +822,7 @@
           </w:tcPr>
           <w:p>
             <w:pPr>
+              <w:keepNext w:val="false"/>
               <w:spacing w:after="40" w:before="0"/>
               <w:jc w:val="left"/>
             </w:pPr>
@@ -867,6 +890,7 @@
           </w:tcPr>
           <w:p>
             <w:pPr>
+              <w:keepNext w:val="false"/>
               <w:spacing w:after="40" w:before="0"/>
               <w:jc w:val="left"/>
             </w:pPr>
@@ -1034,6 +1058,7 @@
           </w:tcPr>
           <w:p>
             <w:pPr>
+              <w:keepNext w:val="false"/>
               <w:spacing w:after="40" w:before="0"/>
               <w:jc w:val="left"/>
             </w:pPr>
@@ -1101,6 +1126,7 @@
           </w:tcPr>
           <w:p>
             <w:pPr>
+              <w:keepNext w:val="false"/>
               <w:spacing w:after="40" w:before="0"/>
               <w:jc w:val="left"/>
             </w:pPr>
@@ -1268,6 +1294,7 @@
           </w:tcPr>
           <w:p>
             <w:pPr>
+              <w:keepNext w:val="false"/>
               <w:spacing w:after="40" w:before="0"/>
               <w:jc w:val="left"/>
             </w:pPr>
@@ -1300,6 +1327,7 @@
           </w:tcPr>
           <w:p>
             <w:pPr>
+              <w:keepNext w:val="false"/>
               <w:spacing w:after="40" w:before="0"/>
               <w:jc w:val="left"/>
             </w:pPr>
@@ -1334,6 +1362,7 @@
           </w:tcPr>
           <w:p>
             <w:pPr>
+              <w:keepNext w:val="false"/>
               <w:spacing w:after="40" w:before="0"/>
               <w:jc w:val="left"/>
             </w:pPr>
@@ -1366,6 +1395,7 @@
           </w:tcPr>
           <w:p>
             <w:pPr>
+              <w:keepNext w:val="false"/>
               <w:spacing w:after="40" w:before="0"/>
               <w:jc w:val="left"/>
             </w:pPr>
@@ -1385,6 +1415,7 @@
           </w:p>
           <w:p>
             <w:pPr>
+              <w:keepNext w:val="false"/>
               <w:spacing w:after="40" w:before="0"/>
               <w:jc w:val="left"/>
             </w:pPr>
@@ -1404,6 +1435,7 @@
           </w:p>
           <w:p>
             <w:pPr>
+              <w:keepNext w:val="false"/>
               <w:spacing w:after="40" w:before="0"/>
               <w:jc w:val="left"/>
             </w:pPr>
@@ -1423,6 +1455,7 @@
           </w:p>
           <w:p>
             <w:pPr>
+              <w:keepNext w:val="false"/>
               <w:spacing w:after="40" w:before="0"/>
               <w:jc w:val="left"/>
             </w:pPr>
@@ -1457,6 +1490,7 @@
           </w:tcPr>
           <w:p>
             <w:pPr>
+              <w:keepNext w:val="false"/>
               <w:spacing w:after="40" w:before="0"/>
               <w:jc w:val="left"/>
             </w:pPr>
@@ -1489,6 +1523,7 @@
           </w:tcPr>
           <w:p>
             <w:pPr>
+              <w:keepNext w:val="false"/>
               <w:spacing w:after="40" w:before="0"/>
               <w:jc w:val="left"/>
             </w:pPr>
@@ -1523,6 +1558,7 @@
           </w:tcPr>
           <w:p>
             <w:pPr>
+              <w:keepNext w:val="false"/>
               <w:spacing w:after="40" w:before="0"/>
               <w:jc w:val="left"/>
             </w:pPr>
@@ -1555,6 +1591,7 @@
           </w:tcPr>
           <w:p>
             <w:pPr>
+              <w:keepNext w:val="false"/>
               <w:spacing w:after="40" w:before="0"/>
               <w:jc w:val="left"/>
             </w:pPr>
@@ -1574,6 +1611,7 @@
           </w:p>
           <w:p>
             <w:pPr>
+              <w:keepNext w:val="false"/>
               <w:spacing w:after="40" w:before="0"/>
               <w:jc w:val="left"/>
             </w:pPr>
@@ -1593,6 +1631,7 @@
           </w:p>
           <w:p>
             <w:pPr>
+              <w:keepNext w:val="false"/>
               <w:spacing w:after="40" w:before="0"/>
               <w:jc w:val="left"/>
             </w:pPr>
@@ -1612,6 +1651,7 @@
           </w:p>
           <w:p>
             <w:pPr>
+              <w:keepNext w:val="false"/>
               <w:spacing w:after="40" w:before="0"/>
               <w:jc w:val="left"/>
             </w:pPr>
@@ -1631,6 +1671,7 @@
           </w:p>
           <w:p>
             <w:pPr>
+              <w:keepNext w:val="false"/>
               <w:spacing w:after="40" w:before="0"/>
               <w:jc w:val="left"/>
             </w:pPr>
@@ -1650,6 +1691,7 @@
           </w:p>
           <w:p>
             <w:pPr>
+              <w:keepNext w:val="false"/>
               <w:spacing w:after="40" w:before="0"/>
               <w:jc w:val="left"/>
             </w:pPr>
@@ -1669,6 +1711,7 @@
           </w:p>
           <w:p>
             <w:pPr>
+              <w:keepNext w:val="false"/>
               <w:spacing w:after="40" w:before="0"/>
               <w:jc w:val="left"/>
             </w:pPr>
@@ -1688,6 +1731,7 @@
           </w:p>
           <w:p>
             <w:pPr>
+              <w:keepNext w:val="false"/>
               <w:spacing w:after="40" w:before="0"/>
               <w:jc w:val="left"/>
             </w:pPr>
@@ -1722,6 +1766,7 @@
           </w:tcPr>
           <w:p>
             <w:pPr>
+              <w:keepNext w:val="false"/>
               <w:spacing w:after="40" w:before="0"/>
               <w:jc w:val="left"/>
             </w:pPr>
@@ -1953,7 +1998,7 @@
         </w:rPr>
         <w:t xml:space="preserve">© 2026 SeaVuria and ARES. This work is licensed under a </w:t>
       </w:r>
-      <w:hyperlink w:history="1" r:id="rIdxypxiifyxd9f2ktlpnasa">
+      <w:hyperlink w:history="1" r:id="rIdapgxjwic4k80f8hmip_tq">
         <w:r>
           <w:rPr>
             <w:rFonts w:ascii="Arial" w:cs="Arial" w:eastAsia="Arial" w:hAnsi="Arial"/>
@@ -1973,7 +2018,7 @@
         </w:rPr>
         <w:t xml:space="preserve"> (</w:t>
       </w:r>
-      <w:hyperlink w:history="1" r:id="rIdf0uhffi-zuf4nnb-ipp4w">
+      <w:hyperlink w:history="1" r:id="rId3oazsw6duumq8wicdy4cx">
         <w:r>
           <w:rPr>
             <w:rFonts w:ascii="Arial" w:cs="Arial" w:eastAsia="Arial" w:hAnsi="Arial"/>
@@ -1993,7 +2038,7 @@
         </w:rPr>
         <w:t xml:space="preserve">). To view a copy of this license, visit </w:t>
       </w:r>
-      <w:hyperlink w:history="1" r:id="rIdv0okkcrcoa42lu4hixqiw">
+      <w:hyperlink w:history="1" r:id="rIdkoaygl851oogoqkumavhy">
         <w:r>
           <w:rPr>
             <w:rFonts w:ascii="Arial" w:cs="Arial" w:eastAsia="Arial" w:hAnsi="Arial"/>
@@ -2052,6 +2097,7 @@
           </w:tcPr>
           <w:p>
             <w:pPr>
+              <w:keepNext w:val="false"/>
               <w:spacing w:after="40" w:before="0"/>
               <w:jc w:val="center"/>
             </w:pPr>
@@ -2087,6 +2133,7 @@
           </w:tcPr>
           <w:p>
             <w:pPr>
+              <w:keepNext w:val="false"/>
               <w:spacing w:after="40" w:before="0"/>
               <w:jc w:val="center"/>
             </w:pPr>
@@ -2121,6 +2168,7 @@
           </w:tcPr>
           <w:p>
             <w:pPr>
+              <w:keepNext w:val="false"/>
               <w:spacing w:after="40" w:before="0"/>
               <w:jc w:val="left"/>
             </w:pPr>
@@ -2153,6 +2201,7 @@
           </w:tcPr>
           <w:p>
             <w:pPr>
+              <w:keepNext w:val="false"/>
               <w:spacing w:after="40" w:before="0"/>
               <w:jc w:val="left"/>
             </w:pPr>
@@ -2187,6 +2236,7 @@
           </w:tcPr>
           <w:p>
             <w:pPr>
+              <w:keepNext w:val="false"/>
               <w:spacing w:after="40" w:before="0"/>
               <w:jc w:val="left"/>
             </w:pPr>
@@ -2219,6 +2269,7 @@
           </w:tcPr>
           <w:p>
             <w:pPr>
+              <w:keepNext w:val="false"/>
               <w:spacing w:after="40" w:before="0"/>
               <w:jc w:val="left"/>
             </w:pPr>
@@ -2253,6 +2304,7 @@
           </w:tcPr>
           <w:p>
             <w:pPr>
+              <w:keepNext w:val="false"/>
               <w:spacing w:after="40" w:before="0"/>
               <w:jc w:val="left"/>
             </w:pPr>
@@ -2285,6 +2337,7 @@
           </w:tcPr>
           <w:p>
             <w:pPr>
+              <w:keepNext w:val="false"/>
               <w:spacing w:after="40" w:before="0"/>
               <w:jc w:val="left"/>
             </w:pPr>
@@ -2319,6 +2372,7 @@
           </w:tcPr>
           <w:p>
             <w:pPr>
+              <w:keepNext w:val="false"/>
               <w:spacing w:after="40" w:before="0"/>
               <w:jc w:val="left"/>
             </w:pPr>
@@ -2351,6 +2405,7 @@
           </w:tcPr>
           <w:p>
             <w:pPr>
+              <w:keepNext w:val="false"/>
               <w:spacing w:after="40" w:before="0"/>
               <w:jc w:val="left"/>
             </w:pPr>
@@ -2385,6 +2440,7 @@
           </w:tcPr>
           <w:p>
             <w:pPr>
+              <w:keepNext w:val="false"/>
               <w:spacing w:after="40" w:before="0"/>
               <w:jc w:val="left"/>
             </w:pPr>
@@ -2417,6 +2473,7 @@
           </w:tcPr>
           <w:p>
             <w:pPr>
+              <w:keepNext w:val="false"/>
               <w:spacing w:after="40" w:before="0"/>
               <w:jc w:val="left"/>
             </w:pPr>
@@ -2451,6 +2508,7 @@
           </w:tcPr>
           <w:p>
             <w:pPr>
+              <w:keepNext w:val="false"/>
               <w:spacing w:after="40" w:before="0"/>
               <w:jc w:val="left"/>
             </w:pPr>
@@ -2483,6 +2541,7 @@
           </w:tcPr>
           <w:p>
             <w:pPr>
+              <w:keepNext w:val="false"/>
               <w:spacing w:after="40" w:before="0"/>
               <w:jc w:val="left"/>
             </w:pPr>
@@ -2517,6 +2576,7 @@
           </w:tcPr>
           <w:p>
             <w:pPr>
+              <w:keepNext w:val="false"/>
               <w:spacing w:after="40" w:before="0"/>
               <w:jc w:val="left"/>
             </w:pPr>
@@ -2549,6 +2609,7 @@
           </w:tcPr>
           <w:p>
             <w:pPr>
+              <w:keepNext w:val="false"/>
               <w:spacing w:after="40" w:before="0"/>
               <w:jc w:val="left"/>
             </w:pPr>
@@ -2583,6 +2644,7 @@
           </w:tcPr>
           <w:p>
             <w:pPr>
+              <w:keepNext w:val="false"/>
               <w:spacing w:after="40" w:before="0"/>
               <w:jc w:val="left"/>
             </w:pPr>
@@ -2615,6 +2677,7 @@
           </w:tcPr>
           <w:p>
             <w:pPr>
+              <w:keepNext w:val="false"/>
               <w:spacing w:after="40" w:before="0"/>
               <w:jc w:val="left"/>
             </w:pPr>
@@ -2674,6 +2737,7 @@
           </w:tcPr>
           <w:p>
             <w:pPr>
+              <w:keepNext w:val="false"/>
               <w:spacing w:after="40" w:before="0"/>
               <w:jc w:val="center"/>
             </w:pPr>
@@ -2708,6 +2772,7 @@
           </w:tcPr>
           <w:p>
             <w:pPr>
+              <w:keepNext w:val="false"/>
               <w:spacing w:after="40" w:before="0"/>
               <w:jc w:val="left"/>
             </w:pPr>
@@ -2772,6 +2837,7 @@
           </w:tcPr>
           <w:p>
             <w:pPr>
+              <w:keepNext w:val="false"/>
               <w:spacing w:after="40" w:before="0"/>
               <w:jc w:val="center"/>
             </w:pPr>
@@ -2806,6 +2872,7 @@
           </w:tcPr>
           <w:p>
             <w:pPr>
+              <w:keepNext w:val="false"/>
               <w:spacing w:after="40" w:before="0"/>
               <w:jc w:val="left"/>
             </w:pPr>
@@ -2838,6 +2905,7 @@
           </w:tcPr>
           <w:p>
             <w:pPr>
+              <w:keepNext w:val="false"/>
               <w:spacing w:after="40" w:before="0"/>
               <w:jc w:val="left"/>
             </w:pPr>
@@ -2870,6 +2938,7 @@
           </w:tcPr>
           <w:p>
             <w:pPr>
+              <w:keepNext w:val="false"/>
               <w:spacing w:after="40" w:before="0"/>
               <w:jc w:val="left"/>
             </w:pPr>
@@ -2902,6 +2971,7 @@
           </w:tcPr>
           <w:p>
             <w:pPr>
+              <w:keepNext w:val="false"/>
               <w:spacing w:after="40" w:before="0"/>
               <w:jc w:val="left"/>
             </w:pPr>
@@ -2934,6 +3004,7 @@
           </w:tcPr>
           <w:p>
             <w:pPr>
+              <w:keepNext w:val="false"/>
               <w:spacing w:after="40" w:before="0"/>
               <w:jc w:val="left"/>
             </w:pPr>
@@ -2968,6 +3039,7 @@
           </w:tcPr>
           <w:p>
             <w:pPr>
+              <w:keepNext w:val="false"/>
               <w:spacing w:after="40" w:before="0"/>
               <w:jc w:val="left"/>
             </w:pPr>
@@ -3005,7 +3077,7 @@
             <w:pPr>
               <w:spacing w:after="20" w:before="0"/>
             </w:pPr>
-            <w:hyperlink w:history="1" r:id="rIdb53y5j_znixys2-valifm">
+            <w:hyperlink w:history="1" r:id="rIdzaq_z3hnjopmbagbgnnrc">
               <w:r>
                 <w:rPr>
                   <w:rFonts w:ascii="Arial" w:cs="Arial" w:eastAsia="Arial" w:hAnsi="Arial"/>
@@ -3038,7 +3110,7 @@
               <w:spacing w:after="10" w:before="0"/>
               <w:ind w:left="120"/>
             </w:pPr>
-            <w:hyperlink w:history="1" r:id="rId11cruphmtkohmbsxnvhff">
+            <w:hyperlink w:history="1" r:id="rId_mccry8-uoxkldutiqw1s">
               <w:r>
                 <w:rPr>
                   <w:rFonts w:ascii="Arial" w:cs="Arial" w:eastAsia="Arial" w:hAnsi="Arial"/>
@@ -3083,7 +3155,7 @@
             <w:pPr>
               <w:spacing w:after="20" w:before="0"/>
             </w:pPr>
-            <w:hyperlink w:history="1" r:id="rIdmygr6peqeabawalct7ip4">
+            <w:hyperlink w:history="1" r:id="rIddevb5ctuuawccekfolcih">
               <w:r>
                 <w:rPr>
                   <w:rFonts w:ascii="Arial" w:cs="Arial" w:eastAsia="Arial" w:hAnsi="Arial"/>
@@ -3116,7 +3188,7 @@
               <w:spacing w:after="10" w:before="0"/>
               <w:ind w:left="120"/>
             </w:pPr>
-            <w:hyperlink w:history="1" r:id="rIdobuqoj-uyr0f87flvku06">
+            <w:hyperlink w:history="1" r:id="rIdol4yqqt4lilqehbgbyep1">
               <w:r>
                 <w:rPr>
                   <w:rFonts w:ascii="Arial" w:cs="Arial" w:eastAsia="Arial" w:hAnsi="Arial"/>
@@ -3144,6 +3216,7 @@
           </w:tcPr>
           <w:p>
             <w:pPr>
+              <w:keepNext w:val="false"/>
               <w:spacing w:after="40" w:before="0"/>
               <w:jc w:val="left"/>
             </w:pPr>
@@ -3176,6 +3249,7 @@
           </w:tcPr>
           <w:p>
             <w:pPr>
+              <w:keepNext w:val="false"/>
               <w:spacing w:after="40" w:before="0"/>
               <w:jc w:val="left"/>
             </w:pPr>
@@ -3208,6 +3282,7 @@
           </w:tcPr>
           <w:p>
             <w:pPr>
+              <w:keepNext w:val="false"/>
               <w:spacing w:after="40" w:before="0"/>
               <w:jc w:val="left"/>
             </w:pPr>
@@ -3240,6 +3315,7 @@
           </w:tcPr>
           <w:p>
             <w:pPr>
+              <w:keepNext w:val="false"/>
               <w:spacing w:after="40" w:before="0"/>
               <w:jc w:val="left"/>
             </w:pPr>
@@ -3274,6 +3350,7 @@
           </w:tcPr>
           <w:p>
             <w:pPr>
+              <w:keepNext w:val="false"/>
               <w:spacing w:after="40" w:before="0"/>
               <w:jc w:val="left"/>
             </w:pPr>
@@ -3311,7 +3388,7 @@
             <w:pPr>
               <w:spacing w:after="20" w:before="0"/>
             </w:pPr>
-            <w:hyperlink w:history="1" r:id="rIdsqeb3n9mcgbxbupumomez">
+            <w:hyperlink w:history="1" r:id="rId-hewkc1h6lbdgw2llzvrm">
               <w:r>
                 <w:rPr>
                   <w:rFonts w:ascii="Arial" w:cs="Arial" w:eastAsia="Arial" w:hAnsi="Arial"/>
@@ -3344,7 +3421,7 @@
               <w:spacing w:after="10" w:before="0"/>
               <w:ind w:left="120"/>
             </w:pPr>
-            <w:hyperlink w:history="1" r:id="rIdxyb5bjuoystmivusqyrtg">
+            <w:hyperlink w:history="1" r:id="rId0qsdu9c7ee-_xvvcsjirq">
               <w:r>
                 <w:rPr>
                   <w:rFonts w:ascii="Arial" w:cs="Arial" w:eastAsia="Arial" w:hAnsi="Arial"/>
@@ -3389,7 +3466,7 @@
             <w:pPr>
               <w:spacing w:after="20" w:before="0"/>
             </w:pPr>
-            <w:hyperlink w:history="1" r:id="rIdvjktovl4p0wypwvilxpft">
+            <w:hyperlink w:history="1" r:id="rIdm_quvredzrhsvrtfcpwdy">
               <w:r>
                 <w:rPr>
                   <w:rFonts w:ascii="Arial" w:cs="Arial" w:eastAsia="Arial" w:hAnsi="Arial"/>
@@ -3422,7 +3499,7 @@
               <w:spacing w:after="10" w:before="0"/>
               <w:ind w:left="120"/>
             </w:pPr>
-            <w:hyperlink w:history="1" r:id="rIdj5dqn7sesbodbnqft3xck">
+            <w:hyperlink w:history="1" r:id="rIdmnymywv72w-wqnh3hsvkt">
               <w:r>
                 <w:rPr>
                   <w:rFonts w:ascii="Arial" w:cs="Arial" w:eastAsia="Arial" w:hAnsi="Arial"/>
@@ -3450,6 +3527,7 @@
           </w:tcPr>
           <w:p>
             <w:pPr>
+              <w:keepNext w:val="false"/>
               <w:spacing w:after="40" w:before="0"/>
               <w:jc w:val="left"/>
             </w:pPr>
@@ -3482,6 +3560,7 @@
           </w:tcPr>
           <w:p>
             <w:pPr>
+              <w:keepNext w:val="false"/>
               <w:spacing w:after="40" w:before="0"/>
               <w:jc w:val="left"/>
             </w:pPr>
@@ -3514,6 +3593,7 @@
           </w:tcPr>
           <w:p>
             <w:pPr>
+              <w:keepNext w:val="false"/>
               <w:spacing w:after="40" w:before="0"/>
               <w:jc w:val="left"/>
             </w:pPr>
@@ -3546,6 +3626,7 @@
           </w:tcPr>
           <w:p>
             <w:pPr>
+              <w:keepNext w:val="false"/>
               <w:spacing w:after="40" w:before="0"/>
               <w:jc w:val="left"/>
             </w:pPr>
@@ -3580,6 +3661,7 @@
           </w:tcPr>
           <w:p>
             <w:pPr>
+              <w:keepNext w:val="false"/>
               <w:spacing w:after="40" w:before="0"/>
               <w:jc w:val="left"/>
             </w:pPr>
@@ -3617,7 +3699,7 @@
             <w:pPr>
               <w:spacing w:after="20" w:before="0"/>
             </w:pPr>
-            <w:hyperlink w:history="1" r:id="rIdejznbkvqvn_bo_oymx1uu">
+            <w:hyperlink w:history="1" r:id="rId-ovi3tjvofrcvunqzlgny">
               <w:r>
                 <w:rPr>
                   <w:rFonts w:ascii="Arial" w:cs="Arial" w:eastAsia="Arial" w:hAnsi="Arial"/>
@@ -3650,7 +3732,7 @@
               <w:spacing w:after="10" w:before="0"/>
               <w:ind w:left="120"/>
             </w:pPr>
-            <w:hyperlink w:history="1" r:id="rIdcy_jfljlxsetgpdc6qwkk">
+            <w:hyperlink w:history="1" r:id="rIdh6l-z82hzhdirmblbj4da">
               <w:r>
                 <w:rPr>
                   <w:rFonts w:ascii="Arial" w:cs="Arial" w:eastAsia="Arial" w:hAnsi="Arial"/>
@@ -3695,7 +3777,7 @@
             <w:pPr>
               <w:spacing w:after="20" w:before="0"/>
             </w:pPr>
-            <w:hyperlink w:history="1" r:id="rIdbat6a7tqmhjboskrwgif9">
+            <w:hyperlink w:history="1" r:id="rIdcptufivpd4pyn4axifhgk">
               <w:r>
                 <w:rPr>
                   <w:rFonts w:ascii="Arial" w:cs="Arial" w:eastAsia="Arial" w:hAnsi="Arial"/>
@@ -3728,7 +3810,7 @@
               <w:spacing w:after="10" w:before="0"/>
               <w:ind w:left="120"/>
             </w:pPr>
-            <w:hyperlink w:history="1" r:id="rId1iada_mi9jpbpyjnypxcj">
+            <w:hyperlink w:history="1" r:id="rIdd9z00tzuz_w0ub1p_xqgx">
               <w:r>
                 <w:rPr>
                   <w:rFonts w:ascii="Arial" w:cs="Arial" w:eastAsia="Arial" w:hAnsi="Arial"/>
@@ -3756,6 +3838,7 @@
           </w:tcPr>
           <w:p>
             <w:pPr>
+              <w:keepNext w:val="false"/>
               <w:spacing w:after="40" w:before="0"/>
               <w:jc w:val="left"/>
             </w:pPr>
@@ -3788,6 +3871,7 @@
           </w:tcPr>
           <w:p>
             <w:pPr>
+              <w:keepNext w:val="false"/>
               <w:spacing w:after="40" w:before="0"/>
               <w:jc w:val="left"/>
             </w:pPr>
@@ -3820,6 +3904,7 @@
           </w:tcPr>
           <w:p>
             <w:pPr>
+              <w:keepNext w:val="false"/>
               <w:spacing w:after="40" w:before="0"/>
               <w:jc w:val="left"/>
             </w:pPr>
@@ -3852,6 +3937,7 @@
           </w:tcPr>
           <w:p>
             <w:pPr>
+              <w:keepNext w:val="false"/>
               <w:spacing w:after="40" w:before="0"/>
               <w:jc w:val="left"/>
             </w:pPr>
@@ -3886,6 +3972,7 @@
           </w:tcPr>
           <w:p>
             <w:pPr>
+              <w:keepNext w:val="false"/>
               <w:spacing w:after="40" w:before="0"/>
               <w:jc w:val="left"/>
             </w:pPr>
@@ -3923,7 +4010,7 @@
             <w:pPr>
               <w:spacing w:after="20" w:before="0"/>
             </w:pPr>
-            <w:hyperlink w:history="1" r:id="rIdmcevw0psj1kk8fbjcb7w7">
+            <w:hyperlink w:history="1" r:id="rIds9uwbh_inwygisrvsxmt-">
               <w:r>
                 <w:rPr>
                   <w:rFonts w:ascii="Arial" w:cs="Arial" w:eastAsia="Arial" w:hAnsi="Arial"/>
@@ -3956,7 +4043,7 @@
               <w:spacing w:after="10" w:before="0"/>
               <w:ind w:left="120"/>
             </w:pPr>
-            <w:hyperlink w:history="1" r:id="rIdp9zezorj85s9k3kfyz3w9">
+            <w:hyperlink w:history="1" r:id="rIdarp45ndiyvcrrtpch4twr">
               <w:r>
                 <w:rPr>
                   <w:rFonts w:ascii="Arial" w:cs="Arial" w:eastAsia="Arial" w:hAnsi="Arial"/>
@@ -4001,7 +4088,7 @@
             <w:pPr>
               <w:spacing w:after="20" w:before="0"/>
             </w:pPr>
-            <w:hyperlink w:history="1" r:id="rIdvvsspxzor1kojlndzd3s5">
+            <w:hyperlink w:history="1" r:id="rIdzgoysesqxmdz0_zhn1km8">
               <w:r>
                 <w:rPr>
                   <w:rFonts w:ascii="Arial" w:cs="Arial" w:eastAsia="Arial" w:hAnsi="Arial"/>
@@ -4034,7 +4121,7 @@
               <w:spacing w:after="10" w:before="0"/>
               <w:ind w:left="120"/>
             </w:pPr>
-            <w:hyperlink w:history="1" r:id="rIdxbyzziexdtl-ggdyi3-q2">
+            <w:hyperlink w:history="1" r:id="rIdinzgw71k7azzebaxshctz">
               <w:r>
                 <w:rPr>
                   <w:rFonts w:ascii="Arial" w:cs="Arial" w:eastAsia="Arial" w:hAnsi="Arial"/>
@@ -4062,6 +4149,7 @@
           </w:tcPr>
           <w:p>
             <w:pPr>
+              <w:keepNext w:val="false"/>
               <w:spacing w:after="40" w:before="0"/>
               <w:jc w:val="left"/>
             </w:pPr>
@@ -4094,6 +4182,7 @@
           </w:tcPr>
           <w:p>
             <w:pPr>
+              <w:keepNext w:val="false"/>
               <w:spacing w:after="40" w:before="0"/>
               <w:jc w:val="left"/>
             </w:pPr>
@@ -4126,6 +4215,7 @@
           </w:tcPr>
           <w:p>
             <w:pPr>
+              <w:keepNext w:val="false"/>
               <w:spacing w:after="40" w:before="0"/>
               <w:jc w:val="left"/>
             </w:pPr>
@@ -4158,6 +4248,7 @@
           </w:tcPr>
           <w:p>
             <w:pPr>
+              <w:keepNext w:val="false"/>
               <w:spacing w:after="40" w:before="0"/>
               <w:jc w:val="left"/>
             </w:pPr>
@@ -4192,6 +4283,7 @@
           </w:tcPr>
           <w:p>
             <w:pPr>
+              <w:keepNext w:val="false"/>
               <w:spacing w:after="40" w:before="0"/>
               <w:jc w:val="left"/>
             </w:pPr>
@@ -4229,7 +4321,7 @@
             <w:pPr>
               <w:spacing w:after="20" w:before="0"/>
             </w:pPr>
-            <w:hyperlink w:history="1" r:id="rIdvwptyapycz5oynploqsnp">
+            <w:hyperlink w:history="1" r:id="rIdghqi86lhtluwhlgrgvej8">
               <w:r>
                 <w:rPr>
                   <w:rFonts w:ascii="Arial" w:cs="Arial" w:eastAsia="Arial" w:hAnsi="Arial"/>
@@ -4278,7 +4370,7 @@
               <w:spacing w:after="10" w:before="0"/>
               <w:ind w:left="120"/>
             </w:pPr>
-            <w:hyperlink w:history="1" r:id="rIdlpxx2qyafb-_9myfjqeqp">
+            <w:hyperlink w:history="1" r:id="rIdv2h5bo8rxzepzut0osye7">
               <w:r>
                 <w:rPr>
                   <w:rFonts w:ascii="Arial" w:cs="Arial" w:eastAsia="Arial" w:hAnsi="Arial"/>
@@ -4323,7 +4415,7 @@
             <w:pPr>
               <w:spacing w:after="20" w:before="0"/>
             </w:pPr>
-            <w:hyperlink w:history="1" r:id="rIdvccrf-tjlyqphaafzrqup">
+            <w:hyperlink w:history="1" r:id="rId_lttt55zjw1c62f42im6n">
               <w:r>
                 <w:rPr>
                   <w:rFonts w:ascii="Arial" w:cs="Arial" w:eastAsia="Arial" w:hAnsi="Arial"/>
@@ -4356,7 +4448,7 @@
               <w:spacing w:after="10" w:before="0"/>
               <w:ind w:left="120"/>
             </w:pPr>
-            <w:hyperlink w:history="1" r:id="rId5pthhoghjoxys6t_ad70w">
+            <w:hyperlink w:history="1" r:id="rIdozngaxiyvngvhtvvb4bqh">
               <w:r>
                 <w:rPr>
                   <w:rFonts w:ascii="Arial" w:cs="Arial" w:eastAsia="Arial" w:hAnsi="Arial"/>
@@ -4384,6 +4476,7 @@
           </w:tcPr>
           <w:p>
             <w:pPr>
+              <w:keepNext w:val="false"/>
               <w:spacing w:after="40" w:before="0"/>
               <w:jc w:val="left"/>
             </w:pPr>
@@ -4416,6 +4509,7 @@
           </w:tcPr>
           <w:p>
             <w:pPr>
+              <w:keepNext w:val="false"/>
               <w:spacing w:after="40" w:before="0"/>
               <w:jc w:val="left"/>
             </w:pPr>
@@ -4448,6 +4542,7 @@
           </w:tcPr>
           <w:p>
             <w:pPr>
+              <w:keepNext w:val="false"/>
               <w:spacing w:after="40" w:before="0"/>
               <w:jc w:val="left"/>
             </w:pPr>
@@ -4480,6 +4575,7 @@
           </w:tcPr>
           <w:p>
             <w:pPr>
+              <w:keepNext w:val="false"/>
               <w:spacing w:after="40" w:before="0"/>
               <w:jc w:val="left"/>
             </w:pPr>
@@ -4539,6 +4635,7 @@
           </w:tcPr>
           <w:p>
             <w:pPr>
+              <w:keepNext w:val="false"/>
               <w:spacing w:after="40" w:before="0"/>
               <w:jc w:val="center"/>
             </w:pPr>
@@ -4573,6 +4670,7 @@
           </w:tcPr>
           <w:p>
             <w:pPr>
+              <w:keepNext w:val="false"/>
               <w:spacing w:after="40" w:before="0"/>
               <w:jc w:val="left"/>
             </w:pPr>
@@ -4634,6 +4732,7 @@
           </w:tcPr>
           <w:p>
             <w:pPr>
+              <w:keepNext w:val="false"/>
               <w:spacing w:after="40" w:before="0"/>
               <w:jc w:val="center"/>
             </w:pPr>
@@ -4668,6 +4767,7 @@
           </w:tcPr>
           <w:p>
             <w:pPr>
+              <w:keepNext w:val="false"/>
               <w:spacing w:after="40" w:before="0"/>
               <w:jc w:val="left"/>
             </w:pPr>
@@ -4700,6 +4800,7 @@
           </w:tcPr>
           <w:p>
             <w:pPr>
+              <w:keepNext w:val="false"/>
               <w:spacing w:after="40" w:before="0"/>
               <w:jc w:val="left"/>
             </w:pPr>
@@ -4734,6 +4835,7 @@
           </w:tcPr>
           <w:p>
             <w:pPr>
+              <w:keepNext w:val="false"/>
               <w:spacing w:after="40" w:before="0"/>
               <w:jc w:val="left"/>
             </w:pPr>
@@ -4766,6 +4868,7 @@
           </w:tcPr>
           <w:p>
             <w:pPr>
+              <w:keepNext w:val="false"/>
               <w:spacing w:after="40" w:before="0"/>
               <w:jc w:val="left"/>
             </w:pPr>
@@ -4800,6 +4903,7 @@
           </w:tcPr>
           <w:p>
             <w:pPr>
+              <w:keepNext w:val="false"/>
               <w:spacing w:after="40" w:before="0"/>
               <w:jc w:val="left"/>
             </w:pPr>
@@ -4832,6 +4936,7 @@
           </w:tcPr>
           <w:p>
             <w:pPr>
+              <w:keepNext w:val="false"/>
               <w:spacing w:after="40" w:before="0"/>
               <w:jc w:val="left"/>
             </w:pPr>
@@ -4868,7 +4973,7 @@
         </w:rPr>
         <w:t xml:space="preserve">© 2026 SeaVuria and ARES. Aligned with KICD objectives. Developed by SeaVuria; technical implementation by ARES (with AI assistance from Claude). Licensed under </w:t>
       </w:r>
-      <w:hyperlink w:history="1" r:id="rIdrdkqpuyow8ipg2etm8wos">
+      <w:hyperlink w:history="1" r:id="rId655xjwxpk9angwhme9i8p">
         <w:r>
           <w:rPr>
             <w:rFonts w:ascii="Arial" w:cs="Arial" w:eastAsia="Arial" w:hAnsi="Arial"/>
@@ -4889,7 +4994,7 @@
         </w:rPr>
         <w:t xml:space="preserve"> (</w:t>
       </w:r>
-      <w:hyperlink w:history="1" r:id="rId9ks4w-w9m7mywq5k9kw1j">
+      <w:hyperlink w:history="1" r:id="rId-ryqwfojbzjyu0q87nmb5">
         <w:r>
           <w:rPr>
             <w:rFonts w:ascii="Arial" w:cs="Arial" w:eastAsia="Arial" w:hAnsi="Arial"/>
@@ -4949,6 +5054,7 @@
           </w:tcPr>
           <w:p>
             <w:pPr>
+              <w:keepNext w:val="false"/>
               <w:spacing w:after="40" w:before="0"/>
               <w:jc w:val="center"/>
             </w:pPr>
@@ -4984,6 +5090,7 @@
           </w:tcPr>
           <w:p>
             <w:pPr>
+              <w:keepNext w:val="false"/>
               <w:spacing w:after="40" w:before="0"/>
               <w:jc w:val="center"/>
             </w:pPr>
@@ -5018,6 +5125,7 @@
           </w:tcPr>
           <w:p>
             <w:pPr>
+              <w:keepNext w:val="false"/>
               <w:spacing w:after="40" w:before="0"/>
               <w:jc w:val="left"/>
             </w:pPr>
@@ -5050,6 +5158,7 @@
           </w:tcPr>
           <w:p>
             <w:pPr>
+              <w:keepNext w:val="false"/>
               <w:spacing w:after="40" w:before="0"/>
               <w:jc w:val="left"/>
             </w:pPr>
@@ -5084,6 +5193,7 @@
           </w:tcPr>
           <w:p>
             <w:pPr>
+              <w:keepNext w:val="false"/>
               <w:spacing w:after="40" w:before="0"/>
               <w:jc w:val="left"/>
             </w:pPr>
@@ -5116,6 +5226,7 @@
           </w:tcPr>
           <w:p>
             <w:pPr>
+              <w:keepNext w:val="false"/>
               <w:spacing w:after="40" w:before="0"/>
               <w:jc w:val="left"/>
             </w:pPr>
@@ -5150,6 +5261,7 @@
           </w:tcPr>
           <w:p>
             <w:pPr>
+              <w:keepNext w:val="false"/>
               <w:spacing w:after="40" w:before="0"/>
               <w:jc w:val="left"/>
             </w:pPr>
@@ -5182,6 +5294,7 @@
           </w:tcPr>
           <w:p>
             <w:pPr>
+              <w:keepNext w:val="false"/>
               <w:spacing w:after="40" w:before="0"/>
               <w:jc w:val="left"/>
             </w:pPr>
@@ -5216,6 +5329,7 @@
           </w:tcPr>
           <w:p>
             <w:pPr>
+              <w:keepNext w:val="false"/>
               <w:spacing w:after="40" w:before="0"/>
               <w:jc w:val="left"/>
             </w:pPr>
@@ -5248,6 +5362,7 @@
           </w:tcPr>
           <w:p>
             <w:pPr>
+              <w:keepNext w:val="false"/>
               <w:spacing w:after="40" w:before="0"/>
               <w:jc w:val="left"/>
             </w:pPr>
@@ -5282,6 +5397,7 @@
           </w:tcPr>
           <w:p>
             <w:pPr>
+              <w:keepNext w:val="false"/>
               <w:spacing w:after="40" w:before="0"/>
               <w:jc w:val="left"/>
             </w:pPr>
@@ -5314,6 +5430,7 @@
           </w:tcPr>
           <w:p>
             <w:pPr>
+              <w:keepNext w:val="false"/>
               <w:spacing w:after="40" w:before="0"/>
               <w:jc w:val="left"/>
             </w:pPr>
@@ -5348,6 +5465,7 @@
           </w:tcPr>
           <w:p>
             <w:pPr>
+              <w:keepNext w:val="false"/>
               <w:spacing w:after="40" w:before="0"/>
               <w:jc w:val="left"/>
             </w:pPr>
@@ -5380,6 +5498,7 @@
           </w:tcPr>
           <w:p>
             <w:pPr>
+              <w:keepNext w:val="false"/>
               <w:spacing w:after="40" w:before="0"/>
               <w:jc w:val="left"/>
             </w:pPr>
@@ -5414,6 +5533,7 @@
           </w:tcPr>
           <w:p>
             <w:pPr>
+              <w:keepNext w:val="false"/>
               <w:spacing w:after="40" w:before="0"/>
               <w:jc w:val="left"/>
             </w:pPr>
@@ -5446,6 +5566,7 @@
           </w:tcPr>
           <w:p>
             <w:pPr>
+              <w:keepNext w:val="false"/>
               <w:spacing w:after="40" w:before="0"/>
               <w:jc w:val="left"/>
             </w:pPr>
@@ -5480,6 +5601,7 @@
           </w:tcPr>
           <w:p>
             <w:pPr>
+              <w:keepNext w:val="false"/>
               <w:spacing w:after="40" w:before="0"/>
               <w:jc w:val="left"/>
             </w:pPr>
@@ -5512,6 +5634,7 @@
           </w:tcPr>
           <w:p>
             <w:pPr>
+              <w:keepNext w:val="false"/>
               <w:spacing w:after="40" w:before="0"/>
               <w:jc w:val="left"/>
             </w:pPr>
@@ -5571,6 +5694,7 @@
           </w:tcPr>
           <w:p>
             <w:pPr>
+              <w:keepNext w:val="false"/>
               <w:spacing w:after="40" w:before="0"/>
               <w:jc w:val="center"/>
             </w:pPr>
@@ -5605,6 +5729,7 @@
           </w:tcPr>
           <w:p>
             <w:pPr>
+              <w:keepNext w:val="false"/>
               <w:spacing w:after="40" w:before="0"/>
               <w:jc w:val="left"/>
             </w:pPr>
@@ -5669,6 +5794,7 @@
           </w:tcPr>
           <w:p>
             <w:pPr>
+              <w:keepNext w:val="false"/>
               <w:spacing w:after="40" w:before="0"/>
               <w:jc w:val="center"/>
             </w:pPr>
@@ -5703,6 +5829,7 @@
           </w:tcPr>
           <w:p>
             <w:pPr>
+              <w:keepNext w:val="false"/>
               <w:spacing w:after="40" w:before="0"/>
               <w:jc w:val="left"/>
             </w:pPr>
@@ -5735,6 +5862,7 @@
           </w:tcPr>
           <w:p>
             <w:pPr>
+              <w:keepNext w:val="false"/>
               <w:spacing w:after="40" w:before="0"/>
               <w:jc w:val="left"/>
             </w:pPr>
@@ -5767,6 +5895,7 @@
           </w:tcPr>
           <w:p>
             <w:pPr>
+              <w:keepNext w:val="false"/>
               <w:spacing w:after="40" w:before="0"/>
               <w:jc w:val="left"/>
             </w:pPr>
@@ -5799,6 +5928,7 @@
           </w:tcPr>
           <w:p>
             <w:pPr>
+              <w:keepNext w:val="false"/>
               <w:spacing w:after="40" w:before="0"/>
               <w:jc w:val="left"/>
             </w:pPr>
@@ -5831,6 +5961,7 @@
           </w:tcPr>
           <w:p>
             <w:pPr>
+              <w:keepNext w:val="false"/>
               <w:spacing w:after="40" w:before="0"/>
               <w:jc w:val="left"/>
             </w:pPr>
@@ -5865,6 +5996,7 @@
           </w:tcPr>
           <w:p>
             <w:pPr>
+              <w:keepNext w:val="false"/>
               <w:spacing w:after="40" w:before="0"/>
               <w:jc w:val="left"/>
             </w:pPr>
@@ -5902,7 +6034,7 @@
             <w:pPr>
               <w:spacing w:after="20" w:before="0"/>
             </w:pPr>
-            <w:hyperlink w:history="1" r:id="rId9-p58yc0kdg7rq8oc3h3m">
+            <w:hyperlink w:history="1" r:id="rId6zmvdrgwqwczkueivtkxx">
               <w:r>
                 <w:rPr>
                   <w:rFonts w:ascii="Arial" w:cs="Arial" w:eastAsia="Arial" w:hAnsi="Arial"/>
@@ -5935,7 +6067,7 @@
               <w:spacing w:after="10" w:before="0"/>
               <w:ind w:left="120"/>
             </w:pPr>
-            <w:hyperlink w:history="1" r:id="rId908scy0tg4wh442-qpmhv">
+            <w:hyperlink w:history="1" r:id="rIdb2xv5jebpprs4fjmpid13">
               <w:r>
                 <w:rPr>
                   <w:rFonts w:ascii="Arial" w:cs="Arial" w:eastAsia="Arial" w:hAnsi="Arial"/>
@@ -5980,7 +6112,7 @@
             <w:pPr>
               <w:spacing w:after="20" w:before="0"/>
             </w:pPr>
-            <w:hyperlink w:history="1" r:id="rIddyedmurimevksur5bvtsh">
+            <w:hyperlink w:history="1" r:id="rIdtqhukotz4ax5icxpyeyco">
               <w:r>
                 <w:rPr>
                   <w:rFonts w:ascii="Arial" w:cs="Arial" w:eastAsia="Arial" w:hAnsi="Arial"/>
@@ -6013,7 +6145,7 @@
               <w:spacing w:after="10" w:before="0"/>
               <w:ind w:left="120"/>
             </w:pPr>
-            <w:hyperlink w:history="1" r:id="rIdn9o06ptis0p3x67thqmfy">
+            <w:hyperlink w:history="1" r:id="rIdflmfxlp7vcfduqgvui3l8">
               <w:r>
                 <w:rPr>
                   <w:rFonts w:ascii="Arial" w:cs="Arial" w:eastAsia="Arial" w:hAnsi="Arial"/>
@@ -6041,6 +6173,7 @@
           </w:tcPr>
           <w:p>
             <w:pPr>
+              <w:keepNext w:val="false"/>
               <w:spacing w:after="40" w:before="0"/>
               <w:jc w:val="left"/>
             </w:pPr>
@@ -6073,6 +6206,7 @@
           </w:tcPr>
           <w:p>
             <w:pPr>
+              <w:keepNext w:val="false"/>
               <w:spacing w:after="40" w:before="0"/>
               <w:jc w:val="left"/>
             </w:pPr>
@@ -6105,6 +6239,7 @@
           </w:tcPr>
           <w:p>
             <w:pPr>
+              <w:keepNext w:val="false"/>
               <w:spacing w:after="40" w:before="0"/>
               <w:jc w:val="left"/>
             </w:pPr>
@@ -6137,6 +6272,7 @@
           </w:tcPr>
           <w:p>
             <w:pPr>
+              <w:keepNext w:val="false"/>
               <w:spacing w:after="40" w:before="0"/>
               <w:jc w:val="left"/>
             </w:pPr>
@@ -6171,6 +6307,7 @@
           </w:tcPr>
           <w:p>
             <w:pPr>
+              <w:keepNext w:val="false"/>
               <w:spacing w:after="40" w:before="0"/>
               <w:jc w:val="left"/>
             </w:pPr>
@@ -6208,7 +6345,7 @@
             <w:pPr>
               <w:spacing w:after="20" w:before="0"/>
             </w:pPr>
-            <w:hyperlink w:history="1" r:id="rIdd4hdtvtnkn7wfjxvgx2em">
+            <w:hyperlink w:history="1" r:id="rIdtht297ntxknd0imdooa9c">
               <w:r>
                 <w:rPr>
                   <w:rFonts w:ascii="Arial" w:cs="Arial" w:eastAsia="Arial" w:hAnsi="Arial"/>
@@ -6241,7 +6378,7 @@
               <w:spacing w:after="10" w:before="0"/>
               <w:ind w:left="120"/>
             </w:pPr>
-            <w:hyperlink w:history="1" r:id="rIdu3wsjkhqzl-82pgk-ygnv">
+            <w:hyperlink w:history="1" r:id="rIdsxlk6o9sfat1gw9i-sq9w">
               <w:r>
                 <w:rPr>
                   <w:rFonts w:ascii="Arial" w:cs="Arial" w:eastAsia="Arial" w:hAnsi="Arial"/>
@@ -6286,7 +6423,7 @@
             <w:pPr>
               <w:spacing w:after="20" w:before="0"/>
             </w:pPr>
-            <w:hyperlink w:history="1" r:id="rIdwe8bokl24ykhwrx8lv1fb">
+            <w:hyperlink w:history="1" r:id="rIdiwvanfl6nuk3wienqo93m">
               <w:r>
                 <w:rPr>
                   <w:rFonts w:ascii="Arial" w:cs="Arial" w:eastAsia="Arial" w:hAnsi="Arial"/>
@@ -6319,7 +6456,7 @@
               <w:spacing w:after="10" w:before="0"/>
               <w:ind w:left="120"/>
             </w:pPr>
-            <w:hyperlink w:history="1" r:id="rIde50l9z_tf4nw4h_quxntb">
+            <w:hyperlink w:history="1" r:id="rIdghaarborow65a7vc9uz3k">
               <w:r>
                 <w:rPr>
                   <w:rFonts w:ascii="Arial" w:cs="Arial" w:eastAsia="Arial" w:hAnsi="Arial"/>
@@ -6347,6 +6484,7 @@
           </w:tcPr>
           <w:p>
             <w:pPr>
+              <w:keepNext w:val="false"/>
               <w:spacing w:after="40" w:before="0"/>
               <w:jc w:val="left"/>
             </w:pPr>
@@ -6379,6 +6517,7 @@
           </w:tcPr>
           <w:p>
             <w:pPr>
+              <w:keepNext w:val="false"/>
               <w:spacing w:after="40" w:before="0"/>
               <w:jc w:val="left"/>
             </w:pPr>
@@ -6411,6 +6550,7 @@
           </w:tcPr>
           <w:p>
             <w:pPr>
+              <w:keepNext w:val="false"/>
               <w:spacing w:after="40" w:before="0"/>
               <w:jc w:val="left"/>
             </w:pPr>
@@ -6443,6 +6583,7 @@
           </w:tcPr>
           <w:p>
             <w:pPr>
+              <w:keepNext w:val="false"/>
               <w:spacing w:after="40" w:before="0"/>
               <w:jc w:val="left"/>
             </w:pPr>
@@ -6477,6 +6618,7 @@
           </w:tcPr>
           <w:p>
             <w:pPr>
+              <w:keepNext w:val="false"/>
               <w:spacing w:after="40" w:before="0"/>
               <w:jc w:val="left"/>
             </w:pPr>
@@ -6514,7 +6656,7 @@
             <w:pPr>
               <w:spacing w:after="20" w:before="0"/>
             </w:pPr>
-            <w:hyperlink w:history="1" r:id="rIdvykiejnpvoer2mnailhun">
+            <w:hyperlink w:history="1" r:id="rIdv32eqtowdxjkqlqqihb5e">
               <w:r>
                 <w:rPr>
                   <w:rFonts w:ascii="Arial" w:cs="Arial" w:eastAsia="Arial" w:hAnsi="Arial"/>
@@ -6563,7 +6705,7 @@
               <w:spacing w:after="10" w:before="0"/>
               <w:ind w:left="120"/>
             </w:pPr>
-            <w:hyperlink w:history="1" r:id="rId1s2upzh5i5zrq2kfqter_">
+            <w:hyperlink w:history="1" r:id="rId7cmthl3h0wpxjgamf58s7">
               <w:r>
                 <w:rPr>
                   <w:rFonts w:ascii="Arial" w:cs="Arial" w:eastAsia="Arial" w:hAnsi="Arial"/>
@@ -6608,7 +6750,7 @@
             <w:pPr>
               <w:spacing w:after="20" w:before="0"/>
             </w:pPr>
-            <w:hyperlink w:history="1" r:id="rIdnvq6c0eaua3jhmxr88j-x">
+            <w:hyperlink w:history="1" r:id="rId2_fkphqzgvw-hc3rtlp95">
               <w:r>
                 <w:rPr>
                   <w:rFonts w:ascii="Arial" w:cs="Arial" w:eastAsia="Arial" w:hAnsi="Arial"/>
@@ -6657,7 +6799,7 @@
               <w:spacing w:after="10" w:before="0"/>
               <w:ind w:left="120"/>
             </w:pPr>
-            <w:hyperlink w:history="1" r:id="rId6vrna6bxobag68cacs5by">
+            <w:hyperlink w:history="1" r:id="rIda76xi25fhgvqlsqmwqqps">
               <w:r>
                 <w:rPr>
                   <w:rFonts w:ascii="Arial" w:cs="Arial" w:eastAsia="Arial" w:hAnsi="Arial"/>
@@ -6685,6 +6827,7 @@
           </w:tcPr>
           <w:p>
             <w:pPr>
+              <w:keepNext w:val="false"/>
               <w:spacing w:after="40" w:before="0"/>
               <w:jc w:val="left"/>
             </w:pPr>
@@ -6717,6 +6860,7 @@
           </w:tcPr>
           <w:p>
             <w:pPr>
+              <w:keepNext w:val="false"/>
               <w:spacing w:after="40" w:before="0"/>
               <w:jc w:val="left"/>
             </w:pPr>
@@ -6749,6 +6893,7 @@
           </w:tcPr>
           <w:p>
             <w:pPr>
+              <w:keepNext w:val="false"/>
               <w:spacing w:after="40" w:before="0"/>
               <w:jc w:val="left"/>
             </w:pPr>
@@ -6781,6 +6926,7 @@
           </w:tcPr>
           <w:p>
             <w:pPr>
+              <w:keepNext w:val="false"/>
               <w:spacing w:after="40" w:before="0"/>
               <w:jc w:val="left"/>
             </w:pPr>
@@ -6815,6 +6961,7 @@
           </w:tcPr>
           <w:p>
             <w:pPr>
+              <w:keepNext w:val="false"/>
               <w:spacing w:after="40" w:before="0"/>
               <w:jc w:val="left"/>
             </w:pPr>
@@ -6852,7 +6999,7 @@
             <w:pPr>
               <w:spacing w:after="20" w:before="0"/>
             </w:pPr>
-            <w:hyperlink w:history="1" r:id="rIdxgz2zjl1f1lns6odgwlny">
+            <w:hyperlink w:history="1" r:id="rIdqno9qs9kz_8qltvjbukb6">
               <w:r>
                 <w:rPr>
                   <w:rFonts w:ascii="Arial" w:cs="Arial" w:eastAsia="Arial" w:hAnsi="Arial"/>
@@ -6901,7 +7048,7 @@
               <w:spacing w:after="10" w:before="0"/>
               <w:ind w:left="120"/>
             </w:pPr>
-            <w:hyperlink w:history="1" r:id="rIdubu7inrslqmgthdhbkapi">
+            <w:hyperlink w:history="1" r:id="rIda6_21phpsjht6coxudl93">
               <w:r>
                 <w:rPr>
                   <w:rFonts w:ascii="Arial" w:cs="Arial" w:eastAsia="Arial" w:hAnsi="Arial"/>
@@ -6946,7 +7093,7 @@
             <w:pPr>
               <w:spacing w:after="20" w:before="0"/>
             </w:pPr>
-            <w:hyperlink w:history="1" r:id="rIdsngqwtz4npdxhw0qqdimk">
+            <w:hyperlink w:history="1" r:id="rIdmxatydxmztkmzjohmh0pd">
               <w:r>
                 <w:rPr>
                   <w:rFonts w:ascii="Arial" w:cs="Arial" w:eastAsia="Arial" w:hAnsi="Arial"/>
@@ -6995,7 +7142,7 @@
               <w:spacing w:after="10" w:before="0"/>
               <w:ind w:left="120"/>
             </w:pPr>
-            <w:hyperlink w:history="1" r:id="rIdkljk6tbwv89ikzec4apwz">
+            <w:hyperlink w:history="1" r:id="rIdomek8rgxuncrljrlimtqw">
               <w:r>
                 <w:rPr>
                   <w:rFonts w:ascii="Arial" w:cs="Arial" w:eastAsia="Arial" w:hAnsi="Arial"/>
@@ -7023,6 +7170,7 @@
           </w:tcPr>
           <w:p>
             <w:pPr>
+              <w:keepNext w:val="false"/>
               <w:spacing w:after="40" w:before="0"/>
               <w:jc w:val="left"/>
             </w:pPr>
@@ -7055,6 +7203,7 @@
           </w:tcPr>
           <w:p>
             <w:pPr>
+              <w:keepNext w:val="false"/>
               <w:spacing w:after="40" w:before="0"/>
               <w:jc w:val="left"/>
             </w:pPr>
@@ -7087,6 +7236,7 @@
           </w:tcPr>
           <w:p>
             <w:pPr>
+              <w:keepNext w:val="false"/>
               <w:spacing w:after="40" w:before="0"/>
               <w:jc w:val="left"/>
             </w:pPr>
@@ -7119,6 +7269,7 @@
           </w:tcPr>
           <w:p>
             <w:pPr>
+              <w:keepNext w:val="false"/>
               <w:spacing w:after="40" w:before="0"/>
               <w:jc w:val="left"/>
             </w:pPr>
@@ -7153,6 +7304,7 @@
           </w:tcPr>
           <w:p>
             <w:pPr>
+              <w:keepNext w:val="false"/>
               <w:spacing w:after="40" w:before="0"/>
               <w:jc w:val="left"/>
             </w:pPr>
@@ -7190,7 +7342,7 @@
             <w:pPr>
               <w:spacing w:after="20" w:before="0"/>
             </w:pPr>
-            <w:hyperlink w:history="1" r:id="rId3vqn1_mjibaey4ro8bnxu">
+            <w:hyperlink w:history="1" r:id="rIdih-orftwxjz9c3t3n6vio">
               <w:r>
                 <w:rPr>
                   <w:rFonts w:ascii="Arial" w:cs="Arial" w:eastAsia="Arial" w:hAnsi="Arial"/>
@@ -7239,7 +7391,7 @@
               <w:spacing w:after="10" w:before="0"/>
               <w:ind w:left="120"/>
             </w:pPr>
-            <w:hyperlink w:history="1" r:id="rIdoalol65ca6tjfq9zhkdvt">
+            <w:hyperlink w:history="1" r:id="rIdcob8ppnqed4agmt0xxxag">
               <w:r>
                 <w:rPr>
                   <w:rFonts w:ascii="Arial" w:cs="Arial" w:eastAsia="Arial" w:hAnsi="Arial"/>
@@ -7284,7 +7436,7 @@
             <w:pPr>
               <w:spacing w:after="20" w:before="0"/>
             </w:pPr>
-            <w:hyperlink w:history="1" r:id="rIdjdb_tjwfhysua4fsrs3x-">
+            <w:hyperlink w:history="1" r:id="rId9ydaagfxumfk-uy4pwcse">
               <w:r>
                 <w:rPr>
                   <w:rFonts w:ascii="Arial" w:cs="Arial" w:eastAsia="Arial" w:hAnsi="Arial"/>
@@ -7333,7 +7485,7 @@
               <w:spacing w:after="10" w:before="0"/>
               <w:ind w:left="120"/>
             </w:pPr>
-            <w:hyperlink w:history="1" r:id="rId2imjddbkzbyzd5wke2esm">
+            <w:hyperlink w:history="1" r:id="rIdnbsxm_3y3ocp3b_xhxgwl">
               <w:r>
                 <w:rPr>
                   <w:rFonts w:ascii="Arial" w:cs="Arial" w:eastAsia="Arial" w:hAnsi="Arial"/>
@@ -7361,6 +7513,7 @@
           </w:tcPr>
           <w:p>
             <w:pPr>
+              <w:keepNext w:val="false"/>
               <w:spacing w:after="40" w:before="0"/>
               <w:jc w:val="left"/>
             </w:pPr>
@@ -7393,6 +7546,7 @@
           </w:tcPr>
           <w:p>
             <w:pPr>
+              <w:keepNext w:val="false"/>
               <w:spacing w:after="40" w:before="0"/>
               <w:jc w:val="left"/>
             </w:pPr>
@@ -7425,6 +7579,7 @@
           </w:tcPr>
           <w:p>
             <w:pPr>
+              <w:keepNext w:val="false"/>
               <w:spacing w:after="40" w:before="0"/>
               <w:jc w:val="left"/>
             </w:pPr>
@@ -7457,6 +7612,7 @@
           </w:tcPr>
           <w:p>
             <w:pPr>
+              <w:keepNext w:val="false"/>
               <w:spacing w:after="40" w:before="0"/>
               <w:jc w:val="left"/>
             </w:pPr>
@@ -7516,6 +7672,7 @@
           </w:tcPr>
           <w:p>
             <w:pPr>
+              <w:keepNext w:val="false"/>
               <w:spacing w:after="40" w:before="0"/>
               <w:jc w:val="center"/>
             </w:pPr>
@@ -7550,6 +7707,7 @@
           </w:tcPr>
           <w:p>
             <w:pPr>
+              <w:keepNext w:val="false"/>
               <w:spacing w:after="40" w:before="0"/>
               <w:jc w:val="left"/>
             </w:pPr>
@@ -7611,6 +7769,7 @@
           </w:tcPr>
           <w:p>
             <w:pPr>
+              <w:keepNext w:val="false"/>
               <w:spacing w:after="40" w:before="0"/>
               <w:jc w:val="center"/>
             </w:pPr>
@@ -7645,6 +7804,7 @@
           </w:tcPr>
           <w:p>
             <w:pPr>
+              <w:keepNext w:val="false"/>
               <w:spacing w:after="40" w:before="0"/>
               <w:jc w:val="left"/>
             </w:pPr>
@@ -7677,6 +7837,7 @@
           </w:tcPr>
           <w:p>
             <w:pPr>
+              <w:keepNext w:val="false"/>
               <w:spacing w:after="40" w:before="0"/>
               <w:jc w:val="left"/>
             </w:pPr>
@@ -7711,6 +7872,7 @@
           </w:tcPr>
           <w:p>
             <w:pPr>
+              <w:keepNext w:val="false"/>
               <w:spacing w:after="40" w:before="0"/>
               <w:jc w:val="left"/>
             </w:pPr>
@@ -7743,6 +7905,7 @@
           </w:tcPr>
           <w:p>
             <w:pPr>
+              <w:keepNext w:val="false"/>
               <w:spacing w:after="40" w:before="0"/>
               <w:jc w:val="left"/>
             </w:pPr>
@@ -7777,6 +7940,7 @@
           </w:tcPr>
           <w:p>
             <w:pPr>
+              <w:keepNext w:val="false"/>
               <w:spacing w:after="40" w:before="0"/>
               <w:jc w:val="left"/>
             </w:pPr>
@@ -7809,6 +7973,7 @@
           </w:tcPr>
           <w:p>
             <w:pPr>
+              <w:keepNext w:val="false"/>
               <w:spacing w:after="40" w:before="0"/>
               <w:jc w:val="left"/>
             </w:pPr>
@@ -7845,7 +8010,7 @@
         </w:rPr>
         <w:t xml:space="preserve">© 2026 SeaVuria and ARES. Aligned with KICD objectives. Developed by SeaVuria; technical implementation by ARES (with AI assistance from Claude). Licensed under </w:t>
       </w:r>
-      <w:hyperlink w:history="1" r:id="rIdhrdeupw3ec8j7mwipnck0">
+      <w:hyperlink w:history="1" r:id="rIdp3alzw_ra9uzf-s7qwur8">
         <w:r>
           <w:rPr>
             <w:rFonts w:ascii="Arial" w:cs="Arial" w:eastAsia="Arial" w:hAnsi="Arial"/>
@@ -7866,7 +8031,7 @@
         </w:rPr>
         <w:t xml:space="preserve"> (</w:t>
       </w:r>
-      <w:hyperlink w:history="1" r:id="rIdtulpsbzufpzu4-z4iz7f3">
+      <w:hyperlink w:history="1" r:id="rId-1whxmuwpb38wrtiedfxj">
         <w:r>
           <w:rPr>
             <w:rFonts w:ascii="Arial" w:cs="Arial" w:eastAsia="Arial" w:hAnsi="Arial"/>
@@ -7926,6 +8091,7 @@
           </w:tcPr>
           <w:p>
             <w:pPr>
+              <w:keepNext w:val="false"/>
               <w:spacing w:after="40" w:before="0"/>
               <w:jc w:val="center"/>
             </w:pPr>
@@ -7961,6 +8127,7 @@
           </w:tcPr>
           <w:p>
             <w:pPr>
+              <w:keepNext w:val="false"/>
               <w:spacing w:after="40" w:before="0"/>
               <w:jc w:val="center"/>
             </w:pPr>
@@ -7995,6 +8162,7 @@
           </w:tcPr>
           <w:p>
             <w:pPr>
+              <w:keepNext w:val="false"/>
               <w:spacing w:after="40" w:before="0"/>
               <w:jc w:val="left"/>
             </w:pPr>
@@ -8027,6 +8195,7 @@
           </w:tcPr>
           <w:p>
             <w:pPr>
+              <w:keepNext w:val="false"/>
               <w:spacing w:after="40" w:before="0"/>
               <w:jc w:val="left"/>
             </w:pPr>
@@ -8061,6 +8230,7 @@
           </w:tcPr>
           <w:p>
             <w:pPr>
+              <w:keepNext w:val="false"/>
               <w:spacing w:after="40" w:before="0"/>
               <w:jc w:val="left"/>
             </w:pPr>
@@ -8093,6 +8263,7 @@
           </w:tcPr>
           <w:p>
             <w:pPr>
+              <w:keepNext w:val="false"/>
               <w:spacing w:after="40" w:before="0"/>
               <w:jc w:val="left"/>
             </w:pPr>
@@ -8127,6 +8298,7 @@
           </w:tcPr>
           <w:p>
             <w:pPr>
+              <w:keepNext w:val="false"/>
               <w:spacing w:after="40" w:before="0"/>
               <w:jc w:val="left"/>
             </w:pPr>
@@ -8159,6 +8331,7 @@
           </w:tcPr>
           <w:p>
             <w:pPr>
+              <w:keepNext w:val="false"/>
               <w:spacing w:after="40" w:before="0"/>
               <w:jc w:val="left"/>
             </w:pPr>
@@ -8193,6 +8366,7 @@
           </w:tcPr>
           <w:p>
             <w:pPr>
+              <w:keepNext w:val="false"/>
               <w:spacing w:after="40" w:before="0"/>
               <w:jc w:val="left"/>
             </w:pPr>
@@ -8225,6 +8399,7 @@
           </w:tcPr>
           <w:p>
             <w:pPr>
+              <w:keepNext w:val="false"/>
               <w:spacing w:after="40" w:before="0"/>
               <w:jc w:val="left"/>
             </w:pPr>
@@ -8259,6 +8434,7 @@
           </w:tcPr>
           <w:p>
             <w:pPr>
+              <w:keepNext w:val="false"/>
               <w:spacing w:after="40" w:before="0"/>
               <w:jc w:val="left"/>
             </w:pPr>
@@ -8291,6 +8467,7 @@
           </w:tcPr>
           <w:p>
             <w:pPr>
+              <w:keepNext w:val="false"/>
               <w:spacing w:after="40" w:before="0"/>
               <w:jc w:val="left"/>
             </w:pPr>
@@ -8325,6 +8502,7 @@
           </w:tcPr>
           <w:p>
             <w:pPr>
+              <w:keepNext w:val="false"/>
               <w:spacing w:after="40" w:before="0"/>
               <w:jc w:val="left"/>
             </w:pPr>
@@ -8357,6 +8535,7 @@
           </w:tcPr>
           <w:p>
             <w:pPr>
+              <w:keepNext w:val="false"/>
               <w:spacing w:after="40" w:before="0"/>
               <w:jc w:val="left"/>
             </w:pPr>
@@ -8391,6 +8570,7 @@
           </w:tcPr>
           <w:p>
             <w:pPr>
+              <w:keepNext w:val="false"/>
               <w:spacing w:after="40" w:before="0"/>
               <w:jc w:val="left"/>
             </w:pPr>
@@ -8423,6 +8603,7 @@
           </w:tcPr>
           <w:p>
             <w:pPr>
+              <w:keepNext w:val="false"/>
               <w:spacing w:after="40" w:before="0"/>
               <w:jc w:val="left"/>
             </w:pPr>
@@ -8457,6 +8638,7 @@
           </w:tcPr>
           <w:p>
             <w:pPr>
+              <w:keepNext w:val="false"/>
               <w:spacing w:after="40" w:before="0"/>
               <w:jc w:val="left"/>
             </w:pPr>
@@ -8489,6 +8671,7 @@
           </w:tcPr>
           <w:p>
             <w:pPr>
+              <w:keepNext w:val="false"/>
               <w:spacing w:after="40" w:before="0"/>
               <w:jc w:val="left"/>
             </w:pPr>
@@ -8548,6 +8731,7 @@
           </w:tcPr>
           <w:p>
             <w:pPr>
+              <w:keepNext w:val="false"/>
               <w:spacing w:after="40" w:before="0"/>
               <w:jc w:val="center"/>
             </w:pPr>
@@ -8582,6 +8766,7 @@
           </w:tcPr>
           <w:p>
             <w:pPr>
+              <w:keepNext w:val="false"/>
               <w:spacing w:after="40" w:before="0"/>
               <w:jc w:val="left"/>
             </w:pPr>
@@ -8646,6 +8831,7 @@
           </w:tcPr>
           <w:p>
             <w:pPr>
+              <w:keepNext w:val="false"/>
               <w:spacing w:after="40" w:before="0"/>
               <w:jc w:val="center"/>
             </w:pPr>
@@ -8680,6 +8866,7 @@
           </w:tcPr>
           <w:p>
             <w:pPr>
+              <w:keepNext w:val="false"/>
               <w:spacing w:after="40" w:before="0"/>
               <w:jc w:val="left"/>
             </w:pPr>
@@ -8712,6 +8899,7 @@
           </w:tcPr>
           <w:p>
             <w:pPr>
+              <w:keepNext w:val="false"/>
               <w:spacing w:after="40" w:before="0"/>
               <w:jc w:val="left"/>
             </w:pPr>
@@ -8744,6 +8932,7 @@
           </w:tcPr>
           <w:p>
             <w:pPr>
+              <w:keepNext w:val="false"/>
               <w:spacing w:after="40" w:before="0"/>
               <w:jc w:val="left"/>
             </w:pPr>
@@ -8776,6 +8965,7 @@
           </w:tcPr>
           <w:p>
             <w:pPr>
+              <w:keepNext w:val="false"/>
               <w:spacing w:after="40" w:before="0"/>
               <w:jc w:val="left"/>
             </w:pPr>
@@ -8808,6 +8998,7 @@
           </w:tcPr>
           <w:p>
             <w:pPr>
+              <w:keepNext w:val="false"/>
               <w:spacing w:after="40" w:before="0"/>
               <w:jc w:val="left"/>
             </w:pPr>
@@ -8842,6 +9033,7 @@
           </w:tcPr>
           <w:p>
             <w:pPr>
+              <w:keepNext w:val="false"/>
               <w:spacing w:after="40" w:before="0"/>
               <w:jc w:val="left"/>
             </w:pPr>
@@ -8879,7 +9071,7 @@
             <w:pPr>
               <w:spacing w:after="20" w:before="0"/>
             </w:pPr>
-            <w:hyperlink w:history="1" r:id="rIdkio5kbr5bzoprfm7mxmx3">
+            <w:hyperlink w:history="1" r:id="rIdoegkyeboco2hfmk2csqba">
               <w:r>
                 <w:rPr>
                   <w:rFonts w:ascii="Arial" w:cs="Arial" w:eastAsia="Arial" w:hAnsi="Arial"/>
@@ -8912,7 +9104,7 @@
               <w:spacing w:after="10" w:before="0"/>
               <w:ind w:left="120"/>
             </w:pPr>
-            <w:hyperlink w:history="1" r:id="rIdy8ad3u56imq2rjqoxw601">
+            <w:hyperlink w:history="1" r:id="rId_8qrgcy45pjkmxylo6qin">
               <w:r>
                 <w:rPr>
                   <w:rFonts w:ascii="Arial" w:cs="Arial" w:eastAsia="Arial" w:hAnsi="Arial"/>
@@ -8957,7 +9149,7 @@
             <w:pPr>
               <w:spacing w:after="20" w:before="0"/>
             </w:pPr>
-            <w:hyperlink w:history="1" r:id="rIdn_ec8pjkjqgm-umxalji5">
+            <w:hyperlink w:history="1" r:id="rIdvfgpe_odkirx9mqt4nm92">
               <w:r>
                 <w:rPr>
                   <w:rFonts w:ascii="Arial" w:cs="Arial" w:eastAsia="Arial" w:hAnsi="Arial"/>
@@ -8990,7 +9182,7 @@
               <w:spacing w:after="10" w:before="0"/>
               <w:ind w:left="120"/>
             </w:pPr>
-            <w:hyperlink w:history="1" r:id="rIdx1befjzae3r8z1s67m75h">
+            <w:hyperlink w:history="1" r:id="rIdwo5hjocrkdvyfvjhbl0aj">
               <w:r>
                 <w:rPr>
                   <w:rFonts w:ascii="Arial" w:cs="Arial" w:eastAsia="Arial" w:hAnsi="Arial"/>
@@ -9018,6 +9210,7 @@
           </w:tcPr>
           <w:p>
             <w:pPr>
+              <w:keepNext w:val="false"/>
               <w:spacing w:after="40" w:before="0"/>
               <w:jc w:val="left"/>
             </w:pPr>
@@ -9050,6 +9243,7 @@
           </w:tcPr>
           <w:p>
             <w:pPr>
+              <w:keepNext w:val="false"/>
               <w:spacing w:after="40" w:before="0"/>
               <w:jc w:val="left"/>
             </w:pPr>
@@ -9082,6 +9276,7 @@
           </w:tcPr>
           <w:p>
             <w:pPr>
+              <w:keepNext w:val="false"/>
               <w:spacing w:after="40" w:before="0"/>
               <w:jc w:val="left"/>
             </w:pPr>
@@ -9114,6 +9309,7 @@
           </w:tcPr>
           <w:p>
             <w:pPr>
+              <w:keepNext w:val="false"/>
               <w:spacing w:after="40" w:before="0"/>
               <w:jc w:val="left"/>
             </w:pPr>
@@ -9148,6 +9344,7 @@
           </w:tcPr>
           <w:p>
             <w:pPr>
+              <w:keepNext w:val="false"/>
               <w:spacing w:after="40" w:before="0"/>
               <w:jc w:val="left"/>
             </w:pPr>
@@ -9185,7 +9382,7 @@
             <w:pPr>
               <w:spacing w:after="20" w:before="0"/>
             </w:pPr>
-            <w:hyperlink w:history="1" r:id="rIdffuxlqt0hfow3pmkgtsuk">
+            <w:hyperlink w:history="1" r:id="rId55vw354akaryibp-dl0yu">
               <w:r>
                 <w:rPr>
                   <w:rFonts w:ascii="Arial" w:cs="Arial" w:eastAsia="Arial" w:hAnsi="Arial"/>
@@ -9218,7 +9415,7 @@
               <w:spacing w:after="10" w:before="0"/>
               <w:ind w:left="120"/>
             </w:pPr>
-            <w:hyperlink w:history="1" r:id="rIdi_mcfwueb3vjodmoc07-n">
+            <w:hyperlink w:history="1" r:id="rIdkc7ebgnn6hiirwhyrb_q_">
               <w:r>
                 <w:rPr>
                   <w:rFonts w:ascii="Arial" w:cs="Arial" w:eastAsia="Arial" w:hAnsi="Arial"/>
@@ -9263,7 +9460,7 @@
             <w:pPr>
               <w:spacing w:after="20" w:before="0"/>
             </w:pPr>
-            <w:hyperlink w:history="1" r:id="rIdoc0ljqjlihghlizk44j9m">
+            <w:hyperlink w:history="1" r:id="rIdr-wqe-zioiajit0hjdzpm">
               <w:r>
                 <w:rPr>
                   <w:rFonts w:ascii="Arial" w:cs="Arial" w:eastAsia="Arial" w:hAnsi="Arial"/>
@@ -9296,7 +9493,7 @@
               <w:spacing w:after="10" w:before="0"/>
               <w:ind w:left="120"/>
             </w:pPr>
-            <w:hyperlink w:history="1" r:id="rIdvix_2zsd5qzoxilefh5xc">
+            <w:hyperlink w:history="1" r:id="rId3v0gt5y1ipwzdrmnfnhfq">
               <w:r>
                 <w:rPr>
                   <w:rFonts w:ascii="Arial" w:cs="Arial" w:eastAsia="Arial" w:hAnsi="Arial"/>
@@ -9324,6 +9521,7 @@
           </w:tcPr>
           <w:p>
             <w:pPr>
+              <w:keepNext w:val="false"/>
               <w:spacing w:after="40" w:before="0"/>
               <w:jc w:val="left"/>
             </w:pPr>
@@ -9356,6 +9554,7 @@
           </w:tcPr>
           <w:p>
             <w:pPr>
+              <w:keepNext w:val="false"/>
               <w:spacing w:after="40" w:before="0"/>
               <w:jc w:val="left"/>
             </w:pPr>
@@ -9388,6 +9587,7 @@
           </w:tcPr>
           <w:p>
             <w:pPr>
+              <w:keepNext w:val="false"/>
               <w:spacing w:after="40" w:before="0"/>
               <w:jc w:val="left"/>
             </w:pPr>
@@ -9420,6 +9620,7 @@
           </w:tcPr>
           <w:p>
             <w:pPr>
+              <w:keepNext w:val="false"/>
               <w:spacing w:after="40" w:before="0"/>
               <w:jc w:val="left"/>
             </w:pPr>
@@ -9454,6 +9655,7 @@
           </w:tcPr>
           <w:p>
             <w:pPr>
+              <w:keepNext w:val="false"/>
               <w:spacing w:after="40" w:before="0"/>
               <w:jc w:val="left"/>
             </w:pPr>
@@ -9491,7 +9693,7 @@
             <w:pPr>
               <w:spacing w:after="20" w:before="0"/>
             </w:pPr>
-            <w:hyperlink w:history="1" r:id="rIdjnggu16phimep-2noq6hn">
+            <w:hyperlink w:history="1" r:id="rIdpkzjphrjggd17k94jr0nk">
               <w:r>
                 <w:rPr>
                   <w:rFonts w:ascii="Arial" w:cs="Arial" w:eastAsia="Arial" w:hAnsi="Arial"/>
@@ -9540,7 +9742,7 @@
               <w:spacing w:after="10" w:before="0"/>
               <w:ind w:left="120"/>
             </w:pPr>
-            <w:hyperlink w:history="1" r:id="rIdnvypsw2zx6drb3oukuir6">
+            <w:hyperlink w:history="1" r:id="rIdglqxrxkqnpiuhtauc7oni">
               <w:r>
                 <w:rPr>
                   <w:rFonts w:ascii="Arial" w:cs="Arial" w:eastAsia="Arial" w:hAnsi="Arial"/>
@@ -9585,7 +9787,7 @@
             <w:pPr>
               <w:spacing w:after="20" w:before="0"/>
             </w:pPr>
-            <w:hyperlink w:history="1" r:id="rId2b6v4ulwy7qbi32t_xlwm">
+            <w:hyperlink w:history="1" r:id="rIdvvowuzpl-t0qjnrxj8j-9">
               <w:r>
                 <w:rPr>
                   <w:rFonts w:ascii="Arial" w:cs="Arial" w:eastAsia="Arial" w:hAnsi="Arial"/>
@@ -9618,7 +9820,7 @@
               <w:spacing w:after="10" w:before="0"/>
               <w:ind w:left="120"/>
             </w:pPr>
-            <w:hyperlink w:history="1" r:id="rIds5fuspxrq7xitrqadakzk">
+            <w:hyperlink w:history="1" r:id="rIdfgpepkxtrzjxnaoll09rq">
               <w:r>
                 <w:rPr>
                   <w:rFonts w:ascii="Arial" w:cs="Arial" w:eastAsia="Arial" w:hAnsi="Arial"/>
@@ -9646,6 +9848,7 @@
           </w:tcPr>
           <w:p>
             <w:pPr>
+              <w:keepNext w:val="false"/>
               <w:spacing w:after="40" w:before="0"/>
               <w:jc w:val="left"/>
             </w:pPr>
@@ -9678,6 +9881,7 @@
           </w:tcPr>
           <w:p>
             <w:pPr>
+              <w:keepNext w:val="false"/>
               <w:spacing w:after="40" w:before="0"/>
               <w:jc w:val="left"/>
             </w:pPr>
@@ -9710,6 +9914,7 @@
           </w:tcPr>
           <w:p>
             <w:pPr>
+              <w:keepNext w:val="false"/>
               <w:spacing w:after="40" w:before="0"/>
               <w:jc w:val="left"/>
             </w:pPr>
@@ -9742,6 +9947,7 @@
           </w:tcPr>
           <w:p>
             <w:pPr>
+              <w:keepNext w:val="false"/>
               <w:spacing w:after="40" w:before="0"/>
               <w:jc w:val="left"/>
             </w:pPr>
@@ -9776,6 +9982,7 @@
           </w:tcPr>
           <w:p>
             <w:pPr>
+              <w:keepNext w:val="false"/>
               <w:spacing w:after="40" w:before="0"/>
               <w:jc w:val="left"/>
             </w:pPr>
@@ -9813,7 +10020,7 @@
             <w:pPr>
               <w:spacing w:after="20" w:before="0"/>
             </w:pPr>
-            <w:hyperlink w:history="1" r:id="rId6mtmkjloc-0y2_wfx2oh5">
+            <w:hyperlink w:history="1" r:id="rId2o_nnn2ydtlo7lys60j4e">
               <w:r>
                 <w:rPr>
                   <w:rFonts w:ascii="Arial" w:cs="Arial" w:eastAsia="Arial" w:hAnsi="Arial"/>
@@ -9862,7 +10069,7 @@
               <w:spacing w:after="10" w:before="0"/>
               <w:ind w:left="120"/>
             </w:pPr>
-            <w:hyperlink w:history="1" r:id="rIdocforrqpddjftlgkdpprm">
+            <w:hyperlink w:history="1" r:id="rId98votve3vetgbx5q_b8sj">
               <w:r>
                 <w:rPr>
                   <w:rFonts w:ascii="Arial" w:cs="Arial" w:eastAsia="Arial" w:hAnsi="Arial"/>
@@ -9907,7 +10114,7 @@
             <w:pPr>
               <w:spacing w:after="20" w:before="0"/>
             </w:pPr>
-            <w:hyperlink w:history="1" r:id="rIdbykxed69b-sjxgbyfieff">
+            <w:hyperlink w:history="1" r:id="rIdkmmguquft8poazafm8y29">
               <w:r>
                 <w:rPr>
                   <w:rFonts w:ascii="Arial" w:cs="Arial" w:eastAsia="Arial" w:hAnsi="Arial"/>
@@ -9940,7 +10147,7 @@
               <w:spacing w:after="10" w:before="0"/>
               <w:ind w:left="120"/>
             </w:pPr>
-            <w:hyperlink w:history="1" r:id="rIdqjwnwrtltxfhxvdzfm5me">
+            <w:hyperlink w:history="1" r:id="rIdvan0lkpumetiyk4crquzm">
               <w:r>
                 <w:rPr>
                   <w:rFonts w:ascii="Arial" w:cs="Arial" w:eastAsia="Arial" w:hAnsi="Arial"/>
@@ -9968,6 +10175,7 @@
           </w:tcPr>
           <w:p>
             <w:pPr>
+              <w:keepNext w:val="false"/>
               <w:spacing w:after="40" w:before="0"/>
               <w:jc w:val="left"/>
             </w:pPr>
@@ -10000,6 +10208,7 @@
           </w:tcPr>
           <w:p>
             <w:pPr>
+              <w:keepNext w:val="false"/>
               <w:spacing w:after="40" w:before="0"/>
               <w:jc w:val="left"/>
             </w:pPr>
@@ -10032,6 +10241,7 @@
           </w:tcPr>
           <w:p>
             <w:pPr>
+              <w:keepNext w:val="false"/>
               <w:spacing w:after="40" w:before="0"/>
               <w:jc w:val="left"/>
             </w:pPr>
@@ -10064,6 +10274,7 @@
           </w:tcPr>
           <w:p>
             <w:pPr>
+              <w:keepNext w:val="false"/>
               <w:spacing w:after="40" w:before="0"/>
               <w:jc w:val="left"/>
             </w:pPr>
@@ -10098,6 +10309,7 @@
           </w:tcPr>
           <w:p>
             <w:pPr>
+              <w:keepNext w:val="false"/>
               <w:spacing w:after="40" w:before="0"/>
               <w:jc w:val="left"/>
             </w:pPr>
@@ -10135,7 +10347,7 @@
             <w:pPr>
               <w:spacing w:after="20" w:before="0"/>
             </w:pPr>
-            <w:hyperlink w:history="1" r:id="rIdpgmvuglpbvkyddi_ve2yb">
+            <w:hyperlink w:history="1" r:id="rIdv84a9k5djidalg8zix6s8">
               <w:r>
                 <w:rPr>
                   <w:rFonts w:ascii="Arial" w:cs="Arial" w:eastAsia="Arial" w:hAnsi="Arial"/>
@@ -10184,7 +10396,7 @@
               <w:spacing w:after="10" w:before="0"/>
               <w:ind w:left="120"/>
             </w:pPr>
-            <w:hyperlink w:history="1" r:id="rIdxq7i-ujiuksztpjwpsfre">
+            <w:hyperlink w:history="1" r:id="rIdzfsxflhjplr0l1tk6x3dz">
               <w:r>
                 <w:rPr>
                   <w:rFonts w:ascii="Arial" w:cs="Arial" w:eastAsia="Arial" w:hAnsi="Arial"/>
@@ -10229,7 +10441,7 @@
             <w:pPr>
               <w:spacing w:after="20" w:before="0"/>
             </w:pPr>
-            <w:hyperlink w:history="1" r:id="rIdl7y6a7imnjqg9wbighmpp">
+            <w:hyperlink w:history="1" r:id="rIdnnfe8g2qgcgttdpd8ff52">
               <w:r>
                 <w:rPr>
                   <w:rFonts w:ascii="Arial" w:cs="Arial" w:eastAsia="Arial" w:hAnsi="Arial"/>
@@ -10262,7 +10474,7 @@
               <w:spacing w:after="10" w:before="0"/>
               <w:ind w:left="120"/>
             </w:pPr>
-            <w:hyperlink w:history="1" r:id="rId9lyvfn_rrv1sm-ky_j3py">
+            <w:hyperlink w:history="1" r:id="rId4kbazhiy4xvbdywidp1tp">
               <w:r>
                 <w:rPr>
                   <w:rFonts w:ascii="Arial" w:cs="Arial" w:eastAsia="Arial" w:hAnsi="Arial"/>
@@ -10290,6 +10502,7 @@
           </w:tcPr>
           <w:p>
             <w:pPr>
+              <w:keepNext w:val="false"/>
               <w:spacing w:after="40" w:before="0"/>
               <w:jc w:val="left"/>
             </w:pPr>
@@ -10322,6 +10535,7 @@
           </w:tcPr>
           <w:p>
             <w:pPr>
+              <w:keepNext w:val="false"/>
               <w:spacing w:after="40" w:before="0"/>
               <w:jc w:val="left"/>
             </w:pPr>
@@ -10354,6 +10568,7 @@
           </w:tcPr>
           <w:p>
             <w:pPr>
+              <w:keepNext w:val="false"/>
               <w:spacing w:after="40" w:before="0"/>
               <w:jc w:val="left"/>
             </w:pPr>
@@ -10386,6 +10601,7 @@
           </w:tcPr>
           <w:p>
             <w:pPr>
+              <w:keepNext w:val="false"/>
               <w:spacing w:after="40" w:before="0"/>
               <w:jc w:val="left"/>
             </w:pPr>
@@ -10445,6 +10661,7 @@
           </w:tcPr>
           <w:p>
             <w:pPr>
+              <w:keepNext w:val="false"/>
               <w:spacing w:after="40" w:before="0"/>
               <w:jc w:val="center"/>
             </w:pPr>
@@ -10479,6 +10696,7 @@
           </w:tcPr>
           <w:p>
             <w:pPr>
+              <w:keepNext w:val="false"/>
               <w:spacing w:after="40" w:before="0"/>
               <w:jc w:val="left"/>
             </w:pPr>
@@ -10540,6 +10758,7 @@
           </w:tcPr>
           <w:p>
             <w:pPr>
+              <w:keepNext w:val="false"/>
               <w:spacing w:after="40" w:before="0"/>
               <w:jc w:val="center"/>
             </w:pPr>
@@ -10574,6 +10793,7 @@
           </w:tcPr>
           <w:p>
             <w:pPr>
+              <w:keepNext w:val="false"/>
               <w:spacing w:after="40" w:before="0"/>
               <w:jc w:val="left"/>
             </w:pPr>
@@ -10606,6 +10826,7 @@
           </w:tcPr>
           <w:p>
             <w:pPr>
+              <w:keepNext w:val="false"/>
               <w:spacing w:after="40" w:before="0"/>
               <w:jc w:val="left"/>
             </w:pPr>
@@ -10640,6 +10861,7 @@
           </w:tcPr>
           <w:p>
             <w:pPr>
+              <w:keepNext w:val="false"/>
               <w:spacing w:after="40" w:before="0"/>
               <w:jc w:val="left"/>
             </w:pPr>
@@ -10672,6 +10894,7 @@
           </w:tcPr>
           <w:p>
             <w:pPr>
+              <w:keepNext w:val="false"/>
               <w:spacing w:after="40" w:before="0"/>
               <w:jc w:val="left"/>
             </w:pPr>
@@ -10706,6 +10929,7 @@
           </w:tcPr>
           <w:p>
             <w:pPr>
+              <w:keepNext w:val="false"/>
               <w:spacing w:after="40" w:before="0"/>
               <w:jc w:val="left"/>
             </w:pPr>
@@ -10738,6 +10962,7 @@
           </w:tcPr>
           <w:p>
             <w:pPr>
+              <w:keepNext w:val="false"/>
               <w:spacing w:after="40" w:before="0"/>
               <w:jc w:val="left"/>
             </w:pPr>
@@ -10774,7 +10999,7 @@
         </w:rPr>
         <w:t xml:space="preserve">© 2026 SeaVuria and ARES. Aligned with KICD objectives. Developed by SeaVuria; technical implementation by ARES (with AI assistance from Claude). Licensed under </w:t>
       </w:r>
-      <w:hyperlink w:history="1" r:id="rIdvseg0l0uaza4seaeo0zkw">
+      <w:hyperlink w:history="1" r:id="rIdbja8kbsaangbvcpds19qi">
         <w:r>
           <w:rPr>
             <w:rFonts w:ascii="Arial" w:cs="Arial" w:eastAsia="Arial" w:hAnsi="Arial"/>
@@ -10795,7 +11020,7 @@
         </w:rPr>
         <w:t xml:space="preserve"> (</w:t>
       </w:r>
-      <w:hyperlink w:history="1" r:id="rIdyb5wcdwv_quaunvqmqqbd">
+      <w:hyperlink w:history="1" r:id="rId-tlatd6vlimtzfvv42vve">
         <w:r>
           <w:rPr>
             <w:rFonts w:ascii="Arial" w:cs="Arial" w:eastAsia="Arial" w:hAnsi="Arial"/>
@@ -10855,6 +11080,7 @@
           </w:tcPr>
           <w:p>
             <w:pPr>
+              <w:keepNext w:val="false"/>
               <w:spacing w:after="40" w:before="0"/>
               <w:jc w:val="center"/>
             </w:pPr>
@@ -10890,6 +11116,7 @@
           </w:tcPr>
           <w:p>
             <w:pPr>
+              <w:keepNext w:val="false"/>
               <w:spacing w:after="40" w:before="0"/>
               <w:jc w:val="center"/>
             </w:pPr>
@@ -10924,6 +11151,7 @@
           </w:tcPr>
           <w:p>
             <w:pPr>
+              <w:keepNext w:val="false"/>
               <w:spacing w:after="40" w:before="0"/>
               <w:jc w:val="left"/>
             </w:pPr>
@@ -10956,6 +11184,7 @@
           </w:tcPr>
           <w:p>
             <w:pPr>
+              <w:keepNext w:val="false"/>
               <w:spacing w:after="40" w:before="0"/>
               <w:jc w:val="left"/>
             </w:pPr>
@@ -10990,6 +11219,7 @@
           </w:tcPr>
           <w:p>
             <w:pPr>
+              <w:keepNext w:val="false"/>
               <w:spacing w:after="40" w:before="0"/>
               <w:jc w:val="left"/>
             </w:pPr>
@@ -11022,6 +11252,7 @@
           </w:tcPr>
           <w:p>
             <w:pPr>
+              <w:keepNext w:val="false"/>
               <w:spacing w:after="40" w:before="0"/>
               <w:jc w:val="left"/>
             </w:pPr>
@@ -11056,6 +11287,7 @@
           </w:tcPr>
           <w:p>
             <w:pPr>
+              <w:keepNext w:val="false"/>
               <w:spacing w:after="40" w:before="0"/>
               <w:jc w:val="left"/>
             </w:pPr>
@@ -11088,6 +11320,7 @@
           </w:tcPr>
           <w:p>
             <w:pPr>
+              <w:keepNext w:val="false"/>
               <w:spacing w:after="40" w:before="0"/>
               <w:jc w:val="left"/>
             </w:pPr>
@@ -11122,6 +11355,7 @@
           </w:tcPr>
           <w:p>
             <w:pPr>
+              <w:keepNext w:val="false"/>
               <w:spacing w:after="40" w:before="0"/>
               <w:jc w:val="left"/>
             </w:pPr>
@@ -11154,6 +11388,7 @@
           </w:tcPr>
           <w:p>
             <w:pPr>
+              <w:keepNext w:val="false"/>
               <w:spacing w:after="40" w:before="0"/>
               <w:jc w:val="left"/>
             </w:pPr>
@@ -11188,6 +11423,7 @@
           </w:tcPr>
           <w:p>
             <w:pPr>
+              <w:keepNext w:val="false"/>
               <w:spacing w:after="40" w:before="0"/>
               <w:jc w:val="left"/>
             </w:pPr>
@@ -11220,6 +11456,7 @@
           </w:tcPr>
           <w:p>
             <w:pPr>
+              <w:keepNext w:val="false"/>
               <w:spacing w:after="40" w:before="0"/>
               <w:jc w:val="left"/>
             </w:pPr>
@@ -11254,6 +11491,7 @@
           </w:tcPr>
           <w:p>
             <w:pPr>
+              <w:keepNext w:val="false"/>
               <w:spacing w:after="40" w:before="0"/>
               <w:jc w:val="left"/>
             </w:pPr>
@@ -11286,6 +11524,7 @@
           </w:tcPr>
           <w:p>
             <w:pPr>
+              <w:keepNext w:val="false"/>
               <w:spacing w:after="40" w:before="0"/>
               <w:jc w:val="left"/>
             </w:pPr>
@@ -11320,6 +11559,7 @@
           </w:tcPr>
           <w:p>
             <w:pPr>
+              <w:keepNext w:val="false"/>
               <w:spacing w:after="40" w:before="0"/>
               <w:jc w:val="left"/>
             </w:pPr>
@@ -11352,6 +11592,7 @@
           </w:tcPr>
           <w:p>
             <w:pPr>
+              <w:keepNext w:val="false"/>
               <w:spacing w:after="40" w:before="0"/>
               <w:jc w:val="left"/>
             </w:pPr>
@@ -11386,6 +11627,7 @@
           </w:tcPr>
           <w:p>
             <w:pPr>
+              <w:keepNext w:val="false"/>
               <w:spacing w:after="40" w:before="0"/>
               <w:jc w:val="left"/>
             </w:pPr>
@@ -11418,6 +11660,7 @@
           </w:tcPr>
           <w:p>
             <w:pPr>
+              <w:keepNext w:val="false"/>
               <w:spacing w:after="40" w:before="0"/>
               <w:jc w:val="left"/>
             </w:pPr>
@@ -11477,6 +11720,7 @@
           </w:tcPr>
           <w:p>
             <w:pPr>
+              <w:keepNext w:val="false"/>
               <w:spacing w:after="40" w:before="0"/>
               <w:jc w:val="center"/>
             </w:pPr>
@@ -11511,6 +11755,7 @@
           </w:tcPr>
           <w:p>
             <w:pPr>
+              <w:keepNext w:val="false"/>
               <w:spacing w:after="40" w:before="0"/>
               <w:jc w:val="left"/>
             </w:pPr>
@@ -11575,6 +11820,7 @@
           </w:tcPr>
           <w:p>
             <w:pPr>
+              <w:keepNext w:val="false"/>
               <w:spacing w:after="40" w:before="0"/>
               <w:jc w:val="center"/>
             </w:pPr>
@@ -11609,6 +11855,7 @@
           </w:tcPr>
           <w:p>
             <w:pPr>
+              <w:keepNext w:val="false"/>
               <w:spacing w:after="40" w:before="0"/>
               <w:jc w:val="left"/>
             </w:pPr>
@@ -11641,6 +11888,7 @@
           </w:tcPr>
           <w:p>
             <w:pPr>
+              <w:keepNext w:val="false"/>
               <w:spacing w:after="40" w:before="0"/>
               <w:jc w:val="left"/>
             </w:pPr>
@@ -11673,6 +11921,7 @@
           </w:tcPr>
           <w:p>
             <w:pPr>
+              <w:keepNext w:val="false"/>
               <w:spacing w:after="40" w:before="0"/>
               <w:jc w:val="left"/>
             </w:pPr>
@@ -11705,6 +11954,7 @@
           </w:tcPr>
           <w:p>
             <w:pPr>
+              <w:keepNext w:val="false"/>
               <w:spacing w:after="40" w:before="0"/>
               <w:jc w:val="left"/>
             </w:pPr>
@@ -11737,6 +11987,7 @@
           </w:tcPr>
           <w:p>
             <w:pPr>
+              <w:keepNext w:val="false"/>
               <w:spacing w:after="40" w:before="0"/>
               <w:jc w:val="left"/>
             </w:pPr>
@@ -11771,6 +12022,7 @@
           </w:tcPr>
           <w:p>
             <w:pPr>
+              <w:keepNext w:val="false"/>
               <w:spacing w:after="40" w:before="0"/>
               <w:jc w:val="left"/>
             </w:pPr>
@@ -11808,7 +12060,7 @@
             <w:pPr>
               <w:spacing w:after="20" w:before="0"/>
             </w:pPr>
-            <w:hyperlink w:history="1" r:id="rIdz2lwl5txeq07seppj5ocx">
+            <w:hyperlink w:history="1" r:id="rIdt3fr1qbjf4ozsaibtb5mu">
               <w:r>
                 <w:rPr>
                   <w:rFonts w:ascii="Arial" w:cs="Arial" w:eastAsia="Arial" w:hAnsi="Arial"/>
@@ -11841,7 +12093,7 @@
               <w:spacing w:after="10" w:before="0"/>
               <w:ind w:left="120"/>
             </w:pPr>
-            <w:hyperlink w:history="1" r:id="rId5cna7pb0ikvyij4zl6kiq">
+            <w:hyperlink w:history="1" r:id="rId_5kc5q9gy4tyhmk1m4yiz">
               <w:r>
                 <w:rPr>
                   <w:rFonts w:ascii="Arial" w:cs="Arial" w:eastAsia="Arial" w:hAnsi="Arial"/>
@@ -11886,7 +12138,7 @@
             <w:pPr>
               <w:spacing w:after="20" w:before="0"/>
             </w:pPr>
-            <w:hyperlink w:history="1" r:id="rId2h-fn7jsvygnyfgg4qjgm">
+            <w:hyperlink w:history="1" r:id="rIdpuppvc1knvpjsvdv4slqw">
               <w:r>
                 <w:rPr>
                   <w:rFonts w:ascii="Arial" w:cs="Arial" w:eastAsia="Arial" w:hAnsi="Arial"/>
@@ -11919,7 +12171,7 @@
               <w:spacing w:after="10" w:before="0"/>
               <w:ind w:left="120"/>
             </w:pPr>
-            <w:hyperlink w:history="1" r:id="rIdkszeyojgm0kwx7yezvrr5">
+            <w:hyperlink w:history="1" r:id="rId22myjvd7e1xacxon6um8z">
               <w:r>
                 <w:rPr>
                   <w:rFonts w:ascii="Arial" w:cs="Arial" w:eastAsia="Arial" w:hAnsi="Arial"/>
@@ -11947,6 +12199,7 @@
           </w:tcPr>
           <w:p>
             <w:pPr>
+              <w:keepNext w:val="false"/>
               <w:spacing w:after="40" w:before="0"/>
               <w:jc w:val="left"/>
             </w:pPr>
@@ -11979,6 +12232,7 @@
           </w:tcPr>
           <w:p>
             <w:pPr>
+              <w:keepNext w:val="false"/>
               <w:spacing w:after="40" w:before="0"/>
               <w:jc w:val="left"/>
             </w:pPr>
@@ -12011,6 +12265,7 @@
           </w:tcPr>
           <w:p>
             <w:pPr>
+              <w:keepNext w:val="false"/>
               <w:spacing w:after="40" w:before="0"/>
               <w:jc w:val="left"/>
             </w:pPr>
@@ -12043,6 +12298,7 @@
           </w:tcPr>
           <w:p>
             <w:pPr>
+              <w:keepNext w:val="false"/>
               <w:spacing w:after="40" w:before="0"/>
               <w:jc w:val="left"/>
             </w:pPr>
@@ -12077,6 +12333,7 @@
           </w:tcPr>
           <w:p>
             <w:pPr>
+              <w:keepNext w:val="false"/>
               <w:spacing w:after="40" w:before="0"/>
               <w:jc w:val="left"/>
             </w:pPr>
@@ -12114,7 +12371,7 @@
             <w:pPr>
               <w:spacing w:after="20" w:before="0"/>
             </w:pPr>
-            <w:hyperlink w:history="1" r:id="rIdxgvmla76m1ruekh291i84">
+            <w:hyperlink w:history="1" r:id="rIdlslwoixxvtvztib5znsbq">
               <w:r>
                 <w:rPr>
                   <w:rFonts w:ascii="Arial" w:cs="Arial" w:eastAsia="Arial" w:hAnsi="Arial"/>
@@ -12147,7 +12404,7 @@
               <w:spacing w:after="10" w:before="0"/>
               <w:ind w:left="120"/>
             </w:pPr>
-            <w:hyperlink w:history="1" r:id="rIdnuztcj0zoltribyea0uqg">
+            <w:hyperlink w:history="1" r:id="rIdvudxa4oegvwok-bvot3n4">
               <w:r>
                 <w:rPr>
                   <w:rFonts w:ascii="Arial" w:cs="Arial" w:eastAsia="Arial" w:hAnsi="Arial"/>
@@ -12192,7 +12449,7 @@
             <w:pPr>
               <w:spacing w:after="20" w:before="0"/>
             </w:pPr>
-            <w:hyperlink w:history="1" r:id="rIdhi15zjfwinmzvdvfuyuit">
+            <w:hyperlink w:history="1" r:id="rIdxa4qz7qhl5q3txuqou9bf">
               <w:r>
                 <w:rPr>
                   <w:rFonts w:ascii="Arial" w:cs="Arial" w:eastAsia="Arial" w:hAnsi="Arial"/>
@@ -12225,7 +12482,7 @@
               <w:spacing w:after="10" w:before="0"/>
               <w:ind w:left="120"/>
             </w:pPr>
-            <w:hyperlink w:history="1" r:id="rIdvajnvd5egavr3op0isdop">
+            <w:hyperlink w:history="1" r:id="rIdxydyywgdr3exzxfc9m8ew">
               <w:r>
                 <w:rPr>
                   <w:rFonts w:ascii="Arial" w:cs="Arial" w:eastAsia="Arial" w:hAnsi="Arial"/>
@@ -12253,6 +12510,7 @@
           </w:tcPr>
           <w:p>
             <w:pPr>
+              <w:keepNext w:val="false"/>
               <w:spacing w:after="40" w:before="0"/>
               <w:jc w:val="left"/>
             </w:pPr>
@@ -12285,6 +12543,7 @@
           </w:tcPr>
           <w:p>
             <w:pPr>
+              <w:keepNext w:val="false"/>
               <w:spacing w:after="40" w:before="0"/>
               <w:jc w:val="left"/>
             </w:pPr>
@@ -12317,6 +12576,7 @@
           </w:tcPr>
           <w:p>
             <w:pPr>
+              <w:keepNext w:val="false"/>
               <w:spacing w:after="40" w:before="0"/>
               <w:jc w:val="left"/>
             </w:pPr>
@@ -12349,6 +12609,7 @@
           </w:tcPr>
           <w:p>
             <w:pPr>
+              <w:keepNext w:val="false"/>
               <w:spacing w:after="40" w:before="0"/>
               <w:jc w:val="left"/>
             </w:pPr>
@@ -12383,6 +12644,7 @@
           </w:tcPr>
           <w:p>
             <w:pPr>
+              <w:keepNext w:val="false"/>
               <w:spacing w:after="40" w:before="0"/>
               <w:jc w:val="left"/>
             </w:pPr>
@@ -12420,7 +12682,7 @@
             <w:pPr>
               <w:spacing w:after="20" w:before="0"/>
             </w:pPr>
-            <w:hyperlink w:history="1" r:id="rIdhlnqocrfulim8dynmyomc">
+            <w:hyperlink w:history="1" r:id="rId-k_cvj_knkcjwh1gzqh-x">
               <w:r>
                 <w:rPr>
                   <w:rFonts w:ascii="Arial" w:cs="Arial" w:eastAsia="Arial" w:hAnsi="Arial"/>
@@ -12469,7 +12731,7 @@
               <w:spacing w:after="10" w:before="0"/>
               <w:ind w:left="120"/>
             </w:pPr>
-            <w:hyperlink w:history="1" r:id="rIdz-klyxzvzyd1ns-ydfkjo">
+            <w:hyperlink w:history="1" r:id="rId9skfdjuyri-fh_ijooeqw">
               <w:r>
                 <w:rPr>
                   <w:rFonts w:ascii="Arial" w:cs="Arial" w:eastAsia="Arial" w:hAnsi="Arial"/>
@@ -12514,7 +12776,7 @@
             <w:pPr>
               <w:spacing w:after="20" w:before="0"/>
             </w:pPr>
-            <w:hyperlink w:history="1" r:id="rId8w5azhkjhsrdxaewhjlj3">
+            <w:hyperlink w:history="1" r:id="rIdtuyhs36zgim343zhls758">
               <w:r>
                 <w:rPr>
                   <w:rFonts w:ascii="Arial" w:cs="Arial" w:eastAsia="Arial" w:hAnsi="Arial"/>
@@ -12547,7 +12809,7 @@
               <w:spacing w:after="10" w:before="0"/>
               <w:ind w:left="120"/>
             </w:pPr>
-            <w:hyperlink w:history="1" r:id="rIdvattixirphjhuwy2pgm1j">
+            <w:hyperlink w:history="1" r:id="rIdw-o12xg6cjqpjgrhcu5ny">
               <w:r>
                 <w:rPr>
                   <w:rFonts w:ascii="Arial" w:cs="Arial" w:eastAsia="Arial" w:hAnsi="Arial"/>
@@ -12575,6 +12837,7 @@
           </w:tcPr>
           <w:p>
             <w:pPr>
+              <w:keepNext w:val="false"/>
               <w:spacing w:after="40" w:before="0"/>
               <w:jc w:val="left"/>
             </w:pPr>
@@ -12607,6 +12870,7 @@
           </w:tcPr>
           <w:p>
             <w:pPr>
+              <w:keepNext w:val="false"/>
               <w:spacing w:after="40" w:before="0"/>
               <w:jc w:val="left"/>
             </w:pPr>
@@ -12639,6 +12903,7 @@
           </w:tcPr>
           <w:p>
             <w:pPr>
+              <w:keepNext w:val="false"/>
               <w:spacing w:after="40" w:before="0"/>
               <w:jc w:val="left"/>
             </w:pPr>
@@ -12671,6 +12936,7 @@
           </w:tcPr>
           <w:p>
             <w:pPr>
+              <w:keepNext w:val="false"/>
               <w:spacing w:after="40" w:before="0"/>
               <w:jc w:val="left"/>
             </w:pPr>
@@ -12705,6 +12971,7 @@
           </w:tcPr>
           <w:p>
             <w:pPr>
+              <w:keepNext w:val="false"/>
               <w:spacing w:after="40" w:before="0"/>
               <w:jc w:val="left"/>
             </w:pPr>
@@ -12742,7 +13009,7 @@
             <w:pPr>
               <w:spacing w:after="20" w:before="0"/>
             </w:pPr>
-            <w:hyperlink w:history="1" r:id="rId-r9oc0r2ba8uokl7th_ig">
+            <w:hyperlink w:history="1" r:id="rIdiuv8ychoocp5o79gntx0g">
               <w:r>
                 <w:rPr>
                   <w:rFonts w:ascii="Arial" w:cs="Arial" w:eastAsia="Arial" w:hAnsi="Arial"/>
@@ -12791,7 +13058,7 @@
               <w:spacing w:after="10" w:before="0"/>
               <w:ind w:left="120"/>
             </w:pPr>
-            <w:hyperlink w:history="1" r:id="rIdbn8_omofwk5unffwjinyc">
+            <w:hyperlink w:history="1" r:id="rIdavvtzhwvnytorawzyxrn1">
               <w:r>
                 <w:rPr>
                   <w:rFonts w:ascii="Arial" w:cs="Arial" w:eastAsia="Arial" w:hAnsi="Arial"/>
@@ -12836,7 +13103,7 @@
             <w:pPr>
               <w:spacing w:after="20" w:before="0"/>
             </w:pPr>
-            <w:hyperlink w:history="1" r:id="rIdy3hdozoajjewfsjchnay7">
+            <w:hyperlink w:history="1" r:id="rId1xrwm-pcasczskqy8y0ba">
               <w:r>
                 <w:rPr>
                   <w:rFonts w:ascii="Arial" w:cs="Arial" w:eastAsia="Arial" w:hAnsi="Arial"/>
@@ -12869,7 +13136,7 @@
               <w:spacing w:after="10" w:before="0"/>
               <w:ind w:left="120"/>
             </w:pPr>
-            <w:hyperlink w:history="1" r:id="rIdssa_gybslsnk5rngd5zf7">
+            <w:hyperlink w:history="1" r:id="rIdbpbpvxxdgidcp1izaclkq">
               <w:r>
                 <w:rPr>
                   <w:rFonts w:ascii="Arial" w:cs="Arial" w:eastAsia="Arial" w:hAnsi="Arial"/>
@@ -12897,6 +13164,7 @@
           </w:tcPr>
           <w:p>
             <w:pPr>
+              <w:keepNext w:val="false"/>
               <w:spacing w:after="40" w:before="0"/>
               <w:jc w:val="left"/>
             </w:pPr>
@@ -12929,6 +13197,7 @@
           </w:tcPr>
           <w:p>
             <w:pPr>
+              <w:keepNext w:val="false"/>
               <w:spacing w:after="40" w:before="0"/>
               <w:jc w:val="left"/>
             </w:pPr>
@@ -12961,6 +13230,7 @@
           </w:tcPr>
           <w:p>
             <w:pPr>
+              <w:keepNext w:val="false"/>
               <w:spacing w:after="40" w:before="0"/>
               <w:jc w:val="left"/>
             </w:pPr>
@@ -12993,6 +13263,7 @@
           </w:tcPr>
           <w:p>
             <w:pPr>
+              <w:keepNext w:val="false"/>
               <w:spacing w:after="40" w:before="0"/>
               <w:jc w:val="left"/>
             </w:pPr>
@@ -13027,6 +13298,7 @@
           </w:tcPr>
           <w:p>
             <w:pPr>
+              <w:keepNext w:val="false"/>
               <w:spacing w:after="40" w:before="0"/>
               <w:jc w:val="left"/>
             </w:pPr>
@@ -13064,7 +13336,7 @@
             <w:pPr>
               <w:spacing w:after="20" w:before="0"/>
             </w:pPr>
-            <w:hyperlink w:history="1" r:id="rIdbjrjrzzw1itry0xcyecsc">
+            <w:hyperlink w:history="1" r:id="rIdym5xwu9-wf3aj7x0fcasc">
               <w:r>
                 <w:rPr>
                   <w:rFonts w:ascii="Arial" w:cs="Arial" w:eastAsia="Arial" w:hAnsi="Arial"/>
@@ -13113,7 +13385,7 @@
               <w:spacing w:after="10" w:before="0"/>
               <w:ind w:left="120"/>
             </w:pPr>
-            <w:hyperlink w:history="1" r:id="rIdr6npn8hnfndcnv3s05gni">
+            <w:hyperlink w:history="1" r:id="rIduccgiz1hckrx6kncmskjl">
               <w:r>
                 <w:rPr>
                   <w:rFonts w:ascii="Arial" w:cs="Arial" w:eastAsia="Arial" w:hAnsi="Arial"/>
@@ -13158,7 +13430,7 @@
             <w:pPr>
               <w:spacing w:after="20" w:before="0"/>
             </w:pPr>
-            <w:hyperlink w:history="1" r:id="rIdj0-wwzqtgyr_ygor0h2yh">
+            <w:hyperlink w:history="1" r:id="rIdayzrz68vcwgocda-arpek">
               <w:r>
                 <w:rPr>
                   <w:rFonts w:ascii="Arial" w:cs="Arial" w:eastAsia="Arial" w:hAnsi="Arial"/>
@@ -13191,7 +13463,7 @@
               <w:spacing w:after="10" w:before="0"/>
               <w:ind w:left="120"/>
             </w:pPr>
-            <w:hyperlink w:history="1" r:id="rIdf17a66rmehxfcdpelvtkv">
+            <w:hyperlink w:history="1" r:id="rIdo3ojw2sbf-yqtsxfnwnoj">
               <w:r>
                 <w:rPr>
                   <w:rFonts w:ascii="Arial" w:cs="Arial" w:eastAsia="Arial" w:hAnsi="Arial"/>
@@ -13219,6 +13491,7 @@
           </w:tcPr>
           <w:p>
             <w:pPr>
+              <w:keepNext w:val="false"/>
               <w:spacing w:after="40" w:before="0"/>
               <w:jc w:val="left"/>
             </w:pPr>
@@ -13251,6 +13524,7 @@
           </w:tcPr>
           <w:p>
             <w:pPr>
+              <w:keepNext w:val="false"/>
               <w:spacing w:after="40" w:before="0"/>
               <w:jc w:val="left"/>
             </w:pPr>
@@ -13283,6 +13557,7 @@
           </w:tcPr>
           <w:p>
             <w:pPr>
+              <w:keepNext w:val="false"/>
               <w:spacing w:after="40" w:before="0"/>
               <w:jc w:val="left"/>
             </w:pPr>
@@ -13315,6 +13590,7 @@
           </w:tcPr>
           <w:p>
             <w:pPr>
+              <w:keepNext w:val="false"/>
               <w:spacing w:after="40" w:before="0"/>
               <w:jc w:val="left"/>
             </w:pPr>
@@ -13374,6 +13650,7 @@
           </w:tcPr>
           <w:p>
             <w:pPr>
+              <w:keepNext w:val="false"/>
               <w:spacing w:after="40" w:before="0"/>
               <w:jc w:val="center"/>
             </w:pPr>
@@ -13408,6 +13685,7 @@
           </w:tcPr>
           <w:p>
             <w:pPr>
+              <w:keepNext w:val="false"/>
               <w:spacing w:after="40" w:before="0"/>
               <w:jc w:val="left"/>
             </w:pPr>
@@ -13469,6 +13747,7 @@
           </w:tcPr>
           <w:p>
             <w:pPr>
+              <w:keepNext w:val="false"/>
               <w:spacing w:after="40" w:before="0"/>
               <w:jc w:val="center"/>
             </w:pPr>
@@ -13503,6 +13782,7 @@
           </w:tcPr>
           <w:p>
             <w:pPr>
+              <w:keepNext w:val="false"/>
               <w:spacing w:after="40" w:before="0"/>
               <w:jc w:val="left"/>
             </w:pPr>
@@ -13535,6 +13815,7 @@
           </w:tcPr>
           <w:p>
             <w:pPr>
+              <w:keepNext w:val="false"/>
               <w:spacing w:after="40" w:before="0"/>
               <w:jc w:val="left"/>
             </w:pPr>
@@ -13569,6 +13850,7 @@
           </w:tcPr>
           <w:p>
             <w:pPr>
+              <w:keepNext w:val="false"/>
               <w:spacing w:after="40" w:before="0"/>
               <w:jc w:val="left"/>
             </w:pPr>
@@ -13601,6 +13883,7 @@
           </w:tcPr>
           <w:p>
             <w:pPr>
+              <w:keepNext w:val="false"/>
               <w:spacing w:after="40" w:before="0"/>
               <w:jc w:val="left"/>
             </w:pPr>
@@ -13635,6 +13918,7 @@
           </w:tcPr>
           <w:p>
             <w:pPr>
+              <w:keepNext w:val="false"/>
               <w:spacing w:after="40" w:before="0"/>
               <w:jc w:val="left"/>
             </w:pPr>
@@ -13667,6 +13951,7 @@
           </w:tcPr>
           <w:p>
             <w:pPr>
+              <w:keepNext w:val="false"/>
               <w:spacing w:after="40" w:before="0"/>
               <w:jc w:val="left"/>
             </w:pPr>
@@ -13703,7 +13988,7 @@
         </w:rPr>
         <w:t xml:space="preserve">© 2026 SeaVuria and ARES. Aligned with KICD objectives. Developed by SeaVuria; technical implementation by ARES (with AI assistance from Claude). Licensed under </w:t>
       </w:r>
-      <w:hyperlink w:history="1" r:id="rIdo-t8vujpwiddiql2i8uuj">
+      <w:hyperlink w:history="1" r:id="rId2leude45dtkuwoetqbcke">
         <w:r>
           <w:rPr>
             <w:rFonts w:ascii="Arial" w:cs="Arial" w:eastAsia="Arial" w:hAnsi="Arial"/>
@@ -13724,7 +14009,7 @@
         </w:rPr>
         <w:t xml:space="preserve"> (</w:t>
       </w:r>
-      <w:hyperlink w:history="1" r:id="rIdacy884sdd0n3fyavoz19w">
+      <w:hyperlink w:history="1" r:id="rIdyzp1vdtumfxboddam6cwp">
         <w:r>
           <w:rPr>
             <w:rFonts w:ascii="Arial" w:cs="Arial" w:eastAsia="Arial" w:hAnsi="Arial"/>
@@ -13784,6 +14069,7 @@
           </w:tcPr>
           <w:p>
             <w:pPr>
+              <w:keepNext w:val="false"/>
               <w:spacing w:after="40" w:before="0"/>
               <w:jc w:val="center"/>
             </w:pPr>
@@ -13819,6 +14105,7 @@
           </w:tcPr>
           <w:p>
             <w:pPr>
+              <w:keepNext w:val="false"/>
               <w:spacing w:after="40" w:before="0"/>
               <w:jc w:val="center"/>
             </w:pPr>
@@ -13853,6 +14140,7 @@
           </w:tcPr>
           <w:p>
             <w:pPr>
+              <w:keepNext w:val="false"/>
               <w:spacing w:after="40" w:before="0"/>
               <w:jc w:val="left"/>
             </w:pPr>
@@ -13885,6 +14173,7 @@
           </w:tcPr>
           <w:p>
             <w:pPr>
+              <w:keepNext w:val="false"/>
               <w:spacing w:after="40" w:before="0"/>
               <w:jc w:val="left"/>
             </w:pPr>
@@ -13919,6 +14208,7 @@
           </w:tcPr>
           <w:p>
             <w:pPr>
+              <w:keepNext w:val="false"/>
               <w:spacing w:after="40" w:before="0"/>
               <w:jc w:val="left"/>
             </w:pPr>
@@ -13951,6 +14241,7 @@
           </w:tcPr>
           <w:p>
             <w:pPr>
+              <w:keepNext w:val="false"/>
               <w:spacing w:after="40" w:before="0"/>
               <w:jc w:val="left"/>
             </w:pPr>
@@ -13985,6 +14276,7 @@
           </w:tcPr>
           <w:p>
             <w:pPr>
+              <w:keepNext w:val="false"/>
               <w:spacing w:after="40" w:before="0"/>
               <w:jc w:val="left"/>
             </w:pPr>
@@ -14017,6 +14309,7 @@
           </w:tcPr>
           <w:p>
             <w:pPr>
+              <w:keepNext w:val="false"/>
               <w:spacing w:after="40" w:before="0"/>
               <w:jc w:val="left"/>
             </w:pPr>
@@ -14051,6 +14344,7 @@
           </w:tcPr>
           <w:p>
             <w:pPr>
+              <w:keepNext w:val="false"/>
               <w:spacing w:after="40" w:before="0"/>
               <w:jc w:val="left"/>
             </w:pPr>
@@ -14083,6 +14377,7 @@
           </w:tcPr>
           <w:p>
             <w:pPr>
+              <w:keepNext w:val="false"/>
               <w:spacing w:after="40" w:before="0"/>
               <w:jc w:val="left"/>
             </w:pPr>
@@ -14117,6 +14412,7 @@
           </w:tcPr>
           <w:p>
             <w:pPr>
+              <w:keepNext w:val="false"/>
               <w:spacing w:after="40" w:before="0"/>
               <w:jc w:val="left"/>
             </w:pPr>
@@ -14149,6 +14445,7 @@
           </w:tcPr>
           <w:p>
             <w:pPr>
+              <w:keepNext w:val="false"/>
               <w:spacing w:after="40" w:before="0"/>
               <w:jc w:val="left"/>
             </w:pPr>
@@ -14183,6 +14480,7 @@
           </w:tcPr>
           <w:p>
             <w:pPr>
+              <w:keepNext w:val="false"/>
               <w:spacing w:after="40" w:before="0"/>
               <w:jc w:val="left"/>
             </w:pPr>
@@ -14215,6 +14513,7 @@
           </w:tcPr>
           <w:p>
             <w:pPr>
+              <w:keepNext w:val="false"/>
               <w:spacing w:after="40" w:before="0"/>
               <w:jc w:val="left"/>
             </w:pPr>
@@ -14249,6 +14548,7 @@
           </w:tcPr>
           <w:p>
             <w:pPr>
+              <w:keepNext w:val="false"/>
               <w:spacing w:after="40" w:before="0"/>
               <w:jc w:val="left"/>
             </w:pPr>
@@ -14281,6 +14581,7 @@
           </w:tcPr>
           <w:p>
             <w:pPr>
+              <w:keepNext w:val="false"/>
               <w:spacing w:after="40" w:before="0"/>
               <w:jc w:val="left"/>
             </w:pPr>
@@ -14315,6 +14616,7 @@
           </w:tcPr>
           <w:p>
             <w:pPr>
+              <w:keepNext w:val="false"/>
               <w:spacing w:after="40" w:before="0"/>
               <w:jc w:val="left"/>
             </w:pPr>
@@ -14347,6 +14649,7 @@
           </w:tcPr>
           <w:p>
             <w:pPr>
+              <w:keepNext w:val="false"/>
               <w:spacing w:after="40" w:before="0"/>
               <w:jc w:val="left"/>
             </w:pPr>
@@ -14406,6 +14709,7 @@
           </w:tcPr>
           <w:p>
             <w:pPr>
+              <w:keepNext w:val="false"/>
               <w:spacing w:after="40" w:before="0"/>
               <w:jc w:val="center"/>
             </w:pPr>
@@ -14440,6 +14744,7 @@
           </w:tcPr>
           <w:p>
             <w:pPr>
+              <w:keepNext w:val="false"/>
               <w:spacing w:after="40" w:before="0"/>
               <w:jc w:val="left"/>
             </w:pPr>
@@ -14504,6 +14809,7 @@
           </w:tcPr>
           <w:p>
             <w:pPr>
+              <w:keepNext w:val="false"/>
               <w:spacing w:after="40" w:before="0"/>
               <w:jc w:val="center"/>
             </w:pPr>
@@ -14538,6 +14844,7 @@
           </w:tcPr>
           <w:p>
             <w:pPr>
+              <w:keepNext w:val="false"/>
               <w:spacing w:after="40" w:before="0"/>
               <w:jc w:val="left"/>
             </w:pPr>
@@ -14570,6 +14877,7 @@
           </w:tcPr>
           <w:p>
             <w:pPr>
+              <w:keepNext w:val="false"/>
               <w:spacing w:after="40" w:before="0"/>
               <w:jc w:val="left"/>
             </w:pPr>
@@ -14602,6 +14910,7 @@
           </w:tcPr>
           <w:p>
             <w:pPr>
+              <w:keepNext w:val="false"/>
               <w:spacing w:after="40" w:before="0"/>
               <w:jc w:val="left"/>
             </w:pPr>
@@ -14634,6 +14943,7 @@
           </w:tcPr>
           <w:p>
             <w:pPr>
+              <w:keepNext w:val="false"/>
               <w:spacing w:after="40" w:before="0"/>
               <w:jc w:val="left"/>
             </w:pPr>
@@ -14666,6 +14976,7 @@
           </w:tcPr>
           <w:p>
             <w:pPr>
+              <w:keepNext w:val="false"/>
               <w:spacing w:after="40" w:before="0"/>
               <w:jc w:val="left"/>
             </w:pPr>
@@ -14700,6 +15011,7 @@
           </w:tcPr>
           <w:p>
             <w:pPr>
+              <w:keepNext w:val="false"/>
               <w:spacing w:after="40" w:before="0"/>
               <w:jc w:val="left"/>
             </w:pPr>
@@ -14737,7 +15049,7 @@
             <w:pPr>
               <w:spacing w:after="20" w:before="0"/>
             </w:pPr>
-            <w:hyperlink w:history="1" r:id="rId0mksrn56pcfhw0acopj4q">
+            <w:hyperlink w:history="1" r:id="rIdt_5lw4b_clvqnr2mmzqs2">
               <w:r>
                 <w:rPr>
                   <w:rFonts w:ascii="Arial" w:cs="Arial" w:eastAsia="Arial" w:hAnsi="Arial"/>
@@ -14770,7 +15082,7 @@
               <w:spacing w:after="10" w:before="0"/>
               <w:ind w:left="120"/>
             </w:pPr>
-            <w:hyperlink w:history="1" r:id="rIdizbn6-ju2d4yvfhfl-cme">
+            <w:hyperlink w:history="1" r:id="rIdqexcg3wfptjy2y9iedugr">
               <w:r>
                 <w:rPr>
                   <w:rFonts w:ascii="Arial" w:cs="Arial" w:eastAsia="Arial" w:hAnsi="Arial"/>
@@ -14815,7 +15127,7 @@
             <w:pPr>
               <w:spacing w:after="20" w:before="0"/>
             </w:pPr>
-            <w:hyperlink w:history="1" r:id="rIdjyox5jyce79h5dhotz6zz">
+            <w:hyperlink w:history="1" r:id="rIdmf7kpngfh27ou2anyf0ot">
               <w:r>
                 <w:rPr>
                   <w:rFonts w:ascii="Arial" w:cs="Arial" w:eastAsia="Arial" w:hAnsi="Arial"/>
@@ -14848,7 +15160,7 @@
               <w:spacing w:after="10" w:before="0"/>
               <w:ind w:left="120"/>
             </w:pPr>
-            <w:hyperlink w:history="1" r:id="rIdm872qo35q2ccwrszzymke">
+            <w:hyperlink w:history="1" r:id="rIdbxhlv8ydpnflc8ebfputg">
               <w:r>
                 <w:rPr>
                   <w:rFonts w:ascii="Arial" w:cs="Arial" w:eastAsia="Arial" w:hAnsi="Arial"/>
@@ -14876,6 +15188,7 @@
           </w:tcPr>
           <w:p>
             <w:pPr>
+              <w:keepNext w:val="false"/>
               <w:spacing w:after="40" w:before="0"/>
               <w:jc w:val="left"/>
             </w:pPr>
@@ -14908,6 +15221,7 @@
           </w:tcPr>
           <w:p>
             <w:pPr>
+              <w:keepNext w:val="false"/>
               <w:spacing w:after="40" w:before="0"/>
               <w:jc w:val="left"/>
             </w:pPr>
@@ -14940,6 +15254,7 @@
           </w:tcPr>
           <w:p>
             <w:pPr>
+              <w:keepNext w:val="false"/>
               <w:spacing w:after="40" w:before="0"/>
               <w:jc w:val="left"/>
             </w:pPr>
@@ -14972,6 +15287,7 @@
           </w:tcPr>
           <w:p>
             <w:pPr>
+              <w:keepNext w:val="false"/>
               <w:spacing w:after="40" w:before="0"/>
               <w:jc w:val="left"/>
             </w:pPr>
@@ -15006,6 +15322,7 @@
           </w:tcPr>
           <w:p>
             <w:pPr>
+              <w:keepNext w:val="false"/>
               <w:spacing w:after="40" w:before="0"/>
               <w:jc w:val="left"/>
             </w:pPr>
@@ -15043,7 +15360,7 @@
             <w:pPr>
               <w:spacing w:after="20" w:before="0"/>
             </w:pPr>
-            <w:hyperlink w:history="1" r:id="rIdr0ycvzxbngyhksmc6tjli">
+            <w:hyperlink w:history="1" r:id="rIdvbsektksbtkubvys8sdyx">
               <w:r>
                 <w:rPr>
                   <w:rFonts w:ascii="Arial" w:cs="Arial" w:eastAsia="Arial" w:hAnsi="Arial"/>
@@ -15076,7 +15393,7 @@
               <w:spacing w:after="10" w:before="0"/>
               <w:ind w:left="120"/>
             </w:pPr>
-            <w:hyperlink w:history="1" r:id="rIdz40x9ajpmcd33h2fkcv_c">
+            <w:hyperlink w:history="1" r:id="rIdyujupxk_ivhu06lxevokf">
               <w:r>
                 <w:rPr>
                   <w:rFonts w:ascii="Arial" w:cs="Arial" w:eastAsia="Arial" w:hAnsi="Arial"/>
@@ -15121,7 +15438,7 @@
             <w:pPr>
               <w:spacing w:after="20" w:before="0"/>
             </w:pPr>
-            <w:hyperlink w:history="1" r:id="rId2ishpytn58wpvky_dytes">
+            <w:hyperlink w:history="1" r:id="rIdtg7pftuvr529z-5ppc3cb">
               <w:r>
                 <w:rPr>
                   <w:rFonts w:ascii="Arial" w:cs="Arial" w:eastAsia="Arial" w:hAnsi="Arial"/>
@@ -15154,7 +15471,7 @@
               <w:spacing w:after="10" w:before="0"/>
               <w:ind w:left="120"/>
             </w:pPr>
-            <w:hyperlink w:history="1" r:id="rId28bhjle4wcicqgi8xezdn">
+            <w:hyperlink w:history="1" r:id="rIdvvi2bzy5cxxacgclyhsmx">
               <w:r>
                 <w:rPr>
                   <w:rFonts w:ascii="Arial" w:cs="Arial" w:eastAsia="Arial" w:hAnsi="Arial"/>
@@ -15182,6 +15499,7 @@
           </w:tcPr>
           <w:p>
             <w:pPr>
+              <w:keepNext w:val="false"/>
               <w:spacing w:after="40" w:before="0"/>
               <w:jc w:val="left"/>
             </w:pPr>
@@ -15214,6 +15532,7 @@
           </w:tcPr>
           <w:p>
             <w:pPr>
+              <w:keepNext w:val="false"/>
               <w:spacing w:after="40" w:before="0"/>
               <w:jc w:val="left"/>
             </w:pPr>
@@ -15246,6 +15565,7 @@
           </w:tcPr>
           <w:p>
             <w:pPr>
+              <w:keepNext w:val="false"/>
               <w:spacing w:after="40" w:before="0"/>
               <w:jc w:val="left"/>
             </w:pPr>
@@ -15278,6 +15598,7 @@
           </w:tcPr>
           <w:p>
             <w:pPr>
+              <w:keepNext w:val="false"/>
               <w:spacing w:after="40" w:before="0"/>
               <w:jc w:val="left"/>
             </w:pPr>
@@ -15312,6 +15633,7 @@
           </w:tcPr>
           <w:p>
             <w:pPr>
+              <w:keepNext w:val="false"/>
               <w:spacing w:after="40" w:before="0"/>
               <w:jc w:val="left"/>
             </w:pPr>
@@ -15349,7 +15671,7 @@
             <w:pPr>
               <w:spacing w:after="20" w:before="0"/>
             </w:pPr>
-            <w:hyperlink w:history="1" r:id="rId3jdehiqamdopqfndtdpr6">
+            <w:hyperlink w:history="1" r:id="rIdqz-0dcaxiqdpccqmmqiqz">
               <w:r>
                 <w:rPr>
                   <w:rFonts w:ascii="Arial" w:cs="Arial" w:eastAsia="Arial" w:hAnsi="Arial"/>
@@ -15382,7 +15704,7 @@
               <w:spacing w:after="10" w:before="0"/>
               <w:ind w:left="120"/>
             </w:pPr>
-            <w:hyperlink w:history="1" r:id="rIdrgvhnhvduh-y8iz5-meai">
+            <w:hyperlink w:history="1" r:id="rIddzqgorsdf7gpvspukxthd">
               <w:r>
                 <w:rPr>
                   <w:rFonts w:ascii="Arial" w:cs="Arial" w:eastAsia="Arial" w:hAnsi="Arial"/>
@@ -15427,7 +15749,7 @@
             <w:pPr>
               <w:spacing w:after="20" w:before="0"/>
             </w:pPr>
-            <w:hyperlink w:history="1" r:id="rId6v39wesq41_x0liyl7yen">
+            <w:hyperlink w:history="1" r:id="rIdsuhcagn3bjziq_4f2nrf5">
               <w:r>
                 <w:rPr>
                   <w:rFonts w:ascii="Arial" w:cs="Arial" w:eastAsia="Arial" w:hAnsi="Arial"/>
@@ -15460,7 +15782,7 @@
               <w:spacing w:after="10" w:before="0"/>
               <w:ind w:left="120"/>
             </w:pPr>
-            <w:hyperlink w:history="1" r:id="rId5y3z538vb0dwecpdd-mnc">
+            <w:hyperlink w:history="1" r:id="rId37gyvifoieki_ml-uz9fs">
               <w:r>
                 <w:rPr>
                   <w:rFonts w:ascii="Arial" w:cs="Arial" w:eastAsia="Arial" w:hAnsi="Arial"/>
@@ -15488,6 +15810,7 @@
           </w:tcPr>
           <w:p>
             <w:pPr>
+              <w:keepNext w:val="false"/>
               <w:spacing w:after="40" w:before="0"/>
               <w:jc w:val="left"/>
             </w:pPr>
@@ -15520,6 +15843,7 @@
           </w:tcPr>
           <w:p>
             <w:pPr>
+              <w:keepNext w:val="false"/>
               <w:spacing w:after="40" w:before="0"/>
               <w:jc w:val="left"/>
             </w:pPr>
@@ -15552,6 +15876,7 @@
           </w:tcPr>
           <w:p>
             <w:pPr>
+              <w:keepNext w:val="false"/>
               <w:spacing w:after="40" w:before="0"/>
               <w:jc w:val="left"/>
             </w:pPr>
@@ -15584,6 +15909,7 @@
           </w:tcPr>
           <w:p>
             <w:pPr>
+              <w:keepNext w:val="false"/>
               <w:spacing w:after="40" w:before="0"/>
               <w:jc w:val="left"/>
             </w:pPr>
@@ -15618,6 +15944,7 @@
           </w:tcPr>
           <w:p>
             <w:pPr>
+              <w:keepNext w:val="false"/>
               <w:spacing w:after="40" w:before="0"/>
               <w:jc w:val="left"/>
             </w:pPr>
@@ -15655,7 +15982,7 @@
             <w:pPr>
               <w:spacing w:after="20" w:before="0"/>
             </w:pPr>
-            <w:hyperlink w:history="1" r:id="rIdudxfjaezvyrhqog4vrvnh">
+            <w:hyperlink w:history="1" r:id="rId1fe9qkjnj2l6zqbevuh2s">
               <w:r>
                 <w:rPr>
                   <w:rFonts w:ascii="Arial" w:cs="Arial" w:eastAsia="Arial" w:hAnsi="Arial"/>
@@ -15688,7 +16015,7 @@
               <w:spacing w:after="10" w:before="0"/>
               <w:ind w:left="120"/>
             </w:pPr>
-            <w:hyperlink w:history="1" r:id="rId3jo1b-wsamxh1qdngy0_v">
+            <w:hyperlink w:history="1" r:id="rIdfpx5yvm7vfuwpyv-8cgs2">
               <w:r>
                 <w:rPr>
                   <w:rFonts w:ascii="Arial" w:cs="Arial" w:eastAsia="Arial" w:hAnsi="Arial"/>
@@ -15733,7 +16060,7 @@
             <w:pPr>
               <w:spacing w:after="20" w:before="0"/>
             </w:pPr>
-            <w:hyperlink w:history="1" r:id="rIdqyc1bfrxmarcpiljl0-tj">
+            <w:hyperlink w:history="1" r:id="rIdarkod2bqcdy74zkqpminu">
               <w:r>
                 <w:rPr>
                   <w:rFonts w:ascii="Arial" w:cs="Arial" w:eastAsia="Arial" w:hAnsi="Arial"/>
@@ -15766,7 +16093,7 @@
               <w:spacing w:after="10" w:before="0"/>
               <w:ind w:left="120"/>
             </w:pPr>
-            <w:hyperlink w:history="1" r:id="rIdoocnltgqh7qewpsbtybym">
+            <w:hyperlink w:history="1" r:id="rId58uk2ir4nrzxhh-uldanm">
               <w:r>
                 <w:rPr>
                   <w:rFonts w:ascii="Arial" w:cs="Arial" w:eastAsia="Arial" w:hAnsi="Arial"/>
@@ -15794,6 +16121,7 @@
           </w:tcPr>
           <w:p>
             <w:pPr>
+              <w:keepNext w:val="false"/>
               <w:spacing w:after="40" w:before="0"/>
               <w:jc w:val="left"/>
             </w:pPr>
@@ -15826,6 +16154,7 @@
           </w:tcPr>
           <w:p>
             <w:pPr>
+              <w:keepNext w:val="false"/>
               <w:spacing w:after="40" w:before="0"/>
               <w:jc w:val="left"/>
             </w:pPr>
@@ -15858,6 +16187,7 @@
           </w:tcPr>
           <w:p>
             <w:pPr>
+              <w:keepNext w:val="false"/>
               <w:spacing w:after="40" w:before="0"/>
               <w:jc w:val="left"/>
             </w:pPr>
@@ -15890,6 +16220,7 @@
           </w:tcPr>
           <w:p>
             <w:pPr>
+              <w:keepNext w:val="false"/>
               <w:spacing w:after="40" w:before="0"/>
               <w:jc w:val="left"/>
             </w:pPr>
@@ -15924,6 +16255,7 @@
           </w:tcPr>
           <w:p>
             <w:pPr>
+              <w:keepNext w:val="false"/>
               <w:spacing w:after="40" w:before="0"/>
               <w:jc w:val="left"/>
             </w:pPr>
@@ -15961,7 +16293,7 @@
             <w:pPr>
               <w:spacing w:after="20" w:before="0"/>
             </w:pPr>
-            <w:hyperlink w:history="1" r:id="rIdtiqhfb61mwqa2qxliwwn9">
+            <w:hyperlink w:history="1" r:id="rIdclgdc_truggcbs8w0cc5y">
               <w:r>
                 <w:rPr>
                   <w:rFonts w:ascii="Arial" w:cs="Arial" w:eastAsia="Arial" w:hAnsi="Arial"/>
@@ -16010,7 +16342,7 @@
               <w:spacing w:after="10" w:before="0"/>
               <w:ind w:left="120"/>
             </w:pPr>
-            <w:hyperlink w:history="1" r:id="rIdsdjr9kjn5sxhek9k8ldnm">
+            <w:hyperlink w:history="1" r:id="rIdgjyhx_edisy8qy01k23ac">
               <w:r>
                 <w:rPr>
                   <w:rFonts w:ascii="Arial" w:cs="Arial" w:eastAsia="Arial" w:hAnsi="Arial"/>
@@ -16055,7 +16387,7 @@
             <w:pPr>
               <w:spacing w:after="20" w:before="0"/>
             </w:pPr>
-            <w:hyperlink w:history="1" r:id="rIdldbnotbdptxyoxaqgqp8k">
+            <w:hyperlink w:history="1" r:id="rIdj8cujvxrhs4okpzypiuph">
               <w:r>
                 <w:rPr>
                   <w:rFonts w:ascii="Arial" w:cs="Arial" w:eastAsia="Arial" w:hAnsi="Arial"/>
@@ -16088,7 +16420,7 @@
               <w:spacing w:after="10" w:before="0"/>
               <w:ind w:left="120"/>
             </w:pPr>
-            <w:hyperlink w:history="1" r:id="rId_lnazzijmn0l719zvtlxr">
+            <w:hyperlink w:history="1" r:id="rIdxlpmgr9jmgk13hfjvngsm">
               <w:r>
                 <w:rPr>
                   <w:rFonts w:ascii="Arial" w:cs="Arial" w:eastAsia="Arial" w:hAnsi="Arial"/>
@@ -16116,6 +16448,7 @@
           </w:tcPr>
           <w:p>
             <w:pPr>
+              <w:keepNext w:val="false"/>
               <w:spacing w:after="40" w:before="0"/>
               <w:jc w:val="left"/>
             </w:pPr>
@@ -16148,6 +16481,7 @@
           </w:tcPr>
           <w:p>
             <w:pPr>
+              <w:keepNext w:val="false"/>
               <w:spacing w:after="40" w:before="0"/>
               <w:jc w:val="left"/>
             </w:pPr>
@@ -16180,6 +16514,7 @@
           </w:tcPr>
           <w:p>
             <w:pPr>
+              <w:keepNext w:val="false"/>
               <w:spacing w:after="40" w:before="0"/>
               <w:jc w:val="left"/>
             </w:pPr>
@@ -16212,6 +16547,7 @@
           </w:tcPr>
           <w:p>
             <w:pPr>
+              <w:keepNext w:val="false"/>
               <w:spacing w:after="40" w:before="0"/>
               <w:jc w:val="left"/>
             </w:pPr>
@@ -16271,6 +16607,7 @@
           </w:tcPr>
           <w:p>
             <w:pPr>
+              <w:keepNext w:val="false"/>
               <w:spacing w:after="40" w:before="0"/>
               <w:jc w:val="center"/>
             </w:pPr>
@@ -16305,6 +16642,7 @@
           </w:tcPr>
           <w:p>
             <w:pPr>
+              <w:keepNext w:val="false"/>
               <w:spacing w:after="40" w:before="0"/>
               <w:jc w:val="left"/>
             </w:pPr>
@@ -16366,6 +16704,7 @@
           </w:tcPr>
           <w:p>
             <w:pPr>
+              <w:keepNext w:val="false"/>
               <w:spacing w:after="40" w:before="0"/>
               <w:jc w:val="center"/>
             </w:pPr>
@@ -16400,6 +16739,7 @@
           </w:tcPr>
           <w:p>
             <w:pPr>
+              <w:keepNext w:val="false"/>
               <w:spacing w:after="40" w:before="0"/>
               <w:jc w:val="left"/>
             </w:pPr>
@@ -16432,6 +16772,7 @@
           </w:tcPr>
           <w:p>
             <w:pPr>
+              <w:keepNext w:val="false"/>
               <w:spacing w:after="40" w:before="0"/>
               <w:jc w:val="left"/>
             </w:pPr>
@@ -16466,6 +16807,7 @@
           </w:tcPr>
           <w:p>
             <w:pPr>
+              <w:keepNext w:val="false"/>
               <w:spacing w:after="40" w:before="0"/>
               <w:jc w:val="left"/>
             </w:pPr>
@@ -16498,6 +16840,7 @@
           </w:tcPr>
           <w:p>
             <w:pPr>
+              <w:keepNext w:val="false"/>
               <w:spacing w:after="40" w:before="0"/>
               <w:jc w:val="left"/>
             </w:pPr>
@@ -16532,6 +16875,7 @@
           </w:tcPr>
           <w:p>
             <w:pPr>
+              <w:keepNext w:val="false"/>
               <w:spacing w:after="40" w:before="0"/>
               <w:jc w:val="left"/>
             </w:pPr>
@@ -16564,6 +16908,7 @@
           </w:tcPr>
           <w:p>
             <w:pPr>
+              <w:keepNext w:val="false"/>
               <w:spacing w:after="40" w:before="0"/>
               <w:jc w:val="left"/>
             </w:pPr>
@@ -16600,7 +16945,7 @@
         </w:rPr>
         <w:t xml:space="preserve">© 2026 SeaVuria and ARES. Aligned with KICD objectives. Developed by SeaVuria; technical implementation by ARES (with AI assistance from Claude). Licensed under </w:t>
       </w:r>
-      <w:hyperlink w:history="1" r:id="rIdlapxnfjaz4-ap42nfcu17">
+      <w:hyperlink w:history="1" r:id="rIdqwvf4eprywxpmwxngrqwr">
         <w:r>
           <w:rPr>
             <w:rFonts w:ascii="Arial" w:cs="Arial" w:eastAsia="Arial" w:hAnsi="Arial"/>
@@ -16621,7 +16966,7 @@
         </w:rPr>
         <w:t xml:space="preserve"> (</w:t>
       </w:r>
-      <w:hyperlink w:history="1" r:id="rId6_aqtytgydy_yoogwncf1">
+      <w:hyperlink w:history="1" r:id="rIdmujm4ew5_tl2gdd8odol7">
         <w:r>
           <w:rPr>
             <w:rFonts w:ascii="Arial" w:cs="Arial" w:eastAsia="Arial" w:hAnsi="Arial"/>
@@ -16681,6 +17026,7 @@
           </w:tcPr>
           <w:p>
             <w:pPr>
+              <w:keepNext w:val="false"/>
               <w:spacing w:after="40" w:before="0"/>
               <w:jc w:val="center"/>
             </w:pPr>
@@ -16716,6 +17062,7 @@
           </w:tcPr>
           <w:p>
             <w:pPr>
+              <w:keepNext w:val="false"/>
               <w:spacing w:after="40" w:before="0"/>
               <w:jc w:val="center"/>
             </w:pPr>
@@ -16750,6 +17097,7 @@
           </w:tcPr>
           <w:p>
             <w:pPr>
+              <w:keepNext w:val="false"/>
               <w:spacing w:after="40" w:before="0"/>
               <w:jc w:val="left"/>
             </w:pPr>
@@ -16782,6 +17130,7 @@
           </w:tcPr>
           <w:p>
             <w:pPr>
+              <w:keepNext w:val="false"/>
               <w:spacing w:after="40" w:before="0"/>
               <w:jc w:val="left"/>
             </w:pPr>
@@ -16816,6 +17165,7 @@
           </w:tcPr>
           <w:p>
             <w:pPr>
+              <w:keepNext w:val="false"/>
               <w:spacing w:after="40" w:before="0"/>
               <w:jc w:val="left"/>
             </w:pPr>
@@ -16848,6 +17198,7 @@
           </w:tcPr>
           <w:p>
             <w:pPr>
+              <w:keepNext w:val="false"/>
               <w:spacing w:after="40" w:before="0"/>
               <w:jc w:val="left"/>
             </w:pPr>
@@ -16882,6 +17233,7 @@
           </w:tcPr>
           <w:p>
             <w:pPr>
+              <w:keepNext w:val="false"/>
               <w:spacing w:after="40" w:before="0"/>
               <w:jc w:val="left"/>
             </w:pPr>
@@ -16914,6 +17266,7 @@
           </w:tcPr>
           <w:p>
             <w:pPr>
+              <w:keepNext w:val="false"/>
               <w:spacing w:after="40" w:before="0"/>
               <w:jc w:val="left"/>
             </w:pPr>
@@ -16948,6 +17301,7 @@
           </w:tcPr>
           <w:p>
             <w:pPr>
+              <w:keepNext w:val="false"/>
               <w:spacing w:after="40" w:before="0"/>
               <w:jc w:val="left"/>
             </w:pPr>
@@ -16980,6 +17334,7 @@
           </w:tcPr>
           <w:p>
             <w:pPr>
+              <w:keepNext w:val="false"/>
               <w:spacing w:after="40" w:before="0"/>
               <w:jc w:val="left"/>
             </w:pPr>
@@ -17014,6 +17369,7 @@
           </w:tcPr>
           <w:p>
             <w:pPr>
+              <w:keepNext w:val="false"/>
               <w:spacing w:after="40" w:before="0"/>
               <w:jc w:val="left"/>
             </w:pPr>
@@ -17046,6 +17402,7 @@
           </w:tcPr>
           <w:p>
             <w:pPr>
+              <w:keepNext w:val="false"/>
               <w:spacing w:after="40" w:before="0"/>
               <w:jc w:val="left"/>
             </w:pPr>
@@ -17080,6 +17437,7 @@
           </w:tcPr>
           <w:p>
             <w:pPr>
+              <w:keepNext w:val="false"/>
               <w:spacing w:after="40" w:before="0"/>
               <w:jc w:val="left"/>
             </w:pPr>
@@ -17112,6 +17470,7 @@
           </w:tcPr>
           <w:p>
             <w:pPr>
+              <w:keepNext w:val="false"/>
               <w:spacing w:after="40" w:before="0"/>
               <w:jc w:val="left"/>
             </w:pPr>
@@ -17146,6 +17505,7 @@
           </w:tcPr>
           <w:p>
             <w:pPr>
+              <w:keepNext w:val="false"/>
               <w:spacing w:after="40" w:before="0"/>
               <w:jc w:val="left"/>
             </w:pPr>
@@ -17178,6 +17538,7 @@
           </w:tcPr>
           <w:p>
             <w:pPr>
+              <w:keepNext w:val="false"/>
               <w:spacing w:after="40" w:before="0"/>
               <w:jc w:val="left"/>
             </w:pPr>
@@ -17212,6 +17573,7 @@
           </w:tcPr>
           <w:p>
             <w:pPr>
+              <w:keepNext w:val="false"/>
               <w:spacing w:after="40" w:before="0"/>
               <w:jc w:val="left"/>
             </w:pPr>
@@ -17244,6 +17606,7 @@
           </w:tcPr>
           <w:p>
             <w:pPr>
+              <w:keepNext w:val="false"/>
               <w:spacing w:after="40" w:before="0"/>
               <w:jc w:val="left"/>
             </w:pPr>
@@ -17303,6 +17666,7 @@
           </w:tcPr>
           <w:p>
             <w:pPr>
+              <w:keepNext w:val="false"/>
               <w:spacing w:after="40" w:before="0"/>
               <w:jc w:val="center"/>
             </w:pPr>
@@ -17337,6 +17701,7 @@
           </w:tcPr>
           <w:p>
             <w:pPr>
+              <w:keepNext w:val="false"/>
               <w:spacing w:after="40" w:before="0"/>
               <w:jc w:val="left"/>
             </w:pPr>
@@ -17401,6 +17766,7 @@
           </w:tcPr>
           <w:p>
             <w:pPr>
+              <w:keepNext w:val="false"/>
               <w:spacing w:after="40" w:before="0"/>
               <w:jc w:val="center"/>
             </w:pPr>
@@ -17435,6 +17801,7 @@
           </w:tcPr>
           <w:p>
             <w:pPr>
+              <w:keepNext w:val="false"/>
               <w:spacing w:after="40" w:before="0"/>
               <w:jc w:val="left"/>
             </w:pPr>
@@ -17467,6 +17834,7 @@
           </w:tcPr>
           <w:p>
             <w:pPr>
+              <w:keepNext w:val="false"/>
               <w:spacing w:after="40" w:before="0"/>
               <w:jc w:val="left"/>
             </w:pPr>
@@ -17499,6 +17867,7 @@
           </w:tcPr>
           <w:p>
             <w:pPr>
+              <w:keepNext w:val="false"/>
               <w:spacing w:after="40" w:before="0"/>
               <w:jc w:val="left"/>
             </w:pPr>
@@ -17531,6 +17900,7 @@
           </w:tcPr>
           <w:p>
             <w:pPr>
+              <w:keepNext w:val="false"/>
               <w:spacing w:after="40" w:before="0"/>
               <w:jc w:val="left"/>
             </w:pPr>
@@ -17563,6 +17933,7 @@
           </w:tcPr>
           <w:p>
             <w:pPr>
+              <w:keepNext w:val="false"/>
               <w:spacing w:after="40" w:before="0"/>
               <w:jc w:val="left"/>
             </w:pPr>
@@ -17597,6 +17968,7 @@
           </w:tcPr>
           <w:p>
             <w:pPr>
+              <w:keepNext w:val="false"/>
               <w:spacing w:after="40" w:before="0"/>
               <w:jc w:val="left"/>
             </w:pPr>
@@ -17634,7 +18006,7 @@
             <w:pPr>
               <w:spacing w:after="20" w:before="0"/>
             </w:pPr>
-            <w:hyperlink w:history="1" r:id="rIdlhbwnbcvp95no7uh5c-ct">
+            <w:hyperlink w:history="1" r:id="rIdd19i9whx8myfshtmaa4om">
               <w:r>
                 <w:rPr>
                   <w:rFonts w:ascii="Arial" w:cs="Arial" w:eastAsia="Arial" w:hAnsi="Arial"/>
@@ -17667,7 +18039,7 @@
               <w:spacing w:after="10" w:before="0"/>
               <w:ind w:left="120"/>
             </w:pPr>
-            <w:hyperlink w:history="1" r:id="rIdhvmc7gi-ppz41tr6rp2j5">
+            <w:hyperlink w:history="1" r:id="rIdxozd0ilvmhiej4ca2jhrw">
               <w:r>
                 <w:rPr>
                   <w:rFonts w:ascii="Arial" w:cs="Arial" w:eastAsia="Arial" w:hAnsi="Arial"/>
@@ -17712,7 +18084,7 @@
             <w:pPr>
               <w:spacing w:after="20" w:before="0"/>
             </w:pPr>
-            <w:hyperlink w:history="1" r:id="rIdncy4hpavr_o8-nqbjvh3l">
+            <w:hyperlink w:history="1" r:id="rIdsv_qnz6067fhqhnanjrrw">
               <w:r>
                 <w:rPr>
                   <w:rFonts w:ascii="Arial" w:cs="Arial" w:eastAsia="Arial" w:hAnsi="Arial"/>
@@ -17745,7 +18117,7 @@
               <w:spacing w:after="10" w:before="0"/>
               <w:ind w:left="120"/>
             </w:pPr>
-            <w:hyperlink w:history="1" r:id="rId7zr48kx62qjdig7016yq3">
+            <w:hyperlink w:history="1" r:id="rId42e2mqgv27byd3jtwiqiu">
               <w:r>
                 <w:rPr>
                   <w:rFonts w:ascii="Arial" w:cs="Arial" w:eastAsia="Arial" w:hAnsi="Arial"/>
@@ -17773,6 +18145,7 @@
           </w:tcPr>
           <w:p>
             <w:pPr>
+              <w:keepNext w:val="false"/>
               <w:spacing w:after="40" w:before="0"/>
               <w:jc w:val="left"/>
             </w:pPr>
@@ -17805,6 +18178,7 @@
           </w:tcPr>
           <w:p>
             <w:pPr>
+              <w:keepNext w:val="false"/>
               <w:spacing w:after="40" w:before="0"/>
               <w:jc w:val="left"/>
             </w:pPr>
@@ -17837,6 +18211,7 @@
           </w:tcPr>
           <w:p>
             <w:pPr>
+              <w:keepNext w:val="false"/>
               <w:spacing w:after="40" w:before="0"/>
               <w:jc w:val="left"/>
             </w:pPr>
@@ -17869,6 +18244,7 @@
           </w:tcPr>
           <w:p>
             <w:pPr>
+              <w:keepNext w:val="false"/>
               <w:spacing w:after="40" w:before="0"/>
               <w:jc w:val="left"/>
             </w:pPr>
@@ -17903,6 +18279,7 @@
           </w:tcPr>
           <w:p>
             <w:pPr>
+              <w:keepNext w:val="false"/>
               <w:spacing w:after="40" w:before="0"/>
               <w:jc w:val="left"/>
             </w:pPr>
@@ -17940,7 +18317,7 @@
             <w:pPr>
               <w:spacing w:after="20" w:before="0"/>
             </w:pPr>
-            <w:hyperlink w:history="1" r:id="rIdxc8mh3qyfep23soo2uhgj">
+            <w:hyperlink w:history="1" r:id="rId0iioamhkukwzgngftu1fd">
               <w:r>
                 <w:rPr>
                   <w:rFonts w:ascii="Arial" w:cs="Arial" w:eastAsia="Arial" w:hAnsi="Arial"/>
@@ -17973,7 +18350,7 @@
               <w:spacing w:after="10" w:before="0"/>
               <w:ind w:left="120"/>
             </w:pPr>
-            <w:hyperlink w:history="1" r:id="rIdls-oq8yayu9x_iaqitagr">
+            <w:hyperlink w:history="1" r:id="rIdl6lvwzpqwk6xbsrghdr5n">
               <w:r>
                 <w:rPr>
                   <w:rFonts w:ascii="Arial" w:cs="Arial" w:eastAsia="Arial" w:hAnsi="Arial"/>
@@ -18018,7 +18395,7 @@
             <w:pPr>
               <w:spacing w:after="20" w:before="0"/>
             </w:pPr>
-            <w:hyperlink w:history="1" r:id="rId_p5rdkepqyop5aie3e-dn">
+            <w:hyperlink w:history="1" r:id="rIdokph4yasvqrlg-rfvbvaj">
               <w:r>
                 <w:rPr>
                   <w:rFonts w:ascii="Arial" w:cs="Arial" w:eastAsia="Arial" w:hAnsi="Arial"/>
@@ -18051,7 +18428,7 @@
               <w:spacing w:after="10" w:before="0"/>
               <w:ind w:left="120"/>
             </w:pPr>
-            <w:hyperlink w:history="1" r:id="rIdcysdjsfbcsxr8qqb8cesp">
+            <w:hyperlink w:history="1" r:id="rIdbkfa72dgps3rauktplb_l">
               <w:r>
                 <w:rPr>
                   <w:rFonts w:ascii="Arial" w:cs="Arial" w:eastAsia="Arial" w:hAnsi="Arial"/>
@@ -18079,6 +18456,7 @@
           </w:tcPr>
           <w:p>
             <w:pPr>
+              <w:keepNext w:val="false"/>
               <w:spacing w:after="40" w:before="0"/>
               <w:jc w:val="left"/>
             </w:pPr>
@@ -18111,6 +18489,7 @@
           </w:tcPr>
           <w:p>
             <w:pPr>
+              <w:keepNext w:val="false"/>
               <w:spacing w:after="40" w:before="0"/>
               <w:jc w:val="left"/>
             </w:pPr>
@@ -18143,6 +18522,7 @@
           </w:tcPr>
           <w:p>
             <w:pPr>
+              <w:keepNext w:val="false"/>
               <w:spacing w:after="40" w:before="0"/>
               <w:jc w:val="left"/>
             </w:pPr>
@@ -18175,6 +18555,7 @@
           </w:tcPr>
           <w:p>
             <w:pPr>
+              <w:keepNext w:val="false"/>
               <w:spacing w:after="40" w:before="0"/>
               <w:jc w:val="left"/>
             </w:pPr>
@@ -18209,6 +18590,7 @@
           </w:tcPr>
           <w:p>
             <w:pPr>
+              <w:keepNext w:val="false"/>
               <w:spacing w:after="40" w:before="0"/>
               <w:jc w:val="left"/>
             </w:pPr>
@@ -18246,7 +18628,7 @@
             <w:pPr>
               <w:spacing w:after="20" w:before="0"/>
             </w:pPr>
-            <w:hyperlink w:history="1" r:id="rIddvw7dndhdcwlrkifaap5u">
+            <w:hyperlink w:history="1" r:id="rIdneamsi2az4-i8xox8xemi">
               <w:r>
                 <w:rPr>
                   <w:rFonts w:ascii="Arial" w:cs="Arial" w:eastAsia="Arial" w:hAnsi="Arial"/>
@@ -18279,7 +18661,7 @@
               <w:spacing w:after="10" w:before="0"/>
               <w:ind w:left="120"/>
             </w:pPr>
-            <w:hyperlink w:history="1" r:id="rIddpmtcwkwvfmvum46za5wu">
+            <w:hyperlink w:history="1" r:id="rIdcexz0b4c3ow8r7qzaaq3-">
               <w:r>
                 <w:rPr>
                   <w:rFonts w:ascii="Arial" w:cs="Arial" w:eastAsia="Arial" w:hAnsi="Arial"/>
@@ -18324,7 +18706,7 @@
             <w:pPr>
               <w:spacing w:after="20" w:before="0"/>
             </w:pPr>
-            <w:hyperlink w:history="1" r:id="rIdaoipwyrcqplpldgb5xbq_">
+            <w:hyperlink w:history="1" r:id="rIdlrehy7nuffkt--ah7rgl4">
               <w:r>
                 <w:rPr>
                   <w:rFonts w:ascii="Arial" w:cs="Arial" w:eastAsia="Arial" w:hAnsi="Arial"/>
@@ -18357,7 +18739,7 @@
               <w:spacing w:after="10" w:before="0"/>
               <w:ind w:left="120"/>
             </w:pPr>
-            <w:hyperlink w:history="1" r:id="rIdyhlgkbixgorj2ax2phhlc">
+            <w:hyperlink w:history="1" r:id="rIdphhceftcqv5pxusjvibjr">
               <w:r>
                 <w:rPr>
                   <w:rFonts w:ascii="Arial" w:cs="Arial" w:eastAsia="Arial" w:hAnsi="Arial"/>
@@ -18385,6 +18767,7 @@
           </w:tcPr>
           <w:p>
             <w:pPr>
+              <w:keepNext w:val="false"/>
               <w:spacing w:after="40" w:before="0"/>
               <w:jc w:val="left"/>
             </w:pPr>
@@ -18417,6 +18800,7 @@
           </w:tcPr>
           <w:p>
             <w:pPr>
+              <w:keepNext w:val="false"/>
               <w:spacing w:after="40" w:before="0"/>
               <w:jc w:val="left"/>
             </w:pPr>
@@ -18449,6 +18833,7 @@
           </w:tcPr>
           <w:p>
             <w:pPr>
+              <w:keepNext w:val="false"/>
               <w:spacing w:after="40" w:before="0"/>
               <w:jc w:val="left"/>
             </w:pPr>
@@ -18481,6 +18866,7 @@
           </w:tcPr>
           <w:p>
             <w:pPr>
+              <w:keepNext w:val="false"/>
               <w:spacing w:after="40" w:before="0"/>
               <w:jc w:val="left"/>
             </w:pPr>
@@ -18515,6 +18901,7 @@
           </w:tcPr>
           <w:p>
             <w:pPr>
+              <w:keepNext w:val="false"/>
               <w:spacing w:after="40" w:before="0"/>
               <w:jc w:val="left"/>
             </w:pPr>
@@ -18552,7 +18939,7 @@
             <w:pPr>
               <w:spacing w:after="20" w:before="0"/>
             </w:pPr>
-            <w:hyperlink w:history="1" r:id="rId2qxnbn0fjv3isxp3uwnqv">
+            <w:hyperlink w:history="1" r:id="rIdbujkn0bnj485ulpzhwu-f">
               <w:r>
                 <w:rPr>
                   <w:rFonts w:ascii="Arial" w:cs="Arial" w:eastAsia="Arial" w:hAnsi="Arial"/>
@@ -18585,7 +18972,7 @@
               <w:spacing w:after="10" w:before="0"/>
               <w:ind w:left="120"/>
             </w:pPr>
-            <w:hyperlink w:history="1" r:id="rIdehtfrderzsoqmo-4vohf4">
+            <w:hyperlink w:history="1" r:id="rIdln4wzvkb0q4hj-9xjvb-a">
               <w:r>
                 <w:rPr>
                   <w:rFonts w:ascii="Arial" w:cs="Arial" w:eastAsia="Arial" w:hAnsi="Arial"/>
@@ -18630,7 +19017,7 @@
             <w:pPr>
               <w:spacing w:after="20" w:before="0"/>
             </w:pPr>
-            <w:hyperlink w:history="1" r:id="rIdj46hvqyigha8v1ah1brzq">
+            <w:hyperlink w:history="1" r:id="rIdxbu3ntr5tlqnlrxkdbwkr">
               <w:r>
                 <w:rPr>
                   <w:rFonts w:ascii="Arial" w:cs="Arial" w:eastAsia="Arial" w:hAnsi="Arial"/>
@@ -18663,7 +19050,7 @@
               <w:spacing w:after="10" w:before="0"/>
               <w:ind w:left="120"/>
             </w:pPr>
-            <w:hyperlink w:history="1" r:id="rIdfh2atm56va8oxpwqttpw9">
+            <w:hyperlink w:history="1" r:id="rIdedihn58v8yj6ziii0dj6p">
               <w:r>
                 <w:rPr>
                   <w:rFonts w:ascii="Arial" w:cs="Arial" w:eastAsia="Arial" w:hAnsi="Arial"/>
@@ -18691,6 +19078,7 @@
           </w:tcPr>
           <w:p>
             <w:pPr>
+              <w:keepNext w:val="false"/>
               <w:spacing w:after="40" w:before="0"/>
               <w:jc w:val="left"/>
             </w:pPr>
@@ -18723,6 +19111,7 @@
           </w:tcPr>
           <w:p>
             <w:pPr>
+              <w:keepNext w:val="false"/>
               <w:spacing w:after="40" w:before="0"/>
               <w:jc w:val="left"/>
             </w:pPr>
@@ -18755,6 +19144,7 @@
           </w:tcPr>
           <w:p>
             <w:pPr>
+              <w:keepNext w:val="false"/>
               <w:spacing w:after="40" w:before="0"/>
               <w:jc w:val="left"/>
             </w:pPr>
@@ -18787,6 +19177,7 @@
           </w:tcPr>
           <w:p>
             <w:pPr>
+              <w:keepNext w:val="false"/>
               <w:spacing w:after="40" w:before="0"/>
               <w:jc w:val="left"/>
             </w:pPr>
@@ -18821,6 +19212,7 @@
           </w:tcPr>
           <w:p>
             <w:pPr>
+              <w:keepNext w:val="false"/>
               <w:spacing w:after="40" w:before="0"/>
               <w:jc w:val="left"/>
             </w:pPr>
@@ -18858,7 +19250,7 @@
             <w:pPr>
               <w:spacing w:after="20" w:before="0"/>
             </w:pPr>
-            <w:hyperlink w:history="1" r:id="rIdrjpscnp0-dc2vzh1n_yvd">
+            <w:hyperlink w:history="1" r:id="rId_gwun6gdnln12u1pgkss_">
               <w:r>
                 <w:rPr>
                   <w:rFonts w:ascii="Arial" w:cs="Arial" w:eastAsia="Arial" w:hAnsi="Arial"/>
@@ -18891,7 +19283,7 @@
               <w:spacing w:after="10" w:before="0"/>
               <w:ind w:left="120"/>
             </w:pPr>
-            <w:hyperlink w:history="1" r:id="rIduhunzatwber0s_jbxijfi">
+            <w:hyperlink w:history="1" r:id="rIddl6rihtboupnqxoysj_w1">
               <w:r>
                 <w:rPr>
                   <w:rFonts w:ascii="Arial" w:cs="Arial" w:eastAsia="Arial" w:hAnsi="Arial"/>
@@ -18936,7 +19328,7 @@
             <w:pPr>
               <w:spacing w:after="20" w:before="0"/>
             </w:pPr>
-            <w:hyperlink w:history="1" r:id="rIdkwagzxx-jjfkl5plyakcx">
+            <w:hyperlink w:history="1" r:id="rIdsnmvrgktrr8jxbq6cksyr">
               <w:r>
                 <w:rPr>
                   <w:rFonts w:ascii="Arial" w:cs="Arial" w:eastAsia="Arial" w:hAnsi="Arial"/>
@@ -18969,7 +19361,7 @@
               <w:spacing w:after="10" w:before="0"/>
               <w:ind w:left="120"/>
             </w:pPr>
-            <w:hyperlink w:history="1" r:id="rIdakun8uexzs3v2zbdelaa5">
+            <w:hyperlink w:history="1" r:id="rId4qyp9p3w02kv-2omqv7rt">
               <w:r>
                 <w:rPr>
                   <w:rFonts w:ascii="Arial" w:cs="Arial" w:eastAsia="Arial" w:hAnsi="Arial"/>
@@ -18997,6 +19389,7 @@
           </w:tcPr>
           <w:p>
             <w:pPr>
+              <w:keepNext w:val="false"/>
               <w:spacing w:after="40" w:before="0"/>
               <w:jc w:val="left"/>
             </w:pPr>
@@ -19029,6 +19422,7 @@
           </w:tcPr>
           <w:p>
             <w:pPr>
+              <w:keepNext w:val="false"/>
               <w:spacing w:after="40" w:before="0"/>
               <w:jc w:val="left"/>
             </w:pPr>
@@ -19061,6 +19455,7 @@
           </w:tcPr>
           <w:p>
             <w:pPr>
+              <w:keepNext w:val="false"/>
               <w:spacing w:after="40" w:before="0"/>
               <w:jc w:val="left"/>
             </w:pPr>
@@ -19093,6 +19488,7 @@
           </w:tcPr>
           <w:p>
             <w:pPr>
+              <w:keepNext w:val="false"/>
               <w:spacing w:after="40" w:before="0"/>
               <w:jc w:val="left"/>
             </w:pPr>
@@ -19152,6 +19548,7 @@
           </w:tcPr>
           <w:p>
             <w:pPr>
+              <w:keepNext w:val="false"/>
               <w:spacing w:after="40" w:before="0"/>
               <w:jc w:val="center"/>
             </w:pPr>
@@ -19186,6 +19583,7 @@
           </w:tcPr>
           <w:p>
             <w:pPr>
+              <w:keepNext w:val="false"/>
               <w:spacing w:after="40" w:before="0"/>
               <w:jc w:val="left"/>
             </w:pPr>
@@ -19247,6 +19645,7 @@
           </w:tcPr>
           <w:p>
             <w:pPr>
+              <w:keepNext w:val="false"/>
               <w:spacing w:after="40" w:before="0"/>
               <w:jc w:val="center"/>
             </w:pPr>
@@ -19281,6 +19680,7 @@
           </w:tcPr>
           <w:p>
             <w:pPr>
+              <w:keepNext w:val="false"/>
               <w:spacing w:after="40" w:before="0"/>
               <w:jc w:val="left"/>
             </w:pPr>
@@ -19313,6 +19713,7 @@
           </w:tcPr>
           <w:p>
             <w:pPr>
+              <w:keepNext w:val="false"/>
               <w:spacing w:after="40" w:before="0"/>
               <w:jc w:val="left"/>
             </w:pPr>
@@ -19347,6 +19748,7 @@
           </w:tcPr>
           <w:p>
             <w:pPr>
+              <w:keepNext w:val="false"/>
               <w:spacing w:after="40" w:before="0"/>
               <w:jc w:val="left"/>
             </w:pPr>
@@ -19379,6 +19781,7 @@
           </w:tcPr>
           <w:p>
             <w:pPr>
+              <w:keepNext w:val="false"/>
               <w:spacing w:after="40" w:before="0"/>
               <w:jc w:val="left"/>
             </w:pPr>
@@ -19413,6 +19816,7 @@
           </w:tcPr>
           <w:p>
             <w:pPr>
+              <w:keepNext w:val="false"/>
               <w:spacing w:after="40" w:before="0"/>
               <w:jc w:val="left"/>
             </w:pPr>
@@ -19445,6 +19849,7 @@
           </w:tcPr>
           <w:p>
             <w:pPr>
+              <w:keepNext w:val="false"/>
               <w:spacing w:after="40" w:before="0"/>
               <w:jc w:val="left"/>
             </w:pPr>
@@ -19481,7 +19886,7 @@
         </w:rPr>
         <w:t xml:space="preserve">© 2026 SeaVuria and ARES. Aligned with KICD objectives. Developed by SeaVuria; technical implementation by ARES (with AI assistance from Claude). Licensed under </w:t>
       </w:r>
-      <w:hyperlink w:history="1" r:id="rIdrey0yztltzvvyqeg_esyz">
+      <w:hyperlink w:history="1" r:id="rIdrkxred5yev-5s8bwoovjz">
         <w:r>
           <w:rPr>
             <w:rFonts w:ascii="Arial" w:cs="Arial" w:eastAsia="Arial" w:hAnsi="Arial"/>
@@ -19502,7 +19907,7 @@
         </w:rPr>
         <w:t xml:space="preserve"> (</w:t>
       </w:r>
-      <w:hyperlink w:history="1" r:id="rIddyzwvsvgbw9ynt_4duei1">
+      <w:hyperlink w:history="1" r:id="rIdzhofrvn01edzsebp1cldr">
         <w:r>
           <w:rPr>
             <w:rFonts w:ascii="Arial" w:cs="Arial" w:eastAsia="Arial" w:hAnsi="Arial"/>
@@ -19562,6 +19967,7 @@
           </w:tcPr>
           <w:p>
             <w:pPr>
+              <w:keepNext w:val="false"/>
               <w:spacing w:after="40" w:before="0"/>
               <w:jc w:val="center"/>
             </w:pPr>
@@ -19597,6 +20003,7 @@
           </w:tcPr>
           <w:p>
             <w:pPr>
+              <w:keepNext w:val="false"/>
               <w:spacing w:after="40" w:before="0"/>
               <w:jc w:val="center"/>
             </w:pPr>
@@ -19631,6 +20038,7 @@
           </w:tcPr>
           <w:p>
             <w:pPr>
+              <w:keepNext w:val="false"/>
               <w:spacing w:after="40" w:before="0"/>
               <w:jc w:val="left"/>
             </w:pPr>
@@ -19663,6 +20071,7 @@
           </w:tcPr>
           <w:p>
             <w:pPr>
+              <w:keepNext w:val="false"/>
               <w:spacing w:after="40" w:before="0"/>
               <w:jc w:val="left"/>
             </w:pPr>
@@ -19697,6 +20106,7 @@
           </w:tcPr>
           <w:p>
             <w:pPr>
+              <w:keepNext w:val="false"/>
               <w:spacing w:after="40" w:before="0"/>
               <w:jc w:val="left"/>
             </w:pPr>
@@ -19729,6 +20139,7 @@
           </w:tcPr>
           <w:p>
             <w:pPr>
+              <w:keepNext w:val="false"/>
               <w:spacing w:after="40" w:before="0"/>
               <w:jc w:val="left"/>
             </w:pPr>
@@ -19763,6 +20174,7 @@
           </w:tcPr>
           <w:p>
             <w:pPr>
+              <w:keepNext w:val="false"/>
               <w:spacing w:after="40" w:before="0"/>
               <w:jc w:val="left"/>
             </w:pPr>
@@ -19795,6 +20207,7 @@
           </w:tcPr>
           <w:p>
             <w:pPr>
+              <w:keepNext w:val="false"/>
               <w:spacing w:after="40" w:before="0"/>
               <w:jc w:val="left"/>
             </w:pPr>
@@ -19829,6 +20242,7 @@
           </w:tcPr>
           <w:p>
             <w:pPr>
+              <w:keepNext w:val="false"/>
               <w:spacing w:after="40" w:before="0"/>
               <w:jc w:val="left"/>
             </w:pPr>
@@ -19861,6 +20275,7 @@
           </w:tcPr>
           <w:p>
             <w:pPr>
+              <w:keepNext w:val="false"/>
               <w:spacing w:after="40" w:before="0"/>
               <w:jc w:val="left"/>
             </w:pPr>
@@ -19895,6 +20310,7 @@
           </w:tcPr>
           <w:p>
             <w:pPr>
+              <w:keepNext w:val="false"/>
               <w:spacing w:after="40" w:before="0"/>
               <w:jc w:val="left"/>
             </w:pPr>
@@ -19927,6 +20343,7 @@
           </w:tcPr>
           <w:p>
             <w:pPr>
+              <w:keepNext w:val="false"/>
               <w:spacing w:after="40" w:before="0"/>
               <w:jc w:val="left"/>
             </w:pPr>
@@ -19961,6 +20378,7 @@
           </w:tcPr>
           <w:p>
             <w:pPr>
+              <w:keepNext w:val="false"/>
               <w:spacing w:after="40" w:before="0"/>
               <w:jc w:val="left"/>
             </w:pPr>
@@ -19993,6 +20411,7 @@
           </w:tcPr>
           <w:p>
             <w:pPr>
+              <w:keepNext w:val="false"/>
               <w:spacing w:after="40" w:before="0"/>
               <w:jc w:val="left"/>
             </w:pPr>
@@ -20027,6 +20446,7 @@
           </w:tcPr>
           <w:p>
             <w:pPr>
+              <w:keepNext w:val="false"/>
               <w:spacing w:after="40" w:before="0"/>
               <w:jc w:val="left"/>
             </w:pPr>
@@ -20059,6 +20479,7 @@
           </w:tcPr>
           <w:p>
             <w:pPr>
+              <w:keepNext w:val="false"/>
               <w:spacing w:after="40" w:before="0"/>
               <w:jc w:val="left"/>
             </w:pPr>
@@ -20093,6 +20514,7 @@
           </w:tcPr>
           <w:p>
             <w:pPr>
+              <w:keepNext w:val="false"/>
               <w:spacing w:after="40" w:before="0"/>
               <w:jc w:val="left"/>
             </w:pPr>
@@ -20125,6 +20547,7 @@
           </w:tcPr>
           <w:p>
             <w:pPr>
+              <w:keepNext w:val="false"/>
               <w:spacing w:after="40" w:before="0"/>
               <w:jc w:val="left"/>
             </w:pPr>
@@ -20184,6 +20607,7 @@
           </w:tcPr>
           <w:p>
             <w:pPr>
+              <w:keepNext w:val="false"/>
               <w:spacing w:after="40" w:before="0"/>
               <w:jc w:val="center"/>
             </w:pPr>
@@ -20218,6 +20642,7 @@
           </w:tcPr>
           <w:p>
             <w:pPr>
+              <w:keepNext w:val="false"/>
               <w:spacing w:after="40" w:before="0"/>
               <w:jc w:val="left"/>
             </w:pPr>
@@ -20282,6 +20707,7 @@
           </w:tcPr>
           <w:p>
             <w:pPr>
+              <w:keepNext w:val="false"/>
               <w:spacing w:after="40" w:before="0"/>
               <w:jc w:val="center"/>
             </w:pPr>
@@ -20316,6 +20742,7 @@
           </w:tcPr>
           <w:p>
             <w:pPr>
+              <w:keepNext w:val="false"/>
               <w:spacing w:after="40" w:before="0"/>
               <w:jc w:val="left"/>
             </w:pPr>
@@ -20348,6 +20775,7 @@
           </w:tcPr>
           <w:p>
             <w:pPr>
+              <w:keepNext w:val="false"/>
               <w:spacing w:after="40" w:before="0"/>
               <w:jc w:val="left"/>
             </w:pPr>
@@ -20380,6 +20808,7 @@
           </w:tcPr>
           <w:p>
             <w:pPr>
+              <w:keepNext w:val="false"/>
               <w:spacing w:after="40" w:before="0"/>
               <w:jc w:val="left"/>
             </w:pPr>
@@ -20412,6 +20841,7 @@
           </w:tcPr>
           <w:p>
             <w:pPr>
+              <w:keepNext w:val="false"/>
               <w:spacing w:after="40" w:before="0"/>
               <w:jc w:val="left"/>
             </w:pPr>
@@ -20444,6 +20874,7 @@
           </w:tcPr>
           <w:p>
             <w:pPr>
+              <w:keepNext w:val="false"/>
               <w:spacing w:after="40" w:before="0"/>
               <w:jc w:val="left"/>
             </w:pPr>
@@ -20478,6 +20909,7 @@
           </w:tcPr>
           <w:p>
             <w:pPr>
+              <w:keepNext w:val="false"/>
               <w:spacing w:after="40" w:before="0"/>
               <w:jc w:val="left"/>
             </w:pPr>
@@ -20515,7 +20947,7 @@
             <w:pPr>
               <w:spacing w:after="20" w:before="0"/>
             </w:pPr>
-            <w:hyperlink w:history="1" r:id="rIdz13bh-qdxwb65m5jh5ey-">
+            <w:hyperlink w:history="1" r:id="rIdptgt1uk_g0fw0wi735jhf">
               <w:r>
                 <w:rPr>
                   <w:rFonts w:ascii="Arial" w:cs="Arial" w:eastAsia="Arial" w:hAnsi="Arial"/>
@@ -20564,7 +20996,7 @@
               <w:spacing w:after="10" w:before="0"/>
               <w:ind w:left="120"/>
             </w:pPr>
-            <w:hyperlink w:history="1" r:id="rIdvjky9toq6mgwnlu6zaljd">
+            <w:hyperlink w:history="1" r:id="rIdg4tv59e3sgle_fe1wrtqb">
               <w:r>
                 <w:rPr>
                   <w:rFonts w:ascii="Arial" w:cs="Arial" w:eastAsia="Arial" w:hAnsi="Arial"/>
@@ -20609,7 +21041,7 @@
             <w:pPr>
               <w:spacing w:after="20" w:before="0"/>
             </w:pPr>
-            <w:hyperlink w:history="1" r:id="rId-04jkn-rc2-ih-uwg73d6">
+            <w:hyperlink w:history="1" r:id="rIdzskfhyypz58g9xqicpbem">
               <w:r>
                 <w:rPr>
                   <w:rFonts w:ascii="Arial" w:cs="Arial" w:eastAsia="Arial" w:hAnsi="Arial"/>
@@ -20642,7 +21074,7 @@
               <w:spacing w:after="10" w:before="0"/>
               <w:ind w:left="120"/>
             </w:pPr>
-            <w:hyperlink w:history="1" r:id="rIdc-fqpe63eonvkdysg4mpf">
+            <w:hyperlink w:history="1" r:id="rIdxa2chvimqk7gqyfgla-s9">
               <w:r>
                 <w:rPr>
                   <w:rFonts w:ascii="Arial" w:cs="Arial" w:eastAsia="Arial" w:hAnsi="Arial"/>
@@ -20670,6 +21102,7 @@
           </w:tcPr>
           <w:p>
             <w:pPr>
+              <w:keepNext w:val="false"/>
               <w:spacing w:after="40" w:before="0"/>
               <w:jc w:val="left"/>
             </w:pPr>
@@ -20702,6 +21135,7 @@
           </w:tcPr>
           <w:p>
             <w:pPr>
+              <w:keepNext w:val="false"/>
               <w:spacing w:after="40" w:before="0"/>
               <w:jc w:val="left"/>
             </w:pPr>
@@ -20734,6 +21168,7 @@
           </w:tcPr>
           <w:p>
             <w:pPr>
+              <w:keepNext w:val="false"/>
               <w:spacing w:after="40" w:before="0"/>
               <w:jc w:val="left"/>
             </w:pPr>
@@ -20766,6 +21201,7 @@
           </w:tcPr>
           <w:p>
             <w:pPr>
+              <w:keepNext w:val="false"/>
               <w:spacing w:after="40" w:before="0"/>
               <w:jc w:val="left"/>
             </w:pPr>
@@ -20800,6 +21236,7 @@
           </w:tcPr>
           <w:p>
             <w:pPr>
+              <w:keepNext w:val="false"/>
               <w:spacing w:after="40" w:before="0"/>
               <w:jc w:val="left"/>
             </w:pPr>
@@ -20837,7 +21274,7 @@
             <w:pPr>
               <w:spacing w:after="20" w:before="0"/>
             </w:pPr>
-            <w:hyperlink w:history="1" r:id="rIdpyqjflzcziehaglfutu46">
+            <w:hyperlink w:history="1" r:id="rId4vtad3lde40rqsgndwu1b">
               <w:r>
                 <w:rPr>
                   <w:rFonts w:ascii="Arial" w:cs="Arial" w:eastAsia="Arial" w:hAnsi="Arial"/>
@@ -20886,7 +21323,7 @@
               <w:spacing w:after="10" w:before="0"/>
               <w:ind w:left="120"/>
             </w:pPr>
-            <w:hyperlink w:history="1" r:id="rIdyevjt1njgashtjok6b7xy">
+            <w:hyperlink w:history="1" r:id="rIdlfezfxa9j0wu90xxvqhsh">
               <w:r>
                 <w:rPr>
                   <w:rFonts w:ascii="Arial" w:cs="Arial" w:eastAsia="Arial" w:hAnsi="Arial"/>
@@ -20931,7 +21368,7 @@
             <w:pPr>
               <w:spacing w:after="20" w:before="0"/>
             </w:pPr>
-            <w:hyperlink w:history="1" r:id="rIdvslpvthpu9dtd6ko29-l2">
+            <w:hyperlink w:history="1" r:id="rIdeilgnttqpkdvrjdjeljek">
               <w:r>
                 <w:rPr>
                   <w:rFonts w:ascii="Arial" w:cs="Arial" w:eastAsia="Arial" w:hAnsi="Arial"/>
@@ -20964,7 +21401,7 @@
               <w:spacing w:after="10" w:before="0"/>
               <w:ind w:left="120"/>
             </w:pPr>
-            <w:hyperlink w:history="1" r:id="rId7pvviuwwvthpr4urzujxk">
+            <w:hyperlink w:history="1" r:id="rIdzmdd3rlok590n9bt18bxr">
               <w:r>
                 <w:rPr>
                   <w:rFonts w:ascii="Arial" w:cs="Arial" w:eastAsia="Arial" w:hAnsi="Arial"/>
@@ -20992,6 +21429,7 @@
           </w:tcPr>
           <w:p>
             <w:pPr>
+              <w:keepNext w:val="false"/>
               <w:spacing w:after="40" w:before="0"/>
               <w:jc w:val="left"/>
             </w:pPr>
@@ -21024,6 +21462,7 @@
           </w:tcPr>
           <w:p>
             <w:pPr>
+              <w:keepNext w:val="false"/>
               <w:spacing w:after="40" w:before="0"/>
               <w:jc w:val="left"/>
             </w:pPr>
@@ -21056,6 +21495,7 @@
           </w:tcPr>
           <w:p>
             <w:pPr>
+              <w:keepNext w:val="false"/>
               <w:spacing w:after="40" w:before="0"/>
               <w:jc w:val="left"/>
             </w:pPr>
@@ -21088,6 +21528,7 @@
           </w:tcPr>
           <w:p>
             <w:pPr>
+              <w:keepNext w:val="false"/>
               <w:spacing w:after="40" w:before="0"/>
               <w:jc w:val="left"/>
             </w:pPr>
@@ -21122,6 +21563,7 @@
           </w:tcPr>
           <w:p>
             <w:pPr>
+              <w:keepNext w:val="false"/>
               <w:spacing w:after="40" w:before="0"/>
               <w:jc w:val="left"/>
             </w:pPr>
@@ -21159,7 +21601,7 @@
             <w:pPr>
               <w:spacing w:after="20" w:before="0"/>
             </w:pPr>
-            <w:hyperlink w:history="1" r:id="rIdbvsaxk--orshmo0acfh7t">
+            <w:hyperlink w:history="1" r:id="rIddo5rbxdjccg042cnckql-">
               <w:r>
                 <w:rPr>
                   <w:rFonts w:ascii="Arial" w:cs="Arial" w:eastAsia="Arial" w:hAnsi="Arial"/>
@@ -21208,7 +21650,7 @@
               <w:spacing w:after="10" w:before="0"/>
               <w:ind w:left="120"/>
             </w:pPr>
-            <w:hyperlink w:history="1" r:id="rIdfynxy5dix_nwh5nbuzigr">
+            <w:hyperlink w:history="1" r:id="rIdkbnih-tnrkuuidg4bxj0c">
               <w:r>
                 <w:rPr>
                   <w:rFonts w:ascii="Arial" w:cs="Arial" w:eastAsia="Arial" w:hAnsi="Arial"/>
@@ -21253,7 +21695,7 @@
             <w:pPr>
               <w:spacing w:after="20" w:before="0"/>
             </w:pPr>
-            <w:hyperlink w:history="1" r:id="rIdrbs4kj1oukltjenkwosty">
+            <w:hyperlink w:history="1" r:id="rIddrnmdxph4_wj2zrljylfv">
               <w:r>
                 <w:rPr>
                   <w:rFonts w:ascii="Arial" w:cs="Arial" w:eastAsia="Arial" w:hAnsi="Arial"/>
@@ -21302,7 +21744,7 @@
               <w:spacing w:after="10" w:before="0"/>
               <w:ind w:left="120"/>
             </w:pPr>
-            <w:hyperlink w:history="1" r:id="rIdufrnkjmqvxxj5wa9upkhb">
+            <w:hyperlink w:history="1" r:id="rIdluotigeg0xi-mkfinjte5">
               <w:r>
                 <w:rPr>
                   <w:rFonts w:ascii="Arial" w:cs="Arial" w:eastAsia="Arial" w:hAnsi="Arial"/>
@@ -21330,6 +21772,7 @@
           </w:tcPr>
           <w:p>
             <w:pPr>
+              <w:keepNext w:val="false"/>
               <w:spacing w:after="40" w:before="0"/>
               <w:jc w:val="left"/>
             </w:pPr>
@@ -21362,6 +21805,7 @@
           </w:tcPr>
           <w:p>
             <w:pPr>
+              <w:keepNext w:val="false"/>
               <w:spacing w:after="40" w:before="0"/>
               <w:jc w:val="left"/>
             </w:pPr>
@@ -21394,6 +21838,7 @@
           </w:tcPr>
           <w:p>
             <w:pPr>
+              <w:keepNext w:val="false"/>
               <w:spacing w:after="40" w:before="0"/>
               <w:jc w:val="left"/>
             </w:pPr>
@@ -21426,6 +21871,7 @@
           </w:tcPr>
           <w:p>
             <w:pPr>
+              <w:keepNext w:val="false"/>
               <w:spacing w:after="40" w:before="0"/>
               <w:jc w:val="left"/>
             </w:pPr>
@@ -21460,6 +21906,7 @@
           </w:tcPr>
           <w:p>
             <w:pPr>
+              <w:keepNext w:val="false"/>
               <w:spacing w:after="40" w:before="0"/>
               <w:jc w:val="left"/>
             </w:pPr>
@@ -21497,7 +21944,7 @@
             <w:pPr>
               <w:spacing w:after="20" w:before="0"/>
             </w:pPr>
-            <w:hyperlink w:history="1" r:id="rIdtejq1-m6hyh0gx63ni-hh">
+            <w:hyperlink w:history="1" r:id="rIde3lj5yu36f9gf7svdy0l2">
               <w:r>
                 <w:rPr>
                   <w:rFonts w:ascii="Arial" w:cs="Arial" w:eastAsia="Arial" w:hAnsi="Arial"/>
@@ -21546,7 +21993,7 @@
               <w:spacing w:after="10" w:before="0"/>
               <w:ind w:left="120"/>
             </w:pPr>
-            <w:hyperlink w:history="1" r:id="rIdyxnijqo3dibnje5s3_7wc">
+            <w:hyperlink w:history="1" r:id="rId9zsmwoiqyqonod6ipaalo">
               <w:r>
                 <w:rPr>
                   <w:rFonts w:ascii="Arial" w:cs="Arial" w:eastAsia="Arial" w:hAnsi="Arial"/>
@@ -21591,7 +22038,7 @@
             <w:pPr>
               <w:spacing w:after="20" w:before="0"/>
             </w:pPr>
-            <w:hyperlink w:history="1" r:id="rIddxc8080385ne3qxop3r3f">
+            <w:hyperlink w:history="1" r:id="rId0rxf_szgnuszcgkxlg6xy">
               <w:r>
                 <w:rPr>
                   <w:rFonts w:ascii="Arial" w:cs="Arial" w:eastAsia="Arial" w:hAnsi="Arial"/>
@@ -21624,7 +22071,7 @@
               <w:spacing w:after="10" w:before="0"/>
               <w:ind w:left="120"/>
             </w:pPr>
-            <w:hyperlink w:history="1" r:id="rIdujw1oblmoh2wgr_jw2iif">
+            <w:hyperlink w:history="1" r:id="rIdahbjydht9ow9fz_ldtlvn">
               <w:r>
                 <w:rPr>
                   <w:rFonts w:ascii="Arial" w:cs="Arial" w:eastAsia="Arial" w:hAnsi="Arial"/>
@@ -21652,6 +22099,7 @@
           </w:tcPr>
           <w:p>
             <w:pPr>
+              <w:keepNext w:val="false"/>
               <w:spacing w:after="40" w:before="0"/>
               <w:jc w:val="left"/>
             </w:pPr>
@@ -21684,6 +22132,7 @@
           </w:tcPr>
           <w:p>
             <w:pPr>
+              <w:keepNext w:val="false"/>
               <w:spacing w:after="40" w:before="0"/>
               <w:jc w:val="left"/>
             </w:pPr>
@@ -21716,6 +22165,7 @@
           </w:tcPr>
           <w:p>
             <w:pPr>
+              <w:keepNext w:val="false"/>
               <w:spacing w:after="40" w:before="0"/>
               <w:jc w:val="left"/>
             </w:pPr>
@@ -21748,6 +22198,7 @@
           </w:tcPr>
           <w:p>
             <w:pPr>
+              <w:keepNext w:val="false"/>
               <w:spacing w:after="40" w:before="0"/>
               <w:jc w:val="left"/>
             </w:pPr>
@@ -21782,6 +22233,7 @@
           </w:tcPr>
           <w:p>
             <w:pPr>
+              <w:keepNext w:val="false"/>
               <w:spacing w:after="40" w:before="0"/>
               <w:jc w:val="left"/>
             </w:pPr>
@@ -21819,7 +22271,7 @@
             <w:pPr>
               <w:spacing w:after="20" w:before="0"/>
             </w:pPr>
-            <w:hyperlink w:history="1" r:id="rIdoh1zajyqev70vqpxadxbv">
+            <w:hyperlink w:history="1" r:id="rIdu0bby3pf8bxnzk7hk7nbp">
               <w:r>
                 <w:rPr>
                   <w:rFonts w:ascii="Arial" w:cs="Arial" w:eastAsia="Arial" w:hAnsi="Arial"/>
@@ -21868,7 +22320,7 @@
               <w:spacing w:after="10" w:before="0"/>
               <w:ind w:left="120"/>
             </w:pPr>
-            <w:hyperlink w:history="1" r:id="rIdg7zzpannb6kipem3tyicb">
+            <w:hyperlink w:history="1" r:id="rIdrorb-rt4xk5xbbaqlcuv5">
               <w:r>
                 <w:rPr>
                   <w:rFonts w:ascii="Arial" w:cs="Arial" w:eastAsia="Arial" w:hAnsi="Arial"/>
@@ -21913,7 +22365,7 @@
             <w:pPr>
               <w:spacing w:after="20" w:before="0"/>
             </w:pPr>
-            <w:hyperlink w:history="1" r:id="rIdhuf5keycnamdvi9tromhw">
+            <w:hyperlink w:history="1" r:id="rId6lik8zqnpuwk0fbkyhofo">
               <w:r>
                 <w:rPr>
                   <w:rFonts w:ascii="Arial" w:cs="Arial" w:eastAsia="Arial" w:hAnsi="Arial"/>
@@ -21946,7 +22398,7 @@
               <w:spacing w:after="10" w:before="0"/>
               <w:ind w:left="120"/>
             </w:pPr>
-            <w:hyperlink w:history="1" r:id="rIdgwsx9cl72ieajpmt-deab">
+            <w:hyperlink w:history="1" r:id="rIdpjlw1ozkfrnxptyv03vln">
               <w:r>
                 <w:rPr>
                   <w:rFonts w:ascii="Arial" w:cs="Arial" w:eastAsia="Arial" w:hAnsi="Arial"/>
@@ -21974,6 +22426,7 @@
           </w:tcPr>
           <w:p>
             <w:pPr>
+              <w:keepNext w:val="false"/>
               <w:spacing w:after="40" w:before="0"/>
               <w:jc w:val="left"/>
             </w:pPr>
@@ -22006,6 +22459,7 @@
           </w:tcPr>
           <w:p>
             <w:pPr>
+              <w:keepNext w:val="false"/>
               <w:spacing w:after="40" w:before="0"/>
               <w:jc w:val="left"/>
             </w:pPr>
@@ -22038,6 +22492,7 @@
           </w:tcPr>
           <w:p>
             <w:pPr>
+              <w:keepNext w:val="false"/>
               <w:spacing w:after="40" w:before="0"/>
               <w:jc w:val="left"/>
             </w:pPr>
@@ -22070,6 +22525,7 @@
           </w:tcPr>
           <w:p>
             <w:pPr>
+              <w:keepNext w:val="false"/>
               <w:spacing w:after="40" w:before="0"/>
               <w:jc w:val="left"/>
             </w:pPr>
@@ -22129,6 +22585,7 @@
           </w:tcPr>
           <w:p>
             <w:pPr>
+              <w:keepNext w:val="false"/>
               <w:spacing w:after="40" w:before="0"/>
               <w:jc w:val="center"/>
             </w:pPr>
@@ -22163,6 +22620,7 @@
           </w:tcPr>
           <w:p>
             <w:pPr>
+              <w:keepNext w:val="false"/>
               <w:spacing w:after="40" w:before="0"/>
               <w:jc w:val="left"/>
             </w:pPr>
@@ -22224,6 +22682,7 @@
           </w:tcPr>
           <w:p>
             <w:pPr>
+              <w:keepNext w:val="false"/>
               <w:spacing w:after="40" w:before="0"/>
               <w:jc w:val="center"/>
             </w:pPr>
@@ -22258,6 +22717,7 @@
           </w:tcPr>
           <w:p>
             <w:pPr>
+              <w:keepNext w:val="false"/>
               <w:spacing w:after="40" w:before="0"/>
               <w:jc w:val="left"/>
             </w:pPr>
@@ -22290,6 +22750,7 @@
           </w:tcPr>
           <w:p>
             <w:pPr>
+              <w:keepNext w:val="false"/>
               <w:spacing w:after="40" w:before="0"/>
               <w:jc w:val="left"/>
             </w:pPr>
@@ -22324,6 +22785,7 @@
           </w:tcPr>
           <w:p>
             <w:pPr>
+              <w:keepNext w:val="false"/>
               <w:spacing w:after="40" w:before="0"/>
               <w:jc w:val="left"/>
             </w:pPr>
@@ -22356,6 +22818,7 @@
           </w:tcPr>
           <w:p>
             <w:pPr>
+              <w:keepNext w:val="false"/>
               <w:spacing w:after="40" w:before="0"/>
               <w:jc w:val="left"/>
             </w:pPr>
@@ -22390,6 +22853,7 @@
           </w:tcPr>
           <w:p>
             <w:pPr>
+              <w:keepNext w:val="false"/>
               <w:spacing w:after="40" w:before="0"/>
               <w:jc w:val="left"/>
             </w:pPr>
@@ -22422,6 +22886,7 @@
           </w:tcPr>
           <w:p>
             <w:pPr>
+              <w:keepNext w:val="false"/>
               <w:spacing w:after="40" w:before="0"/>
               <w:jc w:val="left"/>
             </w:pPr>
@@ -22458,7 +22923,7 @@
         </w:rPr>
         <w:t xml:space="preserve">© 2026 SeaVuria and ARES. Aligned with KICD objectives. Developed by SeaVuria; technical implementation by ARES (with AI assistance from Claude). Licensed under </w:t>
       </w:r>
-      <w:hyperlink w:history="1" r:id="rIdwertmxcalozirznd6miet">
+      <w:hyperlink w:history="1" r:id="rIdjlloibqqiutddpa-tpvqd">
         <w:r>
           <w:rPr>
             <w:rFonts w:ascii="Arial" w:cs="Arial" w:eastAsia="Arial" w:hAnsi="Arial"/>
@@ -22479,7 +22944,7 @@
         </w:rPr>
         <w:t xml:space="preserve"> (</w:t>
       </w:r>
-      <w:hyperlink w:history="1" r:id="rIdnnen0eubr19lvojwmg-qa">
+      <w:hyperlink w:history="1" r:id="rIdnnnlaklc98yd8-zshzjek">
         <w:r>
           <w:rPr>
             <w:rFonts w:ascii="Arial" w:cs="Arial" w:eastAsia="Arial" w:hAnsi="Arial"/>
@@ -22539,6 +23004,7 @@
           </w:tcPr>
           <w:p>
             <w:pPr>
+              <w:keepNext w:val="false"/>
               <w:spacing w:after="40" w:before="0"/>
               <w:jc w:val="center"/>
             </w:pPr>
@@ -22574,6 +23040,7 @@
           </w:tcPr>
           <w:p>
             <w:pPr>
+              <w:keepNext w:val="false"/>
               <w:spacing w:after="40" w:before="0"/>
               <w:jc w:val="center"/>
             </w:pPr>
@@ -22608,6 +23075,7 @@
           </w:tcPr>
           <w:p>
             <w:pPr>
+              <w:keepNext w:val="false"/>
               <w:spacing w:after="40" w:before="0"/>
               <w:jc w:val="left"/>
             </w:pPr>
@@ -22640,6 +23108,7 @@
           </w:tcPr>
           <w:p>
             <w:pPr>
+              <w:keepNext w:val="false"/>
               <w:spacing w:after="40" w:before="0"/>
               <w:jc w:val="left"/>
             </w:pPr>
@@ -22674,6 +23143,7 @@
           </w:tcPr>
           <w:p>
             <w:pPr>
+              <w:keepNext w:val="false"/>
               <w:spacing w:after="40" w:before="0"/>
               <w:jc w:val="left"/>
             </w:pPr>
@@ -22706,6 +23176,7 @@
           </w:tcPr>
           <w:p>
             <w:pPr>
+              <w:keepNext w:val="false"/>
               <w:spacing w:after="40" w:before="0"/>
               <w:jc w:val="left"/>
             </w:pPr>
@@ -22740,6 +23211,7 @@
           </w:tcPr>
           <w:p>
             <w:pPr>
+              <w:keepNext w:val="false"/>
               <w:spacing w:after="40" w:before="0"/>
               <w:jc w:val="left"/>
             </w:pPr>
@@ -22772,6 +23244,7 @@
           </w:tcPr>
           <w:p>
             <w:pPr>
+              <w:keepNext w:val="false"/>
               <w:spacing w:after="40" w:before="0"/>
               <w:jc w:val="left"/>
             </w:pPr>
@@ -22806,6 +23279,7 @@
           </w:tcPr>
           <w:p>
             <w:pPr>
+              <w:keepNext w:val="false"/>
               <w:spacing w:after="40" w:before="0"/>
               <w:jc w:val="left"/>
             </w:pPr>
@@ -22838,6 +23312,7 @@
           </w:tcPr>
           <w:p>
             <w:pPr>
+              <w:keepNext w:val="false"/>
               <w:spacing w:after="40" w:before="0"/>
               <w:jc w:val="left"/>
             </w:pPr>
@@ -22872,6 +23347,7 @@
           </w:tcPr>
           <w:p>
             <w:pPr>
+              <w:keepNext w:val="false"/>
               <w:spacing w:after="40" w:before="0"/>
               <w:jc w:val="left"/>
             </w:pPr>
@@ -22904,6 +23380,7 @@
           </w:tcPr>
           <w:p>
             <w:pPr>
+              <w:keepNext w:val="false"/>
               <w:spacing w:after="40" w:before="0"/>
               <w:jc w:val="left"/>
             </w:pPr>
@@ -22938,6 +23415,7 @@
           </w:tcPr>
           <w:p>
             <w:pPr>
+              <w:keepNext w:val="false"/>
               <w:spacing w:after="40" w:before="0"/>
               <w:jc w:val="left"/>
             </w:pPr>
@@ -22970,6 +23448,7 @@
           </w:tcPr>
           <w:p>
             <w:pPr>
+              <w:keepNext w:val="false"/>
               <w:spacing w:after="40" w:before="0"/>
               <w:jc w:val="left"/>
             </w:pPr>
@@ -23004,6 +23483,7 @@
           </w:tcPr>
           <w:p>
             <w:pPr>
+              <w:keepNext w:val="false"/>
               <w:spacing w:after="40" w:before="0"/>
               <w:jc w:val="left"/>
             </w:pPr>
@@ -23036,6 +23516,7 @@
           </w:tcPr>
           <w:p>
             <w:pPr>
+              <w:keepNext w:val="false"/>
               <w:spacing w:after="40" w:before="0"/>
               <w:jc w:val="left"/>
             </w:pPr>
@@ -23070,6 +23551,7 @@
           </w:tcPr>
           <w:p>
             <w:pPr>
+              <w:keepNext w:val="false"/>
               <w:spacing w:after="40" w:before="0"/>
               <w:jc w:val="left"/>
             </w:pPr>
@@ -23102,6 +23584,7 @@
           </w:tcPr>
           <w:p>
             <w:pPr>
+              <w:keepNext w:val="false"/>
               <w:spacing w:after="40" w:before="0"/>
               <w:jc w:val="left"/>
             </w:pPr>
@@ -23161,6 +23644,7 @@
           </w:tcPr>
           <w:p>
             <w:pPr>
+              <w:keepNext w:val="false"/>
               <w:spacing w:after="40" w:before="0"/>
               <w:jc w:val="center"/>
             </w:pPr>
@@ -23195,6 +23679,7 @@
           </w:tcPr>
           <w:p>
             <w:pPr>
+              <w:keepNext w:val="false"/>
               <w:spacing w:after="40" w:before="0"/>
               <w:jc w:val="left"/>
             </w:pPr>
@@ -23259,6 +23744,7 @@
           </w:tcPr>
           <w:p>
             <w:pPr>
+              <w:keepNext w:val="false"/>
               <w:spacing w:after="40" w:before="0"/>
               <w:jc w:val="center"/>
             </w:pPr>
@@ -23293,6 +23779,7 @@
           </w:tcPr>
           <w:p>
             <w:pPr>
+              <w:keepNext w:val="false"/>
               <w:spacing w:after="40" w:before="0"/>
               <w:jc w:val="left"/>
             </w:pPr>
@@ -23325,6 +23812,7 @@
           </w:tcPr>
           <w:p>
             <w:pPr>
+              <w:keepNext w:val="false"/>
               <w:spacing w:after="40" w:before="0"/>
               <w:jc w:val="left"/>
             </w:pPr>
@@ -23357,6 +23845,7 @@
           </w:tcPr>
           <w:p>
             <w:pPr>
+              <w:keepNext w:val="false"/>
               <w:spacing w:after="40" w:before="0"/>
               <w:jc w:val="left"/>
             </w:pPr>
@@ -23389,6 +23878,7 @@
           </w:tcPr>
           <w:p>
             <w:pPr>
+              <w:keepNext w:val="false"/>
               <w:spacing w:after="40" w:before="0"/>
               <w:jc w:val="left"/>
             </w:pPr>
@@ -23421,6 +23911,7 @@
           </w:tcPr>
           <w:p>
             <w:pPr>
+              <w:keepNext w:val="false"/>
               <w:spacing w:after="40" w:before="0"/>
               <w:jc w:val="left"/>
             </w:pPr>
@@ -23455,6 +23946,7 @@
           </w:tcPr>
           <w:p>
             <w:pPr>
+              <w:keepNext w:val="false"/>
               <w:spacing w:after="40" w:before="0"/>
               <w:jc w:val="left"/>
             </w:pPr>
@@ -23492,7 +23984,7 @@
             <w:pPr>
               <w:spacing w:after="20" w:before="0"/>
             </w:pPr>
-            <w:hyperlink w:history="1" r:id="rIdcxo5x8hl3irwhn4b_e8ug">
+            <w:hyperlink w:history="1" r:id="rIdr9cckdcmb313m5scuqaw5">
               <w:r>
                 <w:rPr>
                   <w:rFonts w:ascii="Arial" w:cs="Arial" w:eastAsia="Arial" w:hAnsi="Arial"/>
@@ -23525,7 +24017,7 @@
               <w:spacing w:after="10" w:before="0"/>
               <w:ind w:left="120"/>
             </w:pPr>
-            <w:hyperlink w:history="1" r:id="rIdp_drr29b_s-9dkbgzo1od">
+            <w:hyperlink w:history="1" r:id="rIdmupcvusoqucyyioydkt2p">
               <w:r>
                 <w:rPr>
                   <w:rFonts w:ascii="Arial" w:cs="Arial" w:eastAsia="Arial" w:hAnsi="Arial"/>
@@ -23570,7 +24062,7 @@
             <w:pPr>
               <w:spacing w:after="20" w:before="0"/>
             </w:pPr>
-            <w:hyperlink w:history="1" r:id="rIdgjnj5jdyw6nf4tuifpcnz">
+            <w:hyperlink w:history="1" r:id="rIds6lql5a3w-qlp-fxczawb">
               <w:r>
                 <w:rPr>
                   <w:rFonts w:ascii="Arial" w:cs="Arial" w:eastAsia="Arial" w:hAnsi="Arial"/>
@@ -23603,7 +24095,7 @@
               <w:spacing w:after="10" w:before="0"/>
               <w:ind w:left="120"/>
             </w:pPr>
-            <w:hyperlink w:history="1" r:id="rIdcu_hncd9ysmxdkocgbu5u">
+            <w:hyperlink w:history="1" r:id="rIdg4zmwrt2kskuqelom1fz3">
               <w:r>
                 <w:rPr>
                   <w:rFonts w:ascii="Arial" w:cs="Arial" w:eastAsia="Arial" w:hAnsi="Arial"/>
@@ -23631,6 +24123,7 @@
           </w:tcPr>
           <w:p>
             <w:pPr>
+              <w:keepNext w:val="false"/>
               <w:spacing w:after="40" w:before="0"/>
               <w:jc w:val="left"/>
             </w:pPr>
@@ -23663,6 +24156,7 @@
           </w:tcPr>
           <w:p>
             <w:pPr>
+              <w:keepNext w:val="false"/>
               <w:spacing w:after="40" w:before="0"/>
               <w:jc w:val="left"/>
             </w:pPr>
@@ -23695,6 +24189,7 @@
           </w:tcPr>
           <w:p>
             <w:pPr>
+              <w:keepNext w:val="false"/>
               <w:spacing w:after="40" w:before="0"/>
               <w:jc w:val="left"/>
             </w:pPr>
@@ -23727,6 +24222,7 @@
           </w:tcPr>
           <w:p>
             <w:pPr>
+              <w:keepNext w:val="false"/>
               <w:spacing w:after="40" w:before="0"/>
               <w:jc w:val="left"/>
             </w:pPr>
@@ -23761,6 +24257,7 @@
           </w:tcPr>
           <w:p>
             <w:pPr>
+              <w:keepNext w:val="false"/>
               <w:spacing w:after="40" w:before="0"/>
               <w:jc w:val="left"/>
             </w:pPr>
@@ -23798,7 +24295,7 @@
             <w:pPr>
               <w:spacing w:after="20" w:before="0"/>
             </w:pPr>
-            <w:hyperlink w:history="1" r:id="rIdfvh4qn2t8xhamwii8syuh">
+            <w:hyperlink w:history="1" r:id="rIdh4p0pqlhbgtsl1hdpzubx">
               <w:r>
                 <w:rPr>
                   <w:rFonts w:ascii="Arial" w:cs="Arial" w:eastAsia="Arial" w:hAnsi="Arial"/>
@@ -23831,7 +24328,7 @@
               <w:spacing w:after="10" w:before="0"/>
               <w:ind w:left="120"/>
             </w:pPr>
-            <w:hyperlink w:history="1" r:id="rId6hv5uvhw8o6yhctltbzf5">
+            <w:hyperlink w:history="1" r:id="rIdfefomtzjdexf0ng0o_xmv">
               <w:r>
                 <w:rPr>
                   <w:rFonts w:ascii="Arial" w:cs="Arial" w:eastAsia="Arial" w:hAnsi="Arial"/>
@@ -23876,7 +24373,7 @@
             <w:pPr>
               <w:spacing w:after="20" w:before="0"/>
             </w:pPr>
-            <w:hyperlink w:history="1" r:id="rIdsscennzcf4tj9ru5aeurn">
+            <w:hyperlink w:history="1" r:id="rIdv4llzn-5aom-jkn3cbvn0">
               <w:r>
                 <w:rPr>
                   <w:rFonts w:ascii="Arial" w:cs="Arial" w:eastAsia="Arial" w:hAnsi="Arial"/>
@@ -23909,7 +24406,7 @@
               <w:spacing w:after="10" w:before="0"/>
               <w:ind w:left="120"/>
             </w:pPr>
-            <w:hyperlink w:history="1" r:id="rId51cvlunjbpu5mdz29qvxe">
+            <w:hyperlink w:history="1" r:id="rIdojsa4kiem9bcbpoxvrbqe">
               <w:r>
                 <w:rPr>
                   <w:rFonts w:ascii="Arial" w:cs="Arial" w:eastAsia="Arial" w:hAnsi="Arial"/>
@@ -23937,6 +24434,7 @@
           </w:tcPr>
           <w:p>
             <w:pPr>
+              <w:keepNext w:val="false"/>
               <w:spacing w:after="40" w:before="0"/>
               <w:jc w:val="left"/>
             </w:pPr>
@@ -23969,6 +24467,7 @@
           </w:tcPr>
           <w:p>
             <w:pPr>
+              <w:keepNext w:val="false"/>
               <w:spacing w:after="40" w:before="0"/>
               <w:jc w:val="left"/>
             </w:pPr>
@@ -24001,6 +24500,7 @@
           </w:tcPr>
           <w:p>
             <w:pPr>
+              <w:keepNext w:val="false"/>
               <w:spacing w:after="40" w:before="0"/>
               <w:jc w:val="left"/>
             </w:pPr>
@@ -24033,6 +24533,7 @@
           </w:tcPr>
           <w:p>
             <w:pPr>
+              <w:keepNext w:val="false"/>
               <w:spacing w:after="40" w:before="0"/>
               <w:jc w:val="left"/>
             </w:pPr>
@@ -24067,6 +24568,7 @@
           </w:tcPr>
           <w:p>
             <w:pPr>
+              <w:keepNext w:val="false"/>
               <w:spacing w:after="40" w:before="0"/>
               <w:jc w:val="left"/>
             </w:pPr>
@@ -24104,7 +24606,7 @@
             <w:pPr>
               <w:spacing w:after="20" w:before="0"/>
             </w:pPr>
-            <w:hyperlink w:history="1" r:id="rIdgss_kta7nvo71b0xe5vle">
+            <w:hyperlink w:history="1" r:id="rId376x501fjtxvfa_atzpaq">
               <w:r>
                 <w:rPr>
                   <w:rFonts w:ascii="Arial" w:cs="Arial" w:eastAsia="Arial" w:hAnsi="Arial"/>
@@ -24153,7 +24655,7 @@
               <w:spacing w:after="10" w:before="0"/>
               <w:ind w:left="120"/>
             </w:pPr>
-            <w:hyperlink w:history="1" r:id="rIdph1jojasnlygt-trwcspz">
+            <w:hyperlink w:history="1" r:id="rId0wwby3sarwjpbs9pxeuwa">
               <w:r>
                 <w:rPr>
                   <w:rFonts w:ascii="Arial" w:cs="Arial" w:eastAsia="Arial" w:hAnsi="Arial"/>
@@ -24198,7 +24700,7 @@
             <w:pPr>
               <w:spacing w:after="20" w:before="0"/>
             </w:pPr>
-            <w:hyperlink w:history="1" r:id="rIdoapalcomdiygdqaaqdvix">
+            <w:hyperlink w:history="1" r:id="rIdxapwicrpcktngcv-ket3x">
               <w:r>
                 <w:rPr>
                   <w:rFonts w:ascii="Arial" w:cs="Arial" w:eastAsia="Arial" w:hAnsi="Arial"/>
@@ -24231,7 +24733,7 @@
               <w:spacing w:after="10" w:before="0"/>
               <w:ind w:left="120"/>
             </w:pPr>
-            <w:hyperlink w:history="1" r:id="rIdxd2rzdxswwhitsw3qzmrp">
+            <w:hyperlink w:history="1" r:id="rIdi3sbcqbf393tk34rr4vop">
               <w:r>
                 <w:rPr>
                   <w:rFonts w:ascii="Arial" w:cs="Arial" w:eastAsia="Arial" w:hAnsi="Arial"/>
@@ -24259,6 +24761,7 @@
           </w:tcPr>
           <w:p>
             <w:pPr>
+              <w:keepNext w:val="false"/>
               <w:spacing w:after="40" w:before="0"/>
               <w:jc w:val="left"/>
             </w:pPr>
@@ -24291,6 +24794,7 @@
           </w:tcPr>
           <w:p>
             <w:pPr>
+              <w:keepNext w:val="false"/>
               <w:spacing w:after="40" w:before="0"/>
               <w:jc w:val="left"/>
             </w:pPr>
@@ -24323,6 +24827,7 @@
           </w:tcPr>
           <w:p>
             <w:pPr>
+              <w:keepNext w:val="false"/>
               <w:spacing w:after="40" w:before="0"/>
               <w:jc w:val="left"/>
             </w:pPr>
@@ -24355,6 +24860,7 @@
           </w:tcPr>
           <w:p>
             <w:pPr>
+              <w:keepNext w:val="false"/>
               <w:spacing w:after="40" w:before="0"/>
               <w:jc w:val="left"/>
             </w:pPr>
@@ -24389,6 +24895,7 @@
           </w:tcPr>
           <w:p>
             <w:pPr>
+              <w:keepNext w:val="false"/>
               <w:spacing w:after="40" w:before="0"/>
               <w:jc w:val="left"/>
             </w:pPr>
@@ -24426,7 +24933,7 @@
             <w:pPr>
               <w:spacing w:after="20" w:before="0"/>
             </w:pPr>
-            <w:hyperlink w:history="1" r:id="rIdrrv9zhkooa8gwwdlf2oxg">
+            <w:hyperlink w:history="1" r:id="rIdytek8asrqh42ic8wwrnum">
               <w:r>
                 <w:rPr>
                   <w:rFonts w:ascii="Arial" w:cs="Arial" w:eastAsia="Arial" w:hAnsi="Arial"/>
@@ -24459,7 +24966,7 @@
               <w:spacing w:after="10" w:before="0"/>
               <w:ind w:left="120"/>
             </w:pPr>
-            <w:hyperlink w:history="1" r:id="rId7zxldiwhfg3nrpw3v7vbc">
+            <w:hyperlink w:history="1" r:id="rIdotamhx2_xm9rslpxdqotw">
               <w:r>
                 <w:rPr>
                   <w:rFonts w:ascii="Arial" w:cs="Arial" w:eastAsia="Arial" w:hAnsi="Arial"/>
@@ -24504,7 +25011,7 @@
             <w:pPr>
               <w:spacing w:after="20" w:before="0"/>
             </w:pPr>
-            <w:hyperlink w:history="1" r:id="rIdroft2njaxoydmwqmwzyen">
+            <w:hyperlink w:history="1" r:id="rIdimhtpwyfxo1--q9xwki6s">
               <w:r>
                 <w:rPr>
                   <w:rFonts w:ascii="Arial" w:cs="Arial" w:eastAsia="Arial" w:hAnsi="Arial"/>
@@ -24537,7 +25044,7 @@
               <w:spacing w:after="10" w:before="0"/>
               <w:ind w:left="120"/>
             </w:pPr>
-            <w:hyperlink w:history="1" r:id="rIdhzuy6ori_wrv-20j_qe7p">
+            <w:hyperlink w:history="1" r:id="rIdqsqpwpjnl2dmenuzee5wm">
               <w:r>
                 <w:rPr>
                   <w:rFonts w:ascii="Arial" w:cs="Arial" w:eastAsia="Arial" w:hAnsi="Arial"/>
@@ -24565,6 +25072,7 @@
           </w:tcPr>
           <w:p>
             <w:pPr>
+              <w:keepNext w:val="false"/>
               <w:spacing w:after="40" w:before="0"/>
               <w:jc w:val="left"/>
             </w:pPr>
@@ -24597,6 +25105,7 @@
           </w:tcPr>
           <w:p>
             <w:pPr>
+              <w:keepNext w:val="false"/>
               <w:spacing w:after="40" w:before="0"/>
               <w:jc w:val="left"/>
             </w:pPr>
@@ -24629,6 +25138,7 @@
           </w:tcPr>
           <w:p>
             <w:pPr>
+              <w:keepNext w:val="false"/>
               <w:spacing w:after="40" w:before="0"/>
               <w:jc w:val="left"/>
             </w:pPr>
@@ -24661,6 +25171,7 @@
           </w:tcPr>
           <w:p>
             <w:pPr>
+              <w:keepNext w:val="false"/>
               <w:spacing w:after="40" w:before="0"/>
               <w:jc w:val="left"/>
             </w:pPr>
@@ -24695,6 +25206,7 @@
           </w:tcPr>
           <w:p>
             <w:pPr>
+              <w:keepNext w:val="false"/>
               <w:spacing w:after="40" w:before="0"/>
               <w:jc w:val="left"/>
             </w:pPr>
@@ -24732,7 +25244,7 @@
             <w:pPr>
               <w:spacing w:after="20" w:before="0"/>
             </w:pPr>
-            <w:hyperlink w:history="1" r:id="rIdks9m1eltom7sj4hdek-__">
+            <w:hyperlink w:history="1" r:id="rIdnc8lqlqtrliabwmqy24rt">
               <w:r>
                 <w:rPr>
                   <w:rFonts w:ascii="Arial" w:cs="Arial" w:eastAsia="Arial" w:hAnsi="Arial"/>
@@ -24765,7 +25277,7 @@
               <w:spacing w:after="10" w:before="0"/>
               <w:ind w:left="120"/>
             </w:pPr>
-            <w:hyperlink w:history="1" r:id="rId6cw1w6ooazniu0xjazqrp">
+            <w:hyperlink w:history="1" r:id="rIduragsj3qufv1buwjphjfu">
               <w:r>
                 <w:rPr>
                   <w:rFonts w:ascii="Arial" w:cs="Arial" w:eastAsia="Arial" w:hAnsi="Arial"/>
@@ -24810,7 +25322,7 @@
             <w:pPr>
               <w:spacing w:after="20" w:before="0"/>
             </w:pPr>
-            <w:hyperlink w:history="1" r:id="rId439pngk4qdtd4oj6gn9ts">
+            <w:hyperlink w:history="1" r:id="rIds1aqhfij8wed7w0l_2his">
               <w:r>
                 <w:rPr>
                   <w:rFonts w:ascii="Arial" w:cs="Arial" w:eastAsia="Arial" w:hAnsi="Arial"/>
@@ -24843,7 +25355,7 @@
               <w:spacing w:after="10" w:before="0"/>
               <w:ind w:left="120"/>
             </w:pPr>
-            <w:hyperlink w:history="1" r:id="rIdxn3eofdlu73i8_1lksbx6">
+            <w:hyperlink w:history="1" r:id="rIdyr-d4hekuputci9dhifkv">
               <w:r>
                 <w:rPr>
                   <w:rFonts w:ascii="Arial" w:cs="Arial" w:eastAsia="Arial" w:hAnsi="Arial"/>
@@ -24871,6 +25383,7 @@
           </w:tcPr>
           <w:p>
             <w:pPr>
+              <w:keepNext w:val="false"/>
               <w:spacing w:after="40" w:before="0"/>
               <w:jc w:val="left"/>
             </w:pPr>
@@ -24903,6 +25416,7 @@
           </w:tcPr>
           <w:p>
             <w:pPr>
+              <w:keepNext w:val="false"/>
               <w:spacing w:after="40" w:before="0"/>
               <w:jc w:val="left"/>
             </w:pPr>
@@ -24935,6 +25449,7 @@
           </w:tcPr>
           <w:p>
             <w:pPr>
+              <w:keepNext w:val="false"/>
               <w:spacing w:after="40" w:before="0"/>
               <w:jc w:val="left"/>
             </w:pPr>
@@ -24967,6 +25482,7 @@
           </w:tcPr>
           <w:p>
             <w:pPr>
+              <w:keepNext w:val="false"/>
               <w:spacing w:after="40" w:before="0"/>
               <w:jc w:val="left"/>
             </w:pPr>
@@ -25026,6 +25542,7 @@
           </w:tcPr>
           <w:p>
             <w:pPr>
+              <w:keepNext w:val="false"/>
               <w:spacing w:after="40" w:before="0"/>
               <w:jc w:val="center"/>
             </w:pPr>
@@ -25060,6 +25577,7 @@
           </w:tcPr>
           <w:p>
             <w:pPr>
+              <w:keepNext w:val="false"/>
               <w:spacing w:after="40" w:before="0"/>
               <w:jc w:val="left"/>
             </w:pPr>
@@ -25121,6 +25639,7 @@
           </w:tcPr>
           <w:p>
             <w:pPr>
+              <w:keepNext w:val="false"/>
               <w:spacing w:after="40" w:before="0"/>
               <w:jc w:val="center"/>
             </w:pPr>
@@ -25155,6 +25674,7 @@
           </w:tcPr>
           <w:p>
             <w:pPr>
+              <w:keepNext w:val="false"/>
               <w:spacing w:after="40" w:before="0"/>
               <w:jc w:val="left"/>
             </w:pPr>
@@ -25187,6 +25707,7 @@
           </w:tcPr>
           <w:p>
             <w:pPr>
+              <w:keepNext w:val="false"/>
               <w:spacing w:after="40" w:before="0"/>
               <w:jc w:val="left"/>
             </w:pPr>
@@ -25221,6 +25742,7 @@
           </w:tcPr>
           <w:p>
             <w:pPr>
+              <w:keepNext w:val="false"/>
               <w:spacing w:after="40" w:before="0"/>
               <w:jc w:val="left"/>
             </w:pPr>
@@ -25253,6 +25775,7 @@
           </w:tcPr>
           <w:p>
             <w:pPr>
+              <w:keepNext w:val="false"/>
               <w:spacing w:after="40" w:before="0"/>
               <w:jc w:val="left"/>
             </w:pPr>
@@ -25287,6 +25810,7 @@
           </w:tcPr>
           <w:p>
             <w:pPr>
+              <w:keepNext w:val="false"/>
               <w:spacing w:after="40" w:before="0"/>
               <w:jc w:val="left"/>
             </w:pPr>
@@ -25319,6 +25843,7 @@
           </w:tcPr>
           <w:p>
             <w:pPr>
+              <w:keepNext w:val="false"/>
               <w:spacing w:after="40" w:before="0"/>
               <w:jc w:val="left"/>
             </w:pPr>
@@ -25355,7 +25880,7 @@
         </w:rPr>
         <w:t xml:space="preserve">© 2026 SeaVuria and ARES. Aligned with KICD objectives. Developed by SeaVuria; technical implementation by ARES (with AI assistance from Claude). Licensed under </w:t>
       </w:r>
-      <w:hyperlink w:history="1" r:id="rIdiv5ysyvj0tpudtgnnypge">
+      <w:hyperlink w:history="1" r:id="rIdwvpxdrwuh9clmewlw4k12">
         <w:r>
           <w:rPr>
             <w:rFonts w:ascii="Arial" w:cs="Arial" w:eastAsia="Arial" w:hAnsi="Arial"/>
@@ -25376,7 +25901,7 @@
         </w:rPr>
         <w:t xml:space="preserve"> (</w:t>
       </w:r>
-      <w:hyperlink w:history="1" r:id="rIdmonkianmfn5xbvztfwvyf">
+      <w:hyperlink w:history="1" r:id="rIdwtgmrhzabke7f-vjkqe5a">
         <w:r>
           <w:rPr>
             <w:rFonts w:ascii="Arial" w:cs="Arial" w:eastAsia="Arial" w:hAnsi="Arial"/>
@@ -25437,6 +25962,7 @@
           </w:tcPr>
           <w:p>
             <w:pPr>
+              <w:keepNext w:val="false"/>
               <w:spacing w:after="40" w:before="0"/>
               <w:jc w:val="center"/>
             </w:pPr>
@@ -25471,6 +25997,7 @@
           </w:tcPr>
           <w:p>
             <w:pPr>
+              <w:keepNext w:val="false"/>
               <w:spacing w:after="40" w:before="0"/>
               <w:jc w:val="left"/>
             </w:pPr>
@@ -25503,6 +26030,7 @@
           </w:tcPr>
           <w:p>
             <w:pPr>
+              <w:keepNext w:val="false"/>
               <w:spacing w:after="40" w:before="0"/>
               <w:jc w:val="left"/>
             </w:pPr>
@@ -25535,6 +26063,7 @@
           </w:tcPr>
           <w:p>
             <w:pPr>
+              <w:keepNext w:val="false"/>
               <w:spacing w:after="40" w:before="0"/>
               <w:jc w:val="left"/>
             </w:pPr>
@@ -25569,6 +26098,7 @@
           </w:tcPr>
           <w:p>
             <w:pPr>
+              <w:keepNext w:val="false"/>
               <w:spacing w:after="40" w:before="0"/>
               <w:jc w:val="left"/>
             </w:pPr>
@@ -25601,6 +26131,7 @@
           </w:tcPr>
           <w:p>
             <w:pPr>
+              <w:keepNext w:val="false"/>
               <w:spacing w:after="40" w:before="0"/>
               <w:jc w:val="left"/>
             </w:pPr>
@@ -25633,6 +26164,7 @@
           </w:tcPr>
           <w:p>
             <w:pPr>
+              <w:keepNext w:val="false"/>
               <w:spacing w:after="40" w:before="0"/>
               <w:jc w:val="left"/>
             </w:pPr>
@@ -25667,6 +26199,7 @@
           </w:tcPr>
           <w:p>
             <w:pPr>
+              <w:keepNext w:val="false"/>
               <w:spacing w:after="40" w:before="0"/>
               <w:jc w:val="left"/>
             </w:pPr>
@@ -25699,6 +26232,7 @@
           </w:tcPr>
           <w:p>
             <w:pPr>
+              <w:keepNext w:val="false"/>
               <w:spacing w:after="40" w:before="0"/>
               <w:jc w:val="left"/>
             </w:pPr>
@@ -25731,6 +26265,7 @@
           </w:tcPr>
           <w:p>
             <w:pPr>
+              <w:keepNext w:val="false"/>
               <w:spacing w:after="40" w:before="0"/>
               <w:jc w:val="left"/>
             </w:pPr>
@@ -25765,6 +26300,7 @@
           </w:tcPr>
           <w:p>
             <w:pPr>
+              <w:keepNext w:val="false"/>
               <w:spacing w:after="40" w:before="0"/>
               <w:jc w:val="left"/>
             </w:pPr>
@@ -25797,6 +26333,7 @@
           </w:tcPr>
           <w:p>
             <w:pPr>
+              <w:keepNext w:val="false"/>
               <w:spacing w:after="40" w:before="0"/>
               <w:jc w:val="left"/>
             </w:pPr>
@@ -25829,6 +26366,7 @@
           </w:tcPr>
           <w:p>
             <w:pPr>
+              <w:keepNext w:val="false"/>
               <w:spacing w:after="40" w:before="0"/>
               <w:jc w:val="left"/>
             </w:pPr>

--- a/data/outputs/v2/General_Science/SS2.2_Chemical_Families/General_Science_Chemical_Families_CBE_LessonSequence.docx
+++ b/data/outputs/v2/General_Science/SS2.2_Chemical_Families/General_Science_Chemical_Families_CBE_LessonSequence.docx
@@ -1998,7 +1998,7 @@
         </w:rPr>
         <w:t xml:space="preserve">© 2026 SeaVuria and ARES. This work is licensed under a </w:t>
       </w:r>
-      <w:hyperlink w:history="1" r:id="rIdapgxjwic4k80f8hmip_tq">
+      <w:hyperlink w:history="1" r:id="rIdega0elbh09lliuc-5ncsu">
         <w:r>
           <w:rPr>
             <w:rFonts w:ascii="Arial" w:cs="Arial" w:eastAsia="Arial" w:hAnsi="Arial"/>
@@ -2018,7 +2018,7 @@
         </w:rPr>
         <w:t xml:space="preserve"> (</w:t>
       </w:r>
-      <w:hyperlink w:history="1" r:id="rId3oazsw6duumq8wicdy4cx">
+      <w:hyperlink w:history="1" r:id="rIdg_oqv3ghu99_mhr7fcg73">
         <w:r>
           <w:rPr>
             <w:rFonts w:ascii="Arial" w:cs="Arial" w:eastAsia="Arial" w:hAnsi="Arial"/>
@@ -2038,7 +2038,7 @@
         </w:rPr>
         <w:t xml:space="preserve">). To view a copy of this license, visit </w:t>
       </w:r>
-      <w:hyperlink w:history="1" r:id="rIdkoaygl851oogoqkumavhy">
+      <w:hyperlink w:history="1" r:id="rIdlnmwntoytd6whv54enqth">
         <w:r>
           <w:rPr>
             <w:rFonts w:ascii="Arial" w:cs="Arial" w:eastAsia="Arial" w:hAnsi="Arial"/>
@@ -3077,7 +3077,7 @@
             <w:pPr>
               <w:spacing w:after="20" w:before="0"/>
             </w:pPr>
-            <w:hyperlink w:history="1" r:id="rIdzaq_z3hnjopmbagbgnnrc">
+            <w:hyperlink w:history="1" r:id="rId4kvqzre4ssva7u-5vumyb">
               <w:r>
                 <w:rPr>
                   <w:rFonts w:ascii="Arial" w:cs="Arial" w:eastAsia="Arial" w:hAnsi="Arial"/>
@@ -3110,7 +3110,7 @@
               <w:spacing w:after="10" w:before="0"/>
               <w:ind w:left="120"/>
             </w:pPr>
-            <w:hyperlink w:history="1" r:id="rId_mccry8-uoxkldutiqw1s">
+            <w:hyperlink w:history="1" r:id="rIdp5ycw4argpuizbdbhs924">
               <w:r>
                 <w:rPr>
                   <w:rFonts w:ascii="Arial" w:cs="Arial" w:eastAsia="Arial" w:hAnsi="Arial"/>
@@ -3155,7 +3155,7 @@
             <w:pPr>
               <w:spacing w:after="20" w:before="0"/>
             </w:pPr>
-            <w:hyperlink w:history="1" r:id="rIddevb5ctuuawccekfolcih">
+            <w:hyperlink w:history="1" r:id="rIda9ou1fney4nsd7kdq1kf0">
               <w:r>
                 <w:rPr>
                   <w:rFonts w:ascii="Arial" w:cs="Arial" w:eastAsia="Arial" w:hAnsi="Arial"/>
@@ -3188,7 +3188,7 @@
               <w:spacing w:after="10" w:before="0"/>
               <w:ind w:left="120"/>
             </w:pPr>
-            <w:hyperlink w:history="1" r:id="rIdol4yqqt4lilqehbgbyep1">
+            <w:hyperlink w:history="1" r:id="rId4az7k0qbyyemajh-pyihc">
               <w:r>
                 <w:rPr>
                   <w:rFonts w:ascii="Arial" w:cs="Arial" w:eastAsia="Arial" w:hAnsi="Arial"/>
@@ -3388,7 +3388,7 @@
             <w:pPr>
               <w:spacing w:after="20" w:before="0"/>
             </w:pPr>
-            <w:hyperlink w:history="1" r:id="rId-hewkc1h6lbdgw2llzvrm">
+            <w:hyperlink w:history="1" r:id="rIdxg7f85r1n1xxz37x634xi">
               <w:r>
                 <w:rPr>
                   <w:rFonts w:ascii="Arial" w:cs="Arial" w:eastAsia="Arial" w:hAnsi="Arial"/>
@@ -3421,7 +3421,7 @@
               <w:spacing w:after="10" w:before="0"/>
               <w:ind w:left="120"/>
             </w:pPr>
-            <w:hyperlink w:history="1" r:id="rId0qsdu9c7ee-_xvvcsjirq">
+            <w:hyperlink w:history="1" r:id="rIdmamvrzb6ic8su3otzmzec">
               <w:r>
                 <w:rPr>
                   <w:rFonts w:ascii="Arial" w:cs="Arial" w:eastAsia="Arial" w:hAnsi="Arial"/>
@@ -3466,7 +3466,7 @@
             <w:pPr>
               <w:spacing w:after="20" w:before="0"/>
             </w:pPr>
-            <w:hyperlink w:history="1" r:id="rIdm_quvredzrhsvrtfcpwdy">
+            <w:hyperlink w:history="1" r:id="rIdjzvzrc4xag975rsz8xi73">
               <w:r>
                 <w:rPr>
                   <w:rFonts w:ascii="Arial" w:cs="Arial" w:eastAsia="Arial" w:hAnsi="Arial"/>
@@ -3499,7 +3499,7 @@
               <w:spacing w:after="10" w:before="0"/>
               <w:ind w:left="120"/>
             </w:pPr>
-            <w:hyperlink w:history="1" r:id="rIdmnymywv72w-wqnh3hsvkt">
+            <w:hyperlink w:history="1" r:id="rIdrb4bzas2t4bqopbmv676u">
               <w:r>
                 <w:rPr>
                   <w:rFonts w:ascii="Arial" w:cs="Arial" w:eastAsia="Arial" w:hAnsi="Arial"/>
@@ -3699,7 +3699,7 @@
             <w:pPr>
               <w:spacing w:after="20" w:before="0"/>
             </w:pPr>
-            <w:hyperlink w:history="1" r:id="rId-ovi3tjvofrcvunqzlgny">
+            <w:hyperlink w:history="1" r:id="rIdtkucjo2uemlwzvbto3q-c">
               <w:r>
                 <w:rPr>
                   <w:rFonts w:ascii="Arial" w:cs="Arial" w:eastAsia="Arial" w:hAnsi="Arial"/>
@@ -3732,7 +3732,7 @@
               <w:spacing w:after="10" w:before="0"/>
               <w:ind w:left="120"/>
             </w:pPr>
-            <w:hyperlink w:history="1" r:id="rIdh6l-z82hzhdirmblbj4da">
+            <w:hyperlink w:history="1" r:id="rIdu_vuoa70c0jo4v1nddmbl">
               <w:r>
                 <w:rPr>
                   <w:rFonts w:ascii="Arial" w:cs="Arial" w:eastAsia="Arial" w:hAnsi="Arial"/>
@@ -3777,7 +3777,7 @@
             <w:pPr>
               <w:spacing w:after="20" w:before="0"/>
             </w:pPr>
-            <w:hyperlink w:history="1" r:id="rIdcptufivpd4pyn4axifhgk">
+            <w:hyperlink w:history="1" r:id="rId6zzscihuth1_1yffm8tcn">
               <w:r>
                 <w:rPr>
                   <w:rFonts w:ascii="Arial" w:cs="Arial" w:eastAsia="Arial" w:hAnsi="Arial"/>
@@ -3810,7 +3810,7 @@
               <w:spacing w:after="10" w:before="0"/>
               <w:ind w:left="120"/>
             </w:pPr>
-            <w:hyperlink w:history="1" r:id="rIdd9z00tzuz_w0ub1p_xqgx">
+            <w:hyperlink w:history="1" r:id="rIdwevacqlm_61as4kmgpyyz">
               <w:r>
                 <w:rPr>
                   <w:rFonts w:ascii="Arial" w:cs="Arial" w:eastAsia="Arial" w:hAnsi="Arial"/>
@@ -4010,7 +4010,7 @@
             <w:pPr>
               <w:spacing w:after="20" w:before="0"/>
             </w:pPr>
-            <w:hyperlink w:history="1" r:id="rIds9uwbh_inwygisrvsxmt-">
+            <w:hyperlink w:history="1" r:id="rIdugxz0wb0e3buvaiilwfwc">
               <w:r>
                 <w:rPr>
                   <w:rFonts w:ascii="Arial" w:cs="Arial" w:eastAsia="Arial" w:hAnsi="Arial"/>
@@ -4043,7 +4043,7 @@
               <w:spacing w:after="10" w:before="0"/>
               <w:ind w:left="120"/>
             </w:pPr>
-            <w:hyperlink w:history="1" r:id="rIdarp45ndiyvcrrtpch4twr">
+            <w:hyperlink w:history="1" r:id="rIdvu1a1mcw7ffqbk-abenim">
               <w:r>
                 <w:rPr>
                   <w:rFonts w:ascii="Arial" w:cs="Arial" w:eastAsia="Arial" w:hAnsi="Arial"/>
@@ -4088,7 +4088,7 @@
             <w:pPr>
               <w:spacing w:after="20" w:before="0"/>
             </w:pPr>
-            <w:hyperlink w:history="1" r:id="rIdzgoysesqxmdz0_zhn1km8">
+            <w:hyperlink w:history="1" r:id="rIddeyiwdfkpsaejwrsfzlu7">
               <w:r>
                 <w:rPr>
                   <w:rFonts w:ascii="Arial" w:cs="Arial" w:eastAsia="Arial" w:hAnsi="Arial"/>
@@ -4121,7 +4121,7 @@
               <w:spacing w:after="10" w:before="0"/>
               <w:ind w:left="120"/>
             </w:pPr>
-            <w:hyperlink w:history="1" r:id="rIdinzgw71k7azzebaxshctz">
+            <w:hyperlink w:history="1" r:id="rIdr-lfjm4ywppscot2bl0qx">
               <w:r>
                 <w:rPr>
                   <w:rFonts w:ascii="Arial" w:cs="Arial" w:eastAsia="Arial" w:hAnsi="Arial"/>
@@ -4321,7 +4321,7 @@
             <w:pPr>
               <w:spacing w:after="20" w:before="0"/>
             </w:pPr>
-            <w:hyperlink w:history="1" r:id="rIdghqi86lhtluwhlgrgvej8">
+            <w:hyperlink w:history="1" r:id="rIdhsbgo6qaycxn0jbxayg8-">
               <w:r>
                 <w:rPr>
                   <w:rFonts w:ascii="Arial" w:cs="Arial" w:eastAsia="Arial" w:hAnsi="Arial"/>
@@ -4370,7 +4370,7 @@
               <w:spacing w:after="10" w:before="0"/>
               <w:ind w:left="120"/>
             </w:pPr>
-            <w:hyperlink w:history="1" r:id="rIdv2h5bo8rxzepzut0osye7">
+            <w:hyperlink w:history="1" r:id="rIdiu6zsmsjlgbrmw-4ipfzu">
               <w:r>
                 <w:rPr>
                   <w:rFonts w:ascii="Arial" w:cs="Arial" w:eastAsia="Arial" w:hAnsi="Arial"/>
@@ -4415,7 +4415,7 @@
             <w:pPr>
               <w:spacing w:after="20" w:before="0"/>
             </w:pPr>
-            <w:hyperlink w:history="1" r:id="rId_lttt55zjw1c62f42im6n">
+            <w:hyperlink w:history="1" r:id="rIdnaiiemioaijpqmyjmhziq">
               <w:r>
                 <w:rPr>
                   <w:rFonts w:ascii="Arial" w:cs="Arial" w:eastAsia="Arial" w:hAnsi="Arial"/>
@@ -4448,7 +4448,7 @@
               <w:spacing w:after="10" w:before="0"/>
               <w:ind w:left="120"/>
             </w:pPr>
-            <w:hyperlink w:history="1" r:id="rIdozngaxiyvngvhtvvb4bqh">
+            <w:hyperlink w:history="1" r:id="rIdmu7hhdlpiavjxrl8jivod">
               <w:r>
                 <w:rPr>
                   <w:rFonts w:ascii="Arial" w:cs="Arial" w:eastAsia="Arial" w:hAnsi="Arial"/>
@@ -4973,7 +4973,7 @@
         </w:rPr>
         <w:t xml:space="preserve">© 2026 SeaVuria and ARES. Aligned with KICD objectives. Developed by SeaVuria; technical implementation by ARES (with AI assistance from Claude). Licensed under </w:t>
       </w:r>
-      <w:hyperlink w:history="1" r:id="rId655xjwxpk9angwhme9i8p">
+      <w:hyperlink w:history="1" r:id="rIdcebqai_kk4tucnvj9ls17">
         <w:r>
           <w:rPr>
             <w:rFonts w:ascii="Arial" w:cs="Arial" w:eastAsia="Arial" w:hAnsi="Arial"/>
@@ -4994,7 +4994,7 @@
         </w:rPr>
         <w:t xml:space="preserve"> (</w:t>
       </w:r>
-      <w:hyperlink w:history="1" r:id="rId-ryqwfojbzjyu0q87nmb5">
+      <w:hyperlink w:history="1" r:id="rIdy5d-5i5gylcguyrvxx6bd">
         <w:r>
           <w:rPr>
             <w:rFonts w:ascii="Arial" w:cs="Arial" w:eastAsia="Arial" w:hAnsi="Arial"/>
@@ -6034,7 +6034,7 @@
             <w:pPr>
               <w:spacing w:after="20" w:before="0"/>
             </w:pPr>
-            <w:hyperlink w:history="1" r:id="rId6zmvdrgwqwczkueivtkxx">
+            <w:hyperlink w:history="1" r:id="rIdzsapejirklzvdgzv6vosl">
               <w:r>
                 <w:rPr>
                   <w:rFonts w:ascii="Arial" w:cs="Arial" w:eastAsia="Arial" w:hAnsi="Arial"/>
@@ -6067,7 +6067,7 @@
               <w:spacing w:after="10" w:before="0"/>
               <w:ind w:left="120"/>
             </w:pPr>
-            <w:hyperlink w:history="1" r:id="rIdb2xv5jebpprs4fjmpid13">
+            <w:hyperlink w:history="1" r:id="rId00mcdk38aicm8j0olmvif">
               <w:r>
                 <w:rPr>
                   <w:rFonts w:ascii="Arial" w:cs="Arial" w:eastAsia="Arial" w:hAnsi="Arial"/>
@@ -6112,7 +6112,7 @@
             <w:pPr>
               <w:spacing w:after="20" w:before="0"/>
             </w:pPr>
-            <w:hyperlink w:history="1" r:id="rIdtqhukotz4ax5icxpyeyco">
+            <w:hyperlink w:history="1" r:id="rIdzsxn6rxcndjmk4t4cyd4m">
               <w:r>
                 <w:rPr>
                   <w:rFonts w:ascii="Arial" w:cs="Arial" w:eastAsia="Arial" w:hAnsi="Arial"/>
@@ -6145,7 +6145,7 @@
               <w:spacing w:after="10" w:before="0"/>
               <w:ind w:left="120"/>
             </w:pPr>
-            <w:hyperlink w:history="1" r:id="rIdflmfxlp7vcfduqgvui3l8">
+            <w:hyperlink w:history="1" r:id="rIdllwcznnmbfpfgumfyfh48">
               <w:r>
                 <w:rPr>
                   <w:rFonts w:ascii="Arial" w:cs="Arial" w:eastAsia="Arial" w:hAnsi="Arial"/>
@@ -6345,7 +6345,7 @@
             <w:pPr>
               <w:spacing w:after="20" w:before="0"/>
             </w:pPr>
-            <w:hyperlink w:history="1" r:id="rIdtht297ntxknd0imdooa9c">
+            <w:hyperlink w:history="1" r:id="rIdkrkxuswbndlngje85qpiy">
               <w:r>
                 <w:rPr>
                   <w:rFonts w:ascii="Arial" w:cs="Arial" w:eastAsia="Arial" w:hAnsi="Arial"/>
@@ -6378,7 +6378,7 @@
               <w:spacing w:after="10" w:before="0"/>
               <w:ind w:left="120"/>
             </w:pPr>
-            <w:hyperlink w:history="1" r:id="rIdsxlk6o9sfat1gw9i-sq9w">
+            <w:hyperlink w:history="1" r:id="rIdngtbqahgfpgmlvxiiwo2z">
               <w:r>
                 <w:rPr>
                   <w:rFonts w:ascii="Arial" w:cs="Arial" w:eastAsia="Arial" w:hAnsi="Arial"/>
@@ -6423,7 +6423,7 @@
             <w:pPr>
               <w:spacing w:after="20" w:before="0"/>
             </w:pPr>
-            <w:hyperlink w:history="1" r:id="rIdiwvanfl6nuk3wienqo93m">
+            <w:hyperlink w:history="1" r:id="rIdbobzx270euuqqm4jxbtwm">
               <w:r>
                 <w:rPr>
                   <w:rFonts w:ascii="Arial" w:cs="Arial" w:eastAsia="Arial" w:hAnsi="Arial"/>
@@ -6456,7 +6456,7 @@
               <w:spacing w:after="10" w:before="0"/>
               <w:ind w:left="120"/>
             </w:pPr>
-            <w:hyperlink w:history="1" r:id="rIdghaarborow65a7vc9uz3k">
+            <w:hyperlink w:history="1" r:id="rIdg17fcgqjfvxddkrpvi6oo">
               <w:r>
                 <w:rPr>
                   <w:rFonts w:ascii="Arial" w:cs="Arial" w:eastAsia="Arial" w:hAnsi="Arial"/>
@@ -6656,7 +6656,7 @@
             <w:pPr>
               <w:spacing w:after="20" w:before="0"/>
             </w:pPr>
-            <w:hyperlink w:history="1" r:id="rIdv32eqtowdxjkqlqqihb5e">
+            <w:hyperlink w:history="1" r:id="rIdoqhuamxpsapgtmhjlgjy7">
               <w:r>
                 <w:rPr>
                   <w:rFonts w:ascii="Arial" w:cs="Arial" w:eastAsia="Arial" w:hAnsi="Arial"/>
@@ -6705,7 +6705,7 @@
               <w:spacing w:after="10" w:before="0"/>
               <w:ind w:left="120"/>
             </w:pPr>
-            <w:hyperlink w:history="1" r:id="rId7cmthl3h0wpxjgamf58s7">
+            <w:hyperlink w:history="1" r:id="rIdvd3m1pmafxqgsvtj_brg6">
               <w:r>
                 <w:rPr>
                   <w:rFonts w:ascii="Arial" w:cs="Arial" w:eastAsia="Arial" w:hAnsi="Arial"/>
@@ -6750,7 +6750,7 @@
             <w:pPr>
               <w:spacing w:after="20" w:before="0"/>
             </w:pPr>
-            <w:hyperlink w:history="1" r:id="rId2_fkphqzgvw-hc3rtlp95">
+            <w:hyperlink w:history="1" r:id="rIdycul3yydbirpreshkyfhl">
               <w:r>
                 <w:rPr>
                   <w:rFonts w:ascii="Arial" w:cs="Arial" w:eastAsia="Arial" w:hAnsi="Arial"/>
@@ -6799,7 +6799,7 @@
               <w:spacing w:after="10" w:before="0"/>
               <w:ind w:left="120"/>
             </w:pPr>
-            <w:hyperlink w:history="1" r:id="rIda76xi25fhgvqlsqmwqqps">
+            <w:hyperlink w:history="1" r:id="rIdf5mzaxu697vlqbpc5cxby">
               <w:r>
                 <w:rPr>
                   <w:rFonts w:ascii="Arial" w:cs="Arial" w:eastAsia="Arial" w:hAnsi="Arial"/>
@@ -6999,7 +6999,7 @@
             <w:pPr>
               <w:spacing w:after="20" w:before="0"/>
             </w:pPr>
-            <w:hyperlink w:history="1" r:id="rIdqno9qs9kz_8qltvjbukb6">
+            <w:hyperlink w:history="1" r:id="rIdbqslhjaytuwnz2lsmwkww">
               <w:r>
                 <w:rPr>
                   <w:rFonts w:ascii="Arial" w:cs="Arial" w:eastAsia="Arial" w:hAnsi="Arial"/>
@@ -7048,7 +7048,7 @@
               <w:spacing w:after="10" w:before="0"/>
               <w:ind w:left="120"/>
             </w:pPr>
-            <w:hyperlink w:history="1" r:id="rIda6_21phpsjht6coxudl93">
+            <w:hyperlink w:history="1" r:id="rIdmhrcvg8cgh0o7sqtu_gne">
               <w:r>
                 <w:rPr>
                   <w:rFonts w:ascii="Arial" w:cs="Arial" w:eastAsia="Arial" w:hAnsi="Arial"/>
@@ -7093,7 +7093,7 @@
             <w:pPr>
               <w:spacing w:after="20" w:before="0"/>
             </w:pPr>
-            <w:hyperlink w:history="1" r:id="rIdmxatydxmztkmzjohmh0pd">
+            <w:hyperlink w:history="1" r:id="rIdlfyrhjedxfich0nwl0kih">
               <w:r>
                 <w:rPr>
                   <w:rFonts w:ascii="Arial" w:cs="Arial" w:eastAsia="Arial" w:hAnsi="Arial"/>
@@ -7142,7 +7142,7 @@
               <w:spacing w:after="10" w:before="0"/>
               <w:ind w:left="120"/>
             </w:pPr>
-            <w:hyperlink w:history="1" r:id="rIdomek8rgxuncrljrlimtqw">
+            <w:hyperlink w:history="1" r:id="rIdtd79x8gkwtujagovcwnc2">
               <w:r>
                 <w:rPr>
                   <w:rFonts w:ascii="Arial" w:cs="Arial" w:eastAsia="Arial" w:hAnsi="Arial"/>
@@ -7342,7 +7342,7 @@
             <w:pPr>
               <w:spacing w:after="20" w:before="0"/>
             </w:pPr>
-            <w:hyperlink w:history="1" r:id="rIdih-orftwxjz9c3t3n6vio">
+            <w:hyperlink w:history="1" r:id="rIdenn3by10il0f7rvsib3br">
               <w:r>
                 <w:rPr>
                   <w:rFonts w:ascii="Arial" w:cs="Arial" w:eastAsia="Arial" w:hAnsi="Arial"/>
@@ -7391,7 +7391,7 @@
               <w:spacing w:after="10" w:before="0"/>
               <w:ind w:left="120"/>
             </w:pPr>
-            <w:hyperlink w:history="1" r:id="rIdcob8ppnqed4agmt0xxxag">
+            <w:hyperlink w:history="1" r:id="rIdexublkfmt9notogcegyjf">
               <w:r>
                 <w:rPr>
                   <w:rFonts w:ascii="Arial" w:cs="Arial" w:eastAsia="Arial" w:hAnsi="Arial"/>
@@ -7436,7 +7436,7 @@
             <w:pPr>
               <w:spacing w:after="20" w:before="0"/>
             </w:pPr>
-            <w:hyperlink w:history="1" r:id="rId9ydaagfxumfk-uy4pwcse">
+            <w:hyperlink w:history="1" r:id="rId6ydo2wa2ovqvxbmawebjy">
               <w:r>
                 <w:rPr>
                   <w:rFonts w:ascii="Arial" w:cs="Arial" w:eastAsia="Arial" w:hAnsi="Arial"/>
@@ -7485,7 +7485,7 @@
               <w:spacing w:after="10" w:before="0"/>
               <w:ind w:left="120"/>
             </w:pPr>
-            <w:hyperlink w:history="1" r:id="rIdnbsxm_3y3ocp3b_xhxgwl">
+            <w:hyperlink w:history="1" r:id="rIdthejnlxtjcavnzlu34ahp">
               <w:r>
                 <w:rPr>
                   <w:rFonts w:ascii="Arial" w:cs="Arial" w:eastAsia="Arial" w:hAnsi="Arial"/>
@@ -8010,7 +8010,7 @@
         </w:rPr>
         <w:t xml:space="preserve">© 2026 SeaVuria and ARES. Aligned with KICD objectives. Developed by SeaVuria; technical implementation by ARES (with AI assistance from Claude). Licensed under </w:t>
       </w:r>
-      <w:hyperlink w:history="1" r:id="rIdp3alzw_ra9uzf-s7qwur8">
+      <w:hyperlink w:history="1" r:id="rIdoeob3fcnicvfnp0gts-mo">
         <w:r>
           <w:rPr>
             <w:rFonts w:ascii="Arial" w:cs="Arial" w:eastAsia="Arial" w:hAnsi="Arial"/>
@@ -8031,7 +8031,7 @@
         </w:rPr>
         <w:t xml:space="preserve"> (</w:t>
       </w:r>
-      <w:hyperlink w:history="1" r:id="rId-1whxmuwpb38wrtiedfxj">
+      <w:hyperlink w:history="1" r:id="rIder_vw5qdo_abkg-uymldq">
         <w:r>
           <w:rPr>
             <w:rFonts w:ascii="Arial" w:cs="Arial" w:eastAsia="Arial" w:hAnsi="Arial"/>
@@ -9071,7 +9071,7 @@
             <w:pPr>
               <w:spacing w:after="20" w:before="0"/>
             </w:pPr>
-            <w:hyperlink w:history="1" r:id="rIdoegkyeboco2hfmk2csqba">
+            <w:hyperlink w:history="1" r:id="rIdmwzusvtijokh23mfw0b2p">
               <w:r>
                 <w:rPr>
                   <w:rFonts w:ascii="Arial" w:cs="Arial" w:eastAsia="Arial" w:hAnsi="Arial"/>
@@ -9104,7 +9104,7 @@
               <w:spacing w:after="10" w:before="0"/>
               <w:ind w:left="120"/>
             </w:pPr>
-            <w:hyperlink w:history="1" r:id="rId_8qrgcy45pjkmxylo6qin">
+            <w:hyperlink w:history="1" r:id="rIdjkbrrfdrkprtdh2fzvbbx">
               <w:r>
                 <w:rPr>
                   <w:rFonts w:ascii="Arial" w:cs="Arial" w:eastAsia="Arial" w:hAnsi="Arial"/>
@@ -9149,7 +9149,7 @@
             <w:pPr>
               <w:spacing w:after="20" w:before="0"/>
             </w:pPr>
-            <w:hyperlink w:history="1" r:id="rIdvfgpe_odkirx9mqt4nm92">
+            <w:hyperlink w:history="1" r:id="rId79ajseij5trb8dvc4wgnk">
               <w:r>
                 <w:rPr>
                   <w:rFonts w:ascii="Arial" w:cs="Arial" w:eastAsia="Arial" w:hAnsi="Arial"/>
@@ -9182,7 +9182,7 @@
               <w:spacing w:after="10" w:before="0"/>
               <w:ind w:left="120"/>
             </w:pPr>
-            <w:hyperlink w:history="1" r:id="rIdwo5hjocrkdvyfvjhbl0aj">
+            <w:hyperlink w:history="1" r:id="rIdnbigkaeoukzz0mbjuqt34">
               <w:r>
                 <w:rPr>
                   <w:rFonts w:ascii="Arial" w:cs="Arial" w:eastAsia="Arial" w:hAnsi="Arial"/>
@@ -9382,7 +9382,7 @@
             <w:pPr>
               <w:spacing w:after="20" w:before="0"/>
             </w:pPr>
-            <w:hyperlink w:history="1" r:id="rId55vw354akaryibp-dl0yu">
+            <w:hyperlink w:history="1" r:id="rIdoyixs7lkit_yndtwh9r2o">
               <w:r>
                 <w:rPr>
                   <w:rFonts w:ascii="Arial" w:cs="Arial" w:eastAsia="Arial" w:hAnsi="Arial"/>
@@ -9415,7 +9415,7 @@
               <w:spacing w:after="10" w:before="0"/>
               <w:ind w:left="120"/>
             </w:pPr>
-            <w:hyperlink w:history="1" r:id="rIdkc7ebgnn6hiirwhyrb_q_">
+            <w:hyperlink w:history="1" r:id="rIdta3f0heu8zkvtqvkqjsl4">
               <w:r>
                 <w:rPr>
                   <w:rFonts w:ascii="Arial" w:cs="Arial" w:eastAsia="Arial" w:hAnsi="Arial"/>
@@ -9460,7 +9460,7 @@
             <w:pPr>
               <w:spacing w:after="20" w:before="0"/>
             </w:pPr>
-            <w:hyperlink w:history="1" r:id="rIdr-wqe-zioiajit0hjdzpm">
+            <w:hyperlink w:history="1" r:id="rIdjnirvl9avlh-lcft0lzvl">
               <w:r>
                 <w:rPr>
                   <w:rFonts w:ascii="Arial" w:cs="Arial" w:eastAsia="Arial" w:hAnsi="Arial"/>
@@ -9493,7 +9493,7 @@
               <w:spacing w:after="10" w:before="0"/>
               <w:ind w:left="120"/>
             </w:pPr>
-            <w:hyperlink w:history="1" r:id="rId3v0gt5y1ipwzdrmnfnhfq">
+            <w:hyperlink w:history="1" r:id="rIdnxchnujwr62-uuzmzfw-j">
               <w:r>
                 <w:rPr>
                   <w:rFonts w:ascii="Arial" w:cs="Arial" w:eastAsia="Arial" w:hAnsi="Arial"/>
@@ -9693,7 +9693,7 @@
             <w:pPr>
               <w:spacing w:after="20" w:before="0"/>
             </w:pPr>
-            <w:hyperlink w:history="1" r:id="rIdpkzjphrjggd17k94jr0nk">
+            <w:hyperlink w:history="1" r:id="rId5j10lhiipuxoplyodeycx">
               <w:r>
                 <w:rPr>
                   <w:rFonts w:ascii="Arial" w:cs="Arial" w:eastAsia="Arial" w:hAnsi="Arial"/>
@@ -9742,7 +9742,7 @@
               <w:spacing w:after="10" w:before="0"/>
               <w:ind w:left="120"/>
             </w:pPr>
-            <w:hyperlink w:history="1" r:id="rIdglqxrxkqnpiuhtauc7oni">
+            <w:hyperlink w:history="1" r:id="rId2emucluegfef-gbwzwa0a">
               <w:r>
                 <w:rPr>
                   <w:rFonts w:ascii="Arial" w:cs="Arial" w:eastAsia="Arial" w:hAnsi="Arial"/>
@@ -9787,7 +9787,7 @@
             <w:pPr>
               <w:spacing w:after="20" w:before="0"/>
             </w:pPr>
-            <w:hyperlink w:history="1" r:id="rIdvvowuzpl-t0qjnrxj8j-9">
+            <w:hyperlink w:history="1" r:id="rIdkqy4ic8f-nfnszgtrfb7b">
               <w:r>
                 <w:rPr>
                   <w:rFonts w:ascii="Arial" w:cs="Arial" w:eastAsia="Arial" w:hAnsi="Arial"/>
@@ -9820,7 +9820,7 @@
               <w:spacing w:after="10" w:before="0"/>
               <w:ind w:left="120"/>
             </w:pPr>
-            <w:hyperlink w:history="1" r:id="rIdfgpepkxtrzjxnaoll09rq">
+            <w:hyperlink w:history="1" r:id="rIdmwvdz-z_l4nkb2jlmjanc">
               <w:r>
                 <w:rPr>
                   <w:rFonts w:ascii="Arial" w:cs="Arial" w:eastAsia="Arial" w:hAnsi="Arial"/>
@@ -10020,7 +10020,7 @@
             <w:pPr>
               <w:spacing w:after="20" w:before="0"/>
             </w:pPr>
-            <w:hyperlink w:history="1" r:id="rId2o_nnn2ydtlo7lys60j4e">
+            <w:hyperlink w:history="1" r:id="rIdq4lfcj6-sn4lzeyjiocj0">
               <w:r>
                 <w:rPr>
                   <w:rFonts w:ascii="Arial" w:cs="Arial" w:eastAsia="Arial" w:hAnsi="Arial"/>
@@ -10069,7 +10069,7 @@
               <w:spacing w:after="10" w:before="0"/>
               <w:ind w:left="120"/>
             </w:pPr>
-            <w:hyperlink w:history="1" r:id="rId98votve3vetgbx5q_b8sj">
+            <w:hyperlink w:history="1" r:id="rIdc3evwvgwnlk9fqnsbhzze">
               <w:r>
                 <w:rPr>
                   <w:rFonts w:ascii="Arial" w:cs="Arial" w:eastAsia="Arial" w:hAnsi="Arial"/>
@@ -10114,7 +10114,7 @@
             <w:pPr>
               <w:spacing w:after="20" w:before="0"/>
             </w:pPr>
-            <w:hyperlink w:history="1" r:id="rIdkmmguquft8poazafm8y29">
+            <w:hyperlink w:history="1" r:id="rIdnescx14ji5uc0gd2pkklr">
               <w:r>
                 <w:rPr>
                   <w:rFonts w:ascii="Arial" w:cs="Arial" w:eastAsia="Arial" w:hAnsi="Arial"/>
@@ -10147,7 +10147,7 @@
               <w:spacing w:after="10" w:before="0"/>
               <w:ind w:left="120"/>
             </w:pPr>
-            <w:hyperlink w:history="1" r:id="rIdvan0lkpumetiyk4crquzm">
+            <w:hyperlink w:history="1" r:id="rIdkt1oiclw1pivczigpfesm">
               <w:r>
                 <w:rPr>
                   <w:rFonts w:ascii="Arial" w:cs="Arial" w:eastAsia="Arial" w:hAnsi="Arial"/>
@@ -10347,7 +10347,7 @@
             <w:pPr>
               <w:spacing w:after="20" w:before="0"/>
             </w:pPr>
-            <w:hyperlink w:history="1" r:id="rIdv84a9k5djidalg8zix6s8">
+            <w:hyperlink w:history="1" r:id="rIdxofazey_sddwga-pikyum">
               <w:r>
                 <w:rPr>
                   <w:rFonts w:ascii="Arial" w:cs="Arial" w:eastAsia="Arial" w:hAnsi="Arial"/>
@@ -10396,7 +10396,7 @@
               <w:spacing w:after="10" w:before="0"/>
               <w:ind w:left="120"/>
             </w:pPr>
-            <w:hyperlink w:history="1" r:id="rIdzfsxflhjplr0l1tk6x3dz">
+            <w:hyperlink w:history="1" r:id="rId01r6yf2z23hbuvz4cqzzx">
               <w:r>
                 <w:rPr>
                   <w:rFonts w:ascii="Arial" w:cs="Arial" w:eastAsia="Arial" w:hAnsi="Arial"/>
@@ -10441,7 +10441,7 @@
             <w:pPr>
               <w:spacing w:after="20" w:before="0"/>
             </w:pPr>
-            <w:hyperlink w:history="1" r:id="rIdnnfe8g2qgcgttdpd8ff52">
+            <w:hyperlink w:history="1" r:id="rIdjcwzjod22kvmtzlxbwffh">
               <w:r>
                 <w:rPr>
                   <w:rFonts w:ascii="Arial" w:cs="Arial" w:eastAsia="Arial" w:hAnsi="Arial"/>
@@ -10474,7 +10474,7 @@
               <w:spacing w:after="10" w:before="0"/>
               <w:ind w:left="120"/>
             </w:pPr>
-            <w:hyperlink w:history="1" r:id="rId4kbazhiy4xvbdywidp1tp">
+            <w:hyperlink w:history="1" r:id="rIdawjjkc80iipsd4zwpgvd9">
               <w:r>
                 <w:rPr>
                   <w:rFonts w:ascii="Arial" w:cs="Arial" w:eastAsia="Arial" w:hAnsi="Arial"/>
@@ -10999,7 +10999,7 @@
         </w:rPr>
         <w:t xml:space="preserve">© 2026 SeaVuria and ARES. Aligned with KICD objectives. Developed by SeaVuria; technical implementation by ARES (with AI assistance from Claude). Licensed under </w:t>
       </w:r>
-      <w:hyperlink w:history="1" r:id="rIdbja8kbsaangbvcpds19qi">
+      <w:hyperlink w:history="1" r:id="rIdrgq7uy_9zm7bcn80jy8rv">
         <w:r>
           <w:rPr>
             <w:rFonts w:ascii="Arial" w:cs="Arial" w:eastAsia="Arial" w:hAnsi="Arial"/>
@@ -11020,7 +11020,7 @@
         </w:rPr>
         <w:t xml:space="preserve"> (</w:t>
       </w:r>
-      <w:hyperlink w:history="1" r:id="rId-tlatd6vlimtzfvv42vve">
+      <w:hyperlink w:history="1" r:id="rIdimbmox-jfewdcdad4krxc">
         <w:r>
           <w:rPr>
             <w:rFonts w:ascii="Arial" w:cs="Arial" w:eastAsia="Arial" w:hAnsi="Arial"/>
@@ -12060,7 +12060,7 @@
             <w:pPr>
               <w:spacing w:after="20" w:before="0"/>
             </w:pPr>
-            <w:hyperlink w:history="1" r:id="rIdt3fr1qbjf4ozsaibtb5mu">
+            <w:hyperlink w:history="1" r:id="rId4oxbv9r4i75ts_ycyf70a">
               <w:r>
                 <w:rPr>
                   <w:rFonts w:ascii="Arial" w:cs="Arial" w:eastAsia="Arial" w:hAnsi="Arial"/>
@@ -12093,7 +12093,7 @@
               <w:spacing w:after="10" w:before="0"/>
               <w:ind w:left="120"/>
             </w:pPr>
-            <w:hyperlink w:history="1" r:id="rId_5kc5q9gy4tyhmk1m4yiz">
+            <w:hyperlink w:history="1" r:id="rIdaakmsy6wluutiztnupm2l">
               <w:r>
                 <w:rPr>
                   <w:rFonts w:ascii="Arial" w:cs="Arial" w:eastAsia="Arial" w:hAnsi="Arial"/>
@@ -12138,7 +12138,7 @@
             <w:pPr>
               <w:spacing w:after="20" w:before="0"/>
             </w:pPr>
-            <w:hyperlink w:history="1" r:id="rIdpuppvc1knvpjsvdv4slqw">
+            <w:hyperlink w:history="1" r:id="rIdnatplw4u_byreesj7g_4e">
               <w:r>
                 <w:rPr>
                   <w:rFonts w:ascii="Arial" w:cs="Arial" w:eastAsia="Arial" w:hAnsi="Arial"/>
@@ -12171,7 +12171,7 @@
               <w:spacing w:after="10" w:before="0"/>
               <w:ind w:left="120"/>
             </w:pPr>
-            <w:hyperlink w:history="1" r:id="rId22myjvd7e1xacxon6um8z">
+            <w:hyperlink w:history="1" r:id="rIdktlr_zgglwrxrr3ja9kfy">
               <w:r>
                 <w:rPr>
                   <w:rFonts w:ascii="Arial" w:cs="Arial" w:eastAsia="Arial" w:hAnsi="Arial"/>
@@ -12371,7 +12371,7 @@
             <w:pPr>
               <w:spacing w:after="20" w:before="0"/>
             </w:pPr>
-            <w:hyperlink w:history="1" r:id="rIdlslwoixxvtvztib5znsbq">
+            <w:hyperlink w:history="1" r:id="rIdejhuq-qck7-ecftf-7sns">
               <w:r>
                 <w:rPr>
                   <w:rFonts w:ascii="Arial" w:cs="Arial" w:eastAsia="Arial" w:hAnsi="Arial"/>
@@ -12404,7 +12404,7 @@
               <w:spacing w:after="10" w:before="0"/>
               <w:ind w:left="120"/>
             </w:pPr>
-            <w:hyperlink w:history="1" r:id="rIdvudxa4oegvwok-bvot3n4">
+            <w:hyperlink w:history="1" r:id="rIdvrbob4htuzrthkrax1bul">
               <w:r>
                 <w:rPr>
                   <w:rFonts w:ascii="Arial" w:cs="Arial" w:eastAsia="Arial" w:hAnsi="Arial"/>
@@ -12449,7 +12449,7 @@
             <w:pPr>
               <w:spacing w:after="20" w:before="0"/>
             </w:pPr>
-            <w:hyperlink w:history="1" r:id="rIdxa4qz7qhl5q3txuqou9bf">
+            <w:hyperlink w:history="1" r:id="rIdumfqfwyuroekdrzem0mrd">
               <w:r>
                 <w:rPr>
                   <w:rFonts w:ascii="Arial" w:cs="Arial" w:eastAsia="Arial" w:hAnsi="Arial"/>
@@ -12482,7 +12482,7 @@
               <w:spacing w:after="10" w:before="0"/>
               <w:ind w:left="120"/>
             </w:pPr>
-            <w:hyperlink w:history="1" r:id="rIdxydyywgdr3exzxfc9m8ew">
+            <w:hyperlink w:history="1" r:id="rId7uey4dayxbu7biyvzt2kz">
               <w:r>
                 <w:rPr>
                   <w:rFonts w:ascii="Arial" w:cs="Arial" w:eastAsia="Arial" w:hAnsi="Arial"/>
@@ -12682,7 +12682,7 @@
             <w:pPr>
               <w:spacing w:after="20" w:before="0"/>
             </w:pPr>
-            <w:hyperlink w:history="1" r:id="rId-k_cvj_knkcjwh1gzqh-x">
+            <w:hyperlink w:history="1" r:id="rId7hzkhjdke3d6uhybvjumr">
               <w:r>
                 <w:rPr>
                   <w:rFonts w:ascii="Arial" w:cs="Arial" w:eastAsia="Arial" w:hAnsi="Arial"/>
@@ -12731,7 +12731,7 @@
               <w:spacing w:after="10" w:before="0"/>
               <w:ind w:left="120"/>
             </w:pPr>
-            <w:hyperlink w:history="1" r:id="rId9skfdjuyri-fh_ijooeqw">
+            <w:hyperlink w:history="1" r:id="rIdvltwsexl9fofzuc6ox7nn">
               <w:r>
                 <w:rPr>
                   <w:rFonts w:ascii="Arial" w:cs="Arial" w:eastAsia="Arial" w:hAnsi="Arial"/>
@@ -12776,7 +12776,7 @@
             <w:pPr>
               <w:spacing w:after="20" w:before="0"/>
             </w:pPr>
-            <w:hyperlink w:history="1" r:id="rIdtuyhs36zgim343zhls758">
+            <w:hyperlink w:history="1" r:id="rIdpxiogmbeywjyykxgmekyw">
               <w:r>
                 <w:rPr>
                   <w:rFonts w:ascii="Arial" w:cs="Arial" w:eastAsia="Arial" w:hAnsi="Arial"/>
@@ -12809,7 +12809,7 @@
               <w:spacing w:after="10" w:before="0"/>
               <w:ind w:left="120"/>
             </w:pPr>
-            <w:hyperlink w:history="1" r:id="rIdw-o12xg6cjqpjgrhcu5ny">
+            <w:hyperlink w:history="1" r:id="rIdpvgy5xuv60b37veyw3dyq">
               <w:r>
                 <w:rPr>
                   <w:rFonts w:ascii="Arial" w:cs="Arial" w:eastAsia="Arial" w:hAnsi="Arial"/>
@@ -13009,7 +13009,7 @@
             <w:pPr>
               <w:spacing w:after="20" w:before="0"/>
             </w:pPr>
-            <w:hyperlink w:history="1" r:id="rIdiuv8ychoocp5o79gntx0g">
+            <w:hyperlink w:history="1" r:id="rId8lrp9uifnonnnvoithihi">
               <w:r>
                 <w:rPr>
                   <w:rFonts w:ascii="Arial" w:cs="Arial" w:eastAsia="Arial" w:hAnsi="Arial"/>
@@ -13058,7 +13058,7 @@
               <w:spacing w:after="10" w:before="0"/>
               <w:ind w:left="120"/>
             </w:pPr>
-            <w:hyperlink w:history="1" r:id="rIdavvtzhwvnytorawzyxrn1">
+            <w:hyperlink w:history="1" r:id="rId9knegy2psy8qu--bzmnvo">
               <w:r>
                 <w:rPr>
                   <w:rFonts w:ascii="Arial" w:cs="Arial" w:eastAsia="Arial" w:hAnsi="Arial"/>
@@ -13103,7 +13103,7 @@
             <w:pPr>
               <w:spacing w:after="20" w:before="0"/>
             </w:pPr>
-            <w:hyperlink w:history="1" r:id="rId1xrwm-pcasczskqy8y0ba">
+            <w:hyperlink w:history="1" r:id="rIdrnvoktx7ayryf-drebqcl">
               <w:r>
                 <w:rPr>
                   <w:rFonts w:ascii="Arial" w:cs="Arial" w:eastAsia="Arial" w:hAnsi="Arial"/>
@@ -13136,7 +13136,7 @@
               <w:spacing w:after="10" w:before="0"/>
               <w:ind w:left="120"/>
             </w:pPr>
-            <w:hyperlink w:history="1" r:id="rIdbpbpvxxdgidcp1izaclkq">
+            <w:hyperlink w:history="1" r:id="rIdhth0ghatw6-eazkybjzm8">
               <w:r>
                 <w:rPr>
                   <w:rFonts w:ascii="Arial" w:cs="Arial" w:eastAsia="Arial" w:hAnsi="Arial"/>
@@ -13336,7 +13336,7 @@
             <w:pPr>
               <w:spacing w:after="20" w:before="0"/>
             </w:pPr>
-            <w:hyperlink w:history="1" r:id="rIdym5xwu9-wf3aj7x0fcasc">
+            <w:hyperlink w:history="1" r:id="rIdszd_-z53bodhjmtmexdb9">
               <w:r>
                 <w:rPr>
                   <w:rFonts w:ascii="Arial" w:cs="Arial" w:eastAsia="Arial" w:hAnsi="Arial"/>
@@ -13385,7 +13385,7 @@
               <w:spacing w:after="10" w:before="0"/>
               <w:ind w:left="120"/>
             </w:pPr>
-            <w:hyperlink w:history="1" r:id="rIduccgiz1hckrx6kncmskjl">
+            <w:hyperlink w:history="1" r:id="rId5crovk0gka9q4giiwlwsz">
               <w:r>
                 <w:rPr>
                   <w:rFonts w:ascii="Arial" w:cs="Arial" w:eastAsia="Arial" w:hAnsi="Arial"/>
@@ -13430,7 +13430,7 @@
             <w:pPr>
               <w:spacing w:after="20" w:before="0"/>
             </w:pPr>
-            <w:hyperlink w:history="1" r:id="rIdayzrz68vcwgocda-arpek">
+            <w:hyperlink w:history="1" r:id="rId_msgmkwzjm5cv2phaoxu1">
               <w:r>
                 <w:rPr>
                   <w:rFonts w:ascii="Arial" w:cs="Arial" w:eastAsia="Arial" w:hAnsi="Arial"/>
@@ -13463,7 +13463,7 @@
               <w:spacing w:after="10" w:before="0"/>
               <w:ind w:left="120"/>
             </w:pPr>
-            <w:hyperlink w:history="1" r:id="rIdo3ojw2sbf-yqtsxfnwnoj">
+            <w:hyperlink w:history="1" r:id="rIdtgz7vxzcxm8lqwg5byfl7">
               <w:r>
                 <w:rPr>
                   <w:rFonts w:ascii="Arial" w:cs="Arial" w:eastAsia="Arial" w:hAnsi="Arial"/>
@@ -13988,7 +13988,7 @@
         </w:rPr>
         <w:t xml:space="preserve">© 2026 SeaVuria and ARES. Aligned with KICD objectives. Developed by SeaVuria; technical implementation by ARES (with AI assistance from Claude). Licensed under </w:t>
       </w:r>
-      <w:hyperlink w:history="1" r:id="rId2leude45dtkuwoetqbcke">
+      <w:hyperlink w:history="1" r:id="rIdbiu4tmaapmintwd2guzm4">
         <w:r>
           <w:rPr>
             <w:rFonts w:ascii="Arial" w:cs="Arial" w:eastAsia="Arial" w:hAnsi="Arial"/>
@@ -14009,7 +14009,7 @@
         </w:rPr>
         <w:t xml:space="preserve"> (</w:t>
       </w:r>
-      <w:hyperlink w:history="1" r:id="rIdyzp1vdtumfxboddam6cwp">
+      <w:hyperlink w:history="1" r:id="rIduttf5xuuy9wd82de_6n-x">
         <w:r>
           <w:rPr>
             <w:rFonts w:ascii="Arial" w:cs="Arial" w:eastAsia="Arial" w:hAnsi="Arial"/>
@@ -15049,7 +15049,7 @@
             <w:pPr>
               <w:spacing w:after="20" w:before="0"/>
             </w:pPr>
-            <w:hyperlink w:history="1" r:id="rIdt_5lw4b_clvqnr2mmzqs2">
+            <w:hyperlink w:history="1" r:id="rId6syj4f0nk7cf0ze0l99d7">
               <w:r>
                 <w:rPr>
                   <w:rFonts w:ascii="Arial" w:cs="Arial" w:eastAsia="Arial" w:hAnsi="Arial"/>
@@ -15082,7 +15082,7 @@
               <w:spacing w:after="10" w:before="0"/>
               <w:ind w:left="120"/>
             </w:pPr>
-            <w:hyperlink w:history="1" r:id="rIdqexcg3wfptjy2y9iedugr">
+            <w:hyperlink w:history="1" r:id="rIdh_n1zdiwb3wupb3tys8d1">
               <w:r>
                 <w:rPr>
                   <w:rFonts w:ascii="Arial" w:cs="Arial" w:eastAsia="Arial" w:hAnsi="Arial"/>
@@ -15127,7 +15127,7 @@
             <w:pPr>
               <w:spacing w:after="20" w:before="0"/>
             </w:pPr>
-            <w:hyperlink w:history="1" r:id="rIdmf7kpngfh27ou2anyf0ot">
+            <w:hyperlink w:history="1" r:id="rIdsr68un_bhszd-4ykwsngt">
               <w:r>
                 <w:rPr>
                   <w:rFonts w:ascii="Arial" w:cs="Arial" w:eastAsia="Arial" w:hAnsi="Arial"/>
@@ -15160,7 +15160,7 @@
               <w:spacing w:after="10" w:before="0"/>
               <w:ind w:left="120"/>
             </w:pPr>
-            <w:hyperlink w:history="1" r:id="rIdbxhlv8ydpnflc8ebfputg">
+            <w:hyperlink w:history="1" r:id="rIdhtfnuzptnsy-gdaannozd">
               <w:r>
                 <w:rPr>
                   <w:rFonts w:ascii="Arial" w:cs="Arial" w:eastAsia="Arial" w:hAnsi="Arial"/>
@@ -15360,7 +15360,7 @@
             <w:pPr>
               <w:spacing w:after="20" w:before="0"/>
             </w:pPr>
-            <w:hyperlink w:history="1" r:id="rIdvbsektksbtkubvys8sdyx">
+            <w:hyperlink w:history="1" r:id="rId66cf_e55n-nkuux8smkuv">
               <w:r>
                 <w:rPr>
                   <w:rFonts w:ascii="Arial" w:cs="Arial" w:eastAsia="Arial" w:hAnsi="Arial"/>
@@ -15393,7 +15393,7 @@
               <w:spacing w:after="10" w:before="0"/>
               <w:ind w:left="120"/>
             </w:pPr>
-            <w:hyperlink w:history="1" r:id="rIdyujupxk_ivhu06lxevokf">
+            <w:hyperlink w:history="1" r:id="rIdmitgd-kjk-zavydkulqgr">
               <w:r>
                 <w:rPr>
                   <w:rFonts w:ascii="Arial" w:cs="Arial" w:eastAsia="Arial" w:hAnsi="Arial"/>
@@ -15438,7 +15438,7 @@
             <w:pPr>
               <w:spacing w:after="20" w:before="0"/>
             </w:pPr>
-            <w:hyperlink w:history="1" r:id="rIdtg7pftuvr529z-5ppc3cb">
+            <w:hyperlink w:history="1" r:id="rIdmf41qssn9a4lua1asfwwh">
               <w:r>
                 <w:rPr>
                   <w:rFonts w:ascii="Arial" w:cs="Arial" w:eastAsia="Arial" w:hAnsi="Arial"/>
@@ -15471,7 +15471,7 @@
               <w:spacing w:after="10" w:before="0"/>
               <w:ind w:left="120"/>
             </w:pPr>
-            <w:hyperlink w:history="1" r:id="rIdvvi2bzy5cxxacgclyhsmx">
+            <w:hyperlink w:history="1" r:id="rIdr6vlmprmdsvluup50rzwt">
               <w:r>
                 <w:rPr>
                   <w:rFonts w:ascii="Arial" w:cs="Arial" w:eastAsia="Arial" w:hAnsi="Arial"/>
@@ -15671,7 +15671,7 @@
             <w:pPr>
               <w:spacing w:after="20" w:before="0"/>
             </w:pPr>
-            <w:hyperlink w:history="1" r:id="rIdqz-0dcaxiqdpccqmmqiqz">
+            <w:hyperlink w:history="1" r:id="rId3diorstkds2db5_f9poxx">
               <w:r>
                 <w:rPr>
                   <w:rFonts w:ascii="Arial" w:cs="Arial" w:eastAsia="Arial" w:hAnsi="Arial"/>
@@ -15704,7 +15704,7 @@
               <w:spacing w:after="10" w:before="0"/>
               <w:ind w:left="120"/>
             </w:pPr>
-            <w:hyperlink w:history="1" r:id="rIddzqgorsdf7gpvspukxthd">
+            <w:hyperlink w:history="1" r:id="rId3tzewxowcset11znghz-o">
               <w:r>
                 <w:rPr>
                   <w:rFonts w:ascii="Arial" w:cs="Arial" w:eastAsia="Arial" w:hAnsi="Arial"/>
@@ -15749,7 +15749,7 @@
             <w:pPr>
               <w:spacing w:after="20" w:before="0"/>
             </w:pPr>
-            <w:hyperlink w:history="1" r:id="rIdsuhcagn3bjziq_4f2nrf5">
+            <w:hyperlink w:history="1" r:id="rId0bmntqkemrh68retbe21n">
               <w:r>
                 <w:rPr>
                   <w:rFonts w:ascii="Arial" w:cs="Arial" w:eastAsia="Arial" w:hAnsi="Arial"/>
@@ -15782,7 +15782,7 @@
               <w:spacing w:after="10" w:before="0"/>
               <w:ind w:left="120"/>
             </w:pPr>
-            <w:hyperlink w:history="1" r:id="rId37gyvifoieki_ml-uz9fs">
+            <w:hyperlink w:history="1" r:id="rId_tijbccm0n7p27m4uiayp">
               <w:r>
                 <w:rPr>
                   <w:rFonts w:ascii="Arial" w:cs="Arial" w:eastAsia="Arial" w:hAnsi="Arial"/>
@@ -15982,7 +15982,7 @@
             <w:pPr>
               <w:spacing w:after="20" w:before="0"/>
             </w:pPr>
-            <w:hyperlink w:history="1" r:id="rId1fe9qkjnj2l6zqbevuh2s">
+            <w:hyperlink w:history="1" r:id="rIdfkyiroq27j-b-3_omphal">
               <w:r>
                 <w:rPr>
                   <w:rFonts w:ascii="Arial" w:cs="Arial" w:eastAsia="Arial" w:hAnsi="Arial"/>
@@ -16015,7 +16015,7 @@
               <w:spacing w:after="10" w:before="0"/>
               <w:ind w:left="120"/>
             </w:pPr>
-            <w:hyperlink w:history="1" r:id="rIdfpx5yvm7vfuwpyv-8cgs2">
+            <w:hyperlink w:history="1" r:id="rIdflkuzpllzg3cmy9v-w_fw">
               <w:r>
                 <w:rPr>
                   <w:rFonts w:ascii="Arial" w:cs="Arial" w:eastAsia="Arial" w:hAnsi="Arial"/>
@@ -16060,7 +16060,7 @@
             <w:pPr>
               <w:spacing w:after="20" w:before="0"/>
             </w:pPr>
-            <w:hyperlink w:history="1" r:id="rIdarkod2bqcdy74zkqpminu">
+            <w:hyperlink w:history="1" r:id="rIdlxlz44szoyrgcrkqaohll">
               <w:r>
                 <w:rPr>
                   <w:rFonts w:ascii="Arial" w:cs="Arial" w:eastAsia="Arial" w:hAnsi="Arial"/>
@@ -16093,7 +16093,7 @@
               <w:spacing w:after="10" w:before="0"/>
               <w:ind w:left="120"/>
             </w:pPr>
-            <w:hyperlink w:history="1" r:id="rId58uk2ir4nrzxhh-uldanm">
+            <w:hyperlink w:history="1" r:id="rId7orwely0utar025wnsmdv">
               <w:r>
                 <w:rPr>
                   <w:rFonts w:ascii="Arial" w:cs="Arial" w:eastAsia="Arial" w:hAnsi="Arial"/>
@@ -16293,7 +16293,7 @@
             <w:pPr>
               <w:spacing w:after="20" w:before="0"/>
             </w:pPr>
-            <w:hyperlink w:history="1" r:id="rIdclgdc_truggcbs8w0cc5y">
+            <w:hyperlink w:history="1" r:id="rIdge86orgndf0nsr8xqlaju">
               <w:r>
                 <w:rPr>
                   <w:rFonts w:ascii="Arial" w:cs="Arial" w:eastAsia="Arial" w:hAnsi="Arial"/>
@@ -16342,7 +16342,7 @@
               <w:spacing w:after="10" w:before="0"/>
               <w:ind w:left="120"/>
             </w:pPr>
-            <w:hyperlink w:history="1" r:id="rIdgjyhx_edisy8qy01k23ac">
+            <w:hyperlink w:history="1" r:id="rIdhsezsr5yuxiu0k2pxd2v3">
               <w:r>
                 <w:rPr>
                   <w:rFonts w:ascii="Arial" w:cs="Arial" w:eastAsia="Arial" w:hAnsi="Arial"/>
@@ -16387,7 +16387,7 @@
             <w:pPr>
               <w:spacing w:after="20" w:before="0"/>
             </w:pPr>
-            <w:hyperlink w:history="1" r:id="rIdj8cujvxrhs4okpzypiuph">
+            <w:hyperlink w:history="1" r:id="rIdrfxcndr__zbdqfm7umisc">
               <w:r>
                 <w:rPr>
                   <w:rFonts w:ascii="Arial" w:cs="Arial" w:eastAsia="Arial" w:hAnsi="Arial"/>
@@ -16420,7 +16420,7 @@
               <w:spacing w:after="10" w:before="0"/>
               <w:ind w:left="120"/>
             </w:pPr>
-            <w:hyperlink w:history="1" r:id="rIdxlpmgr9jmgk13hfjvngsm">
+            <w:hyperlink w:history="1" r:id="rIdk8t9dnedg2dcdr7mfcrtr">
               <w:r>
                 <w:rPr>
                   <w:rFonts w:ascii="Arial" w:cs="Arial" w:eastAsia="Arial" w:hAnsi="Arial"/>
@@ -16945,7 +16945,7 @@
         </w:rPr>
         <w:t xml:space="preserve">© 2026 SeaVuria and ARES. Aligned with KICD objectives. Developed by SeaVuria; technical implementation by ARES (with AI assistance from Claude). Licensed under </w:t>
       </w:r>
-      <w:hyperlink w:history="1" r:id="rIdqwvf4eprywxpmwxngrqwr">
+      <w:hyperlink w:history="1" r:id="rIdjrqpbxaiil7rwvuyngndo">
         <w:r>
           <w:rPr>
             <w:rFonts w:ascii="Arial" w:cs="Arial" w:eastAsia="Arial" w:hAnsi="Arial"/>
@@ -16966,7 +16966,7 @@
         </w:rPr>
         <w:t xml:space="preserve"> (</w:t>
       </w:r>
-      <w:hyperlink w:history="1" r:id="rIdmujm4ew5_tl2gdd8odol7">
+      <w:hyperlink w:history="1" r:id="rIdcro9efbu2dvax51on9nd_">
         <w:r>
           <w:rPr>
             <w:rFonts w:ascii="Arial" w:cs="Arial" w:eastAsia="Arial" w:hAnsi="Arial"/>
@@ -18006,7 +18006,7 @@
             <w:pPr>
               <w:spacing w:after="20" w:before="0"/>
             </w:pPr>
-            <w:hyperlink w:history="1" r:id="rIdd19i9whx8myfshtmaa4om">
+            <w:hyperlink w:history="1" r:id="rIdrwgqoj7xuvl-qa_exmsap">
               <w:r>
                 <w:rPr>
                   <w:rFonts w:ascii="Arial" w:cs="Arial" w:eastAsia="Arial" w:hAnsi="Arial"/>
@@ -18039,7 +18039,7 @@
               <w:spacing w:after="10" w:before="0"/>
               <w:ind w:left="120"/>
             </w:pPr>
-            <w:hyperlink w:history="1" r:id="rIdxozd0ilvmhiej4ca2jhrw">
+            <w:hyperlink w:history="1" r:id="rIdn4tobrmyixb1zkffkiz5y">
               <w:r>
                 <w:rPr>
                   <w:rFonts w:ascii="Arial" w:cs="Arial" w:eastAsia="Arial" w:hAnsi="Arial"/>
@@ -18084,7 +18084,7 @@
             <w:pPr>
               <w:spacing w:after="20" w:before="0"/>
             </w:pPr>
-            <w:hyperlink w:history="1" r:id="rIdsv_qnz6067fhqhnanjrrw">
+            <w:hyperlink w:history="1" r:id="rIdoofqad9qgfkce2_-xoub9">
               <w:r>
                 <w:rPr>
                   <w:rFonts w:ascii="Arial" w:cs="Arial" w:eastAsia="Arial" w:hAnsi="Arial"/>
@@ -18117,7 +18117,7 @@
               <w:spacing w:after="10" w:before="0"/>
               <w:ind w:left="120"/>
             </w:pPr>
-            <w:hyperlink w:history="1" r:id="rId42e2mqgv27byd3jtwiqiu">
+            <w:hyperlink w:history="1" r:id="rIdhshyfqnuuxjug42ghhx5b">
               <w:r>
                 <w:rPr>
                   <w:rFonts w:ascii="Arial" w:cs="Arial" w:eastAsia="Arial" w:hAnsi="Arial"/>
@@ -18317,7 +18317,7 @@
             <w:pPr>
               <w:spacing w:after="20" w:before="0"/>
             </w:pPr>
-            <w:hyperlink w:history="1" r:id="rId0iioamhkukwzgngftu1fd">
+            <w:hyperlink w:history="1" r:id="rIdve21eph80_q-6hlqgi-kp">
               <w:r>
                 <w:rPr>
                   <w:rFonts w:ascii="Arial" w:cs="Arial" w:eastAsia="Arial" w:hAnsi="Arial"/>
@@ -18350,7 +18350,7 @@
               <w:spacing w:after="10" w:before="0"/>
               <w:ind w:left="120"/>
             </w:pPr>
-            <w:hyperlink w:history="1" r:id="rIdl6lvwzpqwk6xbsrghdr5n">
+            <w:hyperlink w:history="1" r:id="rIdehypvnrtb8hl0f3jxbgk5">
               <w:r>
                 <w:rPr>
                   <w:rFonts w:ascii="Arial" w:cs="Arial" w:eastAsia="Arial" w:hAnsi="Arial"/>
@@ -18395,7 +18395,7 @@
             <w:pPr>
               <w:spacing w:after="20" w:before="0"/>
             </w:pPr>
-            <w:hyperlink w:history="1" r:id="rIdokph4yasvqrlg-rfvbvaj">
+            <w:hyperlink w:history="1" r:id="rIdwpbd3hw14qjodlnwzjmjc">
               <w:r>
                 <w:rPr>
                   <w:rFonts w:ascii="Arial" w:cs="Arial" w:eastAsia="Arial" w:hAnsi="Arial"/>
@@ -18428,7 +18428,7 @@
               <w:spacing w:after="10" w:before="0"/>
               <w:ind w:left="120"/>
             </w:pPr>
-            <w:hyperlink w:history="1" r:id="rIdbkfa72dgps3rauktplb_l">
+            <w:hyperlink w:history="1" r:id="rIdrkysy-tfkgu1_tnxxrunw">
               <w:r>
                 <w:rPr>
                   <w:rFonts w:ascii="Arial" w:cs="Arial" w:eastAsia="Arial" w:hAnsi="Arial"/>
@@ -18628,7 +18628,7 @@
             <w:pPr>
               <w:spacing w:after="20" w:before="0"/>
             </w:pPr>
-            <w:hyperlink w:history="1" r:id="rIdneamsi2az4-i8xox8xemi">
+            <w:hyperlink w:history="1" r:id="rIds7axvyr_cqlost_u5bh3d">
               <w:r>
                 <w:rPr>
                   <w:rFonts w:ascii="Arial" w:cs="Arial" w:eastAsia="Arial" w:hAnsi="Arial"/>
@@ -18661,7 +18661,7 @@
               <w:spacing w:after="10" w:before="0"/>
               <w:ind w:left="120"/>
             </w:pPr>
-            <w:hyperlink w:history="1" r:id="rIdcexz0b4c3ow8r7qzaaq3-">
+            <w:hyperlink w:history="1" r:id="rIdwn2jnhj5dkbsq2idnrxd_">
               <w:r>
                 <w:rPr>
                   <w:rFonts w:ascii="Arial" w:cs="Arial" w:eastAsia="Arial" w:hAnsi="Arial"/>
@@ -18706,7 +18706,7 @@
             <w:pPr>
               <w:spacing w:after="20" w:before="0"/>
             </w:pPr>
-            <w:hyperlink w:history="1" r:id="rIdlrehy7nuffkt--ah7rgl4">
+            <w:hyperlink w:history="1" r:id="rIdgdv22hfoxokns7kjunfv-">
               <w:r>
                 <w:rPr>
                   <w:rFonts w:ascii="Arial" w:cs="Arial" w:eastAsia="Arial" w:hAnsi="Arial"/>
@@ -18739,7 +18739,7 @@
               <w:spacing w:after="10" w:before="0"/>
               <w:ind w:left="120"/>
             </w:pPr>
-            <w:hyperlink w:history="1" r:id="rIdphhceftcqv5pxusjvibjr">
+            <w:hyperlink w:history="1" r:id="rIdpn33lg-hdkazrf_x7arez">
               <w:r>
                 <w:rPr>
                   <w:rFonts w:ascii="Arial" w:cs="Arial" w:eastAsia="Arial" w:hAnsi="Arial"/>
@@ -18939,7 +18939,7 @@
             <w:pPr>
               <w:spacing w:after="20" w:before="0"/>
             </w:pPr>
-            <w:hyperlink w:history="1" r:id="rIdbujkn0bnj485ulpzhwu-f">
+            <w:hyperlink w:history="1" r:id="rIdjpu0qxbgomhktvuaxj4on">
               <w:r>
                 <w:rPr>
                   <w:rFonts w:ascii="Arial" w:cs="Arial" w:eastAsia="Arial" w:hAnsi="Arial"/>
@@ -18972,7 +18972,7 @@
               <w:spacing w:after="10" w:before="0"/>
               <w:ind w:left="120"/>
             </w:pPr>
-            <w:hyperlink w:history="1" r:id="rIdln4wzvkb0q4hj-9xjvb-a">
+            <w:hyperlink w:history="1" r:id="rIdc4fz3bzrdxgovlpowb-qp">
               <w:r>
                 <w:rPr>
                   <w:rFonts w:ascii="Arial" w:cs="Arial" w:eastAsia="Arial" w:hAnsi="Arial"/>
@@ -19017,7 +19017,7 @@
             <w:pPr>
               <w:spacing w:after="20" w:before="0"/>
             </w:pPr>
-            <w:hyperlink w:history="1" r:id="rIdxbu3ntr5tlqnlrxkdbwkr">
+            <w:hyperlink w:history="1" r:id="rId0d8mls4wgek7plijx04uc">
               <w:r>
                 <w:rPr>
                   <w:rFonts w:ascii="Arial" w:cs="Arial" w:eastAsia="Arial" w:hAnsi="Arial"/>
@@ -19050,7 +19050,7 @@
               <w:spacing w:after="10" w:before="0"/>
               <w:ind w:left="120"/>
             </w:pPr>
-            <w:hyperlink w:history="1" r:id="rIdedihn58v8yj6ziii0dj6p">
+            <w:hyperlink w:history="1" r:id="rIdcac4sdtrbqdumdvuicwsj">
               <w:r>
                 <w:rPr>
                   <w:rFonts w:ascii="Arial" w:cs="Arial" w:eastAsia="Arial" w:hAnsi="Arial"/>
@@ -19250,7 +19250,7 @@
             <w:pPr>
               <w:spacing w:after="20" w:before="0"/>
             </w:pPr>
-            <w:hyperlink w:history="1" r:id="rId_gwun6gdnln12u1pgkss_">
+            <w:hyperlink w:history="1" r:id="rId0bxatntimg5aq5bxwx-br">
               <w:r>
                 <w:rPr>
                   <w:rFonts w:ascii="Arial" w:cs="Arial" w:eastAsia="Arial" w:hAnsi="Arial"/>
@@ -19283,7 +19283,7 @@
               <w:spacing w:after="10" w:before="0"/>
               <w:ind w:left="120"/>
             </w:pPr>
-            <w:hyperlink w:history="1" r:id="rIddl6rihtboupnqxoysj_w1">
+            <w:hyperlink w:history="1" r:id="rIdi-vs0b0sqnp5cjhjea7mf">
               <w:r>
                 <w:rPr>
                   <w:rFonts w:ascii="Arial" w:cs="Arial" w:eastAsia="Arial" w:hAnsi="Arial"/>
@@ -19328,7 +19328,7 @@
             <w:pPr>
               <w:spacing w:after="20" w:before="0"/>
             </w:pPr>
-            <w:hyperlink w:history="1" r:id="rIdsnmvrgktrr8jxbq6cksyr">
+            <w:hyperlink w:history="1" r:id="rId__oyxie_6rhtkkfsy0vdg">
               <w:r>
                 <w:rPr>
                   <w:rFonts w:ascii="Arial" w:cs="Arial" w:eastAsia="Arial" w:hAnsi="Arial"/>
@@ -19361,7 +19361,7 @@
               <w:spacing w:after="10" w:before="0"/>
               <w:ind w:left="120"/>
             </w:pPr>
-            <w:hyperlink w:history="1" r:id="rId4qyp9p3w02kv-2omqv7rt">
+            <w:hyperlink w:history="1" r:id="rIdt2omwekgyfvvhyn5omv2i">
               <w:r>
                 <w:rPr>
                   <w:rFonts w:ascii="Arial" w:cs="Arial" w:eastAsia="Arial" w:hAnsi="Arial"/>
@@ -19886,7 +19886,7 @@
         </w:rPr>
         <w:t xml:space="preserve">© 2026 SeaVuria and ARES. Aligned with KICD objectives. Developed by SeaVuria; technical implementation by ARES (with AI assistance from Claude). Licensed under </w:t>
       </w:r>
-      <w:hyperlink w:history="1" r:id="rIdrkxred5yev-5s8bwoovjz">
+      <w:hyperlink w:history="1" r:id="rIdtxmh1d2oe2lle32gu01di">
         <w:r>
           <w:rPr>
             <w:rFonts w:ascii="Arial" w:cs="Arial" w:eastAsia="Arial" w:hAnsi="Arial"/>
@@ -19907,7 +19907,7 @@
         </w:rPr>
         <w:t xml:space="preserve"> (</w:t>
       </w:r>
-      <w:hyperlink w:history="1" r:id="rIdzhofrvn01edzsebp1cldr">
+      <w:hyperlink w:history="1" r:id="rId0zooonl2o7_ehp_r346qq">
         <w:r>
           <w:rPr>
             <w:rFonts w:ascii="Arial" w:cs="Arial" w:eastAsia="Arial" w:hAnsi="Arial"/>
@@ -20947,7 +20947,7 @@
             <w:pPr>
               <w:spacing w:after="20" w:before="0"/>
             </w:pPr>
-            <w:hyperlink w:history="1" r:id="rIdptgt1uk_g0fw0wi735jhf">
+            <w:hyperlink w:history="1" r:id="rId-27osfhucq9q6czeus1sx">
               <w:r>
                 <w:rPr>
                   <w:rFonts w:ascii="Arial" w:cs="Arial" w:eastAsia="Arial" w:hAnsi="Arial"/>
@@ -20996,7 +20996,7 @@
               <w:spacing w:after="10" w:before="0"/>
               <w:ind w:left="120"/>
             </w:pPr>
-            <w:hyperlink w:history="1" r:id="rIdg4tv59e3sgle_fe1wrtqb">
+            <w:hyperlink w:history="1" r:id="rIdvx0uxu13d5gystg8beqvb">
               <w:r>
                 <w:rPr>
                   <w:rFonts w:ascii="Arial" w:cs="Arial" w:eastAsia="Arial" w:hAnsi="Arial"/>
@@ -21041,7 +21041,7 @@
             <w:pPr>
               <w:spacing w:after="20" w:before="0"/>
             </w:pPr>
-            <w:hyperlink w:history="1" r:id="rIdzskfhyypz58g9xqicpbem">
+            <w:hyperlink w:history="1" r:id="rIdc-ks-nmppage8qd1onw_s">
               <w:r>
                 <w:rPr>
                   <w:rFonts w:ascii="Arial" w:cs="Arial" w:eastAsia="Arial" w:hAnsi="Arial"/>
@@ -21074,7 +21074,7 @@
               <w:spacing w:after="10" w:before="0"/>
               <w:ind w:left="120"/>
             </w:pPr>
-            <w:hyperlink w:history="1" r:id="rIdxa2chvimqk7gqyfgla-s9">
+            <w:hyperlink w:history="1" r:id="rIdmnlqr0tzvj0isgjcqlixz">
               <w:r>
                 <w:rPr>
                   <w:rFonts w:ascii="Arial" w:cs="Arial" w:eastAsia="Arial" w:hAnsi="Arial"/>
@@ -21274,7 +21274,7 @@
             <w:pPr>
               <w:spacing w:after="20" w:before="0"/>
             </w:pPr>
-            <w:hyperlink w:history="1" r:id="rId4vtad3lde40rqsgndwu1b">
+            <w:hyperlink w:history="1" r:id="rIdpxvihnmar4xczisun7vx-">
               <w:r>
                 <w:rPr>
                   <w:rFonts w:ascii="Arial" w:cs="Arial" w:eastAsia="Arial" w:hAnsi="Arial"/>
@@ -21323,7 +21323,7 @@
               <w:spacing w:after="10" w:before="0"/>
               <w:ind w:left="120"/>
             </w:pPr>
-            <w:hyperlink w:history="1" r:id="rIdlfezfxa9j0wu90xxvqhsh">
+            <w:hyperlink w:history="1" r:id="rIddp5g0hjdvsv8jhksmmkse">
               <w:r>
                 <w:rPr>
                   <w:rFonts w:ascii="Arial" w:cs="Arial" w:eastAsia="Arial" w:hAnsi="Arial"/>
@@ -21368,7 +21368,7 @@
             <w:pPr>
               <w:spacing w:after="20" w:before="0"/>
             </w:pPr>
-            <w:hyperlink w:history="1" r:id="rIdeilgnttqpkdvrjdjeljek">
+            <w:hyperlink w:history="1" r:id="rIdze-qgb7vrghlm4r8qqfxe">
               <w:r>
                 <w:rPr>
                   <w:rFonts w:ascii="Arial" w:cs="Arial" w:eastAsia="Arial" w:hAnsi="Arial"/>
@@ -21401,7 +21401,7 @@
               <w:spacing w:after="10" w:before="0"/>
               <w:ind w:left="120"/>
             </w:pPr>
-            <w:hyperlink w:history="1" r:id="rIdzmdd3rlok590n9bt18bxr">
+            <w:hyperlink w:history="1" r:id="rIdxmizkectfjjzjnwnnv48r">
               <w:r>
                 <w:rPr>
                   <w:rFonts w:ascii="Arial" w:cs="Arial" w:eastAsia="Arial" w:hAnsi="Arial"/>
@@ -21601,7 +21601,7 @@
             <w:pPr>
               <w:spacing w:after="20" w:before="0"/>
             </w:pPr>
-            <w:hyperlink w:history="1" r:id="rIddo5rbxdjccg042cnckql-">
+            <w:hyperlink w:history="1" r:id="rId1ezpseuyorjfgpell5_1p">
               <w:r>
                 <w:rPr>
                   <w:rFonts w:ascii="Arial" w:cs="Arial" w:eastAsia="Arial" w:hAnsi="Arial"/>
@@ -21650,7 +21650,7 @@
               <w:spacing w:after="10" w:before="0"/>
               <w:ind w:left="120"/>
             </w:pPr>
-            <w:hyperlink w:history="1" r:id="rIdkbnih-tnrkuuidg4bxj0c">
+            <w:hyperlink w:history="1" r:id="rIdbzr6yaugzkvy9xuj2psnb">
               <w:r>
                 <w:rPr>
                   <w:rFonts w:ascii="Arial" w:cs="Arial" w:eastAsia="Arial" w:hAnsi="Arial"/>
@@ -21695,7 +21695,7 @@
             <w:pPr>
               <w:spacing w:after="20" w:before="0"/>
             </w:pPr>
-            <w:hyperlink w:history="1" r:id="rIddrnmdxph4_wj2zrljylfv">
+            <w:hyperlink w:history="1" r:id="rId-myooatv2imbp3wj6xchb">
               <w:r>
                 <w:rPr>
                   <w:rFonts w:ascii="Arial" w:cs="Arial" w:eastAsia="Arial" w:hAnsi="Arial"/>
@@ -21744,7 +21744,7 @@
               <w:spacing w:after="10" w:before="0"/>
               <w:ind w:left="120"/>
             </w:pPr>
-            <w:hyperlink w:history="1" r:id="rIdluotigeg0xi-mkfinjte5">
+            <w:hyperlink w:history="1" r:id="rIdejruyqryptbzk-j-tvxhd">
               <w:r>
                 <w:rPr>
                   <w:rFonts w:ascii="Arial" w:cs="Arial" w:eastAsia="Arial" w:hAnsi="Arial"/>
@@ -21944,7 +21944,7 @@
             <w:pPr>
               <w:spacing w:after="20" w:before="0"/>
             </w:pPr>
-            <w:hyperlink w:history="1" r:id="rIde3lj5yu36f9gf7svdy0l2">
+            <w:hyperlink w:history="1" r:id="rIdf9yv8p_dpr2695ho4f1iu">
               <w:r>
                 <w:rPr>
                   <w:rFonts w:ascii="Arial" w:cs="Arial" w:eastAsia="Arial" w:hAnsi="Arial"/>
@@ -21993,7 +21993,7 @@
               <w:spacing w:after="10" w:before="0"/>
               <w:ind w:left="120"/>
             </w:pPr>
-            <w:hyperlink w:history="1" r:id="rId9zsmwoiqyqonod6ipaalo">
+            <w:hyperlink w:history="1" r:id="rIdmb1v9gfgay2phascveztd">
               <w:r>
                 <w:rPr>
                   <w:rFonts w:ascii="Arial" w:cs="Arial" w:eastAsia="Arial" w:hAnsi="Arial"/>
@@ -22038,7 +22038,7 @@
             <w:pPr>
               <w:spacing w:after="20" w:before="0"/>
             </w:pPr>
-            <w:hyperlink w:history="1" r:id="rId0rxf_szgnuszcgkxlg6xy">
+            <w:hyperlink w:history="1" r:id="rIdkv8qxhgh0cy7qtj9mkwmh">
               <w:r>
                 <w:rPr>
                   <w:rFonts w:ascii="Arial" w:cs="Arial" w:eastAsia="Arial" w:hAnsi="Arial"/>
@@ -22071,7 +22071,7 @@
               <w:spacing w:after="10" w:before="0"/>
               <w:ind w:left="120"/>
             </w:pPr>
-            <w:hyperlink w:history="1" r:id="rIdahbjydht9ow9fz_ldtlvn">
+            <w:hyperlink w:history="1" r:id="rIddrzp4ymjblnt0_tp7vpbn">
               <w:r>
                 <w:rPr>
                   <w:rFonts w:ascii="Arial" w:cs="Arial" w:eastAsia="Arial" w:hAnsi="Arial"/>
@@ -22271,7 +22271,7 @@
             <w:pPr>
               <w:spacing w:after="20" w:before="0"/>
             </w:pPr>
-            <w:hyperlink w:history="1" r:id="rIdu0bby3pf8bxnzk7hk7nbp">
+            <w:hyperlink w:history="1" r:id="rIdany73cwocd0pxodjx-hbw">
               <w:r>
                 <w:rPr>
                   <w:rFonts w:ascii="Arial" w:cs="Arial" w:eastAsia="Arial" w:hAnsi="Arial"/>
@@ -22320,7 +22320,7 @@
               <w:spacing w:after="10" w:before="0"/>
               <w:ind w:left="120"/>
             </w:pPr>
-            <w:hyperlink w:history="1" r:id="rIdrorb-rt4xk5xbbaqlcuv5">
+            <w:hyperlink w:history="1" r:id="rIdwrgsikn4vnehtpknw4xkk">
               <w:r>
                 <w:rPr>
                   <w:rFonts w:ascii="Arial" w:cs="Arial" w:eastAsia="Arial" w:hAnsi="Arial"/>
@@ -22365,7 +22365,7 @@
             <w:pPr>
               <w:spacing w:after="20" w:before="0"/>
             </w:pPr>
-            <w:hyperlink w:history="1" r:id="rId6lik8zqnpuwk0fbkyhofo">
+            <w:hyperlink w:history="1" r:id="rIdd7k_5emfvjg-mmh6lwsuq">
               <w:r>
                 <w:rPr>
                   <w:rFonts w:ascii="Arial" w:cs="Arial" w:eastAsia="Arial" w:hAnsi="Arial"/>
@@ -22398,7 +22398,7 @@
               <w:spacing w:after="10" w:before="0"/>
               <w:ind w:left="120"/>
             </w:pPr>
-            <w:hyperlink w:history="1" r:id="rIdpjlw1ozkfrnxptyv03vln">
+            <w:hyperlink w:history="1" r:id="rId8dz6m6wgp0x5dfjnlptj5">
               <w:r>
                 <w:rPr>
                   <w:rFonts w:ascii="Arial" w:cs="Arial" w:eastAsia="Arial" w:hAnsi="Arial"/>
@@ -22923,7 +22923,7 @@
         </w:rPr>
         <w:t xml:space="preserve">© 2026 SeaVuria and ARES. Aligned with KICD objectives. Developed by SeaVuria; technical implementation by ARES (with AI assistance from Claude). Licensed under </w:t>
       </w:r>
-      <w:hyperlink w:history="1" r:id="rIdjlloibqqiutddpa-tpvqd">
+      <w:hyperlink w:history="1" r:id="rIdbtqqqezagmtwxldmu8-yk">
         <w:r>
           <w:rPr>
             <w:rFonts w:ascii="Arial" w:cs="Arial" w:eastAsia="Arial" w:hAnsi="Arial"/>
@@ -22944,7 +22944,7 @@
         </w:rPr>
         <w:t xml:space="preserve"> (</w:t>
       </w:r>
-      <w:hyperlink w:history="1" r:id="rIdnnnlaklc98yd8-zshzjek">
+      <w:hyperlink w:history="1" r:id="rIddehhvrnnnf9ffhpa3vmjl">
         <w:r>
           <w:rPr>
             <w:rFonts w:ascii="Arial" w:cs="Arial" w:eastAsia="Arial" w:hAnsi="Arial"/>
@@ -23984,7 +23984,7 @@
             <w:pPr>
               <w:spacing w:after="20" w:before="0"/>
             </w:pPr>
-            <w:hyperlink w:history="1" r:id="rIdr9cckdcmb313m5scuqaw5">
+            <w:hyperlink w:history="1" r:id="rIdwibtrkbxy7x-z7wsdzodu">
               <w:r>
                 <w:rPr>
                   <w:rFonts w:ascii="Arial" w:cs="Arial" w:eastAsia="Arial" w:hAnsi="Arial"/>
@@ -24017,7 +24017,7 @@
               <w:spacing w:after="10" w:before="0"/>
               <w:ind w:left="120"/>
             </w:pPr>
-            <w:hyperlink w:history="1" r:id="rIdmupcvusoqucyyioydkt2p">
+            <w:hyperlink w:history="1" r:id="rIdynwdl_gui8_-qod-g9lid">
               <w:r>
                 <w:rPr>
                   <w:rFonts w:ascii="Arial" w:cs="Arial" w:eastAsia="Arial" w:hAnsi="Arial"/>
@@ -24062,7 +24062,7 @@
             <w:pPr>
               <w:spacing w:after="20" w:before="0"/>
             </w:pPr>
-            <w:hyperlink w:history="1" r:id="rIds6lql5a3w-qlp-fxczawb">
+            <w:hyperlink w:history="1" r:id="rId7h1sy7umwwy9uihah8qab">
               <w:r>
                 <w:rPr>
                   <w:rFonts w:ascii="Arial" w:cs="Arial" w:eastAsia="Arial" w:hAnsi="Arial"/>
@@ -24095,7 +24095,7 @@
               <w:spacing w:after="10" w:before="0"/>
               <w:ind w:left="120"/>
             </w:pPr>
-            <w:hyperlink w:history="1" r:id="rIdg4zmwrt2kskuqelom1fz3">
+            <w:hyperlink w:history="1" r:id="rId6dt9iuclcmf87drbntupv">
               <w:r>
                 <w:rPr>
                   <w:rFonts w:ascii="Arial" w:cs="Arial" w:eastAsia="Arial" w:hAnsi="Arial"/>
@@ -24295,7 +24295,7 @@
             <w:pPr>
               <w:spacing w:after="20" w:before="0"/>
             </w:pPr>
-            <w:hyperlink w:history="1" r:id="rIdh4p0pqlhbgtsl1hdpzubx">
+            <w:hyperlink w:history="1" r:id="rIdbj050dskds9sxaemulgly">
               <w:r>
                 <w:rPr>
                   <w:rFonts w:ascii="Arial" w:cs="Arial" w:eastAsia="Arial" w:hAnsi="Arial"/>
@@ -24328,7 +24328,7 @@
               <w:spacing w:after="10" w:before="0"/>
               <w:ind w:left="120"/>
             </w:pPr>
-            <w:hyperlink w:history="1" r:id="rIdfefomtzjdexf0ng0o_xmv">
+            <w:hyperlink w:history="1" r:id="rIdvfkg3q8ssvc2yp7yhm8gm">
               <w:r>
                 <w:rPr>
                   <w:rFonts w:ascii="Arial" w:cs="Arial" w:eastAsia="Arial" w:hAnsi="Arial"/>
@@ -24373,7 +24373,7 @@
             <w:pPr>
               <w:spacing w:after="20" w:before="0"/>
             </w:pPr>
-            <w:hyperlink w:history="1" r:id="rIdv4llzn-5aom-jkn3cbvn0">
+            <w:hyperlink w:history="1" r:id="rIdf9f-woqkv9rlhfnc8o-ag">
               <w:r>
                 <w:rPr>
                   <w:rFonts w:ascii="Arial" w:cs="Arial" w:eastAsia="Arial" w:hAnsi="Arial"/>
@@ -24406,7 +24406,7 @@
               <w:spacing w:after="10" w:before="0"/>
               <w:ind w:left="120"/>
             </w:pPr>
-            <w:hyperlink w:history="1" r:id="rIdojsa4kiem9bcbpoxvrbqe">
+            <w:hyperlink w:history="1" r:id="rIda5-lat7awd0hswl4gjpuj">
               <w:r>
                 <w:rPr>
                   <w:rFonts w:ascii="Arial" w:cs="Arial" w:eastAsia="Arial" w:hAnsi="Arial"/>
@@ -24606,7 +24606,7 @@
             <w:pPr>
               <w:spacing w:after="20" w:before="0"/>
             </w:pPr>
-            <w:hyperlink w:history="1" r:id="rId376x501fjtxvfa_atzpaq">
+            <w:hyperlink w:history="1" r:id="rIdvx0-jde43udrj8llbexst">
               <w:r>
                 <w:rPr>
                   <w:rFonts w:ascii="Arial" w:cs="Arial" w:eastAsia="Arial" w:hAnsi="Arial"/>
@@ -24655,7 +24655,7 @@
               <w:spacing w:after="10" w:before="0"/>
               <w:ind w:left="120"/>
             </w:pPr>
-            <w:hyperlink w:history="1" r:id="rId0wwby3sarwjpbs9pxeuwa">
+            <w:hyperlink w:history="1" r:id="rIdylzy-7oead9djwnbdvcmx">
               <w:r>
                 <w:rPr>
                   <w:rFonts w:ascii="Arial" w:cs="Arial" w:eastAsia="Arial" w:hAnsi="Arial"/>
@@ -24700,7 +24700,7 @@
             <w:pPr>
               <w:spacing w:after="20" w:before="0"/>
             </w:pPr>
-            <w:hyperlink w:history="1" r:id="rIdxapwicrpcktngcv-ket3x">
+            <w:hyperlink w:history="1" r:id="rIdqqyljxektdlshvtxtzbxl">
               <w:r>
                 <w:rPr>
                   <w:rFonts w:ascii="Arial" w:cs="Arial" w:eastAsia="Arial" w:hAnsi="Arial"/>
@@ -24733,7 +24733,7 @@
               <w:spacing w:after="10" w:before="0"/>
               <w:ind w:left="120"/>
             </w:pPr>
-            <w:hyperlink w:history="1" r:id="rIdi3sbcqbf393tk34rr4vop">
+            <w:hyperlink w:history="1" r:id="rIdkcovsxfak383s5b1_agp0">
               <w:r>
                 <w:rPr>
                   <w:rFonts w:ascii="Arial" w:cs="Arial" w:eastAsia="Arial" w:hAnsi="Arial"/>
@@ -24933,7 +24933,7 @@
             <w:pPr>
               <w:spacing w:after="20" w:before="0"/>
             </w:pPr>
-            <w:hyperlink w:history="1" r:id="rIdytek8asrqh42ic8wwrnum">
+            <w:hyperlink w:history="1" r:id="rIdqlvucwasv7bgx5fwdrcgu">
               <w:r>
                 <w:rPr>
                   <w:rFonts w:ascii="Arial" w:cs="Arial" w:eastAsia="Arial" w:hAnsi="Arial"/>
@@ -24966,7 +24966,7 @@
               <w:spacing w:after="10" w:before="0"/>
               <w:ind w:left="120"/>
             </w:pPr>
-            <w:hyperlink w:history="1" r:id="rIdotamhx2_xm9rslpxdqotw">
+            <w:hyperlink w:history="1" r:id="rId_l7_i4lhvqsr8639fta2a">
               <w:r>
                 <w:rPr>
                   <w:rFonts w:ascii="Arial" w:cs="Arial" w:eastAsia="Arial" w:hAnsi="Arial"/>
@@ -25011,7 +25011,7 @@
             <w:pPr>
               <w:spacing w:after="20" w:before="0"/>
             </w:pPr>
-            <w:hyperlink w:history="1" r:id="rIdimhtpwyfxo1--q9xwki6s">
+            <w:hyperlink w:history="1" r:id="rIdplgcofmsmzuofgoxg4kum">
               <w:r>
                 <w:rPr>
                   <w:rFonts w:ascii="Arial" w:cs="Arial" w:eastAsia="Arial" w:hAnsi="Arial"/>
@@ -25044,7 +25044,7 @@
               <w:spacing w:after="10" w:before="0"/>
               <w:ind w:left="120"/>
             </w:pPr>
-            <w:hyperlink w:history="1" r:id="rIdqsqpwpjnl2dmenuzee5wm">
+            <w:hyperlink w:history="1" r:id="rIdhicpkthkuge6lh7u8mgpp">
               <w:r>
                 <w:rPr>
                   <w:rFonts w:ascii="Arial" w:cs="Arial" w:eastAsia="Arial" w:hAnsi="Arial"/>
@@ -25244,7 +25244,7 @@
             <w:pPr>
               <w:spacing w:after="20" w:before="0"/>
             </w:pPr>
-            <w:hyperlink w:history="1" r:id="rIdnc8lqlqtrliabwmqy24rt">
+            <w:hyperlink w:history="1" r:id="rId_z7a9ufpqk-at9s5ypwdr">
               <w:r>
                 <w:rPr>
                   <w:rFonts w:ascii="Arial" w:cs="Arial" w:eastAsia="Arial" w:hAnsi="Arial"/>
@@ -25277,7 +25277,7 @@
               <w:spacing w:after="10" w:before="0"/>
               <w:ind w:left="120"/>
             </w:pPr>
-            <w:hyperlink w:history="1" r:id="rIduragsj3qufv1buwjphjfu">
+            <w:hyperlink w:history="1" r:id="rIdigsu20ghu0g2s8u5lyeej">
               <w:r>
                 <w:rPr>
                   <w:rFonts w:ascii="Arial" w:cs="Arial" w:eastAsia="Arial" w:hAnsi="Arial"/>
@@ -25322,7 +25322,7 @@
             <w:pPr>
               <w:spacing w:after="20" w:before="0"/>
             </w:pPr>
-            <w:hyperlink w:history="1" r:id="rIds1aqhfij8wed7w0l_2his">
+            <w:hyperlink w:history="1" r:id="rIdltmpwqlfrk_mwtcxutmkk">
               <w:r>
                 <w:rPr>
                   <w:rFonts w:ascii="Arial" w:cs="Arial" w:eastAsia="Arial" w:hAnsi="Arial"/>
@@ -25355,7 +25355,7 @@
               <w:spacing w:after="10" w:before="0"/>
               <w:ind w:left="120"/>
             </w:pPr>
-            <w:hyperlink w:history="1" r:id="rIdyr-d4hekuputci9dhifkv">
+            <w:hyperlink w:history="1" r:id="rIdohyxvbltvvwnsd1matmtc">
               <w:r>
                 <w:rPr>
                   <w:rFonts w:ascii="Arial" w:cs="Arial" w:eastAsia="Arial" w:hAnsi="Arial"/>
@@ -25880,7 +25880,7 @@
         </w:rPr>
         <w:t xml:space="preserve">© 2026 SeaVuria and ARES. Aligned with KICD objectives. Developed by SeaVuria; technical implementation by ARES (with AI assistance from Claude). Licensed under </w:t>
       </w:r>
-      <w:hyperlink w:history="1" r:id="rIdwvpxdrwuh9clmewlw4k12">
+      <w:hyperlink w:history="1" r:id="rId6f6gjlrvjvunnbebey8fp">
         <w:r>
           <w:rPr>
             <w:rFonts w:ascii="Arial" w:cs="Arial" w:eastAsia="Arial" w:hAnsi="Arial"/>
@@ -25901,7 +25901,7 @@
         </w:rPr>
         <w:t xml:space="preserve"> (</w:t>
       </w:r>
-      <w:hyperlink w:history="1" r:id="rIdwtgmrhzabke7f-vjkqe5a">
+      <w:hyperlink w:history="1" r:id="rIdz1f3csep38rheech1jp34">
         <w:r>
           <w:rPr>
             <w:rFonts w:ascii="Arial" w:cs="Arial" w:eastAsia="Arial" w:hAnsi="Arial"/>
